--- a/Producciones.docx
+++ b/Producciones.docx
@@ -12,33 +12,97 @@
         <w:rPr>
           <w:rFonts w:ascii="Arial" w:hAnsi="Arial" w:cs="Arial"/>
         </w:rPr>
-        <w:t>&lt;Letra&gt;   ::= [a-zA-Z]</w:t>
-      </w:r>
-    </w:p>
-    <w:p>
-      <w:pPr>
-        <w:rPr>
-          <w:rFonts w:ascii="Arial" w:hAnsi="Arial" w:cs="Arial"/>
-        </w:rPr>
-      </w:pPr>
-      <w:r>
-        <w:rPr>
-          <w:rFonts w:ascii="Arial" w:hAnsi="Arial" w:cs="Arial"/>
-        </w:rPr>
-        <w:t>&lt;Digito&gt;  ::= [0-9]</w:t>
-      </w:r>
-    </w:p>
-    <w:p>
-      <w:pPr>
-        <w:rPr>
-          <w:rFonts w:ascii="Arial" w:hAnsi="Arial" w:cs="Arial"/>
-        </w:rPr>
-      </w:pPr>
-      <w:r>
-        <w:rPr>
-          <w:rFonts w:ascii="Arial" w:hAnsi="Arial" w:cs="Arial"/>
-        </w:rPr>
-        <w:t>&lt;Digito_No_Cero&gt; ::= [1-9]</w:t>
+        <w:t xml:space="preserve">&lt;Letra&gt; </w:t>
+      </w:r>
+      <w:proofErr w:type="gramStart"/>
+      <w:r>
+        <w:rPr>
+          <w:rFonts w:ascii="Arial" w:hAnsi="Arial" w:cs="Arial"/>
+        </w:rPr>
+        <w:t xml:space="preserve">  ::=</w:t>
+      </w:r>
+      <w:proofErr w:type="gramEnd"/>
+      <w:r>
+        <w:rPr>
+          <w:rFonts w:ascii="Arial" w:hAnsi="Arial" w:cs="Arial"/>
+        </w:rPr>
+        <w:t xml:space="preserve"> [a-</w:t>
+      </w:r>
+      <w:proofErr w:type="spellStart"/>
+      <w:r>
+        <w:rPr>
+          <w:rFonts w:ascii="Arial" w:hAnsi="Arial" w:cs="Arial"/>
+        </w:rPr>
+        <w:t>zA</w:t>
+      </w:r>
+      <w:proofErr w:type="spellEnd"/>
+      <w:r>
+        <w:rPr>
+          <w:rFonts w:ascii="Arial" w:hAnsi="Arial" w:cs="Arial"/>
+        </w:rPr>
+        <w:t>-Z]</w:t>
+      </w:r>
+    </w:p>
+    <w:p>
+      <w:pPr>
+        <w:rPr>
+          <w:rFonts w:ascii="Arial" w:hAnsi="Arial" w:cs="Arial"/>
+        </w:rPr>
+      </w:pPr>
+      <w:r>
+        <w:rPr>
+          <w:rFonts w:ascii="Arial" w:hAnsi="Arial" w:cs="Arial"/>
+        </w:rPr>
+        <w:t>&lt;Digito</w:t>
+      </w:r>
+      <w:proofErr w:type="gramStart"/>
+      <w:r>
+        <w:rPr>
+          <w:rFonts w:ascii="Arial" w:hAnsi="Arial" w:cs="Arial"/>
+        </w:rPr>
+        <w:t>&gt;  :</w:t>
+      </w:r>
+      <w:proofErr w:type="gramEnd"/>
+      <w:r>
+        <w:rPr>
+          <w:rFonts w:ascii="Arial" w:hAnsi="Arial" w:cs="Arial"/>
+        </w:rPr>
+        <w:t>:= [0-9]</w:t>
+      </w:r>
+    </w:p>
+    <w:p>
+      <w:pPr>
+        <w:rPr>
+          <w:rFonts w:ascii="Arial" w:hAnsi="Arial" w:cs="Arial"/>
+        </w:rPr>
+      </w:pPr>
+      <w:r>
+        <w:rPr>
+          <w:rFonts w:ascii="Arial" w:hAnsi="Arial" w:cs="Arial"/>
+        </w:rPr>
+        <w:t>&lt;</w:t>
+      </w:r>
+      <w:proofErr w:type="spellStart"/>
+      <w:r>
+        <w:rPr>
+          <w:rFonts w:ascii="Arial" w:hAnsi="Arial" w:cs="Arial"/>
+        </w:rPr>
+        <w:t>Digito_No_Cero</w:t>
+      </w:r>
+      <w:proofErr w:type="spellEnd"/>
+      <w:proofErr w:type="gramStart"/>
+      <w:r>
+        <w:rPr>
+          <w:rFonts w:ascii="Arial" w:hAnsi="Arial" w:cs="Arial"/>
+        </w:rPr>
+        <w:t>&gt; ::=</w:t>
+      </w:r>
+      <w:proofErr w:type="gramEnd"/>
+      <w:r>
+        <w:rPr>
+          <w:rFonts w:ascii="Arial" w:hAnsi="Arial" w:cs="Arial"/>
+        </w:rPr>
+        <w:t xml:space="preserve"> [1-9]</w:t>
       </w:r>
     </w:p>
     <w:p>
@@ -61,108 +125,274 @@
         <w:t>Caracter</w:t>
       </w:r>
       <w:proofErr w:type="spellEnd"/>
-      <w:r>
-        <w:rPr>
-          <w:rFonts w:ascii="Arial" w:hAnsi="Arial" w:cs="Arial"/>
-        </w:rPr>
-        <w:t xml:space="preserve">&gt; ::= </w:t>
-      </w:r>
-      <w:r>
-        <w:rPr>
-          <w:rFonts w:ascii="Arial" w:hAnsi="Arial" w:cs="Arial"/>
-        </w:rPr>
-        <w:t>&lt;Letra&gt;</w:t>
-      </w:r>
-      <w:r>
-        <w:rPr>
-          <w:rFonts w:ascii="Arial" w:hAnsi="Arial" w:cs="Arial"/>
-        </w:rPr>
-        <w:t xml:space="preserve"> | </w:t>
-      </w:r>
-      <w:r>
-        <w:rPr>
-          <w:rFonts w:ascii="Arial" w:hAnsi="Arial" w:cs="Arial"/>
-        </w:rPr>
-        <w:t xml:space="preserve">&lt;Digito&gt;  </w:t>
-      </w:r>
-    </w:p>
-    <w:p>
-      <w:pPr>
-        <w:rPr>
-          <w:rFonts w:ascii="Arial" w:hAnsi="Arial" w:cs="Arial"/>
-        </w:rPr>
-      </w:pPr>
-    </w:p>
-    <w:p>
-      <w:pPr>
-        <w:rPr>
-          <w:rFonts w:ascii="Arial" w:hAnsi="Arial" w:cs="Arial"/>
-        </w:rPr>
-      </w:pPr>
-      <w:r>
-        <w:rPr>
-          <w:rFonts w:ascii="Arial" w:hAnsi="Arial" w:cs="Arial"/>
-        </w:rPr>
-        <w:t>&lt;Id&gt; ::= &lt;Letra&gt; &lt;Caracter&gt;*</w:t>
-      </w:r>
-    </w:p>
-    <w:p>
-      <w:pPr>
-        <w:rPr>
-          <w:rFonts w:ascii="Arial" w:hAnsi="Arial" w:cs="Arial"/>
-        </w:rPr>
-      </w:pPr>
-    </w:p>
-    <w:p>
-      <w:pPr>
-        <w:rPr>
-          <w:rFonts w:ascii="Arial" w:hAnsi="Arial" w:cs="Arial"/>
-        </w:rPr>
-      </w:pPr>
-      <w:r>
-        <w:rPr>
-          <w:rFonts w:ascii="Arial" w:hAnsi="Arial" w:cs="Arial"/>
-        </w:rPr>
-        <w:t>&lt;Lit_Int&gt;   ::= &lt;Digito&gt;+</w:t>
-      </w:r>
-    </w:p>
-    <w:p>
-      <w:pPr>
-        <w:rPr>
-          <w:rFonts w:ascii="Arial" w:hAnsi="Arial" w:cs="Arial"/>
-        </w:rPr>
-      </w:pPr>
-      <w:r>
-        <w:rPr>
-          <w:rFonts w:ascii="Arial" w:hAnsi="Arial" w:cs="Arial"/>
-        </w:rPr>
-        <w:t>&lt;Parte_Entera&gt;    ::= "0" | &lt;Digito_No_Cero&gt; &lt;Digito&gt;*</w:t>
-      </w:r>
-    </w:p>
-    <w:p>
-      <w:pPr>
-        <w:rPr>
-          <w:rFonts w:ascii="Arial" w:hAnsi="Arial" w:cs="Arial"/>
-        </w:rPr>
-      </w:pPr>
-      <w:r>
-        <w:rPr>
-          <w:rFonts w:ascii="Arial" w:hAnsi="Arial" w:cs="Arial"/>
-        </w:rPr>
-        <w:t>&lt;Parte_Decimal&gt;   ::= &lt;Digito&gt;* &lt;Digito_No_Cero&gt;</w:t>
-      </w:r>
-    </w:p>
-    <w:p>
-      <w:pPr>
-        <w:rPr>
-          <w:rFonts w:ascii="Arial" w:hAnsi="Arial" w:cs="Arial"/>
-        </w:rPr>
-      </w:pPr>
-      <w:r>
-        <w:rPr>
-          <w:rFonts w:ascii="Arial" w:hAnsi="Arial" w:cs="Arial"/>
-        </w:rPr>
-        <w:t>&lt;Lit_Float&gt; ::= &lt;Parte_Entera&gt; "." &lt;Parte_Decimal&gt;</w:t>
+      <w:proofErr w:type="gramStart"/>
+      <w:r>
+        <w:rPr>
+          <w:rFonts w:ascii="Arial" w:hAnsi="Arial" w:cs="Arial"/>
+        </w:rPr>
+        <w:t>&gt; ::=</w:t>
+      </w:r>
+      <w:proofErr w:type="gramEnd"/>
+      <w:r>
+        <w:rPr>
+          <w:rFonts w:ascii="Arial" w:hAnsi="Arial" w:cs="Arial"/>
+        </w:rPr>
+        <w:t xml:space="preserve"> &lt;Letra&gt; | &lt;Digito&gt;  </w:t>
+      </w:r>
+    </w:p>
+    <w:p>
+      <w:pPr>
+        <w:rPr>
+          <w:rFonts w:ascii="Arial" w:hAnsi="Arial" w:cs="Arial"/>
+        </w:rPr>
+      </w:pPr>
+    </w:p>
+    <w:p>
+      <w:pPr>
+        <w:rPr>
+          <w:rFonts w:ascii="Arial" w:hAnsi="Arial" w:cs="Arial"/>
+        </w:rPr>
+      </w:pPr>
+      <w:r>
+        <w:rPr>
+          <w:rFonts w:ascii="Arial" w:hAnsi="Arial" w:cs="Arial"/>
+        </w:rPr>
+        <w:t>&lt;Id</w:t>
+      </w:r>
+      <w:proofErr w:type="gramStart"/>
+      <w:r>
+        <w:rPr>
+          <w:rFonts w:ascii="Arial" w:hAnsi="Arial" w:cs="Arial"/>
+        </w:rPr>
+        <w:t>&gt; ::=</w:t>
+      </w:r>
+      <w:proofErr w:type="gramEnd"/>
+      <w:r>
+        <w:rPr>
+          <w:rFonts w:ascii="Arial" w:hAnsi="Arial" w:cs="Arial"/>
+        </w:rPr>
+        <w:t xml:space="preserve"> &lt;Letra&gt; &lt;Caracter&gt;*</w:t>
+      </w:r>
+    </w:p>
+    <w:p>
+      <w:pPr>
+        <w:rPr>
+          <w:rFonts w:ascii="Arial" w:hAnsi="Arial" w:cs="Arial"/>
+        </w:rPr>
+      </w:pPr>
+    </w:p>
+    <w:p>
+      <w:pPr>
+        <w:rPr>
+          <w:rFonts w:ascii="Arial" w:hAnsi="Arial" w:cs="Arial"/>
+        </w:rPr>
+      </w:pPr>
+      <w:r>
+        <w:rPr>
+          <w:rFonts w:ascii="Arial" w:hAnsi="Arial" w:cs="Arial"/>
+        </w:rPr>
+        <w:t>&lt;</w:t>
+      </w:r>
+      <w:proofErr w:type="spellStart"/>
+      <w:r>
+        <w:rPr>
+          <w:rFonts w:ascii="Arial" w:hAnsi="Arial" w:cs="Arial"/>
+        </w:rPr>
+        <w:t>Lit_Int</w:t>
+      </w:r>
+      <w:proofErr w:type="spellEnd"/>
+      <w:r>
+        <w:rPr>
+          <w:rFonts w:ascii="Arial" w:hAnsi="Arial" w:cs="Arial"/>
+        </w:rPr>
+        <w:t xml:space="preserve">&gt; </w:t>
+      </w:r>
+      <w:proofErr w:type="gramStart"/>
+      <w:r>
+        <w:rPr>
+          <w:rFonts w:ascii="Arial" w:hAnsi="Arial" w:cs="Arial"/>
+        </w:rPr>
+        <w:t xml:space="preserve">  ::=</w:t>
+      </w:r>
+      <w:proofErr w:type="gramEnd"/>
+      <w:r>
+        <w:rPr>
+          <w:rFonts w:ascii="Arial" w:hAnsi="Arial" w:cs="Arial"/>
+        </w:rPr>
+        <w:t xml:space="preserve"> &lt;Digito&gt;+</w:t>
+      </w:r>
+    </w:p>
+    <w:p>
+      <w:pPr>
+        <w:rPr>
+          <w:rFonts w:ascii="Arial" w:hAnsi="Arial" w:cs="Arial"/>
+        </w:rPr>
+      </w:pPr>
+      <w:r>
+        <w:rPr>
+          <w:rFonts w:ascii="Arial" w:hAnsi="Arial" w:cs="Arial"/>
+        </w:rPr>
+        <w:t>&lt;</w:t>
+      </w:r>
+      <w:proofErr w:type="spellStart"/>
+      <w:r>
+        <w:rPr>
+          <w:rFonts w:ascii="Arial" w:hAnsi="Arial" w:cs="Arial"/>
+        </w:rPr>
+        <w:t>Parte_Entera</w:t>
+      </w:r>
+      <w:proofErr w:type="spellEnd"/>
+      <w:r>
+        <w:rPr>
+          <w:rFonts w:ascii="Arial" w:hAnsi="Arial" w:cs="Arial"/>
+        </w:rPr>
+        <w:t xml:space="preserve">&gt;  </w:t>
+      </w:r>
+      <w:proofErr w:type="gramStart"/>
+      <w:r>
+        <w:rPr>
+          <w:rFonts w:ascii="Arial" w:hAnsi="Arial" w:cs="Arial"/>
+        </w:rPr>
+        <w:t xml:space="preserve">  ::=</w:t>
+      </w:r>
+      <w:proofErr w:type="gramEnd"/>
+      <w:r>
+        <w:rPr>
+          <w:rFonts w:ascii="Arial" w:hAnsi="Arial" w:cs="Arial"/>
+        </w:rPr>
+        <w:t xml:space="preserve"> "0" | &lt;</w:t>
+      </w:r>
+      <w:proofErr w:type="spellStart"/>
+      <w:r>
+        <w:rPr>
+          <w:rFonts w:ascii="Arial" w:hAnsi="Arial" w:cs="Arial"/>
+        </w:rPr>
+        <w:t>Digito_No_Cero</w:t>
+      </w:r>
+      <w:proofErr w:type="spellEnd"/>
+      <w:r>
+        <w:rPr>
+          <w:rFonts w:ascii="Arial" w:hAnsi="Arial" w:cs="Arial"/>
+        </w:rPr>
+        <w:t>&gt; &lt;Digito&gt;*</w:t>
+      </w:r>
+    </w:p>
+    <w:p>
+      <w:pPr>
+        <w:rPr>
+          <w:rFonts w:ascii="Arial" w:hAnsi="Arial" w:cs="Arial"/>
+        </w:rPr>
+      </w:pPr>
+      <w:r>
+        <w:rPr>
+          <w:rFonts w:ascii="Arial" w:hAnsi="Arial" w:cs="Arial"/>
+        </w:rPr>
+        <w:t>&lt;</w:t>
+      </w:r>
+      <w:proofErr w:type="spellStart"/>
+      <w:r>
+        <w:rPr>
+          <w:rFonts w:ascii="Arial" w:hAnsi="Arial" w:cs="Arial"/>
+        </w:rPr>
+        <w:t>Parte_Decimal</w:t>
+      </w:r>
+      <w:proofErr w:type="spellEnd"/>
+      <w:r>
+        <w:rPr>
+          <w:rFonts w:ascii="Arial" w:hAnsi="Arial" w:cs="Arial"/>
+        </w:rPr>
+        <w:t xml:space="preserve">&gt; </w:t>
+      </w:r>
+      <w:proofErr w:type="gramStart"/>
+      <w:r>
+        <w:rPr>
+          <w:rFonts w:ascii="Arial" w:hAnsi="Arial" w:cs="Arial"/>
+        </w:rPr>
+        <w:t xml:space="preserve">  ::=</w:t>
+      </w:r>
+      <w:proofErr w:type="gramEnd"/>
+      <w:r>
+        <w:rPr>
+          <w:rFonts w:ascii="Arial" w:hAnsi="Arial" w:cs="Arial"/>
+        </w:rPr>
+        <w:t xml:space="preserve"> &lt;Digito&gt;* &lt;</w:t>
+      </w:r>
+      <w:proofErr w:type="spellStart"/>
+      <w:r>
+        <w:rPr>
+          <w:rFonts w:ascii="Arial" w:hAnsi="Arial" w:cs="Arial"/>
+        </w:rPr>
+        <w:t>Digito_No_Cero</w:t>
+      </w:r>
+      <w:proofErr w:type="spellEnd"/>
+      <w:r>
+        <w:rPr>
+          <w:rFonts w:ascii="Arial" w:hAnsi="Arial" w:cs="Arial"/>
+        </w:rPr>
+        <w:t>&gt;</w:t>
+      </w:r>
+    </w:p>
+    <w:p>
+      <w:pPr>
+        <w:rPr>
+          <w:rFonts w:ascii="Arial" w:hAnsi="Arial" w:cs="Arial"/>
+        </w:rPr>
+      </w:pPr>
+      <w:r>
+        <w:rPr>
+          <w:rFonts w:ascii="Arial" w:hAnsi="Arial" w:cs="Arial"/>
+        </w:rPr>
+        <w:t>&lt;</w:t>
+      </w:r>
+      <w:proofErr w:type="spellStart"/>
+      <w:r>
+        <w:rPr>
+          <w:rFonts w:ascii="Arial" w:hAnsi="Arial" w:cs="Arial"/>
+        </w:rPr>
+        <w:t>Lit_Float</w:t>
+      </w:r>
+      <w:proofErr w:type="spellEnd"/>
+      <w:proofErr w:type="gramStart"/>
+      <w:r>
+        <w:rPr>
+          <w:rFonts w:ascii="Arial" w:hAnsi="Arial" w:cs="Arial"/>
+        </w:rPr>
+        <w:t>&gt; ::=</w:t>
+      </w:r>
+      <w:proofErr w:type="gramEnd"/>
+      <w:r>
+        <w:rPr>
+          <w:rFonts w:ascii="Arial" w:hAnsi="Arial" w:cs="Arial"/>
+        </w:rPr>
+        <w:t xml:space="preserve"> &lt;</w:t>
+      </w:r>
+      <w:proofErr w:type="spellStart"/>
+      <w:r>
+        <w:rPr>
+          <w:rFonts w:ascii="Arial" w:hAnsi="Arial" w:cs="Arial"/>
+        </w:rPr>
+        <w:t>Parte_Entera</w:t>
+      </w:r>
+      <w:proofErr w:type="spellEnd"/>
+      <w:r>
+        <w:rPr>
+          <w:rFonts w:ascii="Arial" w:hAnsi="Arial" w:cs="Arial"/>
+        </w:rPr>
+        <w:t>&gt; "." &lt;</w:t>
+      </w:r>
+      <w:proofErr w:type="spellStart"/>
+      <w:r>
+        <w:rPr>
+          <w:rFonts w:ascii="Arial" w:hAnsi="Arial" w:cs="Arial"/>
+        </w:rPr>
+        <w:t>Parte_Decimal</w:t>
+      </w:r>
+      <w:proofErr w:type="spellEnd"/>
+      <w:r>
+        <w:rPr>
+          <w:rFonts w:ascii="Arial" w:hAnsi="Arial" w:cs="Arial"/>
+        </w:rPr>
+        <w:t>&gt;</w:t>
       </w:r>
     </w:p>
     <w:p>
@@ -192,11 +422,19 @@
         <w:t>Lit_Bool</w:t>
       </w:r>
       <w:proofErr w:type="spellEnd"/>
-      <w:r>
-        <w:rPr>
-          <w:rFonts w:ascii="Arial" w:hAnsi="Arial" w:cs="Arial"/>
-        </w:rPr>
-        <w:t>&gt; ::= "true" | "false"</w:t>
+      <w:proofErr w:type="gramStart"/>
+      <w:r>
+        <w:rPr>
+          <w:rFonts w:ascii="Arial" w:hAnsi="Arial" w:cs="Arial"/>
+        </w:rPr>
+        <w:t>&gt; ::=</w:t>
+      </w:r>
+      <w:proofErr w:type="gramEnd"/>
+      <w:r>
+        <w:rPr>
+          <w:rFonts w:ascii="Arial" w:hAnsi="Arial" w:cs="Arial"/>
+        </w:rPr>
+        <w:t xml:space="preserve"> "true" | "false"</w:t>
       </w:r>
     </w:p>
     <w:p>
@@ -230,7 +468,21 @@
         <w:rPr>
           <w:rFonts w:ascii="Arial" w:hAnsi="Arial" w:cs="Arial"/>
         </w:rPr>
-        <w:t>&gt;    ::= " " | "," | "." | "!" | "?" | "-" | "_"</w:t>
+        <w:t xml:space="preserve">&gt;  </w:t>
+      </w:r>
+      <w:proofErr w:type="gramStart"/>
+      <w:r>
+        <w:rPr>
+          <w:rFonts w:ascii="Arial" w:hAnsi="Arial" w:cs="Arial"/>
+        </w:rPr>
+        <w:t xml:space="preserve">  ::=</w:t>
+      </w:r>
+      <w:proofErr w:type="gramEnd"/>
+      <w:r>
+        <w:rPr>
+          <w:rFonts w:ascii="Arial" w:hAnsi="Arial" w:cs="Arial"/>
+        </w:rPr>
+        <w:t xml:space="preserve"> " " | "," | "." | "!" | "?" | "-" | "_"</w:t>
       </w:r>
     </w:p>
     <w:p>
@@ -257,212 +509,660 @@
         <w:rPr>
           <w:rFonts w:ascii="Arial" w:hAnsi="Arial" w:cs="Arial"/>
         </w:rPr>
-        <w:t>&gt;   ::= &lt;Letra&gt; | &lt;Digito&gt; | &lt;Simbolo_Valido&gt;</w:t>
-      </w:r>
-    </w:p>
-    <w:p>
-      <w:pPr>
-        <w:rPr>
-          <w:rFonts w:ascii="Arial" w:hAnsi="Arial" w:cs="Arial"/>
-          <w:lang w:val="en-US"/>
-        </w:rPr>
-      </w:pPr>
-      <w:r>
-        <w:rPr>
-          <w:rFonts w:ascii="Arial" w:hAnsi="Arial" w:cs="Arial"/>
-          <w:lang w:val="en-US"/>
-        </w:rPr>
-        <w:t>&lt;String_Caracteres&gt; ::= &lt;Caracter_String&gt; &lt;String_Caracteres&gt; | ε</w:t>
-      </w:r>
-    </w:p>
-    <w:p>
-      <w:pPr>
-        <w:rPr>
-          <w:rFonts w:ascii="Arial" w:hAnsi="Arial" w:cs="Arial"/>
-          <w:lang w:val="en-US"/>
-        </w:rPr>
-      </w:pPr>
-      <w:r>
-        <w:rPr>
-          <w:rFonts w:ascii="Arial" w:hAnsi="Arial" w:cs="Arial"/>
-          <w:lang w:val="en-US"/>
-        </w:rPr>
-        <w:t>&lt;Lit_String&gt; ::= '"' &lt;String_Caracteres&gt; '"'</w:t>
-      </w:r>
-    </w:p>
-    <w:p>
-      <w:pPr>
-        <w:rPr>
-          <w:rFonts w:ascii="Arial" w:hAnsi="Arial" w:cs="Arial"/>
-          <w:lang w:val="en-US"/>
-        </w:rPr>
-      </w:pPr>
-      <w:r>
-        <w:rPr>
-          <w:rFonts w:ascii="Arial" w:hAnsi="Arial" w:cs="Arial"/>
-          <w:lang w:val="en-US"/>
-        </w:rPr>
-        <w:t>&lt;Lit_Char&gt;   ::= "'" &lt;Caracter_String&gt; "'"</w:t>
-      </w:r>
-    </w:p>
-    <w:p>
-      <w:pPr>
-        <w:rPr>
-          <w:rFonts w:ascii="Arial" w:hAnsi="Arial" w:cs="Arial"/>
-          <w:lang w:val="en-US"/>
-        </w:rPr>
-      </w:pPr>
-    </w:p>
-    <w:p>
-      <w:pPr>
-        <w:rPr>
-          <w:rFonts w:ascii="Arial" w:hAnsi="Arial" w:cs="Arial"/>
-        </w:rPr>
-      </w:pPr>
-      <w:r>
-        <w:rPr>
-          <w:rFonts w:ascii="Arial" w:hAnsi="Arial" w:cs="Arial"/>
-        </w:rPr>
-        <w:t>&lt;Op_Suma&gt;   ::= "+"</w:t>
-      </w:r>
-    </w:p>
-    <w:p>
-      <w:pPr>
-        <w:rPr>
-          <w:rFonts w:ascii="Arial" w:hAnsi="Arial" w:cs="Arial"/>
-        </w:rPr>
-      </w:pPr>
-      <w:r>
-        <w:rPr>
-          <w:rFonts w:ascii="Arial" w:hAnsi="Arial" w:cs="Arial"/>
-        </w:rPr>
-        <w:t>&lt;Op_Resta&gt;  ::= "-"</w:t>
-      </w:r>
-    </w:p>
-    <w:p>
-      <w:pPr>
-        <w:rPr>
-          <w:rFonts w:ascii="Arial" w:hAnsi="Arial" w:cs="Arial"/>
-        </w:rPr>
-      </w:pPr>
-      <w:r>
-        <w:rPr>
-          <w:rFonts w:ascii="Arial" w:hAnsi="Arial" w:cs="Arial"/>
-        </w:rPr>
-        <w:t>&lt;Op_Mult&gt;   ::= "*"</w:t>
-      </w:r>
-    </w:p>
-    <w:p>
-      <w:pPr>
-        <w:rPr>
-          <w:rFonts w:ascii="Arial" w:hAnsi="Arial" w:cs="Arial"/>
-          <w:lang w:val="en-US"/>
-        </w:rPr>
-      </w:pPr>
-      <w:r>
-        <w:rPr>
-          <w:rFonts w:ascii="Arial" w:hAnsi="Arial" w:cs="Arial"/>
-          <w:lang w:val="en-US"/>
-        </w:rPr>
-        <w:t>&lt;Op_Div&gt;    ::= "/"</w:t>
-      </w:r>
-    </w:p>
-    <w:p>
-      <w:pPr>
-        <w:rPr>
-          <w:rFonts w:ascii="Arial" w:hAnsi="Arial" w:cs="Arial"/>
-          <w:lang w:val="en-US"/>
-        </w:rPr>
-      </w:pPr>
-      <w:r>
-        <w:rPr>
-          <w:rFonts w:ascii="Arial" w:hAnsi="Arial" w:cs="Arial"/>
-          <w:lang w:val="en-US"/>
-        </w:rPr>
-        <w:t>&lt;Op_DivEnt&gt; ::= "//"</w:t>
-      </w:r>
-    </w:p>
-    <w:p>
-      <w:pPr>
-        <w:rPr>
-          <w:rFonts w:ascii="Arial" w:hAnsi="Arial" w:cs="Arial"/>
-          <w:lang w:val="en-US"/>
-        </w:rPr>
-      </w:pPr>
-      <w:r>
-        <w:rPr>
-          <w:rFonts w:ascii="Arial" w:hAnsi="Arial" w:cs="Arial"/>
-          <w:lang w:val="en-US"/>
-        </w:rPr>
-        <w:t>&lt;Op_Mod&gt;    ::= "mod"</w:t>
-      </w:r>
-    </w:p>
-    <w:p>
-      <w:pPr>
-        <w:rPr>
-          <w:rFonts w:ascii="Arial" w:hAnsi="Arial" w:cs="Arial"/>
-          <w:lang w:val="en-US"/>
-        </w:rPr>
-      </w:pPr>
-      <w:r>
-        <w:rPr>
-          <w:rFonts w:ascii="Arial" w:hAnsi="Arial" w:cs="Arial"/>
-          <w:lang w:val="en-US"/>
-        </w:rPr>
-        <w:t>&lt;Op_Pot&gt;    ::= "pot"</w:t>
-      </w:r>
-    </w:p>
-    <w:p>
-      <w:pPr>
-        <w:rPr>
-          <w:rFonts w:ascii="Arial" w:hAnsi="Arial" w:cs="Arial"/>
-          <w:lang w:val="en-US"/>
-        </w:rPr>
-      </w:pPr>
-    </w:p>
-    <w:p>
-      <w:pPr>
-        <w:rPr>
-          <w:rFonts w:ascii="Arial" w:hAnsi="Arial" w:cs="Arial"/>
-          <w:lang w:val="en-US"/>
-        </w:rPr>
-      </w:pPr>
-      <w:r>
-        <w:rPr>
-          <w:rFonts w:ascii="Arial" w:hAnsi="Arial" w:cs="Arial"/>
-          <w:lang w:val="en-US"/>
-        </w:rPr>
-        <w:t>&lt;Op_Neg&gt; ::= "-"</w:t>
-      </w:r>
-    </w:p>
-    <w:p>
-      <w:pPr>
-        <w:rPr>
-          <w:rFonts w:ascii="Arial" w:hAnsi="Arial" w:cs="Arial"/>
-          <w:lang w:val="en-US"/>
-        </w:rPr>
-      </w:pPr>
-      <w:r>
-        <w:rPr>
-          <w:rFonts w:ascii="Arial" w:hAnsi="Arial" w:cs="Arial"/>
-          <w:lang w:val="en-US"/>
-        </w:rPr>
-        <w:t>&lt;Op_Inc&gt; ::= "++"</w:t>
-      </w:r>
-    </w:p>
-    <w:p>
-      <w:pPr>
-        <w:rPr>
-          <w:rFonts w:ascii="Arial" w:hAnsi="Arial" w:cs="Arial"/>
-          <w:lang w:val="en-US"/>
-        </w:rPr>
-      </w:pPr>
-      <w:r>
-        <w:rPr>
-          <w:rFonts w:ascii="Arial" w:hAnsi="Arial" w:cs="Arial"/>
-          <w:lang w:val="en-US"/>
-        </w:rPr>
-        <w:t>&lt;Op_Dec&gt; ::= "--"</w:t>
+        <w:t xml:space="preserve">&gt; </w:t>
+      </w:r>
+      <w:proofErr w:type="gramStart"/>
+      <w:r>
+        <w:rPr>
+          <w:rFonts w:ascii="Arial" w:hAnsi="Arial" w:cs="Arial"/>
+        </w:rPr>
+        <w:t xml:space="preserve">  ::=</w:t>
+      </w:r>
+      <w:proofErr w:type="gramEnd"/>
+      <w:r>
+        <w:rPr>
+          <w:rFonts w:ascii="Arial" w:hAnsi="Arial" w:cs="Arial"/>
+        </w:rPr>
+        <w:t xml:space="preserve"> &lt;Letra&gt; | &lt;Digito&gt; | &lt;</w:t>
+      </w:r>
+      <w:proofErr w:type="spellStart"/>
+      <w:r>
+        <w:rPr>
+          <w:rFonts w:ascii="Arial" w:hAnsi="Arial" w:cs="Arial"/>
+        </w:rPr>
+        <w:t>Simbolo_Valido</w:t>
+      </w:r>
+      <w:proofErr w:type="spellEnd"/>
+      <w:r>
+        <w:rPr>
+          <w:rFonts w:ascii="Arial" w:hAnsi="Arial" w:cs="Arial"/>
+        </w:rPr>
+        <w:t>&gt;</w:t>
+      </w:r>
+    </w:p>
+    <w:p>
+      <w:pPr>
+        <w:rPr>
+          <w:rFonts w:ascii="Arial" w:hAnsi="Arial" w:cs="Arial"/>
+          <w:lang w:val="en-US"/>
+        </w:rPr>
+      </w:pPr>
+      <w:r>
+        <w:rPr>
+          <w:rFonts w:ascii="Arial" w:hAnsi="Arial" w:cs="Arial"/>
+          <w:lang w:val="en-US"/>
+        </w:rPr>
+        <w:t>&lt;</w:t>
+      </w:r>
+      <w:proofErr w:type="spellStart"/>
+      <w:r>
+        <w:rPr>
+          <w:rFonts w:ascii="Arial" w:hAnsi="Arial" w:cs="Arial"/>
+          <w:lang w:val="en-US"/>
+        </w:rPr>
+        <w:t>String_Caracteres</w:t>
+      </w:r>
+      <w:proofErr w:type="spellEnd"/>
+      <w:proofErr w:type="gramStart"/>
+      <w:r>
+        <w:rPr>
+          <w:rFonts w:ascii="Arial" w:hAnsi="Arial" w:cs="Arial"/>
+          <w:lang w:val="en-US"/>
+        </w:rPr>
+        <w:t>&gt; ::=</w:t>
+      </w:r>
+      <w:proofErr w:type="gramEnd"/>
+      <w:r>
+        <w:rPr>
+          <w:rFonts w:ascii="Arial" w:hAnsi="Arial" w:cs="Arial"/>
+          <w:lang w:val="en-US"/>
+        </w:rPr>
+        <w:t xml:space="preserve"> &lt;</w:t>
+      </w:r>
+      <w:proofErr w:type="spellStart"/>
+      <w:r>
+        <w:rPr>
+          <w:rFonts w:ascii="Arial" w:hAnsi="Arial" w:cs="Arial"/>
+          <w:lang w:val="en-US"/>
+        </w:rPr>
+        <w:t>Caracter_String</w:t>
+      </w:r>
+      <w:proofErr w:type="spellEnd"/>
+      <w:r>
+        <w:rPr>
+          <w:rFonts w:ascii="Arial" w:hAnsi="Arial" w:cs="Arial"/>
+          <w:lang w:val="en-US"/>
+        </w:rPr>
+        <w:t>&gt; &lt;</w:t>
+      </w:r>
+      <w:proofErr w:type="spellStart"/>
+      <w:r>
+        <w:rPr>
+          <w:rFonts w:ascii="Arial" w:hAnsi="Arial" w:cs="Arial"/>
+          <w:lang w:val="en-US"/>
+        </w:rPr>
+        <w:t>String_Caracteres</w:t>
+      </w:r>
+      <w:proofErr w:type="spellEnd"/>
+      <w:r>
+        <w:rPr>
+          <w:rFonts w:ascii="Arial" w:hAnsi="Arial" w:cs="Arial"/>
+          <w:lang w:val="en-US"/>
+        </w:rPr>
+        <w:t>&gt; | ε</w:t>
+      </w:r>
+    </w:p>
+    <w:p>
+      <w:pPr>
+        <w:rPr>
+          <w:rFonts w:ascii="Arial" w:hAnsi="Arial" w:cs="Arial"/>
+          <w:lang w:val="en-US"/>
+        </w:rPr>
+      </w:pPr>
+      <w:r>
+        <w:rPr>
+          <w:rFonts w:ascii="Arial" w:hAnsi="Arial" w:cs="Arial"/>
+          <w:lang w:val="en-US"/>
+        </w:rPr>
+        <w:t>&lt;</w:t>
+      </w:r>
+      <w:proofErr w:type="spellStart"/>
+      <w:r>
+        <w:rPr>
+          <w:rFonts w:ascii="Arial" w:hAnsi="Arial" w:cs="Arial"/>
+          <w:lang w:val="en-US"/>
+        </w:rPr>
+        <w:t>Lit_String</w:t>
+      </w:r>
+      <w:proofErr w:type="spellEnd"/>
+      <w:proofErr w:type="gramStart"/>
+      <w:r>
+        <w:rPr>
+          <w:rFonts w:ascii="Arial" w:hAnsi="Arial" w:cs="Arial"/>
+          <w:lang w:val="en-US"/>
+        </w:rPr>
+        <w:t>&gt; ::=</w:t>
+      </w:r>
+      <w:proofErr w:type="gramEnd"/>
+      <w:r>
+        <w:rPr>
+          <w:rFonts w:ascii="Arial" w:hAnsi="Arial" w:cs="Arial"/>
+          <w:lang w:val="en-US"/>
+        </w:rPr>
+        <w:t xml:space="preserve"> '"' &lt;</w:t>
+      </w:r>
+      <w:proofErr w:type="spellStart"/>
+      <w:r>
+        <w:rPr>
+          <w:rFonts w:ascii="Arial" w:hAnsi="Arial" w:cs="Arial"/>
+          <w:lang w:val="en-US"/>
+        </w:rPr>
+        <w:t>String_Caracteres</w:t>
+      </w:r>
+      <w:proofErr w:type="spellEnd"/>
+      <w:r>
+        <w:rPr>
+          <w:rFonts w:ascii="Arial" w:hAnsi="Arial" w:cs="Arial"/>
+          <w:lang w:val="en-US"/>
+        </w:rPr>
+        <w:t>&gt; '"'</w:t>
+      </w:r>
+    </w:p>
+    <w:p>
+      <w:pPr>
+        <w:rPr>
+          <w:rFonts w:ascii="Arial" w:hAnsi="Arial" w:cs="Arial"/>
+          <w:lang w:val="en-US"/>
+        </w:rPr>
+      </w:pPr>
+      <w:r>
+        <w:rPr>
+          <w:rFonts w:ascii="Arial" w:hAnsi="Arial" w:cs="Arial"/>
+          <w:lang w:val="en-US"/>
+        </w:rPr>
+        <w:t>&lt;</w:t>
+      </w:r>
+      <w:proofErr w:type="spellStart"/>
+      <w:r>
+        <w:rPr>
+          <w:rFonts w:ascii="Arial" w:hAnsi="Arial" w:cs="Arial"/>
+          <w:lang w:val="en-US"/>
+        </w:rPr>
+        <w:t>Lit_Char</w:t>
+      </w:r>
+      <w:proofErr w:type="spellEnd"/>
+      <w:r>
+        <w:rPr>
+          <w:rFonts w:ascii="Arial" w:hAnsi="Arial" w:cs="Arial"/>
+          <w:lang w:val="en-US"/>
+        </w:rPr>
+        <w:t xml:space="preserve">&gt; </w:t>
+      </w:r>
+      <w:proofErr w:type="gramStart"/>
+      <w:r>
+        <w:rPr>
+          <w:rFonts w:ascii="Arial" w:hAnsi="Arial" w:cs="Arial"/>
+          <w:lang w:val="en-US"/>
+        </w:rPr>
+        <w:t xml:space="preserve">  ::=</w:t>
+      </w:r>
+      <w:proofErr w:type="gramEnd"/>
+      <w:r>
+        <w:rPr>
+          <w:rFonts w:ascii="Arial" w:hAnsi="Arial" w:cs="Arial"/>
+          <w:lang w:val="en-US"/>
+        </w:rPr>
+        <w:t xml:space="preserve"> "'" &lt;</w:t>
+      </w:r>
+      <w:proofErr w:type="spellStart"/>
+      <w:r>
+        <w:rPr>
+          <w:rFonts w:ascii="Arial" w:hAnsi="Arial" w:cs="Arial"/>
+          <w:lang w:val="en-US"/>
+        </w:rPr>
+        <w:t>Caracter_String</w:t>
+      </w:r>
+      <w:proofErr w:type="spellEnd"/>
+      <w:r>
+        <w:rPr>
+          <w:rFonts w:ascii="Arial" w:hAnsi="Arial" w:cs="Arial"/>
+          <w:lang w:val="en-US"/>
+        </w:rPr>
+        <w:t>&gt; "'"</w:t>
+      </w:r>
+    </w:p>
+    <w:p>
+      <w:pPr>
+        <w:rPr>
+          <w:rFonts w:ascii="Arial" w:hAnsi="Arial" w:cs="Arial"/>
+          <w:lang w:val="en-US"/>
+        </w:rPr>
+      </w:pPr>
+    </w:p>
+    <w:p>
+      <w:pPr>
+        <w:rPr>
+          <w:rFonts w:ascii="Arial" w:hAnsi="Arial" w:cs="Arial"/>
+        </w:rPr>
+      </w:pPr>
+      <w:r>
+        <w:rPr>
+          <w:rFonts w:ascii="Arial" w:hAnsi="Arial" w:cs="Arial"/>
+        </w:rPr>
+        <w:t>&lt;</w:t>
+      </w:r>
+      <w:proofErr w:type="spellStart"/>
+      <w:r>
+        <w:rPr>
+          <w:rFonts w:ascii="Arial" w:hAnsi="Arial" w:cs="Arial"/>
+        </w:rPr>
+        <w:t>Op_Suma</w:t>
+      </w:r>
+      <w:proofErr w:type="spellEnd"/>
+      <w:r>
+        <w:rPr>
+          <w:rFonts w:ascii="Arial" w:hAnsi="Arial" w:cs="Arial"/>
+        </w:rPr>
+        <w:t xml:space="preserve">&gt; </w:t>
+      </w:r>
+      <w:proofErr w:type="gramStart"/>
+      <w:r>
+        <w:rPr>
+          <w:rFonts w:ascii="Arial" w:hAnsi="Arial" w:cs="Arial"/>
+        </w:rPr>
+        <w:t xml:space="preserve">  ::=</w:t>
+      </w:r>
+      <w:proofErr w:type="gramEnd"/>
+      <w:r>
+        <w:rPr>
+          <w:rFonts w:ascii="Arial" w:hAnsi="Arial" w:cs="Arial"/>
+        </w:rPr>
+        <w:t xml:space="preserve"> "+"</w:t>
+      </w:r>
+    </w:p>
+    <w:p>
+      <w:pPr>
+        <w:rPr>
+          <w:rFonts w:ascii="Arial" w:hAnsi="Arial" w:cs="Arial"/>
+        </w:rPr>
+      </w:pPr>
+      <w:r>
+        <w:rPr>
+          <w:rFonts w:ascii="Arial" w:hAnsi="Arial" w:cs="Arial"/>
+        </w:rPr>
+        <w:t>&lt;</w:t>
+      </w:r>
+      <w:proofErr w:type="spellStart"/>
+      <w:r>
+        <w:rPr>
+          <w:rFonts w:ascii="Arial" w:hAnsi="Arial" w:cs="Arial"/>
+        </w:rPr>
+        <w:t>Op_Resta</w:t>
+      </w:r>
+      <w:proofErr w:type="spellEnd"/>
+      <w:proofErr w:type="gramStart"/>
+      <w:r>
+        <w:rPr>
+          <w:rFonts w:ascii="Arial" w:hAnsi="Arial" w:cs="Arial"/>
+        </w:rPr>
+        <w:t>&gt;  :</w:t>
+      </w:r>
+      <w:proofErr w:type="gramEnd"/>
+      <w:r>
+        <w:rPr>
+          <w:rFonts w:ascii="Arial" w:hAnsi="Arial" w:cs="Arial"/>
+        </w:rPr>
+        <w:t>:= "-"</w:t>
+      </w:r>
+    </w:p>
+    <w:p>
+      <w:pPr>
+        <w:rPr>
+          <w:rFonts w:ascii="Arial" w:hAnsi="Arial" w:cs="Arial"/>
+        </w:rPr>
+      </w:pPr>
+      <w:r>
+        <w:rPr>
+          <w:rFonts w:ascii="Arial" w:hAnsi="Arial" w:cs="Arial"/>
+        </w:rPr>
+        <w:t>&lt;</w:t>
+      </w:r>
+      <w:proofErr w:type="spellStart"/>
+      <w:r>
+        <w:rPr>
+          <w:rFonts w:ascii="Arial" w:hAnsi="Arial" w:cs="Arial"/>
+        </w:rPr>
+        <w:t>Op_Mult</w:t>
+      </w:r>
+      <w:proofErr w:type="spellEnd"/>
+      <w:r>
+        <w:rPr>
+          <w:rFonts w:ascii="Arial" w:hAnsi="Arial" w:cs="Arial"/>
+        </w:rPr>
+        <w:t xml:space="preserve">&gt; </w:t>
+      </w:r>
+      <w:proofErr w:type="gramStart"/>
+      <w:r>
+        <w:rPr>
+          <w:rFonts w:ascii="Arial" w:hAnsi="Arial" w:cs="Arial"/>
+        </w:rPr>
+        <w:t xml:space="preserve">  ::=</w:t>
+      </w:r>
+      <w:proofErr w:type="gramEnd"/>
+      <w:r>
+        <w:rPr>
+          <w:rFonts w:ascii="Arial" w:hAnsi="Arial" w:cs="Arial"/>
+        </w:rPr>
+        <w:t xml:space="preserve"> "*"</w:t>
+      </w:r>
+    </w:p>
+    <w:p>
+      <w:pPr>
+        <w:rPr>
+          <w:rFonts w:ascii="Arial" w:hAnsi="Arial" w:cs="Arial"/>
+          <w:lang w:val="en-US"/>
+        </w:rPr>
+      </w:pPr>
+      <w:r>
+        <w:rPr>
+          <w:rFonts w:ascii="Arial" w:hAnsi="Arial" w:cs="Arial"/>
+          <w:lang w:val="en-US"/>
+        </w:rPr>
+        <w:t>&lt;</w:t>
+      </w:r>
+      <w:proofErr w:type="spellStart"/>
+      <w:r>
+        <w:rPr>
+          <w:rFonts w:ascii="Arial" w:hAnsi="Arial" w:cs="Arial"/>
+          <w:lang w:val="en-US"/>
+        </w:rPr>
+        <w:t>Op_Div</w:t>
+      </w:r>
+      <w:proofErr w:type="spellEnd"/>
+      <w:r>
+        <w:rPr>
+          <w:rFonts w:ascii="Arial" w:hAnsi="Arial" w:cs="Arial"/>
+          <w:lang w:val="en-US"/>
+        </w:rPr>
+        <w:t xml:space="preserve">&gt;  </w:t>
+      </w:r>
+      <w:proofErr w:type="gramStart"/>
+      <w:r>
+        <w:rPr>
+          <w:rFonts w:ascii="Arial" w:hAnsi="Arial" w:cs="Arial"/>
+          <w:lang w:val="en-US"/>
+        </w:rPr>
+        <w:t xml:space="preserve">  ::=</w:t>
+      </w:r>
+      <w:proofErr w:type="gramEnd"/>
+      <w:r>
+        <w:rPr>
+          <w:rFonts w:ascii="Arial" w:hAnsi="Arial" w:cs="Arial"/>
+          <w:lang w:val="en-US"/>
+        </w:rPr>
+        <w:t xml:space="preserve"> "/"</w:t>
+      </w:r>
+    </w:p>
+    <w:p>
+      <w:pPr>
+        <w:rPr>
+          <w:rFonts w:ascii="Arial" w:hAnsi="Arial" w:cs="Arial"/>
+          <w:lang w:val="en-US"/>
+        </w:rPr>
+      </w:pPr>
+      <w:r>
+        <w:rPr>
+          <w:rFonts w:ascii="Arial" w:hAnsi="Arial" w:cs="Arial"/>
+          <w:lang w:val="en-US"/>
+        </w:rPr>
+        <w:t>&lt;</w:t>
+      </w:r>
+      <w:proofErr w:type="spellStart"/>
+      <w:r>
+        <w:rPr>
+          <w:rFonts w:ascii="Arial" w:hAnsi="Arial" w:cs="Arial"/>
+          <w:lang w:val="en-US"/>
+        </w:rPr>
+        <w:t>Op_DivEnt</w:t>
+      </w:r>
+      <w:proofErr w:type="spellEnd"/>
+      <w:proofErr w:type="gramStart"/>
+      <w:r>
+        <w:rPr>
+          <w:rFonts w:ascii="Arial" w:hAnsi="Arial" w:cs="Arial"/>
+          <w:lang w:val="en-US"/>
+        </w:rPr>
+        <w:t>&gt; ::=</w:t>
+      </w:r>
+      <w:proofErr w:type="gramEnd"/>
+      <w:r>
+        <w:rPr>
+          <w:rFonts w:ascii="Arial" w:hAnsi="Arial" w:cs="Arial"/>
+          <w:lang w:val="en-US"/>
+        </w:rPr>
+        <w:t xml:space="preserve"> "//"</w:t>
+      </w:r>
+    </w:p>
+    <w:p>
+      <w:pPr>
+        <w:rPr>
+          <w:rFonts w:ascii="Arial" w:hAnsi="Arial" w:cs="Arial"/>
+          <w:lang w:val="en-US"/>
+        </w:rPr>
+      </w:pPr>
+      <w:r>
+        <w:rPr>
+          <w:rFonts w:ascii="Arial" w:hAnsi="Arial" w:cs="Arial"/>
+          <w:lang w:val="en-US"/>
+        </w:rPr>
+        <w:t>&lt;</w:t>
+      </w:r>
+      <w:proofErr w:type="spellStart"/>
+      <w:r>
+        <w:rPr>
+          <w:rFonts w:ascii="Arial" w:hAnsi="Arial" w:cs="Arial"/>
+          <w:lang w:val="en-US"/>
+        </w:rPr>
+        <w:t>Op_Mod</w:t>
+      </w:r>
+      <w:proofErr w:type="spellEnd"/>
+      <w:r>
+        <w:rPr>
+          <w:rFonts w:ascii="Arial" w:hAnsi="Arial" w:cs="Arial"/>
+          <w:lang w:val="en-US"/>
+        </w:rPr>
+        <w:t xml:space="preserve">&gt;  </w:t>
+      </w:r>
+      <w:proofErr w:type="gramStart"/>
+      <w:r>
+        <w:rPr>
+          <w:rFonts w:ascii="Arial" w:hAnsi="Arial" w:cs="Arial"/>
+          <w:lang w:val="en-US"/>
+        </w:rPr>
+        <w:t xml:space="preserve">  ::=</w:t>
+      </w:r>
+      <w:proofErr w:type="gramEnd"/>
+      <w:r>
+        <w:rPr>
+          <w:rFonts w:ascii="Arial" w:hAnsi="Arial" w:cs="Arial"/>
+          <w:lang w:val="en-US"/>
+        </w:rPr>
+        <w:t xml:space="preserve"> "mod"</w:t>
+      </w:r>
+    </w:p>
+    <w:p>
+      <w:pPr>
+        <w:rPr>
+          <w:rFonts w:ascii="Arial" w:hAnsi="Arial" w:cs="Arial"/>
+          <w:lang w:val="en-US"/>
+        </w:rPr>
+      </w:pPr>
+      <w:r>
+        <w:rPr>
+          <w:rFonts w:ascii="Arial" w:hAnsi="Arial" w:cs="Arial"/>
+          <w:lang w:val="en-US"/>
+        </w:rPr>
+        <w:t>&lt;</w:t>
+      </w:r>
+      <w:proofErr w:type="spellStart"/>
+      <w:r>
+        <w:rPr>
+          <w:rFonts w:ascii="Arial" w:hAnsi="Arial" w:cs="Arial"/>
+          <w:lang w:val="en-US"/>
+        </w:rPr>
+        <w:t>Op_Pot</w:t>
+      </w:r>
+      <w:proofErr w:type="spellEnd"/>
+      <w:r>
+        <w:rPr>
+          <w:rFonts w:ascii="Arial" w:hAnsi="Arial" w:cs="Arial"/>
+          <w:lang w:val="en-US"/>
+        </w:rPr>
+        <w:t xml:space="preserve">&gt;  </w:t>
+      </w:r>
+      <w:proofErr w:type="gramStart"/>
+      <w:r>
+        <w:rPr>
+          <w:rFonts w:ascii="Arial" w:hAnsi="Arial" w:cs="Arial"/>
+          <w:lang w:val="en-US"/>
+        </w:rPr>
+        <w:t xml:space="preserve">  ::=</w:t>
+      </w:r>
+      <w:proofErr w:type="gramEnd"/>
+      <w:r>
+        <w:rPr>
+          <w:rFonts w:ascii="Arial" w:hAnsi="Arial" w:cs="Arial"/>
+          <w:lang w:val="en-US"/>
+        </w:rPr>
+        <w:t xml:space="preserve"> "pot"</w:t>
+      </w:r>
+    </w:p>
+    <w:p>
+      <w:pPr>
+        <w:rPr>
+          <w:rFonts w:ascii="Arial" w:hAnsi="Arial" w:cs="Arial"/>
+          <w:lang w:val="en-US"/>
+        </w:rPr>
+      </w:pPr>
+    </w:p>
+    <w:p>
+      <w:pPr>
+        <w:rPr>
+          <w:rFonts w:ascii="Arial" w:hAnsi="Arial" w:cs="Arial"/>
+          <w:lang w:val="en-US"/>
+        </w:rPr>
+      </w:pPr>
+      <w:r>
+        <w:rPr>
+          <w:rFonts w:ascii="Arial" w:hAnsi="Arial" w:cs="Arial"/>
+          <w:lang w:val="en-US"/>
+        </w:rPr>
+        <w:t>&lt;</w:t>
+      </w:r>
+      <w:proofErr w:type="spellStart"/>
+      <w:r>
+        <w:rPr>
+          <w:rFonts w:ascii="Arial" w:hAnsi="Arial" w:cs="Arial"/>
+          <w:lang w:val="en-US"/>
+        </w:rPr>
+        <w:t>Op_Neg</w:t>
+      </w:r>
+      <w:proofErr w:type="spellEnd"/>
+      <w:proofErr w:type="gramStart"/>
+      <w:r>
+        <w:rPr>
+          <w:rFonts w:ascii="Arial" w:hAnsi="Arial" w:cs="Arial"/>
+          <w:lang w:val="en-US"/>
+        </w:rPr>
+        <w:t>&gt; ::=</w:t>
+      </w:r>
+      <w:proofErr w:type="gramEnd"/>
+      <w:r>
+        <w:rPr>
+          <w:rFonts w:ascii="Arial" w:hAnsi="Arial" w:cs="Arial"/>
+          <w:lang w:val="en-US"/>
+        </w:rPr>
+        <w:t xml:space="preserve"> "-"</w:t>
+      </w:r>
+    </w:p>
+    <w:p>
+      <w:pPr>
+        <w:rPr>
+          <w:rFonts w:ascii="Arial" w:hAnsi="Arial" w:cs="Arial"/>
+          <w:lang w:val="en-US"/>
+        </w:rPr>
+      </w:pPr>
+      <w:r>
+        <w:rPr>
+          <w:rFonts w:ascii="Arial" w:hAnsi="Arial" w:cs="Arial"/>
+          <w:lang w:val="en-US"/>
+        </w:rPr>
+        <w:t>&lt;</w:t>
+      </w:r>
+      <w:proofErr w:type="spellStart"/>
+      <w:r>
+        <w:rPr>
+          <w:rFonts w:ascii="Arial" w:hAnsi="Arial" w:cs="Arial"/>
+          <w:lang w:val="en-US"/>
+        </w:rPr>
+        <w:t>Op_Inc</w:t>
+      </w:r>
+      <w:proofErr w:type="spellEnd"/>
+      <w:proofErr w:type="gramStart"/>
+      <w:r>
+        <w:rPr>
+          <w:rFonts w:ascii="Arial" w:hAnsi="Arial" w:cs="Arial"/>
+          <w:lang w:val="en-US"/>
+        </w:rPr>
+        <w:t>&gt; ::=</w:t>
+      </w:r>
+      <w:proofErr w:type="gramEnd"/>
+      <w:r>
+        <w:rPr>
+          <w:rFonts w:ascii="Arial" w:hAnsi="Arial" w:cs="Arial"/>
+          <w:lang w:val="en-US"/>
+        </w:rPr>
+        <w:t xml:space="preserve"> "++"</w:t>
+      </w:r>
+    </w:p>
+    <w:p>
+      <w:pPr>
+        <w:rPr>
+          <w:rFonts w:ascii="Arial" w:hAnsi="Arial" w:cs="Arial"/>
+          <w:lang w:val="en-US"/>
+        </w:rPr>
+      </w:pPr>
+      <w:r>
+        <w:rPr>
+          <w:rFonts w:ascii="Arial" w:hAnsi="Arial" w:cs="Arial"/>
+          <w:lang w:val="en-US"/>
+        </w:rPr>
+        <w:t>&lt;</w:t>
+      </w:r>
+      <w:proofErr w:type="spellStart"/>
+      <w:r>
+        <w:rPr>
+          <w:rFonts w:ascii="Arial" w:hAnsi="Arial" w:cs="Arial"/>
+          <w:lang w:val="en-US"/>
+        </w:rPr>
+        <w:t>Op_Dec</w:t>
+      </w:r>
+      <w:proofErr w:type="spellEnd"/>
+      <w:proofErr w:type="gramStart"/>
+      <w:r>
+        <w:rPr>
+          <w:rFonts w:ascii="Arial" w:hAnsi="Arial" w:cs="Arial"/>
+          <w:lang w:val="en-US"/>
+        </w:rPr>
+        <w:t>&gt; ::=</w:t>
+      </w:r>
+      <w:proofErr w:type="gramEnd"/>
+      <w:r>
+        <w:rPr>
+          <w:rFonts w:ascii="Arial" w:hAnsi="Arial" w:cs="Arial"/>
+          <w:lang w:val="en-US"/>
+        </w:rPr>
+        <w:t xml:space="preserve"> "--"</w:t>
       </w:r>
     </w:p>
     <w:p>
@@ -501,7 +1201,23 @@
           <w:rFonts w:ascii="Arial" w:hAnsi="Arial" w:cs="Arial"/>
           <w:lang w:val="en-US"/>
         </w:rPr>
-        <w:t>&gt;    ::= "&lt;"</w:t>
+        <w:t xml:space="preserve">&gt;  </w:t>
+      </w:r>
+      <w:proofErr w:type="gramStart"/>
+      <w:r>
+        <w:rPr>
+          <w:rFonts w:ascii="Arial" w:hAnsi="Arial" w:cs="Arial"/>
+          <w:lang w:val="en-US"/>
+        </w:rPr>
+        <w:t xml:space="preserve">  ::=</w:t>
+      </w:r>
+      <w:proofErr w:type="gramEnd"/>
+      <w:r>
+        <w:rPr>
+          <w:rFonts w:ascii="Arial" w:hAnsi="Arial" w:cs="Arial"/>
+          <w:lang w:val="en-US"/>
+        </w:rPr>
+        <w:t xml:space="preserve"> "&lt;"</w:t>
       </w:r>
     </w:p>
     <w:p>
@@ -527,12 +1243,21 @@
         <w:t>Op_Menor_Ig</w:t>
       </w:r>
       <w:proofErr w:type="spellEnd"/>
-      <w:r>
-        <w:rPr>
-          <w:rFonts w:ascii="Arial" w:hAnsi="Arial" w:cs="Arial"/>
-          <w:lang w:val="en-US"/>
-        </w:rPr>
-        <w:t>&gt; ::= "&lt;="</w:t>
+      <w:proofErr w:type="gramStart"/>
+      <w:r>
+        <w:rPr>
+          <w:rFonts w:ascii="Arial" w:hAnsi="Arial" w:cs="Arial"/>
+          <w:lang w:val="en-US"/>
+        </w:rPr>
+        <w:t>&gt; ::=</w:t>
+      </w:r>
+      <w:proofErr w:type="gramEnd"/>
+      <w:r>
+        <w:rPr>
+          <w:rFonts w:ascii="Arial" w:hAnsi="Arial" w:cs="Arial"/>
+          <w:lang w:val="en-US"/>
+        </w:rPr>
+        <w:t xml:space="preserve"> "&lt;="</w:t>
       </w:r>
     </w:p>
     <w:p>
@@ -563,126 +1288,344 @@
           <w:rFonts w:ascii="Arial" w:hAnsi="Arial" w:cs="Arial"/>
           <w:lang w:val="en-US"/>
         </w:rPr>
-        <w:t>&gt;    ::= "&gt;"</w:t>
-      </w:r>
-    </w:p>
-    <w:p>
-      <w:pPr>
-        <w:rPr>
-          <w:rFonts w:ascii="Arial" w:hAnsi="Arial" w:cs="Arial"/>
-          <w:lang w:val="en-US"/>
-        </w:rPr>
-      </w:pPr>
-      <w:r>
-        <w:rPr>
-          <w:rFonts w:ascii="Arial" w:hAnsi="Arial" w:cs="Arial"/>
-          <w:lang w:val="en-US"/>
-        </w:rPr>
-        <w:t>&lt;Op_Mayor_Ig&gt; ::= "&gt;="</w:t>
-      </w:r>
-    </w:p>
-    <w:p>
-      <w:pPr>
-        <w:rPr>
-          <w:rFonts w:ascii="Arial" w:hAnsi="Arial" w:cs="Arial"/>
-          <w:lang w:val="en-US"/>
-        </w:rPr>
-      </w:pPr>
-      <w:r>
-        <w:rPr>
-          <w:rFonts w:ascii="Arial" w:hAnsi="Arial" w:cs="Arial"/>
-          <w:lang w:val="en-US"/>
-        </w:rPr>
-        <w:t>&lt;Op_Igual&gt;    ::= "=="</w:t>
-      </w:r>
-    </w:p>
-    <w:p>
-      <w:pPr>
-        <w:rPr>
-          <w:rFonts w:ascii="Arial" w:hAnsi="Arial" w:cs="Arial"/>
-          <w:lang w:val="en-US"/>
-        </w:rPr>
-      </w:pPr>
-      <w:r>
-        <w:rPr>
-          <w:rFonts w:ascii="Arial" w:hAnsi="Arial" w:cs="Arial"/>
-          <w:lang w:val="en-US"/>
-        </w:rPr>
-        <w:t>&lt;Op_Dif&gt;      ::= "!="</w:t>
-      </w:r>
-    </w:p>
-    <w:p>
-      <w:pPr>
-        <w:rPr>
-          <w:rFonts w:ascii="Arial" w:hAnsi="Arial" w:cs="Arial"/>
-          <w:lang w:val="en-US"/>
-        </w:rPr>
-      </w:pPr>
-    </w:p>
-    <w:p>
-      <w:pPr>
-        <w:rPr>
-          <w:rFonts w:ascii="Arial" w:hAnsi="Arial" w:cs="Arial"/>
-          <w:lang w:val="en-US"/>
-        </w:rPr>
-      </w:pPr>
-      <w:r>
-        <w:rPr>
-          <w:rFonts w:ascii="Arial" w:hAnsi="Arial" w:cs="Arial"/>
-          <w:lang w:val="en-US"/>
-        </w:rPr>
-        <w:t>&lt;Op_And&gt; ::= "λ"</w:t>
-      </w:r>
-    </w:p>
-    <w:p>
-      <w:pPr>
-        <w:rPr>
-          <w:rFonts w:ascii="Arial" w:hAnsi="Arial" w:cs="Arial"/>
-          <w:lang w:val="en-US"/>
-        </w:rPr>
-      </w:pPr>
-      <w:r>
-        <w:rPr>
-          <w:rFonts w:ascii="Arial" w:hAnsi="Arial" w:cs="Arial"/>
-          <w:lang w:val="en-US"/>
-        </w:rPr>
-        <w:t>&lt;Op_Or&gt;  ::= "θ"</w:t>
-      </w:r>
-    </w:p>
-    <w:p>
-      <w:pPr>
-        <w:rPr>
-          <w:rFonts w:ascii="Arial" w:hAnsi="Arial" w:cs="Arial"/>
-          <w:lang w:val="en-US"/>
-        </w:rPr>
-      </w:pPr>
-      <w:r>
-        <w:rPr>
-          <w:rFonts w:ascii="Arial" w:hAnsi="Arial" w:cs="Arial"/>
-          <w:lang w:val="en-US"/>
-        </w:rPr>
-        <w:t>&lt;Op_Not&gt; ::= "Σ"</w:t>
-      </w:r>
-    </w:p>
-    <w:p>
-      <w:pPr>
-        <w:rPr>
-          <w:rFonts w:ascii="Arial" w:hAnsi="Arial" w:cs="Arial"/>
-          <w:lang w:val="en-US"/>
-        </w:rPr>
-      </w:pPr>
-    </w:p>
-    <w:p>
-      <w:pPr>
-        <w:rPr>
-          <w:rFonts w:ascii="Arial" w:hAnsi="Arial" w:cs="Arial"/>
-        </w:rPr>
-      </w:pPr>
-      <w:r>
-        <w:rPr>
-          <w:rFonts w:ascii="Arial" w:hAnsi="Arial" w:cs="Arial"/>
-        </w:rPr>
-        <w:t>&lt;Op_Asig&gt; ::= "</w:t>
+        <w:t xml:space="preserve">&gt;  </w:t>
+      </w:r>
+      <w:proofErr w:type="gramStart"/>
+      <w:r>
+        <w:rPr>
+          <w:rFonts w:ascii="Arial" w:hAnsi="Arial" w:cs="Arial"/>
+          <w:lang w:val="en-US"/>
+        </w:rPr>
+        <w:t xml:space="preserve">  ::=</w:t>
+      </w:r>
+      <w:proofErr w:type="gramEnd"/>
+      <w:r>
+        <w:rPr>
+          <w:rFonts w:ascii="Arial" w:hAnsi="Arial" w:cs="Arial"/>
+          <w:lang w:val="en-US"/>
+        </w:rPr>
+        <w:t xml:space="preserve"> "&gt;"</w:t>
+      </w:r>
+    </w:p>
+    <w:p>
+      <w:pPr>
+        <w:rPr>
+          <w:rFonts w:ascii="Arial" w:hAnsi="Arial" w:cs="Arial"/>
+          <w:lang w:val="en-US"/>
+        </w:rPr>
+      </w:pPr>
+      <w:r>
+        <w:rPr>
+          <w:rFonts w:ascii="Arial" w:hAnsi="Arial" w:cs="Arial"/>
+          <w:lang w:val="en-US"/>
+        </w:rPr>
+        <w:t>&lt;</w:t>
+      </w:r>
+      <w:proofErr w:type="spellStart"/>
+      <w:r>
+        <w:rPr>
+          <w:rFonts w:ascii="Arial" w:hAnsi="Arial" w:cs="Arial"/>
+          <w:lang w:val="en-US"/>
+        </w:rPr>
+        <w:t>Op_Mayor_Ig</w:t>
+      </w:r>
+      <w:proofErr w:type="spellEnd"/>
+      <w:proofErr w:type="gramStart"/>
+      <w:r>
+        <w:rPr>
+          <w:rFonts w:ascii="Arial" w:hAnsi="Arial" w:cs="Arial"/>
+          <w:lang w:val="en-US"/>
+        </w:rPr>
+        <w:t>&gt; ::=</w:t>
+      </w:r>
+      <w:proofErr w:type="gramEnd"/>
+      <w:r>
+        <w:rPr>
+          <w:rFonts w:ascii="Arial" w:hAnsi="Arial" w:cs="Arial"/>
+          <w:lang w:val="en-US"/>
+        </w:rPr>
+        <w:t xml:space="preserve"> "&gt;="</w:t>
+      </w:r>
+    </w:p>
+    <w:p>
+      <w:pPr>
+        <w:rPr>
+          <w:rFonts w:ascii="Arial" w:hAnsi="Arial" w:cs="Arial"/>
+          <w:lang w:val="en-US"/>
+        </w:rPr>
+      </w:pPr>
+      <w:r>
+        <w:rPr>
+          <w:rFonts w:ascii="Arial" w:hAnsi="Arial" w:cs="Arial"/>
+          <w:lang w:val="en-US"/>
+        </w:rPr>
+        <w:t>&lt;</w:t>
+      </w:r>
+      <w:proofErr w:type="spellStart"/>
+      <w:r>
+        <w:rPr>
+          <w:rFonts w:ascii="Arial" w:hAnsi="Arial" w:cs="Arial"/>
+          <w:lang w:val="en-US"/>
+        </w:rPr>
+        <w:t>Op_Igual</w:t>
+      </w:r>
+      <w:proofErr w:type="spellEnd"/>
+      <w:r>
+        <w:rPr>
+          <w:rFonts w:ascii="Arial" w:hAnsi="Arial" w:cs="Arial"/>
+          <w:lang w:val="en-US"/>
+        </w:rPr>
+        <w:t xml:space="preserve">&gt;  </w:t>
+      </w:r>
+      <w:proofErr w:type="gramStart"/>
+      <w:r>
+        <w:rPr>
+          <w:rFonts w:ascii="Arial" w:hAnsi="Arial" w:cs="Arial"/>
+          <w:lang w:val="en-US"/>
+        </w:rPr>
+        <w:t xml:space="preserve">  ::=</w:t>
+      </w:r>
+      <w:proofErr w:type="gramEnd"/>
+      <w:r>
+        <w:rPr>
+          <w:rFonts w:ascii="Arial" w:hAnsi="Arial" w:cs="Arial"/>
+          <w:lang w:val="en-US"/>
+        </w:rPr>
+        <w:t xml:space="preserve"> "=="</w:t>
+      </w:r>
+    </w:p>
+    <w:p>
+      <w:pPr>
+        <w:rPr>
+          <w:rFonts w:ascii="Arial" w:hAnsi="Arial" w:cs="Arial"/>
+          <w:lang w:val="en-US"/>
+        </w:rPr>
+      </w:pPr>
+      <w:r>
+        <w:rPr>
+          <w:rFonts w:ascii="Arial" w:hAnsi="Arial" w:cs="Arial"/>
+          <w:lang w:val="en-US"/>
+        </w:rPr>
+        <w:t>&lt;</w:t>
+      </w:r>
+      <w:proofErr w:type="spellStart"/>
+      <w:r>
+        <w:rPr>
+          <w:rFonts w:ascii="Arial" w:hAnsi="Arial" w:cs="Arial"/>
+          <w:lang w:val="en-US"/>
+        </w:rPr>
+        <w:t>Op_Dif</w:t>
+      </w:r>
+      <w:proofErr w:type="spellEnd"/>
+      <w:r>
+        <w:rPr>
+          <w:rFonts w:ascii="Arial" w:hAnsi="Arial" w:cs="Arial"/>
+          <w:lang w:val="en-US"/>
+        </w:rPr>
+        <w:t xml:space="preserve">&gt;    </w:t>
+      </w:r>
+      <w:proofErr w:type="gramStart"/>
+      <w:r>
+        <w:rPr>
+          <w:rFonts w:ascii="Arial" w:hAnsi="Arial" w:cs="Arial"/>
+          <w:lang w:val="en-US"/>
+        </w:rPr>
+        <w:t xml:space="preserve">  ::=</w:t>
+      </w:r>
+      <w:proofErr w:type="gramEnd"/>
+      <w:r>
+        <w:rPr>
+          <w:rFonts w:ascii="Arial" w:hAnsi="Arial" w:cs="Arial"/>
+          <w:lang w:val="en-US"/>
+        </w:rPr>
+        <w:t xml:space="preserve"> </w:t>
+      </w:r>
+      <w:proofErr w:type="gramStart"/>
+      <w:r>
+        <w:rPr>
+          <w:rFonts w:ascii="Arial" w:hAnsi="Arial" w:cs="Arial"/>
+          <w:lang w:val="en-US"/>
+        </w:rPr>
+        <w:t>"!=</w:t>
+      </w:r>
+      <w:proofErr w:type="gramEnd"/>
+      <w:r>
+        <w:rPr>
+          <w:rFonts w:ascii="Arial" w:hAnsi="Arial" w:cs="Arial"/>
+          <w:lang w:val="en-US"/>
+        </w:rPr>
+        <w:t>"</w:t>
+      </w:r>
+    </w:p>
+    <w:p>
+      <w:pPr>
+        <w:rPr>
+          <w:rFonts w:ascii="Arial" w:hAnsi="Arial" w:cs="Arial"/>
+          <w:lang w:val="en-US"/>
+        </w:rPr>
+      </w:pPr>
+    </w:p>
+    <w:p>
+      <w:pPr>
+        <w:rPr>
+          <w:rFonts w:ascii="Arial" w:hAnsi="Arial" w:cs="Arial"/>
+          <w:lang w:val="en-US"/>
+        </w:rPr>
+      </w:pPr>
+      <w:r>
+        <w:rPr>
+          <w:rFonts w:ascii="Arial" w:hAnsi="Arial" w:cs="Arial"/>
+          <w:lang w:val="en-US"/>
+        </w:rPr>
+        <w:t>&lt;</w:t>
+      </w:r>
+      <w:proofErr w:type="spellStart"/>
+      <w:r>
+        <w:rPr>
+          <w:rFonts w:ascii="Arial" w:hAnsi="Arial" w:cs="Arial"/>
+          <w:lang w:val="en-US"/>
+        </w:rPr>
+        <w:t>Op_And</w:t>
+      </w:r>
+      <w:proofErr w:type="spellEnd"/>
+      <w:proofErr w:type="gramStart"/>
+      <w:r>
+        <w:rPr>
+          <w:rFonts w:ascii="Arial" w:hAnsi="Arial" w:cs="Arial"/>
+          <w:lang w:val="en-US"/>
+        </w:rPr>
+        <w:t>&gt; ::=</w:t>
+      </w:r>
+      <w:proofErr w:type="gramEnd"/>
+      <w:r>
+        <w:rPr>
+          <w:rFonts w:ascii="Arial" w:hAnsi="Arial" w:cs="Arial"/>
+          <w:lang w:val="en-US"/>
+        </w:rPr>
+        <w:t xml:space="preserve"> "λ"</w:t>
+      </w:r>
+    </w:p>
+    <w:p>
+      <w:pPr>
+        <w:rPr>
+          <w:rFonts w:ascii="Arial" w:hAnsi="Arial" w:cs="Arial"/>
+          <w:lang w:val="en-US"/>
+        </w:rPr>
+      </w:pPr>
+      <w:r>
+        <w:rPr>
+          <w:rFonts w:ascii="Arial" w:hAnsi="Arial" w:cs="Arial"/>
+          <w:lang w:val="en-US"/>
+        </w:rPr>
+        <w:t>&lt;</w:t>
+      </w:r>
+      <w:proofErr w:type="spellStart"/>
+      <w:r>
+        <w:rPr>
+          <w:rFonts w:ascii="Arial" w:hAnsi="Arial" w:cs="Arial"/>
+          <w:lang w:val="en-US"/>
+        </w:rPr>
+        <w:t>Op_Or</w:t>
+      </w:r>
+      <w:proofErr w:type="spellEnd"/>
+      <w:proofErr w:type="gramStart"/>
+      <w:r>
+        <w:rPr>
+          <w:rFonts w:ascii="Arial" w:hAnsi="Arial" w:cs="Arial"/>
+          <w:lang w:val="en-US"/>
+        </w:rPr>
+        <w:t>&gt;  :</w:t>
+      </w:r>
+      <w:proofErr w:type="gramEnd"/>
+      <w:r>
+        <w:rPr>
+          <w:rFonts w:ascii="Arial" w:hAnsi="Arial" w:cs="Arial"/>
+          <w:lang w:val="en-US"/>
+        </w:rPr>
+        <w:t>:= "θ"</w:t>
+      </w:r>
+    </w:p>
+    <w:p>
+      <w:pPr>
+        <w:rPr>
+          <w:rFonts w:ascii="Arial" w:hAnsi="Arial" w:cs="Arial"/>
+          <w:lang w:val="en-US"/>
+        </w:rPr>
+      </w:pPr>
+      <w:r>
+        <w:rPr>
+          <w:rFonts w:ascii="Arial" w:hAnsi="Arial" w:cs="Arial"/>
+          <w:lang w:val="en-US"/>
+        </w:rPr>
+        <w:t>&lt;</w:t>
+      </w:r>
+      <w:proofErr w:type="spellStart"/>
+      <w:r>
+        <w:rPr>
+          <w:rFonts w:ascii="Arial" w:hAnsi="Arial" w:cs="Arial"/>
+          <w:lang w:val="en-US"/>
+        </w:rPr>
+        <w:t>Op_Not</w:t>
+      </w:r>
+      <w:proofErr w:type="spellEnd"/>
+      <w:proofErr w:type="gramStart"/>
+      <w:r>
+        <w:rPr>
+          <w:rFonts w:ascii="Arial" w:hAnsi="Arial" w:cs="Arial"/>
+          <w:lang w:val="en-US"/>
+        </w:rPr>
+        <w:t>&gt; ::=</w:t>
+      </w:r>
+      <w:proofErr w:type="gramEnd"/>
+      <w:r>
+        <w:rPr>
+          <w:rFonts w:ascii="Arial" w:hAnsi="Arial" w:cs="Arial"/>
+          <w:lang w:val="en-US"/>
+        </w:rPr>
+        <w:t xml:space="preserve"> "Σ"</w:t>
+      </w:r>
+    </w:p>
+    <w:p>
+      <w:pPr>
+        <w:rPr>
+          <w:rFonts w:ascii="Arial" w:hAnsi="Arial" w:cs="Arial"/>
+          <w:lang w:val="en-US"/>
+        </w:rPr>
+      </w:pPr>
+    </w:p>
+    <w:p>
+      <w:pPr>
+        <w:rPr>
+          <w:rFonts w:ascii="Arial" w:hAnsi="Arial" w:cs="Arial"/>
+        </w:rPr>
+      </w:pPr>
+      <w:r>
+        <w:rPr>
+          <w:rFonts w:ascii="Arial" w:hAnsi="Arial" w:cs="Arial"/>
+        </w:rPr>
+        <w:t>&lt;</w:t>
+      </w:r>
+      <w:proofErr w:type="spellStart"/>
+      <w:r>
+        <w:rPr>
+          <w:rFonts w:ascii="Arial" w:hAnsi="Arial" w:cs="Arial"/>
+        </w:rPr>
+        <w:t>Op_Asig</w:t>
+      </w:r>
+      <w:proofErr w:type="spellEnd"/>
+      <w:proofErr w:type="gramStart"/>
+      <w:r>
+        <w:rPr>
+          <w:rFonts w:ascii="Arial" w:hAnsi="Arial" w:cs="Arial"/>
+        </w:rPr>
+        <w:t>&gt; ::=</w:t>
+      </w:r>
+      <w:proofErr w:type="gramEnd"/>
+      <w:r>
+        <w:rPr>
+          <w:rFonts w:ascii="Arial" w:hAnsi="Arial" w:cs="Arial"/>
+        </w:rPr>
+        <w:t xml:space="preserve"> "</w:t>
       </w:r>
       <w:r>
         <w:rPr>
@@ -715,33 +1658,119 @@
         <w:rPr>
           <w:rFonts w:ascii="Arial" w:hAnsi="Arial" w:cs="Arial"/>
         </w:rPr>
-        <w:t>&lt;Bloque_Ini&gt; ::= "¿:"</w:t>
-      </w:r>
-    </w:p>
-    <w:p>
-      <w:pPr>
-        <w:rPr>
-          <w:rFonts w:ascii="Arial" w:hAnsi="Arial" w:cs="Arial"/>
-        </w:rPr>
-      </w:pPr>
-      <w:r>
-        <w:rPr>
-          <w:rFonts w:ascii="Arial" w:hAnsi="Arial" w:cs="Arial"/>
-        </w:rPr>
-        <w:t>&lt;Bloque_Fin&gt; ::= ":?"</w:t>
-      </w:r>
-    </w:p>
-    <w:p>
-      <w:pPr>
-        <w:rPr>
-          <w:rFonts w:ascii="Arial" w:hAnsi="Arial" w:cs="Arial"/>
-        </w:rPr>
-      </w:pPr>
-      <w:r>
-        <w:rPr>
-          <w:rFonts w:ascii="Arial" w:hAnsi="Arial" w:cs="Arial"/>
-        </w:rPr>
-        <w:t>&lt;Par_Ini&gt;    ::= "</w:t>
+        <w:t>&lt;</w:t>
+      </w:r>
+      <w:proofErr w:type="spellStart"/>
+      <w:r>
+        <w:rPr>
+          <w:rFonts w:ascii="Arial" w:hAnsi="Arial" w:cs="Arial"/>
+        </w:rPr>
+        <w:t>Bloque_Ini</w:t>
+      </w:r>
+      <w:proofErr w:type="spellEnd"/>
+      <w:proofErr w:type="gramStart"/>
+      <w:r>
+        <w:rPr>
+          <w:rFonts w:ascii="Arial" w:hAnsi="Arial" w:cs="Arial"/>
+        </w:rPr>
+        <w:t>&gt; ::=</w:t>
+      </w:r>
+      <w:proofErr w:type="gramEnd"/>
+      <w:r>
+        <w:rPr>
+          <w:rFonts w:ascii="Arial" w:hAnsi="Arial" w:cs="Arial"/>
+        </w:rPr>
+        <w:t xml:space="preserve"> "¿:"</w:t>
+      </w:r>
+    </w:p>
+    <w:p>
+      <w:pPr>
+        <w:rPr>
+          <w:rFonts w:ascii="Arial" w:hAnsi="Arial" w:cs="Arial"/>
+        </w:rPr>
+      </w:pPr>
+      <w:r>
+        <w:rPr>
+          <w:rFonts w:ascii="Arial" w:hAnsi="Arial" w:cs="Arial"/>
+        </w:rPr>
+        <w:t>&lt;</w:t>
+      </w:r>
+      <w:proofErr w:type="spellStart"/>
+      <w:r>
+        <w:rPr>
+          <w:rFonts w:ascii="Arial" w:hAnsi="Arial" w:cs="Arial"/>
+        </w:rPr>
+        <w:t>Bloque_Fin</w:t>
+      </w:r>
+      <w:proofErr w:type="spellEnd"/>
+      <w:proofErr w:type="gramStart"/>
+      <w:r>
+        <w:rPr>
+          <w:rFonts w:ascii="Arial" w:hAnsi="Arial" w:cs="Arial"/>
+        </w:rPr>
+        <w:t>&gt; ::=</w:t>
+      </w:r>
+      <w:proofErr w:type="gramEnd"/>
+      <w:r>
+        <w:rPr>
+          <w:rFonts w:ascii="Arial" w:hAnsi="Arial" w:cs="Arial"/>
+        </w:rPr>
+        <w:t xml:space="preserve"> </w:t>
+      </w:r>
+      <w:proofErr w:type="gramStart"/>
+      <w:r>
+        <w:rPr>
+          <w:rFonts w:ascii="Arial" w:hAnsi="Arial" w:cs="Arial"/>
+        </w:rPr>
+        <w:t>":?</w:t>
+      </w:r>
+      <w:proofErr w:type="gramEnd"/>
+      <w:r>
+        <w:rPr>
+          <w:rFonts w:ascii="Arial" w:hAnsi="Arial" w:cs="Arial"/>
+        </w:rPr>
+        <w:t>"</w:t>
+      </w:r>
+    </w:p>
+    <w:p>
+      <w:pPr>
+        <w:rPr>
+          <w:rFonts w:ascii="Arial" w:hAnsi="Arial" w:cs="Arial"/>
+        </w:rPr>
+      </w:pPr>
+      <w:r>
+        <w:rPr>
+          <w:rFonts w:ascii="Arial" w:hAnsi="Arial" w:cs="Arial"/>
+        </w:rPr>
+        <w:t>&lt;</w:t>
+      </w:r>
+      <w:proofErr w:type="spellStart"/>
+      <w:r>
+        <w:rPr>
+          <w:rFonts w:ascii="Arial" w:hAnsi="Arial" w:cs="Arial"/>
+        </w:rPr>
+        <w:t>Par_Ini</w:t>
+      </w:r>
+      <w:proofErr w:type="spellEnd"/>
+      <w:r>
+        <w:rPr>
+          <w:rFonts w:ascii="Arial" w:hAnsi="Arial" w:cs="Arial"/>
+        </w:rPr>
+        <w:t xml:space="preserve">&gt;  </w:t>
+      </w:r>
+      <w:proofErr w:type="gramStart"/>
+      <w:r>
+        <w:rPr>
+          <w:rFonts w:ascii="Arial" w:hAnsi="Arial" w:cs="Arial"/>
+        </w:rPr>
+        <w:t xml:space="preserve">  ::=</w:t>
+      </w:r>
+      <w:proofErr w:type="gramEnd"/>
+      <w:r>
+        <w:rPr>
+          <w:rFonts w:ascii="Arial" w:hAnsi="Arial" w:cs="Arial"/>
+        </w:rPr>
+        <w:t xml:space="preserve"> "</w:t>
       </w:r>
       <w:r>
         <w:rPr>
@@ -767,7 +1796,42 @@
         <w:rPr>
           <w:rFonts w:ascii="Arial" w:hAnsi="Arial" w:cs="Arial"/>
         </w:rPr>
-        <w:t>&lt;Par_Fin&gt;    ::= ":</w:t>
+        <w:t>&lt;</w:t>
+      </w:r>
+      <w:proofErr w:type="spellStart"/>
+      <w:r>
+        <w:rPr>
+          <w:rFonts w:ascii="Arial" w:hAnsi="Arial" w:cs="Arial"/>
+        </w:rPr>
+        <w:t>Par_Fin</w:t>
+      </w:r>
+      <w:proofErr w:type="spellEnd"/>
+      <w:r>
+        <w:rPr>
+          <w:rFonts w:ascii="Arial" w:hAnsi="Arial" w:cs="Arial"/>
+        </w:rPr>
+        <w:t xml:space="preserve">&gt;  </w:t>
+      </w:r>
+      <w:proofErr w:type="gramStart"/>
+      <w:r>
+        <w:rPr>
+          <w:rFonts w:ascii="Arial" w:hAnsi="Arial" w:cs="Arial"/>
+        </w:rPr>
+        <w:t xml:space="preserve">  ::=</w:t>
+      </w:r>
+      <w:proofErr w:type="gramEnd"/>
+      <w:r>
+        <w:rPr>
+          <w:rFonts w:ascii="Arial" w:hAnsi="Arial" w:cs="Arial"/>
+        </w:rPr>
+        <w:t xml:space="preserve"> </w:t>
+      </w:r>
+      <w:proofErr w:type="gramStart"/>
+      <w:r>
+        <w:rPr>
+          <w:rFonts w:ascii="Arial" w:hAnsi="Arial" w:cs="Arial"/>
+        </w:rPr>
+        <w:t>":</w:t>
       </w:r>
       <w:r>
         <w:rPr>
@@ -776,6 +1840,7 @@
         </w:rPr>
         <w:t>э</w:t>
       </w:r>
+      <w:proofErr w:type="gramEnd"/>
       <w:r>
         <w:rPr>
           <w:rFonts w:ascii="Arial" w:hAnsi="Arial" w:cs="Arial"/>
@@ -793,40 +1858,132 @@
         <w:rPr>
           <w:rFonts w:ascii="Arial" w:hAnsi="Arial" w:cs="Arial"/>
         </w:rPr>
-        <w:t>&lt;Cor_Ini&gt;    ::= "ʃ:"</w:t>
-      </w:r>
-    </w:p>
-    <w:p>
-      <w:pPr>
-        <w:rPr>
-          <w:rFonts w:ascii="Arial" w:hAnsi="Arial" w:cs="Arial"/>
-        </w:rPr>
-      </w:pPr>
-      <w:r>
-        <w:rPr>
-          <w:rFonts w:ascii="Arial" w:hAnsi="Arial" w:cs="Arial"/>
-        </w:rPr>
-        <w:t>&lt;Cor_Fin&gt;    ::= ":ʅ"</w:t>
-      </w:r>
-    </w:p>
-    <w:p>
-      <w:pPr>
-        <w:rPr>
-          <w:rFonts w:ascii="Arial" w:hAnsi="Arial" w:cs="Arial"/>
-        </w:rPr>
-      </w:pPr>
-    </w:p>
-    <w:p>
-      <w:pPr>
-        <w:rPr>
-          <w:rFonts w:ascii="Arial" w:hAnsi="Arial" w:cs="Arial"/>
-        </w:rPr>
-      </w:pPr>
-      <w:r>
-        <w:rPr>
-          <w:rFonts w:ascii="Arial" w:hAnsi="Arial" w:cs="Arial"/>
-        </w:rPr>
-        <w:t>&lt;Fin_Expr&gt; ::= "»"</w:t>
+        <w:t>&lt;</w:t>
+      </w:r>
+      <w:proofErr w:type="spellStart"/>
+      <w:r>
+        <w:rPr>
+          <w:rFonts w:ascii="Arial" w:hAnsi="Arial" w:cs="Arial"/>
+        </w:rPr>
+        <w:t>Cor_Ini</w:t>
+      </w:r>
+      <w:proofErr w:type="spellEnd"/>
+      <w:r>
+        <w:rPr>
+          <w:rFonts w:ascii="Arial" w:hAnsi="Arial" w:cs="Arial"/>
+        </w:rPr>
+        <w:t xml:space="preserve">&gt;  </w:t>
+      </w:r>
+      <w:proofErr w:type="gramStart"/>
+      <w:r>
+        <w:rPr>
+          <w:rFonts w:ascii="Arial" w:hAnsi="Arial" w:cs="Arial"/>
+        </w:rPr>
+        <w:t xml:space="preserve">  ::=</w:t>
+      </w:r>
+      <w:proofErr w:type="gramEnd"/>
+      <w:r>
+        <w:rPr>
+          <w:rFonts w:ascii="Arial" w:hAnsi="Arial" w:cs="Arial"/>
+        </w:rPr>
+        <w:t xml:space="preserve"> "ʃ:"</w:t>
+      </w:r>
+    </w:p>
+    <w:p>
+      <w:pPr>
+        <w:rPr>
+          <w:rFonts w:ascii="Arial" w:hAnsi="Arial" w:cs="Arial"/>
+        </w:rPr>
+      </w:pPr>
+      <w:r>
+        <w:rPr>
+          <w:rFonts w:ascii="Arial" w:hAnsi="Arial" w:cs="Arial"/>
+        </w:rPr>
+        <w:t>&lt;</w:t>
+      </w:r>
+      <w:proofErr w:type="spellStart"/>
+      <w:r>
+        <w:rPr>
+          <w:rFonts w:ascii="Arial" w:hAnsi="Arial" w:cs="Arial"/>
+        </w:rPr>
+        <w:t>Cor_Fin</w:t>
+      </w:r>
+      <w:proofErr w:type="spellEnd"/>
+      <w:r>
+        <w:rPr>
+          <w:rFonts w:ascii="Arial" w:hAnsi="Arial" w:cs="Arial"/>
+        </w:rPr>
+        <w:t xml:space="preserve">&gt;  </w:t>
+      </w:r>
+      <w:proofErr w:type="gramStart"/>
+      <w:r>
+        <w:rPr>
+          <w:rFonts w:ascii="Arial" w:hAnsi="Arial" w:cs="Arial"/>
+        </w:rPr>
+        <w:t xml:space="preserve">  ::=</w:t>
+      </w:r>
+      <w:proofErr w:type="gramEnd"/>
+      <w:r>
+        <w:rPr>
+          <w:rFonts w:ascii="Arial" w:hAnsi="Arial" w:cs="Arial"/>
+        </w:rPr>
+        <w:t xml:space="preserve"> </w:t>
+      </w:r>
+      <w:proofErr w:type="gramStart"/>
+      <w:r>
+        <w:rPr>
+          <w:rFonts w:ascii="Arial" w:hAnsi="Arial" w:cs="Arial"/>
+        </w:rPr>
+        <w:t>":ʅ</w:t>
+      </w:r>
+      <w:proofErr w:type="gramEnd"/>
+      <w:r>
+        <w:rPr>
+          <w:rFonts w:ascii="Arial" w:hAnsi="Arial" w:cs="Arial"/>
+        </w:rPr>
+        <w:t>"</w:t>
+      </w:r>
+    </w:p>
+    <w:p>
+      <w:pPr>
+        <w:rPr>
+          <w:rFonts w:ascii="Arial" w:hAnsi="Arial" w:cs="Arial"/>
+        </w:rPr>
+      </w:pPr>
+    </w:p>
+    <w:p>
+      <w:pPr>
+        <w:rPr>
+          <w:rFonts w:ascii="Arial" w:hAnsi="Arial" w:cs="Arial"/>
+        </w:rPr>
+      </w:pPr>
+      <w:r>
+        <w:rPr>
+          <w:rFonts w:ascii="Arial" w:hAnsi="Arial" w:cs="Arial"/>
+        </w:rPr>
+        <w:t>&lt;</w:t>
+      </w:r>
+      <w:proofErr w:type="spellStart"/>
+      <w:r>
+        <w:rPr>
+          <w:rFonts w:ascii="Arial" w:hAnsi="Arial" w:cs="Arial"/>
+        </w:rPr>
+        <w:t>Fin_Expr</w:t>
+      </w:r>
+      <w:proofErr w:type="spellEnd"/>
+      <w:proofErr w:type="gramStart"/>
+      <w:r>
+        <w:rPr>
+          <w:rFonts w:ascii="Arial" w:hAnsi="Arial" w:cs="Arial"/>
+        </w:rPr>
+        <w:t>&gt; ::=</w:t>
+      </w:r>
+      <w:proofErr w:type="gramEnd"/>
+      <w:r>
+        <w:rPr>
+          <w:rFonts w:ascii="Arial" w:hAnsi="Arial" w:cs="Arial"/>
+        </w:rPr>
+        <w:t xml:space="preserve"> "»"</w:t>
       </w:r>
     </w:p>
     <w:p>
@@ -847,267 +2004,1093 @@
           <w:rFonts w:ascii="Arial" w:hAnsi="Arial" w:cs="Arial"/>
         </w:rPr>
         <w:lastRenderedPageBreak/>
-        <w:t>&lt;Com_Linea&gt;     ::= "|"</w:t>
-      </w:r>
-    </w:p>
-    <w:p>
-      <w:pPr>
-        <w:rPr>
-          <w:rFonts w:ascii="Arial" w:hAnsi="Arial" w:cs="Arial"/>
-        </w:rPr>
-      </w:pPr>
-      <w:r>
-        <w:rPr>
-          <w:rFonts w:ascii="Arial" w:hAnsi="Arial" w:cs="Arial"/>
-        </w:rPr>
-        <w:t>&lt;Com_Multi_Ini&gt; ::= "¡"</w:t>
-      </w:r>
-    </w:p>
-    <w:p>
-      <w:pPr>
-        <w:rPr>
-          <w:rFonts w:ascii="Arial" w:hAnsi="Arial" w:cs="Arial"/>
-        </w:rPr>
-      </w:pPr>
-      <w:r>
-        <w:rPr>
-          <w:rFonts w:ascii="Arial" w:hAnsi="Arial" w:cs="Arial"/>
-        </w:rPr>
-        <w:t>&lt;Com_Multi_Fin&gt;  ::= "!"</w:t>
-      </w:r>
-    </w:p>
-    <w:p>
-      <w:pPr>
-        <w:rPr>
-          <w:rFonts w:ascii="Arial" w:hAnsi="Arial" w:cs="Arial"/>
-        </w:rPr>
-      </w:pPr>
-    </w:p>
-    <w:p>
-      <w:pPr>
-        <w:rPr>
-          <w:rFonts w:ascii="Arial" w:hAnsi="Arial" w:cs="Arial"/>
-          <w:lang w:val="en-US"/>
-        </w:rPr>
-      </w:pPr>
-      <w:r>
-        <w:rPr>
-          <w:rFonts w:ascii="Arial" w:hAnsi="Arial" w:cs="Arial"/>
-          <w:lang w:val="en-US"/>
-        </w:rPr>
-        <w:t>&lt;Coma&gt; ::= ","</w:t>
-      </w:r>
-    </w:p>
-    <w:p>
-      <w:pPr>
-        <w:rPr>
-          <w:rFonts w:ascii="Arial" w:hAnsi="Arial" w:cs="Arial"/>
-          <w:lang w:val="en-US"/>
-        </w:rPr>
-      </w:pPr>
-      <w:r>
-        <w:rPr>
-          <w:rFonts w:ascii="Arial" w:hAnsi="Arial" w:cs="Arial"/>
-          <w:lang w:val="en-US"/>
-        </w:rPr>
-        <w:t>&lt;Tipo&gt; ::= "int" | "float" | "bool" | "char" | "string"</w:t>
-      </w:r>
-    </w:p>
-    <w:p>
-      <w:pPr>
-        <w:rPr>
-          <w:rFonts w:ascii="Arial" w:hAnsi="Arial" w:cs="Arial"/>
-          <w:lang w:val="en-US"/>
-        </w:rPr>
-      </w:pPr>
-    </w:p>
-    <w:p>
-      <w:pPr>
-        <w:rPr>
-          <w:rFonts w:ascii="Arial" w:hAnsi="Arial" w:cs="Arial"/>
-          <w:lang w:val="en-US"/>
-        </w:rPr>
-      </w:pPr>
-      <w:r>
-        <w:rPr>
-          <w:rFonts w:ascii="Arial" w:hAnsi="Arial" w:cs="Arial"/>
-          <w:lang w:val="en-US"/>
-        </w:rPr>
-        <w:t>&lt;Main&gt;   ::= "main"</w:t>
-      </w:r>
-    </w:p>
-    <w:p>
-      <w:pPr>
-        <w:rPr>
-          <w:rFonts w:ascii="Arial" w:hAnsi="Arial" w:cs="Arial"/>
-          <w:lang w:val="en-US"/>
-        </w:rPr>
-      </w:pPr>
-      <w:r>
-        <w:rPr>
-          <w:rFonts w:ascii="Arial" w:hAnsi="Arial" w:cs="Arial"/>
-          <w:lang w:val="en-US"/>
-        </w:rPr>
-        <w:t>&lt;If&gt;     ::= "if"</w:t>
-      </w:r>
-    </w:p>
-    <w:p>
-      <w:pPr>
-        <w:rPr>
-          <w:rFonts w:ascii="Arial" w:hAnsi="Arial" w:cs="Arial"/>
-          <w:lang w:val="en-US"/>
-        </w:rPr>
-      </w:pPr>
-      <w:r>
-        <w:rPr>
-          <w:rFonts w:ascii="Arial" w:hAnsi="Arial" w:cs="Arial"/>
-          <w:lang w:val="en-US"/>
-        </w:rPr>
-        <w:t>&lt;Elif&gt;   ::= "elif"</w:t>
-      </w:r>
-    </w:p>
-    <w:p>
-      <w:pPr>
-        <w:rPr>
-          <w:rFonts w:ascii="Arial" w:hAnsi="Arial" w:cs="Arial"/>
-          <w:lang w:val="en-US"/>
-        </w:rPr>
-      </w:pPr>
-      <w:r>
-        <w:rPr>
-          <w:rFonts w:ascii="Arial" w:hAnsi="Arial" w:cs="Arial"/>
-          <w:lang w:val="en-US"/>
-        </w:rPr>
-        <w:t>&lt;Else&gt;   ::= "else"</w:t>
-      </w:r>
-    </w:p>
-    <w:p>
-      <w:pPr>
-        <w:rPr>
-          <w:rFonts w:ascii="Arial" w:hAnsi="Arial" w:cs="Arial"/>
-          <w:lang w:val="en-US"/>
-        </w:rPr>
-      </w:pPr>
-      <w:r>
-        <w:rPr>
-          <w:rFonts w:ascii="Arial" w:hAnsi="Arial" w:cs="Arial"/>
-          <w:lang w:val="en-US"/>
-        </w:rPr>
-        <w:t>&lt;While&gt;  ::= "while"</w:t>
-      </w:r>
-    </w:p>
-    <w:p>
-      <w:pPr>
-        <w:rPr>
-          <w:rFonts w:ascii="Arial" w:hAnsi="Arial" w:cs="Arial"/>
-          <w:lang w:val="en-US"/>
-        </w:rPr>
-      </w:pPr>
-      <w:r>
-        <w:rPr>
-          <w:rFonts w:ascii="Arial" w:hAnsi="Arial" w:cs="Arial"/>
-          <w:lang w:val="en-US"/>
-        </w:rPr>
-        <w:t>&lt;For&gt;    ::= "for"</w:t>
-      </w:r>
-    </w:p>
-    <w:p>
-      <w:pPr>
-        <w:rPr>
-          <w:rFonts w:ascii="Arial" w:hAnsi="Arial" w:cs="Arial"/>
-          <w:lang w:val="en-US"/>
-        </w:rPr>
-      </w:pPr>
-      <w:r>
-        <w:rPr>
-          <w:rFonts w:ascii="Arial" w:hAnsi="Arial" w:cs="Arial"/>
-          <w:lang w:val="en-US"/>
-        </w:rPr>
-        <w:t>&lt;Return&gt; ::= "return"</w:t>
-      </w:r>
-    </w:p>
-    <w:p>
-      <w:pPr>
-        <w:rPr>
-          <w:rFonts w:ascii="Arial" w:hAnsi="Arial" w:cs="Arial"/>
-          <w:lang w:val="en-US"/>
-        </w:rPr>
-      </w:pPr>
-      <w:r>
-        <w:rPr>
-          <w:rFonts w:ascii="Arial" w:hAnsi="Arial" w:cs="Arial"/>
-          <w:lang w:val="en-US"/>
-        </w:rPr>
-        <w:t>&lt;Break&gt;  ::= "break"</w:t>
-      </w:r>
-    </w:p>
-    <w:p>
-      <w:pPr>
-        <w:rPr>
-          <w:rFonts w:ascii="Arial" w:hAnsi="Arial" w:cs="Arial"/>
-          <w:lang w:val="en-US"/>
-        </w:rPr>
-      </w:pPr>
-      <w:r>
-        <w:rPr>
-          <w:rFonts w:ascii="Arial" w:hAnsi="Arial" w:cs="Arial"/>
-          <w:lang w:val="en-US"/>
-        </w:rPr>
-        <w:t>&lt;Val&gt; ::= "val"</w:t>
-      </w:r>
-    </w:p>
-    <w:p>
-      <w:pPr>
-        <w:rPr>
-          <w:rFonts w:ascii="Arial" w:hAnsi="Arial" w:cs="Arial"/>
-          <w:lang w:val="en-US"/>
-        </w:rPr>
-      </w:pPr>
-      <w:r>
-        <w:rPr>
-          <w:rFonts w:ascii="Arial" w:hAnsi="Arial" w:cs="Arial"/>
-          <w:lang w:val="en-US"/>
-        </w:rPr>
-        <w:t>&lt;Read&gt;  ::= "read"</w:t>
-      </w:r>
-    </w:p>
-    <w:p>
-      <w:pPr>
-        <w:rPr>
-          <w:rFonts w:ascii="Arial" w:hAnsi="Arial" w:cs="Arial"/>
-          <w:lang w:val="en-US"/>
-        </w:rPr>
-      </w:pPr>
-      <w:r>
-        <w:rPr>
-          <w:rFonts w:ascii="Arial" w:hAnsi="Arial" w:cs="Arial"/>
-          <w:lang w:val="en-US"/>
-        </w:rPr>
-        <w:t>&lt;Write&gt; ::= "write"</w:t>
-      </w:r>
-    </w:p>
-    <w:p>
-      <w:pPr>
-        <w:rPr>
-          <w:rFonts w:ascii="Arial" w:hAnsi="Arial" w:cs="Arial"/>
-          <w:lang w:val="en-US"/>
-        </w:rPr>
-      </w:pPr>
-      <w:r>
-        <w:rPr>
-          <w:rFonts w:ascii="Arial" w:hAnsi="Arial" w:cs="Arial"/>
-          <w:lang w:val="en-US"/>
-        </w:rPr>
-        <w:t>&lt;Void&gt; ::= "void"</w:t>
-      </w:r>
-    </w:p>
-    <w:p>
-      <w:pPr>
-        <w:rPr>
-          <w:rFonts w:ascii="Arial" w:hAnsi="Arial" w:cs="Arial"/>
-          <w:lang w:val="en-US"/>
-        </w:rPr>
-      </w:pPr>
+        <w:t>&lt;</w:t>
+      </w:r>
+      <w:proofErr w:type="spellStart"/>
+      <w:r>
+        <w:rPr>
+          <w:rFonts w:ascii="Arial" w:hAnsi="Arial" w:cs="Arial"/>
+        </w:rPr>
+        <w:t>Com_Linea</w:t>
+      </w:r>
+      <w:proofErr w:type="spellEnd"/>
+      <w:r>
+        <w:rPr>
+          <w:rFonts w:ascii="Arial" w:hAnsi="Arial" w:cs="Arial"/>
+        </w:rPr>
+        <w:t xml:space="preserve">&gt;   </w:t>
+      </w:r>
+      <w:proofErr w:type="gramStart"/>
+      <w:r>
+        <w:rPr>
+          <w:rFonts w:ascii="Arial" w:hAnsi="Arial" w:cs="Arial"/>
+        </w:rPr>
+        <w:t xml:space="preserve">  ::=</w:t>
+      </w:r>
+      <w:proofErr w:type="gramEnd"/>
+      <w:r>
+        <w:rPr>
+          <w:rFonts w:ascii="Arial" w:hAnsi="Arial" w:cs="Arial"/>
+        </w:rPr>
+        <w:t xml:space="preserve"> "|"</w:t>
+      </w:r>
+    </w:p>
+    <w:p>
+      <w:pPr>
+        <w:rPr>
+          <w:rFonts w:ascii="Arial" w:hAnsi="Arial" w:cs="Arial"/>
+        </w:rPr>
+      </w:pPr>
+      <w:r>
+        <w:rPr>
+          <w:rFonts w:ascii="Arial" w:hAnsi="Arial" w:cs="Arial"/>
+        </w:rPr>
+        <w:t>&lt;</w:t>
+      </w:r>
+      <w:proofErr w:type="spellStart"/>
+      <w:r>
+        <w:rPr>
+          <w:rFonts w:ascii="Arial" w:hAnsi="Arial" w:cs="Arial"/>
+        </w:rPr>
+        <w:t>Com_Multi_Ini</w:t>
+      </w:r>
+      <w:proofErr w:type="spellEnd"/>
+      <w:proofErr w:type="gramStart"/>
+      <w:r>
+        <w:rPr>
+          <w:rFonts w:ascii="Arial" w:hAnsi="Arial" w:cs="Arial"/>
+        </w:rPr>
+        <w:t>&gt; ::=</w:t>
+      </w:r>
+      <w:proofErr w:type="gramEnd"/>
+      <w:r>
+        <w:rPr>
+          <w:rFonts w:ascii="Arial" w:hAnsi="Arial" w:cs="Arial"/>
+        </w:rPr>
+        <w:t xml:space="preserve"> "¡"</w:t>
+      </w:r>
+    </w:p>
+    <w:p>
+      <w:pPr>
+        <w:rPr>
+          <w:rFonts w:ascii="Arial" w:hAnsi="Arial" w:cs="Arial"/>
+        </w:rPr>
+      </w:pPr>
+      <w:r>
+        <w:rPr>
+          <w:rFonts w:ascii="Arial" w:hAnsi="Arial" w:cs="Arial"/>
+        </w:rPr>
+        <w:t>&lt;</w:t>
+      </w:r>
+      <w:proofErr w:type="spellStart"/>
+      <w:r>
+        <w:rPr>
+          <w:rFonts w:ascii="Arial" w:hAnsi="Arial" w:cs="Arial"/>
+        </w:rPr>
+        <w:t>Com_Multi_Fin</w:t>
+      </w:r>
+      <w:proofErr w:type="spellEnd"/>
+      <w:proofErr w:type="gramStart"/>
+      <w:r>
+        <w:rPr>
+          <w:rFonts w:ascii="Arial" w:hAnsi="Arial" w:cs="Arial"/>
+        </w:rPr>
+        <w:t>&gt;  :</w:t>
+      </w:r>
+      <w:proofErr w:type="gramEnd"/>
+      <w:r>
+        <w:rPr>
+          <w:rFonts w:ascii="Arial" w:hAnsi="Arial" w:cs="Arial"/>
+        </w:rPr>
+        <w:t>:= "!"</w:t>
+      </w:r>
+    </w:p>
+    <w:p>
+      <w:pPr>
+        <w:rPr>
+          <w:rFonts w:ascii="Arial" w:hAnsi="Arial" w:cs="Arial"/>
+        </w:rPr>
+      </w:pPr>
+    </w:p>
+    <w:p>
+      <w:pPr>
+        <w:rPr>
+          <w:rFonts w:ascii="Arial" w:hAnsi="Arial" w:cs="Arial"/>
+          <w:lang w:val="en-US"/>
+        </w:rPr>
+      </w:pPr>
+      <w:r>
+        <w:rPr>
+          <w:rFonts w:ascii="Arial" w:hAnsi="Arial" w:cs="Arial"/>
+          <w:lang w:val="en-US"/>
+        </w:rPr>
+        <w:t>&lt;Coma</w:t>
+      </w:r>
+      <w:proofErr w:type="gramStart"/>
+      <w:r>
+        <w:rPr>
+          <w:rFonts w:ascii="Arial" w:hAnsi="Arial" w:cs="Arial"/>
+          <w:lang w:val="en-US"/>
+        </w:rPr>
+        <w:t>&gt; ::=</w:t>
+      </w:r>
+      <w:proofErr w:type="gramEnd"/>
+      <w:r>
+        <w:rPr>
+          <w:rFonts w:ascii="Arial" w:hAnsi="Arial" w:cs="Arial"/>
+          <w:lang w:val="en-US"/>
+        </w:rPr>
+        <w:t xml:space="preserve"> ","</w:t>
+      </w:r>
+    </w:p>
+    <w:p>
+      <w:pPr>
+        <w:rPr>
+          <w:rFonts w:ascii="Arial" w:hAnsi="Arial" w:cs="Arial"/>
+          <w:lang w:val="en-US"/>
+        </w:rPr>
+      </w:pPr>
+      <w:r>
+        <w:rPr>
+          <w:rFonts w:ascii="Arial" w:hAnsi="Arial" w:cs="Arial"/>
+          <w:lang w:val="en-US"/>
+        </w:rPr>
+        <w:t>&lt;Tipo</w:t>
+      </w:r>
+      <w:proofErr w:type="gramStart"/>
+      <w:r>
+        <w:rPr>
+          <w:rFonts w:ascii="Arial" w:hAnsi="Arial" w:cs="Arial"/>
+          <w:lang w:val="en-US"/>
+        </w:rPr>
+        <w:t>&gt; ::=</w:t>
+      </w:r>
+      <w:proofErr w:type="gramEnd"/>
+      <w:r>
+        <w:rPr>
+          <w:rFonts w:ascii="Arial" w:hAnsi="Arial" w:cs="Arial"/>
+          <w:lang w:val="en-US"/>
+        </w:rPr>
+        <w:t xml:space="preserve"> "int" | "float" | "bool" | "char" | "string"</w:t>
+      </w:r>
+    </w:p>
+    <w:p>
+      <w:pPr>
+        <w:rPr>
+          <w:rFonts w:ascii="Arial" w:hAnsi="Arial" w:cs="Arial"/>
+          <w:lang w:val="en-US"/>
+        </w:rPr>
+      </w:pPr>
+    </w:p>
+    <w:p>
+      <w:pPr>
+        <w:rPr>
+          <w:rFonts w:ascii="Arial" w:hAnsi="Arial" w:cs="Arial"/>
+          <w:lang w:val="en-US"/>
+        </w:rPr>
+      </w:pPr>
+      <w:r>
+        <w:rPr>
+          <w:rFonts w:ascii="Arial" w:hAnsi="Arial" w:cs="Arial"/>
+          <w:lang w:val="en-US"/>
+        </w:rPr>
+        <w:t xml:space="preserve">&lt;Main&gt; </w:t>
+      </w:r>
+      <w:proofErr w:type="gramStart"/>
+      <w:r>
+        <w:rPr>
+          <w:rFonts w:ascii="Arial" w:hAnsi="Arial" w:cs="Arial"/>
+          <w:lang w:val="en-US"/>
+        </w:rPr>
+        <w:t xml:space="preserve">  ::=</w:t>
+      </w:r>
+      <w:proofErr w:type="gramEnd"/>
+      <w:r>
+        <w:rPr>
+          <w:rFonts w:ascii="Arial" w:hAnsi="Arial" w:cs="Arial"/>
+          <w:lang w:val="en-US"/>
+        </w:rPr>
+        <w:t xml:space="preserve"> "main"</w:t>
+      </w:r>
+    </w:p>
+    <w:p>
+      <w:pPr>
+        <w:rPr>
+          <w:rFonts w:ascii="Arial" w:hAnsi="Arial" w:cs="Arial"/>
+          <w:lang w:val="en-US"/>
+        </w:rPr>
+      </w:pPr>
+      <w:r>
+        <w:rPr>
+          <w:rFonts w:ascii="Arial" w:hAnsi="Arial" w:cs="Arial"/>
+          <w:lang w:val="en-US"/>
+        </w:rPr>
+        <w:t xml:space="preserve">&lt;If&gt;   </w:t>
+      </w:r>
+      <w:proofErr w:type="gramStart"/>
+      <w:r>
+        <w:rPr>
+          <w:rFonts w:ascii="Arial" w:hAnsi="Arial" w:cs="Arial"/>
+          <w:lang w:val="en-US"/>
+        </w:rPr>
+        <w:t xml:space="preserve">  ::=</w:t>
+      </w:r>
+      <w:proofErr w:type="gramEnd"/>
+      <w:r>
+        <w:rPr>
+          <w:rFonts w:ascii="Arial" w:hAnsi="Arial" w:cs="Arial"/>
+          <w:lang w:val="en-US"/>
+        </w:rPr>
+        <w:t xml:space="preserve"> "if"</w:t>
+      </w:r>
+    </w:p>
+    <w:p>
+      <w:pPr>
+        <w:rPr>
+          <w:rFonts w:ascii="Arial" w:hAnsi="Arial" w:cs="Arial"/>
+          <w:lang w:val="en-US"/>
+        </w:rPr>
+      </w:pPr>
+      <w:r>
+        <w:rPr>
+          <w:rFonts w:ascii="Arial" w:hAnsi="Arial" w:cs="Arial"/>
+          <w:lang w:val="en-US"/>
+        </w:rPr>
+        <w:t xml:space="preserve">&lt;Elif&gt; </w:t>
+      </w:r>
+      <w:proofErr w:type="gramStart"/>
+      <w:r>
+        <w:rPr>
+          <w:rFonts w:ascii="Arial" w:hAnsi="Arial" w:cs="Arial"/>
+          <w:lang w:val="en-US"/>
+        </w:rPr>
+        <w:t xml:space="preserve">  ::=</w:t>
+      </w:r>
+      <w:proofErr w:type="gramEnd"/>
+      <w:r>
+        <w:rPr>
+          <w:rFonts w:ascii="Arial" w:hAnsi="Arial" w:cs="Arial"/>
+          <w:lang w:val="en-US"/>
+        </w:rPr>
+        <w:t xml:space="preserve"> "</w:t>
+      </w:r>
+      <w:proofErr w:type="spellStart"/>
+      <w:r>
+        <w:rPr>
+          <w:rFonts w:ascii="Arial" w:hAnsi="Arial" w:cs="Arial"/>
+          <w:lang w:val="en-US"/>
+        </w:rPr>
+        <w:t>elif</w:t>
+      </w:r>
+      <w:proofErr w:type="spellEnd"/>
+      <w:r>
+        <w:rPr>
+          <w:rFonts w:ascii="Arial" w:hAnsi="Arial" w:cs="Arial"/>
+          <w:lang w:val="en-US"/>
+        </w:rPr>
+        <w:t>"</w:t>
+      </w:r>
+    </w:p>
+    <w:p>
+      <w:pPr>
+        <w:rPr>
+          <w:rFonts w:ascii="Arial" w:hAnsi="Arial" w:cs="Arial"/>
+          <w:lang w:val="en-US"/>
+        </w:rPr>
+      </w:pPr>
+      <w:r>
+        <w:rPr>
+          <w:rFonts w:ascii="Arial" w:hAnsi="Arial" w:cs="Arial"/>
+          <w:lang w:val="en-US"/>
+        </w:rPr>
+        <w:t xml:space="preserve">&lt;Else&gt; </w:t>
+      </w:r>
+      <w:proofErr w:type="gramStart"/>
+      <w:r>
+        <w:rPr>
+          <w:rFonts w:ascii="Arial" w:hAnsi="Arial" w:cs="Arial"/>
+          <w:lang w:val="en-US"/>
+        </w:rPr>
+        <w:t xml:space="preserve">  ::=</w:t>
+      </w:r>
+      <w:proofErr w:type="gramEnd"/>
+      <w:r>
+        <w:rPr>
+          <w:rFonts w:ascii="Arial" w:hAnsi="Arial" w:cs="Arial"/>
+          <w:lang w:val="en-US"/>
+        </w:rPr>
+        <w:t xml:space="preserve"> "else"</w:t>
+      </w:r>
+    </w:p>
+    <w:p>
+      <w:pPr>
+        <w:rPr>
+          <w:rFonts w:ascii="Arial" w:hAnsi="Arial" w:cs="Arial"/>
+          <w:lang w:val="en-US"/>
+        </w:rPr>
+      </w:pPr>
+      <w:r>
+        <w:rPr>
+          <w:rFonts w:ascii="Arial" w:hAnsi="Arial" w:cs="Arial"/>
+          <w:lang w:val="en-US"/>
+        </w:rPr>
+        <w:t>&lt;While</w:t>
+      </w:r>
+      <w:proofErr w:type="gramStart"/>
+      <w:r>
+        <w:rPr>
+          <w:rFonts w:ascii="Arial" w:hAnsi="Arial" w:cs="Arial"/>
+          <w:lang w:val="en-US"/>
+        </w:rPr>
+        <w:t>&gt;  :</w:t>
+      </w:r>
+      <w:proofErr w:type="gramEnd"/>
+      <w:r>
+        <w:rPr>
+          <w:rFonts w:ascii="Arial" w:hAnsi="Arial" w:cs="Arial"/>
+          <w:lang w:val="en-US"/>
+        </w:rPr>
+        <w:t>:= "while"</w:t>
+      </w:r>
+    </w:p>
+    <w:p>
+      <w:pPr>
+        <w:rPr>
+          <w:rFonts w:ascii="Arial" w:hAnsi="Arial" w:cs="Arial"/>
+          <w:lang w:val="en-US"/>
+        </w:rPr>
+      </w:pPr>
+      <w:r>
+        <w:rPr>
+          <w:rFonts w:ascii="Arial" w:hAnsi="Arial" w:cs="Arial"/>
+          <w:lang w:val="en-US"/>
+        </w:rPr>
+        <w:t xml:space="preserve">&lt;For&gt;  </w:t>
+      </w:r>
+      <w:proofErr w:type="gramStart"/>
+      <w:r>
+        <w:rPr>
+          <w:rFonts w:ascii="Arial" w:hAnsi="Arial" w:cs="Arial"/>
+          <w:lang w:val="en-US"/>
+        </w:rPr>
+        <w:t xml:space="preserve">  ::=</w:t>
+      </w:r>
+      <w:proofErr w:type="gramEnd"/>
+      <w:r>
+        <w:rPr>
+          <w:rFonts w:ascii="Arial" w:hAnsi="Arial" w:cs="Arial"/>
+          <w:lang w:val="en-US"/>
+        </w:rPr>
+        <w:t xml:space="preserve"> "for"</w:t>
+      </w:r>
+    </w:p>
+    <w:p>
+      <w:pPr>
+        <w:rPr>
+          <w:rFonts w:ascii="Arial" w:hAnsi="Arial" w:cs="Arial"/>
+          <w:lang w:val="en-US"/>
+        </w:rPr>
+      </w:pPr>
+      <w:r>
+        <w:rPr>
+          <w:rFonts w:ascii="Arial" w:hAnsi="Arial" w:cs="Arial"/>
+          <w:lang w:val="en-US"/>
+        </w:rPr>
+        <w:t>&lt;Return</w:t>
+      </w:r>
+      <w:proofErr w:type="gramStart"/>
+      <w:r>
+        <w:rPr>
+          <w:rFonts w:ascii="Arial" w:hAnsi="Arial" w:cs="Arial"/>
+          <w:lang w:val="en-US"/>
+        </w:rPr>
+        <w:t>&gt; ::=</w:t>
+      </w:r>
+      <w:proofErr w:type="gramEnd"/>
+      <w:r>
+        <w:rPr>
+          <w:rFonts w:ascii="Arial" w:hAnsi="Arial" w:cs="Arial"/>
+          <w:lang w:val="en-US"/>
+        </w:rPr>
+        <w:t xml:space="preserve"> "return"</w:t>
+      </w:r>
+    </w:p>
+    <w:p>
+      <w:pPr>
+        <w:rPr>
+          <w:rFonts w:ascii="Arial" w:hAnsi="Arial" w:cs="Arial"/>
+          <w:lang w:val="en-US"/>
+        </w:rPr>
+      </w:pPr>
+      <w:r>
+        <w:rPr>
+          <w:rFonts w:ascii="Arial" w:hAnsi="Arial" w:cs="Arial"/>
+          <w:lang w:val="en-US"/>
+        </w:rPr>
+        <w:t>&lt;Break</w:t>
+      </w:r>
+      <w:proofErr w:type="gramStart"/>
+      <w:r>
+        <w:rPr>
+          <w:rFonts w:ascii="Arial" w:hAnsi="Arial" w:cs="Arial"/>
+          <w:lang w:val="en-US"/>
+        </w:rPr>
+        <w:t>&gt;  :</w:t>
+      </w:r>
+      <w:proofErr w:type="gramEnd"/>
+      <w:r>
+        <w:rPr>
+          <w:rFonts w:ascii="Arial" w:hAnsi="Arial" w:cs="Arial"/>
+          <w:lang w:val="en-US"/>
+        </w:rPr>
+        <w:t>:= "break"</w:t>
+      </w:r>
+    </w:p>
+    <w:p>
+      <w:pPr>
+        <w:rPr>
+          <w:rFonts w:ascii="Arial" w:hAnsi="Arial" w:cs="Arial"/>
+          <w:lang w:val="en-US"/>
+        </w:rPr>
+      </w:pPr>
+      <w:r>
+        <w:rPr>
+          <w:rFonts w:ascii="Arial" w:hAnsi="Arial" w:cs="Arial"/>
+          <w:lang w:val="en-US"/>
+        </w:rPr>
+        <w:t>&lt;Val</w:t>
+      </w:r>
+      <w:proofErr w:type="gramStart"/>
+      <w:r>
+        <w:rPr>
+          <w:rFonts w:ascii="Arial" w:hAnsi="Arial" w:cs="Arial"/>
+          <w:lang w:val="en-US"/>
+        </w:rPr>
+        <w:t>&gt; ::=</w:t>
+      </w:r>
+      <w:proofErr w:type="gramEnd"/>
+      <w:r>
+        <w:rPr>
+          <w:rFonts w:ascii="Arial" w:hAnsi="Arial" w:cs="Arial"/>
+          <w:lang w:val="en-US"/>
+        </w:rPr>
+        <w:t xml:space="preserve"> "</w:t>
+      </w:r>
+      <w:proofErr w:type="spellStart"/>
+      <w:r>
+        <w:rPr>
+          <w:rFonts w:ascii="Arial" w:hAnsi="Arial" w:cs="Arial"/>
+          <w:lang w:val="en-US"/>
+        </w:rPr>
+        <w:t>val</w:t>
+      </w:r>
+      <w:proofErr w:type="spellEnd"/>
+      <w:r>
+        <w:rPr>
+          <w:rFonts w:ascii="Arial" w:hAnsi="Arial" w:cs="Arial"/>
+          <w:lang w:val="en-US"/>
+        </w:rPr>
+        <w:t>"</w:t>
+      </w:r>
+    </w:p>
+    <w:p>
+      <w:pPr>
+        <w:rPr>
+          <w:rFonts w:ascii="Arial" w:hAnsi="Arial" w:cs="Arial"/>
+          <w:lang w:val="en-US"/>
+        </w:rPr>
+      </w:pPr>
+      <w:r>
+        <w:rPr>
+          <w:rFonts w:ascii="Arial" w:hAnsi="Arial" w:cs="Arial"/>
+          <w:lang w:val="en-US"/>
+        </w:rPr>
+        <w:t>&lt;Read</w:t>
+      </w:r>
+      <w:proofErr w:type="gramStart"/>
+      <w:r>
+        <w:rPr>
+          <w:rFonts w:ascii="Arial" w:hAnsi="Arial" w:cs="Arial"/>
+          <w:lang w:val="en-US"/>
+        </w:rPr>
+        <w:t>&gt;  :</w:t>
+      </w:r>
+      <w:proofErr w:type="gramEnd"/>
+      <w:r>
+        <w:rPr>
+          <w:rFonts w:ascii="Arial" w:hAnsi="Arial" w:cs="Arial"/>
+          <w:lang w:val="en-US"/>
+        </w:rPr>
+        <w:t>:= "read"</w:t>
+      </w:r>
+    </w:p>
+    <w:p>
+      <w:pPr>
+        <w:rPr>
+          <w:rFonts w:ascii="Arial" w:hAnsi="Arial" w:cs="Arial"/>
+          <w:lang w:val="en-US"/>
+        </w:rPr>
+      </w:pPr>
+      <w:r>
+        <w:rPr>
+          <w:rFonts w:ascii="Arial" w:hAnsi="Arial" w:cs="Arial"/>
+          <w:lang w:val="en-US"/>
+        </w:rPr>
+        <w:t>&lt;Write</w:t>
+      </w:r>
+      <w:proofErr w:type="gramStart"/>
+      <w:r>
+        <w:rPr>
+          <w:rFonts w:ascii="Arial" w:hAnsi="Arial" w:cs="Arial"/>
+          <w:lang w:val="en-US"/>
+        </w:rPr>
+        <w:t>&gt; ::=</w:t>
+      </w:r>
+      <w:proofErr w:type="gramEnd"/>
+      <w:r>
+        <w:rPr>
+          <w:rFonts w:ascii="Arial" w:hAnsi="Arial" w:cs="Arial"/>
+          <w:lang w:val="en-US"/>
+        </w:rPr>
+        <w:t xml:space="preserve"> "write"</w:t>
+      </w:r>
+    </w:p>
+    <w:p>
+      <w:pPr>
+        <w:rPr>
+          <w:rFonts w:ascii="Arial" w:hAnsi="Arial" w:cs="Arial"/>
+          <w:lang w:val="en-US"/>
+        </w:rPr>
+      </w:pPr>
+      <w:r>
+        <w:rPr>
+          <w:rFonts w:ascii="Arial" w:hAnsi="Arial" w:cs="Arial"/>
+          <w:lang w:val="en-US"/>
+        </w:rPr>
+        <w:t>&lt;Void</w:t>
+      </w:r>
+      <w:proofErr w:type="gramStart"/>
+      <w:r>
+        <w:rPr>
+          <w:rFonts w:ascii="Arial" w:hAnsi="Arial" w:cs="Arial"/>
+          <w:lang w:val="en-US"/>
+        </w:rPr>
+        <w:t>&gt; ::=</w:t>
+      </w:r>
+      <w:proofErr w:type="gramEnd"/>
+      <w:r>
+        <w:rPr>
+          <w:rFonts w:ascii="Arial" w:hAnsi="Arial" w:cs="Arial"/>
+          <w:lang w:val="en-US"/>
+        </w:rPr>
+        <w:t xml:space="preserve"> "void"</w:t>
+      </w:r>
+    </w:p>
+    <w:p>
+      <w:pPr>
+        <w:rPr>
+          <w:rFonts w:ascii="Arial" w:hAnsi="Arial" w:cs="Arial"/>
+          <w:lang w:val="en-US"/>
+        </w:rPr>
+      </w:pPr>
+      <w:r>
+        <w:rPr>
+          <w:rFonts w:ascii="Arial" w:hAnsi="Arial" w:cs="Arial"/>
+          <w:lang w:val="en-US"/>
+        </w:rPr>
+        <w:t xml:space="preserve">&lt;Lista_Int&gt; </w:t>
+      </w:r>
+      <w:proofErr w:type="gramStart"/>
+      <w:r>
+        <w:rPr>
+          <w:rFonts w:ascii="Arial" w:hAnsi="Arial" w:cs="Arial"/>
+          <w:lang w:val="en-US"/>
+        </w:rPr>
+        <w:t xml:space="preserve">  ::=</w:t>
+      </w:r>
+      <w:proofErr w:type="gramEnd"/>
+      <w:r>
+        <w:rPr>
+          <w:rFonts w:ascii="Arial" w:hAnsi="Arial" w:cs="Arial"/>
+          <w:lang w:val="en-US"/>
+        </w:rPr>
+        <w:t xml:space="preserve"> &lt;Lit_Int&gt;</w:t>
+      </w:r>
+    </w:p>
+    <w:p>
+      <w:pPr>
+        <w:rPr>
+          <w:rFonts w:ascii="Arial" w:hAnsi="Arial" w:cs="Arial"/>
+          <w:lang w:val="en-US"/>
+        </w:rPr>
+      </w:pPr>
+      <w:r>
+        <w:rPr>
+          <w:rFonts w:ascii="Arial" w:hAnsi="Arial" w:cs="Arial"/>
+          <w:lang w:val="en-US"/>
+        </w:rPr>
+        <w:t xml:space="preserve">&lt;Lista_Int&gt; </w:t>
+      </w:r>
+      <w:proofErr w:type="gramStart"/>
+      <w:r>
+        <w:rPr>
+          <w:rFonts w:ascii="Arial" w:hAnsi="Arial" w:cs="Arial"/>
+          <w:lang w:val="en-US"/>
+        </w:rPr>
+        <w:t xml:space="preserve">  ::=</w:t>
+      </w:r>
+      <w:proofErr w:type="gramEnd"/>
+      <w:r>
+        <w:rPr>
+          <w:rFonts w:ascii="Arial" w:hAnsi="Arial" w:cs="Arial"/>
+          <w:lang w:val="en-US"/>
+        </w:rPr>
+        <w:t xml:space="preserve"> &lt;Lit_Int&gt; &lt;Coma&gt; &lt;Lista_Int&gt;</w:t>
+      </w:r>
+    </w:p>
+    <w:p>
+      <w:pPr>
+        <w:rPr>
+          <w:rFonts w:ascii="Arial" w:hAnsi="Arial" w:cs="Arial"/>
+          <w:lang w:val="en-US"/>
+        </w:rPr>
+      </w:pPr>
+      <w:r>
+        <w:rPr>
+          <w:rFonts w:ascii="Arial" w:hAnsi="Arial" w:cs="Arial"/>
+          <w:lang w:val="en-US"/>
+        </w:rPr>
+        <w:t>&lt;Lista_Float</w:t>
+      </w:r>
+      <w:proofErr w:type="gramStart"/>
+      <w:r>
+        <w:rPr>
+          <w:rFonts w:ascii="Arial" w:hAnsi="Arial" w:cs="Arial"/>
+          <w:lang w:val="en-US"/>
+        </w:rPr>
+        <w:t>&gt; ::=</w:t>
+      </w:r>
+      <w:proofErr w:type="gramEnd"/>
+      <w:r>
+        <w:rPr>
+          <w:rFonts w:ascii="Arial" w:hAnsi="Arial" w:cs="Arial"/>
+          <w:lang w:val="en-US"/>
+        </w:rPr>
+        <w:t xml:space="preserve"> &lt;Lit_Float&gt;</w:t>
+      </w:r>
+    </w:p>
+    <w:p>
+      <w:pPr>
+        <w:rPr>
+          <w:rFonts w:ascii="Arial" w:hAnsi="Arial" w:cs="Arial"/>
+          <w:lang w:val="es-CR"/>
+        </w:rPr>
+      </w:pPr>
+      <w:r>
+        <w:rPr>
+          <w:rFonts w:ascii="Arial" w:hAnsi="Arial" w:cs="Arial"/>
+          <w:lang w:val="es-CR"/>
+        </w:rPr>
+        <w:t>&lt;</w:t>
+      </w:r>
+      <w:proofErr w:type="spellStart"/>
+      <w:r>
+        <w:rPr>
+          <w:rFonts w:ascii="Arial" w:hAnsi="Arial" w:cs="Arial"/>
+          <w:lang w:val="es-CR"/>
+        </w:rPr>
+        <w:t>Lista_Float</w:t>
+      </w:r>
+      <w:proofErr w:type="spellEnd"/>
+      <w:proofErr w:type="gramStart"/>
+      <w:r>
+        <w:rPr>
+          <w:rFonts w:ascii="Arial" w:hAnsi="Arial" w:cs="Arial"/>
+          <w:lang w:val="es-CR"/>
+        </w:rPr>
+        <w:t>&gt; ::=</w:t>
+      </w:r>
+      <w:proofErr w:type="gramEnd"/>
+      <w:r>
+        <w:rPr>
+          <w:rFonts w:ascii="Arial" w:hAnsi="Arial" w:cs="Arial"/>
+          <w:lang w:val="es-CR"/>
+        </w:rPr>
+        <w:t xml:space="preserve"> &lt;</w:t>
+      </w:r>
+      <w:proofErr w:type="spellStart"/>
+      <w:r>
+        <w:rPr>
+          <w:rFonts w:ascii="Arial" w:hAnsi="Arial" w:cs="Arial"/>
+          <w:lang w:val="es-CR"/>
+        </w:rPr>
+        <w:t>Lit_Float</w:t>
+      </w:r>
+      <w:proofErr w:type="spellEnd"/>
+      <w:r>
+        <w:rPr>
+          <w:rFonts w:ascii="Arial" w:hAnsi="Arial" w:cs="Arial"/>
+          <w:lang w:val="es-CR"/>
+        </w:rPr>
+        <w:t>&gt; &lt;Coma&gt; &lt;</w:t>
+      </w:r>
+      <w:proofErr w:type="spellStart"/>
+      <w:r>
+        <w:rPr>
+          <w:rFonts w:ascii="Arial" w:hAnsi="Arial" w:cs="Arial"/>
+          <w:lang w:val="es-CR"/>
+        </w:rPr>
+        <w:t>Lista_Float</w:t>
+      </w:r>
+      <w:proofErr w:type="spellEnd"/>
+      <w:r>
+        <w:rPr>
+          <w:rFonts w:ascii="Arial" w:hAnsi="Arial" w:cs="Arial"/>
+          <w:lang w:val="es-CR"/>
+        </w:rPr>
+        <w:t>&gt;</w:t>
+      </w:r>
+    </w:p>
+    <w:p>
+      <w:pPr>
+        <w:rPr>
+          <w:rFonts w:ascii="Arial" w:hAnsi="Arial" w:cs="Arial"/>
+          <w:lang w:val="es-CR"/>
+        </w:rPr>
+      </w:pPr>
+      <w:r>
+        <w:rPr>
+          <w:rFonts w:ascii="Arial" w:hAnsi="Arial" w:cs="Arial"/>
+          <w:lang w:val="es-CR"/>
+        </w:rPr>
+        <w:t>&lt;</w:t>
+      </w:r>
+      <w:proofErr w:type="spellStart"/>
+      <w:r>
+        <w:rPr>
+          <w:rFonts w:ascii="Arial" w:hAnsi="Arial" w:cs="Arial"/>
+          <w:lang w:val="es-CR"/>
+        </w:rPr>
+        <w:t>Arreglo_Int</w:t>
+      </w:r>
+      <w:proofErr w:type="spellEnd"/>
+      <w:r>
+        <w:rPr>
+          <w:rFonts w:ascii="Arial" w:hAnsi="Arial" w:cs="Arial"/>
+          <w:lang w:val="es-CR"/>
+        </w:rPr>
+        <w:t xml:space="preserve">&gt; </w:t>
+      </w:r>
+      <w:proofErr w:type="gramStart"/>
+      <w:r>
+        <w:rPr>
+          <w:rFonts w:ascii="Arial" w:hAnsi="Arial" w:cs="Arial"/>
+          <w:lang w:val="es-CR"/>
+        </w:rPr>
+        <w:t xml:space="preserve">  ::=</w:t>
+      </w:r>
+      <w:proofErr w:type="gramEnd"/>
+      <w:r>
+        <w:rPr>
+          <w:rFonts w:ascii="Arial" w:hAnsi="Arial" w:cs="Arial"/>
+          <w:lang w:val="es-CR"/>
+        </w:rPr>
+        <w:t xml:space="preserve"> &lt;Val&gt; "</w:t>
+      </w:r>
+      <w:proofErr w:type="spellStart"/>
+      <w:r>
+        <w:rPr>
+          <w:rFonts w:ascii="Arial" w:hAnsi="Arial" w:cs="Arial"/>
+          <w:lang w:val="es-CR"/>
+        </w:rPr>
+        <w:t>int</w:t>
+      </w:r>
+      <w:proofErr w:type="spellEnd"/>
+      <w:r>
+        <w:rPr>
+          <w:rFonts w:ascii="Arial" w:hAnsi="Arial" w:cs="Arial"/>
+          <w:lang w:val="es-CR"/>
+        </w:rPr>
+        <w:t>" &lt;Id&gt; &lt;</w:t>
+      </w:r>
+      <w:proofErr w:type="spellStart"/>
+      <w:r>
+        <w:rPr>
+          <w:rFonts w:ascii="Arial" w:hAnsi="Arial" w:cs="Arial"/>
+          <w:lang w:val="es-CR"/>
+        </w:rPr>
+        <w:t>Bloque_Ini</w:t>
+      </w:r>
+      <w:proofErr w:type="spellEnd"/>
+      <w:r>
+        <w:rPr>
+          <w:rFonts w:ascii="Arial" w:hAnsi="Arial" w:cs="Arial"/>
+          <w:lang w:val="es-CR"/>
+        </w:rPr>
+        <w:t>&gt; &lt;</w:t>
+      </w:r>
+      <w:proofErr w:type="spellStart"/>
+      <w:r>
+        <w:rPr>
+          <w:rFonts w:ascii="Arial" w:hAnsi="Arial" w:cs="Arial"/>
+          <w:lang w:val="es-CR"/>
+        </w:rPr>
+        <w:t>Lista_Int</w:t>
+      </w:r>
+      <w:proofErr w:type="spellEnd"/>
+      <w:r>
+        <w:rPr>
+          <w:rFonts w:ascii="Arial" w:hAnsi="Arial" w:cs="Arial"/>
+          <w:lang w:val="es-CR"/>
+        </w:rPr>
+        <w:t>&gt; &lt;</w:t>
+      </w:r>
+      <w:proofErr w:type="spellStart"/>
+      <w:r>
+        <w:rPr>
+          <w:rFonts w:ascii="Arial" w:hAnsi="Arial" w:cs="Arial"/>
+          <w:lang w:val="es-CR"/>
+        </w:rPr>
+        <w:t>Bloque_Fin</w:t>
+      </w:r>
+      <w:proofErr w:type="spellEnd"/>
+      <w:r>
+        <w:rPr>
+          <w:rFonts w:ascii="Arial" w:hAnsi="Arial" w:cs="Arial"/>
+          <w:lang w:val="es-CR"/>
+        </w:rPr>
+        <w:t>&gt; &lt;</w:t>
+      </w:r>
+      <w:proofErr w:type="spellStart"/>
+      <w:r>
+        <w:rPr>
+          <w:rFonts w:ascii="Arial" w:hAnsi="Arial" w:cs="Arial"/>
+          <w:lang w:val="es-CR"/>
+        </w:rPr>
+        <w:t>Fin_Expr</w:t>
+      </w:r>
+      <w:proofErr w:type="spellEnd"/>
+      <w:r>
+        <w:rPr>
+          <w:rFonts w:ascii="Arial" w:hAnsi="Arial" w:cs="Arial"/>
+          <w:lang w:val="es-CR"/>
+        </w:rPr>
+        <w:t>&gt;</w:t>
+      </w:r>
+    </w:p>
+    <w:p>
+      <w:pPr>
+        <w:rPr>
+          <w:rFonts w:ascii="Arial" w:hAnsi="Arial" w:cs="Arial"/>
+          <w:lang w:val="es-CR"/>
+        </w:rPr>
+      </w:pPr>
+      <w:r>
+        <w:rPr>
+          <w:rFonts w:ascii="Arial" w:hAnsi="Arial" w:cs="Arial"/>
+          <w:lang w:val="es-CR"/>
+        </w:rPr>
+        <w:t>&lt;</w:t>
+      </w:r>
+      <w:proofErr w:type="spellStart"/>
+      <w:r>
+        <w:rPr>
+          <w:rFonts w:ascii="Arial" w:hAnsi="Arial" w:cs="Arial"/>
+          <w:lang w:val="es-CR"/>
+        </w:rPr>
+        <w:t>Arreglo_Float</w:t>
+      </w:r>
+      <w:proofErr w:type="spellEnd"/>
+      <w:proofErr w:type="gramStart"/>
+      <w:r>
+        <w:rPr>
+          <w:rFonts w:ascii="Arial" w:hAnsi="Arial" w:cs="Arial"/>
+          <w:lang w:val="es-CR"/>
+        </w:rPr>
+        <w:t>&gt; ::=</w:t>
+      </w:r>
+      <w:proofErr w:type="gramEnd"/>
+      <w:r>
+        <w:rPr>
+          <w:rFonts w:ascii="Arial" w:hAnsi="Arial" w:cs="Arial"/>
+          <w:lang w:val="es-CR"/>
+        </w:rPr>
+        <w:t xml:space="preserve"> &lt;Val&gt; "</w:t>
+      </w:r>
+      <w:proofErr w:type="spellStart"/>
+      <w:r>
+        <w:rPr>
+          <w:rFonts w:ascii="Arial" w:hAnsi="Arial" w:cs="Arial"/>
+          <w:lang w:val="es-CR"/>
+        </w:rPr>
+        <w:t>float</w:t>
+      </w:r>
+      <w:proofErr w:type="spellEnd"/>
+      <w:r>
+        <w:rPr>
+          <w:rFonts w:ascii="Arial" w:hAnsi="Arial" w:cs="Arial"/>
+          <w:lang w:val="es-CR"/>
+        </w:rPr>
+        <w:t>" &lt;Id&gt; &lt;</w:t>
+      </w:r>
+      <w:proofErr w:type="spellStart"/>
+      <w:r>
+        <w:rPr>
+          <w:rFonts w:ascii="Arial" w:hAnsi="Arial" w:cs="Arial"/>
+          <w:lang w:val="es-CR"/>
+        </w:rPr>
+        <w:t>Bloque_Ini</w:t>
+      </w:r>
+      <w:proofErr w:type="spellEnd"/>
+      <w:r>
+        <w:rPr>
+          <w:rFonts w:ascii="Arial" w:hAnsi="Arial" w:cs="Arial"/>
+          <w:lang w:val="es-CR"/>
+        </w:rPr>
+        <w:t>&gt; &lt;</w:t>
+      </w:r>
+      <w:proofErr w:type="spellStart"/>
+      <w:r>
+        <w:rPr>
+          <w:rFonts w:ascii="Arial" w:hAnsi="Arial" w:cs="Arial"/>
+          <w:lang w:val="es-CR"/>
+        </w:rPr>
+        <w:t>Lista_Float</w:t>
+      </w:r>
+      <w:proofErr w:type="spellEnd"/>
+      <w:r>
+        <w:rPr>
+          <w:rFonts w:ascii="Arial" w:hAnsi="Arial" w:cs="Arial"/>
+          <w:lang w:val="es-CR"/>
+        </w:rPr>
+        <w:t>&gt; &lt;</w:t>
+      </w:r>
+      <w:proofErr w:type="spellStart"/>
+      <w:r>
+        <w:rPr>
+          <w:rFonts w:ascii="Arial" w:hAnsi="Arial" w:cs="Arial"/>
+          <w:lang w:val="es-CR"/>
+        </w:rPr>
+        <w:t>Bloque_Fin</w:t>
+      </w:r>
+      <w:proofErr w:type="spellEnd"/>
+      <w:r>
+        <w:rPr>
+          <w:rFonts w:ascii="Arial" w:hAnsi="Arial" w:cs="Arial"/>
+          <w:lang w:val="es-CR"/>
+        </w:rPr>
+        <w:t>&gt; &lt;</w:t>
+      </w:r>
+      <w:proofErr w:type="spellStart"/>
+      <w:r>
+        <w:rPr>
+          <w:rFonts w:ascii="Arial" w:hAnsi="Arial" w:cs="Arial"/>
+          <w:lang w:val="es-CR"/>
+        </w:rPr>
+        <w:t>Fin_Expr</w:t>
+      </w:r>
+      <w:proofErr w:type="spellEnd"/>
+      <w:r>
+        <w:rPr>
+          <w:rFonts w:ascii="Arial" w:hAnsi="Arial" w:cs="Arial"/>
+          <w:lang w:val="es-CR"/>
+        </w:rPr>
+        <w:t>&gt;</w:t>
+      </w:r>
+    </w:p>
+    <w:p>
+      <w:pPr>
+        <w:rPr>
+          <w:rFonts w:ascii="Arial" w:hAnsi="Arial" w:cs="Arial"/>
+          <w:lang w:val="es-CR"/>
+        </w:rPr>
+      </w:pPr>
+      <w:r>
+        <w:rPr>
+          <w:rFonts w:ascii="Arial" w:hAnsi="Arial" w:cs="Arial"/>
+          <w:lang w:val="es-CR"/>
+        </w:rPr>
+        <w:t>&lt;Arreglo</w:t>
+      </w:r>
+      <w:proofErr w:type="gramStart"/>
+      <w:r>
+        <w:rPr>
+          <w:rFonts w:ascii="Arial" w:hAnsi="Arial" w:cs="Arial"/>
+          <w:lang w:val="es-CR"/>
+        </w:rPr>
+        <w:t>&gt; ::=</w:t>
+      </w:r>
+      <w:proofErr w:type="gramEnd"/>
+      <w:r>
+        <w:rPr>
+          <w:rFonts w:ascii="Arial" w:hAnsi="Arial" w:cs="Arial"/>
+          <w:lang w:val="es-CR"/>
+        </w:rPr>
+        <w:t xml:space="preserve"> &lt;</w:t>
+      </w:r>
+      <w:proofErr w:type="spellStart"/>
+      <w:r>
+        <w:rPr>
+          <w:rFonts w:ascii="Arial" w:hAnsi="Arial" w:cs="Arial"/>
+          <w:lang w:val="es-CR"/>
+        </w:rPr>
+        <w:t>Arreglo_Int</w:t>
+      </w:r>
+      <w:proofErr w:type="spellEnd"/>
+      <w:r>
+        <w:rPr>
+          <w:rFonts w:ascii="Arial" w:hAnsi="Arial" w:cs="Arial"/>
+          <w:lang w:val="es-CR"/>
+        </w:rPr>
+        <w:t>&gt;</w:t>
+      </w:r>
+    </w:p>
+    <w:p>
+      <w:pPr>
+        <w:rPr>
+          <w:rFonts w:ascii="Arial" w:hAnsi="Arial" w:cs="Arial"/>
+        </w:rPr>
+      </w:pPr>
+      <w:r>
+        <w:rPr>
+          <w:rFonts w:ascii="Arial" w:hAnsi="Arial" w:cs="Arial"/>
+          <w:lang w:val="es-CR"/>
+        </w:rPr>
+        <w:lastRenderedPageBreak/>
+        <w:t>&lt;Arreglo</w:t>
+      </w:r>
+      <w:proofErr w:type="gramStart"/>
+      <w:r>
+        <w:rPr>
+          <w:rFonts w:ascii="Arial" w:hAnsi="Arial" w:cs="Arial"/>
+          <w:lang w:val="es-CR"/>
+        </w:rPr>
+        <w:t>&gt; ::=</w:t>
+      </w:r>
+      <w:proofErr w:type="gramEnd"/>
+      <w:r>
+        <w:rPr>
+          <w:rFonts w:ascii="Arial" w:hAnsi="Arial" w:cs="Arial"/>
+          <w:lang w:val="es-CR"/>
+        </w:rPr>
+        <w:t xml:space="preserve"> &lt;</w:t>
+      </w:r>
+      <w:proofErr w:type="spellStart"/>
+      <w:r>
+        <w:rPr>
+          <w:rFonts w:ascii="Arial" w:hAnsi="Arial" w:cs="Arial"/>
+          <w:lang w:val="es-CR"/>
+        </w:rPr>
+        <w:t>Arreglo_Float</w:t>
+      </w:r>
+      <w:proofErr w:type="spellEnd"/>
+      <w:r>
+        <w:rPr>
+          <w:rFonts w:ascii="Arial" w:hAnsi="Arial" w:cs="Arial"/>
+          <w:lang w:val="es-CR"/>
+        </w:rPr>
+        <w:t>&gt;</w:t>
+      </w:r>
     </w:p>
     <w:p>
       <w:pPr>
@@ -1527,11 +3510,11 @@
     <w:name w:val="Normal"/>
     <w:qFormat/>
   </w:style>
-  <w:style w:type="paragraph" w:styleId="Ttulo1">
+  <w:style w:type="paragraph" w:styleId="Heading1">
     <w:name w:val="heading 1"/>
     <w:basedOn w:val="Normal"/>
     <w:next w:val="Normal"/>
-    <w:link w:val="Ttulo1Car"/>
+    <w:link w:val="Heading1Char"/>
     <w:uiPriority w:val="9"/>
     <w:qFormat/>
     <w:rsid w:val="00C00C98"/>
@@ -1548,11 +3531,11 @@
       <w:szCs w:val="40"/>
     </w:rPr>
   </w:style>
-  <w:style w:type="paragraph" w:styleId="Ttulo2">
+  <w:style w:type="paragraph" w:styleId="Heading2">
     <w:name w:val="heading 2"/>
     <w:basedOn w:val="Normal"/>
     <w:next w:val="Normal"/>
-    <w:link w:val="Ttulo2Car"/>
+    <w:link w:val="Heading2Char"/>
     <w:uiPriority w:val="9"/>
     <w:semiHidden/>
     <w:unhideWhenUsed/>
@@ -1571,11 +3554,11 @@
       <w:szCs w:val="32"/>
     </w:rPr>
   </w:style>
-  <w:style w:type="paragraph" w:styleId="Ttulo3">
+  <w:style w:type="paragraph" w:styleId="Heading3">
     <w:name w:val="heading 3"/>
     <w:basedOn w:val="Normal"/>
     <w:next w:val="Normal"/>
-    <w:link w:val="Ttulo3Car"/>
+    <w:link w:val="Heading3Char"/>
     <w:uiPriority w:val="9"/>
     <w:semiHidden/>
     <w:unhideWhenUsed/>
@@ -1594,11 +3577,11 @@
       <w:szCs w:val="28"/>
     </w:rPr>
   </w:style>
-  <w:style w:type="paragraph" w:styleId="Ttulo4">
+  <w:style w:type="paragraph" w:styleId="Heading4">
     <w:name w:val="heading 4"/>
     <w:basedOn w:val="Normal"/>
     <w:next w:val="Normal"/>
-    <w:link w:val="Ttulo4Car"/>
+    <w:link w:val="Heading4Char"/>
     <w:uiPriority w:val="9"/>
     <w:semiHidden/>
     <w:unhideWhenUsed/>
@@ -1617,11 +3600,11 @@
       <w:color w:val="0F4761" w:themeColor="accent1" w:themeShade="BF"/>
     </w:rPr>
   </w:style>
-  <w:style w:type="paragraph" w:styleId="Ttulo5">
+  <w:style w:type="paragraph" w:styleId="Heading5">
     <w:name w:val="heading 5"/>
     <w:basedOn w:val="Normal"/>
     <w:next w:val="Normal"/>
-    <w:link w:val="Ttulo5Car"/>
+    <w:link w:val="Heading5Char"/>
     <w:uiPriority w:val="9"/>
     <w:semiHidden/>
     <w:unhideWhenUsed/>
@@ -1638,11 +3621,11 @@
       <w:color w:val="0F4761" w:themeColor="accent1" w:themeShade="BF"/>
     </w:rPr>
   </w:style>
-  <w:style w:type="paragraph" w:styleId="Ttulo6">
+  <w:style w:type="paragraph" w:styleId="Heading6">
     <w:name w:val="heading 6"/>
     <w:basedOn w:val="Normal"/>
     <w:next w:val="Normal"/>
-    <w:link w:val="Ttulo6Car"/>
+    <w:link w:val="Heading6Char"/>
     <w:uiPriority w:val="9"/>
     <w:semiHidden/>
     <w:unhideWhenUsed/>
@@ -1661,11 +3644,11 @@
       <w:color w:val="595959" w:themeColor="text1" w:themeTint="A6"/>
     </w:rPr>
   </w:style>
-  <w:style w:type="paragraph" w:styleId="Ttulo7">
+  <w:style w:type="paragraph" w:styleId="Heading7">
     <w:name w:val="heading 7"/>
     <w:basedOn w:val="Normal"/>
     <w:next w:val="Normal"/>
-    <w:link w:val="Ttulo7Car"/>
+    <w:link w:val="Heading7Char"/>
     <w:uiPriority w:val="9"/>
     <w:semiHidden/>
     <w:unhideWhenUsed/>
@@ -1682,11 +3665,11 @@
       <w:color w:val="595959" w:themeColor="text1" w:themeTint="A6"/>
     </w:rPr>
   </w:style>
-  <w:style w:type="paragraph" w:styleId="Ttulo8">
+  <w:style w:type="paragraph" w:styleId="Heading8">
     <w:name w:val="heading 8"/>
     <w:basedOn w:val="Normal"/>
     <w:next w:val="Normal"/>
-    <w:link w:val="Ttulo8Car"/>
+    <w:link w:val="Heading8Char"/>
     <w:uiPriority w:val="9"/>
     <w:semiHidden/>
     <w:unhideWhenUsed/>
@@ -1705,11 +3688,11 @@
       <w:color w:val="272727" w:themeColor="text1" w:themeTint="D8"/>
     </w:rPr>
   </w:style>
-  <w:style w:type="paragraph" w:styleId="Ttulo9">
+  <w:style w:type="paragraph" w:styleId="Heading9">
     <w:name w:val="heading 9"/>
     <w:basedOn w:val="Normal"/>
     <w:next w:val="Normal"/>
-    <w:link w:val="Ttulo9Car"/>
+    <w:link w:val="Heading9Char"/>
     <w:uiPriority w:val="9"/>
     <w:semiHidden/>
     <w:unhideWhenUsed/>
@@ -1726,13 +3709,12 @@
       <w:color w:val="272727" w:themeColor="text1" w:themeTint="D8"/>
     </w:rPr>
   </w:style>
-  <w:style w:type="character" w:default="1" w:styleId="Fuentedeprrafopredeter">
+  <w:style w:type="character" w:default="1" w:styleId="DefaultParagraphFont">
     <w:name w:val="Default Paragraph Font"/>
     <w:uiPriority w:val="1"/>
-    <w:semiHidden/>
     <w:unhideWhenUsed/>
   </w:style>
-  <w:style w:type="table" w:default="1" w:styleId="Tablanormal">
+  <w:style w:type="table" w:default="1" w:styleId="TableNormal">
     <w:name w:val="Normal Table"/>
     <w:uiPriority w:val="99"/>
     <w:semiHidden/>
@@ -1747,16 +3729,16 @@
       </w:tblCellMar>
     </w:tblPr>
   </w:style>
-  <w:style w:type="numbering" w:default="1" w:styleId="Sinlista">
+  <w:style w:type="numbering" w:default="1" w:styleId="NoList">
     <w:name w:val="No List"/>
     <w:uiPriority w:val="99"/>
     <w:semiHidden/>
     <w:unhideWhenUsed/>
   </w:style>
-  <w:style w:type="character" w:customStyle="1" w:styleId="Ttulo1Car">
-    <w:name w:val="Título 1 Car"/>
-    <w:basedOn w:val="Fuentedeprrafopredeter"/>
-    <w:link w:val="Ttulo1"/>
+  <w:style w:type="character" w:customStyle="1" w:styleId="Heading1Char">
+    <w:name w:val="Heading 1 Char"/>
+    <w:basedOn w:val="DefaultParagraphFont"/>
+    <w:link w:val="Heading1"/>
     <w:uiPriority w:val="9"/>
     <w:rsid w:val="00C00C98"/>
     <w:rPr>
@@ -1766,10 +3748,10 @@
       <w:szCs w:val="40"/>
     </w:rPr>
   </w:style>
-  <w:style w:type="character" w:customStyle="1" w:styleId="Ttulo2Car">
-    <w:name w:val="Título 2 Car"/>
-    <w:basedOn w:val="Fuentedeprrafopredeter"/>
-    <w:link w:val="Ttulo2"/>
+  <w:style w:type="character" w:customStyle="1" w:styleId="Heading2Char">
+    <w:name w:val="Heading 2 Char"/>
+    <w:basedOn w:val="DefaultParagraphFont"/>
+    <w:link w:val="Heading2"/>
     <w:uiPriority w:val="9"/>
     <w:semiHidden/>
     <w:rsid w:val="00C00C98"/>
@@ -1780,10 +3762,10 @@
       <w:szCs w:val="32"/>
     </w:rPr>
   </w:style>
-  <w:style w:type="character" w:customStyle="1" w:styleId="Ttulo3Car">
-    <w:name w:val="Título 3 Car"/>
-    <w:basedOn w:val="Fuentedeprrafopredeter"/>
-    <w:link w:val="Ttulo3"/>
+  <w:style w:type="character" w:customStyle="1" w:styleId="Heading3Char">
+    <w:name w:val="Heading 3 Char"/>
+    <w:basedOn w:val="DefaultParagraphFont"/>
+    <w:link w:val="Heading3"/>
     <w:uiPriority w:val="9"/>
     <w:semiHidden/>
     <w:rsid w:val="00C00C98"/>
@@ -1794,10 +3776,10 @@
       <w:szCs w:val="28"/>
     </w:rPr>
   </w:style>
-  <w:style w:type="character" w:customStyle="1" w:styleId="Ttulo4Car">
-    <w:name w:val="Título 4 Car"/>
-    <w:basedOn w:val="Fuentedeprrafopredeter"/>
-    <w:link w:val="Ttulo4"/>
+  <w:style w:type="character" w:customStyle="1" w:styleId="Heading4Char">
+    <w:name w:val="Heading 4 Char"/>
+    <w:basedOn w:val="DefaultParagraphFont"/>
+    <w:link w:val="Heading4"/>
     <w:uiPriority w:val="9"/>
     <w:semiHidden/>
     <w:rsid w:val="00C00C98"/>
@@ -1808,10 +3790,10 @@
       <w:color w:val="0F4761" w:themeColor="accent1" w:themeShade="BF"/>
     </w:rPr>
   </w:style>
-  <w:style w:type="character" w:customStyle="1" w:styleId="Ttulo5Car">
-    <w:name w:val="Título 5 Car"/>
-    <w:basedOn w:val="Fuentedeprrafopredeter"/>
-    <w:link w:val="Ttulo5"/>
+  <w:style w:type="character" w:customStyle="1" w:styleId="Heading5Char">
+    <w:name w:val="Heading 5 Char"/>
+    <w:basedOn w:val="DefaultParagraphFont"/>
+    <w:link w:val="Heading5"/>
     <w:uiPriority w:val="9"/>
     <w:semiHidden/>
     <w:rsid w:val="00C00C98"/>
@@ -1820,10 +3802,10 @@
       <w:color w:val="0F4761" w:themeColor="accent1" w:themeShade="BF"/>
     </w:rPr>
   </w:style>
-  <w:style w:type="character" w:customStyle="1" w:styleId="Ttulo6Car">
-    <w:name w:val="Título 6 Car"/>
-    <w:basedOn w:val="Fuentedeprrafopredeter"/>
-    <w:link w:val="Ttulo6"/>
+  <w:style w:type="character" w:customStyle="1" w:styleId="Heading6Char">
+    <w:name w:val="Heading 6 Char"/>
+    <w:basedOn w:val="DefaultParagraphFont"/>
+    <w:link w:val="Heading6"/>
     <w:uiPriority w:val="9"/>
     <w:semiHidden/>
     <w:rsid w:val="00C00C98"/>
@@ -1834,10 +3816,10 @@
       <w:color w:val="595959" w:themeColor="text1" w:themeTint="A6"/>
     </w:rPr>
   </w:style>
-  <w:style w:type="character" w:customStyle="1" w:styleId="Ttulo7Car">
-    <w:name w:val="Título 7 Car"/>
-    <w:basedOn w:val="Fuentedeprrafopredeter"/>
-    <w:link w:val="Ttulo7"/>
+  <w:style w:type="character" w:customStyle="1" w:styleId="Heading7Char">
+    <w:name w:val="Heading 7 Char"/>
+    <w:basedOn w:val="DefaultParagraphFont"/>
+    <w:link w:val="Heading7"/>
     <w:uiPriority w:val="9"/>
     <w:semiHidden/>
     <w:rsid w:val="00C00C98"/>
@@ -1846,10 +3828,10 @@
       <w:color w:val="595959" w:themeColor="text1" w:themeTint="A6"/>
     </w:rPr>
   </w:style>
-  <w:style w:type="character" w:customStyle="1" w:styleId="Ttulo8Car">
-    <w:name w:val="Título 8 Car"/>
-    <w:basedOn w:val="Fuentedeprrafopredeter"/>
-    <w:link w:val="Ttulo8"/>
+  <w:style w:type="character" w:customStyle="1" w:styleId="Heading8Char">
+    <w:name w:val="Heading 8 Char"/>
+    <w:basedOn w:val="DefaultParagraphFont"/>
+    <w:link w:val="Heading8"/>
     <w:uiPriority w:val="9"/>
     <w:semiHidden/>
     <w:rsid w:val="00C00C98"/>
@@ -1860,10 +3842,10 @@
       <w:color w:val="272727" w:themeColor="text1" w:themeTint="D8"/>
     </w:rPr>
   </w:style>
-  <w:style w:type="character" w:customStyle="1" w:styleId="Ttulo9Car">
-    <w:name w:val="Título 9 Car"/>
-    <w:basedOn w:val="Fuentedeprrafopredeter"/>
-    <w:link w:val="Ttulo9"/>
+  <w:style w:type="character" w:customStyle="1" w:styleId="Heading9Char">
+    <w:name w:val="Heading 9 Char"/>
+    <w:basedOn w:val="DefaultParagraphFont"/>
+    <w:link w:val="Heading9"/>
     <w:uiPriority w:val="9"/>
     <w:semiHidden/>
     <w:rsid w:val="00C00C98"/>
@@ -1872,11 +3854,11 @@
       <w:color w:val="272727" w:themeColor="text1" w:themeTint="D8"/>
     </w:rPr>
   </w:style>
-  <w:style w:type="paragraph" w:styleId="Ttulo">
+  <w:style w:type="paragraph" w:styleId="Title">
     <w:name w:val="Title"/>
     <w:basedOn w:val="Normal"/>
     <w:next w:val="Normal"/>
-    <w:link w:val="TtuloCar"/>
+    <w:link w:val="TitleChar"/>
     <w:uiPriority w:val="10"/>
     <w:qFormat/>
     <w:rsid w:val="00C00C98"/>
@@ -1892,10 +3874,10 @@
       <w:szCs w:val="56"/>
     </w:rPr>
   </w:style>
-  <w:style w:type="character" w:customStyle="1" w:styleId="TtuloCar">
-    <w:name w:val="Título Car"/>
-    <w:basedOn w:val="Fuentedeprrafopredeter"/>
-    <w:link w:val="Ttulo"/>
+  <w:style w:type="character" w:customStyle="1" w:styleId="TitleChar">
+    <w:name w:val="Title Char"/>
+    <w:basedOn w:val="DefaultParagraphFont"/>
+    <w:link w:val="Title"/>
     <w:uiPriority w:val="10"/>
     <w:rsid w:val="00C00C98"/>
     <w:rPr>
@@ -1906,11 +3888,11 @@
       <w:szCs w:val="56"/>
     </w:rPr>
   </w:style>
-  <w:style w:type="paragraph" w:styleId="Subttulo">
+  <w:style w:type="paragraph" w:styleId="Subtitle">
     <w:name w:val="Subtitle"/>
     <w:basedOn w:val="Normal"/>
     <w:next w:val="Normal"/>
-    <w:link w:val="SubttuloCar"/>
+    <w:link w:val="SubtitleChar"/>
     <w:uiPriority w:val="11"/>
     <w:qFormat/>
     <w:rsid w:val="00C00C98"/>
@@ -1927,10 +3909,10 @@
       <w:szCs w:val="28"/>
     </w:rPr>
   </w:style>
-  <w:style w:type="character" w:customStyle="1" w:styleId="SubttuloCar">
-    <w:name w:val="Subtítulo Car"/>
-    <w:basedOn w:val="Fuentedeprrafopredeter"/>
-    <w:link w:val="Subttulo"/>
+  <w:style w:type="character" w:customStyle="1" w:styleId="SubtitleChar">
+    <w:name w:val="Subtitle Char"/>
+    <w:basedOn w:val="DefaultParagraphFont"/>
+    <w:link w:val="Subtitle"/>
     <w:uiPriority w:val="11"/>
     <w:rsid w:val="00C00C98"/>
     <w:rPr>
@@ -1941,11 +3923,11 @@
       <w:szCs w:val="28"/>
     </w:rPr>
   </w:style>
-  <w:style w:type="paragraph" w:styleId="Cita">
+  <w:style w:type="paragraph" w:styleId="Quote">
     <w:name w:val="Quote"/>
     <w:basedOn w:val="Normal"/>
     <w:next w:val="Normal"/>
-    <w:link w:val="CitaCar"/>
+    <w:link w:val="QuoteChar"/>
     <w:uiPriority w:val="29"/>
     <w:qFormat/>
     <w:rsid w:val="00C00C98"/>
@@ -1959,10 +3941,10 @@
       <w:color w:val="404040" w:themeColor="text1" w:themeTint="BF"/>
     </w:rPr>
   </w:style>
-  <w:style w:type="character" w:customStyle="1" w:styleId="CitaCar">
-    <w:name w:val="Cita Car"/>
-    <w:basedOn w:val="Fuentedeprrafopredeter"/>
-    <w:link w:val="Cita"/>
+  <w:style w:type="character" w:customStyle="1" w:styleId="QuoteChar">
+    <w:name w:val="Quote Char"/>
+    <w:basedOn w:val="DefaultParagraphFont"/>
+    <w:link w:val="Quote"/>
     <w:uiPriority w:val="29"/>
     <w:rsid w:val="00C00C98"/>
     <w:rPr>
@@ -1971,7 +3953,7 @@
       <w:color w:val="404040" w:themeColor="text1" w:themeTint="BF"/>
     </w:rPr>
   </w:style>
-  <w:style w:type="paragraph" w:styleId="Prrafodelista">
+  <w:style w:type="paragraph" w:styleId="ListParagraph">
     <w:name w:val="List Paragraph"/>
     <w:basedOn w:val="Normal"/>
     <w:uiPriority w:val="34"/>
@@ -1982,9 +3964,9 @@
       <w:contextualSpacing/>
     </w:pPr>
   </w:style>
-  <w:style w:type="character" w:styleId="nfasisintenso">
+  <w:style w:type="character" w:styleId="IntenseEmphasis">
     <w:name w:val="Intense Emphasis"/>
-    <w:basedOn w:val="Fuentedeprrafopredeter"/>
+    <w:basedOn w:val="DefaultParagraphFont"/>
     <w:uiPriority w:val="21"/>
     <w:qFormat/>
     <w:rsid w:val="00C00C98"/>
@@ -1994,11 +3976,11 @@
       <w:color w:val="0F4761" w:themeColor="accent1" w:themeShade="BF"/>
     </w:rPr>
   </w:style>
-  <w:style w:type="paragraph" w:styleId="Citadestacada">
+  <w:style w:type="paragraph" w:styleId="IntenseQuote">
     <w:name w:val="Intense Quote"/>
     <w:basedOn w:val="Normal"/>
     <w:next w:val="Normal"/>
-    <w:link w:val="CitadestacadaCar"/>
+    <w:link w:val="IntenseQuoteChar"/>
     <w:uiPriority w:val="30"/>
     <w:qFormat/>
     <w:rsid w:val="00C00C98"/>
@@ -2017,10 +3999,10 @@
       <w:color w:val="0F4761" w:themeColor="accent1" w:themeShade="BF"/>
     </w:rPr>
   </w:style>
-  <w:style w:type="character" w:customStyle="1" w:styleId="CitadestacadaCar">
-    <w:name w:val="Cita destacada Car"/>
-    <w:basedOn w:val="Fuentedeprrafopredeter"/>
-    <w:link w:val="Citadestacada"/>
+  <w:style w:type="character" w:customStyle="1" w:styleId="IntenseQuoteChar">
+    <w:name w:val="Intense Quote Char"/>
+    <w:basedOn w:val="DefaultParagraphFont"/>
+    <w:link w:val="IntenseQuote"/>
     <w:uiPriority w:val="30"/>
     <w:rsid w:val="00C00C98"/>
     <w:rPr>
@@ -2029,9 +4011,9 @@
       <w:color w:val="0F4761" w:themeColor="accent1" w:themeShade="BF"/>
     </w:rPr>
   </w:style>
-  <w:style w:type="character" w:styleId="Referenciaintensa">
+  <w:style w:type="character" w:styleId="IntenseReference">
     <w:name w:val="Intense Reference"/>
-    <w:basedOn w:val="Fuentedeprrafopredeter"/>
+    <w:basedOn w:val="DefaultParagraphFont"/>
     <w:uiPriority w:val="32"/>
     <w:qFormat/>
     <w:rsid w:val="00C00C98"/>

--- a/Producciones.docx
+++ b/Producciones.docx
@@ -1743,6 +1743,92 @@
         </w:rPr>
         <w:lastRenderedPageBreak/>
         <w:t>&lt;Expr_Relacional&gt; ::= &lt;Cor_Ini&gt; &lt;Operando_Igualdad&gt; &lt;Cor_Fin&gt; &lt;Op_Dif&gt;   &lt;Cor_Ini&gt; &lt;Operando_Igualdad&gt; &lt;Cor_Fin&gt;</w:t>
+      </w:r>
+    </w:p>
+    <w:p>
+      <w:pPr>
+        <w:rPr>
+          <w:rFonts w:ascii="Arial" w:hAnsi="Arial" w:cs="Arial"/>
+        </w:rPr>
+      </w:pPr>
+    </w:p>
+    <w:p>
+      <w:pPr>
+        <w:rPr>
+          <w:rFonts w:ascii="Arial" w:hAnsi="Arial" w:cs="Arial"/>
+        </w:rPr>
+      </w:pPr>
+      <w:r>
+        <w:rPr>
+          <w:rFonts w:ascii="Arial" w:hAnsi="Arial" w:cs="Arial"/>
+        </w:rPr>
+        <w:t>&lt;Operando_Logico&gt; ::= &lt;Lit_Bool&gt;</w:t>
+      </w:r>
+    </w:p>
+    <w:p>
+      <w:pPr>
+        <w:rPr>
+          <w:rFonts w:ascii="Arial" w:hAnsi="Arial" w:cs="Arial"/>
+        </w:rPr>
+      </w:pPr>
+      <w:r>
+        <w:rPr>
+          <w:rFonts w:ascii="Arial" w:hAnsi="Arial" w:cs="Arial"/>
+        </w:rPr>
+        <w:t>&lt;Operando_Logico&gt; ::= &lt;Expr_Relacional&gt;</w:t>
+      </w:r>
+    </w:p>
+    <w:p>
+      <w:pPr>
+        <w:rPr>
+          <w:rFonts w:ascii="Arial" w:hAnsi="Arial" w:cs="Arial"/>
+        </w:rPr>
+      </w:pPr>
+    </w:p>
+    <w:p>
+      <w:pPr>
+        <w:rPr>
+          <w:rFonts w:ascii="Arial" w:hAnsi="Arial" w:cs="Arial"/>
+        </w:rPr>
+      </w:pPr>
+      <w:r>
+        <w:rPr>
+          <w:rFonts w:ascii="Arial" w:hAnsi="Arial" w:cs="Arial"/>
+        </w:rPr>
+        <w:t>&lt;Expr_Logica&gt; ::= &lt;Par_Ini&gt; &lt;Operando_Logico&gt; &lt;Par_Fin&gt; &lt;Op_And&gt; &lt;Par_Ini&gt; &lt;Operando_Logico&gt; &lt;Par_Fin&gt;</w:t>
+      </w:r>
+    </w:p>
+    <w:p>
+      <w:pPr>
+        <w:rPr>
+          <w:rFonts w:ascii="Arial" w:hAnsi="Arial" w:cs="Arial"/>
+        </w:rPr>
+      </w:pPr>
+      <w:r>
+        <w:rPr>
+          <w:rFonts w:ascii="Arial" w:hAnsi="Arial" w:cs="Arial"/>
+        </w:rPr>
+        <w:t>&lt;Expr_Logica&gt; ::= &lt;Par_Ini&gt; &lt;Operando_Logico&gt; &lt;Par_Fin&gt; &lt;Op_Or&gt;  &lt;Par_Ini&gt; &lt;Operando_Logico&gt; &lt;Par_Fin&gt;</w:t>
+      </w:r>
+    </w:p>
+    <w:p>
+      <w:pPr>
+        <w:rPr>
+          <w:rFonts w:ascii="Arial" w:hAnsi="Arial" w:cs="Arial"/>
+        </w:rPr>
+      </w:pPr>
+    </w:p>
+    <w:p>
+      <w:pPr>
+        <w:rPr>
+          <w:rFonts w:ascii="Arial" w:hAnsi="Arial" w:cs="Arial"/>
+        </w:rPr>
+      </w:pPr>
+      <w:r>
+        <w:rPr>
+          <w:rFonts w:ascii="Arial" w:hAnsi="Arial" w:cs="Arial"/>
+        </w:rPr>
+        <w:t>&lt;Expr_Negacion_Logica&gt; ::= &lt;Op_Not&gt; &lt;Par_Ini&gt; &lt;Operando_Logico&gt; &lt;Par_Fin&gt;</w:t>
       </w:r>
     </w:p>
     <w:sectPr>

--- a/Producciones.docx
+++ b/Producciones.docx
@@ -1159,13 +1159,14 @@
           <w:lang w:val="en-US"/>
         </w:rPr>
       </w:pPr>
-      <w:r>
-        <w:rPr>
-          <w:rFonts w:ascii="Arial" w:hAnsi="Arial" w:cs="Arial"/>
-          <w:lang w:val="en-US"/>
-        </w:rPr>
-        <w:t>&lt;Indice&gt; ::= &lt;Id&gt;</w:t>
-      </w:r>
+    </w:p>
+    <w:p>
+      <w:pPr>
+        <w:rPr>
+          <w:rFonts w:ascii="Arial" w:hAnsi="Arial" w:cs="Arial"/>
+          <w:lang w:val="en-US"/>
+        </w:rPr>
+      </w:pPr>
     </w:p>
     <w:p>
       <w:pPr>
@@ -1257,11 +1258,13 @@
       <w:pPr>
         <w:rPr>
           <w:rFonts w:ascii="Arial" w:hAnsi="Arial" w:cs="Arial"/>
-        </w:rPr>
-      </w:pPr>
-      <w:r>
-        <w:rPr>
-          <w:rFonts w:ascii="Arial" w:hAnsi="Arial" w:cs="Arial"/>
+          <w:lang w:val="en-US"/>
+        </w:rPr>
+      </w:pPr>
+      <w:r>
+        <w:rPr>
+          <w:rFonts w:ascii="Arial" w:hAnsi="Arial" w:cs="Arial"/>
+          <w:lang w:val="en-US"/>
         </w:rPr>
         <w:t>&lt;Expr_Decremento&gt; ::= &lt;Id&gt; &lt;Op_Dec&gt;</w:t>
       </w:r>
@@ -1270,6 +1273,7 @@
       <w:pPr>
         <w:rPr>
           <w:rFonts w:ascii="Arial" w:hAnsi="Arial" w:cs="Arial"/>
+          <w:lang w:val="en-US"/>
         </w:rPr>
       </w:pPr>
     </w:p>
@@ -1459,6 +1463,7 @@
         <w:rPr>
           <w:rFonts w:ascii="Arial" w:hAnsi="Arial" w:cs="Arial"/>
         </w:rPr>
+        <w:lastRenderedPageBreak/>
         <w:t>&lt;Expr_Suma_Resta&gt; ::= &lt;Expr_Potencia&gt; &lt;Op_Resta&gt; &lt;Expr_Suma_Resta&gt;</w:t>
       </w:r>
     </w:p>
@@ -1784,6 +1789,19 @@
           <w:rFonts w:ascii="Arial" w:hAnsi="Arial" w:cs="Arial"/>
         </w:rPr>
       </w:pPr>
+      <w:r>
+        <w:rPr>
+          <w:rFonts w:ascii="Arial" w:hAnsi="Arial" w:cs="Arial"/>
+        </w:rPr>
+        <w:t>&lt;Operando_Logico&gt; ::= &lt;Expr_Negacion_Logica&gt;</w:t>
+      </w:r>
+    </w:p>
+    <w:p>
+      <w:pPr>
+        <w:rPr>
+          <w:rFonts w:ascii="Arial" w:hAnsi="Arial" w:cs="Arial"/>
+        </w:rPr>
+      </w:pPr>
     </w:p>
     <w:p>
       <w:pPr>
@@ -1830,6 +1848,26 @@
         </w:rPr>
         <w:t>&lt;Expr_Negacion_Logica&gt; ::= &lt;Op_Not&gt; &lt;Par_Ini&gt; &lt;Operando_Logico&gt; &lt;Par_Fin&gt;</w:t>
       </w:r>
+    </w:p>
+    <w:p>
+      <w:pPr>
+        <w:rPr>
+          <w:rFonts w:ascii="Arial" w:hAnsi="Arial" w:cs="Arial"/>
+        </w:rPr>
+      </w:pPr>
+      <w:r>
+        <w:rPr>
+          <w:rFonts w:ascii="Arial" w:hAnsi="Arial" w:cs="Arial"/>
+        </w:rPr>
+        <w:t>&lt;Expr_Negacion_Logica&gt; ::= &lt;Op_Not&gt; &lt;Par_Ini&gt; &lt;Expr_Logica&gt; &lt;Par_Fin&gt;</w:t>
+      </w:r>
+    </w:p>
+    <w:p>
+      <w:pPr>
+        <w:rPr>
+          <w:rFonts w:ascii="Arial" w:hAnsi="Arial" w:cs="Arial"/>
+        </w:rPr>
+      </w:pPr>
     </w:p>
     <w:sectPr>
       <w:pgSz w:w="12240" w:h="15840"/>

--- a/Producciones.docx
+++ b/Producciones.docx
@@ -1141,13 +1141,11 @@
       <w:pPr>
         <w:rPr>
           <w:rFonts w:ascii="Arial" w:hAnsi="Arial" w:cs="Arial"/>
-          <w:lang w:val="en-US"/>
-        </w:rPr>
-      </w:pPr>
-      <w:r>
-        <w:rPr>
-          <w:rFonts w:ascii="Arial" w:hAnsi="Arial" w:cs="Arial"/>
-          <w:lang w:val="en-US"/>
+        </w:rPr>
+      </w:pPr>
+      <w:r>
+        <w:rPr>
+          <w:rFonts w:ascii="Arial" w:hAnsi="Arial" w:cs="Arial"/>
         </w:rPr>
         <w:t>&lt;Indice&gt; ::= &lt;Lit_Int&gt;</w:t>
       </w:r>
@@ -1156,15 +1154,13 @@
       <w:pPr>
         <w:rPr>
           <w:rFonts w:ascii="Arial" w:hAnsi="Arial" w:cs="Arial"/>
-          <w:lang w:val="en-US"/>
-        </w:rPr>
-      </w:pPr>
-    </w:p>
-    <w:p>
-      <w:pPr>
-        <w:rPr>
-          <w:rFonts w:ascii="Arial" w:hAnsi="Arial" w:cs="Arial"/>
-          <w:lang w:val="en-US"/>
+        </w:rPr>
+      </w:pPr>
+    </w:p>
+    <w:p>
+      <w:pPr>
+        <w:rPr>
+          <w:rFonts w:ascii="Arial" w:hAnsi="Arial" w:cs="Arial"/>
         </w:rPr>
       </w:pPr>
     </w:p>
@@ -1393,6 +1389,19 @@
           <w:rFonts w:ascii="Arial" w:hAnsi="Arial" w:cs="Arial"/>
         </w:rPr>
       </w:pPr>
+      <w:r>
+        <w:rPr>
+          <w:rFonts w:ascii="Arial" w:hAnsi="Arial" w:cs="Arial"/>
+        </w:rPr>
+        <w:t>&lt;Operando&gt; ::= &lt;Llamada_Funcion&gt;</w:t>
+      </w:r>
+    </w:p>
+    <w:p>
+      <w:pPr>
+        <w:rPr>
+          <w:rFonts w:ascii="Arial" w:hAnsi="Arial" w:cs="Arial"/>
+        </w:rPr>
+      </w:pPr>
     </w:p>
     <w:p>
       <w:pPr>
@@ -1450,6 +1459,7 @@
         <w:rPr>
           <w:rFonts w:ascii="Arial" w:hAnsi="Arial" w:cs="Arial"/>
         </w:rPr>
+        <w:lastRenderedPageBreak/>
         <w:t>&lt;Expr_Suma_Resta&gt; ::= &lt;Expr_Potencia&gt; &lt;Op_Suma&gt; &lt;Expr_Suma_Resta&gt;</w:t>
       </w:r>
     </w:p>
@@ -1463,263 +1473,276 @@
         <w:rPr>
           <w:rFonts w:ascii="Arial" w:hAnsi="Arial" w:cs="Arial"/>
         </w:rPr>
+        <w:t>&lt;Expr_Suma_Resta&gt; ::= &lt;Expr_Potencia&gt; &lt;Op_Resta&gt; &lt;Expr_Suma_Resta&gt;</w:t>
+      </w:r>
+    </w:p>
+    <w:p>
+      <w:pPr>
+        <w:rPr>
+          <w:rFonts w:ascii="Arial" w:hAnsi="Arial" w:cs="Arial"/>
+        </w:rPr>
+      </w:pPr>
+    </w:p>
+    <w:p>
+      <w:pPr>
+        <w:rPr>
+          <w:rFonts w:ascii="Arial" w:hAnsi="Arial" w:cs="Arial"/>
+        </w:rPr>
+      </w:pPr>
+      <w:r>
+        <w:rPr>
+          <w:rFonts w:ascii="Arial" w:hAnsi="Arial" w:cs="Arial"/>
+        </w:rPr>
+        <w:t>&lt;Expr_Mult_Div&gt; ::= &lt;Expr_Suma_Resta&gt;</w:t>
+      </w:r>
+    </w:p>
+    <w:p>
+      <w:pPr>
+        <w:rPr>
+          <w:rFonts w:ascii="Arial" w:hAnsi="Arial" w:cs="Arial"/>
+        </w:rPr>
+      </w:pPr>
+      <w:r>
+        <w:rPr>
+          <w:rFonts w:ascii="Arial" w:hAnsi="Arial" w:cs="Arial"/>
+        </w:rPr>
+        <w:t>&lt;Expr_Mult_Div&gt; ::= &lt;Expr_Suma_Resta&gt; &lt;Op_Mult&gt; &lt;Expr_Mult_Div&gt;</w:t>
+      </w:r>
+    </w:p>
+    <w:p>
+      <w:pPr>
+        <w:rPr>
+          <w:rFonts w:ascii="Arial" w:hAnsi="Arial" w:cs="Arial"/>
+        </w:rPr>
+      </w:pPr>
+      <w:r>
+        <w:rPr>
+          <w:rFonts w:ascii="Arial" w:hAnsi="Arial" w:cs="Arial"/>
+        </w:rPr>
+        <w:t>&lt;Expr_Mult_Div&gt; ::= &lt;Expr_Suma_Resta&gt; &lt;Op_Div&gt; &lt;Expr_Mult_Div&gt;</w:t>
+      </w:r>
+    </w:p>
+    <w:p>
+      <w:pPr>
+        <w:rPr>
+          <w:rFonts w:ascii="Arial" w:hAnsi="Arial" w:cs="Arial"/>
+        </w:rPr>
+      </w:pPr>
+      <w:r>
+        <w:rPr>
+          <w:rFonts w:ascii="Arial" w:hAnsi="Arial" w:cs="Arial"/>
+        </w:rPr>
+        <w:t>&lt;Expr_Mult_Div&gt; ::= &lt;Expr_Suma_Resta&gt; &lt;Op_DivEnt&gt; &lt;Expr_Mult_Div&gt;</w:t>
+      </w:r>
+    </w:p>
+    <w:p>
+      <w:pPr>
+        <w:rPr>
+          <w:rFonts w:ascii="Arial" w:hAnsi="Arial" w:cs="Arial"/>
+        </w:rPr>
+      </w:pPr>
+    </w:p>
+    <w:p>
+      <w:pPr>
+        <w:rPr>
+          <w:rFonts w:ascii="Arial" w:hAnsi="Arial" w:cs="Arial"/>
+        </w:rPr>
+      </w:pPr>
+      <w:r>
+        <w:rPr>
+          <w:rFonts w:ascii="Arial" w:hAnsi="Arial" w:cs="Arial"/>
+        </w:rPr>
+        <w:t>&lt;Expr_Aritmetica&gt; ::= &lt;Expr_Mult_Div&gt;</w:t>
+      </w:r>
+    </w:p>
+    <w:p>
+      <w:pPr>
+        <w:rPr>
+          <w:rFonts w:ascii="Arial" w:hAnsi="Arial" w:cs="Arial"/>
+        </w:rPr>
+      </w:pPr>
+      <w:r>
+        <w:rPr>
+          <w:rFonts w:ascii="Arial" w:hAnsi="Arial" w:cs="Arial"/>
+        </w:rPr>
+        <w:t>&lt;Expr_Aritmetica&gt; ::= &lt;Expr_Mult_Div&gt; &lt;Op_Mod&gt; &lt;Expr_Aritmetica&gt;</w:t>
+      </w:r>
+    </w:p>
+    <w:p>
+      <w:pPr>
+        <w:rPr>
+          <w:rFonts w:ascii="Arial" w:hAnsi="Arial" w:cs="Arial"/>
+        </w:rPr>
+      </w:pPr>
+    </w:p>
+    <w:p>
+      <w:pPr>
+        <w:rPr>
+          <w:rFonts w:ascii="Arial" w:hAnsi="Arial" w:cs="Arial"/>
+        </w:rPr>
+      </w:pPr>
+      <w:r>
+        <w:rPr>
+          <w:rFonts w:ascii="Arial" w:hAnsi="Arial" w:cs="Arial"/>
+        </w:rPr>
+        <w:t>&lt;Operando_Relacional&gt; ::= &lt;Id&gt;</w:t>
+      </w:r>
+    </w:p>
+    <w:p>
+      <w:pPr>
+        <w:rPr>
+          <w:rFonts w:ascii="Arial" w:hAnsi="Arial" w:cs="Arial"/>
+        </w:rPr>
+      </w:pPr>
+      <w:r>
+        <w:rPr>
+          <w:rFonts w:ascii="Arial" w:hAnsi="Arial" w:cs="Arial"/>
+        </w:rPr>
+        <w:t>&lt;Operando_Relacional&gt; ::= &lt;Lit_Int&gt;</w:t>
+      </w:r>
+    </w:p>
+    <w:p>
+      <w:pPr>
+        <w:rPr>
+          <w:rFonts w:ascii="Arial" w:hAnsi="Arial" w:cs="Arial"/>
+        </w:rPr>
+      </w:pPr>
+      <w:r>
+        <w:rPr>
+          <w:rFonts w:ascii="Arial" w:hAnsi="Arial" w:cs="Arial"/>
+        </w:rPr>
+        <w:t>&lt;Operando_Relacional&gt; ::= &lt;Lit_Float&gt;</w:t>
+      </w:r>
+    </w:p>
+    <w:p>
+      <w:pPr>
+        <w:rPr>
+          <w:rFonts w:ascii="Arial" w:hAnsi="Arial" w:cs="Arial"/>
+        </w:rPr>
+      </w:pPr>
+      <w:r>
+        <w:rPr>
+          <w:rFonts w:ascii="Arial" w:hAnsi="Arial" w:cs="Arial"/>
+        </w:rPr>
+        <w:t>&lt;Operando_Relacional&gt; ::= &lt;Acceso_Arreglo&gt;</w:t>
+      </w:r>
+    </w:p>
+    <w:p>
+      <w:pPr>
+        <w:rPr>
+          <w:rFonts w:ascii="Arial" w:hAnsi="Arial" w:cs="Arial"/>
+        </w:rPr>
+      </w:pPr>
+      <w:r>
+        <w:rPr>
+          <w:rFonts w:ascii="Arial" w:hAnsi="Arial" w:cs="Arial"/>
+        </w:rPr>
+        <w:t>&lt;Operando_Relacional&gt; ::= &lt;Llamada_Funcion&gt;</w:t>
+      </w:r>
+    </w:p>
+    <w:p>
+      <w:pPr>
+        <w:rPr>
+          <w:rFonts w:ascii="Arial" w:hAnsi="Arial" w:cs="Arial"/>
+        </w:rPr>
+      </w:pPr>
+    </w:p>
+    <w:p>
+      <w:pPr>
+        <w:rPr>
+          <w:rFonts w:ascii="Arial" w:hAnsi="Arial" w:cs="Arial"/>
+        </w:rPr>
+      </w:pPr>
+      <w:r>
+        <w:rPr>
+          <w:rFonts w:ascii="Arial" w:hAnsi="Arial" w:cs="Arial"/>
+        </w:rPr>
+        <w:t>&lt;Operando_Igualdad&gt; ::= &lt;Operando_Relacional&gt;</w:t>
+      </w:r>
+    </w:p>
+    <w:p>
+      <w:pPr>
+        <w:rPr>
+          <w:rFonts w:ascii="Arial" w:hAnsi="Arial" w:cs="Arial"/>
+        </w:rPr>
+      </w:pPr>
+      <w:r>
+        <w:rPr>
+          <w:rFonts w:ascii="Arial" w:hAnsi="Arial" w:cs="Arial"/>
+        </w:rPr>
+        <w:t>&lt;Operando_Igualdad&gt; ::= &lt;Lit_Bool&gt;</w:t>
+      </w:r>
+    </w:p>
+    <w:p>
+      <w:pPr>
+        <w:rPr>
+          <w:rFonts w:ascii="Arial" w:hAnsi="Arial" w:cs="Arial"/>
+        </w:rPr>
+      </w:pPr>
+      <w:r>
+        <w:rPr>
+          <w:rFonts w:ascii="Arial" w:hAnsi="Arial" w:cs="Arial"/>
+        </w:rPr>
+        <w:t>&lt;Operando_Igualdad&gt; ::= &lt;Lit_Char&gt;</w:t>
+      </w:r>
+    </w:p>
+    <w:p>
+      <w:pPr>
+        <w:rPr>
+          <w:rFonts w:ascii="Arial" w:hAnsi="Arial" w:cs="Arial"/>
+        </w:rPr>
+      </w:pPr>
+    </w:p>
+    <w:p>
+      <w:pPr>
+        <w:rPr>
+          <w:rFonts w:ascii="Arial" w:hAnsi="Arial" w:cs="Arial"/>
+        </w:rPr>
+      </w:pPr>
+      <w:r>
+        <w:rPr>
+          <w:rFonts w:ascii="Arial" w:hAnsi="Arial" w:cs="Arial"/>
+        </w:rPr>
+        <w:t>&lt;Expr_Relacional&gt; ::= &lt;Cor_Ini&gt; &lt;Operando_Relacional&gt; &lt;Cor_Fin&gt; &lt;Op_Menor&gt;    &lt;Cor_Ini&gt; &lt;Operando_Relacional&gt; &lt;Cor_Fin&gt;</w:t>
+      </w:r>
+    </w:p>
+    <w:p>
+      <w:pPr>
+        <w:rPr>
+          <w:rFonts w:ascii="Arial" w:hAnsi="Arial" w:cs="Arial"/>
+        </w:rPr>
+      </w:pPr>
+      <w:r>
+        <w:rPr>
+          <w:rFonts w:ascii="Arial" w:hAnsi="Arial" w:cs="Arial"/>
+        </w:rPr>
+        <w:t>&lt;Expr_Relacional&gt; ::= &lt;Cor_Ini&gt; &lt;Operando_Relacional&gt; &lt;Cor_Fin&gt; &lt;Op_Menor_Ig&gt; &lt;Cor_Ini&gt; &lt;Operando_Relacional&gt; &lt;Cor_Fin&gt;</w:t>
+      </w:r>
+    </w:p>
+    <w:p>
+      <w:pPr>
+        <w:rPr>
+          <w:rFonts w:ascii="Arial" w:hAnsi="Arial" w:cs="Arial"/>
+        </w:rPr>
+      </w:pPr>
+      <w:r>
+        <w:rPr>
+          <w:rFonts w:ascii="Arial" w:hAnsi="Arial" w:cs="Arial"/>
+        </w:rPr>
+        <w:t>&lt;Expr_Relacional&gt; ::= &lt;Cor_Ini&gt; &lt;Operando_Relacional&gt; &lt;Cor_Fin&gt; &lt;Op_Mayor&gt;    &lt;Cor_Ini&gt; &lt;Operando_Relacional&gt; &lt;Cor_Fin&gt;</w:t>
+      </w:r>
+    </w:p>
+    <w:p>
+      <w:pPr>
+        <w:rPr>
+          <w:rFonts w:ascii="Arial" w:hAnsi="Arial" w:cs="Arial"/>
+        </w:rPr>
+      </w:pPr>
+      <w:r>
+        <w:rPr>
+          <w:rFonts w:ascii="Arial" w:hAnsi="Arial" w:cs="Arial"/>
+        </w:rPr>
         <w:lastRenderedPageBreak/>
-        <w:t>&lt;Expr_Suma_Resta&gt; ::= &lt;Expr_Potencia&gt; &lt;Op_Resta&gt; &lt;Expr_Suma_Resta&gt;</w:t>
-      </w:r>
-    </w:p>
-    <w:p>
-      <w:pPr>
-        <w:rPr>
-          <w:rFonts w:ascii="Arial" w:hAnsi="Arial" w:cs="Arial"/>
-        </w:rPr>
-      </w:pPr>
-    </w:p>
-    <w:p>
-      <w:pPr>
-        <w:rPr>
-          <w:rFonts w:ascii="Arial" w:hAnsi="Arial" w:cs="Arial"/>
-        </w:rPr>
-      </w:pPr>
-      <w:r>
-        <w:rPr>
-          <w:rFonts w:ascii="Arial" w:hAnsi="Arial" w:cs="Arial"/>
-        </w:rPr>
-        <w:t>&lt;Expr_Mult_Div&gt; ::= &lt;Expr_Suma_Resta&gt;</w:t>
-      </w:r>
-    </w:p>
-    <w:p>
-      <w:pPr>
-        <w:rPr>
-          <w:rFonts w:ascii="Arial" w:hAnsi="Arial" w:cs="Arial"/>
-        </w:rPr>
-      </w:pPr>
-      <w:r>
-        <w:rPr>
-          <w:rFonts w:ascii="Arial" w:hAnsi="Arial" w:cs="Arial"/>
-        </w:rPr>
-        <w:t>&lt;Expr_Mult_Div&gt; ::= &lt;Expr_Suma_Resta&gt; &lt;Op_Mult&gt; &lt;Expr_Mult_Div&gt;</w:t>
-      </w:r>
-    </w:p>
-    <w:p>
-      <w:pPr>
-        <w:rPr>
-          <w:rFonts w:ascii="Arial" w:hAnsi="Arial" w:cs="Arial"/>
-        </w:rPr>
-      </w:pPr>
-      <w:r>
-        <w:rPr>
-          <w:rFonts w:ascii="Arial" w:hAnsi="Arial" w:cs="Arial"/>
-        </w:rPr>
-        <w:t>&lt;Expr_Mult_Div&gt; ::= &lt;Expr_Suma_Resta&gt; &lt;Op_Div&gt; &lt;Expr_Mult_Div&gt;</w:t>
-      </w:r>
-    </w:p>
-    <w:p>
-      <w:pPr>
-        <w:rPr>
-          <w:rFonts w:ascii="Arial" w:hAnsi="Arial" w:cs="Arial"/>
-        </w:rPr>
-      </w:pPr>
-      <w:r>
-        <w:rPr>
-          <w:rFonts w:ascii="Arial" w:hAnsi="Arial" w:cs="Arial"/>
-        </w:rPr>
-        <w:t>&lt;Expr_Mult_Div&gt; ::= &lt;Expr_Suma_Resta&gt; &lt;Op_DivEnt&gt; &lt;Expr_Mult_Div&gt;</w:t>
-      </w:r>
-    </w:p>
-    <w:p>
-      <w:pPr>
-        <w:rPr>
-          <w:rFonts w:ascii="Arial" w:hAnsi="Arial" w:cs="Arial"/>
-        </w:rPr>
-      </w:pPr>
-    </w:p>
-    <w:p>
-      <w:pPr>
-        <w:rPr>
-          <w:rFonts w:ascii="Arial" w:hAnsi="Arial" w:cs="Arial"/>
-        </w:rPr>
-      </w:pPr>
-      <w:r>
-        <w:rPr>
-          <w:rFonts w:ascii="Arial" w:hAnsi="Arial" w:cs="Arial"/>
-        </w:rPr>
-        <w:t>&lt;Expr_Aritmetica&gt; ::= &lt;Expr_Mult_Div&gt;</w:t>
-      </w:r>
-    </w:p>
-    <w:p>
-      <w:pPr>
-        <w:rPr>
-          <w:rFonts w:ascii="Arial" w:hAnsi="Arial" w:cs="Arial"/>
-        </w:rPr>
-      </w:pPr>
-      <w:r>
-        <w:rPr>
-          <w:rFonts w:ascii="Arial" w:hAnsi="Arial" w:cs="Arial"/>
-        </w:rPr>
-        <w:t>&lt;Expr_Aritmetica&gt; ::= &lt;Expr_Mult_Div&gt; &lt;Op_Mod&gt; &lt;Expr_Aritmetica&gt;</w:t>
-      </w:r>
-    </w:p>
-    <w:p>
-      <w:pPr>
-        <w:rPr>
-          <w:rFonts w:ascii="Arial" w:hAnsi="Arial" w:cs="Arial"/>
-        </w:rPr>
-      </w:pPr>
-    </w:p>
-    <w:p>
-      <w:pPr>
-        <w:rPr>
-          <w:rFonts w:ascii="Arial" w:hAnsi="Arial" w:cs="Arial"/>
-        </w:rPr>
-      </w:pPr>
-      <w:r>
-        <w:rPr>
-          <w:rFonts w:ascii="Arial" w:hAnsi="Arial" w:cs="Arial"/>
-        </w:rPr>
-        <w:t>&lt;Operando_Relacional&gt; ::= &lt;Id&gt;</w:t>
-      </w:r>
-    </w:p>
-    <w:p>
-      <w:pPr>
-        <w:rPr>
-          <w:rFonts w:ascii="Arial" w:hAnsi="Arial" w:cs="Arial"/>
-        </w:rPr>
-      </w:pPr>
-      <w:r>
-        <w:rPr>
-          <w:rFonts w:ascii="Arial" w:hAnsi="Arial" w:cs="Arial"/>
-        </w:rPr>
-        <w:t>&lt;Operando_Relacional&gt; ::= &lt;Lit_Int&gt;</w:t>
-      </w:r>
-    </w:p>
-    <w:p>
-      <w:pPr>
-        <w:rPr>
-          <w:rFonts w:ascii="Arial" w:hAnsi="Arial" w:cs="Arial"/>
-        </w:rPr>
-      </w:pPr>
-      <w:r>
-        <w:rPr>
-          <w:rFonts w:ascii="Arial" w:hAnsi="Arial" w:cs="Arial"/>
-        </w:rPr>
-        <w:t>&lt;Operando_Relacional&gt; ::= &lt;Lit_Float&gt;</w:t>
-      </w:r>
-    </w:p>
-    <w:p>
-      <w:pPr>
-        <w:rPr>
-          <w:rFonts w:ascii="Arial" w:hAnsi="Arial" w:cs="Arial"/>
-        </w:rPr>
-      </w:pPr>
-      <w:r>
-        <w:rPr>
-          <w:rFonts w:ascii="Arial" w:hAnsi="Arial" w:cs="Arial"/>
-        </w:rPr>
-        <w:t>&lt;Operando_Relacional&gt; ::= &lt;Acceso_Arreglo&gt;</w:t>
-      </w:r>
-    </w:p>
-    <w:p>
-      <w:pPr>
-        <w:rPr>
-          <w:rFonts w:ascii="Arial" w:hAnsi="Arial" w:cs="Arial"/>
-        </w:rPr>
-      </w:pPr>
-    </w:p>
-    <w:p>
-      <w:pPr>
-        <w:rPr>
-          <w:rFonts w:ascii="Arial" w:hAnsi="Arial" w:cs="Arial"/>
-        </w:rPr>
-      </w:pPr>
-      <w:r>
-        <w:rPr>
-          <w:rFonts w:ascii="Arial" w:hAnsi="Arial" w:cs="Arial"/>
-        </w:rPr>
-        <w:t>&lt;Operando_Igualdad&gt; ::= &lt;Operando_Relacional&gt;</w:t>
-      </w:r>
-    </w:p>
-    <w:p>
-      <w:pPr>
-        <w:rPr>
-          <w:rFonts w:ascii="Arial" w:hAnsi="Arial" w:cs="Arial"/>
-        </w:rPr>
-      </w:pPr>
-      <w:r>
-        <w:rPr>
-          <w:rFonts w:ascii="Arial" w:hAnsi="Arial" w:cs="Arial"/>
-        </w:rPr>
-        <w:t>&lt;Operando_Igualdad&gt; ::= &lt;Lit_Bool&gt;</w:t>
-      </w:r>
-    </w:p>
-    <w:p>
-      <w:pPr>
-        <w:rPr>
-          <w:rFonts w:ascii="Arial" w:hAnsi="Arial" w:cs="Arial"/>
-        </w:rPr>
-      </w:pPr>
-      <w:r>
-        <w:rPr>
-          <w:rFonts w:ascii="Arial" w:hAnsi="Arial" w:cs="Arial"/>
-        </w:rPr>
-        <w:t>&lt;Operando_Igualdad&gt; ::= &lt;Lit_Char&gt;</w:t>
-      </w:r>
-    </w:p>
-    <w:p>
-      <w:pPr>
-        <w:rPr>
-          <w:rFonts w:ascii="Arial" w:hAnsi="Arial" w:cs="Arial"/>
-        </w:rPr>
-      </w:pPr>
-    </w:p>
-    <w:p>
-      <w:pPr>
-        <w:rPr>
-          <w:rFonts w:ascii="Arial" w:hAnsi="Arial" w:cs="Arial"/>
-        </w:rPr>
-      </w:pPr>
-      <w:r>
-        <w:rPr>
-          <w:rFonts w:ascii="Arial" w:hAnsi="Arial" w:cs="Arial"/>
-        </w:rPr>
-        <w:t>&lt;Expr_Relacional&gt; ::= &lt;Cor_Ini&gt; &lt;Operando_Relacional&gt; &lt;Cor_Fin&gt; &lt;Op_Menor&gt;    &lt;Cor_Ini&gt; &lt;Operando_Relacional&gt; &lt;Cor_Fin&gt;</w:t>
-      </w:r>
-    </w:p>
-    <w:p>
-      <w:pPr>
-        <w:rPr>
-          <w:rFonts w:ascii="Arial" w:hAnsi="Arial" w:cs="Arial"/>
-        </w:rPr>
-      </w:pPr>
-      <w:r>
-        <w:rPr>
-          <w:rFonts w:ascii="Arial" w:hAnsi="Arial" w:cs="Arial"/>
-        </w:rPr>
-        <w:t>&lt;Expr_Relacional&gt; ::= &lt;Cor_Ini&gt; &lt;Operando_Relacional&gt; &lt;Cor_Fin&gt; &lt;Op_Menor_Ig&gt; &lt;Cor_Ini&gt; &lt;Operando_Relacional&gt; &lt;Cor_Fin&gt;</w:t>
-      </w:r>
-    </w:p>
-    <w:p>
-      <w:pPr>
-        <w:rPr>
-          <w:rFonts w:ascii="Arial" w:hAnsi="Arial" w:cs="Arial"/>
-        </w:rPr>
-      </w:pPr>
-      <w:r>
-        <w:rPr>
-          <w:rFonts w:ascii="Arial" w:hAnsi="Arial" w:cs="Arial"/>
-        </w:rPr>
-        <w:t>&lt;Expr_Relacional&gt; ::= &lt;Cor_Ini&gt; &lt;Operando_Relacional&gt; &lt;Cor_Fin&gt; &lt;Op_Mayor&gt;    &lt;Cor_Ini&gt; &lt;Operando_Relacional&gt; &lt;Cor_Fin&gt;</w:t>
-      </w:r>
-    </w:p>
-    <w:p>
-      <w:pPr>
-        <w:rPr>
-          <w:rFonts w:ascii="Arial" w:hAnsi="Arial" w:cs="Arial"/>
-        </w:rPr>
-      </w:pPr>
-      <w:r>
-        <w:rPr>
-          <w:rFonts w:ascii="Arial" w:hAnsi="Arial" w:cs="Arial"/>
-        </w:rPr>
         <w:t>&lt;Expr_Relacional&gt; ::= &lt;Cor_Ini&gt; &lt;Operando_Relacional&gt; &lt;Cor_Fin&gt; &lt;Op_Mayor_Ig&gt; &lt;Cor_Ini&gt; &lt;Operando_Relacional&gt; &lt;Cor_Fin&gt;</w:t>
       </w:r>
     </w:p>
@@ -1746,120 +1769,294 @@
         <w:rPr>
           <w:rFonts w:ascii="Arial" w:hAnsi="Arial" w:cs="Arial"/>
         </w:rPr>
+        <w:t>&lt;Expr_Relacional&gt; ::= &lt;Cor_Ini&gt; &lt;Operando_Igualdad&gt; &lt;Cor_Fin&gt; &lt;Op_Dif&gt;   &lt;Cor_Ini&gt; &lt;Operando_Igualdad&gt; &lt;Cor_Fin&gt;</w:t>
+      </w:r>
+    </w:p>
+    <w:p>
+      <w:pPr>
+        <w:rPr>
+          <w:rFonts w:ascii="Arial" w:hAnsi="Arial" w:cs="Arial"/>
+        </w:rPr>
+      </w:pPr>
+    </w:p>
+    <w:p>
+      <w:pPr>
+        <w:rPr>
+          <w:rFonts w:ascii="Arial" w:hAnsi="Arial" w:cs="Arial"/>
+        </w:rPr>
+      </w:pPr>
+      <w:r>
+        <w:rPr>
+          <w:rFonts w:ascii="Arial" w:hAnsi="Arial" w:cs="Arial"/>
+        </w:rPr>
+        <w:t>&lt;Operando_Logico&gt; ::= &lt;Lit_Bool&gt;</w:t>
+      </w:r>
+    </w:p>
+    <w:p>
+      <w:pPr>
+        <w:rPr>
+          <w:rFonts w:ascii="Arial" w:hAnsi="Arial" w:cs="Arial"/>
+        </w:rPr>
+      </w:pPr>
+      <w:r>
+        <w:rPr>
+          <w:rFonts w:ascii="Arial" w:hAnsi="Arial" w:cs="Arial"/>
+        </w:rPr>
+        <w:t>&lt;Operando_Logico&gt; ::= &lt;Expr_Relacional&gt;</w:t>
+      </w:r>
+    </w:p>
+    <w:p>
+      <w:pPr>
+        <w:rPr>
+          <w:rFonts w:ascii="Arial" w:hAnsi="Arial" w:cs="Arial"/>
+        </w:rPr>
+      </w:pPr>
+      <w:r>
+        <w:rPr>
+          <w:rFonts w:ascii="Arial" w:hAnsi="Arial" w:cs="Arial"/>
+        </w:rPr>
+        <w:t>&lt;Operando_Logico&gt; ::= &lt;Expr_Negacion_Logica&gt;</w:t>
+      </w:r>
+    </w:p>
+    <w:p>
+      <w:pPr>
+        <w:rPr>
+          <w:rFonts w:ascii="Arial" w:hAnsi="Arial" w:cs="Arial"/>
+        </w:rPr>
+      </w:pPr>
+      <w:r>
+        <w:rPr>
+          <w:rFonts w:ascii="Arial" w:hAnsi="Arial" w:cs="Arial"/>
+        </w:rPr>
+        <w:t>&lt;Operando_Logico&gt;</w:t>
+      </w:r>
+      <w:r>
+        <w:rPr>
+          <w:rFonts w:ascii="Arial" w:hAnsi="Arial" w:cs="Arial"/>
+        </w:rPr>
+        <w:t xml:space="preserve"> </w:t>
+      </w:r>
+      <w:r>
+        <w:rPr>
+          <w:rFonts w:ascii="Arial" w:hAnsi="Arial" w:cs="Arial"/>
+        </w:rPr>
+        <w:t>::= &lt;Llamada_Funcion&gt;</w:t>
+      </w:r>
+    </w:p>
+    <w:p>
+      <w:pPr>
+        <w:rPr>
+          <w:rFonts w:ascii="Arial" w:hAnsi="Arial" w:cs="Arial"/>
+        </w:rPr>
+      </w:pPr>
+    </w:p>
+    <w:p>
+      <w:pPr>
+        <w:rPr>
+          <w:rFonts w:ascii="Arial" w:hAnsi="Arial" w:cs="Arial"/>
+        </w:rPr>
+      </w:pPr>
+    </w:p>
+    <w:p>
+      <w:pPr>
+        <w:rPr>
+          <w:rFonts w:ascii="Arial" w:hAnsi="Arial" w:cs="Arial"/>
+        </w:rPr>
+      </w:pPr>
+      <w:r>
+        <w:rPr>
+          <w:rFonts w:ascii="Arial" w:hAnsi="Arial" w:cs="Arial"/>
+        </w:rPr>
+        <w:t>&lt;Expr_Logica&gt; ::= &lt;Par_Ini&gt; &lt;Operando_Logico&gt; &lt;Par_Fin&gt; &lt;Op_And&gt; &lt;Par_Ini&gt; &lt;Operando_Logico&gt; &lt;Par_Fin&gt;</w:t>
+      </w:r>
+    </w:p>
+    <w:p>
+      <w:pPr>
+        <w:rPr>
+          <w:rFonts w:ascii="Arial" w:hAnsi="Arial" w:cs="Arial"/>
+        </w:rPr>
+      </w:pPr>
+      <w:r>
+        <w:rPr>
+          <w:rFonts w:ascii="Arial" w:hAnsi="Arial" w:cs="Arial"/>
+        </w:rPr>
+        <w:t>&lt;Expr_Logica&gt; ::= &lt;Par_Ini&gt; &lt;Operando_Logico&gt; &lt;Par_Fin&gt; &lt;Op_Or&gt;  &lt;Par_Ini&gt; &lt;Operando_Logico&gt; &lt;Par_Fin&gt;</w:t>
+      </w:r>
+    </w:p>
+    <w:p>
+      <w:pPr>
+        <w:rPr>
+          <w:rFonts w:ascii="Arial" w:hAnsi="Arial" w:cs="Arial"/>
+        </w:rPr>
+      </w:pPr>
+    </w:p>
+    <w:p>
+      <w:pPr>
+        <w:rPr>
+          <w:rFonts w:ascii="Arial" w:hAnsi="Arial" w:cs="Arial"/>
+        </w:rPr>
+      </w:pPr>
+      <w:r>
+        <w:rPr>
+          <w:rFonts w:ascii="Arial" w:hAnsi="Arial" w:cs="Arial"/>
+        </w:rPr>
+        <w:t>&lt;Expr_Negacion_Logica&gt; ::= &lt;Op_Not&gt; &lt;Par_Ini&gt; &lt;Operando_Logico&gt; &lt;Par_Fin&gt;</w:t>
+      </w:r>
+    </w:p>
+    <w:p>
+      <w:pPr>
+        <w:rPr>
+          <w:rFonts w:ascii="Arial" w:hAnsi="Arial" w:cs="Arial"/>
+        </w:rPr>
+      </w:pPr>
+      <w:r>
+        <w:rPr>
+          <w:rFonts w:ascii="Arial" w:hAnsi="Arial" w:cs="Arial"/>
+        </w:rPr>
+        <w:t>&lt;Expr_Negacion_Logica&gt; ::= &lt;Op_Not&gt; &lt;Par_Ini&gt; &lt;Expr_Logica&gt; &lt;Par_Fin&gt;</w:t>
+      </w:r>
+    </w:p>
+    <w:p>
+      <w:pPr>
+        <w:rPr>
+          <w:rFonts w:ascii="Arial" w:hAnsi="Arial" w:cs="Arial"/>
+        </w:rPr>
+      </w:pPr>
+    </w:p>
+    <w:p>
+      <w:pPr>
+        <w:rPr>
+          <w:rFonts w:ascii="Arial" w:hAnsi="Arial" w:cs="Arial"/>
+        </w:rPr>
+      </w:pPr>
+      <w:r>
+        <w:rPr>
+          <w:rFonts w:ascii="Arial" w:hAnsi="Arial" w:cs="Arial"/>
+        </w:rPr>
+        <w:t>&lt;Expresion&gt; ::= &lt;Expr_Aritmetica&gt;</w:t>
+      </w:r>
+    </w:p>
+    <w:p>
+      <w:pPr>
+        <w:rPr>
+          <w:rFonts w:ascii="Arial" w:hAnsi="Arial" w:cs="Arial"/>
+        </w:rPr>
+      </w:pPr>
+      <w:r>
+        <w:rPr>
+          <w:rFonts w:ascii="Arial" w:hAnsi="Arial" w:cs="Arial"/>
+        </w:rPr>
+        <w:t>&lt;Expresion&gt; ::= &lt;Expr_Relacional&gt;</w:t>
+      </w:r>
+    </w:p>
+    <w:p>
+      <w:pPr>
+        <w:rPr>
+          <w:rFonts w:ascii="Arial" w:hAnsi="Arial" w:cs="Arial"/>
+        </w:rPr>
+      </w:pPr>
+      <w:r>
+        <w:rPr>
+          <w:rFonts w:ascii="Arial" w:hAnsi="Arial" w:cs="Arial"/>
+        </w:rPr>
+        <w:t>&lt;Expresion&gt; ::= &lt;Expr_Logica&gt;</w:t>
+      </w:r>
+    </w:p>
+    <w:p>
+      <w:pPr>
+        <w:rPr>
+          <w:rFonts w:ascii="Arial" w:hAnsi="Arial" w:cs="Arial"/>
+        </w:rPr>
+      </w:pPr>
+      <w:r>
+        <w:rPr>
+          <w:rFonts w:ascii="Arial" w:hAnsi="Arial" w:cs="Arial"/>
+        </w:rPr>
+        <w:t>&lt;Expresion&gt; ::= &lt;Expr_Negacion_Logica&gt;</w:t>
+      </w:r>
+    </w:p>
+    <w:p>
+      <w:pPr>
+        <w:rPr>
+          <w:rFonts w:ascii="Arial" w:hAnsi="Arial" w:cs="Arial"/>
+        </w:rPr>
+      </w:pPr>
+    </w:p>
+    <w:p>
+      <w:pPr>
+        <w:rPr>
+          <w:rFonts w:ascii="Arial" w:hAnsi="Arial" w:cs="Arial"/>
+        </w:rPr>
+      </w:pPr>
+      <w:r>
+        <w:rPr>
+          <w:rFonts w:ascii="Arial" w:hAnsi="Arial" w:cs="Arial"/>
+        </w:rPr>
+        <w:t>&lt;Declaracion_Var_Simple&gt;</w:t>
+      </w:r>
+      <w:r>
+        <w:rPr>
+          <w:rFonts w:ascii="Arial" w:hAnsi="Arial" w:cs="Arial"/>
+        </w:rPr>
+        <w:t xml:space="preserve"> </w:t>
+      </w:r>
+      <w:r>
+        <w:rPr>
+          <w:rFonts w:ascii="Arial" w:hAnsi="Arial" w:cs="Arial"/>
+        </w:rPr>
+        <w:t>::= &lt;Val&gt; &lt;Tipo&gt; &lt;Id&gt; &lt;Fin_Expr&gt;</w:t>
+      </w:r>
+    </w:p>
+    <w:p>
+      <w:pPr>
+        <w:rPr>
+          <w:rFonts w:ascii="Arial" w:hAnsi="Arial" w:cs="Arial"/>
+        </w:rPr>
+      </w:pPr>
+      <w:r>
+        <w:rPr>
+          <w:rFonts w:ascii="Arial" w:hAnsi="Arial" w:cs="Arial"/>
+        </w:rPr>
+        <w:t>&lt;Declaracion_Var_Asignada&gt; ::= &lt;Val&gt; &lt;Tipo&gt; &lt;Id&gt; &lt;Op_Asig&gt; &lt;Expresion&gt; &lt;Fin_Expr&gt;</w:t>
+      </w:r>
+    </w:p>
+    <w:p>
+      <w:pPr>
+        <w:rPr>
+          <w:rFonts w:ascii="Arial" w:hAnsi="Arial" w:cs="Arial"/>
+        </w:rPr>
+      </w:pPr>
+      <w:r>
+        <w:rPr>
+          <w:rFonts w:ascii="Arial" w:hAnsi="Arial" w:cs="Arial"/>
+        </w:rPr>
         <w:lastRenderedPageBreak/>
-        <w:t>&lt;Expr_Relacional&gt; ::= &lt;Cor_Ini&gt; &lt;Operando_Igualdad&gt; &lt;Cor_Fin&gt; &lt;Op_Dif&gt;   &lt;Cor_Ini&gt; &lt;Operando_Igualdad&gt; &lt;Cor_Fin&gt;</w:t>
-      </w:r>
-    </w:p>
-    <w:p>
-      <w:pPr>
-        <w:rPr>
-          <w:rFonts w:ascii="Arial" w:hAnsi="Arial" w:cs="Arial"/>
-        </w:rPr>
-      </w:pPr>
-    </w:p>
-    <w:p>
-      <w:pPr>
-        <w:rPr>
-          <w:rFonts w:ascii="Arial" w:hAnsi="Arial" w:cs="Arial"/>
-        </w:rPr>
-      </w:pPr>
-      <w:r>
-        <w:rPr>
-          <w:rFonts w:ascii="Arial" w:hAnsi="Arial" w:cs="Arial"/>
-        </w:rPr>
-        <w:t>&lt;Operando_Logico&gt; ::= &lt;Lit_Bool&gt;</w:t>
-      </w:r>
-    </w:p>
-    <w:p>
-      <w:pPr>
-        <w:rPr>
-          <w:rFonts w:ascii="Arial" w:hAnsi="Arial" w:cs="Arial"/>
-        </w:rPr>
-      </w:pPr>
-      <w:r>
-        <w:rPr>
-          <w:rFonts w:ascii="Arial" w:hAnsi="Arial" w:cs="Arial"/>
-        </w:rPr>
-        <w:t>&lt;Operando_Logico&gt; ::= &lt;Expr_Relacional&gt;</w:t>
-      </w:r>
-    </w:p>
-    <w:p>
-      <w:pPr>
-        <w:rPr>
-          <w:rFonts w:ascii="Arial" w:hAnsi="Arial" w:cs="Arial"/>
-        </w:rPr>
-      </w:pPr>
-      <w:r>
-        <w:rPr>
-          <w:rFonts w:ascii="Arial" w:hAnsi="Arial" w:cs="Arial"/>
-        </w:rPr>
-        <w:t>&lt;Operando_Logico&gt; ::= &lt;Expr_Negacion_Logica&gt;</w:t>
-      </w:r>
-    </w:p>
-    <w:p>
-      <w:pPr>
-        <w:rPr>
-          <w:rFonts w:ascii="Arial" w:hAnsi="Arial" w:cs="Arial"/>
-        </w:rPr>
-      </w:pPr>
-    </w:p>
-    <w:p>
-      <w:pPr>
-        <w:rPr>
-          <w:rFonts w:ascii="Arial" w:hAnsi="Arial" w:cs="Arial"/>
-        </w:rPr>
-      </w:pPr>
-      <w:r>
-        <w:rPr>
-          <w:rFonts w:ascii="Arial" w:hAnsi="Arial" w:cs="Arial"/>
-        </w:rPr>
-        <w:t>&lt;Expr_Logica&gt; ::= &lt;Par_Ini&gt; &lt;Operando_Logico&gt; &lt;Par_Fin&gt; &lt;Op_And&gt; &lt;Par_Ini&gt; &lt;Operando_Logico&gt; &lt;Par_Fin&gt;</w:t>
-      </w:r>
-    </w:p>
-    <w:p>
-      <w:pPr>
-        <w:rPr>
-          <w:rFonts w:ascii="Arial" w:hAnsi="Arial" w:cs="Arial"/>
-        </w:rPr>
-      </w:pPr>
-      <w:r>
-        <w:rPr>
-          <w:rFonts w:ascii="Arial" w:hAnsi="Arial" w:cs="Arial"/>
-        </w:rPr>
-        <w:t>&lt;Expr_Logica&gt; ::= &lt;Par_Ini&gt; &lt;Operando_Logico&gt; &lt;Par_Fin&gt; &lt;Op_Or&gt;  &lt;Par_Ini&gt; &lt;Operando_Logico&gt; &lt;Par_Fin&gt;</w:t>
-      </w:r>
-    </w:p>
-    <w:p>
-      <w:pPr>
-        <w:rPr>
-          <w:rFonts w:ascii="Arial" w:hAnsi="Arial" w:cs="Arial"/>
-        </w:rPr>
-      </w:pPr>
-    </w:p>
-    <w:p>
-      <w:pPr>
-        <w:rPr>
-          <w:rFonts w:ascii="Arial" w:hAnsi="Arial" w:cs="Arial"/>
-        </w:rPr>
-      </w:pPr>
-      <w:r>
-        <w:rPr>
-          <w:rFonts w:ascii="Arial" w:hAnsi="Arial" w:cs="Arial"/>
-        </w:rPr>
-        <w:t>&lt;Expr_Negacion_Logica&gt; ::= &lt;Op_Not&gt; &lt;Par_Ini&gt; &lt;Operando_Logico&gt; &lt;Par_Fin&gt;</w:t>
-      </w:r>
-    </w:p>
-    <w:p>
-      <w:pPr>
-        <w:rPr>
-          <w:rFonts w:ascii="Arial" w:hAnsi="Arial" w:cs="Arial"/>
-        </w:rPr>
-      </w:pPr>
-      <w:r>
-        <w:rPr>
-          <w:rFonts w:ascii="Arial" w:hAnsi="Arial" w:cs="Arial"/>
-        </w:rPr>
-        <w:t>&lt;Expr_Negacion_Logica&gt; ::= &lt;Op_Not&gt; &lt;Par_Ini&gt; &lt;Expr_Logica&gt; &lt;Par_Fin&gt;</w:t>
+        <w:t>&lt;Asignacion_Var&gt;</w:t>
+      </w:r>
+      <w:r>
+        <w:rPr>
+          <w:rFonts w:ascii="Arial" w:hAnsi="Arial" w:cs="Arial"/>
+        </w:rPr>
+        <w:t xml:space="preserve"> </w:t>
+      </w:r>
+      <w:r>
+        <w:rPr>
+          <w:rFonts w:ascii="Arial" w:hAnsi="Arial" w:cs="Arial"/>
+        </w:rPr>
+        <w:t>::= &lt;Id&gt; &lt;Op_Asig&gt; &lt;Expresion&gt; &lt;Fin_Expr&gt;</w:t>
+      </w:r>
+    </w:p>
+    <w:p>
+      <w:pPr>
+        <w:rPr>
+          <w:rFonts w:ascii="Arial" w:hAnsi="Arial" w:cs="Arial"/>
+        </w:rPr>
+      </w:pPr>
+      <w:r>
+        <w:rPr>
+          <w:rFonts w:ascii="Arial" w:hAnsi="Arial" w:cs="Arial"/>
+        </w:rPr>
+        <w:t>&lt;Expr_Sin_Asignacion&gt; ::= &lt;Expresion&gt; &lt;Fin_Expr&gt;</w:t>
       </w:r>
     </w:p>
     <w:p>

--- a/Producciones.docx
+++ b/Producciones.docx
@@ -843,7 +843,20 @@
           <w:rFonts w:ascii="Arial" w:hAnsi="Arial" w:cs="Arial"/>
           <w:lang w:val="en-US"/>
         </w:rPr>
-        <w:t>&lt;Main&gt;   ::= "main"</w:t>
+        <w:t>&lt;Main&gt;   ::= "</w:t>
+      </w:r>
+      <w:r>
+        <w:rPr>
+          <w:rFonts w:ascii="Arial" w:hAnsi="Arial" w:cs="Arial"/>
+        </w:rPr>
+        <w:t>principal</w:t>
+      </w:r>
+      <w:r>
+        <w:rPr>
+          <w:rFonts w:ascii="Arial" w:hAnsi="Arial" w:cs="Arial"/>
+          <w:lang w:val="en-US"/>
+        </w:rPr>
+        <w:t>"</w:t>
       </w:r>
     </w:p>
     <w:p>
@@ -1018,6 +1031,14 @@
           <w:lang w:val="en-US"/>
         </w:rPr>
       </w:pPr>
+    </w:p>
+    <w:p>
+      <w:pPr>
+        <w:rPr>
+          <w:rFonts w:ascii="Arial" w:hAnsi="Arial" w:cs="Arial"/>
+          <w:lang w:val="en-US"/>
+        </w:rPr>
+      </w:pPr>
       <w:r>
         <w:rPr>
           <w:rFonts w:ascii="Arial" w:hAnsi="Arial" w:cs="Arial"/>
@@ -1126,6 +1147,7 @@
           <w:rFonts w:ascii="Arial" w:hAnsi="Arial" w:cs="Arial"/>
           <w:lang w:val="es-CR"/>
         </w:rPr>
+        <w:lastRenderedPageBreak/>
         <w:t>&lt;Arreglo&gt; ::= &lt;Arreglo_Float&gt;</w:t>
       </w:r>
     </w:p>
@@ -1156,20 +1178,6 @@
           <w:rFonts w:ascii="Arial" w:hAnsi="Arial" w:cs="Arial"/>
         </w:rPr>
       </w:pPr>
-    </w:p>
-    <w:p>
-      <w:pPr>
-        <w:rPr>
-          <w:rFonts w:ascii="Arial" w:hAnsi="Arial" w:cs="Arial"/>
-        </w:rPr>
-      </w:pPr>
-    </w:p>
-    <w:p>
-      <w:pPr>
-        <w:rPr>
-          <w:rFonts w:ascii="Arial" w:hAnsi="Arial" w:cs="Arial"/>
-        </w:rPr>
-      </w:pPr>
       <w:r>
         <w:rPr>
           <w:rFonts w:ascii="Arial" w:hAnsi="Arial" w:cs="Arial"/>
@@ -1459,20 +1467,20 @@
         <w:rPr>
           <w:rFonts w:ascii="Arial" w:hAnsi="Arial" w:cs="Arial"/>
         </w:rPr>
+        <w:t>&lt;Expr_Suma_Resta&gt; ::= &lt;Expr_Potencia&gt; &lt;Op_Suma&gt; &lt;Expr_Suma_Resta&gt;</w:t>
+      </w:r>
+    </w:p>
+    <w:p>
+      <w:pPr>
+        <w:rPr>
+          <w:rFonts w:ascii="Arial" w:hAnsi="Arial" w:cs="Arial"/>
+        </w:rPr>
+      </w:pPr>
+      <w:r>
+        <w:rPr>
+          <w:rFonts w:ascii="Arial" w:hAnsi="Arial" w:cs="Arial"/>
+        </w:rPr>
         <w:lastRenderedPageBreak/>
-        <w:t>&lt;Expr_Suma_Resta&gt; ::= &lt;Expr_Potencia&gt; &lt;Op_Suma&gt; &lt;Expr_Suma_Resta&gt;</w:t>
-      </w:r>
-    </w:p>
-    <w:p>
-      <w:pPr>
-        <w:rPr>
-          <w:rFonts w:ascii="Arial" w:hAnsi="Arial" w:cs="Arial"/>
-        </w:rPr>
-      </w:pPr>
-      <w:r>
-        <w:rPr>
-          <w:rFonts w:ascii="Arial" w:hAnsi="Arial" w:cs="Arial"/>
-        </w:rPr>
         <w:t>&lt;Expr_Suma_Resta&gt; ::= &lt;Expr_Potencia&gt; &lt;Op_Resta&gt; &lt;Expr_Suma_Resta&gt;</w:t>
       </w:r>
     </w:p>
@@ -1742,20 +1750,20 @@
         <w:rPr>
           <w:rFonts w:ascii="Arial" w:hAnsi="Arial" w:cs="Arial"/>
         </w:rPr>
+        <w:t>&lt;Expr_Relacional&gt; ::= &lt;Cor_Ini&gt; &lt;Operando_Relacional&gt; &lt;Cor_Fin&gt; &lt;Op_Mayor_Ig&gt; &lt;Cor_Ini&gt; &lt;Operando_Relacional&gt; &lt;Cor_Fin&gt;</w:t>
+      </w:r>
+    </w:p>
+    <w:p>
+      <w:pPr>
+        <w:rPr>
+          <w:rFonts w:ascii="Arial" w:hAnsi="Arial" w:cs="Arial"/>
+        </w:rPr>
+      </w:pPr>
+      <w:r>
+        <w:rPr>
+          <w:rFonts w:ascii="Arial" w:hAnsi="Arial" w:cs="Arial"/>
+        </w:rPr>
         <w:lastRenderedPageBreak/>
-        <w:t>&lt;Expr_Relacional&gt; ::= &lt;Cor_Ini&gt; &lt;Operando_Relacional&gt; &lt;Cor_Fin&gt; &lt;Op_Mayor_Ig&gt; &lt;Cor_Ini&gt; &lt;Operando_Relacional&gt; &lt;Cor_Fin&gt;</w:t>
-      </w:r>
-    </w:p>
-    <w:p>
-      <w:pPr>
-        <w:rPr>
-          <w:rFonts w:ascii="Arial" w:hAnsi="Arial" w:cs="Arial"/>
-        </w:rPr>
-      </w:pPr>
-      <w:r>
-        <w:rPr>
-          <w:rFonts w:ascii="Arial" w:hAnsi="Arial" w:cs="Arial"/>
-        </w:rPr>
         <w:t>&lt;Expr_Relacional&gt; ::= &lt;Cor_Ini&gt; &lt;Operando_Igualdad&gt; &lt;Cor_Fin&gt; &lt;Op_Igual&gt; &lt;Cor_Ini&gt; &lt;Operando_Igualdad&gt; &lt;Cor_Fin&gt;</w:t>
       </w:r>
     </w:p>
@@ -1849,20 +1857,6 @@
           <w:rFonts w:ascii="Arial" w:hAnsi="Arial" w:cs="Arial"/>
         </w:rPr>
       </w:pPr>
-    </w:p>
-    <w:p>
-      <w:pPr>
-        <w:rPr>
-          <w:rFonts w:ascii="Arial" w:hAnsi="Arial" w:cs="Arial"/>
-        </w:rPr>
-      </w:pPr>
-    </w:p>
-    <w:p>
-      <w:pPr>
-        <w:rPr>
-          <w:rFonts w:ascii="Arial" w:hAnsi="Arial" w:cs="Arial"/>
-        </w:rPr>
-      </w:pPr>
       <w:r>
         <w:rPr>
           <w:rFonts w:ascii="Arial" w:hAnsi="Arial" w:cs="Arial"/>
@@ -2030,41 +2024,258 @@
         <w:rPr>
           <w:rFonts w:ascii="Arial" w:hAnsi="Arial" w:cs="Arial"/>
         </w:rPr>
+        <w:t>&lt;Asignacion_Var&gt;</w:t>
+      </w:r>
+      <w:r>
+        <w:rPr>
+          <w:rFonts w:ascii="Arial" w:hAnsi="Arial" w:cs="Arial"/>
+        </w:rPr>
+        <w:t xml:space="preserve"> </w:t>
+      </w:r>
+      <w:r>
+        <w:rPr>
+          <w:rFonts w:ascii="Arial" w:hAnsi="Arial" w:cs="Arial"/>
+        </w:rPr>
+        <w:t>::= &lt;Id&gt; &lt;Op_Asig&gt; &lt;Expresion&gt; &lt;Fin_Expr&gt;</w:t>
+      </w:r>
+    </w:p>
+    <w:p>
+      <w:pPr>
+        <w:rPr>
+          <w:rFonts w:ascii="Arial" w:hAnsi="Arial" w:cs="Arial"/>
+        </w:rPr>
+      </w:pPr>
+      <w:r>
+        <w:rPr>
+          <w:rFonts w:ascii="Arial" w:hAnsi="Arial" w:cs="Arial"/>
+        </w:rPr>
+        <w:t>&lt;Expr_Sin_Asignacion&gt; ::= &lt;Expresion&gt; &lt;Fin_Expr&gt;</w:t>
+      </w:r>
+    </w:p>
+    <w:p>
+      <w:pPr>
+        <w:rPr>
+          <w:rFonts w:ascii="Arial" w:hAnsi="Arial" w:cs="Arial"/>
+        </w:rPr>
+      </w:pPr>
+    </w:p>
+    <w:p>
+      <w:pPr>
+        <w:rPr>
+          <w:rFonts w:ascii="Arial" w:hAnsi="Arial" w:cs="Arial"/>
+        </w:rPr>
+      </w:pPr>
+    </w:p>
+    <w:p>
+      <w:pPr>
+        <w:rPr>
+          <w:rFonts w:ascii="Arial" w:hAnsi="Arial" w:cs="Arial"/>
+        </w:rPr>
+      </w:pPr>
+      <w:r>
+        <w:rPr>
+          <w:rFonts w:ascii="Arial" w:hAnsi="Arial" w:cs="Arial"/>
+        </w:rPr>
         <w:lastRenderedPageBreak/>
-        <w:t>&lt;Asignacion_Var&gt;</w:t>
-      </w:r>
-      <w:r>
-        <w:rPr>
-          <w:rFonts w:ascii="Arial" w:hAnsi="Arial" w:cs="Arial"/>
-        </w:rPr>
-        <w:t xml:space="preserve"> </w:t>
-      </w:r>
-      <w:r>
-        <w:rPr>
-          <w:rFonts w:ascii="Arial" w:hAnsi="Arial" w:cs="Arial"/>
-        </w:rPr>
-        <w:t>::= &lt;Id&gt; &lt;Op_Asig&gt; &lt;Expresion&gt; &lt;Fin_Expr&gt;</w:t>
-      </w:r>
-    </w:p>
-    <w:p>
-      <w:pPr>
-        <w:rPr>
-          <w:rFonts w:ascii="Arial" w:hAnsi="Arial" w:cs="Arial"/>
-        </w:rPr>
-      </w:pPr>
-      <w:r>
-        <w:rPr>
-          <w:rFonts w:ascii="Arial" w:hAnsi="Arial" w:cs="Arial"/>
-        </w:rPr>
-        <w:t>&lt;Expr_Sin_Asignacion&gt; ::= &lt;Expresion&gt; &lt;Fin_Expr&gt;</w:t>
-      </w:r>
-    </w:p>
-    <w:p>
-      <w:pPr>
-        <w:rPr>
-          <w:rFonts w:ascii="Arial" w:hAnsi="Arial" w:cs="Arial"/>
-        </w:rPr>
-      </w:pPr>
+        <w:t>&lt;Tipo_Retorno&gt; ::= "int" | "float" | "char" | "bool"</w:t>
+      </w:r>
+    </w:p>
+    <w:p>
+      <w:pPr>
+        <w:rPr>
+          <w:rFonts w:ascii="Arial" w:hAnsi="Arial" w:cs="Arial"/>
+        </w:rPr>
+      </w:pPr>
+      <w:r>
+        <w:rPr>
+          <w:rFonts w:ascii="Arial" w:hAnsi="Arial" w:cs="Arial"/>
+        </w:rPr>
+        <w:t>&lt;Parametro&gt; ::= &lt;Tipo&gt; &lt;Id&gt;</w:t>
+      </w:r>
+    </w:p>
+    <w:p>
+      <w:pPr>
+        <w:rPr>
+          <w:rFonts w:ascii="Arial" w:hAnsi="Arial" w:cs="Arial"/>
+        </w:rPr>
+      </w:pPr>
+      <w:r>
+        <w:rPr>
+          <w:rFonts w:ascii="Arial" w:hAnsi="Arial" w:cs="Arial"/>
+        </w:rPr>
+        <w:t>&lt;Parametros&gt; ::= &lt;Parametro&gt;</w:t>
+      </w:r>
+    </w:p>
+    <w:p>
+      <w:pPr>
+        <w:rPr>
+          <w:rFonts w:ascii="Arial" w:hAnsi="Arial" w:cs="Arial"/>
+        </w:rPr>
+      </w:pPr>
+      <w:r>
+        <w:rPr>
+          <w:rFonts w:ascii="Arial" w:hAnsi="Arial" w:cs="Arial"/>
+        </w:rPr>
+        <w:t>&lt;Parametros&gt; ::= &lt;Parametro&gt; &lt;Coma&gt; &lt;Parametros&gt;</w:t>
+      </w:r>
+    </w:p>
+    <w:p>
+      <w:pPr>
+        <w:rPr>
+          <w:rFonts w:ascii="Arial" w:hAnsi="Arial" w:cs="Arial"/>
+        </w:rPr>
+      </w:pPr>
+    </w:p>
+    <w:p>
+      <w:pPr>
+        <w:rPr>
+          <w:rFonts w:ascii="Arial" w:hAnsi="Arial" w:cs="Arial"/>
+        </w:rPr>
+      </w:pPr>
+      <w:r>
+        <w:rPr>
+          <w:rFonts w:ascii="Arial" w:hAnsi="Arial" w:cs="Arial"/>
+        </w:rPr>
+        <w:t>&lt;Declaracion_Funcion&gt; ::= &lt;Tipo_Retorno&gt; &lt;Id&gt; &lt;Par_Ini&gt; &lt;Parametros&gt; &lt;Par_Fin&gt; &lt;Bloque&gt;</w:t>
+      </w:r>
+    </w:p>
+    <w:p>
+      <w:pPr>
+        <w:rPr>
+          <w:rFonts w:ascii="Arial" w:hAnsi="Arial" w:cs="Arial"/>
+        </w:rPr>
+      </w:pPr>
+      <w:r>
+        <w:rPr>
+          <w:rFonts w:ascii="Arial" w:hAnsi="Arial" w:cs="Arial"/>
+        </w:rPr>
+        <w:t>&lt;Declaracion_Funcion&gt; ::= &lt;Tipo_Retorno&gt; &lt;Id&gt; &lt;Par_Ini&gt; &lt;Par_Fin&gt; &lt;Bloque&gt;</w:t>
+      </w:r>
+    </w:p>
+    <w:p>
+      <w:pPr>
+        <w:rPr>
+          <w:rFonts w:ascii="Arial" w:hAnsi="Arial" w:cs="Arial"/>
+        </w:rPr>
+      </w:pPr>
+    </w:p>
+    <w:p>
+      <w:pPr>
+        <w:rPr>
+          <w:rFonts w:ascii="Arial" w:hAnsi="Arial" w:cs="Arial"/>
+        </w:rPr>
+      </w:pPr>
+      <w:r>
+        <w:rPr>
+          <w:rFonts w:ascii="Arial" w:hAnsi="Arial" w:cs="Arial"/>
+        </w:rPr>
+        <w:t>&lt;Argumento&gt; ::= &lt;Expresion&gt;</w:t>
+      </w:r>
+    </w:p>
+    <w:p>
+      <w:pPr>
+        <w:rPr>
+          <w:rFonts w:ascii="Arial" w:hAnsi="Arial" w:cs="Arial"/>
+        </w:rPr>
+      </w:pPr>
+      <w:r>
+        <w:rPr>
+          <w:rFonts w:ascii="Arial" w:hAnsi="Arial" w:cs="Arial"/>
+        </w:rPr>
+        <w:t>&lt;Argumentos&gt; ::= &lt;Argumento&gt;</w:t>
+      </w:r>
+    </w:p>
+    <w:p>
+      <w:pPr>
+        <w:rPr>
+          <w:rFonts w:ascii="Arial" w:hAnsi="Arial" w:cs="Arial"/>
+        </w:rPr>
+      </w:pPr>
+      <w:r>
+        <w:rPr>
+          <w:rFonts w:ascii="Arial" w:hAnsi="Arial" w:cs="Arial"/>
+        </w:rPr>
+        <w:t>&lt;Argumentos&gt; ::= &lt;Argumento&gt; &lt;Coma&gt; &lt;Argumentos&gt;</w:t>
+      </w:r>
+    </w:p>
+    <w:p>
+      <w:pPr>
+        <w:rPr>
+          <w:rFonts w:ascii="Arial" w:hAnsi="Arial" w:cs="Arial"/>
+        </w:rPr>
+      </w:pPr>
+    </w:p>
+    <w:p>
+      <w:pPr>
+        <w:rPr>
+          <w:rFonts w:ascii="Arial" w:hAnsi="Arial" w:cs="Arial"/>
+        </w:rPr>
+      </w:pPr>
+      <w:r>
+        <w:rPr>
+          <w:rFonts w:ascii="Arial" w:hAnsi="Arial" w:cs="Arial"/>
+        </w:rPr>
+        <w:t>&lt;Llamada_Funcion&gt; ::= &lt;Id&gt; &lt;Par_Ini&gt; &lt;Argumentos&gt; &lt;Par_Fin&gt;</w:t>
+      </w:r>
+    </w:p>
+    <w:p>
+      <w:pPr>
+        <w:rPr>
+          <w:rFonts w:ascii="Arial" w:hAnsi="Arial" w:cs="Arial"/>
+        </w:rPr>
+      </w:pPr>
+      <w:r>
+        <w:rPr>
+          <w:rFonts w:ascii="Arial" w:hAnsi="Arial" w:cs="Arial"/>
+        </w:rPr>
+        <w:t>&lt;Llamada_Funcion&gt; ::= &lt;Id&gt; &lt;Par_Ini&gt; &lt;Par_Fin&gt;</w:t>
+      </w:r>
+    </w:p>
+    <w:p>
+      <w:pPr>
+        <w:rPr>
+          <w:rFonts w:ascii="Arial" w:hAnsi="Arial" w:cs="Arial"/>
+        </w:rPr>
+      </w:pPr>
+    </w:p>
+    <w:p>
+      <w:pPr>
+        <w:rPr>
+          <w:rFonts w:ascii="Arial" w:hAnsi="Arial" w:cs="Arial"/>
+        </w:rPr>
+      </w:pPr>
+      <w:r>
+        <w:rPr>
+          <w:rFonts w:ascii="Arial" w:hAnsi="Arial" w:cs="Arial"/>
+        </w:rPr>
+        <w:t>&lt;</w:t>
+      </w:r>
+      <w:proofErr w:type="spellStart"/>
+      <w:r>
+        <w:rPr>
+          <w:rFonts w:ascii="Arial" w:hAnsi="Arial" w:cs="Arial"/>
+        </w:rPr>
+        <w:t>Funcion_Main</w:t>
+      </w:r>
+      <w:proofErr w:type="spellEnd"/>
+      <w:r>
+        <w:rPr>
+          <w:rFonts w:ascii="Arial" w:hAnsi="Arial" w:cs="Arial"/>
+        </w:rPr>
+        <w:t>&gt; ::= &lt;Void&gt; &lt;Main&gt; &lt;Par_Ini&gt; &lt;Par_Fin&gt; &lt;Bloque&gt;</w:t>
+      </w:r>
+      <w:r>
+        <w:rPr>
+          <w:rFonts w:ascii="Arial" w:hAnsi="Arial" w:cs="Arial"/>
+        </w:rPr>
+        <w:br/>
+      </w:r>
+      <w:r>
+        <w:rPr>
+          <w:rFonts w:ascii="Arial" w:hAnsi="Arial" w:cs="Arial"/>
+        </w:rPr>
+        <w:br/>
+      </w:r>
     </w:p>
     <w:sectPr>
       <w:pgSz w:w="12240" w:h="15840"/>

--- a/Producciones.docx
+++ b/Producciones.docx
@@ -843,20 +843,7 @@
           <w:rFonts w:ascii="Arial" w:hAnsi="Arial" w:cs="Arial"/>
           <w:lang w:val="en-US"/>
         </w:rPr>
-        <w:t>&lt;Main&gt;   ::= "</w:t>
-      </w:r>
-      <w:r>
-        <w:rPr>
-          <w:rFonts w:ascii="Arial" w:hAnsi="Arial" w:cs="Arial"/>
-        </w:rPr>
-        <w:t>principal</w:t>
-      </w:r>
-      <w:r>
-        <w:rPr>
-          <w:rFonts w:ascii="Arial" w:hAnsi="Arial" w:cs="Arial"/>
-          <w:lang w:val="en-US"/>
-        </w:rPr>
-        <w:t>"</w:t>
+        <w:t>&lt;Main&gt;   ::= "main"</w:t>
       </w:r>
     </w:p>
     <w:p>
@@ -1031,14 +1018,6 @@
           <w:lang w:val="en-US"/>
         </w:rPr>
       </w:pPr>
-    </w:p>
-    <w:p>
-      <w:pPr>
-        <w:rPr>
-          <w:rFonts w:ascii="Arial" w:hAnsi="Arial" w:cs="Arial"/>
-          <w:lang w:val="en-US"/>
-        </w:rPr>
-      </w:pPr>
       <w:r>
         <w:rPr>
           <w:rFonts w:ascii="Arial" w:hAnsi="Arial" w:cs="Arial"/>
@@ -1147,326 +1126,340 @@
           <w:rFonts w:ascii="Arial" w:hAnsi="Arial" w:cs="Arial"/>
           <w:lang w:val="es-CR"/>
         </w:rPr>
+        <w:t>&lt;Arreglo&gt; ::= &lt;Arreglo_Float&gt;</w:t>
+      </w:r>
+    </w:p>
+    <w:p>
+      <w:pPr>
+        <w:rPr>
+          <w:rFonts w:ascii="Arial" w:hAnsi="Arial" w:cs="Arial"/>
+          <w:lang w:val="es-CR"/>
+        </w:rPr>
+      </w:pPr>
+    </w:p>
+    <w:p>
+      <w:pPr>
+        <w:rPr>
+          <w:rFonts w:ascii="Arial" w:hAnsi="Arial" w:cs="Arial"/>
+        </w:rPr>
+      </w:pPr>
+      <w:r>
+        <w:rPr>
+          <w:rFonts w:ascii="Arial" w:hAnsi="Arial" w:cs="Arial"/>
+        </w:rPr>
+        <w:t>&lt;Indice&gt; ::= &lt;Lit_Int&gt;</w:t>
+      </w:r>
+    </w:p>
+    <w:p>
+      <w:pPr>
+        <w:rPr>
+          <w:rFonts w:ascii="Arial" w:hAnsi="Arial" w:cs="Arial"/>
+        </w:rPr>
+      </w:pPr>
+    </w:p>
+    <w:p>
+      <w:pPr>
+        <w:rPr>
+          <w:rFonts w:ascii="Arial" w:hAnsi="Arial" w:cs="Arial"/>
+        </w:rPr>
+      </w:pPr>
+    </w:p>
+    <w:p>
+      <w:pPr>
+        <w:rPr>
+          <w:rFonts w:ascii="Arial" w:hAnsi="Arial" w:cs="Arial"/>
+        </w:rPr>
+      </w:pPr>
+      <w:r>
+        <w:rPr>
+          <w:rFonts w:ascii="Arial" w:hAnsi="Arial" w:cs="Arial"/>
+        </w:rPr>
+        <w:t>&lt;Acceso_Arreglo&gt; ::= &lt;Id&gt; &lt;Cor_Ini&gt; &lt;Indice&gt; &lt;Cor_Fin&gt;</w:t>
+      </w:r>
+    </w:p>
+    <w:p>
+      <w:pPr>
+        <w:rPr>
+          <w:rFonts w:ascii="Arial" w:hAnsi="Arial" w:cs="Arial"/>
+        </w:rPr>
+      </w:pPr>
+      <w:r>
+        <w:rPr>
+          <w:rFonts w:ascii="Arial" w:hAnsi="Arial" w:cs="Arial"/>
+        </w:rPr>
+        <w:t>&lt;Asignacion_Arreglo&gt; ::= &lt;Acceso_Arreglo&gt; &lt;Op_Asig&gt; &lt;Expresion&gt; &lt;Fin_Expr&gt;</w:t>
+      </w:r>
+    </w:p>
+    <w:p>
+      <w:pPr>
+        <w:rPr>
+          <w:rFonts w:ascii="Arial" w:hAnsi="Arial" w:cs="Arial"/>
+        </w:rPr>
+      </w:pPr>
+    </w:p>
+    <w:p>
+      <w:pPr>
+        <w:rPr>
+          <w:rFonts w:ascii="Arial" w:hAnsi="Arial" w:cs="Arial"/>
+          <w:lang w:val="en-US"/>
+        </w:rPr>
+      </w:pPr>
+      <w:r>
+        <w:rPr>
+          <w:rFonts w:ascii="Arial" w:hAnsi="Arial" w:cs="Arial"/>
+          <w:lang w:val="en-US"/>
+        </w:rPr>
+        <w:t>&lt;Expr_Negativo&gt; ::= &lt;Op_Neg&gt; &lt;Lit_Int&gt;</w:t>
+      </w:r>
+    </w:p>
+    <w:p>
+      <w:pPr>
+        <w:rPr>
+          <w:rFonts w:ascii="Arial" w:hAnsi="Arial" w:cs="Arial"/>
+          <w:lang w:val="en-US"/>
+        </w:rPr>
+      </w:pPr>
+      <w:r>
+        <w:rPr>
+          <w:rFonts w:ascii="Arial" w:hAnsi="Arial" w:cs="Arial"/>
+          <w:lang w:val="en-US"/>
+        </w:rPr>
+        <w:t>&lt;Expr_Negativo&gt; ::= &lt;Op_Neg&gt; &lt;Lit_Float&gt;</w:t>
+      </w:r>
+    </w:p>
+    <w:p>
+      <w:pPr>
+        <w:rPr>
+          <w:rFonts w:ascii="Arial" w:hAnsi="Arial" w:cs="Arial"/>
+          <w:lang w:val="en-US"/>
+        </w:rPr>
+      </w:pPr>
+    </w:p>
+    <w:p>
+      <w:pPr>
+        <w:rPr>
+          <w:rFonts w:ascii="Arial" w:hAnsi="Arial" w:cs="Arial"/>
+          <w:lang w:val="en-US"/>
+        </w:rPr>
+      </w:pPr>
+      <w:r>
+        <w:rPr>
+          <w:rFonts w:ascii="Arial" w:hAnsi="Arial" w:cs="Arial"/>
+          <w:lang w:val="en-US"/>
+        </w:rPr>
+        <w:t>&lt;Expr_Incremento&gt; ::= &lt;Id&gt; &lt;Op_Inc&gt;</w:t>
+      </w:r>
+    </w:p>
+    <w:p>
+      <w:pPr>
+        <w:rPr>
+          <w:rFonts w:ascii="Arial" w:hAnsi="Arial" w:cs="Arial"/>
+          <w:lang w:val="en-US"/>
+        </w:rPr>
+      </w:pPr>
+      <w:r>
+        <w:rPr>
+          <w:rFonts w:ascii="Arial" w:hAnsi="Arial" w:cs="Arial"/>
+          <w:lang w:val="en-US"/>
+        </w:rPr>
+        <w:t>&lt;Expr_Decremento&gt; ::= &lt;Id&gt; &lt;Op_Dec&gt;</w:t>
+      </w:r>
+    </w:p>
+    <w:p>
+      <w:pPr>
+        <w:rPr>
+          <w:rFonts w:ascii="Arial" w:hAnsi="Arial" w:cs="Arial"/>
+          <w:lang w:val="en-US"/>
+        </w:rPr>
+      </w:pPr>
+    </w:p>
+    <w:p>
+      <w:pPr>
+        <w:rPr>
+          <w:rFonts w:ascii="Arial" w:hAnsi="Arial" w:cs="Arial"/>
+          <w:lang w:val="en-US"/>
+        </w:rPr>
+      </w:pPr>
+      <w:r>
+        <w:rPr>
+          <w:rFonts w:ascii="Arial" w:hAnsi="Arial" w:cs="Arial"/>
+          <w:lang w:val="en-US"/>
+        </w:rPr>
+        <w:t>&lt;Operando&gt; ::= &lt;Id&gt;</w:t>
+      </w:r>
+    </w:p>
+    <w:p>
+      <w:pPr>
+        <w:rPr>
+          <w:rFonts w:ascii="Arial" w:hAnsi="Arial" w:cs="Arial"/>
+          <w:lang w:val="en-US"/>
+        </w:rPr>
+      </w:pPr>
+      <w:r>
+        <w:rPr>
+          <w:rFonts w:ascii="Arial" w:hAnsi="Arial" w:cs="Arial"/>
+          <w:lang w:val="en-US"/>
+        </w:rPr>
+        <w:t>&lt;Operando&gt; ::= &lt;Lit_Int&gt;</w:t>
+      </w:r>
+    </w:p>
+    <w:p>
+      <w:pPr>
+        <w:rPr>
+          <w:rFonts w:ascii="Arial" w:hAnsi="Arial" w:cs="Arial"/>
+          <w:lang w:val="en-US"/>
+        </w:rPr>
+      </w:pPr>
+      <w:r>
+        <w:rPr>
+          <w:rFonts w:ascii="Arial" w:hAnsi="Arial" w:cs="Arial"/>
+          <w:lang w:val="en-US"/>
+        </w:rPr>
+        <w:t>&lt;Operando&gt; ::= &lt;Lit_Float&gt;</w:t>
+      </w:r>
+    </w:p>
+    <w:p>
+      <w:pPr>
+        <w:rPr>
+          <w:rFonts w:ascii="Arial" w:hAnsi="Arial" w:cs="Arial"/>
+        </w:rPr>
+      </w:pPr>
+      <w:r>
+        <w:rPr>
+          <w:rFonts w:ascii="Arial" w:hAnsi="Arial" w:cs="Arial"/>
+        </w:rPr>
+        <w:t>&lt;Operando&gt; ::= &lt;Acceso_Arreglo&gt;</w:t>
+      </w:r>
+    </w:p>
+    <w:p>
+      <w:pPr>
+        <w:rPr>
+          <w:rFonts w:ascii="Arial" w:hAnsi="Arial" w:cs="Arial"/>
+        </w:rPr>
+      </w:pPr>
+      <w:r>
+        <w:rPr>
+          <w:rFonts w:ascii="Arial" w:hAnsi="Arial" w:cs="Arial"/>
+        </w:rPr>
+        <w:t>&lt;Operando&gt; ::= &lt;Par_Ini&gt; &lt;Expr_Aritmetica&gt; &lt;Par_Fin&gt;</w:t>
+      </w:r>
+    </w:p>
+    <w:p>
+      <w:pPr>
+        <w:rPr>
+          <w:rFonts w:ascii="Arial" w:hAnsi="Arial" w:cs="Arial"/>
+        </w:rPr>
+      </w:pPr>
+      <w:r>
+        <w:rPr>
+          <w:rFonts w:ascii="Arial" w:hAnsi="Arial" w:cs="Arial"/>
+        </w:rPr>
+        <w:t>&lt;Operando&gt; ::= &lt;Expr_Negativo&gt;</w:t>
+      </w:r>
+    </w:p>
+    <w:p>
+      <w:pPr>
+        <w:rPr>
+          <w:rFonts w:ascii="Arial" w:hAnsi="Arial" w:cs="Arial"/>
+        </w:rPr>
+      </w:pPr>
+      <w:r>
+        <w:rPr>
+          <w:rFonts w:ascii="Arial" w:hAnsi="Arial" w:cs="Arial"/>
+        </w:rPr>
+        <w:t>&lt;Operando&gt; ::= &lt;Expr_Incremento&gt;</w:t>
+      </w:r>
+    </w:p>
+    <w:p>
+      <w:pPr>
+        <w:rPr>
+          <w:rFonts w:ascii="Arial" w:hAnsi="Arial" w:cs="Arial"/>
+        </w:rPr>
+      </w:pPr>
+      <w:r>
+        <w:rPr>
+          <w:rFonts w:ascii="Arial" w:hAnsi="Arial" w:cs="Arial"/>
+        </w:rPr>
+        <w:t>&lt;Operando&gt; ::= &lt;Expr_Decremento&gt;</w:t>
+      </w:r>
+    </w:p>
+    <w:p>
+      <w:pPr>
+        <w:rPr>
+          <w:rFonts w:ascii="Arial" w:hAnsi="Arial" w:cs="Arial"/>
+        </w:rPr>
+      </w:pPr>
+      <w:r>
+        <w:rPr>
+          <w:rFonts w:ascii="Arial" w:hAnsi="Arial" w:cs="Arial"/>
+        </w:rPr>
+        <w:t>&lt;Operando&gt; ::= &lt;Llamada_Funcion&gt;</w:t>
+      </w:r>
+    </w:p>
+    <w:p>
+      <w:pPr>
+        <w:rPr>
+          <w:rFonts w:ascii="Arial" w:hAnsi="Arial" w:cs="Arial"/>
+        </w:rPr>
+      </w:pPr>
+    </w:p>
+    <w:p>
+      <w:pPr>
+        <w:rPr>
+          <w:rFonts w:ascii="Arial" w:hAnsi="Arial" w:cs="Arial"/>
+        </w:rPr>
+      </w:pPr>
+      <w:r>
+        <w:rPr>
+          <w:rFonts w:ascii="Arial" w:hAnsi="Arial" w:cs="Arial"/>
+        </w:rPr>
+        <w:t>&lt;Expr_Potencia&gt; ::= &lt;Operando&gt;</w:t>
+      </w:r>
+    </w:p>
+    <w:p>
+      <w:pPr>
+        <w:rPr>
+          <w:rFonts w:ascii="Arial" w:hAnsi="Arial" w:cs="Arial"/>
+        </w:rPr>
+      </w:pPr>
+      <w:r>
+        <w:rPr>
+          <w:rFonts w:ascii="Arial" w:hAnsi="Arial" w:cs="Arial"/>
+        </w:rPr>
+        <w:t>&lt;Expr_Potencia&gt; ::= &lt;Operando&gt; &lt;Op_Pot&gt; &lt;Expr_Potencia&gt;</w:t>
+      </w:r>
+    </w:p>
+    <w:p>
+      <w:pPr>
+        <w:rPr>
+          <w:rFonts w:ascii="Arial" w:hAnsi="Arial" w:cs="Arial"/>
+        </w:rPr>
+      </w:pPr>
+    </w:p>
+    <w:p>
+      <w:pPr>
+        <w:rPr>
+          <w:rFonts w:ascii="Arial" w:hAnsi="Arial" w:cs="Arial"/>
+        </w:rPr>
+      </w:pPr>
+      <w:r>
+        <w:rPr>
+          <w:rFonts w:ascii="Arial" w:hAnsi="Arial" w:cs="Arial"/>
+        </w:rPr>
+        <w:t>&lt;Expr_Suma_Resta&gt; ::= &lt;Expr_Potencia&gt;</w:t>
+      </w:r>
+    </w:p>
+    <w:p>
+      <w:pPr>
+        <w:rPr>
+          <w:rFonts w:ascii="Arial" w:hAnsi="Arial" w:cs="Arial"/>
+        </w:rPr>
+      </w:pPr>
+      <w:r>
+        <w:rPr>
+          <w:rFonts w:ascii="Arial" w:hAnsi="Arial" w:cs="Arial"/>
+        </w:rPr>
         <w:lastRenderedPageBreak/>
-        <w:t>&lt;Arreglo&gt; ::= &lt;Arreglo_Float&gt;</w:t>
-      </w:r>
-    </w:p>
-    <w:p>
-      <w:pPr>
-        <w:rPr>
-          <w:rFonts w:ascii="Arial" w:hAnsi="Arial" w:cs="Arial"/>
-          <w:lang w:val="es-CR"/>
-        </w:rPr>
-      </w:pPr>
-    </w:p>
-    <w:p>
-      <w:pPr>
-        <w:rPr>
-          <w:rFonts w:ascii="Arial" w:hAnsi="Arial" w:cs="Arial"/>
-        </w:rPr>
-      </w:pPr>
-      <w:r>
-        <w:rPr>
-          <w:rFonts w:ascii="Arial" w:hAnsi="Arial" w:cs="Arial"/>
-        </w:rPr>
-        <w:t>&lt;Indice&gt; ::= &lt;Lit_Int&gt;</w:t>
-      </w:r>
-    </w:p>
-    <w:p>
-      <w:pPr>
-        <w:rPr>
-          <w:rFonts w:ascii="Arial" w:hAnsi="Arial" w:cs="Arial"/>
-        </w:rPr>
-      </w:pPr>
-      <w:r>
-        <w:rPr>
-          <w:rFonts w:ascii="Arial" w:hAnsi="Arial" w:cs="Arial"/>
-        </w:rPr>
-        <w:t>&lt;Acceso_Arreglo&gt; ::= &lt;Id&gt; &lt;Cor_Ini&gt; &lt;Indice&gt; &lt;Cor_Fin&gt;</w:t>
-      </w:r>
-    </w:p>
-    <w:p>
-      <w:pPr>
-        <w:rPr>
-          <w:rFonts w:ascii="Arial" w:hAnsi="Arial" w:cs="Arial"/>
-        </w:rPr>
-      </w:pPr>
-      <w:r>
-        <w:rPr>
-          <w:rFonts w:ascii="Arial" w:hAnsi="Arial" w:cs="Arial"/>
-        </w:rPr>
-        <w:t>&lt;Asignacion_Arreglo&gt; ::= &lt;Acceso_Arreglo&gt; &lt;Op_Asig&gt; &lt;Expresion&gt; &lt;Fin_Expr&gt;</w:t>
-      </w:r>
-    </w:p>
-    <w:p>
-      <w:pPr>
-        <w:rPr>
-          <w:rFonts w:ascii="Arial" w:hAnsi="Arial" w:cs="Arial"/>
-        </w:rPr>
-      </w:pPr>
-    </w:p>
-    <w:p>
-      <w:pPr>
-        <w:rPr>
-          <w:rFonts w:ascii="Arial" w:hAnsi="Arial" w:cs="Arial"/>
-          <w:lang w:val="en-US"/>
-        </w:rPr>
-      </w:pPr>
-      <w:r>
-        <w:rPr>
-          <w:rFonts w:ascii="Arial" w:hAnsi="Arial" w:cs="Arial"/>
-          <w:lang w:val="en-US"/>
-        </w:rPr>
-        <w:t>&lt;Expr_Negativo&gt; ::= &lt;Op_Neg&gt; &lt;Lit_Int&gt;</w:t>
-      </w:r>
-    </w:p>
-    <w:p>
-      <w:pPr>
-        <w:rPr>
-          <w:rFonts w:ascii="Arial" w:hAnsi="Arial" w:cs="Arial"/>
-          <w:lang w:val="en-US"/>
-        </w:rPr>
-      </w:pPr>
-      <w:r>
-        <w:rPr>
-          <w:rFonts w:ascii="Arial" w:hAnsi="Arial" w:cs="Arial"/>
-          <w:lang w:val="en-US"/>
-        </w:rPr>
-        <w:t>&lt;Expr_Negativo&gt; ::= &lt;Op_Neg&gt; &lt;Lit_Float&gt;</w:t>
-      </w:r>
-    </w:p>
-    <w:p>
-      <w:pPr>
-        <w:rPr>
-          <w:rFonts w:ascii="Arial" w:hAnsi="Arial" w:cs="Arial"/>
-          <w:lang w:val="en-US"/>
-        </w:rPr>
-      </w:pPr>
-    </w:p>
-    <w:p>
-      <w:pPr>
-        <w:rPr>
-          <w:rFonts w:ascii="Arial" w:hAnsi="Arial" w:cs="Arial"/>
-          <w:lang w:val="en-US"/>
-        </w:rPr>
-      </w:pPr>
-      <w:r>
-        <w:rPr>
-          <w:rFonts w:ascii="Arial" w:hAnsi="Arial" w:cs="Arial"/>
-          <w:lang w:val="en-US"/>
-        </w:rPr>
-        <w:t>&lt;Expr_Incremento&gt; ::= &lt;Id&gt; &lt;Op_Inc&gt;</w:t>
-      </w:r>
-    </w:p>
-    <w:p>
-      <w:pPr>
-        <w:rPr>
-          <w:rFonts w:ascii="Arial" w:hAnsi="Arial" w:cs="Arial"/>
-          <w:lang w:val="en-US"/>
-        </w:rPr>
-      </w:pPr>
-      <w:r>
-        <w:rPr>
-          <w:rFonts w:ascii="Arial" w:hAnsi="Arial" w:cs="Arial"/>
-          <w:lang w:val="en-US"/>
-        </w:rPr>
-        <w:t>&lt;Expr_Decremento&gt; ::= &lt;Id&gt; &lt;Op_Dec&gt;</w:t>
-      </w:r>
-    </w:p>
-    <w:p>
-      <w:pPr>
-        <w:rPr>
-          <w:rFonts w:ascii="Arial" w:hAnsi="Arial" w:cs="Arial"/>
-          <w:lang w:val="en-US"/>
-        </w:rPr>
-      </w:pPr>
-    </w:p>
-    <w:p>
-      <w:pPr>
-        <w:rPr>
-          <w:rFonts w:ascii="Arial" w:hAnsi="Arial" w:cs="Arial"/>
-          <w:lang w:val="en-US"/>
-        </w:rPr>
-      </w:pPr>
-      <w:r>
-        <w:rPr>
-          <w:rFonts w:ascii="Arial" w:hAnsi="Arial" w:cs="Arial"/>
-          <w:lang w:val="en-US"/>
-        </w:rPr>
-        <w:t>&lt;Operando&gt; ::= &lt;Id&gt;</w:t>
-      </w:r>
-    </w:p>
-    <w:p>
-      <w:pPr>
-        <w:rPr>
-          <w:rFonts w:ascii="Arial" w:hAnsi="Arial" w:cs="Arial"/>
-          <w:lang w:val="en-US"/>
-        </w:rPr>
-      </w:pPr>
-      <w:r>
-        <w:rPr>
-          <w:rFonts w:ascii="Arial" w:hAnsi="Arial" w:cs="Arial"/>
-          <w:lang w:val="en-US"/>
-        </w:rPr>
-        <w:t>&lt;Operando&gt; ::= &lt;Lit_Int&gt;</w:t>
-      </w:r>
-    </w:p>
-    <w:p>
-      <w:pPr>
-        <w:rPr>
-          <w:rFonts w:ascii="Arial" w:hAnsi="Arial" w:cs="Arial"/>
-          <w:lang w:val="en-US"/>
-        </w:rPr>
-      </w:pPr>
-      <w:r>
-        <w:rPr>
-          <w:rFonts w:ascii="Arial" w:hAnsi="Arial" w:cs="Arial"/>
-          <w:lang w:val="en-US"/>
-        </w:rPr>
-        <w:t>&lt;Operando&gt; ::= &lt;Lit_Float&gt;</w:t>
-      </w:r>
-    </w:p>
-    <w:p>
-      <w:pPr>
-        <w:rPr>
-          <w:rFonts w:ascii="Arial" w:hAnsi="Arial" w:cs="Arial"/>
-        </w:rPr>
-      </w:pPr>
-      <w:r>
-        <w:rPr>
-          <w:rFonts w:ascii="Arial" w:hAnsi="Arial" w:cs="Arial"/>
-        </w:rPr>
-        <w:t>&lt;Operando&gt; ::= &lt;Acceso_Arreglo&gt;</w:t>
-      </w:r>
-    </w:p>
-    <w:p>
-      <w:pPr>
-        <w:rPr>
-          <w:rFonts w:ascii="Arial" w:hAnsi="Arial" w:cs="Arial"/>
-        </w:rPr>
-      </w:pPr>
-      <w:r>
-        <w:rPr>
-          <w:rFonts w:ascii="Arial" w:hAnsi="Arial" w:cs="Arial"/>
-        </w:rPr>
-        <w:t>&lt;Operando&gt; ::= &lt;Par_Ini&gt; &lt;Expr_Aritmetica&gt; &lt;Par_Fin&gt;</w:t>
-      </w:r>
-    </w:p>
-    <w:p>
-      <w:pPr>
-        <w:rPr>
-          <w:rFonts w:ascii="Arial" w:hAnsi="Arial" w:cs="Arial"/>
-        </w:rPr>
-      </w:pPr>
-      <w:r>
-        <w:rPr>
-          <w:rFonts w:ascii="Arial" w:hAnsi="Arial" w:cs="Arial"/>
-        </w:rPr>
-        <w:t>&lt;Operando&gt; ::= &lt;Expr_Negativo&gt;</w:t>
-      </w:r>
-    </w:p>
-    <w:p>
-      <w:pPr>
-        <w:rPr>
-          <w:rFonts w:ascii="Arial" w:hAnsi="Arial" w:cs="Arial"/>
-        </w:rPr>
-      </w:pPr>
-      <w:r>
-        <w:rPr>
-          <w:rFonts w:ascii="Arial" w:hAnsi="Arial" w:cs="Arial"/>
-        </w:rPr>
-        <w:t>&lt;Operando&gt; ::= &lt;Expr_Incremento&gt;</w:t>
-      </w:r>
-    </w:p>
-    <w:p>
-      <w:pPr>
-        <w:rPr>
-          <w:rFonts w:ascii="Arial" w:hAnsi="Arial" w:cs="Arial"/>
-        </w:rPr>
-      </w:pPr>
-      <w:r>
-        <w:rPr>
-          <w:rFonts w:ascii="Arial" w:hAnsi="Arial" w:cs="Arial"/>
-        </w:rPr>
-        <w:t>&lt;Operando&gt; ::= &lt;Expr_Decremento&gt;</w:t>
-      </w:r>
-    </w:p>
-    <w:p>
-      <w:pPr>
-        <w:rPr>
-          <w:rFonts w:ascii="Arial" w:hAnsi="Arial" w:cs="Arial"/>
-        </w:rPr>
-      </w:pPr>
-      <w:r>
-        <w:rPr>
-          <w:rFonts w:ascii="Arial" w:hAnsi="Arial" w:cs="Arial"/>
-        </w:rPr>
-        <w:t>&lt;Operando&gt; ::= &lt;Llamada_Funcion&gt;</w:t>
-      </w:r>
-    </w:p>
-    <w:p>
-      <w:pPr>
-        <w:rPr>
-          <w:rFonts w:ascii="Arial" w:hAnsi="Arial" w:cs="Arial"/>
-        </w:rPr>
-      </w:pPr>
-    </w:p>
-    <w:p>
-      <w:pPr>
-        <w:rPr>
-          <w:rFonts w:ascii="Arial" w:hAnsi="Arial" w:cs="Arial"/>
-        </w:rPr>
-      </w:pPr>
-      <w:r>
-        <w:rPr>
-          <w:rFonts w:ascii="Arial" w:hAnsi="Arial" w:cs="Arial"/>
-        </w:rPr>
-        <w:t>&lt;Expr_Potencia&gt; ::= &lt;Operando&gt;</w:t>
-      </w:r>
-    </w:p>
-    <w:p>
-      <w:pPr>
-        <w:rPr>
-          <w:rFonts w:ascii="Arial" w:hAnsi="Arial" w:cs="Arial"/>
-        </w:rPr>
-      </w:pPr>
-      <w:r>
-        <w:rPr>
-          <w:rFonts w:ascii="Arial" w:hAnsi="Arial" w:cs="Arial"/>
-        </w:rPr>
-        <w:t>&lt;Expr_Potencia&gt; ::= &lt;Operando&gt; &lt;Op_Pot&gt; &lt;Expr_Potencia&gt;</w:t>
-      </w:r>
-    </w:p>
-    <w:p>
-      <w:pPr>
-        <w:rPr>
-          <w:rFonts w:ascii="Arial" w:hAnsi="Arial" w:cs="Arial"/>
-        </w:rPr>
-      </w:pPr>
-    </w:p>
-    <w:p>
-      <w:pPr>
-        <w:rPr>
-          <w:rFonts w:ascii="Arial" w:hAnsi="Arial" w:cs="Arial"/>
-        </w:rPr>
-      </w:pPr>
-      <w:r>
-        <w:rPr>
-          <w:rFonts w:ascii="Arial" w:hAnsi="Arial" w:cs="Arial"/>
-        </w:rPr>
-        <w:t>&lt;Expr_Suma_Resta&gt; ::= &lt;Expr_Potencia&gt;</w:t>
-      </w:r>
-    </w:p>
-    <w:p>
-      <w:pPr>
-        <w:rPr>
-          <w:rFonts w:ascii="Arial" w:hAnsi="Arial" w:cs="Arial"/>
-        </w:rPr>
-      </w:pPr>
-      <w:r>
-        <w:rPr>
-          <w:rFonts w:ascii="Arial" w:hAnsi="Arial" w:cs="Arial"/>
-        </w:rPr>
         <w:t>&lt;Expr_Suma_Resta&gt; ::= &lt;Expr_Potencia&gt; &lt;Op_Suma&gt; &lt;Expr_Suma_Resta&gt;</w:t>
       </w:r>
     </w:p>
@@ -1480,276 +1473,276 @@
         <w:rPr>
           <w:rFonts w:ascii="Arial" w:hAnsi="Arial" w:cs="Arial"/>
         </w:rPr>
+        <w:t>&lt;Expr_Suma_Resta&gt; ::= &lt;Expr_Potencia&gt; &lt;Op_Resta&gt; &lt;Expr_Suma_Resta&gt;</w:t>
+      </w:r>
+    </w:p>
+    <w:p>
+      <w:pPr>
+        <w:rPr>
+          <w:rFonts w:ascii="Arial" w:hAnsi="Arial" w:cs="Arial"/>
+        </w:rPr>
+      </w:pPr>
+    </w:p>
+    <w:p>
+      <w:pPr>
+        <w:rPr>
+          <w:rFonts w:ascii="Arial" w:hAnsi="Arial" w:cs="Arial"/>
+        </w:rPr>
+      </w:pPr>
+      <w:r>
+        <w:rPr>
+          <w:rFonts w:ascii="Arial" w:hAnsi="Arial" w:cs="Arial"/>
+        </w:rPr>
+        <w:t>&lt;Expr_Mult_Div&gt; ::= &lt;Expr_Suma_Resta&gt;</w:t>
+      </w:r>
+    </w:p>
+    <w:p>
+      <w:pPr>
+        <w:rPr>
+          <w:rFonts w:ascii="Arial" w:hAnsi="Arial" w:cs="Arial"/>
+        </w:rPr>
+      </w:pPr>
+      <w:r>
+        <w:rPr>
+          <w:rFonts w:ascii="Arial" w:hAnsi="Arial" w:cs="Arial"/>
+        </w:rPr>
+        <w:t>&lt;Expr_Mult_Div&gt; ::= &lt;Expr_Suma_Resta&gt; &lt;Op_Mult&gt; &lt;Expr_Mult_Div&gt;</w:t>
+      </w:r>
+    </w:p>
+    <w:p>
+      <w:pPr>
+        <w:rPr>
+          <w:rFonts w:ascii="Arial" w:hAnsi="Arial" w:cs="Arial"/>
+        </w:rPr>
+      </w:pPr>
+      <w:r>
+        <w:rPr>
+          <w:rFonts w:ascii="Arial" w:hAnsi="Arial" w:cs="Arial"/>
+        </w:rPr>
+        <w:t>&lt;Expr_Mult_Div&gt; ::= &lt;Expr_Suma_Resta&gt; &lt;Op_Div&gt; &lt;Expr_Mult_Div&gt;</w:t>
+      </w:r>
+    </w:p>
+    <w:p>
+      <w:pPr>
+        <w:rPr>
+          <w:rFonts w:ascii="Arial" w:hAnsi="Arial" w:cs="Arial"/>
+        </w:rPr>
+      </w:pPr>
+      <w:r>
+        <w:rPr>
+          <w:rFonts w:ascii="Arial" w:hAnsi="Arial" w:cs="Arial"/>
+        </w:rPr>
+        <w:t>&lt;Expr_Mult_Div&gt; ::= &lt;Expr_Suma_Resta&gt; &lt;Op_DivEnt&gt; &lt;Expr_Mult_Div&gt;</w:t>
+      </w:r>
+    </w:p>
+    <w:p>
+      <w:pPr>
+        <w:rPr>
+          <w:rFonts w:ascii="Arial" w:hAnsi="Arial" w:cs="Arial"/>
+        </w:rPr>
+      </w:pPr>
+    </w:p>
+    <w:p>
+      <w:pPr>
+        <w:rPr>
+          <w:rFonts w:ascii="Arial" w:hAnsi="Arial" w:cs="Arial"/>
+        </w:rPr>
+      </w:pPr>
+      <w:r>
+        <w:rPr>
+          <w:rFonts w:ascii="Arial" w:hAnsi="Arial" w:cs="Arial"/>
+        </w:rPr>
+        <w:t>&lt;Expr_Aritmetica&gt; ::= &lt;Expr_Mult_Div&gt;</w:t>
+      </w:r>
+    </w:p>
+    <w:p>
+      <w:pPr>
+        <w:rPr>
+          <w:rFonts w:ascii="Arial" w:hAnsi="Arial" w:cs="Arial"/>
+        </w:rPr>
+      </w:pPr>
+      <w:r>
+        <w:rPr>
+          <w:rFonts w:ascii="Arial" w:hAnsi="Arial" w:cs="Arial"/>
+        </w:rPr>
+        <w:t>&lt;Expr_Aritmetica&gt; ::= &lt;Expr_Mult_Div&gt; &lt;Op_Mod&gt; &lt;Expr_Aritmetica&gt;</w:t>
+      </w:r>
+    </w:p>
+    <w:p>
+      <w:pPr>
+        <w:rPr>
+          <w:rFonts w:ascii="Arial" w:hAnsi="Arial" w:cs="Arial"/>
+        </w:rPr>
+      </w:pPr>
+    </w:p>
+    <w:p>
+      <w:pPr>
+        <w:rPr>
+          <w:rFonts w:ascii="Arial" w:hAnsi="Arial" w:cs="Arial"/>
+        </w:rPr>
+      </w:pPr>
+      <w:r>
+        <w:rPr>
+          <w:rFonts w:ascii="Arial" w:hAnsi="Arial" w:cs="Arial"/>
+        </w:rPr>
+        <w:t>&lt;Operando_Relacional&gt; ::= &lt;Id&gt;</w:t>
+      </w:r>
+    </w:p>
+    <w:p>
+      <w:pPr>
+        <w:rPr>
+          <w:rFonts w:ascii="Arial" w:hAnsi="Arial" w:cs="Arial"/>
+        </w:rPr>
+      </w:pPr>
+      <w:r>
+        <w:rPr>
+          <w:rFonts w:ascii="Arial" w:hAnsi="Arial" w:cs="Arial"/>
+        </w:rPr>
+        <w:t>&lt;Operando_Relacional&gt; ::= &lt;Lit_Int&gt;</w:t>
+      </w:r>
+    </w:p>
+    <w:p>
+      <w:pPr>
+        <w:rPr>
+          <w:rFonts w:ascii="Arial" w:hAnsi="Arial" w:cs="Arial"/>
+        </w:rPr>
+      </w:pPr>
+      <w:r>
+        <w:rPr>
+          <w:rFonts w:ascii="Arial" w:hAnsi="Arial" w:cs="Arial"/>
+        </w:rPr>
+        <w:t>&lt;Operando_Relacional&gt; ::= &lt;Lit_Float&gt;</w:t>
+      </w:r>
+    </w:p>
+    <w:p>
+      <w:pPr>
+        <w:rPr>
+          <w:rFonts w:ascii="Arial" w:hAnsi="Arial" w:cs="Arial"/>
+        </w:rPr>
+      </w:pPr>
+      <w:r>
+        <w:rPr>
+          <w:rFonts w:ascii="Arial" w:hAnsi="Arial" w:cs="Arial"/>
+        </w:rPr>
+        <w:t>&lt;Operando_Relacional&gt; ::= &lt;Acceso_Arreglo&gt;</w:t>
+      </w:r>
+    </w:p>
+    <w:p>
+      <w:pPr>
+        <w:rPr>
+          <w:rFonts w:ascii="Arial" w:hAnsi="Arial" w:cs="Arial"/>
+        </w:rPr>
+      </w:pPr>
+      <w:r>
+        <w:rPr>
+          <w:rFonts w:ascii="Arial" w:hAnsi="Arial" w:cs="Arial"/>
+        </w:rPr>
+        <w:t>&lt;Operando_Relacional&gt; ::= &lt;Llamada_Funcion&gt;</w:t>
+      </w:r>
+    </w:p>
+    <w:p>
+      <w:pPr>
+        <w:rPr>
+          <w:rFonts w:ascii="Arial" w:hAnsi="Arial" w:cs="Arial"/>
+        </w:rPr>
+      </w:pPr>
+    </w:p>
+    <w:p>
+      <w:pPr>
+        <w:rPr>
+          <w:rFonts w:ascii="Arial" w:hAnsi="Arial" w:cs="Arial"/>
+        </w:rPr>
+      </w:pPr>
+      <w:r>
+        <w:rPr>
+          <w:rFonts w:ascii="Arial" w:hAnsi="Arial" w:cs="Arial"/>
+        </w:rPr>
+        <w:t>&lt;Operando_Igualdad&gt; ::= &lt;Operando_Relacional&gt;</w:t>
+      </w:r>
+    </w:p>
+    <w:p>
+      <w:pPr>
+        <w:rPr>
+          <w:rFonts w:ascii="Arial" w:hAnsi="Arial" w:cs="Arial"/>
+        </w:rPr>
+      </w:pPr>
+      <w:r>
+        <w:rPr>
+          <w:rFonts w:ascii="Arial" w:hAnsi="Arial" w:cs="Arial"/>
+        </w:rPr>
+        <w:t>&lt;Operando_Igualdad&gt; ::= &lt;Lit_Bool&gt;</w:t>
+      </w:r>
+    </w:p>
+    <w:p>
+      <w:pPr>
+        <w:rPr>
+          <w:rFonts w:ascii="Arial" w:hAnsi="Arial" w:cs="Arial"/>
+        </w:rPr>
+      </w:pPr>
+      <w:r>
+        <w:rPr>
+          <w:rFonts w:ascii="Arial" w:hAnsi="Arial" w:cs="Arial"/>
+        </w:rPr>
+        <w:t>&lt;Operando_Igualdad&gt; ::= &lt;Lit_Char&gt;</w:t>
+      </w:r>
+    </w:p>
+    <w:p>
+      <w:pPr>
+        <w:rPr>
+          <w:rFonts w:ascii="Arial" w:hAnsi="Arial" w:cs="Arial"/>
+        </w:rPr>
+      </w:pPr>
+    </w:p>
+    <w:p>
+      <w:pPr>
+        <w:rPr>
+          <w:rFonts w:ascii="Arial" w:hAnsi="Arial" w:cs="Arial"/>
+        </w:rPr>
+      </w:pPr>
+      <w:r>
+        <w:rPr>
+          <w:rFonts w:ascii="Arial" w:hAnsi="Arial" w:cs="Arial"/>
+        </w:rPr>
+        <w:t>&lt;Expr_Relacional&gt; ::= &lt;Cor_Ini&gt; &lt;Operando_Relacional&gt; &lt;Cor_Fin&gt; &lt;Op_Menor&gt;    &lt;Cor_Ini&gt; &lt;Operando_Relacional&gt; &lt;Cor_Fin&gt;</w:t>
+      </w:r>
+    </w:p>
+    <w:p>
+      <w:pPr>
+        <w:rPr>
+          <w:rFonts w:ascii="Arial" w:hAnsi="Arial" w:cs="Arial"/>
+        </w:rPr>
+      </w:pPr>
+      <w:r>
+        <w:rPr>
+          <w:rFonts w:ascii="Arial" w:hAnsi="Arial" w:cs="Arial"/>
+        </w:rPr>
+        <w:t>&lt;Expr_Relacional&gt; ::= &lt;Cor_Ini&gt; &lt;Operando_Relacional&gt; &lt;Cor_Fin&gt; &lt;Op_Menor_Ig&gt; &lt;Cor_Ini&gt; &lt;Operando_Relacional&gt; &lt;Cor_Fin&gt;</w:t>
+      </w:r>
+    </w:p>
+    <w:p>
+      <w:pPr>
+        <w:rPr>
+          <w:rFonts w:ascii="Arial" w:hAnsi="Arial" w:cs="Arial"/>
+        </w:rPr>
+      </w:pPr>
+      <w:r>
+        <w:rPr>
+          <w:rFonts w:ascii="Arial" w:hAnsi="Arial" w:cs="Arial"/>
+        </w:rPr>
+        <w:t>&lt;Expr_Relacional&gt; ::= &lt;Cor_Ini&gt; &lt;Operando_Relacional&gt; &lt;Cor_Fin&gt; &lt;Op_Mayor&gt;    &lt;Cor_Ini&gt; &lt;Operando_Relacional&gt; &lt;Cor_Fin&gt;</w:t>
+      </w:r>
+    </w:p>
+    <w:p>
+      <w:pPr>
+        <w:rPr>
+          <w:rFonts w:ascii="Arial" w:hAnsi="Arial" w:cs="Arial"/>
+        </w:rPr>
+      </w:pPr>
+      <w:r>
+        <w:rPr>
+          <w:rFonts w:ascii="Arial" w:hAnsi="Arial" w:cs="Arial"/>
+        </w:rPr>
         <w:lastRenderedPageBreak/>
-        <w:t>&lt;Expr_Suma_Resta&gt; ::= &lt;Expr_Potencia&gt; &lt;Op_Resta&gt; &lt;Expr_Suma_Resta&gt;</w:t>
-      </w:r>
-    </w:p>
-    <w:p>
-      <w:pPr>
-        <w:rPr>
-          <w:rFonts w:ascii="Arial" w:hAnsi="Arial" w:cs="Arial"/>
-        </w:rPr>
-      </w:pPr>
-    </w:p>
-    <w:p>
-      <w:pPr>
-        <w:rPr>
-          <w:rFonts w:ascii="Arial" w:hAnsi="Arial" w:cs="Arial"/>
-        </w:rPr>
-      </w:pPr>
-      <w:r>
-        <w:rPr>
-          <w:rFonts w:ascii="Arial" w:hAnsi="Arial" w:cs="Arial"/>
-        </w:rPr>
-        <w:t>&lt;Expr_Mult_Div&gt; ::= &lt;Expr_Suma_Resta&gt;</w:t>
-      </w:r>
-    </w:p>
-    <w:p>
-      <w:pPr>
-        <w:rPr>
-          <w:rFonts w:ascii="Arial" w:hAnsi="Arial" w:cs="Arial"/>
-        </w:rPr>
-      </w:pPr>
-      <w:r>
-        <w:rPr>
-          <w:rFonts w:ascii="Arial" w:hAnsi="Arial" w:cs="Arial"/>
-        </w:rPr>
-        <w:t>&lt;Expr_Mult_Div&gt; ::= &lt;Expr_Suma_Resta&gt; &lt;Op_Mult&gt; &lt;Expr_Mult_Div&gt;</w:t>
-      </w:r>
-    </w:p>
-    <w:p>
-      <w:pPr>
-        <w:rPr>
-          <w:rFonts w:ascii="Arial" w:hAnsi="Arial" w:cs="Arial"/>
-        </w:rPr>
-      </w:pPr>
-      <w:r>
-        <w:rPr>
-          <w:rFonts w:ascii="Arial" w:hAnsi="Arial" w:cs="Arial"/>
-        </w:rPr>
-        <w:t>&lt;Expr_Mult_Div&gt; ::= &lt;Expr_Suma_Resta&gt; &lt;Op_Div&gt; &lt;Expr_Mult_Div&gt;</w:t>
-      </w:r>
-    </w:p>
-    <w:p>
-      <w:pPr>
-        <w:rPr>
-          <w:rFonts w:ascii="Arial" w:hAnsi="Arial" w:cs="Arial"/>
-        </w:rPr>
-      </w:pPr>
-      <w:r>
-        <w:rPr>
-          <w:rFonts w:ascii="Arial" w:hAnsi="Arial" w:cs="Arial"/>
-        </w:rPr>
-        <w:t>&lt;Expr_Mult_Div&gt; ::= &lt;Expr_Suma_Resta&gt; &lt;Op_DivEnt&gt; &lt;Expr_Mult_Div&gt;</w:t>
-      </w:r>
-    </w:p>
-    <w:p>
-      <w:pPr>
-        <w:rPr>
-          <w:rFonts w:ascii="Arial" w:hAnsi="Arial" w:cs="Arial"/>
-        </w:rPr>
-      </w:pPr>
-    </w:p>
-    <w:p>
-      <w:pPr>
-        <w:rPr>
-          <w:rFonts w:ascii="Arial" w:hAnsi="Arial" w:cs="Arial"/>
-        </w:rPr>
-      </w:pPr>
-      <w:r>
-        <w:rPr>
-          <w:rFonts w:ascii="Arial" w:hAnsi="Arial" w:cs="Arial"/>
-        </w:rPr>
-        <w:t>&lt;Expr_Aritmetica&gt; ::= &lt;Expr_Mult_Div&gt;</w:t>
-      </w:r>
-    </w:p>
-    <w:p>
-      <w:pPr>
-        <w:rPr>
-          <w:rFonts w:ascii="Arial" w:hAnsi="Arial" w:cs="Arial"/>
-        </w:rPr>
-      </w:pPr>
-      <w:r>
-        <w:rPr>
-          <w:rFonts w:ascii="Arial" w:hAnsi="Arial" w:cs="Arial"/>
-        </w:rPr>
-        <w:t>&lt;Expr_Aritmetica&gt; ::= &lt;Expr_Mult_Div&gt; &lt;Op_Mod&gt; &lt;Expr_Aritmetica&gt;</w:t>
-      </w:r>
-    </w:p>
-    <w:p>
-      <w:pPr>
-        <w:rPr>
-          <w:rFonts w:ascii="Arial" w:hAnsi="Arial" w:cs="Arial"/>
-        </w:rPr>
-      </w:pPr>
-    </w:p>
-    <w:p>
-      <w:pPr>
-        <w:rPr>
-          <w:rFonts w:ascii="Arial" w:hAnsi="Arial" w:cs="Arial"/>
-        </w:rPr>
-      </w:pPr>
-      <w:r>
-        <w:rPr>
-          <w:rFonts w:ascii="Arial" w:hAnsi="Arial" w:cs="Arial"/>
-        </w:rPr>
-        <w:t>&lt;Operando_Relacional&gt; ::= &lt;Id&gt;</w:t>
-      </w:r>
-    </w:p>
-    <w:p>
-      <w:pPr>
-        <w:rPr>
-          <w:rFonts w:ascii="Arial" w:hAnsi="Arial" w:cs="Arial"/>
-        </w:rPr>
-      </w:pPr>
-      <w:r>
-        <w:rPr>
-          <w:rFonts w:ascii="Arial" w:hAnsi="Arial" w:cs="Arial"/>
-        </w:rPr>
-        <w:t>&lt;Operando_Relacional&gt; ::= &lt;Lit_Int&gt;</w:t>
-      </w:r>
-    </w:p>
-    <w:p>
-      <w:pPr>
-        <w:rPr>
-          <w:rFonts w:ascii="Arial" w:hAnsi="Arial" w:cs="Arial"/>
-        </w:rPr>
-      </w:pPr>
-      <w:r>
-        <w:rPr>
-          <w:rFonts w:ascii="Arial" w:hAnsi="Arial" w:cs="Arial"/>
-        </w:rPr>
-        <w:t>&lt;Operando_Relacional&gt; ::= &lt;Lit_Float&gt;</w:t>
-      </w:r>
-    </w:p>
-    <w:p>
-      <w:pPr>
-        <w:rPr>
-          <w:rFonts w:ascii="Arial" w:hAnsi="Arial" w:cs="Arial"/>
-        </w:rPr>
-      </w:pPr>
-      <w:r>
-        <w:rPr>
-          <w:rFonts w:ascii="Arial" w:hAnsi="Arial" w:cs="Arial"/>
-        </w:rPr>
-        <w:t>&lt;Operando_Relacional&gt; ::= &lt;Acceso_Arreglo&gt;</w:t>
-      </w:r>
-    </w:p>
-    <w:p>
-      <w:pPr>
-        <w:rPr>
-          <w:rFonts w:ascii="Arial" w:hAnsi="Arial" w:cs="Arial"/>
-        </w:rPr>
-      </w:pPr>
-      <w:r>
-        <w:rPr>
-          <w:rFonts w:ascii="Arial" w:hAnsi="Arial" w:cs="Arial"/>
-        </w:rPr>
-        <w:t>&lt;Operando_Relacional&gt; ::= &lt;Llamada_Funcion&gt;</w:t>
-      </w:r>
-    </w:p>
-    <w:p>
-      <w:pPr>
-        <w:rPr>
-          <w:rFonts w:ascii="Arial" w:hAnsi="Arial" w:cs="Arial"/>
-        </w:rPr>
-      </w:pPr>
-    </w:p>
-    <w:p>
-      <w:pPr>
-        <w:rPr>
-          <w:rFonts w:ascii="Arial" w:hAnsi="Arial" w:cs="Arial"/>
-        </w:rPr>
-      </w:pPr>
-      <w:r>
-        <w:rPr>
-          <w:rFonts w:ascii="Arial" w:hAnsi="Arial" w:cs="Arial"/>
-        </w:rPr>
-        <w:t>&lt;Operando_Igualdad&gt; ::= &lt;Operando_Relacional&gt;</w:t>
-      </w:r>
-    </w:p>
-    <w:p>
-      <w:pPr>
-        <w:rPr>
-          <w:rFonts w:ascii="Arial" w:hAnsi="Arial" w:cs="Arial"/>
-        </w:rPr>
-      </w:pPr>
-      <w:r>
-        <w:rPr>
-          <w:rFonts w:ascii="Arial" w:hAnsi="Arial" w:cs="Arial"/>
-        </w:rPr>
-        <w:t>&lt;Operando_Igualdad&gt; ::= &lt;Lit_Bool&gt;</w:t>
-      </w:r>
-    </w:p>
-    <w:p>
-      <w:pPr>
-        <w:rPr>
-          <w:rFonts w:ascii="Arial" w:hAnsi="Arial" w:cs="Arial"/>
-        </w:rPr>
-      </w:pPr>
-      <w:r>
-        <w:rPr>
-          <w:rFonts w:ascii="Arial" w:hAnsi="Arial" w:cs="Arial"/>
-        </w:rPr>
-        <w:t>&lt;Operando_Igualdad&gt; ::= &lt;Lit_Char&gt;</w:t>
-      </w:r>
-    </w:p>
-    <w:p>
-      <w:pPr>
-        <w:rPr>
-          <w:rFonts w:ascii="Arial" w:hAnsi="Arial" w:cs="Arial"/>
-        </w:rPr>
-      </w:pPr>
-    </w:p>
-    <w:p>
-      <w:pPr>
-        <w:rPr>
-          <w:rFonts w:ascii="Arial" w:hAnsi="Arial" w:cs="Arial"/>
-        </w:rPr>
-      </w:pPr>
-      <w:r>
-        <w:rPr>
-          <w:rFonts w:ascii="Arial" w:hAnsi="Arial" w:cs="Arial"/>
-        </w:rPr>
-        <w:t>&lt;Expr_Relacional&gt; ::= &lt;Cor_Ini&gt; &lt;Operando_Relacional&gt; &lt;Cor_Fin&gt; &lt;Op_Menor&gt;    &lt;Cor_Ini&gt; &lt;Operando_Relacional&gt; &lt;Cor_Fin&gt;</w:t>
-      </w:r>
-    </w:p>
-    <w:p>
-      <w:pPr>
-        <w:rPr>
-          <w:rFonts w:ascii="Arial" w:hAnsi="Arial" w:cs="Arial"/>
-        </w:rPr>
-      </w:pPr>
-      <w:r>
-        <w:rPr>
-          <w:rFonts w:ascii="Arial" w:hAnsi="Arial" w:cs="Arial"/>
-        </w:rPr>
-        <w:t>&lt;Expr_Relacional&gt; ::= &lt;Cor_Ini&gt; &lt;Operando_Relacional&gt; &lt;Cor_Fin&gt; &lt;Op_Menor_Ig&gt; &lt;Cor_Ini&gt; &lt;Operando_Relacional&gt; &lt;Cor_Fin&gt;</w:t>
-      </w:r>
-    </w:p>
-    <w:p>
-      <w:pPr>
-        <w:rPr>
-          <w:rFonts w:ascii="Arial" w:hAnsi="Arial" w:cs="Arial"/>
-        </w:rPr>
-      </w:pPr>
-      <w:r>
-        <w:rPr>
-          <w:rFonts w:ascii="Arial" w:hAnsi="Arial" w:cs="Arial"/>
-        </w:rPr>
-        <w:t>&lt;Expr_Relacional&gt; ::= &lt;Cor_Ini&gt; &lt;Operando_Relacional&gt; &lt;Cor_Fin&gt; &lt;Op_Mayor&gt;    &lt;Cor_Ini&gt; &lt;Operando_Relacional&gt; &lt;Cor_Fin&gt;</w:t>
-      </w:r>
-    </w:p>
-    <w:p>
-      <w:pPr>
-        <w:rPr>
-          <w:rFonts w:ascii="Arial" w:hAnsi="Arial" w:cs="Arial"/>
-        </w:rPr>
-      </w:pPr>
-      <w:r>
-        <w:rPr>
-          <w:rFonts w:ascii="Arial" w:hAnsi="Arial" w:cs="Arial"/>
-        </w:rPr>
         <w:t>&lt;Expr_Relacional&gt; ::= &lt;Cor_Ini&gt; &lt;Operando_Relacional&gt; &lt;Cor_Fin&gt; &lt;Op_Mayor_Ig&gt; &lt;Cor_Ini&gt; &lt;Operando_Relacional&gt; &lt;Cor_Fin&gt;</w:t>
       </w:r>
     </w:p>
@@ -1763,80 +1756,282 @@
         <w:rPr>
           <w:rFonts w:ascii="Arial" w:hAnsi="Arial" w:cs="Arial"/>
         </w:rPr>
+        <w:t>&lt;Expr_Relacional&gt; ::= &lt;Cor_Ini&gt; &lt;Operando_Igualdad&gt; &lt;Cor_Fin&gt; &lt;Op_Igual&gt; &lt;Cor_Ini&gt; &lt;Operando_Igualdad&gt; &lt;Cor_Fin&gt;</w:t>
+      </w:r>
+    </w:p>
+    <w:p>
+      <w:pPr>
+        <w:rPr>
+          <w:rFonts w:ascii="Arial" w:hAnsi="Arial" w:cs="Arial"/>
+        </w:rPr>
+      </w:pPr>
+      <w:r>
+        <w:rPr>
+          <w:rFonts w:ascii="Arial" w:hAnsi="Arial" w:cs="Arial"/>
+        </w:rPr>
+        <w:t>&lt;Expr_Relacional&gt; ::= &lt;Cor_Ini&gt; &lt;Operando_Igualdad&gt; &lt;Cor_Fin&gt; &lt;Op_Dif&gt;   &lt;Cor_Ini&gt; &lt;Operando_Igualdad&gt; &lt;Cor_Fin&gt;</w:t>
+      </w:r>
+    </w:p>
+    <w:p>
+      <w:pPr>
+        <w:rPr>
+          <w:rFonts w:ascii="Arial" w:hAnsi="Arial" w:cs="Arial"/>
+        </w:rPr>
+      </w:pPr>
+    </w:p>
+    <w:p>
+      <w:pPr>
+        <w:rPr>
+          <w:rFonts w:ascii="Arial" w:hAnsi="Arial" w:cs="Arial"/>
+        </w:rPr>
+      </w:pPr>
+      <w:r>
+        <w:rPr>
+          <w:rFonts w:ascii="Arial" w:hAnsi="Arial" w:cs="Arial"/>
+        </w:rPr>
+        <w:t>&lt;Operando_Logico&gt; ::= &lt;Lit_Bool&gt;</w:t>
+      </w:r>
+    </w:p>
+    <w:p>
+      <w:pPr>
+        <w:rPr>
+          <w:rFonts w:ascii="Arial" w:hAnsi="Arial" w:cs="Arial"/>
+        </w:rPr>
+      </w:pPr>
+      <w:r>
+        <w:rPr>
+          <w:rFonts w:ascii="Arial" w:hAnsi="Arial" w:cs="Arial"/>
+        </w:rPr>
+        <w:t>&lt;Operando_Logico&gt; ::= &lt;Expr_Relacional&gt;</w:t>
+      </w:r>
+    </w:p>
+    <w:p>
+      <w:pPr>
+        <w:rPr>
+          <w:rFonts w:ascii="Arial" w:hAnsi="Arial" w:cs="Arial"/>
+        </w:rPr>
+      </w:pPr>
+      <w:r>
+        <w:rPr>
+          <w:rFonts w:ascii="Arial" w:hAnsi="Arial" w:cs="Arial"/>
+        </w:rPr>
+        <w:t>&lt;Operando_Logico&gt; ::= &lt;Expr_Negacion_Logica&gt;</w:t>
+      </w:r>
+    </w:p>
+    <w:p>
+      <w:pPr>
+        <w:rPr>
+          <w:rFonts w:ascii="Arial" w:hAnsi="Arial" w:cs="Arial"/>
+        </w:rPr>
+      </w:pPr>
+      <w:r>
+        <w:rPr>
+          <w:rFonts w:ascii="Arial" w:hAnsi="Arial" w:cs="Arial"/>
+        </w:rPr>
+        <w:t>&lt;Operando_Logico&gt;</w:t>
+      </w:r>
+      <w:r>
+        <w:rPr>
+          <w:rFonts w:ascii="Arial" w:hAnsi="Arial" w:cs="Arial"/>
+        </w:rPr>
+        <w:t xml:space="preserve"> </w:t>
+      </w:r>
+      <w:r>
+        <w:rPr>
+          <w:rFonts w:ascii="Arial" w:hAnsi="Arial" w:cs="Arial"/>
+        </w:rPr>
+        <w:t>::= &lt;Llamada_Funcion&gt;</w:t>
+      </w:r>
+    </w:p>
+    <w:p>
+      <w:pPr>
+        <w:rPr>
+          <w:rFonts w:ascii="Arial" w:hAnsi="Arial" w:cs="Arial"/>
+        </w:rPr>
+      </w:pPr>
+    </w:p>
+    <w:p>
+      <w:pPr>
+        <w:rPr>
+          <w:rFonts w:ascii="Arial" w:hAnsi="Arial" w:cs="Arial"/>
+        </w:rPr>
+      </w:pPr>
+    </w:p>
+    <w:p>
+      <w:pPr>
+        <w:rPr>
+          <w:rFonts w:ascii="Arial" w:hAnsi="Arial" w:cs="Arial"/>
+        </w:rPr>
+      </w:pPr>
+      <w:r>
+        <w:rPr>
+          <w:rFonts w:ascii="Arial" w:hAnsi="Arial" w:cs="Arial"/>
+        </w:rPr>
+        <w:t>&lt;Expr_Logica&gt; ::= &lt;Par_Ini&gt; &lt;Operando_Logico&gt; &lt;Par_Fin&gt; &lt;Op_And&gt; &lt;Par_Ini&gt; &lt;Operando_Logico&gt; &lt;Par_Fin&gt;</w:t>
+      </w:r>
+    </w:p>
+    <w:p>
+      <w:pPr>
+        <w:rPr>
+          <w:rFonts w:ascii="Arial" w:hAnsi="Arial" w:cs="Arial"/>
+        </w:rPr>
+      </w:pPr>
+      <w:r>
+        <w:rPr>
+          <w:rFonts w:ascii="Arial" w:hAnsi="Arial" w:cs="Arial"/>
+        </w:rPr>
+        <w:t>&lt;Expr_Logica&gt; ::= &lt;Par_Ini&gt; &lt;Operando_Logico&gt; &lt;Par_Fin&gt; &lt;Op_Or&gt;  &lt;Par_Ini&gt; &lt;Operando_Logico&gt; &lt;Par_Fin&gt;</w:t>
+      </w:r>
+    </w:p>
+    <w:p>
+      <w:pPr>
+        <w:rPr>
+          <w:rFonts w:ascii="Arial" w:hAnsi="Arial" w:cs="Arial"/>
+        </w:rPr>
+      </w:pPr>
+    </w:p>
+    <w:p>
+      <w:pPr>
+        <w:rPr>
+          <w:rFonts w:ascii="Arial" w:hAnsi="Arial" w:cs="Arial"/>
+        </w:rPr>
+      </w:pPr>
+      <w:r>
+        <w:rPr>
+          <w:rFonts w:ascii="Arial" w:hAnsi="Arial" w:cs="Arial"/>
+        </w:rPr>
+        <w:t>&lt;Expr_Negacion_Logica&gt; ::= &lt;Op_Not&gt; &lt;Par_Ini&gt; &lt;Operando_Logico&gt; &lt;Par_Fin&gt;</w:t>
+      </w:r>
+    </w:p>
+    <w:p>
+      <w:pPr>
+        <w:rPr>
+          <w:rFonts w:ascii="Arial" w:hAnsi="Arial" w:cs="Arial"/>
+        </w:rPr>
+      </w:pPr>
+      <w:r>
+        <w:rPr>
+          <w:rFonts w:ascii="Arial" w:hAnsi="Arial" w:cs="Arial"/>
+        </w:rPr>
+        <w:t>&lt;Expr_Negacion_Logica&gt; ::= &lt;Op_Not&gt; &lt;Par_Ini&gt; &lt;Expr_Logica&gt; &lt;Par_Fin&gt;</w:t>
+      </w:r>
+    </w:p>
+    <w:p>
+      <w:pPr>
+        <w:rPr>
+          <w:rFonts w:ascii="Arial" w:hAnsi="Arial" w:cs="Arial"/>
+        </w:rPr>
+      </w:pPr>
+    </w:p>
+    <w:p>
+      <w:pPr>
+        <w:rPr>
+          <w:rFonts w:ascii="Arial" w:hAnsi="Arial" w:cs="Arial"/>
+        </w:rPr>
+      </w:pPr>
+      <w:r>
+        <w:rPr>
+          <w:rFonts w:ascii="Arial" w:hAnsi="Arial" w:cs="Arial"/>
+        </w:rPr>
+        <w:t>&lt;Expresion&gt; ::= &lt;Expr_Aritmetica&gt;</w:t>
+      </w:r>
+    </w:p>
+    <w:p>
+      <w:pPr>
+        <w:rPr>
+          <w:rFonts w:ascii="Arial" w:hAnsi="Arial" w:cs="Arial"/>
+        </w:rPr>
+      </w:pPr>
+      <w:r>
+        <w:rPr>
+          <w:rFonts w:ascii="Arial" w:hAnsi="Arial" w:cs="Arial"/>
+        </w:rPr>
+        <w:t>&lt;Expresion&gt; ::= &lt;Expr_Relacional&gt;</w:t>
+      </w:r>
+    </w:p>
+    <w:p>
+      <w:pPr>
+        <w:rPr>
+          <w:rFonts w:ascii="Arial" w:hAnsi="Arial" w:cs="Arial"/>
+        </w:rPr>
+      </w:pPr>
+      <w:r>
+        <w:rPr>
+          <w:rFonts w:ascii="Arial" w:hAnsi="Arial" w:cs="Arial"/>
+        </w:rPr>
+        <w:t>&lt;Expresion&gt; ::= &lt;Expr_Logica&gt;</w:t>
+      </w:r>
+    </w:p>
+    <w:p>
+      <w:pPr>
+        <w:rPr>
+          <w:rFonts w:ascii="Arial" w:hAnsi="Arial" w:cs="Arial"/>
+        </w:rPr>
+      </w:pPr>
+      <w:r>
+        <w:rPr>
+          <w:rFonts w:ascii="Arial" w:hAnsi="Arial" w:cs="Arial"/>
+        </w:rPr>
+        <w:t>&lt;Expresion&gt; ::= &lt;Expr_Negacion_Logica&gt;</w:t>
+      </w:r>
+    </w:p>
+    <w:p>
+      <w:pPr>
+        <w:rPr>
+          <w:rFonts w:ascii="Arial" w:hAnsi="Arial" w:cs="Arial"/>
+        </w:rPr>
+      </w:pPr>
+    </w:p>
+    <w:p>
+      <w:pPr>
+        <w:rPr>
+          <w:rFonts w:ascii="Arial" w:hAnsi="Arial" w:cs="Arial"/>
+        </w:rPr>
+      </w:pPr>
+      <w:r>
+        <w:rPr>
+          <w:rFonts w:ascii="Arial" w:hAnsi="Arial" w:cs="Arial"/>
+        </w:rPr>
+        <w:t>&lt;Declaracion_Var_Simple&gt;</w:t>
+      </w:r>
+      <w:r>
+        <w:rPr>
+          <w:rFonts w:ascii="Arial" w:hAnsi="Arial" w:cs="Arial"/>
+        </w:rPr>
+        <w:t xml:space="preserve"> </w:t>
+      </w:r>
+      <w:r>
+        <w:rPr>
+          <w:rFonts w:ascii="Arial" w:hAnsi="Arial" w:cs="Arial"/>
+        </w:rPr>
+        <w:t>::= &lt;Val&gt; &lt;Tipo&gt; &lt;Id&gt; &lt;Fin_Expr&gt;</w:t>
+      </w:r>
+    </w:p>
+    <w:p>
+      <w:pPr>
+        <w:rPr>
+          <w:rFonts w:ascii="Arial" w:hAnsi="Arial" w:cs="Arial"/>
+        </w:rPr>
+      </w:pPr>
+      <w:r>
+        <w:rPr>
+          <w:rFonts w:ascii="Arial" w:hAnsi="Arial" w:cs="Arial"/>
+        </w:rPr>
+        <w:t>&lt;Declaracion_Var_Asignada&gt; ::= &lt;Val&gt; &lt;Tipo&gt; &lt;Id&gt; &lt;Op_Asig&gt; &lt;Expresion&gt; &lt;Fin_Expr&gt;</w:t>
+      </w:r>
+    </w:p>
+    <w:p>
+      <w:pPr>
+        <w:rPr>
+          <w:rFonts w:ascii="Arial" w:hAnsi="Arial" w:cs="Arial"/>
+        </w:rPr>
+      </w:pPr>
+      <w:r>
+        <w:rPr>
+          <w:rFonts w:ascii="Arial" w:hAnsi="Arial" w:cs="Arial"/>
+        </w:rPr>
         <w:lastRenderedPageBreak/>
-        <w:t>&lt;Expr_Relacional&gt; ::= &lt;Cor_Ini&gt; &lt;Operando_Igualdad&gt; &lt;Cor_Fin&gt; &lt;Op_Igual&gt; &lt;Cor_Ini&gt; &lt;Operando_Igualdad&gt; &lt;Cor_Fin&gt;</w:t>
-      </w:r>
-    </w:p>
-    <w:p>
-      <w:pPr>
-        <w:rPr>
-          <w:rFonts w:ascii="Arial" w:hAnsi="Arial" w:cs="Arial"/>
-        </w:rPr>
-      </w:pPr>
-      <w:r>
-        <w:rPr>
-          <w:rFonts w:ascii="Arial" w:hAnsi="Arial" w:cs="Arial"/>
-        </w:rPr>
-        <w:t>&lt;Expr_Relacional&gt; ::= &lt;Cor_Ini&gt; &lt;Operando_Igualdad&gt; &lt;Cor_Fin&gt; &lt;Op_Dif&gt;   &lt;Cor_Ini&gt; &lt;Operando_Igualdad&gt; &lt;Cor_Fin&gt;</w:t>
-      </w:r>
-    </w:p>
-    <w:p>
-      <w:pPr>
-        <w:rPr>
-          <w:rFonts w:ascii="Arial" w:hAnsi="Arial" w:cs="Arial"/>
-        </w:rPr>
-      </w:pPr>
-    </w:p>
-    <w:p>
-      <w:pPr>
-        <w:rPr>
-          <w:rFonts w:ascii="Arial" w:hAnsi="Arial" w:cs="Arial"/>
-        </w:rPr>
-      </w:pPr>
-      <w:r>
-        <w:rPr>
-          <w:rFonts w:ascii="Arial" w:hAnsi="Arial" w:cs="Arial"/>
-        </w:rPr>
-        <w:t>&lt;Operando_Logico&gt; ::= &lt;Lit_Bool&gt;</w:t>
-      </w:r>
-    </w:p>
-    <w:p>
-      <w:pPr>
-        <w:rPr>
-          <w:rFonts w:ascii="Arial" w:hAnsi="Arial" w:cs="Arial"/>
-        </w:rPr>
-      </w:pPr>
-      <w:r>
-        <w:rPr>
-          <w:rFonts w:ascii="Arial" w:hAnsi="Arial" w:cs="Arial"/>
-        </w:rPr>
-        <w:t>&lt;Operando_Logico&gt; ::= &lt;Expr_Relacional&gt;</w:t>
-      </w:r>
-    </w:p>
-    <w:p>
-      <w:pPr>
-        <w:rPr>
-          <w:rFonts w:ascii="Arial" w:hAnsi="Arial" w:cs="Arial"/>
-        </w:rPr>
-      </w:pPr>
-      <w:r>
-        <w:rPr>
-          <w:rFonts w:ascii="Arial" w:hAnsi="Arial" w:cs="Arial"/>
-        </w:rPr>
-        <w:t>&lt;Operando_Logico&gt; ::= &lt;Expr_Negacion_Logica&gt;</w:t>
-      </w:r>
-    </w:p>
-    <w:p>
-      <w:pPr>
-        <w:rPr>
-          <w:rFonts w:ascii="Arial" w:hAnsi="Arial" w:cs="Arial"/>
-        </w:rPr>
-      </w:pPr>
-      <w:r>
-        <w:rPr>
-          <w:rFonts w:ascii="Arial" w:hAnsi="Arial" w:cs="Arial"/>
-        </w:rPr>
-        <w:t>&lt;Operando_Logico&gt;</w:t>
+        <w:t>&lt;Asignacion_Var&gt;</w:t>
       </w:r>
       <w:r>
         <w:rPr>
@@ -1848,194 +2043,6 @@
         <w:rPr>
           <w:rFonts w:ascii="Arial" w:hAnsi="Arial" w:cs="Arial"/>
         </w:rPr>
-        <w:t>::= &lt;Llamada_Funcion&gt;</w:t>
-      </w:r>
-    </w:p>
-    <w:p>
-      <w:pPr>
-        <w:rPr>
-          <w:rFonts w:ascii="Arial" w:hAnsi="Arial" w:cs="Arial"/>
-        </w:rPr>
-      </w:pPr>
-      <w:r>
-        <w:rPr>
-          <w:rFonts w:ascii="Arial" w:hAnsi="Arial" w:cs="Arial"/>
-        </w:rPr>
-        <w:t>&lt;Expr_Logica&gt; ::= &lt;Par_Ini&gt; &lt;Operando_Logico&gt; &lt;Par_Fin&gt; &lt;Op_And&gt; &lt;Par_Ini&gt; &lt;Operando_Logico&gt; &lt;Par_Fin&gt;</w:t>
-      </w:r>
-    </w:p>
-    <w:p>
-      <w:pPr>
-        <w:rPr>
-          <w:rFonts w:ascii="Arial" w:hAnsi="Arial" w:cs="Arial"/>
-        </w:rPr>
-      </w:pPr>
-      <w:r>
-        <w:rPr>
-          <w:rFonts w:ascii="Arial" w:hAnsi="Arial" w:cs="Arial"/>
-        </w:rPr>
-        <w:t>&lt;Expr_Logica&gt; ::= &lt;Par_Ini&gt; &lt;Operando_Logico&gt; &lt;Par_Fin&gt; &lt;Op_Or&gt;  &lt;Par_Ini&gt; &lt;Operando_Logico&gt; &lt;Par_Fin&gt;</w:t>
-      </w:r>
-    </w:p>
-    <w:p>
-      <w:pPr>
-        <w:rPr>
-          <w:rFonts w:ascii="Arial" w:hAnsi="Arial" w:cs="Arial"/>
-        </w:rPr>
-      </w:pPr>
-    </w:p>
-    <w:p>
-      <w:pPr>
-        <w:rPr>
-          <w:rFonts w:ascii="Arial" w:hAnsi="Arial" w:cs="Arial"/>
-        </w:rPr>
-      </w:pPr>
-      <w:r>
-        <w:rPr>
-          <w:rFonts w:ascii="Arial" w:hAnsi="Arial" w:cs="Arial"/>
-        </w:rPr>
-        <w:t>&lt;Expr_Negacion_Logica&gt; ::= &lt;Op_Not&gt; &lt;Par_Ini&gt; &lt;Operando_Logico&gt; &lt;Par_Fin&gt;</w:t>
-      </w:r>
-    </w:p>
-    <w:p>
-      <w:pPr>
-        <w:rPr>
-          <w:rFonts w:ascii="Arial" w:hAnsi="Arial" w:cs="Arial"/>
-        </w:rPr>
-      </w:pPr>
-      <w:r>
-        <w:rPr>
-          <w:rFonts w:ascii="Arial" w:hAnsi="Arial" w:cs="Arial"/>
-        </w:rPr>
-        <w:t>&lt;Expr_Negacion_Logica&gt; ::= &lt;Op_Not&gt; &lt;Par_Ini&gt; &lt;Expr_Logica&gt; &lt;Par_Fin&gt;</w:t>
-      </w:r>
-    </w:p>
-    <w:p>
-      <w:pPr>
-        <w:rPr>
-          <w:rFonts w:ascii="Arial" w:hAnsi="Arial" w:cs="Arial"/>
-        </w:rPr>
-      </w:pPr>
-    </w:p>
-    <w:p>
-      <w:pPr>
-        <w:rPr>
-          <w:rFonts w:ascii="Arial" w:hAnsi="Arial" w:cs="Arial"/>
-        </w:rPr>
-      </w:pPr>
-      <w:r>
-        <w:rPr>
-          <w:rFonts w:ascii="Arial" w:hAnsi="Arial" w:cs="Arial"/>
-        </w:rPr>
-        <w:t>&lt;Expresion&gt; ::= &lt;Expr_Aritmetica&gt;</w:t>
-      </w:r>
-    </w:p>
-    <w:p>
-      <w:pPr>
-        <w:rPr>
-          <w:rFonts w:ascii="Arial" w:hAnsi="Arial" w:cs="Arial"/>
-        </w:rPr>
-      </w:pPr>
-      <w:r>
-        <w:rPr>
-          <w:rFonts w:ascii="Arial" w:hAnsi="Arial" w:cs="Arial"/>
-        </w:rPr>
-        <w:t>&lt;Expresion&gt; ::= &lt;Expr_Relacional&gt;</w:t>
-      </w:r>
-    </w:p>
-    <w:p>
-      <w:pPr>
-        <w:rPr>
-          <w:rFonts w:ascii="Arial" w:hAnsi="Arial" w:cs="Arial"/>
-        </w:rPr>
-      </w:pPr>
-      <w:r>
-        <w:rPr>
-          <w:rFonts w:ascii="Arial" w:hAnsi="Arial" w:cs="Arial"/>
-        </w:rPr>
-        <w:t>&lt;Expresion&gt; ::= &lt;Expr_Logica&gt;</w:t>
-      </w:r>
-    </w:p>
-    <w:p>
-      <w:pPr>
-        <w:rPr>
-          <w:rFonts w:ascii="Arial" w:hAnsi="Arial" w:cs="Arial"/>
-        </w:rPr>
-      </w:pPr>
-      <w:r>
-        <w:rPr>
-          <w:rFonts w:ascii="Arial" w:hAnsi="Arial" w:cs="Arial"/>
-        </w:rPr>
-        <w:t>&lt;Expresion&gt; ::= &lt;Expr_Negacion_Logica&gt;</w:t>
-      </w:r>
-    </w:p>
-    <w:p>
-      <w:pPr>
-        <w:rPr>
-          <w:rFonts w:ascii="Arial" w:hAnsi="Arial" w:cs="Arial"/>
-        </w:rPr>
-      </w:pPr>
-    </w:p>
-    <w:p>
-      <w:pPr>
-        <w:rPr>
-          <w:rFonts w:ascii="Arial" w:hAnsi="Arial" w:cs="Arial"/>
-        </w:rPr>
-      </w:pPr>
-      <w:r>
-        <w:rPr>
-          <w:rFonts w:ascii="Arial" w:hAnsi="Arial" w:cs="Arial"/>
-        </w:rPr>
-        <w:t>&lt;Declaracion_Var_Simple&gt;</w:t>
-      </w:r>
-      <w:r>
-        <w:rPr>
-          <w:rFonts w:ascii="Arial" w:hAnsi="Arial" w:cs="Arial"/>
-        </w:rPr>
-        <w:t xml:space="preserve"> </w:t>
-      </w:r>
-      <w:r>
-        <w:rPr>
-          <w:rFonts w:ascii="Arial" w:hAnsi="Arial" w:cs="Arial"/>
-        </w:rPr>
-        <w:t>::= &lt;Val&gt; &lt;Tipo&gt; &lt;Id&gt; &lt;Fin_Expr&gt;</w:t>
-      </w:r>
-    </w:p>
-    <w:p>
-      <w:pPr>
-        <w:rPr>
-          <w:rFonts w:ascii="Arial" w:hAnsi="Arial" w:cs="Arial"/>
-        </w:rPr>
-      </w:pPr>
-      <w:r>
-        <w:rPr>
-          <w:rFonts w:ascii="Arial" w:hAnsi="Arial" w:cs="Arial"/>
-        </w:rPr>
-        <w:t>&lt;Declaracion_Var_Asignada&gt; ::= &lt;Val&gt; &lt;Tipo&gt; &lt;Id&gt; &lt;Op_Asig&gt; &lt;Expresion&gt; &lt;Fin_Expr&gt;</w:t>
-      </w:r>
-    </w:p>
-    <w:p>
-      <w:pPr>
-        <w:rPr>
-          <w:rFonts w:ascii="Arial" w:hAnsi="Arial" w:cs="Arial"/>
-        </w:rPr>
-      </w:pPr>
-      <w:r>
-        <w:rPr>
-          <w:rFonts w:ascii="Arial" w:hAnsi="Arial" w:cs="Arial"/>
-        </w:rPr>
-        <w:t>&lt;Asignacion_Var&gt;</w:t>
-      </w:r>
-      <w:r>
-        <w:rPr>
-          <w:rFonts w:ascii="Arial" w:hAnsi="Arial" w:cs="Arial"/>
-        </w:rPr>
-        <w:t xml:space="preserve"> </w:t>
-      </w:r>
-      <w:r>
-        <w:rPr>
-          <w:rFonts w:ascii="Arial" w:hAnsi="Arial" w:cs="Arial"/>
-        </w:rPr>
         <w:t>::= &lt;Id&gt; &lt;Op_Asig&gt; &lt;Expresion&gt; &lt;Fin_Expr&gt;</w:t>
       </w:r>
     </w:p>
@@ -2058,224 +2065,6 @@
           <w:rFonts w:ascii="Arial" w:hAnsi="Arial" w:cs="Arial"/>
         </w:rPr>
       </w:pPr>
-    </w:p>
-    <w:p>
-      <w:pPr>
-        <w:rPr>
-          <w:rFonts w:ascii="Arial" w:hAnsi="Arial" w:cs="Arial"/>
-        </w:rPr>
-      </w:pPr>
-    </w:p>
-    <w:p>
-      <w:pPr>
-        <w:rPr>
-          <w:rFonts w:ascii="Arial" w:hAnsi="Arial" w:cs="Arial"/>
-        </w:rPr>
-      </w:pPr>
-      <w:r>
-        <w:rPr>
-          <w:rFonts w:ascii="Arial" w:hAnsi="Arial" w:cs="Arial"/>
-        </w:rPr>
-        <w:lastRenderedPageBreak/>
-        <w:t>&lt;Tipo_Retorno&gt; ::= "int" | "float" | "char" | "bool"</w:t>
-      </w:r>
-    </w:p>
-    <w:p>
-      <w:pPr>
-        <w:rPr>
-          <w:rFonts w:ascii="Arial" w:hAnsi="Arial" w:cs="Arial"/>
-        </w:rPr>
-      </w:pPr>
-      <w:r>
-        <w:rPr>
-          <w:rFonts w:ascii="Arial" w:hAnsi="Arial" w:cs="Arial"/>
-        </w:rPr>
-        <w:t>&lt;Parametro&gt; ::= &lt;Tipo&gt; &lt;Id&gt;</w:t>
-      </w:r>
-    </w:p>
-    <w:p>
-      <w:pPr>
-        <w:rPr>
-          <w:rFonts w:ascii="Arial" w:hAnsi="Arial" w:cs="Arial"/>
-        </w:rPr>
-      </w:pPr>
-      <w:r>
-        <w:rPr>
-          <w:rFonts w:ascii="Arial" w:hAnsi="Arial" w:cs="Arial"/>
-        </w:rPr>
-        <w:t>&lt;Parametros&gt; ::= &lt;Parametro&gt;</w:t>
-      </w:r>
-    </w:p>
-    <w:p>
-      <w:pPr>
-        <w:rPr>
-          <w:rFonts w:ascii="Arial" w:hAnsi="Arial" w:cs="Arial"/>
-        </w:rPr>
-      </w:pPr>
-      <w:r>
-        <w:rPr>
-          <w:rFonts w:ascii="Arial" w:hAnsi="Arial" w:cs="Arial"/>
-        </w:rPr>
-        <w:t>&lt;Parametros&gt; ::= &lt;Parametro&gt; &lt;Coma&gt; &lt;Parametros&gt;</w:t>
-      </w:r>
-    </w:p>
-    <w:p>
-      <w:pPr>
-        <w:rPr>
-          <w:rFonts w:ascii="Arial" w:hAnsi="Arial" w:cs="Arial"/>
-        </w:rPr>
-      </w:pPr>
-    </w:p>
-    <w:p>
-      <w:pPr>
-        <w:rPr>
-          <w:rFonts w:ascii="Arial" w:hAnsi="Arial" w:cs="Arial"/>
-        </w:rPr>
-      </w:pPr>
-      <w:r>
-        <w:rPr>
-          <w:rFonts w:ascii="Arial" w:hAnsi="Arial" w:cs="Arial"/>
-        </w:rPr>
-        <w:t>&lt;Declaracion_Funcion&gt; ::= &lt;Tipo_Retorno&gt; &lt;Id&gt; &lt;Par_Ini&gt; &lt;Parametros&gt; &lt;Par_Fin&gt; &lt;Bloque&gt;</w:t>
-      </w:r>
-    </w:p>
-    <w:p>
-      <w:pPr>
-        <w:rPr>
-          <w:rFonts w:ascii="Arial" w:hAnsi="Arial" w:cs="Arial"/>
-        </w:rPr>
-      </w:pPr>
-      <w:r>
-        <w:rPr>
-          <w:rFonts w:ascii="Arial" w:hAnsi="Arial" w:cs="Arial"/>
-        </w:rPr>
-        <w:t>&lt;Declaracion_Funcion&gt; ::= &lt;Tipo_Retorno&gt; &lt;Id&gt; &lt;Par_Ini&gt; &lt;Par_Fin&gt; &lt;Bloque&gt;</w:t>
-      </w:r>
-    </w:p>
-    <w:p>
-      <w:pPr>
-        <w:rPr>
-          <w:rFonts w:ascii="Arial" w:hAnsi="Arial" w:cs="Arial"/>
-        </w:rPr>
-      </w:pPr>
-    </w:p>
-    <w:p>
-      <w:pPr>
-        <w:rPr>
-          <w:rFonts w:ascii="Arial" w:hAnsi="Arial" w:cs="Arial"/>
-        </w:rPr>
-      </w:pPr>
-      <w:r>
-        <w:rPr>
-          <w:rFonts w:ascii="Arial" w:hAnsi="Arial" w:cs="Arial"/>
-        </w:rPr>
-        <w:t>&lt;Argumento&gt; ::= &lt;Expresion&gt;</w:t>
-      </w:r>
-    </w:p>
-    <w:p>
-      <w:pPr>
-        <w:rPr>
-          <w:rFonts w:ascii="Arial" w:hAnsi="Arial" w:cs="Arial"/>
-        </w:rPr>
-      </w:pPr>
-      <w:r>
-        <w:rPr>
-          <w:rFonts w:ascii="Arial" w:hAnsi="Arial" w:cs="Arial"/>
-        </w:rPr>
-        <w:t>&lt;Argumentos&gt; ::= &lt;Argumento&gt;</w:t>
-      </w:r>
-    </w:p>
-    <w:p>
-      <w:pPr>
-        <w:rPr>
-          <w:rFonts w:ascii="Arial" w:hAnsi="Arial" w:cs="Arial"/>
-        </w:rPr>
-      </w:pPr>
-      <w:r>
-        <w:rPr>
-          <w:rFonts w:ascii="Arial" w:hAnsi="Arial" w:cs="Arial"/>
-        </w:rPr>
-        <w:t>&lt;Argumentos&gt; ::= &lt;Argumento&gt; &lt;Coma&gt; &lt;Argumentos&gt;</w:t>
-      </w:r>
-    </w:p>
-    <w:p>
-      <w:pPr>
-        <w:rPr>
-          <w:rFonts w:ascii="Arial" w:hAnsi="Arial" w:cs="Arial"/>
-        </w:rPr>
-      </w:pPr>
-    </w:p>
-    <w:p>
-      <w:pPr>
-        <w:rPr>
-          <w:rFonts w:ascii="Arial" w:hAnsi="Arial" w:cs="Arial"/>
-        </w:rPr>
-      </w:pPr>
-      <w:r>
-        <w:rPr>
-          <w:rFonts w:ascii="Arial" w:hAnsi="Arial" w:cs="Arial"/>
-        </w:rPr>
-        <w:t>&lt;Llamada_Funcion&gt; ::= &lt;Id&gt; &lt;Par_Ini&gt; &lt;Argumentos&gt; &lt;Par_Fin&gt;</w:t>
-      </w:r>
-    </w:p>
-    <w:p>
-      <w:pPr>
-        <w:rPr>
-          <w:rFonts w:ascii="Arial" w:hAnsi="Arial" w:cs="Arial"/>
-        </w:rPr>
-      </w:pPr>
-      <w:r>
-        <w:rPr>
-          <w:rFonts w:ascii="Arial" w:hAnsi="Arial" w:cs="Arial"/>
-        </w:rPr>
-        <w:t>&lt;Llamada_Funcion&gt; ::= &lt;Id&gt; &lt;Par_Ini&gt; &lt;Par_Fin&gt;</w:t>
-      </w:r>
-    </w:p>
-    <w:p>
-      <w:pPr>
-        <w:rPr>
-          <w:rFonts w:ascii="Arial" w:hAnsi="Arial" w:cs="Arial"/>
-        </w:rPr>
-      </w:pPr>
-    </w:p>
-    <w:p>
-      <w:pPr>
-        <w:rPr>
-          <w:rFonts w:ascii="Arial" w:hAnsi="Arial" w:cs="Arial"/>
-        </w:rPr>
-      </w:pPr>
-      <w:r>
-        <w:rPr>
-          <w:rFonts w:ascii="Arial" w:hAnsi="Arial" w:cs="Arial"/>
-        </w:rPr>
-        <w:t>&lt;</w:t>
-      </w:r>
-      <w:proofErr w:type="spellStart"/>
-      <w:r>
-        <w:rPr>
-          <w:rFonts w:ascii="Arial" w:hAnsi="Arial" w:cs="Arial"/>
-        </w:rPr>
-        <w:t>Funcion_Main</w:t>
-      </w:r>
-      <w:proofErr w:type="spellEnd"/>
-      <w:r>
-        <w:rPr>
-          <w:rFonts w:ascii="Arial" w:hAnsi="Arial" w:cs="Arial"/>
-        </w:rPr>
-        <w:t>&gt; ::= &lt;Void&gt; &lt;Main&gt; &lt;Par_Ini&gt; &lt;Par_Fin&gt; &lt;Bloque&gt;</w:t>
-      </w:r>
-      <w:r>
-        <w:rPr>
-          <w:rFonts w:ascii="Arial" w:hAnsi="Arial" w:cs="Arial"/>
-        </w:rPr>
-        <w:br/>
-      </w:r>
-      <w:r>
-        <w:rPr>
-          <w:rFonts w:ascii="Arial" w:hAnsi="Arial" w:cs="Arial"/>
-        </w:rPr>
-        <w:br/>
-      </w:r>
     </w:p>
     <w:sectPr>
       <w:pgSz w:w="12240" w:h="15840"/>

--- a/Producciones.docx
+++ b/Producciones.docx
@@ -2065,6 +2065,555 @@
           <w:rFonts w:ascii="Arial" w:hAnsi="Arial" w:cs="Arial"/>
         </w:rPr>
       </w:pPr>
+    </w:p>
+    <w:p>
+      <w:pPr>
+        <w:rPr>
+          <w:rFonts w:ascii="Arial" w:hAnsi="Arial" w:cs="Arial"/>
+        </w:rPr>
+      </w:pPr>
+      <w:r>
+        <w:rPr>
+          <w:rFonts w:ascii="Arial" w:hAnsi="Arial" w:cs="Arial"/>
+        </w:rPr>
+        <w:t>&lt;</w:t>
+      </w:r>
+      <w:proofErr w:type="spellStart"/>
+      <w:r>
+        <w:rPr>
+          <w:rFonts w:ascii="Arial" w:hAnsi="Arial" w:cs="Arial"/>
+        </w:rPr>
+        <w:t>Tipo_Retorno</w:t>
+      </w:r>
+      <w:proofErr w:type="spellEnd"/>
+      <w:r>
+        <w:rPr>
+          <w:rFonts w:ascii="Arial" w:hAnsi="Arial" w:cs="Arial"/>
+        </w:rPr>
+        <w:t>&gt; ::= "</w:t>
+      </w:r>
+      <w:proofErr w:type="spellStart"/>
+      <w:r>
+        <w:rPr>
+          <w:rFonts w:ascii="Arial" w:hAnsi="Arial" w:cs="Arial"/>
+        </w:rPr>
+        <w:t>int</w:t>
+      </w:r>
+      <w:proofErr w:type="spellEnd"/>
+      <w:r>
+        <w:rPr>
+          <w:rFonts w:ascii="Arial" w:hAnsi="Arial" w:cs="Arial"/>
+        </w:rPr>
+        <w:t>" | "</w:t>
+      </w:r>
+      <w:proofErr w:type="spellStart"/>
+      <w:r>
+        <w:rPr>
+          <w:rFonts w:ascii="Arial" w:hAnsi="Arial" w:cs="Arial"/>
+        </w:rPr>
+        <w:t>float</w:t>
+      </w:r>
+      <w:proofErr w:type="spellEnd"/>
+      <w:r>
+        <w:rPr>
+          <w:rFonts w:ascii="Arial" w:hAnsi="Arial" w:cs="Arial"/>
+        </w:rPr>
+        <w:t>" | "</w:t>
+      </w:r>
+      <w:proofErr w:type="spellStart"/>
+      <w:r>
+        <w:rPr>
+          <w:rFonts w:ascii="Arial" w:hAnsi="Arial" w:cs="Arial"/>
+        </w:rPr>
+        <w:t>char</w:t>
+      </w:r>
+      <w:proofErr w:type="spellEnd"/>
+      <w:r>
+        <w:rPr>
+          <w:rFonts w:ascii="Arial" w:hAnsi="Arial" w:cs="Arial"/>
+        </w:rPr>
+        <w:t>" | "</w:t>
+      </w:r>
+      <w:proofErr w:type="spellStart"/>
+      <w:r>
+        <w:rPr>
+          <w:rFonts w:ascii="Arial" w:hAnsi="Arial" w:cs="Arial"/>
+        </w:rPr>
+        <w:t>bool</w:t>
+      </w:r>
+      <w:proofErr w:type="spellEnd"/>
+      <w:r>
+        <w:rPr>
+          <w:rFonts w:ascii="Arial" w:hAnsi="Arial" w:cs="Arial"/>
+        </w:rPr>
+        <w:t>"</w:t>
+      </w:r>
+    </w:p>
+    <w:p>
+      <w:pPr>
+        <w:rPr>
+          <w:rFonts w:ascii="Arial" w:hAnsi="Arial" w:cs="Arial"/>
+        </w:rPr>
+      </w:pPr>
+    </w:p>
+    <w:p>
+      <w:pPr>
+        <w:rPr>
+          <w:rFonts w:ascii="Arial" w:hAnsi="Arial" w:cs="Arial"/>
+        </w:rPr>
+      </w:pPr>
+      <w:r>
+        <w:rPr>
+          <w:rFonts w:ascii="Arial" w:hAnsi="Arial" w:cs="Arial"/>
+        </w:rPr>
+        <w:t>&lt;</w:t>
+      </w:r>
+      <w:proofErr w:type="spellStart"/>
+      <w:r>
+        <w:rPr>
+          <w:rFonts w:ascii="Arial" w:hAnsi="Arial" w:cs="Arial"/>
+        </w:rPr>
+        <w:t>Parametro</w:t>
+      </w:r>
+      <w:proofErr w:type="spellEnd"/>
+      <w:r>
+        <w:rPr>
+          <w:rFonts w:ascii="Arial" w:hAnsi="Arial" w:cs="Arial"/>
+        </w:rPr>
+        <w:t>&gt; ::= &lt;Tipo&gt; &lt;Id&gt;</w:t>
+      </w:r>
+    </w:p>
+    <w:p>
+      <w:pPr>
+        <w:rPr>
+          <w:rFonts w:ascii="Arial" w:hAnsi="Arial" w:cs="Arial"/>
+        </w:rPr>
+      </w:pPr>
+      <w:r>
+        <w:rPr>
+          <w:rFonts w:ascii="Arial" w:hAnsi="Arial" w:cs="Arial"/>
+        </w:rPr>
+        <w:t>&lt;</w:t>
+      </w:r>
+      <w:proofErr w:type="spellStart"/>
+      <w:r>
+        <w:rPr>
+          <w:rFonts w:ascii="Arial" w:hAnsi="Arial" w:cs="Arial"/>
+        </w:rPr>
+        <w:t>Parametros</w:t>
+      </w:r>
+      <w:proofErr w:type="spellEnd"/>
+      <w:r>
+        <w:rPr>
+          <w:rFonts w:ascii="Arial" w:hAnsi="Arial" w:cs="Arial"/>
+        </w:rPr>
+        <w:t>&gt; ::= &lt;</w:t>
+      </w:r>
+      <w:proofErr w:type="spellStart"/>
+      <w:r>
+        <w:rPr>
+          <w:rFonts w:ascii="Arial" w:hAnsi="Arial" w:cs="Arial"/>
+        </w:rPr>
+        <w:t>Parametro</w:t>
+      </w:r>
+      <w:proofErr w:type="spellEnd"/>
+      <w:r>
+        <w:rPr>
+          <w:rFonts w:ascii="Arial" w:hAnsi="Arial" w:cs="Arial"/>
+        </w:rPr>
+        <w:t>&gt;</w:t>
+      </w:r>
+    </w:p>
+    <w:p>
+      <w:pPr>
+        <w:rPr>
+          <w:rFonts w:ascii="Arial" w:hAnsi="Arial" w:cs="Arial"/>
+        </w:rPr>
+      </w:pPr>
+      <w:r>
+        <w:rPr>
+          <w:rFonts w:ascii="Arial" w:hAnsi="Arial" w:cs="Arial"/>
+        </w:rPr>
+        <w:t>&lt;</w:t>
+      </w:r>
+      <w:proofErr w:type="spellStart"/>
+      <w:r>
+        <w:rPr>
+          <w:rFonts w:ascii="Arial" w:hAnsi="Arial" w:cs="Arial"/>
+        </w:rPr>
+        <w:t>Parametros</w:t>
+      </w:r>
+      <w:proofErr w:type="spellEnd"/>
+      <w:r>
+        <w:rPr>
+          <w:rFonts w:ascii="Arial" w:hAnsi="Arial" w:cs="Arial"/>
+        </w:rPr>
+        <w:t>&gt; ::= &lt;</w:t>
+      </w:r>
+      <w:proofErr w:type="spellStart"/>
+      <w:r>
+        <w:rPr>
+          <w:rFonts w:ascii="Arial" w:hAnsi="Arial" w:cs="Arial"/>
+        </w:rPr>
+        <w:t>Parametro</w:t>
+      </w:r>
+      <w:proofErr w:type="spellEnd"/>
+      <w:r>
+        <w:rPr>
+          <w:rFonts w:ascii="Arial" w:hAnsi="Arial" w:cs="Arial"/>
+        </w:rPr>
+        <w:t>&gt; &lt;Coma&gt; &lt;</w:t>
+      </w:r>
+      <w:proofErr w:type="spellStart"/>
+      <w:r>
+        <w:rPr>
+          <w:rFonts w:ascii="Arial" w:hAnsi="Arial" w:cs="Arial"/>
+        </w:rPr>
+        <w:t>Parametros</w:t>
+      </w:r>
+      <w:proofErr w:type="spellEnd"/>
+      <w:r>
+        <w:rPr>
+          <w:rFonts w:ascii="Arial" w:hAnsi="Arial" w:cs="Arial"/>
+        </w:rPr>
+        <w:t>&gt;</w:t>
+      </w:r>
+    </w:p>
+    <w:p>
+      <w:pPr>
+        <w:rPr>
+          <w:rFonts w:ascii="Arial" w:hAnsi="Arial" w:cs="Arial"/>
+        </w:rPr>
+      </w:pPr>
+    </w:p>
+    <w:p>
+      <w:pPr>
+        <w:rPr>
+          <w:rFonts w:ascii="Arial" w:hAnsi="Arial" w:cs="Arial"/>
+        </w:rPr>
+      </w:pPr>
+      <w:r>
+        <w:rPr>
+          <w:rFonts w:ascii="Arial" w:hAnsi="Arial" w:cs="Arial"/>
+        </w:rPr>
+        <w:t>&lt;</w:t>
+      </w:r>
+      <w:proofErr w:type="spellStart"/>
+      <w:r>
+        <w:rPr>
+          <w:rFonts w:ascii="Arial" w:hAnsi="Arial" w:cs="Arial"/>
+        </w:rPr>
+        <w:t>Declaracion_Funcion</w:t>
+      </w:r>
+      <w:proofErr w:type="spellEnd"/>
+      <w:r>
+        <w:rPr>
+          <w:rFonts w:ascii="Arial" w:hAnsi="Arial" w:cs="Arial"/>
+        </w:rPr>
+        <w:t>&gt; ::= &lt;</w:t>
+      </w:r>
+      <w:proofErr w:type="spellStart"/>
+      <w:r>
+        <w:rPr>
+          <w:rFonts w:ascii="Arial" w:hAnsi="Arial" w:cs="Arial"/>
+        </w:rPr>
+        <w:t>Tipo_Retorno</w:t>
+      </w:r>
+      <w:proofErr w:type="spellEnd"/>
+      <w:r>
+        <w:rPr>
+          <w:rFonts w:ascii="Arial" w:hAnsi="Arial" w:cs="Arial"/>
+        </w:rPr>
+        <w:t>&gt; &lt;Id&gt; &lt;</w:t>
+      </w:r>
+      <w:proofErr w:type="spellStart"/>
+      <w:r>
+        <w:rPr>
+          <w:rFonts w:ascii="Arial" w:hAnsi="Arial" w:cs="Arial"/>
+        </w:rPr>
+        <w:t>Par_Ini</w:t>
+      </w:r>
+      <w:proofErr w:type="spellEnd"/>
+      <w:r>
+        <w:rPr>
+          <w:rFonts w:ascii="Arial" w:hAnsi="Arial" w:cs="Arial"/>
+        </w:rPr>
+        <w:t>&gt; &lt;</w:t>
+      </w:r>
+      <w:proofErr w:type="spellStart"/>
+      <w:r>
+        <w:rPr>
+          <w:rFonts w:ascii="Arial" w:hAnsi="Arial" w:cs="Arial"/>
+        </w:rPr>
+        <w:t>Parametros</w:t>
+      </w:r>
+      <w:proofErr w:type="spellEnd"/>
+      <w:r>
+        <w:rPr>
+          <w:rFonts w:ascii="Arial" w:hAnsi="Arial" w:cs="Arial"/>
+        </w:rPr>
+        <w:t>&gt; &lt;</w:t>
+      </w:r>
+      <w:proofErr w:type="spellStart"/>
+      <w:r>
+        <w:rPr>
+          <w:rFonts w:ascii="Arial" w:hAnsi="Arial" w:cs="Arial"/>
+        </w:rPr>
+        <w:t>Par_Fin</w:t>
+      </w:r>
+      <w:proofErr w:type="spellEnd"/>
+      <w:r>
+        <w:rPr>
+          <w:rFonts w:ascii="Arial" w:hAnsi="Arial" w:cs="Arial"/>
+        </w:rPr>
+        <w:t>&gt; &lt;Bloque&gt;</w:t>
+      </w:r>
+    </w:p>
+    <w:p>
+      <w:pPr>
+        <w:rPr>
+          <w:rFonts w:ascii="Arial" w:hAnsi="Arial" w:cs="Arial"/>
+        </w:rPr>
+      </w:pPr>
+      <w:r>
+        <w:rPr>
+          <w:rFonts w:ascii="Arial" w:hAnsi="Arial" w:cs="Arial"/>
+        </w:rPr>
+        <w:t>&lt;</w:t>
+      </w:r>
+      <w:proofErr w:type="spellStart"/>
+      <w:r>
+        <w:rPr>
+          <w:rFonts w:ascii="Arial" w:hAnsi="Arial" w:cs="Arial"/>
+        </w:rPr>
+        <w:t>Declaracion_Funcion</w:t>
+      </w:r>
+      <w:proofErr w:type="spellEnd"/>
+      <w:r>
+        <w:rPr>
+          <w:rFonts w:ascii="Arial" w:hAnsi="Arial" w:cs="Arial"/>
+        </w:rPr>
+        <w:t>&gt; ::= &lt;</w:t>
+      </w:r>
+      <w:proofErr w:type="spellStart"/>
+      <w:r>
+        <w:rPr>
+          <w:rFonts w:ascii="Arial" w:hAnsi="Arial" w:cs="Arial"/>
+        </w:rPr>
+        <w:t>Tipo_Retorno</w:t>
+      </w:r>
+      <w:proofErr w:type="spellEnd"/>
+      <w:r>
+        <w:rPr>
+          <w:rFonts w:ascii="Arial" w:hAnsi="Arial" w:cs="Arial"/>
+        </w:rPr>
+        <w:t>&gt; &lt;Id&gt; &lt;</w:t>
+      </w:r>
+      <w:proofErr w:type="spellStart"/>
+      <w:r>
+        <w:rPr>
+          <w:rFonts w:ascii="Arial" w:hAnsi="Arial" w:cs="Arial"/>
+        </w:rPr>
+        <w:t>Par_Ini</w:t>
+      </w:r>
+      <w:proofErr w:type="spellEnd"/>
+      <w:r>
+        <w:rPr>
+          <w:rFonts w:ascii="Arial" w:hAnsi="Arial" w:cs="Arial"/>
+        </w:rPr>
+        <w:t>&gt; &lt;</w:t>
+      </w:r>
+      <w:proofErr w:type="spellStart"/>
+      <w:r>
+        <w:rPr>
+          <w:rFonts w:ascii="Arial" w:hAnsi="Arial" w:cs="Arial"/>
+        </w:rPr>
+        <w:t>Par_Fin</w:t>
+      </w:r>
+      <w:proofErr w:type="spellEnd"/>
+      <w:r>
+        <w:rPr>
+          <w:rFonts w:ascii="Arial" w:hAnsi="Arial" w:cs="Arial"/>
+        </w:rPr>
+        <w:t>&gt; &lt;Bloque&gt;</w:t>
+      </w:r>
+    </w:p>
+    <w:p>
+      <w:pPr>
+        <w:rPr>
+          <w:rFonts w:ascii="Arial" w:hAnsi="Arial" w:cs="Arial"/>
+        </w:rPr>
+      </w:pPr>
+    </w:p>
+    <w:p>
+      <w:pPr>
+        <w:rPr>
+          <w:rFonts w:ascii="Arial" w:hAnsi="Arial" w:cs="Arial"/>
+        </w:rPr>
+      </w:pPr>
+      <w:r>
+        <w:rPr>
+          <w:rFonts w:ascii="Arial" w:hAnsi="Arial" w:cs="Arial"/>
+        </w:rPr>
+        <w:t>&lt;Argumento&gt; ::= &lt;</w:t>
+      </w:r>
+      <w:proofErr w:type="spellStart"/>
+      <w:r>
+        <w:rPr>
+          <w:rFonts w:ascii="Arial" w:hAnsi="Arial" w:cs="Arial"/>
+        </w:rPr>
+        <w:t>Expresion</w:t>
+      </w:r>
+      <w:proofErr w:type="spellEnd"/>
+      <w:r>
+        <w:rPr>
+          <w:rFonts w:ascii="Arial" w:hAnsi="Arial" w:cs="Arial"/>
+        </w:rPr>
+        <w:t>&gt;</w:t>
+      </w:r>
+    </w:p>
+    <w:p>
+      <w:pPr>
+        <w:rPr>
+          <w:rFonts w:ascii="Arial" w:hAnsi="Arial" w:cs="Arial"/>
+        </w:rPr>
+      </w:pPr>
+      <w:r>
+        <w:rPr>
+          <w:rFonts w:ascii="Arial" w:hAnsi="Arial" w:cs="Arial"/>
+        </w:rPr>
+        <w:t>&lt;Argumentos&gt; ::= &lt;Argumento&gt;</w:t>
+      </w:r>
+    </w:p>
+    <w:p>
+      <w:pPr>
+        <w:rPr>
+          <w:rFonts w:ascii="Arial" w:hAnsi="Arial" w:cs="Arial"/>
+        </w:rPr>
+      </w:pPr>
+      <w:r>
+        <w:rPr>
+          <w:rFonts w:ascii="Arial" w:hAnsi="Arial" w:cs="Arial"/>
+        </w:rPr>
+        <w:t>&lt;Argumentos&gt; ::= &lt;Argumento&gt; &lt;Coma&gt; &lt;Argumentos&gt;</w:t>
+      </w:r>
+    </w:p>
+    <w:p>
+      <w:pPr>
+        <w:rPr>
+          <w:rFonts w:ascii="Arial" w:hAnsi="Arial" w:cs="Arial"/>
+        </w:rPr>
+      </w:pPr>
+    </w:p>
+    <w:p>
+      <w:pPr>
+        <w:rPr>
+          <w:rFonts w:ascii="Arial" w:hAnsi="Arial" w:cs="Arial"/>
+        </w:rPr>
+      </w:pPr>
+      <w:r>
+        <w:rPr>
+          <w:rFonts w:ascii="Arial" w:hAnsi="Arial" w:cs="Arial"/>
+        </w:rPr>
+        <w:t>&lt;</w:t>
+      </w:r>
+      <w:proofErr w:type="spellStart"/>
+      <w:r>
+        <w:rPr>
+          <w:rFonts w:ascii="Arial" w:hAnsi="Arial" w:cs="Arial"/>
+        </w:rPr>
+        <w:t>Llamada_Funcion</w:t>
+      </w:r>
+      <w:proofErr w:type="spellEnd"/>
+      <w:r>
+        <w:rPr>
+          <w:rFonts w:ascii="Arial" w:hAnsi="Arial" w:cs="Arial"/>
+        </w:rPr>
+        <w:t>&gt; ::= &lt;Id&gt; &lt;</w:t>
+      </w:r>
+      <w:proofErr w:type="spellStart"/>
+      <w:r>
+        <w:rPr>
+          <w:rFonts w:ascii="Arial" w:hAnsi="Arial" w:cs="Arial"/>
+        </w:rPr>
+        <w:t>Par_Ini</w:t>
+      </w:r>
+      <w:proofErr w:type="spellEnd"/>
+      <w:r>
+        <w:rPr>
+          <w:rFonts w:ascii="Arial" w:hAnsi="Arial" w:cs="Arial"/>
+        </w:rPr>
+        <w:t>&gt; &lt;Argumentos&gt; &lt;</w:t>
+      </w:r>
+      <w:proofErr w:type="spellStart"/>
+      <w:r>
+        <w:rPr>
+          <w:rFonts w:ascii="Arial" w:hAnsi="Arial" w:cs="Arial"/>
+        </w:rPr>
+        <w:t>Par_Fin</w:t>
+      </w:r>
+      <w:proofErr w:type="spellEnd"/>
+      <w:r>
+        <w:rPr>
+          <w:rFonts w:ascii="Arial" w:hAnsi="Arial" w:cs="Arial"/>
+        </w:rPr>
+        <w:t>&gt;</w:t>
+      </w:r>
+    </w:p>
+    <w:p>
+      <w:pPr>
+        <w:rPr>
+          <w:rFonts w:ascii="Arial" w:hAnsi="Arial" w:cs="Arial"/>
+        </w:rPr>
+      </w:pPr>
+      <w:r>
+        <w:rPr>
+          <w:rFonts w:ascii="Arial" w:hAnsi="Arial" w:cs="Arial"/>
+        </w:rPr>
+        <w:t>&lt;</w:t>
+      </w:r>
+      <w:proofErr w:type="spellStart"/>
+      <w:r>
+        <w:rPr>
+          <w:rFonts w:ascii="Arial" w:hAnsi="Arial" w:cs="Arial"/>
+        </w:rPr>
+        <w:t>Llamada_Funcion</w:t>
+      </w:r>
+      <w:proofErr w:type="spellEnd"/>
+      <w:r>
+        <w:rPr>
+          <w:rFonts w:ascii="Arial" w:hAnsi="Arial" w:cs="Arial"/>
+        </w:rPr>
+        <w:t>&gt; ::= &lt;Id&gt; &lt;</w:t>
+      </w:r>
+      <w:proofErr w:type="spellStart"/>
+      <w:r>
+        <w:rPr>
+          <w:rFonts w:ascii="Arial" w:hAnsi="Arial" w:cs="Arial"/>
+        </w:rPr>
+        <w:t>Par_Ini</w:t>
+      </w:r>
+      <w:proofErr w:type="spellEnd"/>
+      <w:r>
+        <w:rPr>
+          <w:rFonts w:ascii="Arial" w:hAnsi="Arial" w:cs="Arial"/>
+        </w:rPr>
+        <w:t>&gt; &lt;</w:t>
+      </w:r>
+      <w:proofErr w:type="spellStart"/>
+      <w:r>
+        <w:rPr>
+          <w:rFonts w:ascii="Arial" w:hAnsi="Arial" w:cs="Arial"/>
+        </w:rPr>
+        <w:t>Par_Fin</w:t>
+      </w:r>
+      <w:proofErr w:type="spellEnd"/>
+      <w:r>
+        <w:rPr>
+          <w:rFonts w:ascii="Arial" w:hAnsi="Arial" w:cs="Arial"/>
+        </w:rPr>
+        <w:t>&gt;</w:t>
+      </w:r>
     </w:p>
     <w:sectPr>
       <w:pgSz w:w="12240" w:h="15840"/>
@@ -2800,6 +3349,7 @@
   <w:style w:type="character" w:default="1" w:styleId="Fuentedeprrafopredeter">
     <w:name w:val="Default Paragraph Font"/>
     <w:uiPriority w:val="1"/>
+    <w:semiHidden/>
     <w:unhideWhenUsed/>
   </w:style>
   <w:style w:type="table" w:default="1" w:styleId="Tablanormal">

--- a/Producciones.docx
+++ b/Producciones.docx
@@ -843,7 +843,21 @@
           <w:rFonts w:ascii="Arial" w:hAnsi="Arial" w:cs="Arial"/>
           <w:lang w:val="en-US"/>
         </w:rPr>
-        <w:t>&lt;Main&gt;   ::= "main"</w:t>
+        <w:t>&lt;Main&gt;   ::= "</w:t>
+      </w:r>
+      <w:r>
+        <w:rPr>
+          <w:rFonts w:ascii="Arial" w:hAnsi="Arial" w:cs="Arial"/>
+          <w:lang w:val="en-US"/>
+        </w:rPr>
+        <w:t>principal</w:t>
+      </w:r>
+      <w:r>
+        <w:rPr>
+          <w:rFonts w:ascii="Arial" w:hAnsi="Arial" w:cs="Arial"/>
+          <w:lang w:val="en-US"/>
+        </w:rPr>
+        <w:t>"</w:t>
       </w:r>
     </w:p>
     <w:p>
@@ -2076,6 +2090,395 @@
         <w:rPr>
           <w:rFonts w:ascii="Arial" w:hAnsi="Arial" w:cs="Arial"/>
         </w:rPr>
+        <w:t>&lt;Tipo_Retorno&gt; ::= "int" | "float" | "char" | "bool"</w:t>
+      </w:r>
+    </w:p>
+    <w:p>
+      <w:pPr>
+        <w:rPr>
+          <w:rFonts w:ascii="Arial" w:hAnsi="Arial" w:cs="Arial"/>
+        </w:rPr>
+      </w:pPr>
+    </w:p>
+    <w:p>
+      <w:pPr>
+        <w:rPr>
+          <w:rFonts w:ascii="Arial" w:hAnsi="Arial" w:cs="Arial"/>
+        </w:rPr>
+      </w:pPr>
+      <w:r>
+        <w:rPr>
+          <w:rFonts w:ascii="Arial" w:hAnsi="Arial" w:cs="Arial"/>
+        </w:rPr>
+        <w:t>&lt;Parametro&gt; ::= &lt;Tipo&gt; &lt;Id&gt;</w:t>
+      </w:r>
+    </w:p>
+    <w:p>
+      <w:pPr>
+        <w:rPr>
+          <w:rFonts w:ascii="Arial" w:hAnsi="Arial" w:cs="Arial"/>
+        </w:rPr>
+      </w:pPr>
+      <w:r>
+        <w:rPr>
+          <w:rFonts w:ascii="Arial" w:hAnsi="Arial" w:cs="Arial"/>
+        </w:rPr>
+        <w:t>&lt;Parametros&gt; ::= &lt;Parametro&gt;</w:t>
+      </w:r>
+    </w:p>
+    <w:p>
+      <w:pPr>
+        <w:rPr>
+          <w:rFonts w:ascii="Arial" w:hAnsi="Arial" w:cs="Arial"/>
+        </w:rPr>
+      </w:pPr>
+      <w:r>
+        <w:rPr>
+          <w:rFonts w:ascii="Arial" w:hAnsi="Arial" w:cs="Arial"/>
+        </w:rPr>
+        <w:t>&lt;Parametros&gt; ::= &lt;Parametro&gt; &lt;Coma&gt; &lt;Parametros&gt;</w:t>
+      </w:r>
+    </w:p>
+    <w:p>
+      <w:pPr>
+        <w:rPr>
+          <w:rFonts w:ascii="Arial" w:hAnsi="Arial" w:cs="Arial"/>
+        </w:rPr>
+      </w:pPr>
+    </w:p>
+    <w:p>
+      <w:pPr>
+        <w:rPr>
+          <w:rFonts w:ascii="Arial" w:hAnsi="Arial" w:cs="Arial"/>
+        </w:rPr>
+      </w:pPr>
+      <w:r>
+        <w:rPr>
+          <w:rFonts w:ascii="Arial" w:hAnsi="Arial" w:cs="Arial"/>
+        </w:rPr>
+        <w:t>&lt;Declaracion_Funcion&gt; ::= &lt;Tipo_Retorno&gt; &lt;Id&gt; &lt;Par_Ini&gt; &lt;Parametros&gt; &lt;Par_Fin&gt; &lt;Bloque&gt;</w:t>
+      </w:r>
+    </w:p>
+    <w:p>
+      <w:pPr>
+        <w:rPr>
+          <w:rFonts w:ascii="Arial" w:hAnsi="Arial" w:cs="Arial"/>
+        </w:rPr>
+      </w:pPr>
+      <w:r>
+        <w:rPr>
+          <w:rFonts w:ascii="Arial" w:hAnsi="Arial" w:cs="Arial"/>
+        </w:rPr>
+        <w:t>&lt;Declaracion_Funcion&gt; ::= &lt;Tipo_Retorno&gt; &lt;Id&gt; &lt;Par_Ini&gt; &lt;Par_Fin&gt; &lt;Bloque&gt;</w:t>
+      </w:r>
+    </w:p>
+    <w:p>
+      <w:pPr>
+        <w:rPr>
+          <w:rFonts w:ascii="Arial" w:hAnsi="Arial" w:cs="Arial"/>
+        </w:rPr>
+      </w:pPr>
+    </w:p>
+    <w:p>
+      <w:pPr>
+        <w:rPr>
+          <w:rFonts w:ascii="Arial" w:hAnsi="Arial" w:cs="Arial"/>
+        </w:rPr>
+      </w:pPr>
+      <w:r>
+        <w:rPr>
+          <w:rFonts w:ascii="Arial" w:hAnsi="Arial" w:cs="Arial"/>
+        </w:rPr>
+        <w:t>&lt;Argumento&gt; ::= &lt;Expresion&gt;</w:t>
+      </w:r>
+    </w:p>
+    <w:p>
+      <w:pPr>
+        <w:rPr>
+          <w:rFonts w:ascii="Arial" w:hAnsi="Arial" w:cs="Arial"/>
+        </w:rPr>
+      </w:pPr>
+      <w:r>
+        <w:rPr>
+          <w:rFonts w:ascii="Arial" w:hAnsi="Arial" w:cs="Arial"/>
+        </w:rPr>
+        <w:t>&lt;Argumentos&gt; ::= &lt;Argumento&gt;</w:t>
+      </w:r>
+    </w:p>
+    <w:p>
+      <w:pPr>
+        <w:rPr>
+          <w:rFonts w:ascii="Arial" w:hAnsi="Arial" w:cs="Arial"/>
+        </w:rPr>
+      </w:pPr>
+      <w:r>
+        <w:rPr>
+          <w:rFonts w:ascii="Arial" w:hAnsi="Arial" w:cs="Arial"/>
+        </w:rPr>
+        <w:t>&lt;Argumentos&gt; ::= &lt;Argumento&gt; &lt;Coma&gt; &lt;Argumentos&gt;</w:t>
+      </w:r>
+    </w:p>
+    <w:p>
+      <w:pPr>
+        <w:rPr>
+          <w:rFonts w:ascii="Arial" w:hAnsi="Arial" w:cs="Arial"/>
+        </w:rPr>
+      </w:pPr>
+    </w:p>
+    <w:p>
+      <w:pPr>
+        <w:rPr>
+          <w:rFonts w:ascii="Arial" w:hAnsi="Arial" w:cs="Arial"/>
+        </w:rPr>
+      </w:pPr>
+      <w:r>
+        <w:rPr>
+          <w:rFonts w:ascii="Arial" w:hAnsi="Arial" w:cs="Arial"/>
+        </w:rPr>
+        <w:t>&lt;Llamada_Funcion&gt; ::= &lt;Id&gt; &lt;Par_Ini&gt; &lt;Argumentos&gt; &lt;Par_Fin&gt;</w:t>
+      </w:r>
+    </w:p>
+    <w:p>
+      <w:pPr>
+        <w:rPr>
+          <w:rFonts w:ascii="Arial" w:hAnsi="Arial" w:cs="Arial"/>
+        </w:rPr>
+      </w:pPr>
+      <w:r>
+        <w:rPr>
+          <w:rFonts w:ascii="Arial" w:hAnsi="Arial" w:cs="Arial"/>
+        </w:rPr>
+        <w:t>&lt;Llamada_Funcion&gt; ::= &lt;Id&gt; &lt;Par_Ini&gt; &lt;Par_Fin&gt;</w:t>
+      </w:r>
+      <w:r>
+        <w:rPr>
+          <w:rFonts w:ascii="Arial" w:hAnsi="Arial" w:cs="Arial"/>
+        </w:rPr>
+        <w:br/>
+      </w:r>
+      <w:r>
+        <w:rPr>
+          <w:rFonts w:ascii="Arial" w:hAnsi="Arial" w:cs="Arial"/>
+        </w:rPr>
+        <w:br/>
+      </w:r>
+    </w:p>
+    <w:p>
+      <w:pPr>
+        <w:rPr>
+          <w:rFonts w:ascii="Arial" w:hAnsi="Arial" w:cs="Arial"/>
+        </w:rPr>
+      </w:pPr>
+      <w:r>
+        <w:rPr>
+          <w:rFonts w:ascii="Arial" w:hAnsi="Arial" w:cs="Arial"/>
+        </w:rPr>
+        <w:t>&lt;Caracter_Comentario&gt; ::= [^¡!|]</w:t>
+      </w:r>
+    </w:p>
+    <w:p>
+      <w:pPr>
+        <w:rPr>
+          <w:rFonts w:ascii="Arial" w:hAnsi="Arial" w:cs="Arial"/>
+        </w:rPr>
+      </w:pPr>
+      <w:r>
+        <w:rPr>
+          <w:rFonts w:ascii="Arial" w:hAnsi="Arial" w:cs="Arial"/>
+        </w:rPr>
+        <w:t>&lt;Contenido_Comentario&gt; ::= &lt;Caracter_Comentario&gt; &lt;Contenido_Comentario&gt; |ε</w:t>
+      </w:r>
+    </w:p>
+    <w:p>
+      <w:pPr>
+        <w:rPr>
+          <w:rFonts w:ascii="Arial" w:hAnsi="Arial" w:cs="Arial"/>
+        </w:rPr>
+      </w:pPr>
+      <w:r>
+        <w:rPr>
+          <w:rFonts w:ascii="Arial" w:hAnsi="Arial" w:cs="Arial"/>
+        </w:rPr>
+        <w:t>&lt;Comentario_Linea&gt; ::= &lt;Com_Linea&gt; &lt;Contenido_Comentario&gt;</w:t>
+      </w:r>
+    </w:p>
+    <w:p>
+      <w:pPr>
+        <w:rPr>
+          <w:rFonts w:ascii="Arial" w:hAnsi="Arial" w:cs="Arial"/>
+        </w:rPr>
+      </w:pPr>
+      <w:r>
+        <w:rPr>
+          <w:rFonts w:ascii="Arial" w:hAnsi="Arial" w:cs="Arial"/>
+        </w:rPr>
+        <w:t>&lt;Comentario_Multi&gt; ::= &lt;Com_Multi_Ini&gt; &lt;Contenido_Comentario&gt; &lt;Com_Multi_Fin&gt;</w:t>
+      </w:r>
+    </w:p>
+    <w:p>
+      <w:pPr>
+        <w:rPr>
+          <w:rFonts w:ascii="Arial" w:hAnsi="Arial" w:cs="Arial"/>
+        </w:rPr>
+      </w:pPr>
+    </w:p>
+    <w:p>
+      <w:pPr>
+        <w:rPr>
+          <w:rFonts w:ascii="Arial" w:hAnsi="Arial" w:cs="Arial"/>
+        </w:rPr>
+      </w:pPr>
+    </w:p>
+    <w:p>
+      <w:pPr>
+        <w:rPr>
+          <w:rFonts w:ascii="Arial" w:hAnsi="Arial" w:cs="Arial"/>
+        </w:rPr>
+      </w:pPr>
+      <w:r>
+        <w:rPr>
+          <w:rFonts w:ascii="Arial" w:hAnsi="Arial" w:cs="Arial"/>
+        </w:rPr>
+        <w:lastRenderedPageBreak/>
+        <w:t>&lt;Sentencia_Read&gt; ::= &lt;Read&gt; &lt;Par_Ini&gt; &lt;Id&gt; &lt;Par_Fin&gt; &lt;Fin_Expr&gt;</w:t>
+      </w:r>
+    </w:p>
+    <w:p>
+      <w:pPr>
+        <w:rPr>
+          <w:rFonts w:ascii="Arial" w:hAnsi="Arial" w:cs="Arial"/>
+          <w:lang w:val="en-US"/>
+        </w:rPr>
+      </w:pPr>
+      <w:r>
+        <w:rPr>
+          <w:rFonts w:ascii="Arial" w:hAnsi="Arial" w:cs="Arial"/>
+          <w:lang w:val="en-US"/>
+        </w:rPr>
+        <w:t>&lt;Operando_Write&gt; ::= &lt;Id&gt;</w:t>
+      </w:r>
+    </w:p>
+    <w:p>
+      <w:pPr>
+        <w:rPr>
+          <w:rFonts w:ascii="Arial" w:hAnsi="Arial" w:cs="Arial"/>
+          <w:lang w:val="en-US"/>
+        </w:rPr>
+      </w:pPr>
+      <w:r>
+        <w:rPr>
+          <w:rFonts w:ascii="Arial" w:hAnsi="Arial" w:cs="Arial"/>
+          <w:lang w:val="en-US"/>
+        </w:rPr>
+        <w:t>&lt;Operando_Write&gt; ::= &lt;Lit_Int&gt;</w:t>
+      </w:r>
+    </w:p>
+    <w:p>
+      <w:pPr>
+        <w:rPr>
+          <w:rFonts w:ascii="Arial" w:hAnsi="Arial" w:cs="Arial"/>
+          <w:lang w:val="en-US"/>
+        </w:rPr>
+      </w:pPr>
+      <w:r>
+        <w:rPr>
+          <w:rFonts w:ascii="Arial" w:hAnsi="Arial" w:cs="Arial"/>
+          <w:lang w:val="en-US"/>
+        </w:rPr>
+        <w:t>&lt;Operando_Write&gt; ::= &lt;Lit_Float&gt;</w:t>
+      </w:r>
+    </w:p>
+    <w:p>
+      <w:pPr>
+        <w:rPr>
+          <w:rFonts w:ascii="Arial" w:hAnsi="Arial" w:cs="Arial"/>
+          <w:lang w:val="en-US"/>
+        </w:rPr>
+      </w:pPr>
+      <w:r>
+        <w:rPr>
+          <w:rFonts w:ascii="Arial" w:hAnsi="Arial" w:cs="Arial"/>
+          <w:lang w:val="en-US"/>
+        </w:rPr>
+        <w:t>&lt;Operando_Write&gt; ::= &lt;Lit_Bool&gt;</w:t>
+      </w:r>
+    </w:p>
+    <w:p>
+      <w:pPr>
+        <w:rPr>
+          <w:rFonts w:ascii="Arial" w:hAnsi="Arial" w:cs="Arial"/>
+          <w:lang w:val="en-US"/>
+        </w:rPr>
+      </w:pPr>
+      <w:r>
+        <w:rPr>
+          <w:rFonts w:ascii="Arial" w:hAnsi="Arial" w:cs="Arial"/>
+          <w:lang w:val="en-US"/>
+        </w:rPr>
+        <w:t>&lt;Operando_Write&gt; ::= &lt;Lit_String&gt;</w:t>
+      </w:r>
+    </w:p>
+    <w:p>
+      <w:pPr>
+        <w:rPr>
+          <w:rFonts w:ascii="Arial" w:hAnsi="Arial" w:cs="Arial"/>
+          <w:lang w:val="en-US"/>
+        </w:rPr>
+      </w:pPr>
+      <w:r>
+        <w:rPr>
+          <w:rFonts w:ascii="Arial" w:hAnsi="Arial" w:cs="Arial"/>
+          <w:lang w:val="en-US"/>
+        </w:rPr>
+        <w:t>&lt;Sentencia_Write&gt; ::= &lt;Write&gt; &lt;Par_Ini&gt; &lt;Operando_Write&gt; &lt;Par_Fin&gt; &lt;Fin_Expr&gt;</w:t>
+      </w:r>
+    </w:p>
+    <w:p>
+      <w:pPr>
+        <w:rPr>
+          <w:rFonts w:ascii="Arial" w:hAnsi="Arial" w:cs="Arial"/>
+          <w:lang w:val="en-US"/>
+        </w:rPr>
+      </w:pPr>
+    </w:p>
+    <w:p>
+      <w:pPr>
+        <w:rPr>
+          <w:rFonts w:ascii="Arial" w:hAnsi="Arial" w:cs="Arial"/>
+          <w:lang w:val="en-US"/>
+        </w:rPr>
+      </w:pPr>
+      <w:r>
+        <w:rPr>
+          <w:rFonts w:ascii="Arial" w:hAnsi="Arial" w:cs="Arial"/>
+          <w:lang w:val="en-US"/>
+        </w:rPr>
+        <w:t>&lt;Sentencia_Return&gt; ::= &lt;Return&gt; &lt;Fin_Expr&gt;</w:t>
+      </w:r>
+    </w:p>
+    <w:p>
+      <w:pPr>
+        <w:rPr>
+          <w:rFonts w:ascii="Arial" w:hAnsi="Arial" w:cs="Arial"/>
+        </w:rPr>
+      </w:pPr>
+      <w:r>
+        <w:rPr>
+          <w:rFonts w:ascii="Arial" w:hAnsi="Arial" w:cs="Arial"/>
+        </w:rPr>
+        <w:t>&lt;Sentencia_Return&gt; ::= &lt;Return&gt; &lt;Expresion&gt; &lt;Fin_Expr&gt;</w:t>
+      </w:r>
+    </w:p>
+    <w:p>
+      <w:pPr>
+        <w:rPr>
+          <w:rFonts w:ascii="Arial" w:hAnsi="Arial" w:cs="Arial"/>
+        </w:rPr>
+      </w:pPr>
+      <w:r>
+        <w:rPr>
+          <w:rFonts w:ascii="Arial" w:hAnsi="Arial" w:cs="Arial"/>
+        </w:rPr>
         <w:t>&lt;</w:t>
       </w:r>
       <w:proofErr w:type="spellStart"/>
@@ -2083,78 +2486,91 @@
         <w:rPr>
           <w:rFonts w:ascii="Arial" w:hAnsi="Arial" w:cs="Arial"/>
         </w:rPr>
-        <w:t>Tipo_Retorno</w:t>
+        <w:t>Sentencia_Break</w:t>
       </w:r>
       <w:proofErr w:type="spellEnd"/>
       <w:r>
         <w:rPr>
           <w:rFonts w:ascii="Arial" w:hAnsi="Arial" w:cs="Arial"/>
         </w:rPr>
-        <w:t>&gt; ::= "</w:t>
+        <w:t>&gt;  ::= &lt;Break&gt; &lt;</w:t>
       </w:r>
       <w:proofErr w:type="spellStart"/>
       <w:r>
         <w:rPr>
           <w:rFonts w:ascii="Arial" w:hAnsi="Arial" w:cs="Arial"/>
         </w:rPr>
-        <w:t>int</w:t>
+        <w:t>Fin_Expr</w:t>
       </w:r>
       <w:proofErr w:type="spellEnd"/>
       <w:r>
         <w:rPr>
           <w:rFonts w:ascii="Arial" w:hAnsi="Arial" w:cs="Arial"/>
         </w:rPr>
-        <w:t>" | "</w:t>
+        <w:t>&gt;</w:t>
+      </w:r>
+    </w:p>
+    <w:p>
+      <w:pPr>
+        <w:rPr>
+          <w:rFonts w:ascii="Arial" w:hAnsi="Arial" w:cs="Arial"/>
+        </w:rPr>
+      </w:pPr>
+    </w:p>
+    <w:p>
+      <w:pPr>
+        <w:rPr>
+          <w:rFonts w:ascii="Arial" w:hAnsi="Arial" w:cs="Arial"/>
+        </w:rPr>
+      </w:pPr>
+      <w:r>
+        <w:rPr>
+          <w:rFonts w:ascii="Arial" w:hAnsi="Arial" w:cs="Arial"/>
+        </w:rPr>
+        <w:t>&lt;</w:t>
       </w:r>
       <w:proofErr w:type="spellStart"/>
       <w:r>
         <w:rPr>
           <w:rFonts w:ascii="Arial" w:hAnsi="Arial" w:cs="Arial"/>
         </w:rPr>
-        <w:t>float</w:t>
+        <w:t>Declaracion_Var_Asignada_Sin_Fin</w:t>
       </w:r>
       <w:proofErr w:type="spellEnd"/>
       <w:r>
         <w:rPr>
           <w:rFonts w:ascii="Arial" w:hAnsi="Arial" w:cs="Arial"/>
         </w:rPr>
-        <w:t>" | "</w:t>
+        <w:t>&gt; ::= &lt;Val&gt; &lt;Tipo&gt; &lt;Id&gt; &lt;</w:t>
       </w:r>
       <w:proofErr w:type="spellStart"/>
       <w:r>
         <w:rPr>
           <w:rFonts w:ascii="Arial" w:hAnsi="Arial" w:cs="Arial"/>
         </w:rPr>
-        <w:t>char</w:t>
+        <w:t>Op_Asig</w:t>
       </w:r>
       <w:proofErr w:type="spellEnd"/>
       <w:r>
         <w:rPr>
           <w:rFonts w:ascii="Arial" w:hAnsi="Arial" w:cs="Arial"/>
         </w:rPr>
-        <w:t>" | "</w:t>
+        <w:t>&gt; &lt;</w:t>
       </w:r>
       <w:proofErr w:type="spellStart"/>
       <w:r>
         <w:rPr>
           <w:rFonts w:ascii="Arial" w:hAnsi="Arial" w:cs="Arial"/>
         </w:rPr>
-        <w:t>bool</w:t>
+        <w:t>Expresion</w:t>
       </w:r>
       <w:proofErr w:type="spellEnd"/>
       <w:r>
         <w:rPr>
           <w:rFonts w:ascii="Arial" w:hAnsi="Arial" w:cs="Arial"/>
         </w:rPr>
-        <w:t>"</w:t>
-      </w:r>
-    </w:p>
-    <w:p>
-      <w:pPr>
-        <w:rPr>
-          <w:rFonts w:ascii="Arial" w:hAnsi="Arial" w:cs="Arial"/>
-        </w:rPr>
-      </w:pPr>
+        <w:t>&gt;</w:t>
+      </w:r>
     </w:p>
     <w:p>
       <w:pPr>
@@ -2173,14 +2589,42 @@
         <w:rPr>
           <w:rFonts w:ascii="Arial" w:hAnsi="Arial" w:cs="Arial"/>
         </w:rPr>
-        <w:t>Parametro</w:t>
+        <w:t>Asignacion_Var_Sin_Fin</w:t>
       </w:r>
       <w:proofErr w:type="spellEnd"/>
       <w:r>
         <w:rPr>
           <w:rFonts w:ascii="Arial" w:hAnsi="Arial" w:cs="Arial"/>
         </w:rPr>
-        <w:t>&gt; ::= &lt;Tipo&gt; &lt;Id&gt;</w:t>
+        <w:t>&gt; ::= &lt;Id&gt; &lt;</w:t>
+      </w:r>
+      <w:proofErr w:type="spellStart"/>
+      <w:r>
+        <w:rPr>
+          <w:rFonts w:ascii="Arial" w:hAnsi="Arial" w:cs="Arial"/>
+        </w:rPr>
+        <w:t>Op_Asig</w:t>
+      </w:r>
+      <w:proofErr w:type="spellEnd"/>
+      <w:r>
+        <w:rPr>
+          <w:rFonts w:ascii="Arial" w:hAnsi="Arial" w:cs="Arial"/>
+        </w:rPr>
+        <w:t>&gt; &lt;</w:t>
+      </w:r>
+      <w:proofErr w:type="spellStart"/>
+      <w:r>
+        <w:rPr>
+          <w:rFonts w:ascii="Arial" w:hAnsi="Arial" w:cs="Arial"/>
+        </w:rPr>
+        <w:t>Expresion</w:t>
+      </w:r>
+      <w:proofErr w:type="spellEnd"/>
+      <w:r>
+        <w:rPr>
+          <w:rFonts w:ascii="Arial" w:hAnsi="Arial" w:cs="Arial"/>
+        </w:rPr>
+        <w:t>&gt;</w:t>
       </w:r>
     </w:p>
     <w:p>
@@ -2200,7 +2644,7 @@
         <w:rPr>
           <w:rFonts w:ascii="Arial" w:hAnsi="Arial" w:cs="Arial"/>
         </w:rPr>
-        <w:t>Parametros</w:t>
+        <w:t>Sentencia_For_Init</w:t>
       </w:r>
       <w:proofErr w:type="spellEnd"/>
       <w:r>
@@ -2214,7 +2658,7 @@
         <w:rPr>
           <w:rFonts w:ascii="Arial" w:hAnsi="Arial" w:cs="Arial"/>
         </w:rPr>
-        <w:t>Parametro</w:t>
+        <w:t>Declaracion_Var_Asignada_Sin_Fin</w:t>
       </w:r>
       <w:proofErr w:type="spellEnd"/>
       <w:r>
@@ -2241,7 +2685,7 @@
         <w:rPr>
           <w:rFonts w:ascii="Arial" w:hAnsi="Arial" w:cs="Arial"/>
         </w:rPr>
-        <w:t>Parametros</w:t>
+        <w:t>Sentencia_For_Init</w:t>
       </w:r>
       <w:proofErr w:type="spellEnd"/>
       <w:r>
@@ -2255,27 +2699,54 @@
         <w:rPr>
           <w:rFonts w:ascii="Arial" w:hAnsi="Arial" w:cs="Arial"/>
         </w:rPr>
-        <w:t>Parametro</w:t>
+        <w:t>Asignacion_Var_Sin_Fin</w:t>
       </w:r>
       <w:proofErr w:type="spellEnd"/>
       <w:r>
         <w:rPr>
           <w:rFonts w:ascii="Arial" w:hAnsi="Arial" w:cs="Arial"/>
         </w:rPr>
-        <w:t>&gt; &lt;Coma&gt; &lt;</w:t>
+        <w:t>&gt;</w:t>
+      </w:r>
+    </w:p>
+    <w:p>
+      <w:pPr>
+        <w:rPr>
+          <w:rFonts w:ascii="Arial" w:hAnsi="Arial" w:cs="Arial"/>
+        </w:rPr>
+      </w:pPr>
+      <w:r>
+        <w:rPr>
+          <w:rFonts w:ascii="Arial" w:hAnsi="Arial" w:cs="Arial"/>
+        </w:rPr>
+        <w:t>&lt;</w:t>
       </w:r>
       <w:proofErr w:type="spellStart"/>
       <w:r>
         <w:rPr>
           <w:rFonts w:ascii="Arial" w:hAnsi="Arial" w:cs="Arial"/>
         </w:rPr>
-        <w:t>Parametros</w:t>
+        <w:t>Sentencia_For_Incremento</w:t>
       </w:r>
       <w:proofErr w:type="spellEnd"/>
       <w:r>
         <w:rPr>
           <w:rFonts w:ascii="Arial" w:hAnsi="Arial" w:cs="Arial"/>
         </w:rPr>
+        <w:t>&gt; ::= &lt;</w:t>
+      </w:r>
+      <w:proofErr w:type="spellStart"/>
+      <w:r>
+        <w:rPr>
+          <w:rFonts w:ascii="Arial" w:hAnsi="Arial" w:cs="Arial"/>
+        </w:rPr>
+        <w:t>Expr_Incremento</w:t>
+      </w:r>
+      <w:proofErr w:type="spellEnd"/>
+      <w:r>
+        <w:rPr>
+          <w:rFonts w:ascii="Arial" w:hAnsi="Arial" w:cs="Arial"/>
+        </w:rPr>
         <w:t>&gt;</w:t>
       </w:r>
     </w:p>
@@ -2285,13 +2756,6 @@
           <w:rFonts w:ascii="Arial" w:hAnsi="Arial" w:cs="Arial"/>
         </w:rPr>
       </w:pPr>
-    </w:p>
-    <w:p>
-      <w:pPr>
-        <w:rPr>
-          <w:rFonts w:ascii="Arial" w:hAnsi="Arial" w:cs="Arial"/>
-        </w:rPr>
-      </w:pPr>
       <w:r>
         <w:rPr>
           <w:rFonts w:ascii="Arial" w:hAnsi="Arial" w:cs="Arial"/>
@@ -2303,7 +2767,7 @@
         <w:rPr>
           <w:rFonts w:ascii="Arial" w:hAnsi="Arial" w:cs="Arial"/>
         </w:rPr>
-        <w:t>Declaracion_Funcion</w:t>
+        <w:t>Sentencia_For_Incremento</w:t>
       </w:r>
       <w:proofErr w:type="spellEnd"/>
       <w:r>
@@ -2317,20 +2781,95 @@
         <w:rPr>
           <w:rFonts w:ascii="Arial" w:hAnsi="Arial" w:cs="Arial"/>
         </w:rPr>
-        <w:t>Tipo_Retorno</w:t>
+        <w:t>Expr_Decremento</w:t>
       </w:r>
       <w:proofErr w:type="spellEnd"/>
       <w:r>
         <w:rPr>
           <w:rFonts w:ascii="Arial" w:hAnsi="Arial" w:cs="Arial"/>
         </w:rPr>
-        <w:t>&gt; &lt;Id&gt; &lt;</w:t>
+        <w:t>&gt;</w:t>
+      </w:r>
+    </w:p>
+    <w:p>
+      <w:pPr>
+        <w:rPr>
+          <w:rFonts w:ascii="Arial" w:hAnsi="Arial" w:cs="Arial"/>
+        </w:rPr>
+      </w:pPr>
+      <w:r>
+        <w:rPr>
+          <w:rFonts w:ascii="Arial" w:hAnsi="Arial" w:cs="Arial"/>
+        </w:rPr>
+        <w:t>&lt;</w:t>
       </w:r>
       <w:proofErr w:type="spellStart"/>
       <w:r>
         <w:rPr>
           <w:rFonts w:ascii="Arial" w:hAnsi="Arial" w:cs="Arial"/>
         </w:rPr>
+        <w:t>Sentencia_For_Incremento</w:t>
+      </w:r>
+      <w:proofErr w:type="spellEnd"/>
+      <w:r>
+        <w:rPr>
+          <w:rFonts w:ascii="Arial" w:hAnsi="Arial" w:cs="Arial"/>
+        </w:rPr>
+        <w:t>&gt; ::= &lt;</w:t>
+      </w:r>
+      <w:proofErr w:type="spellStart"/>
+      <w:r>
+        <w:rPr>
+          <w:rFonts w:ascii="Arial" w:hAnsi="Arial" w:cs="Arial"/>
+        </w:rPr>
+        <w:t>Asignacion_Var_Sin_Fin</w:t>
+      </w:r>
+      <w:proofErr w:type="spellEnd"/>
+      <w:r>
+        <w:rPr>
+          <w:rFonts w:ascii="Arial" w:hAnsi="Arial" w:cs="Arial"/>
+        </w:rPr>
+        <w:t>&gt;</w:t>
+      </w:r>
+    </w:p>
+    <w:p>
+      <w:pPr>
+        <w:rPr>
+          <w:rFonts w:ascii="Arial" w:hAnsi="Arial" w:cs="Arial"/>
+        </w:rPr>
+      </w:pPr>
+    </w:p>
+    <w:p>
+      <w:pPr>
+        <w:rPr>
+          <w:rFonts w:ascii="Arial" w:hAnsi="Arial" w:cs="Arial"/>
+        </w:rPr>
+      </w:pPr>
+      <w:r>
+        <w:rPr>
+          <w:rFonts w:ascii="Arial" w:hAnsi="Arial" w:cs="Arial"/>
+        </w:rPr>
+        <w:t>&lt;</w:t>
+      </w:r>
+      <w:proofErr w:type="spellStart"/>
+      <w:r>
+        <w:rPr>
+          <w:rFonts w:ascii="Arial" w:hAnsi="Arial" w:cs="Arial"/>
+        </w:rPr>
+        <w:t>Sentencia_For</w:t>
+      </w:r>
+      <w:proofErr w:type="spellEnd"/>
+      <w:r>
+        <w:rPr>
+          <w:rFonts w:ascii="Arial" w:hAnsi="Arial" w:cs="Arial"/>
+        </w:rPr>
+        <w:t>&gt; ::= &lt;For&gt; &lt;</w:t>
+      </w:r>
+      <w:proofErr w:type="spellStart"/>
+      <w:r>
+        <w:rPr>
+          <w:rFonts w:ascii="Arial" w:hAnsi="Arial" w:cs="Arial"/>
+        </w:rPr>
         <w:t>Par_Ini</w:t>
       </w:r>
       <w:proofErr w:type="spellEnd"/>
@@ -2345,7 +2884,7 @@
         <w:rPr>
           <w:rFonts w:ascii="Arial" w:hAnsi="Arial" w:cs="Arial"/>
         </w:rPr>
-        <w:t>Parametros</w:t>
+        <w:t>Sentencia_For_Init</w:t>
       </w:r>
       <w:proofErr w:type="spellEnd"/>
       <w:r>
@@ -2359,6 +2898,62 @@
         <w:rPr>
           <w:rFonts w:ascii="Arial" w:hAnsi="Arial" w:cs="Arial"/>
         </w:rPr>
+        <w:t>Fin_Expr</w:t>
+      </w:r>
+      <w:proofErr w:type="spellEnd"/>
+      <w:r>
+        <w:rPr>
+          <w:rFonts w:ascii="Arial" w:hAnsi="Arial" w:cs="Arial"/>
+        </w:rPr>
+        <w:t>&gt; &lt;</w:t>
+      </w:r>
+      <w:proofErr w:type="spellStart"/>
+      <w:r>
+        <w:rPr>
+          <w:rFonts w:ascii="Arial" w:hAnsi="Arial" w:cs="Arial"/>
+        </w:rPr>
+        <w:t>Expresion</w:t>
+      </w:r>
+      <w:proofErr w:type="spellEnd"/>
+      <w:r>
+        <w:rPr>
+          <w:rFonts w:ascii="Arial" w:hAnsi="Arial" w:cs="Arial"/>
+        </w:rPr>
+        <w:t>&gt; &lt;</w:t>
+      </w:r>
+      <w:proofErr w:type="spellStart"/>
+      <w:r>
+        <w:rPr>
+          <w:rFonts w:ascii="Arial" w:hAnsi="Arial" w:cs="Arial"/>
+        </w:rPr>
+        <w:t>Fin_Expr</w:t>
+      </w:r>
+      <w:proofErr w:type="spellEnd"/>
+      <w:r>
+        <w:rPr>
+          <w:rFonts w:ascii="Arial" w:hAnsi="Arial" w:cs="Arial"/>
+        </w:rPr>
+        <w:t>&gt; &lt;</w:t>
+      </w:r>
+      <w:proofErr w:type="spellStart"/>
+      <w:r>
+        <w:rPr>
+          <w:rFonts w:ascii="Arial" w:hAnsi="Arial" w:cs="Arial"/>
+        </w:rPr>
+        <w:t>Sentencia_For_Incremento</w:t>
+      </w:r>
+      <w:proofErr w:type="spellEnd"/>
+      <w:r>
+        <w:rPr>
+          <w:rFonts w:ascii="Arial" w:hAnsi="Arial" w:cs="Arial"/>
+        </w:rPr>
+        <w:t>&gt; &lt;</w:t>
+      </w:r>
+      <w:proofErr w:type="spellStart"/>
+      <w:r>
+        <w:rPr>
+          <w:rFonts w:ascii="Arial" w:hAnsi="Arial" w:cs="Arial"/>
+        </w:rPr>
         <w:t>Par_Fin</w:t>
       </w:r>
       <w:proofErr w:type="spellEnd"/>
@@ -2375,6 +2970,13 @@
           <w:rFonts w:ascii="Arial" w:hAnsi="Arial" w:cs="Arial"/>
         </w:rPr>
       </w:pPr>
+    </w:p>
+    <w:p>
+      <w:pPr>
+        <w:rPr>
+          <w:rFonts w:ascii="Arial" w:hAnsi="Arial" w:cs="Arial"/>
+        </w:rPr>
+      </w:pPr>
       <w:r>
         <w:rPr>
           <w:rFonts w:ascii="Arial" w:hAnsi="Arial" w:cs="Arial"/>
@@ -2386,7 +2988,7 @@
         <w:rPr>
           <w:rFonts w:ascii="Arial" w:hAnsi="Arial" w:cs="Arial"/>
         </w:rPr>
-        <w:t>Declaracion_Funcion</w:t>
+        <w:t>Sentencia_If</w:t>
       </w:r>
       <w:proofErr w:type="spellEnd"/>
       <w:r>
@@ -2400,14 +3002,14 @@
         <w:rPr>
           <w:rFonts w:ascii="Arial" w:hAnsi="Arial" w:cs="Arial"/>
         </w:rPr>
-        <w:t>Tipo_Retorno</w:t>
+        <w:t>If</w:t>
       </w:r>
       <w:proofErr w:type="spellEnd"/>
       <w:r>
         <w:rPr>
           <w:rFonts w:ascii="Arial" w:hAnsi="Arial" w:cs="Arial"/>
         </w:rPr>
-        <w:t>&gt; &lt;Id&gt; &lt;</w:t>
+        <w:t>&gt; &lt;</w:t>
       </w:r>
       <w:proofErr w:type="spellStart"/>
       <w:r>
@@ -2428,6 +3030,20 @@
         <w:rPr>
           <w:rFonts w:ascii="Arial" w:hAnsi="Arial" w:cs="Arial"/>
         </w:rPr>
+        <w:t>Expresion</w:t>
+      </w:r>
+      <w:proofErr w:type="spellEnd"/>
+      <w:r>
+        <w:rPr>
+          <w:rFonts w:ascii="Arial" w:hAnsi="Arial" w:cs="Arial"/>
+        </w:rPr>
+        <w:t>&gt; &lt;</w:t>
+      </w:r>
+      <w:proofErr w:type="spellStart"/>
+      <w:r>
+        <w:rPr>
+          <w:rFonts w:ascii="Arial" w:hAnsi="Arial" w:cs="Arial"/>
+        </w:rPr>
         <w:t>Par_Fin</w:t>
       </w:r>
       <w:proofErr w:type="spellEnd"/>
@@ -2435,6 +3051,240 @@
         <w:rPr>
           <w:rFonts w:ascii="Arial" w:hAnsi="Arial" w:cs="Arial"/>
         </w:rPr>
+        <w:t>&gt; &lt;Bloque&gt; &lt;</w:t>
+      </w:r>
+      <w:proofErr w:type="spellStart"/>
+      <w:r>
+        <w:rPr>
+          <w:rFonts w:ascii="Arial" w:hAnsi="Arial" w:cs="Arial"/>
+        </w:rPr>
+        <w:t>Sentencia_If_Resto</w:t>
+      </w:r>
+      <w:proofErr w:type="spellEnd"/>
+      <w:r>
+        <w:rPr>
+          <w:rFonts w:ascii="Arial" w:hAnsi="Arial" w:cs="Arial"/>
+        </w:rPr>
+        <w:t>&gt;</w:t>
+      </w:r>
+    </w:p>
+    <w:p>
+      <w:pPr>
+        <w:rPr>
+          <w:rFonts w:ascii="Arial" w:hAnsi="Arial" w:cs="Arial"/>
+        </w:rPr>
+      </w:pPr>
+    </w:p>
+    <w:p>
+      <w:pPr>
+        <w:rPr>
+          <w:rFonts w:ascii="Arial" w:hAnsi="Arial" w:cs="Arial"/>
+        </w:rPr>
+      </w:pPr>
+      <w:r>
+        <w:rPr>
+          <w:rFonts w:ascii="Arial" w:hAnsi="Arial" w:cs="Arial"/>
+        </w:rPr>
+        <w:lastRenderedPageBreak/>
+        <w:t>&lt;</w:t>
+      </w:r>
+      <w:proofErr w:type="spellStart"/>
+      <w:r>
+        <w:rPr>
+          <w:rFonts w:ascii="Arial" w:hAnsi="Arial" w:cs="Arial"/>
+        </w:rPr>
+        <w:t>Sentencia_If_Resto</w:t>
+      </w:r>
+      <w:proofErr w:type="spellEnd"/>
+      <w:r>
+        <w:rPr>
+          <w:rFonts w:ascii="Arial" w:hAnsi="Arial" w:cs="Arial"/>
+        </w:rPr>
+        <w:t>&gt; ::= ε</w:t>
+      </w:r>
+    </w:p>
+    <w:p>
+      <w:pPr>
+        <w:rPr>
+          <w:rFonts w:ascii="Arial" w:hAnsi="Arial" w:cs="Arial"/>
+        </w:rPr>
+      </w:pPr>
+      <w:r>
+        <w:rPr>
+          <w:rFonts w:ascii="Arial" w:hAnsi="Arial" w:cs="Arial"/>
+        </w:rPr>
+        <w:t>&lt;</w:t>
+      </w:r>
+      <w:proofErr w:type="spellStart"/>
+      <w:r>
+        <w:rPr>
+          <w:rFonts w:ascii="Arial" w:hAnsi="Arial" w:cs="Arial"/>
+        </w:rPr>
+        <w:t>Sentencia_If_Resto</w:t>
+      </w:r>
+      <w:proofErr w:type="spellEnd"/>
+      <w:r>
+        <w:rPr>
+          <w:rFonts w:ascii="Arial" w:hAnsi="Arial" w:cs="Arial"/>
+        </w:rPr>
+        <w:t>&gt; ::= &lt;</w:t>
+      </w:r>
+      <w:proofErr w:type="spellStart"/>
+      <w:r>
+        <w:rPr>
+          <w:rFonts w:ascii="Arial" w:hAnsi="Arial" w:cs="Arial"/>
+        </w:rPr>
+        <w:t>Sentencia_Elif_Lista</w:t>
+      </w:r>
+      <w:proofErr w:type="spellEnd"/>
+      <w:r>
+        <w:rPr>
+          <w:rFonts w:ascii="Arial" w:hAnsi="Arial" w:cs="Arial"/>
+        </w:rPr>
+        <w:t>&gt;</w:t>
+      </w:r>
+    </w:p>
+    <w:p>
+      <w:pPr>
+        <w:rPr>
+          <w:rFonts w:ascii="Arial" w:hAnsi="Arial" w:cs="Arial"/>
+        </w:rPr>
+      </w:pPr>
+      <w:r>
+        <w:rPr>
+          <w:rFonts w:ascii="Arial" w:hAnsi="Arial" w:cs="Arial"/>
+        </w:rPr>
+        <w:t>&lt;</w:t>
+      </w:r>
+      <w:proofErr w:type="spellStart"/>
+      <w:r>
+        <w:rPr>
+          <w:rFonts w:ascii="Arial" w:hAnsi="Arial" w:cs="Arial"/>
+        </w:rPr>
+        <w:t>Sentencia_If_Resto</w:t>
+      </w:r>
+      <w:proofErr w:type="spellEnd"/>
+      <w:r>
+        <w:rPr>
+          <w:rFonts w:ascii="Arial" w:hAnsi="Arial" w:cs="Arial"/>
+        </w:rPr>
+        <w:t>&gt; ::= &lt;Else&gt; &lt;Bloque&gt;</w:t>
+      </w:r>
+    </w:p>
+    <w:p>
+      <w:pPr>
+        <w:rPr>
+          <w:rFonts w:ascii="Arial" w:hAnsi="Arial" w:cs="Arial"/>
+        </w:rPr>
+      </w:pPr>
+      <w:r>
+        <w:rPr>
+          <w:rFonts w:ascii="Arial" w:hAnsi="Arial" w:cs="Arial"/>
+        </w:rPr>
+        <w:t>&lt;</w:t>
+      </w:r>
+      <w:proofErr w:type="spellStart"/>
+      <w:r>
+        <w:rPr>
+          <w:rFonts w:ascii="Arial" w:hAnsi="Arial" w:cs="Arial"/>
+        </w:rPr>
+        <w:t>Sentencia_If_Resto</w:t>
+      </w:r>
+      <w:proofErr w:type="spellEnd"/>
+      <w:r>
+        <w:rPr>
+          <w:rFonts w:ascii="Arial" w:hAnsi="Arial" w:cs="Arial"/>
+        </w:rPr>
+        <w:t>&gt; ::= &lt;</w:t>
+      </w:r>
+      <w:proofErr w:type="spellStart"/>
+      <w:r>
+        <w:rPr>
+          <w:rFonts w:ascii="Arial" w:hAnsi="Arial" w:cs="Arial"/>
+        </w:rPr>
+        <w:t>Sentencia_Elif_Lista</w:t>
+      </w:r>
+      <w:proofErr w:type="spellEnd"/>
+      <w:r>
+        <w:rPr>
+          <w:rFonts w:ascii="Arial" w:hAnsi="Arial" w:cs="Arial"/>
+        </w:rPr>
+        <w:t>&gt; &lt;Else&gt; &lt;Bloque&gt;</w:t>
+      </w:r>
+    </w:p>
+    <w:p>
+      <w:pPr>
+        <w:rPr>
+          <w:rFonts w:ascii="Arial" w:hAnsi="Arial" w:cs="Arial"/>
+        </w:rPr>
+      </w:pPr>
+    </w:p>
+    <w:p>
+      <w:pPr>
+        <w:rPr>
+          <w:rFonts w:ascii="Arial" w:hAnsi="Arial" w:cs="Arial"/>
+        </w:rPr>
+      </w:pPr>
+      <w:r>
+        <w:rPr>
+          <w:rFonts w:ascii="Arial" w:hAnsi="Arial" w:cs="Arial"/>
+        </w:rPr>
+        <w:t>&lt;</w:t>
+      </w:r>
+      <w:proofErr w:type="spellStart"/>
+      <w:r>
+        <w:rPr>
+          <w:rFonts w:ascii="Arial" w:hAnsi="Arial" w:cs="Arial"/>
+        </w:rPr>
+        <w:t>Sentencia_Elif_Lista</w:t>
+      </w:r>
+      <w:proofErr w:type="spellEnd"/>
+      <w:r>
+        <w:rPr>
+          <w:rFonts w:ascii="Arial" w:hAnsi="Arial" w:cs="Arial"/>
+        </w:rPr>
+        <w:t>&gt; ::= &lt;Elif&gt; &lt;</w:t>
+      </w:r>
+      <w:proofErr w:type="spellStart"/>
+      <w:r>
+        <w:rPr>
+          <w:rFonts w:ascii="Arial" w:hAnsi="Arial" w:cs="Arial"/>
+        </w:rPr>
+        <w:t>Par_Ini</w:t>
+      </w:r>
+      <w:proofErr w:type="spellEnd"/>
+      <w:r>
+        <w:rPr>
+          <w:rFonts w:ascii="Arial" w:hAnsi="Arial" w:cs="Arial"/>
+        </w:rPr>
+        <w:t>&gt; &lt;</w:t>
+      </w:r>
+      <w:proofErr w:type="spellStart"/>
+      <w:r>
+        <w:rPr>
+          <w:rFonts w:ascii="Arial" w:hAnsi="Arial" w:cs="Arial"/>
+        </w:rPr>
+        <w:t>Expresion</w:t>
+      </w:r>
+      <w:proofErr w:type="spellEnd"/>
+      <w:r>
+        <w:rPr>
+          <w:rFonts w:ascii="Arial" w:hAnsi="Arial" w:cs="Arial"/>
+        </w:rPr>
+        <w:t>&gt; &lt;</w:t>
+      </w:r>
+      <w:proofErr w:type="spellStart"/>
+      <w:r>
+        <w:rPr>
+          <w:rFonts w:ascii="Arial" w:hAnsi="Arial" w:cs="Arial"/>
+        </w:rPr>
+        <w:t>Par_Fin</w:t>
+      </w:r>
+      <w:proofErr w:type="spellEnd"/>
+      <w:r>
+        <w:rPr>
+          <w:rFonts w:ascii="Arial" w:hAnsi="Arial" w:cs="Arial"/>
+        </w:rPr>
         <w:t>&gt; &lt;Bloque&gt;</w:t>
       </w:r>
     </w:p>
@@ -2444,24 +3294,45 @@
           <w:rFonts w:ascii="Arial" w:hAnsi="Arial" w:cs="Arial"/>
         </w:rPr>
       </w:pPr>
-    </w:p>
-    <w:p>
-      <w:pPr>
-        <w:rPr>
-          <w:rFonts w:ascii="Arial" w:hAnsi="Arial" w:cs="Arial"/>
-        </w:rPr>
-      </w:pPr>
-      <w:r>
-        <w:rPr>
-          <w:rFonts w:ascii="Arial" w:hAnsi="Arial" w:cs="Arial"/>
-        </w:rPr>
-        <w:t>&lt;Argumento&gt; ::= &lt;</w:t>
+      <w:r>
+        <w:rPr>
+          <w:rFonts w:ascii="Arial" w:hAnsi="Arial" w:cs="Arial"/>
+        </w:rPr>
+        <w:t>&lt;</w:t>
       </w:r>
       <w:proofErr w:type="spellStart"/>
       <w:r>
         <w:rPr>
           <w:rFonts w:ascii="Arial" w:hAnsi="Arial" w:cs="Arial"/>
         </w:rPr>
+        <w:t>Sentencia_Elif_Lista</w:t>
+      </w:r>
+      <w:proofErr w:type="spellEnd"/>
+      <w:r>
+        <w:rPr>
+          <w:rFonts w:ascii="Arial" w:hAnsi="Arial" w:cs="Arial"/>
+        </w:rPr>
+        <w:t>&gt; ::= &lt;Elif&gt; &lt;</w:t>
+      </w:r>
+      <w:proofErr w:type="spellStart"/>
+      <w:r>
+        <w:rPr>
+          <w:rFonts w:ascii="Arial" w:hAnsi="Arial" w:cs="Arial"/>
+        </w:rPr>
+        <w:t>Par_Ini</w:t>
+      </w:r>
+      <w:proofErr w:type="spellEnd"/>
+      <w:r>
+        <w:rPr>
+          <w:rFonts w:ascii="Arial" w:hAnsi="Arial" w:cs="Arial"/>
+        </w:rPr>
+        <w:t>&gt; &lt;</w:t>
+      </w:r>
+      <w:proofErr w:type="spellStart"/>
+      <w:r>
+        <w:rPr>
+          <w:rFonts w:ascii="Arial" w:hAnsi="Arial" w:cs="Arial"/>
+        </w:rPr>
         <w:t>Expresion</w:t>
       </w:r>
       <w:proofErr w:type="spellEnd"/>
@@ -2469,6 +3340,34 @@
         <w:rPr>
           <w:rFonts w:ascii="Arial" w:hAnsi="Arial" w:cs="Arial"/>
         </w:rPr>
+        <w:t>&gt; &lt;</w:t>
+      </w:r>
+      <w:proofErr w:type="spellStart"/>
+      <w:r>
+        <w:rPr>
+          <w:rFonts w:ascii="Arial" w:hAnsi="Arial" w:cs="Arial"/>
+        </w:rPr>
+        <w:t>Par_Fin</w:t>
+      </w:r>
+      <w:proofErr w:type="spellEnd"/>
+      <w:r>
+        <w:rPr>
+          <w:rFonts w:ascii="Arial" w:hAnsi="Arial" w:cs="Arial"/>
+        </w:rPr>
+        <w:t>&gt; &lt;Bloque&gt; &lt;</w:t>
+      </w:r>
+      <w:proofErr w:type="spellStart"/>
+      <w:r>
+        <w:rPr>
+          <w:rFonts w:ascii="Arial" w:hAnsi="Arial" w:cs="Arial"/>
+        </w:rPr>
+        <w:t>Sentencia_Elif_Lista</w:t>
+      </w:r>
+      <w:proofErr w:type="spellEnd"/>
+      <w:r>
+        <w:rPr>
+          <w:rFonts w:ascii="Arial" w:hAnsi="Arial" w:cs="Arial"/>
+        </w:rPr>
         <w:t>&gt;</w:t>
       </w:r>
     </w:p>
@@ -2478,142 +3377,13 @@
           <w:rFonts w:ascii="Arial" w:hAnsi="Arial" w:cs="Arial"/>
         </w:rPr>
       </w:pPr>
-      <w:r>
-        <w:rPr>
-          <w:rFonts w:ascii="Arial" w:hAnsi="Arial" w:cs="Arial"/>
-        </w:rPr>
-        <w:t>&lt;Argumentos&gt; ::= &lt;Argumento&gt;</w:t>
-      </w:r>
-    </w:p>
-    <w:p>
-      <w:pPr>
-        <w:rPr>
-          <w:rFonts w:ascii="Arial" w:hAnsi="Arial" w:cs="Arial"/>
-        </w:rPr>
-      </w:pPr>
-      <w:r>
-        <w:rPr>
-          <w:rFonts w:ascii="Arial" w:hAnsi="Arial" w:cs="Arial"/>
-        </w:rPr>
-        <w:t>&lt;Argumentos&gt; ::= &lt;Argumento&gt; &lt;Coma&gt; &lt;Argumentos&gt;</w:t>
-      </w:r>
-    </w:p>
-    <w:p>
-      <w:pPr>
-        <w:rPr>
-          <w:rFonts w:ascii="Arial" w:hAnsi="Arial" w:cs="Arial"/>
-        </w:rPr>
-      </w:pPr>
-    </w:p>
-    <w:p>
-      <w:pPr>
-        <w:rPr>
-          <w:rFonts w:ascii="Arial" w:hAnsi="Arial" w:cs="Arial"/>
-        </w:rPr>
-      </w:pPr>
-      <w:r>
-        <w:rPr>
-          <w:rFonts w:ascii="Arial" w:hAnsi="Arial" w:cs="Arial"/>
-        </w:rPr>
-        <w:t>&lt;</w:t>
-      </w:r>
-      <w:proofErr w:type="spellStart"/>
-      <w:r>
-        <w:rPr>
-          <w:rFonts w:ascii="Arial" w:hAnsi="Arial" w:cs="Arial"/>
-        </w:rPr>
-        <w:t>Llamada_Funcion</w:t>
-      </w:r>
-      <w:proofErr w:type="spellEnd"/>
-      <w:r>
-        <w:rPr>
-          <w:rFonts w:ascii="Arial" w:hAnsi="Arial" w:cs="Arial"/>
-        </w:rPr>
-        <w:t>&gt; ::= &lt;Id&gt; &lt;</w:t>
-      </w:r>
-      <w:proofErr w:type="spellStart"/>
-      <w:r>
-        <w:rPr>
-          <w:rFonts w:ascii="Arial" w:hAnsi="Arial" w:cs="Arial"/>
-        </w:rPr>
-        <w:t>Par_Ini</w:t>
-      </w:r>
-      <w:proofErr w:type="spellEnd"/>
-      <w:r>
-        <w:rPr>
-          <w:rFonts w:ascii="Arial" w:hAnsi="Arial" w:cs="Arial"/>
-        </w:rPr>
-        <w:t>&gt; &lt;Argumentos&gt; &lt;</w:t>
-      </w:r>
-      <w:proofErr w:type="spellStart"/>
-      <w:r>
-        <w:rPr>
-          <w:rFonts w:ascii="Arial" w:hAnsi="Arial" w:cs="Arial"/>
-        </w:rPr>
-        <w:t>Par_Fin</w:t>
-      </w:r>
-      <w:proofErr w:type="spellEnd"/>
-      <w:r>
-        <w:rPr>
-          <w:rFonts w:ascii="Arial" w:hAnsi="Arial" w:cs="Arial"/>
-        </w:rPr>
-        <w:t>&gt;</w:t>
-      </w:r>
-    </w:p>
-    <w:p>
-      <w:pPr>
-        <w:rPr>
-          <w:rFonts w:ascii="Arial" w:hAnsi="Arial" w:cs="Arial"/>
-        </w:rPr>
-      </w:pPr>
-      <w:r>
-        <w:rPr>
-          <w:rFonts w:ascii="Arial" w:hAnsi="Arial" w:cs="Arial"/>
-        </w:rPr>
-        <w:t>&lt;</w:t>
-      </w:r>
-      <w:proofErr w:type="spellStart"/>
-      <w:r>
-        <w:rPr>
-          <w:rFonts w:ascii="Arial" w:hAnsi="Arial" w:cs="Arial"/>
-        </w:rPr>
-        <w:t>Llamada_Funcion</w:t>
-      </w:r>
-      <w:proofErr w:type="spellEnd"/>
-      <w:r>
-        <w:rPr>
-          <w:rFonts w:ascii="Arial" w:hAnsi="Arial" w:cs="Arial"/>
-        </w:rPr>
-        <w:t>&gt; ::= &lt;Id&gt; &lt;</w:t>
-      </w:r>
-      <w:proofErr w:type="spellStart"/>
-      <w:r>
-        <w:rPr>
-          <w:rFonts w:ascii="Arial" w:hAnsi="Arial" w:cs="Arial"/>
-        </w:rPr>
-        <w:t>Par_Ini</w:t>
-      </w:r>
-      <w:proofErr w:type="spellEnd"/>
-      <w:r>
-        <w:rPr>
-          <w:rFonts w:ascii="Arial" w:hAnsi="Arial" w:cs="Arial"/>
-        </w:rPr>
-        <w:t>&gt; &lt;</w:t>
-      </w:r>
-      <w:proofErr w:type="spellStart"/>
-      <w:r>
-        <w:rPr>
-          <w:rFonts w:ascii="Arial" w:hAnsi="Arial" w:cs="Arial"/>
-        </w:rPr>
-        <w:t>Par_Fin</w:t>
-      </w:r>
-      <w:proofErr w:type="spellEnd"/>
-      <w:r>
-        <w:rPr>
-          <w:rFonts w:ascii="Arial" w:hAnsi="Arial" w:cs="Arial"/>
-        </w:rPr>
-        <w:t>&gt;</w:t>
-      </w:r>
+    </w:p>
+    <w:p>
+      <w:pPr>
+        <w:rPr>
+          <w:rFonts w:ascii="Arial" w:hAnsi="Arial" w:cs="Arial"/>
+        </w:rPr>
+      </w:pPr>
     </w:p>
     <w:sectPr>
       <w:pgSz w:w="12240" w:h="15840"/>

--- a/Producciones.docx
+++ b/Producciones.docx
@@ -3377,6 +3377,405 @@
           <w:rFonts w:ascii="Arial" w:hAnsi="Arial" w:cs="Arial"/>
         </w:rPr>
       </w:pPr>
+      <w:r>
+        <w:rPr>
+          <w:rFonts w:ascii="Arial" w:hAnsi="Arial" w:cs="Arial"/>
+        </w:rPr>
+        <w:t>&lt;Sentencia&gt; ::= &lt;</w:t>
+      </w:r>
+      <w:proofErr w:type="spellStart"/>
+      <w:r>
+        <w:rPr>
+          <w:rFonts w:ascii="Arial" w:hAnsi="Arial" w:cs="Arial"/>
+        </w:rPr>
+        <w:t>Declaracion_Var_Simple</w:t>
+      </w:r>
+      <w:proofErr w:type="spellEnd"/>
+      <w:r>
+        <w:rPr>
+          <w:rFonts w:ascii="Arial" w:hAnsi="Arial" w:cs="Arial"/>
+        </w:rPr>
+        <w:t>&gt;</w:t>
+      </w:r>
+    </w:p>
+    <w:p>
+      <w:pPr>
+        <w:rPr>
+          <w:rFonts w:ascii="Arial" w:hAnsi="Arial" w:cs="Arial"/>
+        </w:rPr>
+      </w:pPr>
+      <w:r>
+        <w:rPr>
+          <w:rFonts w:ascii="Arial" w:hAnsi="Arial" w:cs="Arial"/>
+        </w:rPr>
+        <w:t>&lt;Sentencia&gt; ::= &lt;</w:t>
+      </w:r>
+      <w:proofErr w:type="spellStart"/>
+      <w:r>
+        <w:rPr>
+          <w:rFonts w:ascii="Arial" w:hAnsi="Arial" w:cs="Arial"/>
+        </w:rPr>
+        <w:t>Declaracion_Var_Asignada</w:t>
+      </w:r>
+      <w:proofErr w:type="spellEnd"/>
+      <w:r>
+        <w:rPr>
+          <w:rFonts w:ascii="Arial" w:hAnsi="Arial" w:cs="Arial"/>
+        </w:rPr>
+        <w:t>&gt;</w:t>
+      </w:r>
+    </w:p>
+    <w:p>
+      <w:pPr>
+        <w:rPr>
+          <w:rFonts w:ascii="Arial" w:hAnsi="Arial" w:cs="Arial"/>
+        </w:rPr>
+      </w:pPr>
+      <w:r>
+        <w:rPr>
+          <w:rFonts w:ascii="Arial" w:hAnsi="Arial" w:cs="Arial"/>
+        </w:rPr>
+        <w:t>&lt;Sentencia&gt; ::= &lt;</w:t>
+      </w:r>
+      <w:proofErr w:type="spellStart"/>
+      <w:r>
+        <w:rPr>
+          <w:rFonts w:ascii="Arial" w:hAnsi="Arial" w:cs="Arial"/>
+        </w:rPr>
+        <w:t>Asignacion_Var</w:t>
+      </w:r>
+      <w:proofErr w:type="spellEnd"/>
+      <w:r>
+        <w:rPr>
+          <w:rFonts w:ascii="Arial" w:hAnsi="Arial" w:cs="Arial"/>
+        </w:rPr>
+        <w:t>&gt;</w:t>
+      </w:r>
+    </w:p>
+    <w:p>
+      <w:pPr>
+        <w:rPr>
+          <w:rFonts w:ascii="Arial" w:hAnsi="Arial" w:cs="Arial"/>
+        </w:rPr>
+      </w:pPr>
+      <w:r>
+        <w:rPr>
+          <w:rFonts w:ascii="Arial" w:hAnsi="Arial" w:cs="Arial"/>
+        </w:rPr>
+        <w:t>&lt;Sentencia&gt; ::= &lt;Arreglo&gt;</w:t>
+      </w:r>
+    </w:p>
+    <w:p>
+      <w:pPr>
+        <w:rPr>
+          <w:rFonts w:ascii="Arial" w:hAnsi="Arial" w:cs="Arial"/>
+        </w:rPr>
+      </w:pPr>
+      <w:r>
+        <w:rPr>
+          <w:rFonts w:ascii="Arial" w:hAnsi="Arial" w:cs="Arial"/>
+        </w:rPr>
+        <w:t>&lt;Sentencia&gt; ::= &lt;</w:t>
+      </w:r>
+      <w:proofErr w:type="spellStart"/>
+      <w:r>
+        <w:rPr>
+          <w:rFonts w:ascii="Arial" w:hAnsi="Arial" w:cs="Arial"/>
+        </w:rPr>
+        <w:t>Asignacion_Arreglo</w:t>
+      </w:r>
+      <w:proofErr w:type="spellEnd"/>
+      <w:r>
+        <w:rPr>
+          <w:rFonts w:ascii="Arial" w:hAnsi="Arial" w:cs="Arial"/>
+        </w:rPr>
+        <w:t>&gt;</w:t>
+      </w:r>
+    </w:p>
+    <w:p>
+      <w:pPr>
+        <w:rPr>
+          <w:rFonts w:ascii="Arial" w:hAnsi="Arial" w:cs="Arial"/>
+        </w:rPr>
+      </w:pPr>
+      <w:r>
+        <w:rPr>
+          <w:rFonts w:ascii="Arial" w:hAnsi="Arial" w:cs="Arial"/>
+        </w:rPr>
+        <w:t>&lt;Sentencia&gt; ::= &lt;</w:t>
+      </w:r>
+      <w:proofErr w:type="spellStart"/>
+      <w:r>
+        <w:rPr>
+          <w:rFonts w:ascii="Arial" w:hAnsi="Arial" w:cs="Arial"/>
+        </w:rPr>
+        <w:t>Expr_Sin_Asignacion</w:t>
+      </w:r>
+      <w:proofErr w:type="spellEnd"/>
+      <w:r>
+        <w:rPr>
+          <w:rFonts w:ascii="Arial" w:hAnsi="Arial" w:cs="Arial"/>
+        </w:rPr>
+        <w:t>&gt;</w:t>
+      </w:r>
+    </w:p>
+    <w:p>
+      <w:pPr>
+        <w:rPr>
+          <w:rFonts w:ascii="Arial" w:hAnsi="Arial" w:cs="Arial"/>
+        </w:rPr>
+      </w:pPr>
+      <w:r>
+        <w:rPr>
+          <w:rFonts w:ascii="Arial" w:hAnsi="Arial" w:cs="Arial"/>
+        </w:rPr>
+        <w:t>&lt;Sentencia&gt; ::= &lt;</w:t>
+      </w:r>
+      <w:proofErr w:type="spellStart"/>
+      <w:r>
+        <w:rPr>
+          <w:rFonts w:ascii="Arial" w:hAnsi="Arial" w:cs="Arial"/>
+        </w:rPr>
+        <w:t>Sentencia_Return</w:t>
+      </w:r>
+      <w:proofErr w:type="spellEnd"/>
+      <w:r>
+        <w:rPr>
+          <w:rFonts w:ascii="Arial" w:hAnsi="Arial" w:cs="Arial"/>
+        </w:rPr>
+        <w:t>&gt;</w:t>
+      </w:r>
+    </w:p>
+    <w:p>
+      <w:pPr>
+        <w:rPr>
+          <w:rFonts w:ascii="Arial" w:hAnsi="Arial" w:cs="Arial"/>
+        </w:rPr>
+      </w:pPr>
+      <w:r>
+        <w:rPr>
+          <w:rFonts w:ascii="Arial" w:hAnsi="Arial" w:cs="Arial"/>
+        </w:rPr>
+        <w:t>&lt;Sentencia&gt; ::= &lt;</w:t>
+      </w:r>
+      <w:proofErr w:type="spellStart"/>
+      <w:r>
+        <w:rPr>
+          <w:rFonts w:ascii="Arial" w:hAnsi="Arial" w:cs="Arial"/>
+        </w:rPr>
+        <w:t>Sentencia_Break</w:t>
+      </w:r>
+      <w:proofErr w:type="spellEnd"/>
+      <w:r>
+        <w:rPr>
+          <w:rFonts w:ascii="Arial" w:hAnsi="Arial" w:cs="Arial"/>
+        </w:rPr>
+        <w:t>&gt;</w:t>
+      </w:r>
+    </w:p>
+    <w:p>
+      <w:pPr>
+        <w:rPr>
+          <w:rFonts w:ascii="Arial" w:hAnsi="Arial" w:cs="Arial"/>
+        </w:rPr>
+      </w:pPr>
+      <w:r>
+        <w:rPr>
+          <w:rFonts w:ascii="Arial" w:hAnsi="Arial" w:cs="Arial"/>
+        </w:rPr>
+        <w:t>&lt;Sentencia&gt; ::= &lt;</w:t>
+      </w:r>
+      <w:proofErr w:type="spellStart"/>
+      <w:r>
+        <w:rPr>
+          <w:rFonts w:ascii="Arial" w:hAnsi="Arial" w:cs="Arial"/>
+        </w:rPr>
+        <w:t>Sentencia_Read</w:t>
+      </w:r>
+      <w:proofErr w:type="spellEnd"/>
+      <w:r>
+        <w:rPr>
+          <w:rFonts w:ascii="Arial" w:hAnsi="Arial" w:cs="Arial"/>
+        </w:rPr>
+        <w:t>&gt;</w:t>
+      </w:r>
+    </w:p>
+    <w:p>
+      <w:pPr>
+        <w:rPr>
+          <w:rFonts w:ascii="Arial" w:hAnsi="Arial" w:cs="Arial"/>
+        </w:rPr>
+      </w:pPr>
+      <w:r>
+        <w:rPr>
+          <w:rFonts w:ascii="Arial" w:hAnsi="Arial" w:cs="Arial"/>
+        </w:rPr>
+        <w:t>&lt;Sentencia&gt; ::= &lt;</w:t>
+      </w:r>
+      <w:proofErr w:type="spellStart"/>
+      <w:r>
+        <w:rPr>
+          <w:rFonts w:ascii="Arial" w:hAnsi="Arial" w:cs="Arial"/>
+        </w:rPr>
+        <w:t>Sentencia_Write</w:t>
+      </w:r>
+      <w:proofErr w:type="spellEnd"/>
+      <w:r>
+        <w:rPr>
+          <w:rFonts w:ascii="Arial" w:hAnsi="Arial" w:cs="Arial"/>
+        </w:rPr>
+        <w:t>&gt;</w:t>
+      </w:r>
+    </w:p>
+    <w:p>
+      <w:pPr>
+        <w:rPr>
+          <w:rFonts w:ascii="Arial" w:hAnsi="Arial" w:cs="Arial"/>
+        </w:rPr>
+      </w:pPr>
+      <w:r>
+        <w:rPr>
+          <w:rFonts w:ascii="Arial" w:hAnsi="Arial" w:cs="Arial"/>
+        </w:rPr>
+        <w:t>&lt;Sentencia&gt; ::= &lt;</w:t>
+      </w:r>
+      <w:proofErr w:type="spellStart"/>
+      <w:r>
+        <w:rPr>
+          <w:rFonts w:ascii="Arial" w:hAnsi="Arial" w:cs="Arial"/>
+        </w:rPr>
+        <w:t>Sentencia_If</w:t>
+      </w:r>
+      <w:proofErr w:type="spellEnd"/>
+      <w:r>
+        <w:rPr>
+          <w:rFonts w:ascii="Arial" w:hAnsi="Arial" w:cs="Arial"/>
+        </w:rPr>
+        <w:t>&gt;</w:t>
+      </w:r>
+    </w:p>
+    <w:p>
+      <w:pPr>
+        <w:rPr>
+          <w:rFonts w:ascii="Arial" w:hAnsi="Arial" w:cs="Arial"/>
+        </w:rPr>
+      </w:pPr>
+      <w:r>
+        <w:rPr>
+          <w:rFonts w:ascii="Arial" w:hAnsi="Arial" w:cs="Arial"/>
+        </w:rPr>
+        <w:t>&lt;Sentencia&gt; ::= &lt;</w:t>
+      </w:r>
+      <w:proofErr w:type="spellStart"/>
+      <w:r>
+        <w:rPr>
+          <w:rFonts w:ascii="Arial" w:hAnsi="Arial" w:cs="Arial"/>
+        </w:rPr>
+        <w:t>Sentencia_While</w:t>
+      </w:r>
+      <w:proofErr w:type="spellEnd"/>
+      <w:r>
+        <w:rPr>
+          <w:rFonts w:ascii="Arial" w:hAnsi="Arial" w:cs="Arial"/>
+        </w:rPr>
+        <w:t>&gt;</w:t>
+      </w:r>
+    </w:p>
+    <w:p>
+      <w:pPr>
+        <w:rPr>
+          <w:rFonts w:ascii="Arial" w:hAnsi="Arial" w:cs="Arial"/>
+        </w:rPr>
+      </w:pPr>
+      <w:r>
+        <w:rPr>
+          <w:rFonts w:ascii="Arial" w:hAnsi="Arial" w:cs="Arial"/>
+        </w:rPr>
+        <w:t>&lt;Sentencia&gt; ::= &lt;</w:t>
+      </w:r>
+      <w:proofErr w:type="spellStart"/>
+      <w:r>
+        <w:rPr>
+          <w:rFonts w:ascii="Arial" w:hAnsi="Arial" w:cs="Arial"/>
+        </w:rPr>
+        <w:t>Sentencia_For</w:t>
+      </w:r>
+      <w:proofErr w:type="spellEnd"/>
+      <w:r>
+        <w:rPr>
+          <w:rFonts w:ascii="Arial" w:hAnsi="Arial" w:cs="Arial"/>
+        </w:rPr>
+        <w:t>&gt;</w:t>
+      </w:r>
+    </w:p>
+    <w:p>
+      <w:pPr>
+        <w:rPr>
+          <w:rFonts w:ascii="Arial" w:hAnsi="Arial" w:cs="Arial"/>
+        </w:rPr>
+      </w:pPr>
+      <w:r>
+        <w:rPr>
+          <w:rFonts w:ascii="Arial" w:hAnsi="Arial" w:cs="Arial"/>
+        </w:rPr>
+        <w:t>&lt;</w:t>
+      </w:r>
+      <w:proofErr w:type="spellStart"/>
+      <w:r>
+        <w:rPr>
+          <w:rFonts w:ascii="Arial" w:hAnsi="Arial" w:cs="Arial"/>
+        </w:rPr>
+        <w:t>Sentencia_While</w:t>
+      </w:r>
+      <w:proofErr w:type="spellEnd"/>
+      <w:r>
+        <w:rPr>
+          <w:rFonts w:ascii="Arial" w:hAnsi="Arial" w:cs="Arial"/>
+        </w:rPr>
+        <w:t>&gt; ::= &lt;While&gt; &lt;</w:t>
+      </w:r>
+      <w:proofErr w:type="spellStart"/>
+      <w:r>
+        <w:rPr>
+          <w:rFonts w:ascii="Arial" w:hAnsi="Arial" w:cs="Arial"/>
+        </w:rPr>
+        <w:t>Par_Ini</w:t>
+      </w:r>
+      <w:proofErr w:type="spellEnd"/>
+      <w:r>
+        <w:rPr>
+          <w:rFonts w:ascii="Arial" w:hAnsi="Arial" w:cs="Arial"/>
+        </w:rPr>
+        <w:t>&gt; &lt;</w:t>
+      </w:r>
+      <w:proofErr w:type="spellStart"/>
+      <w:r>
+        <w:rPr>
+          <w:rFonts w:ascii="Arial" w:hAnsi="Arial" w:cs="Arial"/>
+        </w:rPr>
+        <w:t>Expresion</w:t>
+      </w:r>
+      <w:proofErr w:type="spellEnd"/>
+      <w:r>
+        <w:rPr>
+          <w:rFonts w:ascii="Arial" w:hAnsi="Arial" w:cs="Arial"/>
+        </w:rPr>
+        <w:t>&gt; &lt;</w:t>
+      </w:r>
+      <w:proofErr w:type="spellStart"/>
+      <w:r>
+        <w:rPr>
+          <w:rFonts w:ascii="Arial" w:hAnsi="Arial" w:cs="Arial"/>
+        </w:rPr>
+        <w:t>Par_Fin</w:t>
+      </w:r>
+      <w:proofErr w:type="spellEnd"/>
+      <w:r>
+        <w:rPr>
+          <w:rFonts w:ascii="Arial" w:hAnsi="Arial" w:cs="Arial"/>
+        </w:rPr>
+        <w:t>&gt; &lt;Bloque&gt;</w:t>
+      </w:r>
     </w:p>
     <w:p>
       <w:pPr>
@@ -3917,11 +4316,11 @@
     <w:name w:val="Normal"/>
     <w:qFormat/>
   </w:style>
-  <w:style w:type="paragraph" w:styleId="Ttulo1">
+  <w:style w:type="paragraph" w:styleId="Heading1">
     <w:name w:val="heading 1"/>
     <w:basedOn w:val="Normal"/>
     <w:next w:val="Normal"/>
-    <w:link w:val="Ttulo1Car"/>
+    <w:link w:val="Heading1Char"/>
     <w:uiPriority w:val="9"/>
     <w:qFormat/>
     <w:rsid w:val="00C00C98"/>
@@ -3938,11 +4337,11 @@
       <w:szCs w:val="40"/>
     </w:rPr>
   </w:style>
-  <w:style w:type="paragraph" w:styleId="Ttulo2">
+  <w:style w:type="paragraph" w:styleId="Heading2">
     <w:name w:val="heading 2"/>
     <w:basedOn w:val="Normal"/>
     <w:next w:val="Normal"/>
-    <w:link w:val="Ttulo2Car"/>
+    <w:link w:val="Heading2Char"/>
     <w:uiPriority w:val="9"/>
     <w:semiHidden/>
     <w:unhideWhenUsed/>
@@ -3961,11 +4360,11 @@
       <w:szCs w:val="32"/>
     </w:rPr>
   </w:style>
-  <w:style w:type="paragraph" w:styleId="Ttulo3">
+  <w:style w:type="paragraph" w:styleId="Heading3">
     <w:name w:val="heading 3"/>
     <w:basedOn w:val="Normal"/>
     <w:next w:val="Normal"/>
-    <w:link w:val="Ttulo3Car"/>
+    <w:link w:val="Heading3Char"/>
     <w:uiPriority w:val="9"/>
     <w:semiHidden/>
     <w:unhideWhenUsed/>
@@ -3984,11 +4383,11 @@
       <w:szCs w:val="28"/>
     </w:rPr>
   </w:style>
-  <w:style w:type="paragraph" w:styleId="Ttulo4">
+  <w:style w:type="paragraph" w:styleId="Heading4">
     <w:name w:val="heading 4"/>
     <w:basedOn w:val="Normal"/>
     <w:next w:val="Normal"/>
-    <w:link w:val="Ttulo4Car"/>
+    <w:link w:val="Heading4Char"/>
     <w:uiPriority w:val="9"/>
     <w:semiHidden/>
     <w:unhideWhenUsed/>
@@ -4007,11 +4406,11 @@
       <w:color w:val="0F4761" w:themeColor="accent1" w:themeShade="BF"/>
     </w:rPr>
   </w:style>
-  <w:style w:type="paragraph" w:styleId="Ttulo5">
+  <w:style w:type="paragraph" w:styleId="Heading5">
     <w:name w:val="heading 5"/>
     <w:basedOn w:val="Normal"/>
     <w:next w:val="Normal"/>
-    <w:link w:val="Ttulo5Car"/>
+    <w:link w:val="Heading5Char"/>
     <w:uiPriority w:val="9"/>
     <w:semiHidden/>
     <w:unhideWhenUsed/>
@@ -4028,11 +4427,11 @@
       <w:color w:val="0F4761" w:themeColor="accent1" w:themeShade="BF"/>
     </w:rPr>
   </w:style>
-  <w:style w:type="paragraph" w:styleId="Ttulo6">
+  <w:style w:type="paragraph" w:styleId="Heading6">
     <w:name w:val="heading 6"/>
     <w:basedOn w:val="Normal"/>
     <w:next w:val="Normal"/>
-    <w:link w:val="Ttulo6Car"/>
+    <w:link w:val="Heading6Char"/>
     <w:uiPriority w:val="9"/>
     <w:semiHidden/>
     <w:unhideWhenUsed/>
@@ -4051,11 +4450,11 @@
       <w:color w:val="595959" w:themeColor="text1" w:themeTint="A6"/>
     </w:rPr>
   </w:style>
-  <w:style w:type="paragraph" w:styleId="Ttulo7">
+  <w:style w:type="paragraph" w:styleId="Heading7">
     <w:name w:val="heading 7"/>
     <w:basedOn w:val="Normal"/>
     <w:next w:val="Normal"/>
-    <w:link w:val="Ttulo7Car"/>
+    <w:link w:val="Heading7Char"/>
     <w:uiPriority w:val="9"/>
     <w:semiHidden/>
     <w:unhideWhenUsed/>
@@ -4072,11 +4471,11 @@
       <w:color w:val="595959" w:themeColor="text1" w:themeTint="A6"/>
     </w:rPr>
   </w:style>
-  <w:style w:type="paragraph" w:styleId="Ttulo8">
+  <w:style w:type="paragraph" w:styleId="Heading8">
     <w:name w:val="heading 8"/>
     <w:basedOn w:val="Normal"/>
     <w:next w:val="Normal"/>
-    <w:link w:val="Ttulo8Car"/>
+    <w:link w:val="Heading8Char"/>
     <w:uiPriority w:val="9"/>
     <w:semiHidden/>
     <w:unhideWhenUsed/>
@@ -4095,11 +4494,11 @@
       <w:color w:val="272727" w:themeColor="text1" w:themeTint="D8"/>
     </w:rPr>
   </w:style>
-  <w:style w:type="paragraph" w:styleId="Ttulo9">
+  <w:style w:type="paragraph" w:styleId="Heading9">
     <w:name w:val="heading 9"/>
     <w:basedOn w:val="Normal"/>
     <w:next w:val="Normal"/>
-    <w:link w:val="Ttulo9Car"/>
+    <w:link w:val="Heading9Char"/>
     <w:uiPriority w:val="9"/>
     <w:semiHidden/>
     <w:unhideWhenUsed/>
@@ -4116,13 +4515,13 @@
       <w:color w:val="272727" w:themeColor="text1" w:themeTint="D8"/>
     </w:rPr>
   </w:style>
-  <w:style w:type="character" w:default="1" w:styleId="Fuentedeprrafopredeter">
+  <w:style w:type="character" w:default="1" w:styleId="DefaultParagraphFont">
     <w:name w:val="Default Paragraph Font"/>
     <w:uiPriority w:val="1"/>
     <w:semiHidden/>
     <w:unhideWhenUsed/>
   </w:style>
-  <w:style w:type="table" w:default="1" w:styleId="Tablanormal">
+  <w:style w:type="table" w:default="1" w:styleId="TableNormal">
     <w:name w:val="Normal Table"/>
     <w:uiPriority w:val="99"/>
     <w:semiHidden/>
@@ -4137,16 +4536,16 @@
       </w:tblCellMar>
     </w:tblPr>
   </w:style>
-  <w:style w:type="numbering" w:default="1" w:styleId="Sinlista">
+  <w:style w:type="numbering" w:default="1" w:styleId="NoList">
     <w:name w:val="No List"/>
     <w:uiPriority w:val="99"/>
     <w:semiHidden/>
     <w:unhideWhenUsed/>
   </w:style>
-  <w:style w:type="character" w:customStyle="1" w:styleId="Ttulo1Car">
-    <w:name w:val="Título 1 Car"/>
-    <w:basedOn w:val="Fuentedeprrafopredeter"/>
-    <w:link w:val="Ttulo1"/>
+  <w:style w:type="character" w:customStyle="1" w:styleId="Heading1Char">
+    <w:name w:val="Heading 1 Char"/>
+    <w:basedOn w:val="DefaultParagraphFont"/>
+    <w:link w:val="Heading1"/>
     <w:uiPriority w:val="9"/>
     <w:rsid w:val="00C00C98"/>
     <w:rPr>
@@ -4156,10 +4555,10 @@
       <w:szCs w:val="40"/>
     </w:rPr>
   </w:style>
-  <w:style w:type="character" w:customStyle="1" w:styleId="Ttulo2Car">
-    <w:name w:val="Título 2 Car"/>
-    <w:basedOn w:val="Fuentedeprrafopredeter"/>
-    <w:link w:val="Ttulo2"/>
+  <w:style w:type="character" w:customStyle="1" w:styleId="Heading2Char">
+    <w:name w:val="Heading 2 Char"/>
+    <w:basedOn w:val="DefaultParagraphFont"/>
+    <w:link w:val="Heading2"/>
     <w:uiPriority w:val="9"/>
     <w:semiHidden/>
     <w:rsid w:val="00C00C98"/>
@@ -4170,10 +4569,10 @@
       <w:szCs w:val="32"/>
     </w:rPr>
   </w:style>
-  <w:style w:type="character" w:customStyle="1" w:styleId="Ttulo3Car">
-    <w:name w:val="Título 3 Car"/>
-    <w:basedOn w:val="Fuentedeprrafopredeter"/>
-    <w:link w:val="Ttulo3"/>
+  <w:style w:type="character" w:customStyle="1" w:styleId="Heading3Char">
+    <w:name w:val="Heading 3 Char"/>
+    <w:basedOn w:val="DefaultParagraphFont"/>
+    <w:link w:val="Heading3"/>
     <w:uiPriority w:val="9"/>
     <w:semiHidden/>
     <w:rsid w:val="00C00C98"/>
@@ -4184,10 +4583,10 @@
       <w:szCs w:val="28"/>
     </w:rPr>
   </w:style>
-  <w:style w:type="character" w:customStyle="1" w:styleId="Ttulo4Car">
-    <w:name w:val="Título 4 Car"/>
-    <w:basedOn w:val="Fuentedeprrafopredeter"/>
-    <w:link w:val="Ttulo4"/>
+  <w:style w:type="character" w:customStyle="1" w:styleId="Heading4Char">
+    <w:name w:val="Heading 4 Char"/>
+    <w:basedOn w:val="DefaultParagraphFont"/>
+    <w:link w:val="Heading4"/>
     <w:uiPriority w:val="9"/>
     <w:semiHidden/>
     <w:rsid w:val="00C00C98"/>
@@ -4198,10 +4597,10 @@
       <w:color w:val="0F4761" w:themeColor="accent1" w:themeShade="BF"/>
     </w:rPr>
   </w:style>
-  <w:style w:type="character" w:customStyle="1" w:styleId="Ttulo5Car">
-    <w:name w:val="Título 5 Car"/>
-    <w:basedOn w:val="Fuentedeprrafopredeter"/>
-    <w:link w:val="Ttulo5"/>
+  <w:style w:type="character" w:customStyle="1" w:styleId="Heading5Char">
+    <w:name w:val="Heading 5 Char"/>
+    <w:basedOn w:val="DefaultParagraphFont"/>
+    <w:link w:val="Heading5"/>
     <w:uiPriority w:val="9"/>
     <w:semiHidden/>
     <w:rsid w:val="00C00C98"/>
@@ -4210,10 +4609,10 @@
       <w:color w:val="0F4761" w:themeColor="accent1" w:themeShade="BF"/>
     </w:rPr>
   </w:style>
-  <w:style w:type="character" w:customStyle="1" w:styleId="Ttulo6Car">
-    <w:name w:val="Título 6 Car"/>
-    <w:basedOn w:val="Fuentedeprrafopredeter"/>
-    <w:link w:val="Ttulo6"/>
+  <w:style w:type="character" w:customStyle="1" w:styleId="Heading6Char">
+    <w:name w:val="Heading 6 Char"/>
+    <w:basedOn w:val="DefaultParagraphFont"/>
+    <w:link w:val="Heading6"/>
     <w:uiPriority w:val="9"/>
     <w:semiHidden/>
     <w:rsid w:val="00C00C98"/>
@@ -4224,10 +4623,10 @@
       <w:color w:val="595959" w:themeColor="text1" w:themeTint="A6"/>
     </w:rPr>
   </w:style>
-  <w:style w:type="character" w:customStyle="1" w:styleId="Ttulo7Car">
-    <w:name w:val="Título 7 Car"/>
-    <w:basedOn w:val="Fuentedeprrafopredeter"/>
-    <w:link w:val="Ttulo7"/>
+  <w:style w:type="character" w:customStyle="1" w:styleId="Heading7Char">
+    <w:name w:val="Heading 7 Char"/>
+    <w:basedOn w:val="DefaultParagraphFont"/>
+    <w:link w:val="Heading7"/>
     <w:uiPriority w:val="9"/>
     <w:semiHidden/>
     <w:rsid w:val="00C00C98"/>
@@ -4236,10 +4635,10 @@
       <w:color w:val="595959" w:themeColor="text1" w:themeTint="A6"/>
     </w:rPr>
   </w:style>
-  <w:style w:type="character" w:customStyle="1" w:styleId="Ttulo8Car">
-    <w:name w:val="Título 8 Car"/>
-    <w:basedOn w:val="Fuentedeprrafopredeter"/>
-    <w:link w:val="Ttulo8"/>
+  <w:style w:type="character" w:customStyle="1" w:styleId="Heading8Char">
+    <w:name w:val="Heading 8 Char"/>
+    <w:basedOn w:val="DefaultParagraphFont"/>
+    <w:link w:val="Heading8"/>
     <w:uiPriority w:val="9"/>
     <w:semiHidden/>
     <w:rsid w:val="00C00C98"/>
@@ -4250,10 +4649,10 @@
       <w:color w:val="272727" w:themeColor="text1" w:themeTint="D8"/>
     </w:rPr>
   </w:style>
-  <w:style w:type="character" w:customStyle="1" w:styleId="Ttulo9Car">
-    <w:name w:val="Título 9 Car"/>
-    <w:basedOn w:val="Fuentedeprrafopredeter"/>
-    <w:link w:val="Ttulo9"/>
+  <w:style w:type="character" w:customStyle="1" w:styleId="Heading9Char">
+    <w:name w:val="Heading 9 Char"/>
+    <w:basedOn w:val="DefaultParagraphFont"/>
+    <w:link w:val="Heading9"/>
     <w:uiPriority w:val="9"/>
     <w:semiHidden/>
     <w:rsid w:val="00C00C98"/>
@@ -4262,11 +4661,11 @@
       <w:color w:val="272727" w:themeColor="text1" w:themeTint="D8"/>
     </w:rPr>
   </w:style>
-  <w:style w:type="paragraph" w:styleId="Ttulo">
+  <w:style w:type="paragraph" w:styleId="Title">
     <w:name w:val="Title"/>
     <w:basedOn w:val="Normal"/>
     <w:next w:val="Normal"/>
-    <w:link w:val="TtuloCar"/>
+    <w:link w:val="TitleChar"/>
     <w:uiPriority w:val="10"/>
     <w:qFormat/>
     <w:rsid w:val="00C00C98"/>
@@ -4282,10 +4681,10 @@
       <w:szCs w:val="56"/>
     </w:rPr>
   </w:style>
-  <w:style w:type="character" w:customStyle="1" w:styleId="TtuloCar">
-    <w:name w:val="Título Car"/>
-    <w:basedOn w:val="Fuentedeprrafopredeter"/>
-    <w:link w:val="Ttulo"/>
+  <w:style w:type="character" w:customStyle="1" w:styleId="TitleChar">
+    <w:name w:val="Title Char"/>
+    <w:basedOn w:val="DefaultParagraphFont"/>
+    <w:link w:val="Title"/>
     <w:uiPriority w:val="10"/>
     <w:rsid w:val="00C00C98"/>
     <w:rPr>
@@ -4296,11 +4695,11 @@
       <w:szCs w:val="56"/>
     </w:rPr>
   </w:style>
-  <w:style w:type="paragraph" w:styleId="Subttulo">
+  <w:style w:type="paragraph" w:styleId="Subtitle">
     <w:name w:val="Subtitle"/>
     <w:basedOn w:val="Normal"/>
     <w:next w:val="Normal"/>
-    <w:link w:val="SubttuloCar"/>
+    <w:link w:val="SubtitleChar"/>
     <w:uiPriority w:val="11"/>
     <w:qFormat/>
     <w:rsid w:val="00C00C98"/>
@@ -4317,10 +4716,10 @@
       <w:szCs w:val="28"/>
     </w:rPr>
   </w:style>
-  <w:style w:type="character" w:customStyle="1" w:styleId="SubttuloCar">
-    <w:name w:val="Subtítulo Car"/>
-    <w:basedOn w:val="Fuentedeprrafopredeter"/>
-    <w:link w:val="Subttulo"/>
+  <w:style w:type="character" w:customStyle="1" w:styleId="SubtitleChar">
+    <w:name w:val="Subtitle Char"/>
+    <w:basedOn w:val="DefaultParagraphFont"/>
+    <w:link w:val="Subtitle"/>
     <w:uiPriority w:val="11"/>
     <w:rsid w:val="00C00C98"/>
     <w:rPr>
@@ -4331,11 +4730,11 @@
       <w:szCs w:val="28"/>
     </w:rPr>
   </w:style>
-  <w:style w:type="paragraph" w:styleId="Cita">
+  <w:style w:type="paragraph" w:styleId="Quote">
     <w:name w:val="Quote"/>
     <w:basedOn w:val="Normal"/>
     <w:next w:val="Normal"/>
-    <w:link w:val="CitaCar"/>
+    <w:link w:val="QuoteChar"/>
     <w:uiPriority w:val="29"/>
     <w:qFormat/>
     <w:rsid w:val="00C00C98"/>
@@ -4349,10 +4748,10 @@
       <w:color w:val="404040" w:themeColor="text1" w:themeTint="BF"/>
     </w:rPr>
   </w:style>
-  <w:style w:type="character" w:customStyle="1" w:styleId="CitaCar">
-    <w:name w:val="Cita Car"/>
-    <w:basedOn w:val="Fuentedeprrafopredeter"/>
-    <w:link w:val="Cita"/>
+  <w:style w:type="character" w:customStyle="1" w:styleId="QuoteChar">
+    <w:name w:val="Quote Char"/>
+    <w:basedOn w:val="DefaultParagraphFont"/>
+    <w:link w:val="Quote"/>
     <w:uiPriority w:val="29"/>
     <w:rsid w:val="00C00C98"/>
     <w:rPr>
@@ -4361,7 +4760,7 @@
       <w:color w:val="404040" w:themeColor="text1" w:themeTint="BF"/>
     </w:rPr>
   </w:style>
-  <w:style w:type="paragraph" w:styleId="Prrafodelista">
+  <w:style w:type="paragraph" w:styleId="ListParagraph">
     <w:name w:val="List Paragraph"/>
     <w:basedOn w:val="Normal"/>
     <w:uiPriority w:val="34"/>
@@ -4372,9 +4771,9 @@
       <w:contextualSpacing/>
     </w:pPr>
   </w:style>
-  <w:style w:type="character" w:styleId="nfasisintenso">
+  <w:style w:type="character" w:styleId="IntenseEmphasis">
     <w:name w:val="Intense Emphasis"/>
-    <w:basedOn w:val="Fuentedeprrafopredeter"/>
+    <w:basedOn w:val="DefaultParagraphFont"/>
     <w:uiPriority w:val="21"/>
     <w:qFormat/>
     <w:rsid w:val="00C00C98"/>
@@ -4384,11 +4783,11 @@
       <w:color w:val="0F4761" w:themeColor="accent1" w:themeShade="BF"/>
     </w:rPr>
   </w:style>
-  <w:style w:type="paragraph" w:styleId="Citadestacada">
+  <w:style w:type="paragraph" w:styleId="IntenseQuote">
     <w:name w:val="Intense Quote"/>
     <w:basedOn w:val="Normal"/>
     <w:next w:val="Normal"/>
-    <w:link w:val="CitadestacadaCar"/>
+    <w:link w:val="IntenseQuoteChar"/>
     <w:uiPriority w:val="30"/>
     <w:qFormat/>
     <w:rsid w:val="00C00C98"/>
@@ -4407,10 +4806,10 @@
       <w:color w:val="0F4761" w:themeColor="accent1" w:themeShade="BF"/>
     </w:rPr>
   </w:style>
-  <w:style w:type="character" w:customStyle="1" w:styleId="CitadestacadaCar">
-    <w:name w:val="Cita destacada Car"/>
-    <w:basedOn w:val="Fuentedeprrafopredeter"/>
-    <w:link w:val="Citadestacada"/>
+  <w:style w:type="character" w:customStyle="1" w:styleId="IntenseQuoteChar">
+    <w:name w:val="Intense Quote Char"/>
+    <w:basedOn w:val="DefaultParagraphFont"/>
+    <w:link w:val="IntenseQuote"/>
     <w:uiPriority w:val="30"/>
     <w:rsid w:val="00C00C98"/>
     <w:rPr>
@@ -4419,9 +4818,9 @@
       <w:color w:val="0F4761" w:themeColor="accent1" w:themeShade="BF"/>
     </w:rPr>
   </w:style>
-  <w:style w:type="character" w:styleId="Referenciaintensa">
+  <w:style w:type="character" w:styleId="IntenseReference">
     <w:name w:val="Intense Reference"/>
-    <w:basedOn w:val="Fuentedeprrafopredeter"/>
+    <w:basedOn w:val="DefaultParagraphFont"/>
     <w:uiPriority w:val="32"/>
     <w:qFormat/>
     <w:rsid w:val="00C00C98"/>

--- a/Producciones.docx
+++ b/Producciones.docx
@@ -3783,6 +3783,184 @@
           <w:rFonts w:ascii="Arial" w:hAnsi="Arial" w:cs="Arial"/>
         </w:rPr>
       </w:pPr>
+      <w:r>
+        <w:rPr>
+          <w:rFonts w:ascii="Arial" w:hAnsi="Arial" w:cs="Arial"/>
+        </w:rPr>
+        <w:t>&lt;Bloque&gt; ::= &lt;</w:t>
+      </w:r>
+      <w:proofErr w:type="spellStart"/>
+      <w:r>
+        <w:rPr>
+          <w:rFonts w:ascii="Arial" w:hAnsi="Arial" w:cs="Arial"/>
+        </w:rPr>
+        <w:t>Bloque_Ini</w:t>
+      </w:r>
+      <w:proofErr w:type="spellEnd"/>
+      <w:r>
+        <w:rPr>
+          <w:rFonts w:ascii="Arial" w:hAnsi="Arial" w:cs="Arial"/>
+        </w:rPr>
+        <w:t>&gt; &lt;</w:t>
+      </w:r>
+      <w:proofErr w:type="spellStart"/>
+      <w:r>
+        <w:rPr>
+          <w:rFonts w:ascii="Arial" w:hAnsi="Arial" w:cs="Arial"/>
+        </w:rPr>
+        <w:t>Lista_Sentencias</w:t>
+      </w:r>
+      <w:proofErr w:type="spellEnd"/>
+      <w:r>
+        <w:rPr>
+          <w:rFonts w:ascii="Arial" w:hAnsi="Arial" w:cs="Arial"/>
+        </w:rPr>
+        <w:t>&gt; &lt;</w:t>
+      </w:r>
+      <w:proofErr w:type="spellStart"/>
+      <w:r>
+        <w:rPr>
+          <w:rFonts w:ascii="Arial" w:hAnsi="Arial" w:cs="Arial"/>
+        </w:rPr>
+        <w:t>Bloque_Fin</w:t>
+      </w:r>
+      <w:proofErr w:type="spellEnd"/>
+      <w:r>
+        <w:rPr>
+          <w:rFonts w:ascii="Arial" w:hAnsi="Arial" w:cs="Arial"/>
+        </w:rPr>
+        <w:t>&gt;</w:t>
+      </w:r>
+    </w:p>
+    <w:p>
+      <w:pPr>
+        <w:rPr>
+          <w:rFonts w:ascii="Arial" w:hAnsi="Arial" w:cs="Arial"/>
+        </w:rPr>
+      </w:pPr>
+      <w:r>
+        <w:rPr>
+          <w:rFonts w:ascii="Arial" w:hAnsi="Arial" w:cs="Arial"/>
+        </w:rPr>
+        <w:t>&lt;</w:t>
+      </w:r>
+      <w:proofErr w:type="spellStart"/>
+      <w:r>
+        <w:rPr>
+          <w:rFonts w:ascii="Arial" w:hAnsi="Arial" w:cs="Arial"/>
+        </w:rPr>
+        <w:t>Lista_Sentencias</w:t>
+      </w:r>
+      <w:proofErr w:type="spellEnd"/>
+      <w:r>
+        <w:rPr>
+          <w:rFonts w:ascii="Arial" w:hAnsi="Arial" w:cs="Arial"/>
+        </w:rPr>
+        <w:t>&gt; ::= &lt;Sentencia&gt;</w:t>
+      </w:r>
+    </w:p>
+    <w:p>
+      <w:pPr>
+        <w:rPr>
+          <w:rFonts w:ascii="Arial" w:hAnsi="Arial" w:cs="Arial"/>
+        </w:rPr>
+      </w:pPr>
+      <w:r>
+        <w:rPr>
+          <w:rFonts w:ascii="Arial" w:hAnsi="Arial" w:cs="Arial"/>
+        </w:rPr>
+        <w:t>&lt;</w:t>
+      </w:r>
+      <w:proofErr w:type="spellStart"/>
+      <w:r>
+        <w:rPr>
+          <w:rFonts w:ascii="Arial" w:hAnsi="Arial" w:cs="Arial"/>
+        </w:rPr>
+        <w:t>Lista_Sentencias</w:t>
+      </w:r>
+      <w:proofErr w:type="spellEnd"/>
+      <w:r>
+        <w:rPr>
+          <w:rFonts w:ascii="Arial" w:hAnsi="Arial" w:cs="Arial"/>
+        </w:rPr>
+        <w:t>&gt; ::= &lt;Sentencia&gt; &lt;</w:t>
+      </w:r>
+      <w:proofErr w:type="spellStart"/>
+      <w:r>
+        <w:rPr>
+          <w:rFonts w:ascii="Arial" w:hAnsi="Arial" w:cs="Arial"/>
+        </w:rPr>
+        <w:t>Lista_Sentencias</w:t>
+      </w:r>
+      <w:proofErr w:type="spellEnd"/>
+      <w:r>
+        <w:rPr>
+          <w:rFonts w:ascii="Arial" w:hAnsi="Arial" w:cs="Arial"/>
+        </w:rPr>
+        <w:t>&gt;</w:t>
+      </w:r>
+    </w:p>
+    <w:p>
+      <w:pPr>
+        <w:rPr>
+          <w:rFonts w:ascii="Arial" w:hAnsi="Arial" w:cs="Arial"/>
+        </w:rPr>
+      </w:pPr>
+    </w:p>
+    <w:p>
+      <w:pPr>
+        <w:rPr>
+          <w:rFonts w:ascii="Arial" w:hAnsi="Arial" w:cs="Arial"/>
+        </w:rPr>
+      </w:pPr>
+      <w:r>
+        <w:rPr>
+          <w:rFonts w:ascii="Arial" w:hAnsi="Arial" w:cs="Arial"/>
+        </w:rPr>
+        <w:t>&lt;</w:t>
+      </w:r>
+      <w:proofErr w:type="spellStart"/>
+      <w:r>
+        <w:rPr>
+          <w:rFonts w:ascii="Arial" w:hAnsi="Arial" w:cs="Arial"/>
+        </w:rPr>
+        <w:t>Funcion_Main</w:t>
+      </w:r>
+      <w:proofErr w:type="spellEnd"/>
+      <w:r>
+        <w:rPr>
+          <w:rFonts w:ascii="Arial" w:hAnsi="Arial" w:cs="Arial"/>
+        </w:rPr>
+        <w:t>&gt; ::= &lt;Void&gt; &lt;Main&gt; &lt;</w:t>
+      </w:r>
+      <w:proofErr w:type="spellStart"/>
+      <w:r>
+        <w:rPr>
+          <w:rFonts w:ascii="Arial" w:hAnsi="Arial" w:cs="Arial"/>
+        </w:rPr>
+        <w:t>Par_Ini</w:t>
+      </w:r>
+      <w:proofErr w:type="spellEnd"/>
+      <w:r>
+        <w:rPr>
+          <w:rFonts w:ascii="Arial" w:hAnsi="Arial" w:cs="Arial"/>
+        </w:rPr>
+        <w:t>&gt; &lt;</w:t>
+      </w:r>
+      <w:proofErr w:type="spellStart"/>
+      <w:r>
+        <w:rPr>
+          <w:rFonts w:ascii="Arial" w:hAnsi="Arial" w:cs="Arial"/>
+        </w:rPr>
+        <w:t>Par_Fin</w:t>
+      </w:r>
+      <w:proofErr w:type="spellEnd"/>
+      <w:r>
+        <w:rPr>
+          <w:rFonts w:ascii="Arial" w:hAnsi="Arial" w:cs="Arial"/>
+        </w:rPr>
+        <w:t>&gt; &lt;Bloque&gt;</w:t>
+      </w:r>
     </w:p>
     <w:sectPr>
       <w:pgSz w:w="12240" w:h="15840"/>

--- a/Producciones.docx
+++ b/Producciones.docx
@@ -1599,59 +1599,7 @@
         <w:rPr>
           <w:rFonts w:ascii="Arial" w:hAnsi="Arial" w:cs="Arial"/>
         </w:rPr>
-        <w:t>&lt;Operando_Relacional&gt; ::= &lt;Id&gt;</w:t>
-      </w:r>
-    </w:p>
-    <w:p>
-      <w:pPr>
-        <w:rPr>
-          <w:rFonts w:ascii="Arial" w:hAnsi="Arial" w:cs="Arial"/>
-        </w:rPr>
-      </w:pPr>
-      <w:r>
-        <w:rPr>
-          <w:rFonts w:ascii="Arial" w:hAnsi="Arial" w:cs="Arial"/>
-        </w:rPr>
-        <w:t>&lt;Operando_Relacional&gt; ::= &lt;Lit_Int&gt;</w:t>
-      </w:r>
-    </w:p>
-    <w:p>
-      <w:pPr>
-        <w:rPr>
-          <w:rFonts w:ascii="Arial" w:hAnsi="Arial" w:cs="Arial"/>
-        </w:rPr>
-      </w:pPr>
-      <w:r>
-        <w:rPr>
-          <w:rFonts w:ascii="Arial" w:hAnsi="Arial" w:cs="Arial"/>
-        </w:rPr>
-        <w:t>&lt;Operando_Relacional&gt; ::= &lt;Lit_Float&gt;</w:t>
-      </w:r>
-    </w:p>
-    <w:p>
-      <w:pPr>
-        <w:rPr>
-          <w:rFonts w:ascii="Arial" w:hAnsi="Arial" w:cs="Arial"/>
-        </w:rPr>
-      </w:pPr>
-      <w:r>
-        <w:rPr>
-          <w:rFonts w:ascii="Arial" w:hAnsi="Arial" w:cs="Arial"/>
-        </w:rPr>
-        <w:t>&lt;Operando_Relacional&gt; ::= &lt;Acceso_Arreglo&gt;</w:t>
-      </w:r>
-    </w:p>
-    <w:p>
-      <w:pPr>
-        <w:rPr>
-          <w:rFonts w:ascii="Arial" w:hAnsi="Arial" w:cs="Arial"/>
-        </w:rPr>
-      </w:pPr>
-      <w:r>
-        <w:rPr>
-          <w:rFonts w:ascii="Arial" w:hAnsi="Arial" w:cs="Arial"/>
-        </w:rPr>
-        <w:t>&lt;Operando_Relacional&gt; ::= &lt;Llamada_Funcion&gt;</w:t>
+        <w:t>&lt;Operando_Relacional&gt; ::= &lt;Expr_Aritmetica&gt;</w:t>
       </w:r>
     </w:p>
     <w:p>
@@ -1756,571 +1704,928 @@
         <w:rPr>
           <w:rFonts w:ascii="Arial" w:hAnsi="Arial" w:cs="Arial"/>
         </w:rPr>
+        <w:t>&lt;Expr_Relacional&gt; ::= &lt;Cor_Ini&gt; &lt;Operando_Relacional&gt; &lt;Cor_Fin&gt; &lt;Op_Mayor_Ig&gt; &lt;Cor_Ini&gt; &lt;Operando_Relacional&gt; &lt;Cor_Fin&gt;</w:t>
+      </w:r>
+    </w:p>
+    <w:p>
+      <w:pPr>
+        <w:rPr>
+          <w:rFonts w:ascii="Arial" w:hAnsi="Arial" w:cs="Arial"/>
+        </w:rPr>
+      </w:pPr>
+      <w:r>
+        <w:rPr>
+          <w:rFonts w:ascii="Arial" w:hAnsi="Arial" w:cs="Arial"/>
+        </w:rPr>
+        <w:t>&lt;Expr_Relacional&gt; ::= &lt;Cor_Ini&gt; &lt;Operando_Igualdad&gt; &lt;Cor_Fin&gt; &lt;Op_Igual&gt; &lt;Cor_Ini&gt; &lt;Operando_Igualdad&gt; &lt;Cor_Fin&gt;</w:t>
+      </w:r>
+    </w:p>
+    <w:p>
+      <w:pPr>
+        <w:rPr>
+          <w:rFonts w:ascii="Arial" w:hAnsi="Arial" w:cs="Arial"/>
+        </w:rPr>
+      </w:pPr>
+      <w:r>
+        <w:rPr>
+          <w:rFonts w:ascii="Arial" w:hAnsi="Arial" w:cs="Arial"/>
+        </w:rPr>
+        <w:t>&lt;Expr_Relacional&gt; ::= &lt;Cor_Ini&gt; &lt;Operando_Igualdad&gt; &lt;Cor_Fin&gt; &lt;Op_Dif&gt;   &lt;Cor_Ini&gt; &lt;Operando_Igualdad&gt; &lt;Cor_Fin&gt;</w:t>
+      </w:r>
+    </w:p>
+    <w:p>
+      <w:pPr>
+        <w:rPr>
+          <w:rFonts w:ascii="Arial" w:hAnsi="Arial" w:cs="Arial"/>
+        </w:rPr>
+      </w:pPr>
+    </w:p>
+    <w:p>
+      <w:pPr>
+        <w:rPr>
+          <w:rFonts w:ascii="Arial" w:hAnsi="Arial" w:cs="Arial"/>
+        </w:rPr>
+      </w:pPr>
+      <w:r>
+        <w:rPr>
+          <w:rFonts w:ascii="Arial" w:hAnsi="Arial" w:cs="Arial"/>
+        </w:rPr>
+        <w:t>&lt;Operando_Logico&gt; ::= &lt;Lit_Bool&gt;</w:t>
+      </w:r>
+    </w:p>
+    <w:p>
+      <w:pPr>
+        <w:rPr>
+          <w:rFonts w:ascii="Arial" w:hAnsi="Arial" w:cs="Arial"/>
+        </w:rPr>
+      </w:pPr>
+      <w:r>
+        <w:rPr>
+          <w:rFonts w:ascii="Arial" w:hAnsi="Arial" w:cs="Arial"/>
+        </w:rPr>
+        <w:t>&lt;Operando_Logico&gt; ::= &lt;Expr_Relacional&gt;</w:t>
+      </w:r>
+    </w:p>
+    <w:p>
+      <w:pPr>
+        <w:rPr>
+          <w:rFonts w:ascii="Arial" w:hAnsi="Arial" w:cs="Arial"/>
+        </w:rPr>
+      </w:pPr>
+      <w:r>
+        <w:rPr>
+          <w:rFonts w:ascii="Arial" w:hAnsi="Arial" w:cs="Arial"/>
+        </w:rPr>
+        <w:t>&lt;Operando_Logico&gt; ::= &lt;Expr_Negacion_Logica&gt;</w:t>
+      </w:r>
+    </w:p>
+    <w:p>
+      <w:pPr>
+        <w:rPr>
+          <w:rFonts w:ascii="Arial" w:hAnsi="Arial" w:cs="Arial"/>
+        </w:rPr>
+      </w:pPr>
+      <w:r>
+        <w:rPr>
+          <w:rFonts w:ascii="Arial" w:hAnsi="Arial" w:cs="Arial"/>
+        </w:rPr>
+        <w:t>&lt;Operando_Logico&gt;</w:t>
+      </w:r>
+      <w:r>
+        <w:rPr>
+          <w:rFonts w:ascii="Arial" w:hAnsi="Arial" w:cs="Arial"/>
+        </w:rPr>
+        <w:t xml:space="preserve"> </w:t>
+      </w:r>
+      <w:r>
+        <w:rPr>
+          <w:rFonts w:ascii="Arial" w:hAnsi="Arial" w:cs="Arial"/>
+        </w:rPr>
+        <w:t>::= &lt;Llamada_Funcion&gt;</w:t>
+      </w:r>
+    </w:p>
+    <w:p>
+      <w:pPr>
+        <w:rPr>
+          <w:rFonts w:ascii="Arial" w:hAnsi="Arial" w:cs="Arial"/>
+        </w:rPr>
+      </w:pPr>
+    </w:p>
+    <w:p>
+      <w:pPr>
+        <w:rPr>
+          <w:rFonts w:ascii="Arial" w:hAnsi="Arial" w:cs="Arial"/>
+        </w:rPr>
+      </w:pPr>
+    </w:p>
+    <w:p>
+      <w:pPr>
+        <w:rPr>
+          <w:rFonts w:ascii="Arial" w:hAnsi="Arial" w:cs="Arial"/>
+        </w:rPr>
+      </w:pPr>
+      <w:r>
+        <w:rPr>
+          <w:rFonts w:ascii="Arial" w:hAnsi="Arial" w:cs="Arial"/>
+        </w:rPr>
+        <w:t>&lt;Expr_Logica&gt; ::= &lt;Par_Ini&gt; &lt;Operando_Logico&gt; &lt;Par_Fin&gt; &lt;Op_And&gt; &lt;Par_Ini&gt; &lt;Operando_Logico&gt; &lt;Par_Fin&gt;</w:t>
+      </w:r>
+    </w:p>
+    <w:p>
+      <w:pPr>
+        <w:rPr>
+          <w:rFonts w:ascii="Arial" w:hAnsi="Arial" w:cs="Arial"/>
+        </w:rPr>
+      </w:pPr>
+      <w:r>
+        <w:rPr>
+          <w:rFonts w:ascii="Arial" w:hAnsi="Arial" w:cs="Arial"/>
+        </w:rPr>
+        <w:t>&lt;Expr_Logica&gt; ::= &lt;Par_Ini&gt; &lt;Operando_Logico&gt; &lt;Par_Fin&gt; &lt;Op_Or&gt;  &lt;Par_Ini&gt; &lt;Operando_Logico&gt; &lt;Par_Fin&gt;</w:t>
+      </w:r>
+    </w:p>
+    <w:p>
+      <w:pPr>
+        <w:rPr>
+          <w:rFonts w:ascii="Arial" w:hAnsi="Arial" w:cs="Arial"/>
+        </w:rPr>
+      </w:pPr>
+    </w:p>
+    <w:p>
+      <w:pPr>
+        <w:rPr>
+          <w:rFonts w:ascii="Arial" w:hAnsi="Arial" w:cs="Arial"/>
+        </w:rPr>
+      </w:pPr>
+      <w:r>
+        <w:rPr>
+          <w:rFonts w:ascii="Arial" w:hAnsi="Arial" w:cs="Arial"/>
+        </w:rPr>
+        <w:t>&lt;Expr_Negacion_Logica&gt; ::= &lt;Op_Not&gt; &lt;Par_Ini&gt; &lt;Operando_Logico&gt; &lt;Par_Fin&gt;</w:t>
+      </w:r>
+    </w:p>
+    <w:p>
+      <w:pPr>
+        <w:rPr>
+          <w:rFonts w:ascii="Arial" w:hAnsi="Arial" w:cs="Arial"/>
+        </w:rPr>
+      </w:pPr>
+      <w:r>
+        <w:rPr>
+          <w:rFonts w:ascii="Arial" w:hAnsi="Arial" w:cs="Arial"/>
+        </w:rPr>
+        <w:t>&lt;Expr_Negacion_Logica&gt; ::= &lt;Op_Not&gt; &lt;Par_Ini&gt; &lt;Expr_Logica&gt; &lt;Par_Fin&gt;</w:t>
+      </w:r>
+    </w:p>
+    <w:p>
+      <w:pPr>
+        <w:rPr>
+          <w:rFonts w:ascii="Arial" w:hAnsi="Arial" w:cs="Arial"/>
+        </w:rPr>
+      </w:pPr>
+    </w:p>
+    <w:p>
+      <w:pPr>
+        <w:rPr>
+          <w:rFonts w:ascii="Arial" w:hAnsi="Arial" w:cs="Arial"/>
+        </w:rPr>
+      </w:pPr>
+      <w:r>
+        <w:rPr>
+          <w:rFonts w:ascii="Arial" w:hAnsi="Arial" w:cs="Arial"/>
+        </w:rPr>
+        <w:t>&lt;Expresion&gt; ::= &lt;Expr_Aritmetica&gt;</w:t>
+      </w:r>
+    </w:p>
+    <w:p>
+      <w:pPr>
+        <w:rPr>
+          <w:rFonts w:ascii="Arial" w:hAnsi="Arial" w:cs="Arial"/>
+        </w:rPr>
+      </w:pPr>
+      <w:r>
+        <w:rPr>
+          <w:rFonts w:ascii="Arial" w:hAnsi="Arial" w:cs="Arial"/>
+        </w:rPr>
+        <w:t>&lt;Expresion&gt; ::= &lt;Expr_Relacional&gt;</w:t>
+      </w:r>
+    </w:p>
+    <w:p>
+      <w:pPr>
+        <w:rPr>
+          <w:rFonts w:ascii="Arial" w:hAnsi="Arial" w:cs="Arial"/>
+        </w:rPr>
+      </w:pPr>
+      <w:r>
+        <w:rPr>
+          <w:rFonts w:ascii="Arial" w:hAnsi="Arial" w:cs="Arial"/>
+        </w:rPr>
+        <w:t>&lt;Expresion&gt; ::= &lt;Expr_Logica&gt;</w:t>
+      </w:r>
+    </w:p>
+    <w:p>
+      <w:pPr>
+        <w:rPr>
+          <w:rFonts w:ascii="Arial" w:hAnsi="Arial" w:cs="Arial"/>
+        </w:rPr>
+      </w:pPr>
+      <w:r>
+        <w:rPr>
+          <w:rFonts w:ascii="Arial" w:hAnsi="Arial" w:cs="Arial"/>
+        </w:rPr>
+        <w:t>&lt;Expresion&gt; ::= &lt;Expr_Negacion_Logica&gt;</w:t>
+      </w:r>
+    </w:p>
+    <w:p>
+      <w:pPr>
+        <w:rPr>
+          <w:rFonts w:ascii="Arial" w:hAnsi="Arial" w:cs="Arial"/>
+        </w:rPr>
+      </w:pPr>
+    </w:p>
+    <w:p>
+      <w:pPr>
+        <w:rPr>
+          <w:rFonts w:ascii="Arial" w:hAnsi="Arial" w:cs="Arial"/>
+        </w:rPr>
+      </w:pPr>
+      <w:r>
+        <w:rPr>
+          <w:rFonts w:ascii="Arial" w:hAnsi="Arial" w:cs="Arial"/>
+        </w:rPr>
+        <w:t>&lt;Declaracion_Var_Simple&gt;</w:t>
+      </w:r>
+      <w:r>
+        <w:rPr>
+          <w:rFonts w:ascii="Arial" w:hAnsi="Arial" w:cs="Arial"/>
+        </w:rPr>
+        <w:t xml:space="preserve"> </w:t>
+      </w:r>
+      <w:r>
+        <w:rPr>
+          <w:rFonts w:ascii="Arial" w:hAnsi="Arial" w:cs="Arial"/>
+        </w:rPr>
+        <w:t>::= &lt;Val&gt; &lt;Tipo&gt; &lt;Id&gt; &lt;Fin_Expr&gt;</w:t>
+      </w:r>
+    </w:p>
+    <w:p>
+      <w:pPr>
+        <w:rPr>
+          <w:rFonts w:ascii="Arial" w:hAnsi="Arial" w:cs="Arial"/>
+        </w:rPr>
+      </w:pPr>
+      <w:r>
+        <w:rPr>
+          <w:rFonts w:ascii="Arial" w:hAnsi="Arial" w:cs="Arial"/>
+        </w:rPr>
+        <w:t>&lt;Declaracion_Var_Asignada&gt; ::= &lt;Val&gt; &lt;Tipo&gt; &lt;Id&gt; &lt;Op_Asig&gt; &lt;Expresion&gt; &lt;Fin_Expr&gt;</w:t>
+      </w:r>
+    </w:p>
+    <w:p>
+      <w:pPr>
+        <w:rPr>
+          <w:rFonts w:ascii="Arial" w:hAnsi="Arial" w:cs="Arial"/>
+        </w:rPr>
+      </w:pPr>
+      <w:r>
+        <w:rPr>
+          <w:rFonts w:ascii="Arial" w:hAnsi="Arial" w:cs="Arial"/>
+        </w:rPr>
+        <w:t>&lt;Asignacion_Var&gt;</w:t>
+      </w:r>
+      <w:r>
+        <w:rPr>
+          <w:rFonts w:ascii="Arial" w:hAnsi="Arial" w:cs="Arial"/>
+        </w:rPr>
+        <w:t xml:space="preserve"> </w:t>
+      </w:r>
+      <w:r>
+        <w:rPr>
+          <w:rFonts w:ascii="Arial" w:hAnsi="Arial" w:cs="Arial"/>
+        </w:rPr>
+        <w:t>::= &lt;Id&gt; &lt;Op_Asig&gt; &lt;Expresion&gt; &lt;Fin_Expr&gt;</w:t>
+      </w:r>
+    </w:p>
+    <w:p>
+      <w:pPr>
+        <w:rPr>
+          <w:rFonts w:ascii="Arial" w:hAnsi="Arial" w:cs="Arial"/>
+        </w:rPr>
+      </w:pPr>
+      <w:r>
+        <w:rPr>
+          <w:rFonts w:ascii="Arial" w:hAnsi="Arial" w:cs="Arial"/>
+        </w:rPr>
+        <w:t>&lt;Expr_Sin_Asignacion&gt; ::= &lt;Expresion&gt; &lt;Fin_Expr&gt;</w:t>
+      </w:r>
+    </w:p>
+    <w:p>
+      <w:pPr>
+        <w:rPr>
+          <w:rFonts w:ascii="Arial" w:hAnsi="Arial" w:cs="Arial"/>
+        </w:rPr>
+      </w:pPr>
+    </w:p>
+    <w:p>
+      <w:pPr>
+        <w:rPr>
+          <w:rFonts w:ascii="Arial" w:hAnsi="Arial" w:cs="Arial"/>
+        </w:rPr>
+      </w:pPr>
+      <w:r>
+        <w:rPr>
+          <w:rFonts w:ascii="Arial" w:hAnsi="Arial" w:cs="Arial"/>
+        </w:rPr>
+        <w:t>&lt;Tipo_Retorno&gt; ::= "int" | "float" | "char" | "bool"</w:t>
+      </w:r>
+    </w:p>
+    <w:p>
+      <w:pPr>
+        <w:rPr>
+          <w:rFonts w:ascii="Arial" w:hAnsi="Arial" w:cs="Arial"/>
+        </w:rPr>
+      </w:pPr>
+    </w:p>
+    <w:p>
+      <w:pPr>
+        <w:rPr>
+          <w:rFonts w:ascii="Arial" w:hAnsi="Arial" w:cs="Arial"/>
+        </w:rPr>
+      </w:pPr>
+      <w:r>
+        <w:rPr>
+          <w:rFonts w:ascii="Arial" w:hAnsi="Arial" w:cs="Arial"/>
+        </w:rPr>
         <w:lastRenderedPageBreak/>
-        <w:t>&lt;Expr_Relacional&gt; ::= &lt;Cor_Ini&gt; &lt;Operando_Relacional&gt; &lt;Cor_Fin&gt; &lt;Op_Mayor_Ig&gt; &lt;Cor_Ini&gt; &lt;Operando_Relacional&gt; &lt;Cor_Fin&gt;</w:t>
-      </w:r>
-    </w:p>
-    <w:p>
-      <w:pPr>
-        <w:rPr>
-          <w:rFonts w:ascii="Arial" w:hAnsi="Arial" w:cs="Arial"/>
-        </w:rPr>
-      </w:pPr>
-      <w:r>
-        <w:rPr>
-          <w:rFonts w:ascii="Arial" w:hAnsi="Arial" w:cs="Arial"/>
-        </w:rPr>
-        <w:t>&lt;Expr_Relacional&gt; ::= &lt;Cor_Ini&gt; &lt;Operando_Igualdad&gt; &lt;Cor_Fin&gt; &lt;Op_Igual&gt; &lt;Cor_Ini&gt; &lt;Operando_Igualdad&gt; &lt;Cor_Fin&gt;</w:t>
-      </w:r>
-    </w:p>
-    <w:p>
-      <w:pPr>
-        <w:rPr>
-          <w:rFonts w:ascii="Arial" w:hAnsi="Arial" w:cs="Arial"/>
-        </w:rPr>
-      </w:pPr>
-      <w:r>
-        <w:rPr>
-          <w:rFonts w:ascii="Arial" w:hAnsi="Arial" w:cs="Arial"/>
-        </w:rPr>
-        <w:t>&lt;Expr_Relacional&gt; ::= &lt;Cor_Ini&gt; &lt;Operando_Igualdad&gt; &lt;Cor_Fin&gt; &lt;Op_Dif&gt;   &lt;Cor_Ini&gt; &lt;Operando_Igualdad&gt; &lt;Cor_Fin&gt;</w:t>
-      </w:r>
-    </w:p>
-    <w:p>
-      <w:pPr>
-        <w:rPr>
-          <w:rFonts w:ascii="Arial" w:hAnsi="Arial" w:cs="Arial"/>
-        </w:rPr>
-      </w:pPr>
-    </w:p>
-    <w:p>
-      <w:pPr>
-        <w:rPr>
-          <w:rFonts w:ascii="Arial" w:hAnsi="Arial" w:cs="Arial"/>
-        </w:rPr>
-      </w:pPr>
-      <w:r>
-        <w:rPr>
-          <w:rFonts w:ascii="Arial" w:hAnsi="Arial" w:cs="Arial"/>
-        </w:rPr>
-        <w:t>&lt;Operando_Logico&gt; ::= &lt;Lit_Bool&gt;</w:t>
-      </w:r>
-    </w:p>
-    <w:p>
-      <w:pPr>
-        <w:rPr>
-          <w:rFonts w:ascii="Arial" w:hAnsi="Arial" w:cs="Arial"/>
-        </w:rPr>
-      </w:pPr>
-      <w:r>
-        <w:rPr>
-          <w:rFonts w:ascii="Arial" w:hAnsi="Arial" w:cs="Arial"/>
-        </w:rPr>
-        <w:t>&lt;Operando_Logico&gt; ::= &lt;Expr_Relacional&gt;</w:t>
-      </w:r>
-    </w:p>
-    <w:p>
-      <w:pPr>
-        <w:rPr>
-          <w:rFonts w:ascii="Arial" w:hAnsi="Arial" w:cs="Arial"/>
-        </w:rPr>
-      </w:pPr>
-      <w:r>
-        <w:rPr>
-          <w:rFonts w:ascii="Arial" w:hAnsi="Arial" w:cs="Arial"/>
-        </w:rPr>
-        <w:t>&lt;Operando_Logico&gt; ::= &lt;Expr_Negacion_Logica&gt;</w:t>
-      </w:r>
-    </w:p>
-    <w:p>
-      <w:pPr>
-        <w:rPr>
-          <w:rFonts w:ascii="Arial" w:hAnsi="Arial" w:cs="Arial"/>
-        </w:rPr>
-      </w:pPr>
-      <w:r>
-        <w:rPr>
-          <w:rFonts w:ascii="Arial" w:hAnsi="Arial" w:cs="Arial"/>
-        </w:rPr>
-        <w:t>&lt;Operando_Logico&gt;</w:t>
-      </w:r>
-      <w:r>
-        <w:rPr>
-          <w:rFonts w:ascii="Arial" w:hAnsi="Arial" w:cs="Arial"/>
-        </w:rPr>
-        <w:t xml:space="preserve"> </w:t>
-      </w:r>
-      <w:r>
-        <w:rPr>
-          <w:rFonts w:ascii="Arial" w:hAnsi="Arial" w:cs="Arial"/>
-        </w:rPr>
-        <w:t>::= &lt;Llamada_Funcion&gt;</w:t>
-      </w:r>
-    </w:p>
-    <w:p>
-      <w:pPr>
-        <w:rPr>
-          <w:rFonts w:ascii="Arial" w:hAnsi="Arial" w:cs="Arial"/>
-        </w:rPr>
-      </w:pPr>
-    </w:p>
-    <w:p>
-      <w:pPr>
-        <w:rPr>
-          <w:rFonts w:ascii="Arial" w:hAnsi="Arial" w:cs="Arial"/>
-        </w:rPr>
-      </w:pPr>
-    </w:p>
-    <w:p>
-      <w:pPr>
-        <w:rPr>
-          <w:rFonts w:ascii="Arial" w:hAnsi="Arial" w:cs="Arial"/>
-        </w:rPr>
-      </w:pPr>
-      <w:r>
-        <w:rPr>
-          <w:rFonts w:ascii="Arial" w:hAnsi="Arial" w:cs="Arial"/>
-        </w:rPr>
-        <w:t>&lt;Expr_Logica&gt; ::= &lt;Par_Ini&gt; &lt;Operando_Logico&gt; &lt;Par_Fin&gt; &lt;Op_And&gt; &lt;Par_Ini&gt; &lt;Operando_Logico&gt; &lt;Par_Fin&gt;</w:t>
-      </w:r>
-    </w:p>
-    <w:p>
-      <w:pPr>
-        <w:rPr>
-          <w:rFonts w:ascii="Arial" w:hAnsi="Arial" w:cs="Arial"/>
-        </w:rPr>
-      </w:pPr>
-      <w:r>
-        <w:rPr>
-          <w:rFonts w:ascii="Arial" w:hAnsi="Arial" w:cs="Arial"/>
-        </w:rPr>
-        <w:t>&lt;Expr_Logica&gt; ::= &lt;Par_Ini&gt; &lt;Operando_Logico&gt; &lt;Par_Fin&gt; &lt;Op_Or&gt;  &lt;Par_Ini&gt; &lt;Operando_Logico&gt; &lt;Par_Fin&gt;</w:t>
-      </w:r>
-    </w:p>
-    <w:p>
-      <w:pPr>
-        <w:rPr>
-          <w:rFonts w:ascii="Arial" w:hAnsi="Arial" w:cs="Arial"/>
-        </w:rPr>
-      </w:pPr>
-    </w:p>
-    <w:p>
-      <w:pPr>
-        <w:rPr>
-          <w:rFonts w:ascii="Arial" w:hAnsi="Arial" w:cs="Arial"/>
-        </w:rPr>
-      </w:pPr>
-      <w:r>
-        <w:rPr>
-          <w:rFonts w:ascii="Arial" w:hAnsi="Arial" w:cs="Arial"/>
-        </w:rPr>
-        <w:t>&lt;Expr_Negacion_Logica&gt; ::= &lt;Op_Not&gt; &lt;Par_Ini&gt; &lt;Operando_Logico&gt; &lt;Par_Fin&gt;</w:t>
-      </w:r>
-    </w:p>
-    <w:p>
-      <w:pPr>
-        <w:rPr>
-          <w:rFonts w:ascii="Arial" w:hAnsi="Arial" w:cs="Arial"/>
-        </w:rPr>
-      </w:pPr>
-      <w:r>
-        <w:rPr>
-          <w:rFonts w:ascii="Arial" w:hAnsi="Arial" w:cs="Arial"/>
-        </w:rPr>
-        <w:t>&lt;Expr_Negacion_Logica&gt; ::= &lt;Op_Not&gt; &lt;Par_Ini&gt; &lt;Expr_Logica&gt; &lt;Par_Fin&gt;</w:t>
-      </w:r>
-    </w:p>
-    <w:p>
-      <w:pPr>
-        <w:rPr>
-          <w:rFonts w:ascii="Arial" w:hAnsi="Arial" w:cs="Arial"/>
-        </w:rPr>
-      </w:pPr>
-    </w:p>
-    <w:p>
-      <w:pPr>
-        <w:rPr>
-          <w:rFonts w:ascii="Arial" w:hAnsi="Arial" w:cs="Arial"/>
-        </w:rPr>
-      </w:pPr>
-      <w:r>
-        <w:rPr>
-          <w:rFonts w:ascii="Arial" w:hAnsi="Arial" w:cs="Arial"/>
-        </w:rPr>
-        <w:t>&lt;Expresion&gt; ::= &lt;Expr_Aritmetica&gt;</w:t>
-      </w:r>
-    </w:p>
-    <w:p>
-      <w:pPr>
-        <w:rPr>
-          <w:rFonts w:ascii="Arial" w:hAnsi="Arial" w:cs="Arial"/>
-        </w:rPr>
-      </w:pPr>
-      <w:r>
-        <w:rPr>
-          <w:rFonts w:ascii="Arial" w:hAnsi="Arial" w:cs="Arial"/>
-        </w:rPr>
-        <w:t>&lt;Expresion&gt; ::= &lt;Expr_Relacional&gt;</w:t>
-      </w:r>
-    </w:p>
-    <w:p>
-      <w:pPr>
-        <w:rPr>
-          <w:rFonts w:ascii="Arial" w:hAnsi="Arial" w:cs="Arial"/>
-        </w:rPr>
-      </w:pPr>
-      <w:r>
-        <w:rPr>
-          <w:rFonts w:ascii="Arial" w:hAnsi="Arial" w:cs="Arial"/>
-        </w:rPr>
-        <w:t>&lt;Expresion&gt; ::= &lt;Expr_Logica&gt;</w:t>
-      </w:r>
-    </w:p>
-    <w:p>
-      <w:pPr>
-        <w:rPr>
-          <w:rFonts w:ascii="Arial" w:hAnsi="Arial" w:cs="Arial"/>
-        </w:rPr>
-      </w:pPr>
-      <w:r>
-        <w:rPr>
-          <w:rFonts w:ascii="Arial" w:hAnsi="Arial" w:cs="Arial"/>
-        </w:rPr>
-        <w:t>&lt;Expresion&gt; ::= &lt;Expr_Negacion_Logica&gt;</w:t>
-      </w:r>
-    </w:p>
-    <w:p>
-      <w:pPr>
-        <w:rPr>
-          <w:rFonts w:ascii="Arial" w:hAnsi="Arial" w:cs="Arial"/>
-        </w:rPr>
-      </w:pPr>
-    </w:p>
-    <w:p>
-      <w:pPr>
-        <w:rPr>
-          <w:rFonts w:ascii="Arial" w:hAnsi="Arial" w:cs="Arial"/>
-        </w:rPr>
-      </w:pPr>
-      <w:r>
-        <w:rPr>
-          <w:rFonts w:ascii="Arial" w:hAnsi="Arial" w:cs="Arial"/>
-        </w:rPr>
-        <w:t>&lt;Declaracion_Var_Simple&gt;</w:t>
-      </w:r>
-      <w:r>
-        <w:rPr>
-          <w:rFonts w:ascii="Arial" w:hAnsi="Arial" w:cs="Arial"/>
-        </w:rPr>
-        <w:t xml:space="preserve"> </w:t>
-      </w:r>
-      <w:r>
-        <w:rPr>
-          <w:rFonts w:ascii="Arial" w:hAnsi="Arial" w:cs="Arial"/>
-        </w:rPr>
-        <w:t>::= &lt;Val&gt; &lt;Tipo&gt; &lt;Id&gt; &lt;Fin_Expr&gt;</w:t>
-      </w:r>
-    </w:p>
-    <w:p>
-      <w:pPr>
-        <w:rPr>
-          <w:rFonts w:ascii="Arial" w:hAnsi="Arial" w:cs="Arial"/>
-        </w:rPr>
-      </w:pPr>
-      <w:r>
-        <w:rPr>
-          <w:rFonts w:ascii="Arial" w:hAnsi="Arial" w:cs="Arial"/>
-        </w:rPr>
-        <w:t>&lt;Declaracion_Var_Asignada&gt; ::= &lt;Val&gt; &lt;Tipo&gt; &lt;Id&gt; &lt;Op_Asig&gt; &lt;Expresion&gt; &lt;Fin_Expr&gt;</w:t>
-      </w:r>
-    </w:p>
-    <w:p>
-      <w:pPr>
-        <w:rPr>
-          <w:rFonts w:ascii="Arial" w:hAnsi="Arial" w:cs="Arial"/>
-        </w:rPr>
-      </w:pPr>
-      <w:r>
-        <w:rPr>
-          <w:rFonts w:ascii="Arial" w:hAnsi="Arial" w:cs="Arial"/>
+        <w:t>&lt;Parametro&gt; ::= &lt;Tipo&gt; &lt;Id&gt;</w:t>
+      </w:r>
+    </w:p>
+    <w:p>
+      <w:pPr>
+        <w:rPr>
+          <w:rFonts w:ascii="Arial" w:hAnsi="Arial" w:cs="Arial"/>
+        </w:rPr>
+      </w:pPr>
+      <w:r>
+        <w:rPr>
+          <w:rFonts w:ascii="Arial" w:hAnsi="Arial" w:cs="Arial"/>
+        </w:rPr>
+        <w:t>&lt;Parametros&gt; ::= &lt;Parametro&gt;</w:t>
+      </w:r>
+    </w:p>
+    <w:p>
+      <w:pPr>
+        <w:rPr>
+          <w:rFonts w:ascii="Arial" w:hAnsi="Arial" w:cs="Arial"/>
+        </w:rPr>
+      </w:pPr>
+      <w:r>
+        <w:rPr>
+          <w:rFonts w:ascii="Arial" w:hAnsi="Arial" w:cs="Arial"/>
+        </w:rPr>
+        <w:t>&lt;Parametros&gt; ::= &lt;Parametro&gt; &lt;Coma&gt; &lt;Parametros&gt;</w:t>
+      </w:r>
+    </w:p>
+    <w:p>
+      <w:pPr>
+        <w:rPr>
+          <w:rFonts w:ascii="Arial" w:hAnsi="Arial" w:cs="Arial"/>
+        </w:rPr>
+      </w:pPr>
+    </w:p>
+    <w:p>
+      <w:pPr>
+        <w:rPr>
+          <w:rFonts w:ascii="Arial" w:hAnsi="Arial" w:cs="Arial"/>
+        </w:rPr>
+      </w:pPr>
+      <w:r>
+        <w:rPr>
+          <w:rFonts w:ascii="Arial" w:hAnsi="Arial" w:cs="Arial"/>
+        </w:rPr>
+        <w:t>&lt;Declaracion_Funcion&gt; ::= &lt;Tipo_Retorno&gt; &lt;Id&gt; &lt;Par_Ini&gt; &lt;Parametros&gt; &lt;Par_Fin&gt; &lt;Bloque&gt;</w:t>
+      </w:r>
+    </w:p>
+    <w:p>
+      <w:pPr>
+        <w:rPr>
+          <w:rFonts w:ascii="Arial" w:hAnsi="Arial" w:cs="Arial"/>
+        </w:rPr>
+      </w:pPr>
+      <w:r>
+        <w:rPr>
+          <w:rFonts w:ascii="Arial" w:hAnsi="Arial" w:cs="Arial"/>
+        </w:rPr>
+        <w:t>&lt;Declaracion_Funcion&gt; ::= &lt;Tipo_Retorno&gt; &lt;Id&gt; &lt;Par_Ini&gt; &lt;Par_Fin&gt; &lt;Bloque&gt;</w:t>
+      </w:r>
+    </w:p>
+    <w:p>
+      <w:pPr>
+        <w:rPr>
+          <w:rFonts w:ascii="Arial" w:hAnsi="Arial" w:cs="Arial"/>
+        </w:rPr>
+      </w:pPr>
+    </w:p>
+    <w:p>
+      <w:pPr>
+        <w:rPr>
+          <w:rFonts w:ascii="Arial" w:hAnsi="Arial" w:cs="Arial"/>
+        </w:rPr>
+      </w:pPr>
+      <w:r>
+        <w:rPr>
+          <w:rFonts w:ascii="Arial" w:hAnsi="Arial" w:cs="Arial"/>
+        </w:rPr>
+        <w:t>&lt;Argumento&gt; ::= &lt;Expresion&gt;</w:t>
+      </w:r>
+    </w:p>
+    <w:p>
+      <w:pPr>
+        <w:rPr>
+          <w:rFonts w:ascii="Arial" w:hAnsi="Arial" w:cs="Arial"/>
+        </w:rPr>
+      </w:pPr>
+      <w:r>
+        <w:rPr>
+          <w:rFonts w:ascii="Arial" w:hAnsi="Arial" w:cs="Arial"/>
+        </w:rPr>
+        <w:t>&lt;Argumentos&gt; ::= &lt;Argumento&gt;</w:t>
+      </w:r>
+    </w:p>
+    <w:p>
+      <w:pPr>
+        <w:rPr>
+          <w:rFonts w:ascii="Arial" w:hAnsi="Arial" w:cs="Arial"/>
+        </w:rPr>
+      </w:pPr>
+      <w:r>
+        <w:rPr>
+          <w:rFonts w:ascii="Arial" w:hAnsi="Arial" w:cs="Arial"/>
+        </w:rPr>
+        <w:t>&lt;Argumentos&gt; ::= &lt;Argumento&gt; &lt;Coma&gt; &lt;Argumentos&gt;</w:t>
+      </w:r>
+    </w:p>
+    <w:p>
+      <w:pPr>
+        <w:rPr>
+          <w:rFonts w:ascii="Arial" w:hAnsi="Arial" w:cs="Arial"/>
+        </w:rPr>
+      </w:pPr>
+    </w:p>
+    <w:p>
+      <w:pPr>
+        <w:rPr>
+          <w:rFonts w:ascii="Arial" w:hAnsi="Arial" w:cs="Arial"/>
+        </w:rPr>
+      </w:pPr>
+      <w:r>
+        <w:rPr>
+          <w:rFonts w:ascii="Arial" w:hAnsi="Arial" w:cs="Arial"/>
+        </w:rPr>
+        <w:t>&lt;Llamada_Funcion&gt; ::= &lt;Id&gt; &lt;Par_Ini&gt; &lt;Argumentos&gt; &lt;Par_Fin&gt;</w:t>
+      </w:r>
+    </w:p>
+    <w:p>
+      <w:pPr>
+        <w:rPr>
+          <w:rFonts w:ascii="Arial" w:hAnsi="Arial" w:cs="Arial"/>
+        </w:rPr>
+      </w:pPr>
+      <w:r>
+        <w:rPr>
+          <w:rFonts w:ascii="Arial" w:hAnsi="Arial" w:cs="Arial"/>
+        </w:rPr>
+        <w:t>&lt;Llamada_Funcion&gt; ::= &lt;Id&gt; &lt;Par_Ini&gt; &lt;Par_Fin&gt;</w:t>
+      </w:r>
+      <w:r>
+        <w:rPr>
+          <w:rFonts w:ascii="Arial" w:hAnsi="Arial" w:cs="Arial"/>
+        </w:rPr>
+        <w:br/>
+      </w:r>
+      <w:r>
+        <w:rPr>
+          <w:rFonts w:ascii="Arial" w:hAnsi="Arial" w:cs="Arial"/>
+        </w:rPr>
+        <w:br/>
+      </w:r>
+    </w:p>
+    <w:p>
+      <w:pPr>
+        <w:rPr>
+          <w:rFonts w:ascii="Arial" w:hAnsi="Arial" w:cs="Arial"/>
+        </w:rPr>
+      </w:pPr>
+      <w:r>
+        <w:rPr>
+          <w:rFonts w:ascii="Arial" w:hAnsi="Arial" w:cs="Arial"/>
+        </w:rPr>
+        <w:t>&lt;Caracter_Comentario&gt; ::= [^¡!|]</w:t>
+      </w:r>
+    </w:p>
+    <w:p>
+      <w:pPr>
+        <w:rPr>
+          <w:rFonts w:ascii="Arial" w:hAnsi="Arial" w:cs="Arial"/>
+        </w:rPr>
+      </w:pPr>
+      <w:r>
+        <w:rPr>
+          <w:rFonts w:ascii="Arial" w:hAnsi="Arial" w:cs="Arial"/>
+        </w:rPr>
+        <w:t>&lt;Contenido_Comentario&gt; ::= &lt;Caracter_Comentario&gt; &lt;Contenido_Comentario&gt; |ε</w:t>
+      </w:r>
+    </w:p>
+    <w:p>
+      <w:pPr>
+        <w:rPr>
+          <w:rFonts w:ascii="Arial" w:hAnsi="Arial" w:cs="Arial"/>
+        </w:rPr>
+      </w:pPr>
+      <w:r>
+        <w:rPr>
+          <w:rFonts w:ascii="Arial" w:hAnsi="Arial" w:cs="Arial"/>
+        </w:rPr>
+        <w:t>&lt;Comentario_Linea&gt; ::= &lt;Com_Linea&gt; &lt;Contenido_Comentario&gt;</w:t>
+      </w:r>
+    </w:p>
+    <w:p>
+      <w:pPr>
+        <w:rPr>
+          <w:rFonts w:ascii="Arial" w:hAnsi="Arial" w:cs="Arial"/>
+        </w:rPr>
+      </w:pPr>
+      <w:r>
+        <w:rPr>
+          <w:rFonts w:ascii="Arial" w:hAnsi="Arial" w:cs="Arial"/>
+        </w:rPr>
+        <w:t>&lt;Comentario_Multi&gt; ::= &lt;Com_Multi_Ini&gt; &lt;Contenido_Comentario&gt; &lt;Com_Multi_Fin&gt;</w:t>
+      </w:r>
+    </w:p>
+    <w:p>
+      <w:pPr>
+        <w:rPr>
+          <w:rFonts w:ascii="Arial" w:hAnsi="Arial" w:cs="Arial"/>
+        </w:rPr>
+      </w:pPr>
+    </w:p>
+    <w:p>
+      <w:pPr>
+        <w:rPr>
+          <w:rFonts w:ascii="Arial" w:hAnsi="Arial" w:cs="Arial"/>
+        </w:rPr>
+      </w:pPr>
+    </w:p>
+    <w:p>
+      <w:pPr>
+        <w:rPr>
+          <w:rFonts w:ascii="Arial" w:hAnsi="Arial" w:cs="Arial"/>
+        </w:rPr>
+      </w:pPr>
+      <w:r>
+        <w:rPr>
+          <w:rFonts w:ascii="Arial" w:hAnsi="Arial" w:cs="Arial"/>
+        </w:rPr>
+        <w:t>&lt;Sentencia_Read&gt; ::= &lt;Read&gt; &lt;Par_Ini&gt; &lt;Id&gt; &lt;Par_Fin&gt; &lt;Fin_Expr&gt;</w:t>
+      </w:r>
+    </w:p>
+    <w:p>
+      <w:pPr>
+        <w:rPr>
+          <w:rFonts w:ascii="Arial" w:hAnsi="Arial" w:cs="Arial"/>
+          <w:lang w:val="en-US"/>
+        </w:rPr>
+      </w:pPr>
+      <w:r>
+        <w:rPr>
+          <w:rFonts w:ascii="Arial" w:hAnsi="Arial" w:cs="Arial"/>
+          <w:lang w:val="en-US"/>
+        </w:rPr>
+        <w:t>&lt;Operando_Write&gt; ::= &lt;Id&gt;</w:t>
+      </w:r>
+    </w:p>
+    <w:p>
+      <w:pPr>
+        <w:rPr>
+          <w:rFonts w:ascii="Arial" w:hAnsi="Arial" w:cs="Arial"/>
+          <w:lang w:val="en-US"/>
+        </w:rPr>
+      </w:pPr>
+      <w:r>
+        <w:rPr>
+          <w:rFonts w:ascii="Arial" w:hAnsi="Arial" w:cs="Arial"/>
+          <w:lang w:val="en-US"/>
+        </w:rPr>
+        <w:t>&lt;Operando_Write&gt; ::= &lt;Lit_Int&gt;</w:t>
+      </w:r>
+    </w:p>
+    <w:p>
+      <w:pPr>
+        <w:rPr>
+          <w:rFonts w:ascii="Arial" w:hAnsi="Arial" w:cs="Arial"/>
+          <w:lang w:val="en-US"/>
+        </w:rPr>
+      </w:pPr>
+      <w:r>
+        <w:rPr>
+          <w:rFonts w:ascii="Arial" w:hAnsi="Arial" w:cs="Arial"/>
+          <w:lang w:val="en-US"/>
+        </w:rPr>
+        <w:t>&lt;Operando_Write&gt; ::= &lt;Lit_Float&gt;</w:t>
+      </w:r>
+    </w:p>
+    <w:p>
+      <w:pPr>
+        <w:rPr>
+          <w:rFonts w:ascii="Arial" w:hAnsi="Arial" w:cs="Arial"/>
+          <w:lang w:val="en-US"/>
+        </w:rPr>
+      </w:pPr>
+      <w:r>
+        <w:rPr>
+          <w:rFonts w:ascii="Arial" w:hAnsi="Arial" w:cs="Arial"/>
+          <w:lang w:val="en-US"/>
+        </w:rPr>
+        <w:t>&lt;Operando_Write&gt; ::= &lt;Lit_Bool&gt;</w:t>
+      </w:r>
+    </w:p>
+    <w:p>
+      <w:pPr>
+        <w:rPr>
+          <w:rFonts w:ascii="Arial" w:hAnsi="Arial" w:cs="Arial"/>
+          <w:lang w:val="en-US"/>
+        </w:rPr>
+      </w:pPr>
+      <w:r>
+        <w:rPr>
+          <w:rFonts w:ascii="Arial" w:hAnsi="Arial" w:cs="Arial"/>
+          <w:lang w:val="en-US"/>
         </w:rPr>
         <w:lastRenderedPageBreak/>
-        <w:t>&lt;Asignacion_Var&gt;</w:t>
-      </w:r>
-      <w:r>
-        <w:rPr>
-          <w:rFonts w:ascii="Arial" w:hAnsi="Arial" w:cs="Arial"/>
-        </w:rPr>
-        <w:t xml:space="preserve"> </w:t>
-      </w:r>
-      <w:r>
-        <w:rPr>
-          <w:rFonts w:ascii="Arial" w:hAnsi="Arial" w:cs="Arial"/>
-        </w:rPr>
-        <w:t>::= &lt;Id&gt; &lt;Op_Asig&gt; &lt;Expresion&gt; &lt;Fin_Expr&gt;</w:t>
-      </w:r>
-    </w:p>
-    <w:p>
-      <w:pPr>
-        <w:rPr>
-          <w:rFonts w:ascii="Arial" w:hAnsi="Arial" w:cs="Arial"/>
-        </w:rPr>
-      </w:pPr>
-      <w:r>
-        <w:rPr>
-          <w:rFonts w:ascii="Arial" w:hAnsi="Arial" w:cs="Arial"/>
-        </w:rPr>
-        <w:t>&lt;Expr_Sin_Asignacion&gt; ::= &lt;Expresion&gt; &lt;Fin_Expr&gt;</w:t>
-      </w:r>
-    </w:p>
-    <w:p>
-      <w:pPr>
-        <w:rPr>
-          <w:rFonts w:ascii="Arial" w:hAnsi="Arial" w:cs="Arial"/>
-        </w:rPr>
-      </w:pPr>
-    </w:p>
-    <w:p>
-      <w:pPr>
-        <w:rPr>
-          <w:rFonts w:ascii="Arial" w:hAnsi="Arial" w:cs="Arial"/>
-        </w:rPr>
-      </w:pPr>
-      <w:r>
-        <w:rPr>
-          <w:rFonts w:ascii="Arial" w:hAnsi="Arial" w:cs="Arial"/>
-        </w:rPr>
-        <w:t>&lt;Tipo_Retorno&gt; ::= "int" | "float" | "char" | "bool"</w:t>
-      </w:r>
-    </w:p>
-    <w:p>
-      <w:pPr>
-        <w:rPr>
-          <w:rFonts w:ascii="Arial" w:hAnsi="Arial" w:cs="Arial"/>
-        </w:rPr>
-      </w:pPr>
-    </w:p>
-    <w:p>
-      <w:pPr>
-        <w:rPr>
-          <w:rFonts w:ascii="Arial" w:hAnsi="Arial" w:cs="Arial"/>
-        </w:rPr>
-      </w:pPr>
-      <w:r>
-        <w:rPr>
-          <w:rFonts w:ascii="Arial" w:hAnsi="Arial" w:cs="Arial"/>
-        </w:rPr>
-        <w:t>&lt;Parametro&gt; ::= &lt;Tipo&gt; &lt;Id&gt;</w:t>
-      </w:r>
-    </w:p>
-    <w:p>
-      <w:pPr>
-        <w:rPr>
-          <w:rFonts w:ascii="Arial" w:hAnsi="Arial" w:cs="Arial"/>
-        </w:rPr>
-      </w:pPr>
-      <w:r>
-        <w:rPr>
-          <w:rFonts w:ascii="Arial" w:hAnsi="Arial" w:cs="Arial"/>
-        </w:rPr>
-        <w:t>&lt;Parametros&gt; ::= &lt;Parametro&gt;</w:t>
-      </w:r>
-    </w:p>
-    <w:p>
-      <w:pPr>
-        <w:rPr>
-          <w:rFonts w:ascii="Arial" w:hAnsi="Arial" w:cs="Arial"/>
-        </w:rPr>
-      </w:pPr>
-      <w:r>
-        <w:rPr>
-          <w:rFonts w:ascii="Arial" w:hAnsi="Arial" w:cs="Arial"/>
-        </w:rPr>
-        <w:t>&lt;Parametros&gt; ::= &lt;Parametro&gt; &lt;Coma&gt; &lt;Parametros&gt;</w:t>
-      </w:r>
-    </w:p>
-    <w:p>
-      <w:pPr>
-        <w:rPr>
-          <w:rFonts w:ascii="Arial" w:hAnsi="Arial" w:cs="Arial"/>
-        </w:rPr>
-      </w:pPr>
-    </w:p>
-    <w:p>
-      <w:pPr>
-        <w:rPr>
-          <w:rFonts w:ascii="Arial" w:hAnsi="Arial" w:cs="Arial"/>
-        </w:rPr>
-      </w:pPr>
-      <w:r>
-        <w:rPr>
-          <w:rFonts w:ascii="Arial" w:hAnsi="Arial" w:cs="Arial"/>
-        </w:rPr>
-        <w:t>&lt;Declaracion_Funcion&gt; ::= &lt;Tipo_Retorno&gt; &lt;Id&gt; &lt;Par_Ini&gt; &lt;Parametros&gt; &lt;Par_Fin&gt; &lt;Bloque&gt;</w:t>
-      </w:r>
-    </w:p>
-    <w:p>
-      <w:pPr>
-        <w:rPr>
-          <w:rFonts w:ascii="Arial" w:hAnsi="Arial" w:cs="Arial"/>
-        </w:rPr>
-      </w:pPr>
-      <w:r>
-        <w:rPr>
-          <w:rFonts w:ascii="Arial" w:hAnsi="Arial" w:cs="Arial"/>
-        </w:rPr>
-        <w:t>&lt;Declaracion_Funcion&gt; ::= &lt;Tipo_Retorno&gt; &lt;Id&gt; &lt;Par_Ini&gt; &lt;Par_Fin&gt; &lt;Bloque&gt;</w:t>
-      </w:r>
-    </w:p>
-    <w:p>
-      <w:pPr>
-        <w:rPr>
-          <w:rFonts w:ascii="Arial" w:hAnsi="Arial" w:cs="Arial"/>
-        </w:rPr>
-      </w:pPr>
-    </w:p>
-    <w:p>
-      <w:pPr>
-        <w:rPr>
-          <w:rFonts w:ascii="Arial" w:hAnsi="Arial" w:cs="Arial"/>
-        </w:rPr>
-      </w:pPr>
-      <w:r>
-        <w:rPr>
-          <w:rFonts w:ascii="Arial" w:hAnsi="Arial" w:cs="Arial"/>
-        </w:rPr>
-        <w:t>&lt;Argumento&gt; ::= &lt;Expresion&gt;</w:t>
-      </w:r>
-    </w:p>
-    <w:p>
-      <w:pPr>
-        <w:rPr>
-          <w:rFonts w:ascii="Arial" w:hAnsi="Arial" w:cs="Arial"/>
-        </w:rPr>
-      </w:pPr>
-      <w:r>
-        <w:rPr>
-          <w:rFonts w:ascii="Arial" w:hAnsi="Arial" w:cs="Arial"/>
-        </w:rPr>
-        <w:t>&lt;Argumentos&gt; ::= &lt;Argumento&gt;</w:t>
-      </w:r>
-    </w:p>
-    <w:p>
-      <w:pPr>
-        <w:rPr>
-          <w:rFonts w:ascii="Arial" w:hAnsi="Arial" w:cs="Arial"/>
-        </w:rPr>
-      </w:pPr>
-      <w:r>
-        <w:rPr>
-          <w:rFonts w:ascii="Arial" w:hAnsi="Arial" w:cs="Arial"/>
-        </w:rPr>
-        <w:t>&lt;Argumentos&gt; ::= &lt;Argumento&gt; &lt;Coma&gt; &lt;Argumentos&gt;</w:t>
-      </w:r>
-    </w:p>
-    <w:p>
-      <w:pPr>
-        <w:rPr>
-          <w:rFonts w:ascii="Arial" w:hAnsi="Arial" w:cs="Arial"/>
-        </w:rPr>
-      </w:pPr>
-    </w:p>
-    <w:p>
-      <w:pPr>
-        <w:rPr>
-          <w:rFonts w:ascii="Arial" w:hAnsi="Arial" w:cs="Arial"/>
-        </w:rPr>
-      </w:pPr>
-      <w:r>
-        <w:rPr>
-          <w:rFonts w:ascii="Arial" w:hAnsi="Arial" w:cs="Arial"/>
-        </w:rPr>
-        <w:t>&lt;Llamada_Funcion&gt; ::= &lt;Id&gt; &lt;Par_Ini&gt; &lt;Argumentos&gt; &lt;Par_Fin&gt;</w:t>
-      </w:r>
-    </w:p>
-    <w:p>
-      <w:pPr>
-        <w:rPr>
-          <w:rFonts w:ascii="Arial" w:hAnsi="Arial" w:cs="Arial"/>
-        </w:rPr>
-      </w:pPr>
-      <w:r>
-        <w:rPr>
-          <w:rFonts w:ascii="Arial" w:hAnsi="Arial" w:cs="Arial"/>
-        </w:rPr>
-        <w:t>&lt;Llamada_Funcion&gt; ::= &lt;Id&gt; &lt;Par_Ini&gt; &lt;Par_Fin&gt;</w:t>
-      </w:r>
-      <w:r>
-        <w:rPr>
-          <w:rFonts w:ascii="Arial" w:hAnsi="Arial" w:cs="Arial"/>
-        </w:rPr>
-        <w:br/>
-      </w:r>
-      <w:r>
-        <w:rPr>
-          <w:rFonts w:ascii="Arial" w:hAnsi="Arial" w:cs="Arial"/>
-        </w:rPr>
-        <w:br/>
-      </w:r>
-    </w:p>
-    <w:p>
-      <w:pPr>
-        <w:rPr>
-          <w:rFonts w:ascii="Arial" w:hAnsi="Arial" w:cs="Arial"/>
-        </w:rPr>
-      </w:pPr>
-      <w:r>
-        <w:rPr>
-          <w:rFonts w:ascii="Arial" w:hAnsi="Arial" w:cs="Arial"/>
-        </w:rPr>
-        <w:t>&lt;Caracter_Comentario&gt; ::= [^¡!|]</w:t>
-      </w:r>
-    </w:p>
-    <w:p>
-      <w:pPr>
-        <w:rPr>
-          <w:rFonts w:ascii="Arial" w:hAnsi="Arial" w:cs="Arial"/>
-        </w:rPr>
-      </w:pPr>
-      <w:r>
-        <w:rPr>
-          <w:rFonts w:ascii="Arial" w:hAnsi="Arial" w:cs="Arial"/>
-        </w:rPr>
-        <w:t>&lt;Contenido_Comentario&gt; ::= &lt;Caracter_Comentario&gt; &lt;Contenido_Comentario&gt; |ε</w:t>
-      </w:r>
-    </w:p>
-    <w:p>
-      <w:pPr>
-        <w:rPr>
-          <w:rFonts w:ascii="Arial" w:hAnsi="Arial" w:cs="Arial"/>
-        </w:rPr>
-      </w:pPr>
-      <w:r>
-        <w:rPr>
-          <w:rFonts w:ascii="Arial" w:hAnsi="Arial" w:cs="Arial"/>
-        </w:rPr>
-        <w:t>&lt;Comentario_Linea&gt; ::= &lt;Com_Linea&gt; &lt;Contenido_Comentario&gt;</w:t>
-      </w:r>
-    </w:p>
-    <w:p>
-      <w:pPr>
-        <w:rPr>
-          <w:rFonts w:ascii="Arial" w:hAnsi="Arial" w:cs="Arial"/>
-        </w:rPr>
-      </w:pPr>
-      <w:r>
-        <w:rPr>
-          <w:rFonts w:ascii="Arial" w:hAnsi="Arial" w:cs="Arial"/>
-        </w:rPr>
-        <w:t>&lt;Comentario_Multi&gt; ::= &lt;Com_Multi_Ini&gt; &lt;Contenido_Comentario&gt; &lt;Com_Multi_Fin&gt;</w:t>
-      </w:r>
-    </w:p>
-    <w:p>
-      <w:pPr>
-        <w:rPr>
-          <w:rFonts w:ascii="Arial" w:hAnsi="Arial" w:cs="Arial"/>
-        </w:rPr>
-      </w:pPr>
+        <w:t>&lt;Operando_Write&gt; ::= &lt;Lit_String&gt;</w:t>
+      </w:r>
+    </w:p>
+    <w:p>
+      <w:pPr>
+        <w:rPr>
+          <w:rFonts w:ascii="Arial" w:hAnsi="Arial" w:cs="Arial"/>
+          <w:lang w:val="en-US"/>
+        </w:rPr>
+      </w:pPr>
+      <w:r>
+        <w:rPr>
+          <w:rFonts w:ascii="Arial" w:hAnsi="Arial" w:cs="Arial"/>
+          <w:lang w:val="en-US"/>
+        </w:rPr>
+        <w:t>&lt;Sentencia_Write&gt; ::= &lt;Write&gt; &lt;Par_Ini&gt; &lt;Operando_Write&gt; &lt;Par_Fin&gt; &lt;Fin_Expr&gt;</w:t>
+      </w:r>
+    </w:p>
+    <w:p>
+      <w:pPr>
+        <w:rPr>
+          <w:rFonts w:ascii="Arial" w:hAnsi="Arial" w:cs="Arial"/>
+          <w:lang w:val="en-US"/>
+        </w:rPr>
+      </w:pPr>
+    </w:p>
+    <w:p>
+      <w:pPr>
+        <w:rPr>
+          <w:rFonts w:ascii="Arial" w:hAnsi="Arial" w:cs="Arial"/>
+          <w:lang w:val="en-US"/>
+        </w:rPr>
+      </w:pPr>
+      <w:r>
+        <w:rPr>
+          <w:rFonts w:ascii="Arial" w:hAnsi="Arial" w:cs="Arial"/>
+          <w:lang w:val="en-US"/>
+        </w:rPr>
+        <w:t>&lt;Sentencia_Return&gt; ::= &lt;Return&gt; &lt;Fin_Expr&gt;</w:t>
+      </w:r>
+    </w:p>
+    <w:p>
+      <w:pPr>
+        <w:rPr>
+          <w:rFonts w:ascii="Arial" w:hAnsi="Arial" w:cs="Arial"/>
+        </w:rPr>
+      </w:pPr>
+      <w:r>
+        <w:rPr>
+          <w:rFonts w:ascii="Arial" w:hAnsi="Arial" w:cs="Arial"/>
+        </w:rPr>
+        <w:t>&lt;Sentencia_Return&gt; ::= &lt;Return&gt; &lt;Expresion&gt; &lt;Fin_Expr&gt;</w:t>
+      </w:r>
+    </w:p>
+    <w:p>
+      <w:pPr>
+        <w:rPr>
+          <w:rFonts w:ascii="Arial" w:hAnsi="Arial" w:cs="Arial"/>
+        </w:rPr>
+      </w:pPr>
+      <w:r>
+        <w:rPr>
+          <w:rFonts w:ascii="Arial" w:hAnsi="Arial" w:cs="Arial"/>
+        </w:rPr>
+        <w:t>&lt;Sentencia_Break&gt;  ::= &lt;Break&gt; &lt;Fin_Expr&gt;</w:t>
+      </w:r>
+    </w:p>
+    <w:p>
+      <w:pPr>
+        <w:rPr>
+          <w:rFonts w:ascii="Arial" w:hAnsi="Arial" w:cs="Arial"/>
+        </w:rPr>
+      </w:pPr>
+    </w:p>
+    <w:p>
+      <w:pPr>
+        <w:rPr>
+          <w:rFonts w:ascii="Arial" w:hAnsi="Arial" w:cs="Arial"/>
+        </w:rPr>
+      </w:pPr>
+      <w:r>
+        <w:rPr>
+          <w:rFonts w:ascii="Arial" w:hAnsi="Arial" w:cs="Arial"/>
+        </w:rPr>
+        <w:t>&lt;Sentencia_For_Init&gt; ::= &lt;Declaracion_Var_Asignada&gt;</w:t>
+      </w:r>
+    </w:p>
+    <w:p>
+      <w:pPr>
+        <w:rPr>
+          <w:rFonts w:ascii="Arial" w:hAnsi="Arial" w:cs="Arial"/>
+        </w:rPr>
+      </w:pPr>
+      <w:r>
+        <w:rPr>
+          <w:rFonts w:ascii="Arial" w:hAnsi="Arial" w:cs="Arial"/>
+        </w:rPr>
+        <w:t>&lt;Sentencia_For_Init&gt; ::= &lt;Asignacion_Var&gt;</w:t>
+      </w:r>
+    </w:p>
+    <w:p>
+      <w:pPr>
+        <w:rPr>
+          <w:rFonts w:ascii="Arial" w:hAnsi="Arial" w:cs="Arial"/>
+        </w:rPr>
+      </w:pPr>
+    </w:p>
+    <w:p>
+      <w:pPr>
+        <w:rPr>
+          <w:rFonts w:ascii="Arial" w:hAnsi="Arial" w:cs="Arial"/>
+        </w:rPr>
+      </w:pPr>
+      <w:r>
+        <w:rPr>
+          <w:rFonts w:ascii="Arial" w:hAnsi="Arial" w:cs="Arial"/>
+        </w:rPr>
+        <w:t>&lt;Asignacion_Var_Sin_Fin&gt; ::= &lt;Id&gt; &lt;Op_Asig&gt; &lt;Expresion&gt;</w:t>
+      </w:r>
+    </w:p>
+    <w:p>
+      <w:pPr>
+        <w:rPr>
+          <w:rFonts w:ascii="Arial" w:hAnsi="Arial" w:cs="Arial"/>
+        </w:rPr>
+      </w:pPr>
+    </w:p>
+    <w:p>
+      <w:pPr>
+        <w:rPr>
+          <w:rFonts w:ascii="Arial" w:hAnsi="Arial" w:cs="Arial"/>
+        </w:rPr>
+      </w:pPr>
+      <w:r>
+        <w:rPr>
+          <w:rFonts w:ascii="Arial" w:hAnsi="Arial" w:cs="Arial"/>
+        </w:rPr>
+        <w:t>&lt;Sentencia_For_Incremento&gt; ::= &lt;Expr_Incremento&gt;</w:t>
+      </w:r>
+    </w:p>
+    <w:p>
+      <w:pPr>
+        <w:rPr>
+          <w:rFonts w:ascii="Arial" w:hAnsi="Arial" w:cs="Arial"/>
+        </w:rPr>
+      </w:pPr>
+      <w:r>
+        <w:rPr>
+          <w:rFonts w:ascii="Arial" w:hAnsi="Arial" w:cs="Arial"/>
+        </w:rPr>
+        <w:t>&lt;Sentencia_For_Incremento&gt; ::= &lt;Expr_Decremento&gt;</w:t>
+      </w:r>
+    </w:p>
+    <w:p>
+      <w:pPr>
+        <w:rPr>
+          <w:rFonts w:ascii="Arial" w:hAnsi="Arial" w:cs="Arial"/>
+        </w:rPr>
+      </w:pPr>
+      <w:r>
+        <w:rPr>
+          <w:rFonts w:ascii="Arial" w:hAnsi="Arial" w:cs="Arial"/>
+        </w:rPr>
+        <w:t>&lt;Sentencia_For_Incremento&gt; ::= &lt;Asignacion_Var_Sin_Fin&gt;</w:t>
+      </w:r>
+    </w:p>
+    <w:p>
+      <w:pPr>
+        <w:rPr>
+          <w:rFonts w:ascii="Arial" w:hAnsi="Arial" w:cs="Arial"/>
+        </w:rPr>
+      </w:pPr>
+    </w:p>
+    <w:p>
+      <w:pPr>
+        <w:rPr>
+          <w:rFonts w:ascii="Arial" w:hAnsi="Arial" w:cs="Arial"/>
+        </w:rPr>
+      </w:pPr>
+      <w:r>
+        <w:rPr>
+          <w:rFonts w:ascii="Arial" w:hAnsi="Arial" w:cs="Arial"/>
+        </w:rPr>
+        <w:t>&lt;Sentencia_For&gt; ::= &lt;For&gt; &lt;Par_Ini&gt; &lt;Sentencia_For_Init&gt; &lt;Expresion&gt; &lt;Fin_Expr&gt; &lt;Sentencia_For_Incremento&gt; &lt;Par_Fin&gt; &lt;Bloque&gt;</w:t>
+      </w:r>
+    </w:p>
+    <w:p>
+      <w:pPr>
+        <w:rPr>
+          <w:rFonts w:ascii="Arial" w:hAnsi="Arial" w:cs="Arial"/>
+        </w:rPr>
+      </w:pPr>
+    </w:p>
+    <w:p>
+      <w:pPr>
+        <w:rPr>
+          <w:rFonts w:ascii="Arial" w:hAnsi="Arial" w:cs="Arial"/>
+        </w:rPr>
+      </w:pPr>
+      <w:r>
+        <w:rPr>
+          <w:rFonts w:ascii="Arial" w:hAnsi="Arial" w:cs="Arial"/>
+        </w:rPr>
+        <w:t>&lt;Sentencia_If&gt; ::= &lt;If&gt; &lt;Par_Ini&gt; &lt;Expresion&gt; &lt;Par_Fin&gt; &lt;Bloque&gt; &lt;Sentencia_If_Resto&gt;</w:t>
+      </w:r>
+    </w:p>
+    <w:p>
+      <w:pPr>
+        <w:rPr>
+          <w:rFonts w:ascii="Arial" w:hAnsi="Arial" w:cs="Arial"/>
+        </w:rPr>
+      </w:pPr>
+    </w:p>
+    <w:p>
+      <w:pPr>
+        <w:rPr>
+          <w:rFonts w:ascii="Arial" w:hAnsi="Arial" w:cs="Arial"/>
+        </w:rPr>
+      </w:pPr>
+      <w:r>
+        <w:rPr>
+          <w:rFonts w:ascii="Arial" w:hAnsi="Arial" w:cs="Arial"/>
+        </w:rPr>
+        <w:t>&lt;Sentencia_If_Resto&gt; ::= ε</w:t>
+      </w:r>
+    </w:p>
+    <w:p>
+      <w:pPr>
+        <w:rPr>
+          <w:rFonts w:ascii="Arial" w:hAnsi="Arial" w:cs="Arial"/>
+        </w:rPr>
+      </w:pPr>
+      <w:r>
+        <w:rPr>
+          <w:rFonts w:ascii="Arial" w:hAnsi="Arial" w:cs="Arial"/>
+        </w:rPr>
+        <w:t>&lt;Sentencia_If_Resto&gt; ::= &lt;Sentencia_Elif_Lista&gt;</w:t>
+      </w:r>
+    </w:p>
+    <w:p>
+      <w:pPr>
+        <w:rPr>
+          <w:rFonts w:ascii="Arial" w:hAnsi="Arial" w:cs="Arial"/>
+        </w:rPr>
+      </w:pPr>
+      <w:r>
+        <w:rPr>
+          <w:rFonts w:ascii="Arial" w:hAnsi="Arial" w:cs="Arial"/>
+        </w:rPr>
+        <w:t>&lt;Sentencia_If_Resto&gt; ::= &lt;Else&gt; &lt;Bloque&gt;</w:t>
+      </w:r>
+    </w:p>
+    <w:p>
+      <w:pPr>
+        <w:rPr>
+          <w:rFonts w:ascii="Arial" w:hAnsi="Arial" w:cs="Arial"/>
+        </w:rPr>
+      </w:pPr>
+      <w:r>
+        <w:rPr>
+          <w:rFonts w:ascii="Arial" w:hAnsi="Arial" w:cs="Arial"/>
+        </w:rPr>
+        <w:t>&lt;Sentencia_If_Resto&gt; ::= &lt;Sentencia_Elif_Lista&gt; &lt;Else&gt; &lt;Bloque&gt;</w:t>
+      </w:r>
     </w:p>
     <w:p>
       <w:pPr>
@@ -2340,740 +2645,321 @@
           <w:rFonts w:ascii="Arial" w:hAnsi="Arial" w:cs="Arial"/>
         </w:rPr>
         <w:lastRenderedPageBreak/>
-        <w:t>&lt;Sentencia_Read&gt; ::= &lt;Read&gt; &lt;Par_Ini&gt; &lt;Id&gt; &lt;Par_Fin&gt; &lt;Fin_Expr&gt;</w:t>
-      </w:r>
-    </w:p>
-    <w:p>
-      <w:pPr>
-        <w:rPr>
-          <w:rFonts w:ascii="Arial" w:hAnsi="Arial" w:cs="Arial"/>
-          <w:lang w:val="en-US"/>
-        </w:rPr>
-      </w:pPr>
-      <w:r>
-        <w:rPr>
-          <w:rFonts w:ascii="Arial" w:hAnsi="Arial" w:cs="Arial"/>
-          <w:lang w:val="en-US"/>
-        </w:rPr>
-        <w:t>&lt;Operando_Write&gt; ::= &lt;Id&gt;</w:t>
-      </w:r>
-    </w:p>
-    <w:p>
-      <w:pPr>
-        <w:rPr>
-          <w:rFonts w:ascii="Arial" w:hAnsi="Arial" w:cs="Arial"/>
-          <w:lang w:val="en-US"/>
-        </w:rPr>
-      </w:pPr>
-      <w:r>
-        <w:rPr>
-          <w:rFonts w:ascii="Arial" w:hAnsi="Arial" w:cs="Arial"/>
-          <w:lang w:val="en-US"/>
-        </w:rPr>
-        <w:t>&lt;Operando_Write&gt; ::= &lt;Lit_Int&gt;</w:t>
-      </w:r>
-    </w:p>
-    <w:p>
-      <w:pPr>
-        <w:rPr>
-          <w:rFonts w:ascii="Arial" w:hAnsi="Arial" w:cs="Arial"/>
-          <w:lang w:val="en-US"/>
-        </w:rPr>
-      </w:pPr>
-      <w:r>
-        <w:rPr>
-          <w:rFonts w:ascii="Arial" w:hAnsi="Arial" w:cs="Arial"/>
-          <w:lang w:val="en-US"/>
-        </w:rPr>
-        <w:t>&lt;Operando_Write&gt; ::= &lt;Lit_Float&gt;</w:t>
-      </w:r>
-    </w:p>
-    <w:p>
-      <w:pPr>
-        <w:rPr>
-          <w:rFonts w:ascii="Arial" w:hAnsi="Arial" w:cs="Arial"/>
-          <w:lang w:val="en-US"/>
-        </w:rPr>
-      </w:pPr>
-      <w:r>
-        <w:rPr>
-          <w:rFonts w:ascii="Arial" w:hAnsi="Arial" w:cs="Arial"/>
-          <w:lang w:val="en-US"/>
-        </w:rPr>
-        <w:t>&lt;Operando_Write&gt; ::= &lt;Lit_Bool&gt;</w:t>
-      </w:r>
-    </w:p>
-    <w:p>
-      <w:pPr>
-        <w:rPr>
-          <w:rFonts w:ascii="Arial" w:hAnsi="Arial" w:cs="Arial"/>
-          <w:lang w:val="en-US"/>
-        </w:rPr>
-      </w:pPr>
-      <w:r>
-        <w:rPr>
-          <w:rFonts w:ascii="Arial" w:hAnsi="Arial" w:cs="Arial"/>
-          <w:lang w:val="en-US"/>
-        </w:rPr>
-        <w:t>&lt;Operando_Write&gt; ::= &lt;Lit_String&gt;</w:t>
-      </w:r>
-    </w:p>
-    <w:p>
-      <w:pPr>
-        <w:rPr>
-          <w:rFonts w:ascii="Arial" w:hAnsi="Arial" w:cs="Arial"/>
-          <w:lang w:val="en-US"/>
-        </w:rPr>
-      </w:pPr>
-      <w:r>
-        <w:rPr>
-          <w:rFonts w:ascii="Arial" w:hAnsi="Arial" w:cs="Arial"/>
-          <w:lang w:val="en-US"/>
-        </w:rPr>
-        <w:t>&lt;Sentencia_Write&gt; ::= &lt;Write&gt; &lt;Par_Ini&gt; &lt;Operando_Write&gt; &lt;Par_Fin&gt; &lt;Fin_Expr&gt;</w:t>
-      </w:r>
-    </w:p>
-    <w:p>
-      <w:pPr>
-        <w:rPr>
-          <w:rFonts w:ascii="Arial" w:hAnsi="Arial" w:cs="Arial"/>
-          <w:lang w:val="en-US"/>
-        </w:rPr>
-      </w:pPr>
-    </w:p>
-    <w:p>
-      <w:pPr>
-        <w:rPr>
-          <w:rFonts w:ascii="Arial" w:hAnsi="Arial" w:cs="Arial"/>
-          <w:lang w:val="en-US"/>
-        </w:rPr>
-      </w:pPr>
-      <w:r>
-        <w:rPr>
-          <w:rFonts w:ascii="Arial" w:hAnsi="Arial" w:cs="Arial"/>
-          <w:lang w:val="en-US"/>
-        </w:rPr>
-        <w:t>&lt;Sentencia_Return&gt; ::= &lt;Return&gt; &lt;Fin_Expr&gt;</w:t>
-      </w:r>
-    </w:p>
-    <w:p>
-      <w:pPr>
-        <w:rPr>
-          <w:rFonts w:ascii="Arial" w:hAnsi="Arial" w:cs="Arial"/>
-        </w:rPr>
-      </w:pPr>
-      <w:r>
-        <w:rPr>
-          <w:rFonts w:ascii="Arial" w:hAnsi="Arial" w:cs="Arial"/>
-        </w:rPr>
-        <w:t>&lt;Sentencia_Return&gt; ::= &lt;Return&gt; &lt;Expresion&gt; &lt;Fin_Expr&gt;</w:t>
-      </w:r>
-    </w:p>
-    <w:p>
-      <w:pPr>
-        <w:rPr>
-          <w:rFonts w:ascii="Arial" w:hAnsi="Arial" w:cs="Arial"/>
-        </w:rPr>
-      </w:pPr>
-      <w:r>
-        <w:rPr>
-          <w:rFonts w:ascii="Arial" w:hAnsi="Arial" w:cs="Arial"/>
-        </w:rPr>
-        <w:t>&lt;</w:t>
-      </w:r>
-      <w:proofErr w:type="spellStart"/>
-      <w:r>
-        <w:rPr>
-          <w:rFonts w:ascii="Arial" w:hAnsi="Arial" w:cs="Arial"/>
-        </w:rPr>
-        <w:t>Sentencia_Break</w:t>
-      </w:r>
-      <w:proofErr w:type="spellEnd"/>
-      <w:r>
-        <w:rPr>
-          <w:rFonts w:ascii="Arial" w:hAnsi="Arial" w:cs="Arial"/>
-        </w:rPr>
-        <w:t>&gt;  ::= &lt;Break&gt; &lt;</w:t>
-      </w:r>
-      <w:proofErr w:type="spellStart"/>
-      <w:r>
-        <w:rPr>
-          <w:rFonts w:ascii="Arial" w:hAnsi="Arial" w:cs="Arial"/>
-        </w:rPr>
-        <w:t>Fin_Expr</w:t>
-      </w:r>
-      <w:proofErr w:type="spellEnd"/>
-      <w:r>
-        <w:rPr>
-          <w:rFonts w:ascii="Arial" w:hAnsi="Arial" w:cs="Arial"/>
-        </w:rPr>
-        <w:t>&gt;</w:t>
-      </w:r>
-    </w:p>
-    <w:p>
-      <w:pPr>
-        <w:rPr>
-          <w:rFonts w:ascii="Arial" w:hAnsi="Arial" w:cs="Arial"/>
-        </w:rPr>
-      </w:pPr>
-    </w:p>
-    <w:p>
-      <w:pPr>
-        <w:rPr>
-          <w:rFonts w:ascii="Arial" w:hAnsi="Arial" w:cs="Arial"/>
-        </w:rPr>
-      </w:pPr>
-      <w:r>
-        <w:rPr>
-          <w:rFonts w:ascii="Arial" w:hAnsi="Arial" w:cs="Arial"/>
-        </w:rPr>
-        <w:t>&lt;</w:t>
-      </w:r>
-      <w:proofErr w:type="spellStart"/>
-      <w:r>
-        <w:rPr>
-          <w:rFonts w:ascii="Arial" w:hAnsi="Arial" w:cs="Arial"/>
-        </w:rPr>
-        <w:t>Declaracion_Var_Asignada_Sin_Fin</w:t>
-      </w:r>
-      <w:proofErr w:type="spellEnd"/>
-      <w:r>
-        <w:rPr>
-          <w:rFonts w:ascii="Arial" w:hAnsi="Arial" w:cs="Arial"/>
-        </w:rPr>
-        <w:t>&gt; ::= &lt;Val&gt; &lt;Tipo&gt; &lt;Id&gt; &lt;</w:t>
-      </w:r>
-      <w:proofErr w:type="spellStart"/>
-      <w:r>
-        <w:rPr>
-          <w:rFonts w:ascii="Arial" w:hAnsi="Arial" w:cs="Arial"/>
-        </w:rPr>
-        <w:t>Op_Asig</w:t>
-      </w:r>
-      <w:proofErr w:type="spellEnd"/>
-      <w:r>
-        <w:rPr>
-          <w:rFonts w:ascii="Arial" w:hAnsi="Arial" w:cs="Arial"/>
-        </w:rPr>
-        <w:t>&gt; &lt;</w:t>
-      </w:r>
-      <w:proofErr w:type="spellStart"/>
-      <w:r>
-        <w:rPr>
-          <w:rFonts w:ascii="Arial" w:hAnsi="Arial" w:cs="Arial"/>
-        </w:rPr>
-        <w:t>Expresion</w:t>
-      </w:r>
-      <w:proofErr w:type="spellEnd"/>
-      <w:r>
-        <w:rPr>
-          <w:rFonts w:ascii="Arial" w:hAnsi="Arial" w:cs="Arial"/>
-        </w:rPr>
-        <w:t>&gt;</w:t>
-      </w:r>
-    </w:p>
-    <w:p>
-      <w:pPr>
-        <w:rPr>
-          <w:rFonts w:ascii="Arial" w:hAnsi="Arial" w:cs="Arial"/>
-        </w:rPr>
-      </w:pPr>
-      <w:r>
-        <w:rPr>
-          <w:rFonts w:ascii="Arial" w:hAnsi="Arial" w:cs="Arial"/>
-        </w:rPr>
-        <w:t>&lt;</w:t>
-      </w:r>
-      <w:proofErr w:type="spellStart"/>
-      <w:r>
-        <w:rPr>
-          <w:rFonts w:ascii="Arial" w:hAnsi="Arial" w:cs="Arial"/>
-        </w:rPr>
-        <w:t>Asignacion_Var_Sin_Fin</w:t>
-      </w:r>
-      <w:proofErr w:type="spellEnd"/>
-      <w:r>
-        <w:rPr>
-          <w:rFonts w:ascii="Arial" w:hAnsi="Arial" w:cs="Arial"/>
-        </w:rPr>
-        <w:t>&gt; ::= &lt;Id&gt; &lt;</w:t>
-      </w:r>
-      <w:proofErr w:type="spellStart"/>
-      <w:r>
-        <w:rPr>
-          <w:rFonts w:ascii="Arial" w:hAnsi="Arial" w:cs="Arial"/>
-        </w:rPr>
-        <w:t>Op_Asig</w:t>
-      </w:r>
-      <w:proofErr w:type="spellEnd"/>
-      <w:r>
-        <w:rPr>
-          <w:rFonts w:ascii="Arial" w:hAnsi="Arial" w:cs="Arial"/>
-        </w:rPr>
-        <w:t>&gt; &lt;</w:t>
-      </w:r>
-      <w:proofErr w:type="spellStart"/>
-      <w:r>
-        <w:rPr>
-          <w:rFonts w:ascii="Arial" w:hAnsi="Arial" w:cs="Arial"/>
-        </w:rPr>
-        <w:t>Expresion</w:t>
-      </w:r>
-      <w:proofErr w:type="spellEnd"/>
-      <w:r>
-        <w:rPr>
-          <w:rFonts w:ascii="Arial" w:hAnsi="Arial" w:cs="Arial"/>
-        </w:rPr>
-        <w:t>&gt;</w:t>
-      </w:r>
-    </w:p>
-    <w:p>
-      <w:pPr>
-        <w:rPr>
-          <w:rFonts w:ascii="Arial" w:hAnsi="Arial" w:cs="Arial"/>
-        </w:rPr>
-      </w:pPr>
-      <w:r>
-        <w:rPr>
-          <w:rFonts w:ascii="Arial" w:hAnsi="Arial" w:cs="Arial"/>
-        </w:rPr>
-        <w:t>&lt;</w:t>
-      </w:r>
-      <w:proofErr w:type="spellStart"/>
-      <w:r>
-        <w:rPr>
-          <w:rFonts w:ascii="Arial" w:hAnsi="Arial" w:cs="Arial"/>
-        </w:rPr>
-        <w:t>Sentencia_For_Init</w:t>
-      </w:r>
-      <w:proofErr w:type="spellEnd"/>
-      <w:r>
-        <w:rPr>
-          <w:rFonts w:ascii="Arial" w:hAnsi="Arial" w:cs="Arial"/>
-        </w:rPr>
-        <w:t>&gt; ::= &lt;</w:t>
-      </w:r>
-      <w:proofErr w:type="spellStart"/>
-      <w:r>
-        <w:rPr>
-          <w:rFonts w:ascii="Arial" w:hAnsi="Arial" w:cs="Arial"/>
-        </w:rPr>
-        <w:t>Declaracion_Var_Asignada_Sin_Fin</w:t>
-      </w:r>
-      <w:proofErr w:type="spellEnd"/>
-      <w:r>
-        <w:rPr>
-          <w:rFonts w:ascii="Arial" w:hAnsi="Arial" w:cs="Arial"/>
-        </w:rPr>
-        <w:t>&gt;</w:t>
-      </w:r>
-    </w:p>
-    <w:p>
-      <w:pPr>
-        <w:rPr>
-          <w:rFonts w:ascii="Arial" w:hAnsi="Arial" w:cs="Arial"/>
-        </w:rPr>
-      </w:pPr>
-      <w:r>
-        <w:rPr>
-          <w:rFonts w:ascii="Arial" w:hAnsi="Arial" w:cs="Arial"/>
-        </w:rPr>
-        <w:t>&lt;</w:t>
-      </w:r>
-      <w:proofErr w:type="spellStart"/>
-      <w:r>
-        <w:rPr>
-          <w:rFonts w:ascii="Arial" w:hAnsi="Arial" w:cs="Arial"/>
-        </w:rPr>
-        <w:t>Sentencia_For_Init</w:t>
-      </w:r>
-      <w:proofErr w:type="spellEnd"/>
-      <w:r>
-        <w:rPr>
-          <w:rFonts w:ascii="Arial" w:hAnsi="Arial" w:cs="Arial"/>
-        </w:rPr>
-        <w:t>&gt; ::= &lt;</w:t>
-      </w:r>
-      <w:proofErr w:type="spellStart"/>
-      <w:r>
-        <w:rPr>
-          <w:rFonts w:ascii="Arial" w:hAnsi="Arial" w:cs="Arial"/>
-        </w:rPr>
-        <w:t>Asignacion_Var_Sin_Fin</w:t>
-      </w:r>
-      <w:proofErr w:type="spellEnd"/>
-      <w:r>
-        <w:rPr>
-          <w:rFonts w:ascii="Arial" w:hAnsi="Arial" w:cs="Arial"/>
-        </w:rPr>
-        <w:t>&gt;</w:t>
-      </w:r>
-    </w:p>
-    <w:p>
-      <w:pPr>
-        <w:rPr>
-          <w:rFonts w:ascii="Arial" w:hAnsi="Arial" w:cs="Arial"/>
-        </w:rPr>
-      </w:pPr>
-      <w:r>
-        <w:rPr>
-          <w:rFonts w:ascii="Arial" w:hAnsi="Arial" w:cs="Arial"/>
-        </w:rPr>
-        <w:t>&lt;</w:t>
-      </w:r>
-      <w:proofErr w:type="spellStart"/>
-      <w:r>
-        <w:rPr>
-          <w:rFonts w:ascii="Arial" w:hAnsi="Arial" w:cs="Arial"/>
-        </w:rPr>
-        <w:t>Sentencia_For_Incremento</w:t>
-      </w:r>
-      <w:proofErr w:type="spellEnd"/>
-      <w:r>
-        <w:rPr>
-          <w:rFonts w:ascii="Arial" w:hAnsi="Arial" w:cs="Arial"/>
-        </w:rPr>
-        <w:t>&gt; ::= &lt;</w:t>
-      </w:r>
-      <w:proofErr w:type="spellStart"/>
-      <w:r>
-        <w:rPr>
-          <w:rFonts w:ascii="Arial" w:hAnsi="Arial" w:cs="Arial"/>
-        </w:rPr>
-        <w:t>Expr_Incremento</w:t>
-      </w:r>
-      <w:proofErr w:type="spellEnd"/>
-      <w:r>
-        <w:rPr>
-          <w:rFonts w:ascii="Arial" w:hAnsi="Arial" w:cs="Arial"/>
-        </w:rPr>
-        <w:t>&gt;</w:t>
-      </w:r>
-    </w:p>
-    <w:p>
-      <w:pPr>
-        <w:rPr>
-          <w:rFonts w:ascii="Arial" w:hAnsi="Arial" w:cs="Arial"/>
-        </w:rPr>
-      </w:pPr>
-      <w:r>
-        <w:rPr>
-          <w:rFonts w:ascii="Arial" w:hAnsi="Arial" w:cs="Arial"/>
-        </w:rPr>
-        <w:t>&lt;</w:t>
-      </w:r>
-      <w:proofErr w:type="spellStart"/>
-      <w:r>
-        <w:rPr>
-          <w:rFonts w:ascii="Arial" w:hAnsi="Arial" w:cs="Arial"/>
-        </w:rPr>
-        <w:t>Sentencia_For_Incremento</w:t>
-      </w:r>
-      <w:proofErr w:type="spellEnd"/>
-      <w:r>
-        <w:rPr>
-          <w:rFonts w:ascii="Arial" w:hAnsi="Arial" w:cs="Arial"/>
-        </w:rPr>
-        <w:t>&gt; ::= &lt;</w:t>
-      </w:r>
-      <w:proofErr w:type="spellStart"/>
-      <w:r>
-        <w:rPr>
-          <w:rFonts w:ascii="Arial" w:hAnsi="Arial" w:cs="Arial"/>
-        </w:rPr>
-        <w:t>Expr_Decremento</w:t>
-      </w:r>
-      <w:proofErr w:type="spellEnd"/>
-      <w:r>
-        <w:rPr>
-          <w:rFonts w:ascii="Arial" w:hAnsi="Arial" w:cs="Arial"/>
-        </w:rPr>
-        <w:t>&gt;</w:t>
-      </w:r>
-    </w:p>
-    <w:p>
-      <w:pPr>
-        <w:rPr>
-          <w:rFonts w:ascii="Arial" w:hAnsi="Arial" w:cs="Arial"/>
-        </w:rPr>
-      </w:pPr>
-      <w:r>
-        <w:rPr>
-          <w:rFonts w:ascii="Arial" w:hAnsi="Arial" w:cs="Arial"/>
-        </w:rPr>
-        <w:t>&lt;</w:t>
-      </w:r>
-      <w:proofErr w:type="spellStart"/>
-      <w:r>
-        <w:rPr>
-          <w:rFonts w:ascii="Arial" w:hAnsi="Arial" w:cs="Arial"/>
-        </w:rPr>
-        <w:t>Sentencia_For_Incremento</w:t>
-      </w:r>
-      <w:proofErr w:type="spellEnd"/>
-      <w:r>
-        <w:rPr>
-          <w:rFonts w:ascii="Arial" w:hAnsi="Arial" w:cs="Arial"/>
-        </w:rPr>
-        <w:t>&gt; ::= &lt;</w:t>
-      </w:r>
-      <w:proofErr w:type="spellStart"/>
-      <w:r>
-        <w:rPr>
-          <w:rFonts w:ascii="Arial" w:hAnsi="Arial" w:cs="Arial"/>
-        </w:rPr>
-        <w:t>Asignacion_Var_Sin_Fin</w:t>
-      </w:r>
-      <w:proofErr w:type="spellEnd"/>
-      <w:r>
-        <w:rPr>
-          <w:rFonts w:ascii="Arial" w:hAnsi="Arial" w:cs="Arial"/>
-        </w:rPr>
-        <w:t>&gt;</w:t>
-      </w:r>
-    </w:p>
-    <w:p>
-      <w:pPr>
-        <w:rPr>
-          <w:rFonts w:ascii="Arial" w:hAnsi="Arial" w:cs="Arial"/>
-        </w:rPr>
-      </w:pPr>
-    </w:p>
-    <w:p>
-      <w:pPr>
-        <w:rPr>
-          <w:rFonts w:ascii="Arial" w:hAnsi="Arial" w:cs="Arial"/>
-        </w:rPr>
-      </w:pPr>
-      <w:r>
-        <w:rPr>
-          <w:rFonts w:ascii="Arial" w:hAnsi="Arial" w:cs="Arial"/>
-        </w:rPr>
-        <w:t>&lt;</w:t>
-      </w:r>
-      <w:proofErr w:type="spellStart"/>
-      <w:r>
-        <w:rPr>
-          <w:rFonts w:ascii="Arial" w:hAnsi="Arial" w:cs="Arial"/>
-        </w:rPr>
-        <w:t>Sentencia_For</w:t>
-      </w:r>
-      <w:proofErr w:type="spellEnd"/>
-      <w:r>
-        <w:rPr>
-          <w:rFonts w:ascii="Arial" w:hAnsi="Arial" w:cs="Arial"/>
-        </w:rPr>
-        <w:t>&gt; ::= &lt;For&gt; &lt;</w:t>
-      </w:r>
-      <w:proofErr w:type="spellStart"/>
-      <w:r>
-        <w:rPr>
-          <w:rFonts w:ascii="Arial" w:hAnsi="Arial" w:cs="Arial"/>
-        </w:rPr>
-        <w:t>Par_Ini</w:t>
-      </w:r>
-      <w:proofErr w:type="spellEnd"/>
-      <w:r>
-        <w:rPr>
-          <w:rFonts w:ascii="Arial" w:hAnsi="Arial" w:cs="Arial"/>
-        </w:rPr>
-        <w:t>&gt; &lt;</w:t>
-      </w:r>
-      <w:proofErr w:type="spellStart"/>
-      <w:r>
-        <w:rPr>
-          <w:rFonts w:ascii="Arial" w:hAnsi="Arial" w:cs="Arial"/>
-        </w:rPr>
-        <w:t>Sentencia_For_Init</w:t>
-      </w:r>
-      <w:proofErr w:type="spellEnd"/>
-      <w:r>
-        <w:rPr>
-          <w:rFonts w:ascii="Arial" w:hAnsi="Arial" w:cs="Arial"/>
-        </w:rPr>
-        <w:t>&gt; &lt;</w:t>
-      </w:r>
-      <w:proofErr w:type="spellStart"/>
-      <w:r>
-        <w:rPr>
-          <w:rFonts w:ascii="Arial" w:hAnsi="Arial" w:cs="Arial"/>
-        </w:rPr>
-        <w:t>Fin_Expr</w:t>
-      </w:r>
-      <w:proofErr w:type="spellEnd"/>
-      <w:r>
-        <w:rPr>
-          <w:rFonts w:ascii="Arial" w:hAnsi="Arial" w:cs="Arial"/>
-        </w:rPr>
-        <w:t>&gt; &lt;</w:t>
-      </w:r>
-      <w:proofErr w:type="spellStart"/>
-      <w:r>
-        <w:rPr>
-          <w:rFonts w:ascii="Arial" w:hAnsi="Arial" w:cs="Arial"/>
-        </w:rPr>
-        <w:t>Expresion</w:t>
-      </w:r>
-      <w:proofErr w:type="spellEnd"/>
-      <w:r>
-        <w:rPr>
-          <w:rFonts w:ascii="Arial" w:hAnsi="Arial" w:cs="Arial"/>
-        </w:rPr>
-        <w:t>&gt; &lt;</w:t>
-      </w:r>
-      <w:proofErr w:type="spellStart"/>
-      <w:r>
-        <w:rPr>
-          <w:rFonts w:ascii="Arial" w:hAnsi="Arial" w:cs="Arial"/>
-        </w:rPr>
-        <w:t>Fin_Expr</w:t>
-      </w:r>
-      <w:proofErr w:type="spellEnd"/>
-      <w:r>
-        <w:rPr>
-          <w:rFonts w:ascii="Arial" w:hAnsi="Arial" w:cs="Arial"/>
-        </w:rPr>
-        <w:t>&gt; &lt;</w:t>
-      </w:r>
-      <w:proofErr w:type="spellStart"/>
-      <w:r>
-        <w:rPr>
-          <w:rFonts w:ascii="Arial" w:hAnsi="Arial" w:cs="Arial"/>
-        </w:rPr>
-        <w:t>Sentencia_For_Incremento</w:t>
-      </w:r>
-      <w:proofErr w:type="spellEnd"/>
-      <w:r>
-        <w:rPr>
-          <w:rFonts w:ascii="Arial" w:hAnsi="Arial" w:cs="Arial"/>
-        </w:rPr>
-        <w:t>&gt; &lt;</w:t>
-      </w:r>
-      <w:proofErr w:type="spellStart"/>
-      <w:r>
-        <w:rPr>
-          <w:rFonts w:ascii="Arial" w:hAnsi="Arial" w:cs="Arial"/>
-        </w:rPr>
-        <w:t>Par_Fin</w:t>
-      </w:r>
-      <w:proofErr w:type="spellEnd"/>
-      <w:r>
-        <w:rPr>
-          <w:rFonts w:ascii="Arial" w:hAnsi="Arial" w:cs="Arial"/>
-        </w:rPr>
-        <w:t>&gt; &lt;Bloque&gt;</w:t>
-      </w:r>
-    </w:p>
-    <w:p>
-      <w:pPr>
-        <w:rPr>
-          <w:rFonts w:ascii="Arial" w:hAnsi="Arial" w:cs="Arial"/>
-        </w:rPr>
-      </w:pPr>
-    </w:p>
-    <w:p>
-      <w:pPr>
-        <w:rPr>
-          <w:rFonts w:ascii="Arial" w:hAnsi="Arial" w:cs="Arial"/>
-        </w:rPr>
-      </w:pPr>
-      <w:r>
-        <w:rPr>
-          <w:rFonts w:ascii="Arial" w:hAnsi="Arial" w:cs="Arial"/>
-        </w:rPr>
-        <w:t>&lt;</w:t>
-      </w:r>
-      <w:proofErr w:type="spellStart"/>
-      <w:r>
-        <w:rPr>
-          <w:rFonts w:ascii="Arial" w:hAnsi="Arial" w:cs="Arial"/>
-        </w:rPr>
-        <w:t>Sentencia_If</w:t>
-      </w:r>
-      <w:proofErr w:type="spellEnd"/>
-      <w:r>
-        <w:rPr>
-          <w:rFonts w:ascii="Arial" w:hAnsi="Arial" w:cs="Arial"/>
-        </w:rPr>
-        <w:t>&gt; ::= &lt;</w:t>
-      </w:r>
-      <w:proofErr w:type="spellStart"/>
-      <w:r>
-        <w:rPr>
-          <w:rFonts w:ascii="Arial" w:hAnsi="Arial" w:cs="Arial"/>
-        </w:rPr>
-        <w:t>If</w:t>
-      </w:r>
-      <w:proofErr w:type="spellEnd"/>
-      <w:r>
-        <w:rPr>
-          <w:rFonts w:ascii="Arial" w:hAnsi="Arial" w:cs="Arial"/>
-        </w:rPr>
-        <w:t>&gt; &lt;</w:t>
-      </w:r>
-      <w:proofErr w:type="spellStart"/>
-      <w:r>
-        <w:rPr>
-          <w:rFonts w:ascii="Arial" w:hAnsi="Arial" w:cs="Arial"/>
-        </w:rPr>
-        <w:t>Par_Ini</w:t>
-      </w:r>
-      <w:proofErr w:type="spellEnd"/>
-      <w:r>
-        <w:rPr>
-          <w:rFonts w:ascii="Arial" w:hAnsi="Arial" w:cs="Arial"/>
-        </w:rPr>
-        <w:t>&gt; &lt;</w:t>
-      </w:r>
-      <w:proofErr w:type="spellStart"/>
-      <w:r>
-        <w:rPr>
-          <w:rFonts w:ascii="Arial" w:hAnsi="Arial" w:cs="Arial"/>
-        </w:rPr>
-        <w:t>Expresion</w:t>
-      </w:r>
-      <w:proofErr w:type="spellEnd"/>
-      <w:r>
-        <w:rPr>
-          <w:rFonts w:ascii="Arial" w:hAnsi="Arial" w:cs="Arial"/>
-        </w:rPr>
-        <w:t>&gt; &lt;</w:t>
-      </w:r>
-      <w:proofErr w:type="spellStart"/>
-      <w:r>
-        <w:rPr>
-          <w:rFonts w:ascii="Arial" w:hAnsi="Arial" w:cs="Arial"/>
-        </w:rPr>
-        <w:t>Par_Fin</w:t>
-      </w:r>
-      <w:proofErr w:type="spellEnd"/>
-      <w:r>
-        <w:rPr>
-          <w:rFonts w:ascii="Arial" w:hAnsi="Arial" w:cs="Arial"/>
-        </w:rPr>
-        <w:t>&gt; &lt;Bloque&gt; &lt;</w:t>
-      </w:r>
-      <w:proofErr w:type="spellStart"/>
-      <w:r>
-        <w:rPr>
-          <w:rFonts w:ascii="Arial" w:hAnsi="Arial" w:cs="Arial"/>
-        </w:rPr>
-        <w:t>Sentencia_If_Resto</w:t>
-      </w:r>
-      <w:proofErr w:type="spellEnd"/>
-      <w:r>
-        <w:rPr>
-          <w:rFonts w:ascii="Arial" w:hAnsi="Arial" w:cs="Arial"/>
-        </w:rPr>
-        <w:t>&gt;</w:t>
-      </w:r>
-    </w:p>
-    <w:p>
-      <w:pPr>
-        <w:rPr>
-          <w:rFonts w:ascii="Arial" w:hAnsi="Arial" w:cs="Arial"/>
-        </w:rPr>
-      </w:pPr>
+        <w:t>&lt;Sentencia_Elif_Lista&gt; ::= &lt;Elif&gt; &lt;Par_Ini&gt; &lt;Expresion&gt; &lt;Par_Fin&gt; &lt;Bloque&gt;</w:t>
+      </w:r>
+    </w:p>
+    <w:p>
+      <w:pPr>
+        <w:rPr>
+          <w:rFonts w:ascii="Arial" w:hAnsi="Arial" w:cs="Arial"/>
+        </w:rPr>
+      </w:pPr>
+      <w:r>
+        <w:rPr>
+          <w:rFonts w:ascii="Arial" w:hAnsi="Arial" w:cs="Arial"/>
+        </w:rPr>
+        <w:t>&lt;Sentencia_Elif_Lista&gt; ::= &lt;Elif&gt; &lt;Par_Ini&gt; &lt;Expresion&gt; &lt;Par_Fin&gt; &lt;Bloque&gt; &lt;Sentencia_Elif_Lista&gt;</w:t>
+      </w:r>
+    </w:p>
+    <w:p>
+      <w:pPr>
+        <w:rPr>
+          <w:rFonts w:ascii="Arial" w:hAnsi="Arial" w:cs="Arial"/>
+        </w:rPr>
+      </w:pPr>
+      <w:r>
+        <w:rPr>
+          <w:rFonts w:ascii="Arial" w:hAnsi="Arial" w:cs="Arial"/>
+        </w:rPr>
+        <w:t>&lt;Sentencia&gt; ::= &lt;Declaracion_Var_Simple&gt;</w:t>
+      </w:r>
+    </w:p>
+    <w:p>
+      <w:pPr>
+        <w:rPr>
+          <w:rFonts w:ascii="Arial" w:hAnsi="Arial" w:cs="Arial"/>
+        </w:rPr>
+      </w:pPr>
+      <w:r>
+        <w:rPr>
+          <w:rFonts w:ascii="Arial" w:hAnsi="Arial" w:cs="Arial"/>
+        </w:rPr>
+        <w:t>&lt;Sentencia&gt; ::= &lt;Declaracion_Var_Asignada&gt;</w:t>
+      </w:r>
+    </w:p>
+    <w:p>
+      <w:pPr>
+        <w:rPr>
+          <w:rFonts w:ascii="Arial" w:hAnsi="Arial" w:cs="Arial"/>
+        </w:rPr>
+      </w:pPr>
+      <w:r>
+        <w:rPr>
+          <w:rFonts w:ascii="Arial" w:hAnsi="Arial" w:cs="Arial"/>
+        </w:rPr>
+        <w:t>&lt;Sentencia&gt; ::= &lt;Asignacion_Var&gt;</w:t>
+      </w:r>
+    </w:p>
+    <w:p>
+      <w:pPr>
+        <w:rPr>
+          <w:rFonts w:ascii="Arial" w:hAnsi="Arial" w:cs="Arial"/>
+        </w:rPr>
+      </w:pPr>
+      <w:r>
+        <w:rPr>
+          <w:rFonts w:ascii="Arial" w:hAnsi="Arial" w:cs="Arial"/>
+        </w:rPr>
+        <w:t>&lt;Sentencia&gt; ::= &lt;Arreglo&gt;</w:t>
+      </w:r>
+    </w:p>
+    <w:p>
+      <w:pPr>
+        <w:rPr>
+          <w:rFonts w:ascii="Arial" w:hAnsi="Arial" w:cs="Arial"/>
+        </w:rPr>
+      </w:pPr>
+      <w:r>
+        <w:rPr>
+          <w:rFonts w:ascii="Arial" w:hAnsi="Arial" w:cs="Arial"/>
+        </w:rPr>
+        <w:t>&lt;Sentencia&gt; ::= &lt;Asignacion_Arreglo&gt;</w:t>
+      </w:r>
+    </w:p>
+    <w:p>
+      <w:pPr>
+        <w:rPr>
+          <w:rFonts w:ascii="Arial" w:hAnsi="Arial" w:cs="Arial"/>
+        </w:rPr>
+      </w:pPr>
+      <w:r>
+        <w:rPr>
+          <w:rFonts w:ascii="Arial" w:hAnsi="Arial" w:cs="Arial"/>
+        </w:rPr>
+        <w:t>&lt;Sentencia&gt; ::= &lt;Expr_Sin_Asignacion&gt;</w:t>
+      </w:r>
+    </w:p>
+    <w:p>
+      <w:pPr>
+        <w:rPr>
+          <w:rFonts w:ascii="Arial" w:hAnsi="Arial" w:cs="Arial"/>
+        </w:rPr>
+      </w:pPr>
+      <w:r>
+        <w:rPr>
+          <w:rFonts w:ascii="Arial" w:hAnsi="Arial" w:cs="Arial"/>
+        </w:rPr>
+        <w:t>&lt;Sentencia&gt; ::= &lt;Sentencia_Return&gt;</w:t>
+      </w:r>
+    </w:p>
+    <w:p>
+      <w:pPr>
+        <w:rPr>
+          <w:rFonts w:ascii="Arial" w:hAnsi="Arial" w:cs="Arial"/>
+        </w:rPr>
+      </w:pPr>
+      <w:r>
+        <w:rPr>
+          <w:rFonts w:ascii="Arial" w:hAnsi="Arial" w:cs="Arial"/>
+        </w:rPr>
+        <w:t>&lt;Sentencia&gt; ::= &lt;Sentencia_Break&gt;</w:t>
+      </w:r>
+    </w:p>
+    <w:p>
+      <w:pPr>
+        <w:rPr>
+          <w:rFonts w:ascii="Arial" w:hAnsi="Arial" w:cs="Arial"/>
+        </w:rPr>
+      </w:pPr>
+      <w:r>
+        <w:rPr>
+          <w:rFonts w:ascii="Arial" w:hAnsi="Arial" w:cs="Arial"/>
+        </w:rPr>
+        <w:t>&lt;Sentencia&gt; ::= &lt;Sentencia_Read&gt;</w:t>
+      </w:r>
+    </w:p>
+    <w:p>
+      <w:pPr>
+        <w:rPr>
+          <w:rFonts w:ascii="Arial" w:hAnsi="Arial" w:cs="Arial"/>
+        </w:rPr>
+      </w:pPr>
+      <w:r>
+        <w:rPr>
+          <w:rFonts w:ascii="Arial" w:hAnsi="Arial" w:cs="Arial"/>
+        </w:rPr>
+        <w:t>&lt;Sentencia&gt; ::= &lt;Sentencia_Write&gt;</w:t>
+      </w:r>
+    </w:p>
+    <w:p>
+      <w:pPr>
+        <w:rPr>
+          <w:rFonts w:ascii="Arial" w:hAnsi="Arial" w:cs="Arial"/>
+        </w:rPr>
+      </w:pPr>
+      <w:r>
+        <w:rPr>
+          <w:rFonts w:ascii="Arial" w:hAnsi="Arial" w:cs="Arial"/>
+        </w:rPr>
+        <w:t>&lt;Sentencia&gt; ::= &lt;Sentencia_If&gt;</w:t>
+      </w:r>
+    </w:p>
+    <w:p>
+      <w:pPr>
+        <w:rPr>
+          <w:rFonts w:ascii="Arial" w:hAnsi="Arial" w:cs="Arial"/>
+        </w:rPr>
+      </w:pPr>
+      <w:r>
+        <w:rPr>
+          <w:rFonts w:ascii="Arial" w:hAnsi="Arial" w:cs="Arial"/>
+        </w:rPr>
+        <w:t>&lt;Sentencia&gt; ::= &lt;Sentencia_While&gt;</w:t>
+      </w:r>
+    </w:p>
+    <w:p>
+      <w:pPr>
+        <w:rPr>
+          <w:rFonts w:ascii="Arial" w:hAnsi="Arial" w:cs="Arial"/>
+        </w:rPr>
+      </w:pPr>
+      <w:r>
+        <w:rPr>
+          <w:rFonts w:ascii="Arial" w:hAnsi="Arial" w:cs="Arial"/>
+        </w:rPr>
+        <w:t>&lt;Sentencia&gt; ::= &lt;Sentencia_For&gt;</w:t>
+      </w:r>
+    </w:p>
+    <w:p>
+      <w:pPr>
+        <w:rPr>
+          <w:rFonts w:ascii="Arial" w:hAnsi="Arial" w:cs="Arial"/>
+        </w:rPr>
+      </w:pPr>
+      <w:r>
+        <w:rPr>
+          <w:rFonts w:ascii="Arial" w:hAnsi="Arial" w:cs="Arial"/>
+        </w:rPr>
+        <w:t>&lt;Sentencia_While&gt; ::= &lt;While&gt; &lt;Par_Ini&gt; &lt;Expresion&gt; &lt;Par_Fin&gt; &lt;Bloque&gt;</w:t>
+      </w:r>
+    </w:p>
+    <w:p>
+      <w:pPr>
+        <w:rPr>
+          <w:rFonts w:ascii="Arial" w:hAnsi="Arial" w:cs="Arial"/>
+        </w:rPr>
+      </w:pPr>
+      <w:r>
+        <w:rPr>
+          <w:rFonts w:ascii="Arial" w:hAnsi="Arial" w:cs="Arial"/>
+        </w:rPr>
+        <w:t>&lt;Bloque&gt; ::= &lt;Bloque_Ini&gt; &lt;Lista_Sentencias&gt; &lt;Bloque_Fin&gt;</w:t>
+      </w:r>
+    </w:p>
+    <w:p>
+      <w:pPr>
+        <w:rPr>
+          <w:rFonts w:ascii="Arial" w:hAnsi="Arial" w:cs="Arial"/>
+        </w:rPr>
+      </w:pPr>
+      <w:r>
+        <w:rPr>
+          <w:rFonts w:ascii="Arial" w:hAnsi="Arial" w:cs="Arial"/>
+        </w:rPr>
+        <w:t>&lt;Lista_Sentencias&gt; ::= &lt;Sentencia&gt;</w:t>
+      </w:r>
+    </w:p>
+    <w:p>
+      <w:pPr>
+        <w:rPr>
+          <w:rFonts w:ascii="Arial" w:hAnsi="Arial" w:cs="Arial"/>
+        </w:rPr>
+      </w:pPr>
+      <w:r>
+        <w:rPr>
+          <w:rFonts w:ascii="Arial" w:hAnsi="Arial" w:cs="Arial"/>
+        </w:rPr>
+        <w:t>&lt;Lista_Sentencias&gt; ::= &lt;Sentencia&gt; &lt;Lista_Sentencias&gt;</w:t>
+      </w:r>
+    </w:p>
+    <w:p>
+      <w:pPr>
+        <w:rPr>
+          <w:rFonts w:ascii="Arial" w:hAnsi="Arial" w:cs="Arial"/>
+        </w:rPr>
+      </w:pPr>
+    </w:p>
+    <w:p>
+      <w:pPr>
+        <w:rPr>
+          <w:rFonts w:ascii="Arial" w:hAnsi="Arial" w:cs="Arial"/>
+        </w:rPr>
+      </w:pPr>
+      <w:r>
+        <w:rPr>
+          <w:rFonts w:ascii="Arial" w:hAnsi="Arial" w:cs="Arial"/>
+        </w:rPr>
+        <w:t>&lt;Funcion_Main&gt; ::= &lt;Void&gt; &lt;Main&gt; &lt;Par_Ini&gt; &lt;Par_Fin&gt; &lt;Bloque&gt;</w:t>
+      </w:r>
+    </w:p>
+    <w:p>
+      <w:pPr>
+        <w:rPr>
+          <w:rFonts w:ascii="Arial" w:hAnsi="Arial" w:cs="Arial"/>
+        </w:rPr>
+      </w:pPr>
+      <w:r>
+        <w:rPr>
+          <w:rFonts w:ascii="Arial" w:hAnsi="Arial" w:cs="Arial"/>
+        </w:rPr>
+        <w:t>&lt;Declaracion_Global&gt; ::= &lt;Declaracion_Var_Simple&gt;</w:t>
+      </w:r>
+    </w:p>
+    <w:p>
+      <w:pPr>
+        <w:rPr>
+          <w:rFonts w:ascii="Arial" w:hAnsi="Arial" w:cs="Arial"/>
+        </w:rPr>
+      </w:pPr>
+      <w:r>
+        <w:rPr>
+          <w:rFonts w:ascii="Arial" w:hAnsi="Arial" w:cs="Arial"/>
+        </w:rPr>
+        <w:t>&lt;Declaracion_Global&gt; ::= &lt;Declaracion_Var_Asignada&gt;</w:t>
+      </w:r>
+    </w:p>
+    <w:p>
+      <w:pPr>
+        <w:rPr>
+          <w:rFonts w:ascii="Arial" w:hAnsi="Arial" w:cs="Arial"/>
+        </w:rPr>
+      </w:pPr>
+      <w:r>
+        <w:rPr>
+          <w:rFonts w:ascii="Arial" w:hAnsi="Arial" w:cs="Arial"/>
+        </w:rPr>
+        <w:t>&lt;Declaracion_Global&gt; ::= &lt;Arreglo&gt;</w:t>
+      </w:r>
+    </w:p>
+    <w:p>
+      <w:pPr>
+        <w:rPr>
+          <w:rFonts w:ascii="Arial" w:hAnsi="Arial" w:cs="Arial"/>
+        </w:rPr>
+      </w:pPr>
+    </w:p>
+    <w:p>
+      <w:pPr>
+        <w:rPr>
+          <w:rFonts w:ascii="Arial" w:hAnsi="Arial" w:cs="Arial"/>
+        </w:rPr>
+      </w:pPr>
+      <w:r>
+        <w:rPr>
+          <w:rFonts w:ascii="Arial" w:hAnsi="Arial" w:cs="Arial"/>
+        </w:rPr>
+        <w:t>&lt;Elemento_Programa&gt; ::= &lt;Declaracion_Global&gt;</w:t>
+      </w:r>
     </w:p>
     <w:p>
       <w:pPr>
@@ -3086,880 +2972,73 @@
           <w:rFonts w:ascii="Arial" w:hAnsi="Arial" w:cs="Arial"/>
         </w:rPr>
         <w:lastRenderedPageBreak/>
-        <w:t>&lt;</w:t>
-      </w:r>
-      <w:proofErr w:type="spellStart"/>
-      <w:r>
-        <w:rPr>
-          <w:rFonts w:ascii="Arial" w:hAnsi="Arial" w:cs="Arial"/>
-        </w:rPr>
-        <w:t>Sentencia_If_Resto</w:t>
-      </w:r>
-      <w:proofErr w:type="spellEnd"/>
-      <w:r>
-        <w:rPr>
-          <w:rFonts w:ascii="Arial" w:hAnsi="Arial" w:cs="Arial"/>
-        </w:rPr>
-        <w:t>&gt; ::= ε</w:t>
-      </w:r>
-    </w:p>
-    <w:p>
-      <w:pPr>
-        <w:rPr>
-          <w:rFonts w:ascii="Arial" w:hAnsi="Arial" w:cs="Arial"/>
-        </w:rPr>
-      </w:pPr>
-      <w:r>
-        <w:rPr>
-          <w:rFonts w:ascii="Arial" w:hAnsi="Arial" w:cs="Arial"/>
-        </w:rPr>
-        <w:t>&lt;</w:t>
-      </w:r>
-      <w:proofErr w:type="spellStart"/>
-      <w:r>
-        <w:rPr>
-          <w:rFonts w:ascii="Arial" w:hAnsi="Arial" w:cs="Arial"/>
-        </w:rPr>
-        <w:t>Sentencia_If_Resto</w:t>
-      </w:r>
-      <w:proofErr w:type="spellEnd"/>
-      <w:r>
-        <w:rPr>
-          <w:rFonts w:ascii="Arial" w:hAnsi="Arial" w:cs="Arial"/>
-        </w:rPr>
-        <w:t>&gt; ::= &lt;</w:t>
-      </w:r>
-      <w:proofErr w:type="spellStart"/>
-      <w:r>
-        <w:rPr>
-          <w:rFonts w:ascii="Arial" w:hAnsi="Arial" w:cs="Arial"/>
-        </w:rPr>
-        <w:t>Sentencia_Elif_Lista</w:t>
-      </w:r>
-      <w:proofErr w:type="spellEnd"/>
-      <w:r>
-        <w:rPr>
-          <w:rFonts w:ascii="Arial" w:hAnsi="Arial" w:cs="Arial"/>
-        </w:rPr>
-        <w:t>&gt;</w:t>
-      </w:r>
-    </w:p>
-    <w:p>
-      <w:pPr>
-        <w:rPr>
-          <w:rFonts w:ascii="Arial" w:hAnsi="Arial" w:cs="Arial"/>
-        </w:rPr>
-      </w:pPr>
-      <w:r>
-        <w:rPr>
-          <w:rFonts w:ascii="Arial" w:hAnsi="Arial" w:cs="Arial"/>
-        </w:rPr>
-        <w:t>&lt;</w:t>
-      </w:r>
-      <w:proofErr w:type="spellStart"/>
-      <w:r>
-        <w:rPr>
-          <w:rFonts w:ascii="Arial" w:hAnsi="Arial" w:cs="Arial"/>
-        </w:rPr>
-        <w:t>Sentencia_If_Resto</w:t>
-      </w:r>
-      <w:proofErr w:type="spellEnd"/>
-      <w:r>
-        <w:rPr>
-          <w:rFonts w:ascii="Arial" w:hAnsi="Arial" w:cs="Arial"/>
-        </w:rPr>
-        <w:t>&gt; ::= &lt;Else&gt; &lt;Bloque&gt;</w:t>
-      </w:r>
-    </w:p>
-    <w:p>
-      <w:pPr>
-        <w:rPr>
-          <w:rFonts w:ascii="Arial" w:hAnsi="Arial" w:cs="Arial"/>
-        </w:rPr>
-      </w:pPr>
-      <w:r>
-        <w:rPr>
-          <w:rFonts w:ascii="Arial" w:hAnsi="Arial" w:cs="Arial"/>
-        </w:rPr>
-        <w:t>&lt;</w:t>
-      </w:r>
-      <w:proofErr w:type="spellStart"/>
-      <w:r>
-        <w:rPr>
-          <w:rFonts w:ascii="Arial" w:hAnsi="Arial" w:cs="Arial"/>
-        </w:rPr>
-        <w:t>Sentencia_If_Resto</w:t>
-      </w:r>
-      <w:proofErr w:type="spellEnd"/>
-      <w:r>
-        <w:rPr>
-          <w:rFonts w:ascii="Arial" w:hAnsi="Arial" w:cs="Arial"/>
-        </w:rPr>
-        <w:t>&gt; ::= &lt;</w:t>
-      </w:r>
-      <w:proofErr w:type="spellStart"/>
-      <w:r>
-        <w:rPr>
-          <w:rFonts w:ascii="Arial" w:hAnsi="Arial" w:cs="Arial"/>
-        </w:rPr>
-        <w:t>Sentencia_Elif_Lista</w:t>
-      </w:r>
-      <w:proofErr w:type="spellEnd"/>
-      <w:r>
-        <w:rPr>
-          <w:rFonts w:ascii="Arial" w:hAnsi="Arial" w:cs="Arial"/>
-        </w:rPr>
-        <w:t>&gt; &lt;Else&gt; &lt;Bloque&gt;</w:t>
-      </w:r>
-    </w:p>
-    <w:p>
-      <w:pPr>
-        <w:rPr>
-          <w:rFonts w:ascii="Arial" w:hAnsi="Arial" w:cs="Arial"/>
-        </w:rPr>
-      </w:pPr>
-    </w:p>
-    <w:p>
-      <w:pPr>
-        <w:rPr>
-          <w:rFonts w:ascii="Arial" w:hAnsi="Arial" w:cs="Arial"/>
-        </w:rPr>
-      </w:pPr>
-      <w:r>
-        <w:rPr>
-          <w:rFonts w:ascii="Arial" w:hAnsi="Arial" w:cs="Arial"/>
-        </w:rPr>
-        <w:t>&lt;</w:t>
-      </w:r>
-      <w:proofErr w:type="spellStart"/>
-      <w:r>
-        <w:rPr>
-          <w:rFonts w:ascii="Arial" w:hAnsi="Arial" w:cs="Arial"/>
-        </w:rPr>
-        <w:t>Sentencia_Elif_Lista</w:t>
-      </w:r>
-      <w:proofErr w:type="spellEnd"/>
-      <w:r>
-        <w:rPr>
-          <w:rFonts w:ascii="Arial" w:hAnsi="Arial" w:cs="Arial"/>
-        </w:rPr>
-        <w:t>&gt; ::= &lt;Elif&gt; &lt;</w:t>
-      </w:r>
-      <w:proofErr w:type="spellStart"/>
-      <w:r>
-        <w:rPr>
-          <w:rFonts w:ascii="Arial" w:hAnsi="Arial" w:cs="Arial"/>
-        </w:rPr>
-        <w:t>Par_Ini</w:t>
-      </w:r>
-      <w:proofErr w:type="spellEnd"/>
-      <w:r>
-        <w:rPr>
-          <w:rFonts w:ascii="Arial" w:hAnsi="Arial" w:cs="Arial"/>
-        </w:rPr>
-        <w:t>&gt; &lt;</w:t>
-      </w:r>
-      <w:proofErr w:type="spellStart"/>
-      <w:r>
-        <w:rPr>
-          <w:rFonts w:ascii="Arial" w:hAnsi="Arial" w:cs="Arial"/>
-        </w:rPr>
-        <w:t>Expresion</w:t>
-      </w:r>
-      <w:proofErr w:type="spellEnd"/>
-      <w:r>
-        <w:rPr>
-          <w:rFonts w:ascii="Arial" w:hAnsi="Arial" w:cs="Arial"/>
-        </w:rPr>
-        <w:t>&gt; &lt;</w:t>
-      </w:r>
-      <w:proofErr w:type="spellStart"/>
-      <w:r>
-        <w:rPr>
-          <w:rFonts w:ascii="Arial" w:hAnsi="Arial" w:cs="Arial"/>
-        </w:rPr>
-        <w:t>Par_Fin</w:t>
-      </w:r>
-      <w:proofErr w:type="spellEnd"/>
-      <w:r>
-        <w:rPr>
-          <w:rFonts w:ascii="Arial" w:hAnsi="Arial" w:cs="Arial"/>
-        </w:rPr>
-        <w:t>&gt; &lt;Bloque&gt;</w:t>
-      </w:r>
-    </w:p>
-    <w:p>
-      <w:pPr>
-        <w:rPr>
-          <w:rFonts w:ascii="Arial" w:hAnsi="Arial" w:cs="Arial"/>
-        </w:rPr>
-      </w:pPr>
-      <w:r>
-        <w:rPr>
-          <w:rFonts w:ascii="Arial" w:hAnsi="Arial" w:cs="Arial"/>
-        </w:rPr>
-        <w:t>&lt;</w:t>
-      </w:r>
-      <w:proofErr w:type="spellStart"/>
-      <w:r>
-        <w:rPr>
-          <w:rFonts w:ascii="Arial" w:hAnsi="Arial" w:cs="Arial"/>
-        </w:rPr>
-        <w:t>Sentencia_Elif_Lista</w:t>
-      </w:r>
-      <w:proofErr w:type="spellEnd"/>
-      <w:r>
-        <w:rPr>
-          <w:rFonts w:ascii="Arial" w:hAnsi="Arial" w:cs="Arial"/>
-        </w:rPr>
-        <w:t>&gt; ::= &lt;Elif&gt; &lt;</w:t>
-      </w:r>
-      <w:proofErr w:type="spellStart"/>
-      <w:r>
-        <w:rPr>
-          <w:rFonts w:ascii="Arial" w:hAnsi="Arial" w:cs="Arial"/>
-        </w:rPr>
-        <w:t>Par_Ini</w:t>
-      </w:r>
-      <w:proofErr w:type="spellEnd"/>
-      <w:r>
-        <w:rPr>
-          <w:rFonts w:ascii="Arial" w:hAnsi="Arial" w:cs="Arial"/>
-        </w:rPr>
-        <w:t>&gt; &lt;</w:t>
-      </w:r>
-      <w:proofErr w:type="spellStart"/>
-      <w:r>
-        <w:rPr>
-          <w:rFonts w:ascii="Arial" w:hAnsi="Arial" w:cs="Arial"/>
-        </w:rPr>
-        <w:t>Expresion</w:t>
-      </w:r>
-      <w:proofErr w:type="spellEnd"/>
-      <w:r>
-        <w:rPr>
-          <w:rFonts w:ascii="Arial" w:hAnsi="Arial" w:cs="Arial"/>
-        </w:rPr>
-        <w:t>&gt; &lt;</w:t>
-      </w:r>
-      <w:proofErr w:type="spellStart"/>
-      <w:r>
-        <w:rPr>
-          <w:rFonts w:ascii="Arial" w:hAnsi="Arial" w:cs="Arial"/>
-        </w:rPr>
-        <w:t>Par_Fin</w:t>
-      </w:r>
-      <w:proofErr w:type="spellEnd"/>
-      <w:r>
-        <w:rPr>
-          <w:rFonts w:ascii="Arial" w:hAnsi="Arial" w:cs="Arial"/>
-        </w:rPr>
-        <w:t>&gt; &lt;Bloque&gt; &lt;</w:t>
-      </w:r>
-      <w:proofErr w:type="spellStart"/>
-      <w:r>
-        <w:rPr>
-          <w:rFonts w:ascii="Arial" w:hAnsi="Arial" w:cs="Arial"/>
-        </w:rPr>
-        <w:t>Sentencia_Elif_Lista</w:t>
-      </w:r>
-      <w:proofErr w:type="spellEnd"/>
-      <w:r>
-        <w:rPr>
-          <w:rFonts w:ascii="Arial" w:hAnsi="Arial" w:cs="Arial"/>
-        </w:rPr>
-        <w:t>&gt;</w:t>
-      </w:r>
-    </w:p>
-    <w:p>
-      <w:pPr>
-        <w:rPr>
-          <w:rFonts w:ascii="Arial" w:hAnsi="Arial" w:cs="Arial"/>
-        </w:rPr>
-      </w:pPr>
-      <w:r>
-        <w:rPr>
-          <w:rFonts w:ascii="Arial" w:hAnsi="Arial" w:cs="Arial"/>
-        </w:rPr>
-        <w:t>&lt;Sentencia&gt; ::= &lt;</w:t>
-      </w:r>
-      <w:proofErr w:type="spellStart"/>
-      <w:r>
-        <w:rPr>
-          <w:rFonts w:ascii="Arial" w:hAnsi="Arial" w:cs="Arial"/>
-        </w:rPr>
-        <w:t>Declaracion_Var_Simple</w:t>
-      </w:r>
-      <w:proofErr w:type="spellEnd"/>
-      <w:r>
-        <w:rPr>
-          <w:rFonts w:ascii="Arial" w:hAnsi="Arial" w:cs="Arial"/>
-        </w:rPr>
-        <w:t>&gt;</w:t>
-      </w:r>
-    </w:p>
-    <w:p>
-      <w:pPr>
-        <w:rPr>
-          <w:rFonts w:ascii="Arial" w:hAnsi="Arial" w:cs="Arial"/>
-        </w:rPr>
-      </w:pPr>
-      <w:r>
-        <w:rPr>
-          <w:rFonts w:ascii="Arial" w:hAnsi="Arial" w:cs="Arial"/>
-        </w:rPr>
-        <w:t>&lt;Sentencia&gt; ::= &lt;</w:t>
-      </w:r>
-      <w:proofErr w:type="spellStart"/>
-      <w:r>
-        <w:rPr>
-          <w:rFonts w:ascii="Arial" w:hAnsi="Arial" w:cs="Arial"/>
-        </w:rPr>
-        <w:t>Declaracion_Var_Asignada</w:t>
-      </w:r>
-      <w:proofErr w:type="spellEnd"/>
-      <w:r>
-        <w:rPr>
-          <w:rFonts w:ascii="Arial" w:hAnsi="Arial" w:cs="Arial"/>
-        </w:rPr>
-        <w:t>&gt;</w:t>
-      </w:r>
-    </w:p>
-    <w:p>
-      <w:pPr>
-        <w:rPr>
-          <w:rFonts w:ascii="Arial" w:hAnsi="Arial" w:cs="Arial"/>
-        </w:rPr>
-      </w:pPr>
-      <w:r>
-        <w:rPr>
-          <w:rFonts w:ascii="Arial" w:hAnsi="Arial" w:cs="Arial"/>
-        </w:rPr>
-        <w:t>&lt;Sentencia&gt; ::= &lt;</w:t>
-      </w:r>
-      <w:proofErr w:type="spellStart"/>
-      <w:r>
-        <w:rPr>
-          <w:rFonts w:ascii="Arial" w:hAnsi="Arial" w:cs="Arial"/>
-        </w:rPr>
-        <w:t>Asignacion_Var</w:t>
-      </w:r>
-      <w:proofErr w:type="spellEnd"/>
-      <w:r>
-        <w:rPr>
-          <w:rFonts w:ascii="Arial" w:hAnsi="Arial" w:cs="Arial"/>
-        </w:rPr>
-        <w:t>&gt;</w:t>
-      </w:r>
-    </w:p>
-    <w:p>
-      <w:pPr>
-        <w:rPr>
-          <w:rFonts w:ascii="Arial" w:hAnsi="Arial" w:cs="Arial"/>
-        </w:rPr>
-      </w:pPr>
-      <w:r>
-        <w:rPr>
-          <w:rFonts w:ascii="Arial" w:hAnsi="Arial" w:cs="Arial"/>
-        </w:rPr>
-        <w:t>&lt;Sentencia&gt; ::= &lt;Arreglo&gt;</w:t>
-      </w:r>
-    </w:p>
-    <w:p>
-      <w:pPr>
-        <w:rPr>
-          <w:rFonts w:ascii="Arial" w:hAnsi="Arial" w:cs="Arial"/>
-        </w:rPr>
-      </w:pPr>
-      <w:r>
-        <w:rPr>
-          <w:rFonts w:ascii="Arial" w:hAnsi="Arial" w:cs="Arial"/>
-        </w:rPr>
-        <w:t>&lt;Sentencia&gt; ::= &lt;</w:t>
-      </w:r>
-      <w:proofErr w:type="spellStart"/>
-      <w:r>
-        <w:rPr>
-          <w:rFonts w:ascii="Arial" w:hAnsi="Arial" w:cs="Arial"/>
-        </w:rPr>
-        <w:t>Asignacion_Arreglo</w:t>
-      </w:r>
-      <w:proofErr w:type="spellEnd"/>
-      <w:r>
-        <w:rPr>
-          <w:rFonts w:ascii="Arial" w:hAnsi="Arial" w:cs="Arial"/>
-        </w:rPr>
-        <w:t>&gt;</w:t>
-      </w:r>
-    </w:p>
-    <w:p>
-      <w:pPr>
-        <w:rPr>
-          <w:rFonts w:ascii="Arial" w:hAnsi="Arial" w:cs="Arial"/>
-        </w:rPr>
-      </w:pPr>
-      <w:r>
-        <w:rPr>
-          <w:rFonts w:ascii="Arial" w:hAnsi="Arial" w:cs="Arial"/>
-        </w:rPr>
-        <w:t>&lt;Sentencia&gt; ::= &lt;</w:t>
-      </w:r>
-      <w:proofErr w:type="spellStart"/>
-      <w:r>
-        <w:rPr>
-          <w:rFonts w:ascii="Arial" w:hAnsi="Arial" w:cs="Arial"/>
-        </w:rPr>
-        <w:t>Expr_Sin_Asignacion</w:t>
-      </w:r>
-      <w:proofErr w:type="spellEnd"/>
-      <w:r>
-        <w:rPr>
-          <w:rFonts w:ascii="Arial" w:hAnsi="Arial" w:cs="Arial"/>
-        </w:rPr>
-        <w:t>&gt;</w:t>
-      </w:r>
-    </w:p>
-    <w:p>
-      <w:pPr>
-        <w:rPr>
-          <w:rFonts w:ascii="Arial" w:hAnsi="Arial" w:cs="Arial"/>
-        </w:rPr>
-      </w:pPr>
-      <w:r>
-        <w:rPr>
-          <w:rFonts w:ascii="Arial" w:hAnsi="Arial" w:cs="Arial"/>
-        </w:rPr>
-        <w:t>&lt;Sentencia&gt; ::= &lt;</w:t>
-      </w:r>
-      <w:proofErr w:type="spellStart"/>
-      <w:r>
-        <w:rPr>
-          <w:rFonts w:ascii="Arial" w:hAnsi="Arial" w:cs="Arial"/>
-        </w:rPr>
-        <w:t>Sentencia_Return</w:t>
-      </w:r>
-      <w:proofErr w:type="spellEnd"/>
-      <w:r>
-        <w:rPr>
-          <w:rFonts w:ascii="Arial" w:hAnsi="Arial" w:cs="Arial"/>
-        </w:rPr>
-        <w:t>&gt;</w:t>
-      </w:r>
-    </w:p>
-    <w:p>
-      <w:pPr>
-        <w:rPr>
-          <w:rFonts w:ascii="Arial" w:hAnsi="Arial" w:cs="Arial"/>
-        </w:rPr>
-      </w:pPr>
-      <w:r>
-        <w:rPr>
-          <w:rFonts w:ascii="Arial" w:hAnsi="Arial" w:cs="Arial"/>
-        </w:rPr>
-        <w:t>&lt;Sentencia&gt; ::= &lt;</w:t>
-      </w:r>
-      <w:proofErr w:type="spellStart"/>
-      <w:r>
-        <w:rPr>
-          <w:rFonts w:ascii="Arial" w:hAnsi="Arial" w:cs="Arial"/>
-        </w:rPr>
-        <w:t>Sentencia_Break</w:t>
-      </w:r>
-      <w:proofErr w:type="spellEnd"/>
-      <w:r>
-        <w:rPr>
-          <w:rFonts w:ascii="Arial" w:hAnsi="Arial" w:cs="Arial"/>
-        </w:rPr>
-        <w:t>&gt;</w:t>
-      </w:r>
-    </w:p>
-    <w:p>
-      <w:pPr>
-        <w:rPr>
-          <w:rFonts w:ascii="Arial" w:hAnsi="Arial" w:cs="Arial"/>
-        </w:rPr>
-      </w:pPr>
-      <w:r>
-        <w:rPr>
-          <w:rFonts w:ascii="Arial" w:hAnsi="Arial" w:cs="Arial"/>
-        </w:rPr>
-        <w:t>&lt;Sentencia&gt; ::= &lt;</w:t>
-      </w:r>
-      <w:proofErr w:type="spellStart"/>
-      <w:r>
-        <w:rPr>
-          <w:rFonts w:ascii="Arial" w:hAnsi="Arial" w:cs="Arial"/>
-        </w:rPr>
-        <w:t>Sentencia_Read</w:t>
-      </w:r>
-      <w:proofErr w:type="spellEnd"/>
-      <w:r>
-        <w:rPr>
-          <w:rFonts w:ascii="Arial" w:hAnsi="Arial" w:cs="Arial"/>
-        </w:rPr>
-        <w:t>&gt;</w:t>
-      </w:r>
-    </w:p>
-    <w:p>
-      <w:pPr>
-        <w:rPr>
-          <w:rFonts w:ascii="Arial" w:hAnsi="Arial" w:cs="Arial"/>
-        </w:rPr>
-      </w:pPr>
-      <w:r>
-        <w:rPr>
-          <w:rFonts w:ascii="Arial" w:hAnsi="Arial" w:cs="Arial"/>
-        </w:rPr>
-        <w:t>&lt;Sentencia&gt; ::= &lt;</w:t>
-      </w:r>
-      <w:proofErr w:type="spellStart"/>
-      <w:r>
-        <w:rPr>
-          <w:rFonts w:ascii="Arial" w:hAnsi="Arial" w:cs="Arial"/>
-        </w:rPr>
-        <w:t>Sentencia_Write</w:t>
-      </w:r>
-      <w:proofErr w:type="spellEnd"/>
-      <w:r>
-        <w:rPr>
-          <w:rFonts w:ascii="Arial" w:hAnsi="Arial" w:cs="Arial"/>
-        </w:rPr>
-        <w:t>&gt;</w:t>
-      </w:r>
-    </w:p>
-    <w:p>
-      <w:pPr>
-        <w:rPr>
-          <w:rFonts w:ascii="Arial" w:hAnsi="Arial" w:cs="Arial"/>
-        </w:rPr>
-      </w:pPr>
-      <w:r>
-        <w:rPr>
-          <w:rFonts w:ascii="Arial" w:hAnsi="Arial" w:cs="Arial"/>
-        </w:rPr>
-        <w:t>&lt;Sentencia&gt; ::= &lt;</w:t>
-      </w:r>
-      <w:proofErr w:type="spellStart"/>
-      <w:r>
-        <w:rPr>
-          <w:rFonts w:ascii="Arial" w:hAnsi="Arial" w:cs="Arial"/>
-        </w:rPr>
-        <w:t>Sentencia_If</w:t>
-      </w:r>
-      <w:proofErr w:type="spellEnd"/>
-      <w:r>
-        <w:rPr>
-          <w:rFonts w:ascii="Arial" w:hAnsi="Arial" w:cs="Arial"/>
-        </w:rPr>
-        <w:t>&gt;</w:t>
-      </w:r>
-    </w:p>
-    <w:p>
-      <w:pPr>
-        <w:rPr>
-          <w:rFonts w:ascii="Arial" w:hAnsi="Arial" w:cs="Arial"/>
-        </w:rPr>
-      </w:pPr>
-      <w:r>
-        <w:rPr>
-          <w:rFonts w:ascii="Arial" w:hAnsi="Arial" w:cs="Arial"/>
-        </w:rPr>
-        <w:t>&lt;Sentencia&gt; ::= &lt;</w:t>
-      </w:r>
-      <w:proofErr w:type="spellStart"/>
-      <w:r>
-        <w:rPr>
-          <w:rFonts w:ascii="Arial" w:hAnsi="Arial" w:cs="Arial"/>
-        </w:rPr>
-        <w:t>Sentencia_While</w:t>
-      </w:r>
-      <w:proofErr w:type="spellEnd"/>
-      <w:r>
-        <w:rPr>
-          <w:rFonts w:ascii="Arial" w:hAnsi="Arial" w:cs="Arial"/>
-        </w:rPr>
-        <w:t>&gt;</w:t>
-      </w:r>
-    </w:p>
-    <w:p>
-      <w:pPr>
-        <w:rPr>
-          <w:rFonts w:ascii="Arial" w:hAnsi="Arial" w:cs="Arial"/>
-        </w:rPr>
-      </w:pPr>
-      <w:r>
-        <w:rPr>
-          <w:rFonts w:ascii="Arial" w:hAnsi="Arial" w:cs="Arial"/>
-        </w:rPr>
-        <w:t>&lt;Sentencia&gt; ::= &lt;</w:t>
-      </w:r>
-      <w:proofErr w:type="spellStart"/>
-      <w:r>
-        <w:rPr>
-          <w:rFonts w:ascii="Arial" w:hAnsi="Arial" w:cs="Arial"/>
-        </w:rPr>
-        <w:t>Sentencia_For</w:t>
-      </w:r>
-      <w:proofErr w:type="spellEnd"/>
-      <w:r>
-        <w:rPr>
-          <w:rFonts w:ascii="Arial" w:hAnsi="Arial" w:cs="Arial"/>
-        </w:rPr>
-        <w:t>&gt;</w:t>
-      </w:r>
-    </w:p>
-    <w:p>
-      <w:pPr>
-        <w:rPr>
-          <w:rFonts w:ascii="Arial" w:hAnsi="Arial" w:cs="Arial"/>
-        </w:rPr>
-      </w:pPr>
-      <w:r>
-        <w:rPr>
-          <w:rFonts w:ascii="Arial" w:hAnsi="Arial" w:cs="Arial"/>
-        </w:rPr>
-        <w:t>&lt;</w:t>
-      </w:r>
-      <w:proofErr w:type="spellStart"/>
-      <w:r>
-        <w:rPr>
-          <w:rFonts w:ascii="Arial" w:hAnsi="Arial" w:cs="Arial"/>
-        </w:rPr>
-        <w:t>Sentencia_While</w:t>
-      </w:r>
-      <w:proofErr w:type="spellEnd"/>
-      <w:r>
-        <w:rPr>
-          <w:rFonts w:ascii="Arial" w:hAnsi="Arial" w:cs="Arial"/>
-        </w:rPr>
-        <w:t>&gt; ::= &lt;While&gt; &lt;</w:t>
-      </w:r>
-      <w:proofErr w:type="spellStart"/>
-      <w:r>
-        <w:rPr>
-          <w:rFonts w:ascii="Arial" w:hAnsi="Arial" w:cs="Arial"/>
-        </w:rPr>
-        <w:t>Par_Ini</w:t>
-      </w:r>
-      <w:proofErr w:type="spellEnd"/>
-      <w:r>
-        <w:rPr>
-          <w:rFonts w:ascii="Arial" w:hAnsi="Arial" w:cs="Arial"/>
-        </w:rPr>
-        <w:t>&gt; &lt;</w:t>
-      </w:r>
-      <w:proofErr w:type="spellStart"/>
-      <w:r>
-        <w:rPr>
-          <w:rFonts w:ascii="Arial" w:hAnsi="Arial" w:cs="Arial"/>
-        </w:rPr>
-        <w:t>Expresion</w:t>
-      </w:r>
-      <w:proofErr w:type="spellEnd"/>
-      <w:r>
-        <w:rPr>
-          <w:rFonts w:ascii="Arial" w:hAnsi="Arial" w:cs="Arial"/>
-        </w:rPr>
-        <w:t>&gt; &lt;</w:t>
-      </w:r>
-      <w:proofErr w:type="spellStart"/>
-      <w:r>
-        <w:rPr>
-          <w:rFonts w:ascii="Arial" w:hAnsi="Arial" w:cs="Arial"/>
-        </w:rPr>
-        <w:t>Par_Fin</w:t>
-      </w:r>
-      <w:proofErr w:type="spellEnd"/>
-      <w:r>
-        <w:rPr>
-          <w:rFonts w:ascii="Arial" w:hAnsi="Arial" w:cs="Arial"/>
-        </w:rPr>
-        <w:t>&gt; &lt;Bloque&gt;</w:t>
-      </w:r>
-    </w:p>
-    <w:p>
-      <w:pPr>
-        <w:rPr>
-          <w:rFonts w:ascii="Arial" w:hAnsi="Arial" w:cs="Arial"/>
-        </w:rPr>
-      </w:pPr>
-      <w:r>
-        <w:rPr>
-          <w:rFonts w:ascii="Arial" w:hAnsi="Arial" w:cs="Arial"/>
-        </w:rPr>
-        <w:t>&lt;Bloque&gt; ::= &lt;</w:t>
-      </w:r>
-      <w:proofErr w:type="spellStart"/>
-      <w:r>
-        <w:rPr>
-          <w:rFonts w:ascii="Arial" w:hAnsi="Arial" w:cs="Arial"/>
-        </w:rPr>
-        <w:t>Bloque_Ini</w:t>
-      </w:r>
-      <w:proofErr w:type="spellEnd"/>
-      <w:r>
-        <w:rPr>
-          <w:rFonts w:ascii="Arial" w:hAnsi="Arial" w:cs="Arial"/>
-        </w:rPr>
-        <w:t>&gt; &lt;</w:t>
-      </w:r>
-      <w:proofErr w:type="spellStart"/>
-      <w:r>
-        <w:rPr>
-          <w:rFonts w:ascii="Arial" w:hAnsi="Arial" w:cs="Arial"/>
-        </w:rPr>
-        <w:t>Lista_Sentencias</w:t>
-      </w:r>
-      <w:proofErr w:type="spellEnd"/>
-      <w:r>
-        <w:rPr>
-          <w:rFonts w:ascii="Arial" w:hAnsi="Arial" w:cs="Arial"/>
-        </w:rPr>
-        <w:t>&gt; &lt;</w:t>
-      </w:r>
-      <w:proofErr w:type="spellStart"/>
-      <w:r>
-        <w:rPr>
-          <w:rFonts w:ascii="Arial" w:hAnsi="Arial" w:cs="Arial"/>
-        </w:rPr>
-        <w:t>Bloque_Fin</w:t>
-      </w:r>
-      <w:proofErr w:type="spellEnd"/>
-      <w:r>
-        <w:rPr>
-          <w:rFonts w:ascii="Arial" w:hAnsi="Arial" w:cs="Arial"/>
-        </w:rPr>
-        <w:t>&gt;</w:t>
-      </w:r>
-    </w:p>
-    <w:p>
-      <w:pPr>
-        <w:rPr>
-          <w:rFonts w:ascii="Arial" w:hAnsi="Arial" w:cs="Arial"/>
-        </w:rPr>
-      </w:pPr>
-      <w:r>
-        <w:rPr>
-          <w:rFonts w:ascii="Arial" w:hAnsi="Arial" w:cs="Arial"/>
-        </w:rPr>
-        <w:t>&lt;</w:t>
-      </w:r>
-      <w:proofErr w:type="spellStart"/>
-      <w:r>
-        <w:rPr>
-          <w:rFonts w:ascii="Arial" w:hAnsi="Arial" w:cs="Arial"/>
-        </w:rPr>
-        <w:t>Lista_Sentencias</w:t>
-      </w:r>
-      <w:proofErr w:type="spellEnd"/>
-      <w:r>
-        <w:rPr>
-          <w:rFonts w:ascii="Arial" w:hAnsi="Arial" w:cs="Arial"/>
-        </w:rPr>
-        <w:t>&gt; ::= &lt;Sentencia&gt;</w:t>
-      </w:r>
-    </w:p>
-    <w:p>
-      <w:pPr>
-        <w:rPr>
-          <w:rFonts w:ascii="Arial" w:hAnsi="Arial" w:cs="Arial"/>
-        </w:rPr>
-      </w:pPr>
-      <w:r>
-        <w:rPr>
-          <w:rFonts w:ascii="Arial" w:hAnsi="Arial" w:cs="Arial"/>
-        </w:rPr>
-        <w:t>&lt;</w:t>
-      </w:r>
-      <w:proofErr w:type="spellStart"/>
-      <w:r>
-        <w:rPr>
-          <w:rFonts w:ascii="Arial" w:hAnsi="Arial" w:cs="Arial"/>
-        </w:rPr>
-        <w:t>Lista_Sentencias</w:t>
-      </w:r>
-      <w:proofErr w:type="spellEnd"/>
-      <w:r>
-        <w:rPr>
-          <w:rFonts w:ascii="Arial" w:hAnsi="Arial" w:cs="Arial"/>
-        </w:rPr>
-        <w:t>&gt; ::= &lt;Sentencia&gt; &lt;</w:t>
-      </w:r>
-      <w:proofErr w:type="spellStart"/>
-      <w:r>
-        <w:rPr>
-          <w:rFonts w:ascii="Arial" w:hAnsi="Arial" w:cs="Arial"/>
-        </w:rPr>
-        <w:t>Lista_Sentencias</w:t>
-      </w:r>
-      <w:proofErr w:type="spellEnd"/>
-      <w:r>
-        <w:rPr>
-          <w:rFonts w:ascii="Arial" w:hAnsi="Arial" w:cs="Arial"/>
-        </w:rPr>
-        <w:t>&gt;</w:t>
-      </w:r>
-    </w:p>
-    <w:p>
-      <w:pPr>
-        <w:rPr>
-          <w:rFonts w:ascii="Arial" w:hAnsi="Arial" w:cs="Arial"/>
-        </w:rPr>
-      </w:pPr>
-    </w:p>
-    <w:p>
-      <w:pPr>
-        <w:rPr>
-          <w:rFonts w:ascii="Arial" w:hAnsi="Arial" w:cs="Arial"/>
-        </w:rPr>
-      </w:pPr>
-      <w:r>
-        <w:rPr>
-          <w:rFonts w:ascii="Arial" w:hAnsi="Arial" w:cs="Arial"/>
-        </w:rPr>
-        <w:t>&lt;</w:t>
-      </w:r>
-      <w:proofErr w:type="spellStart"/>
-      <w:r>
-        <w:rPr>
-          <w:rFonts w:ascii="Arial" w:hAnsi="Arial" w:cs="Arial"/>
-        </w:rPr>
-        <w:t>Funcion_Main</w:t>
-      </w:r>
-      <w:proofErr w:type="spellEnd"/>
-      <w:r>
-        <w:rPr>
-          <w:rFonts w:ascii="Arial" w:hAnsi="Arial" w:cs="Arial"/>
-        </w:rPr>
-        <w:t>&gt; ::= &lt;Void&gt; &lt;Main&gt; &lt;</w:t>
-      </w:r>
-      <w:proofErr w:type="spellStart"/>
-      <w:r>
-        <w:rPr>
-          <w:rFonts w:ascii="Arial" w:hAnsi="Arial" w:cs="Arial"/>
-        </w:rPr>
-        <w:t>Par_Ini</w:t>
-      </w:r>
-      <w:proofErr w:type="spellEnd"/>
-      <w:r>
-        <w:rPr>
-          <w:rFonts w:ascii="Arial" w:hAnsi="Arial" w:cs="Arial"/>
-        </w:rPr>
-        <w:t>&gt; &lt;</w:t>
-      </w:r>
-      <w:proofErr w:type="spellStart"/>
-      <w:r>
-        <w:rPr>
-          <w:rFonts w:ascii="Arial" w:hAnsi="Arial" w:cs="Arial"/>
-        </w:rPr>
-        <w:t>Par_Fin</w:t>
-      </w:r>
-      <w:proofErr w:type="spellEnd"/>
-      <w:r>
-        <w:rPr>
-          <w:rFonts w:ascii="Arial" w:hAnsi="Arial" w:cs="Arial"/>
-        </w:rPr>
-        <w:t>&gt; &lt;Bloque&gt;</w:t>
+        <w:t>&lt;Elemento_Programa&gt; ::= &lt;Declaracion_Funcion&gt;</w:t>
+      </w:r>
+    </w:p>
+    <w:p>
+      <w:pPr>
+        <w:rPr>
+          <w:rFonts w:ascii="Arial" w:hAnsi="Arial" w:cs="Arial"/>
+        </w:rPr>
+      </w:pPr>
+    </w:p>
+    <w:p>
+      <w:pPr>
+        <w:rPr>
+          <w:rFonts w:ascii="Arial" w:hAnsi="Arial" w:cs="Arial"/>
+        </w:rPr>
+      </w:pPr>
+      <w:r>
+        <w:rPr>
+          <w:rFonts w:ascii="Arial" w:hAnsi="Arial" w:cs="Arial"/>
+        </w:rPr>
+        <w:t>&lt;Lista_Elementos&gt; ::= &lt;Elemento_Programa&gt;</w:t>
+      </w:r>
+    </w:p>
+    <w:p>
+      <w:pPr>
+        <w:rPr>
+          <w:rFonts w:ascii="Arial" w:hAnsi="Arial" w:cs="Arial"/>
+        </w:rPr>
+      </w:pPr>
+      <w:r>
+        <w:rPr>
+          <w:rFonts w:ascii="Arial" w:hAnsi="Arial" w:cs="Arial"/>
+        </w:rPr>
+        <w:t>&lt;Lista_Elementos&gt; ::= &lt;Elemento_Programa&gt; &lt;Lista_Elementos&gt;</w:t>
+      </w:r>
+    </w:p>
+    <w:p>
+      <w:pPr>
+        <w:rPr>
+          <w:rFonts w:ascii="Arial" w:hAnsi="Arial" w:cs="Arial"/>
+        </w:rPr>
+      </w:pPr>
+    </w:p>
+    <w:p>
+      <w:pPr>
+        <w:rPr>
+          <w:rFonts w:ascii="Arial" w:hAnsi="Arial" w:cs="Arial"/>
+        </w:rPr>
+      </w:pPr>
+      <w:r>
+        <w:rPr>
+          <w:rFonts w:ascii="Arial" w:hAnsi="Arial" w:cs="Arial"/>
+        </w:rPr>
+        <w:t>&lt;Programa&gt; ::= &lt;Funcion_Main&gt;</w:t>
+      </w:r>
+    </w:p>
+    <w:p>
+      <w:pPr>
+        <w:rPr>
+          <w:rFonts w:ascii="Arial" w:hAnsi="Arial" w:cs="Arial"/>
+        </w:rPr>
+      </w:pPr>
+      <w:r>
+        <w:rPr>
+          <w:rFonts w:ascii="Arial" w:hAnsi="Arial" w:cs="Arial"/>
+        </w:rPr>
+        <w:t>&lt;Programa&gt; ::= &lt;Lista_Elementos&gt; &lt;Funcion_Main&gt;</w:t>
       </w:r>
     </w:p>
     <w:sectPr>
@@ -4494,11 +3573,11 @@
     <w:name w:val="Normal"/>
     <w:qFormat/>
   </w:style>
-  <w:style w:type="paragraph" w:styleId="Heading1">
+  <w:style w:type="paragraph" w:styleId="Ttulo1">
     <w:name w:val="heading 1"/>
     <w:basedOn w:val="Normal"/>
     <w:next w:val="Normal"/>
-    <w:link w:val="Heading1Char"/>
+    <w:link w:val="Ttulo1Car"/>
     <w:uiPriority w:val="9"/>
     <w:qFormat/>
     <w:rsid w:val="00C00C98"/>
@@ -4515,11 +3594,11 @@
       <w:szCs w:val="40"/>
     </w:rPr>
   </w:style>
-  <w:style w:type="paragraph" w:styleId="Heading2">
+  <w:style w:type="paragraph" w:styleId="Ttulo2">
     <w:name w:val="heading 2"/>
     <w:basedOn w:val="Normal"/>
     <w:next w:val="Normal"/>
-    <w:link w:val="Heading2Char"/>
+    <w:link w:val="Ttulo2Car"/>
     <w:uiPriority w:val="9"/>
     <w:semiHidden/>
     <w:unhideWhenUsed/>
@@ -4538,11 +3617,11 @@
       <w:szCs w:val="32"/>
     </w:rPr>
   </w:style>
-  <w:style w:type="paragraph" w:styleId="Heading3">
+  <w:style w:type="paragraph" w:styleId="Ttulo3">
     <w:name w:val="heading 3"/>
     <w:basedOn w:val="Normal"/>
     <w:next w:val="Normal"/>
-    <w:link w:val="Heading3Char"/>
+    <w:link w:val="Ttulo3Car"/>
     <w:uiPriority w:val="9"/>
     <w:semiHidden/>
     <w:unhideWhenUsed/>
@@ -4561,11 +3640,11 @@
       <w:szCs w:val="28"/>
     </w:rPr>
   </w:style>
-  <w:style w:type="paragraph" w:styleId="Heading4">
+  <w:style w:type="paragraph" w:styleId="Ttulo4">
     <w:name w:val="heading 4"/>
     <w:basedOn w:val="Normal"/>
     <w:next w:val="Normal"/>
-    <w:link w:val="Heading4Char"/>
+    <w:link w:val="Ttulo4Car"/>
     <w:uiPriority w:val="9"/>
     <w:semiHidden/>
     <w:unhideWhenUsed/>
@@ -4584,11 +3663,11 @@
       <w:color w:val="0F4761" w:themeColor="accent1" w:themeShade="BF"/>
     </w:rPr>
   </w:style>
-  <w:style w:type="paragraph" w:styleId="Heading5">
+  <w:style w:type="paragraph" w:styleId="Ttulo5">
     <w:name w:val="heading 5"/>
     <w:basedOn w:val="Normal"/>
     <w:next w:val="Normal"/>
-    <w:link w:val="Heading5Char"/>
+    <w:link w:val="Ttulo5Car"/>
     <w:uiPriority w:val="9"/>
     <w:semiHidden/>
     <w:unhideWhenUsed/>
@@ -4605,11 +3684,11 @@
       <w:color w:val="0F4761" w:themeColor="accent1" w:themeShade="BF"/>
     </w:rPr>
   </w:style>
-  <w:style w:type="paragraph" w:styleId="Heading6">
+  <w:style w:type="paragraph" w:styleId="Ttulo6">
     <w:name w:val="heading 6"/>
     <w:basedOn w:val="Normal"/>
     <w:next w:val="Normal"/>
-    <w:link w:val="Heading6Char"/>
+    <w:link w:val="Ttulo6Car"/>
     <w:uiPriority w:val="9"/>
     <w:semiHidden/>
     <w:unhideWhenUsed/>
@@ -4628,11 +3707,11 @@
       <w:color w:val="595959" w:themeColor="text1" w:themeTint="A6"/>
     </w:rPr>
   </w:style>
-  <w:style w:type="paragraph" w:styleId="Heading7">
+  <w:style w:type="paragraph" w:styleId="Ttulo7">
     <w:name w:val="heading 7"/>
     <w:basedOn w:val="Normal"/>
     <w:next w:val="Normal"/>
-    <w:link w:val="Heading7Char"/>
+    <w:link w:val="Ttulo7Car"/>
     <w:uiPriority w:val="9"/>
     <w:semiHidden/>
     <w:unhideWhenUsed/>
@@ -4649,11 +3728,11 @@
       <w:color w:val="595959" w:themeColor="text1" w:themeTint="A6"/>
     </w:rPr>
   </w:style>
-  <w:style w:type="paragraph" w:styleId="Heading8">
+  <w:style w:type="paragraph" w:styleId="Ttulo8">
     <w:name w:val="heading 8"/>
     <w:basedOn w:val="Normal"/>
     <w:next w:val="Normal"/>
-    <w:link w:val="Heading8Char"/>
+    <w:link w:val="Ttulo8Car"/>
     <w:uiPriority w:val="9"/>
     <w:semiHidden/>
     <w:unhideWhenUsed/>
@@ -4672,11 +3751,11 @@
       <w:color w:val="272727" w:themeColor="text1" w:themeTint="D8"/>
     </w:rPr>
   </w:style>
-  <w:style w:type="paragraph" w:styleId="Heading9">
+  <w:style w:type="paragraph" w:styleId="Ttulo9">
     <w:name w:val="heading 9"/>
     <w:basedOn w:val="Normal"/>
     <w:next w:val="Normal"/>
-    <w:link w:val="Heading9Char"/>
+    <w:link w:val="Ttulo9Car"/>
     <w:uiPriority w:val="9"/>
     <w:semiHidden/>
     <w:unhideWhenUsed/>
@@ -4693,13 +3772,13 @@
       <w:color w:val="272727" w:themeColor="text1" w:themeTint="D8"/>
     </w:rPr>
   </w:style>
-  <w:style w:type="character" w:default="1" w:styleId="DefaultParagraphFont">
+  <w:style w:type="character" w:default="1" w:styleId="Fuentedeprrafopredeter">
     <w:name w:val="Default Paragraph Font"/>
     <w:uiPriority w:val="1"/>
     <w:semiHidden/>
     <w:unhideWhenUsed/>
   </w:style>
-  <w:style w:type="table" w:default="1" w:styleId="TableNormal">
+  <w:style w:type="table" w:default="1" w:styleId="Tablanormal">
     <w:name w:val="Normal Table"/>
     <w:uiPriority w:val="99"/>
     <w:semiHidden/>
@@ -4714,16 +3793,16 @@
       </w:tblCellMar>
     </w:tblPr>
   </w:style>
-  <w:style w:type="numbering" w:default="1" w:styleId="NoList">
+  <w:style w:type="numbering" w:default="1" w:styleId="Sinlista">
     <w:name w:val="No List"/>
     <w:uiPriority w:val="99"/>
     <w:semiHidden/>
     <w:unhideWhenUsed/>
   </w:style>
-  <w:style w:type="character" w:customStyle="1" w:styleId="Heading1Char">
-    <w:name w:val="Heading 1 Char"/>
-    <w:basedOn w:val="DefaultParagraphFont"/>
-    <w:link w:val="Heading1"/>
+  <w:style w:type="character" w:customStyle="1" w:styleId="Ttulo1Car">
+    <w:name w:val="Título 1 Car"/>
+    <w:basedOn w:val="Fuentedeprrafopredeter"/>
+    <w:link w:val="Ttulo1"/>
     <w:uiPriority w:val="9"/>
     <w:rsid w:val="00C00C98"/>
     <w:rPr>
@@ -4733,10 +3812,10 @@
       <w:szCs w:val="40"/>
     </w:rPr>
   </w:style>
-  <w:style w:type="character" w:customStyle="1" w:styleId="Heading2Char">
-    <w:name w:val="Heading 2 Char"/>
-    <w:basedOn w:val="DefaultParagraphFont"/>
-    <w:link w:val="Heading2"/>
+  <w:style w:type="character" w:customStyle="1" w:styleId="Ttulo2Car">
+    <w:name w:val="Título 2 Car"/>
+    <w:basedOn w:val="Fuentedeprrafopredeter"/>
+    <w:link w:val="Ttulo2"/>
     <w:uiPriority w:val="9"/>
     <w:semiHidden/>
     <w:rsid w:val="00C00C98"/>
@@ -4747,10 +3826,10 @@
       <w:szCs w:val="32"/>
     </w:rPr>
   </w:style>
-  <w:style w:type="character" w:customStyle="1" w:styleId="Heading3Char">
-    <w:name w:val="Heading 3 Char"/>
-    <w:basedOn w:val="DefaultParagraphFont"/>
-    <w:link w:val="Heading3"/>
+  <w:style w:type="character" w:customStyle="1" w:styleId="Ttulo3Car">
+    <w:name w:val="Título 3 Car"/>
+    <w:basedOn w:val="Fuentedeprrafopredeter"/>
+    <w:link w:val="Ttulo3"/>
     <w:uiPriority w:val="9"/>
     <w:semiHidden/>
     <w:rsid w:val="00C00C98"/>
@@ -4761,10 +3840,10 @@
       <w:szCs w:val="28"/>
     </w:rPr>
   </w:style>
-  <w:style w:type="character" w:customStyle="1" w:styleId="Heading4Char">
-    <w:name w:val="Heading 4 Char"/>
-    <w:basedOn w:val="DefaultParagraphFont"/>
-    <w:link w:val="Heading4"/>
+  <w:style w:type="character" w:customStyle="1" w:styleId="Ttulo4Car">
+    <w:name w:val="Título 4 Car"/>
+    <w:basedOn w:val="Fuentedeprrafopredeter"/>
+    <w:link w:val="Ttulo4"/>
     <w:uiPriority w:val="9"/>
     <w:semiHidden/>
     <w:rsid w:val="00C00C98"/>
@@ -4775,10 +3854,10 @@
       <w:color w:val="0F4761" w:themeColor="accent1" w:themeShade="BF"/>
     </w:rPr>
   </w:style>
-  <w:style w:type="character" w:customStyle="1" w:styleId="Heading5Char">
-    <w:name w:val="Heading 5 Char"/>
-    <w:basedOn w:val="DefaultParagraphFont"/>
-    <w:link w:val="Heading5"/>
+  <w:style w:type="character" w:customStyle="1" w:styleId="Ttulo5Car">
+    <w:name w:val="Título 5 Car"/>
+    <w:basedOn w:val="Fuentedeprrafopredeter"/>
+    <w:link w:val="Ttulo5"/>
     <w:uiPriority w:val="9"/>
     <w:semiHidden/>
     <w:rsid w:val="00C00C98"/>
@@ -4787,10 +3866,10 @@
       <w:color w:val="0F4761" w:themeColor="accent1" w:themeShade="BF"/>
     </w:rPr>
   </w:style>
-  <w:style w:type="character" w:customStyle="1" w:styleId="Heading6Char">
-    <w:name w:val="Heading 6 Char"/>
-    <w:basedOn w:val="DefaultParagraphFont"/>
-    <w:link w:val="Heading6"/>
+  <w:style w:type="character" w:customStyle="1" w:styleId="Ttulo6Car">
+    <w:name w:val="Título 6 Car"/>
+    <w:basedOn w:val="Fuentedeprrafopredeter"/>
+    <w:link w:val="Ttulo6"/>
     <w:uiPriority w:val="9"/>
     <w:semiHidden/>
     <w:rsid w:val="00C00C98"/>
@@ -4801,10 +3880,10 @@
       <w:color w:val="595959" w:themeColor="text1" w:themeTint="A6"/>
     </w:rPr>
   </w:style>
-  <w:style w:type="character" w:customStyle="1" w:styleId="Heading7Char">
-    <w:name w:val="Heading 7 Char"/>
-    <w:basedOn w:val="DefaultParagraphFont"/>
-    <w:link w:val="Heading7"/>
+  <w:style w:type="character" w:customStyle="1" w:styleId="Ttulo7Car">
+    <w:name w:val="Título 7 Car"/>
+    <w:basedOn w:val="Fuentedeprrafopredeter"/>
+    <w:link w:val="Ttulo7"/>
     <w:uiPriority w:val="9"/>
     <w:semiHidden/>
     <w:rsid w:val="00C00C98"/>
@@ -4813,10 +3892,10 @@
       <w:color w:val="595959" w:themeColor="text1" w:themeTint="A6"/>
     </w:rPr>
   </w:style>
-  <w:style w:type="character" w:customStyle="1" w:styleId="Heading8Char">
-    <w:name w:val="Heading 8 Char"/>
-    <w:basedOn w:val="DefaultParagraphFont"/>
-    <w:link w:val="Heading8"/>
+  <w:style w:type="character" w:customStyle="1" w:styleId="Ttulo8Car">
+    <w:name w:val="Título 8 Car"/>
+    <w:basedOn w:val="Fuentedeprrafopredeter"/>
+    <w:link w:val="Ttulo8"/>
     <w:uiPriority w:val="9"/>
     <w:semiHidden/>
     <w:rsid w:val="00C00C98"/>
@@ -4827,10 +3906,10 @@
       <w:color w:val="272727" w:themeColor="text1" w:themeTint="D8"/>
     </w:rPr>
   </w:style>
-  <w:style w:type="character" w:customStyle="1" w:styleId="Heading9Char">
-    <w:name w:val="Heading 9 Char"/>
-    <w:basedOn w:val="DefaultParagraphFont"/>
-    <w:link w:val="Heading9"/>
+  <w:style w:type="character" w:customStyle="1" w:styleId="Ttulo9Car">
+    <w:name w:val="Título 9 Car"/>
+    <w:basedOn w:val="Fuentedeprrafopredeter"/>
+    <w:link w:val="Ttulo9"/>
     <w:uiPriority w:val="9"/>
     <w:semiHidden/>
     <w:rsid w:val="00C00C98"/>
@@ -4839,11 +3918,11 @@
       <w:color w:val="272727" w:themeColor="text1" w:themeTint="D8"/>
     </w:rPr>
   </w:style>
-  <w:style w:type="paragraph" w:styleId="Title">
+  <w:style w:type="paragraph" w:styleId="Ttulo">
     <w:name w:val="Title"/>
     <w:basedOn w:val="Normal"/>
     <w:next w:val="Normal"/>
-    <w:link w:val="TitleChar"/>
+    <w:link w:val="TtuloCar"/>
     <w:uiPriority w:val="10"/>
     <w:qFormat/>
     <w:rsid w:val="00C00C98"/>
@@ -4859,10 +3938,10 @@
       <w:szCs w:val="56"/>
     </w:rPr>
   </w:style>
-  <w:style w:type="character" w:customStyle="1" w:styleId="TitleChar">
-    <w:name w:val="Title Char"/>
-    <w:basedOn w:val="DefaultParagraphFont"/>
-    <w:link w:val="Title"/>
+  <w:style w:type="character" w:customStyle="1" w:styleId="TtuloCar">
+    <w:name w:val="Título Car"/>
+    <w:basedOn w:val="Fuentedeprrafopredeter"/>
+    <w:link w:val="Ttulo"/>
     <w:uiPriority w:val="10"/>
     <w:rsid w:val="00C00C98"/>
     <w:rPr>
@@ -4873,11 +3952,11 @@
       <w:szCs w:val="56"/>
     </w:rPr>
   </w:style>
-  <w:style w:type="paragraph" w:styleId="Subtitle">
+  <w:style w:type="paragraph" w:styleId="Subttulo">
     <w:name w:val="Subtitle"/>
     <w:basedOn w:val="Normal"/>
     <w:next w:val="Normal"/>
-    <w:link w:val="SubtitleChar"/>
+    <w:link w:val="SubttuloCar"/>
     <w:uiPriority w:val="11"/>
     <w:qFormat/>
     <w:rsid w:val="00C00C98"/>
@@ -4894,10 +3973,10 @@
       <w:szCs w:val="28"/>
     </w:rPr>
   </w:style>
-  <w:style w:type="character" w:customStyle="1" w:styleId="SubtitleChar">
-    <w:name w:val="Subtitle Char"/>
-    <w:basedOn w:val="DefaultParagraphFont"/>
-    <w:link w:val="Subtitle"/>
+  <w:style w:type="character" w:customStyle="1" w:styleId="SubttuloCar">
+    <w:name w:val="Subtítulo Car"/>
+    <w:basedOn w:val="Fuentedeprrafopredeter"/>
+    <w:link w:val="Subttulo"/>
     <w:uiPriority w:val="11"/>
     <w:rsid w:val="00C00C98"/>
     <w:rPr>
@@ -4908,11 +3987,11 @@
       <w:szCs w:val="28"/>
     </w:rPr>
   </w:style>
-  <w:style w:type="paragraph" w:styleId="Quote">
+  <w:style w:type="paragraph" w:styleId="Cita">
     <w:name w:val="Quote"/>
     <w:basedOn w:val="Normal"/>
     <w:next w:val="Normal"/>
-    <w:link w:val="QuoteChar"/>
+    <w:link w:val="CitaCar"/>
     <w:uiPriority w:val="29"/>
     <w:qFormat/>
     <w:rsid w:val="00C00C98"/>
@@ -4926,10 +4005,10 @@
       <w:color w:val="404040" w:themeColor="text1" w:themeTint="BF"/>
     </w:rPr>
   </w:style>
-  <w:style w:type="character" w:customStyle="1" w:styleId="QuoteChar">
-    <w:name w:val="Quote Char"/>
-    <w:basedOn w:val="DefaultParagraphFont"/>
-    <w:link w:val="Quote"/>
+  <w:style w:type="character" w:customStyle="1" w:styleId="CitaCar">
+    <w:name w:val="Cita Car"/>
+    <w:basedOn w:val="Fuentedeprrafopredeter"/>
+    <w:link w:val="Cita"/>
     <w:uiPriority w:val="29"/>
     <w:rsid w:val="00C00C98"/>
     <w:rPr>
@@ -4938,7 +4017,7 @@
       <w:color w:val="404040" w:themeColor="text1" w:themeTint="BF"/>
     </w:rPr>
   </w:style>
-  <w:style w:type="paragraph" w:styleId="ListParagraph">
+  <w:style w:type="paragraph" w:styleId="Prrafodelista">
     <w:name w:val="List Paragraph"/>
     <w:basedOn w:val="Normal"/>
     <w:uiPriority w:val="34"/>
@@ -4949,9 +4028,9 @@
       <w:contextualSpacing/>
     </w:pPr>
   </w:style>
-  <w:style w:type="character" w:styleId="IntenseEmphasis">
+  <w:style w:type="character" w:styleId="nfasisintenso">
     <w:name w:val="Intense Emphasis"/>
-    <w:basedOn w:val="DefaultParagraphFont"/>
+    <w:basedOn w:val="Fuentedeprrafopredeter"/>
     <w:uiPriority w:val="21"/>
     <w:qFormat/>
     <w:rsid w:val="00C00C98"/>
@@ -4961,11 +4040,11 @@
       <w:color w:val="0F4761" w:themeColor="accent1" w:themeShade="BF"/>
     </w:rPr>
   </w:style>
-  <w:style w:type="paragraph" w:styleId="IntenseQuote">
+  <w:style w:type="paragraph" w:styleId="Citadestacada">
     <w:name w:val="Intense Quote"/>
     <w:basedOn w:val="Normal"/>
     <w:next w:val="Normal"/>
-    <w:link w:val="IntenseQuoteChar"/>
+    <w:link w:val="CitadestacadaCar"/>
     <w:uiPriority w:val="30"/>
     <w:qFormat/>
     <w:rsid w:val="00C00C98"/>
@@ -4984,10 +4063,10 @@
       <w:color w:val="0F4761" w:themeColor="accent1" w:themeShade="BF"/>
     </w:rPr>
   </w:style>
-  <w:style w:type="character" w:customStyle="1" w:styleId="IntenseQuoteChar">
-    <w:name w:val="Intense Quote Char"/>
-    <w:basedOn w:val="DefaultParagraphFont"/>
-    <w:link w:val="IntenseQuote"/>
+  <w:style w:type="character" w:customStyle="1" w:styleId="CitadestacadaCar">
+    <w:name w:val="Cita destacada Car"/>
+    <w:basedOn w:val="Fuentedeprrafopredeter"/>
+    <w:link w:val="Citadestacada"/>
     <w:uiPriority w:val="30"/>
     <w:rsid w:val="00C00C98"/>
     <w:rPr>
@@ -4996,9 +4075,9 @@
       <w:color w:val="0F4761" w:themeColor="accent1" w:themeShade="BF"/>
     </w:rPr>
   </w:style>
-  <w:style w:type="character" w:styleId="IntenseReference">
+  <w:style w:type="character" w:styleId="Referenciaintensa">
     <w:name w:val="Intense Reference"/>
-    <w:basedOn w:val="DefaultParagraphFont"/>
+    <w:basedOn w:val="Fuentedeprrafopredeter"/>
     <w:uiPriority w:val="32"/>
     <w:qFormat/>
     <w:rsid w:val="00C00C98"/>

--- a/Producciones.docx
+++ b/Producciones.docx
@@ -6,26 +6,43 @@
       <w:pPr>
         <w:rPr>
           <w:rFonts w:ascii="Arial" w:hAnsi="Arial" w:cs="Arial"/>
-        </w:rPr>
-      </w:pPr>
-      <w:r>
-        <w:rPr>
-          <w:rFonts w:ascii="Arial" w:hAnsi="Arial" w:cs="Arial"/>
-        </w:rPr>
-        <w:t>&lt;Letra&gt;   ::= [a-zA-Z]</w:t>
-      </w:r>
-    </w:p>
-    <w:p>
-      <w:pPr>
-        <w:rPr>
-          <w:rFonts w:ascii="Arial" w:hAnsi="Arial" w:cs="Arial"/>
-        </w:rPr>
-      </w:pPr>
-      <w:r>
-        <w:rPr>
-          <w:rFonts w:ascii="Arial" w:hAnsi="Arial" w:cs="Arial"/>
-        </w:rPr>
-        <w:t>&lt;Digito&gt;  ::= [0-9]</w:t>
+          <w:b/>
+          <w:bCs/>
+        </w:rPr>
+      </w:pPr>
+      <w:r>
+        <w:rPr>
+          <w:rFonts w:ascii="Arial" w:hAnsi="Arial" w:cs="Arial"/>
+          <w:b/>
+          <w:bCs/>
+        </w:rPr>
+        <w:t>1. Elementos léxicos y literales</w:t>
+      </w:r>
+    </w:p>
+    <w:p>
+      <w:pPr>
+        <w:rPr>
+          <w:rFonts w:ascii="Arial" w:hAnsi="Arial" w:cs="Arial"/>
+        </w:rPr>
+      </w:pPr>
+      <w:r>
+        <w:rPr>
+          <w:rFonts w:ascii="Arial" w:hAnsi="Arial" w:cs="Arial"/>
+        </w:rPr>
+        <w:t>&lt;Letra&gt; ::= [a-zA-Z]</w:t>
+      </w:r>
+    </w:p>
+    <w:p>
+      <w:pPr>
+        <w:rPr>
+          <w:rFonts w:ascii="Arial" w:hAnsi="Arial" w:cs="Arial"/>
+        </w:rPr>
+      </w:pPr>
+      <w:r>
+        <w:rPr>
+          <w:rFonts w:ascii="Arial" w:hAnsi="Arial" w:cs="Arial"/>
+        </w:rPr>
+        <w:t>&lt;Digito&gt; ::= [0-9]</w:t>
       </w:r>
     </w:p>
     <w:p>
@@ -51,15 +68,8 @@
         <w:rPr>
           <w:rFonts w:ascii="Arial" w:hAnsi="Arial" w:cs="Arial"/>
         </w:rPr>
-        <w:t xml:space="preserve">&lt;Caracter&gt; ::= &lt;Letra&gt; | &lt;Digito&gt;  </w:t>
-      </w:r>
-    </w:p>
-    <w:p>
-      <w:pPr>
-        <w:rPr>
-          <w:rFonts w:ascii="Arial" w:hAnsi="Arial" w:cs="Arial"/>
-        </w:rPr>
-      </w:pPr>
+        <w:t>&lt;Caracter&gt; ::= &lt;Letra&gt; | &lt;Digito&gt;</w:t>
+      </w:r>
     </w:p>
     <w:p>
       <w:pPr>
@@ -80,44 +90,37 @@
           <w:rFonts w:ascii="Arial" w:hAnsi="Arial" w:cs="Arial"/>
         </w:rPr>
       </w:pPr>
-    </w:p>
-    <w:p>
-      <w:pPr>
-        <w:rPr>
-          <w:rFonts w:ascii="Arial" w:hAnsi="Arial" w:cs="Arial"/>
-        </w:rPr>
-      </w:pPr>
-      <w:r>
-        <w:rPr>
-          <w:rFonts w:ascii="Arial" w:hAnsi="Arial" w:cs="Arial"/>
-        </w:rPr>
-        <w:t>&lt;Lit_Int&gt;   ::= &lt;Digito&gt;+</w:t>
-      </w:r>
-    </w:p>
-    <w:p>
-      <w:pPr>
-        <w:rPr>
-          <w:rFonts w:ascii="Arial" w:hAnsi="Arial" w:cs="Arial"/>
-        </w:rPr>
-      </w:pPr>
-      <w:r>
-        <w:rPr>
-          <w:rFonts w:ascii="Arial" w:hAnsi="Arial" w:cs="Arial"/>
-        </w:rPr>
-        <w:t>&lt;Parte_Entera&gt;    ::= "0" | &lt;Digito_No_Cero&gt; &lt;Digito&gt;*</w:t>
-      </w:r>
-    </w:p>
-    <w:p>
-      <w:pPr>
-        <w:rPr>
-          <w:rFonts w:ascii="Arial" w:hAnsi="Arial" w:cs="Arial"/>
-        </w:rPr>
-      </w:pPr>
-      <w:r>
-        <w:rPr>
-          <w:rFonts w:ascii="Arial" w:hAnsi="Arial" w:cs="Arial"/>
-        </w:rPr>
-        <w:t>&lt;Parte_Decimal&gt;   ::= &lt;Digito&gt;* &lt;Digito_No_Cero&gt;</w:t>
+      <w:r>
+        <w:rPr>
+          <w:rFonts w:ascii="Arial" w:hAnsi="Arial" w:cs="Arial"/>
+        </w:rPr>
+        <w:t>&lt;Lit_Int&gt; ::= &lt;Digito&gt;+</w:t>
+      </w:r>
+    </w:p>
+    <w:p>
+      <w:pPr>
+        <w:rPr>
+          <w:rFonts w:ascii="Arial" w:hAnsi="Arial" w:cs="Arial"/>
+        </w:rPr>
+      </w:pPr>
+      <w:r>
+        <w:rPr>
+          <w:rFonts w:ascii="Arial" w:hAnsi="Arial" w:cs="Arial"/>
+        </w:rPr>
+        <w:t>&lt;Parte_Entera&gt; ::= "0" | &lt;Digito_No_Cero&gt; &lt;Digito&gt;*</w:t>
+      </w:r>
+    </w:p>
+    <w:p>
+      <w:pPr>
+        <w:rPr>
+          <w:rFonts w:ascii="Arial" w:hAnsi="Arial" w:cs="Arial"/>
+        </w:rPr>
+      </w:pPr>
+      <w:r>
+        <w:rPr>
+          <w:rFonts w:ascii="Arial" w:hAnsi="Arial" w:cs="Arial"/>
+        </w:rPr>
+        <w:t>&lt;Parte_Decimal&gt; ::= &lt;Digito&gt;* &lt;Digito_No_Cero&gt;</w:t>
       </w:r>
     </w:p>
     <w:p>
@@ -137,13 +140,6 @@
       <w:pPr>
         <w:rPr>
           <w:rFonts w:ascii="Arial" w:hAnsi="Arial" w:cs="Arial"/>
-        </w:rPr>
-      </w:pPr>
-    </w:p>
-    <w:p>
-      <w:pPr>
-        <w:rPr>
-          <w:rFonts w:ascii="Arial" w:hAnsi="Arial" w:cs="Arial"/>
           <w:lang w:val="en-US"/>
         </w:rPr>
       </w:pPr>
@@ -162,14 +158,6 @@
           <w:lang w:val="en-US"/>
         </w:rPr>
       </w:pPr>
-    </w:p>
-    <w:p>
-      <w:pPr>
-        <w:rPr>
-          <w:rFonts w:ascii="Arial" w:hAnsi="Arial" w:cs="Arial"/>
-          <w:lang w:val="en-US"/>
-        </w:rPr>
-      </w:pPr>
       <w:r>
         <w:rPr>
           <w:rFonts w:ascii="Arial" w:hAnsi="Arial" w:cs="Arial"/>
@@ -229,7 +217,13 @@
           <w:rFonts w:ascii="Arial" w:hAnsi="Arial" w:cs="Arial"/>
           <w:lang w:val="en-US"/>
         </w:rPr>
-        <w:t>&lt;String_Caracteres&gt; ::= &lt;Caracter_String&gt; &lt;String_Caracteres&gt; | ε</w:t>
+        <w:t xml:space="preserve">&lt;String_Caracteres&gt; ::= &lt;Caracter_String&gt; &lt;String_Caracteres&gt; | </w:t>
+      </w:r>
+      <w:r>
+        <w:rPr>
+          <w:rFonts w:ascii="Arial" w:hAnsi="Arial" w:cs="Arial"/>
+        </w:rPr>
+        <w:t>ε</w:t>
       </w:r>
     </w:p>
     <w:p>
@@ -259,69 +253,99 @@
           <w:rFonts w:ascii="Arial" w:hAnsi="Arial" w:cs="Arial"/>
           <w:lang w:val="en-US"/>
         </w:rPr>
-        <w:t>&lt;Lit_Char&gt;   ::= "'" &lt;Caracter_String&gt; "'"</w:t>
-      </w:r>
-    </w:p>
-    <w:p>
-      <w:pPr>
-        <w:rPr>
-          <w:rFonts w:ascii="Arial" w:hAnsi="Arial" w:cs="Arial"/>
-          <w:lang w:val="en-US"/>
-        </w:rPr>
-      </w:pPr>
-    </w:p>
-    <w:p>
-      <w:pPr>
-        <w:rPr>
-          <w:rFonts w:ascii="Arial" w:hAnsi="Arial" w:cs="Arial"/>
-        </w:rPr>
-      </w:pPr>
-      <w:r>
-        <w:rPr>
-          <w:rFonts w:ascii="Arial" w:hAnsi="Arial" w:cs="Arial"/>
-        </w:rPr>
-        <w:t>&lt;Op_Suma&gt;   ::= "+"</w:t>
-      </w:r>
-    </w:p>
-    <w:p>
-      <w:pPr>
-        <w:rPr>
-          <w:rFonts w:ascii="Arial" w:hAnsi="Arial" w:cs="Arial"/>
-        </w:rPr>
-      </w:pPr>
-      <w:r>
-        <w:rPr>
-          <w:rFonts w:ascii="Arial" w:hAnsi="Arial" w:cs="Arial"/>
-        </w:rPr>
-        <w:t>&lt;Op_Resta&gt;  ::= "-"</w:t>
-      </w:r>
-    </w:p>
-    <w:p>
-      <w:pPr>
-        <w:rPr>
-          <w:rFonts w:ascii="Arial" w:hAnsi="Arial" w:cs="Arial"/>
-        </w:rPr>
-      </w:pPr>
-      <w:r>
-        <w:rPr>
-          <w:rFonts w:ascii="Arial" w:hAnsi="Arial" w:cs="Arial"/>
-        </w:rPr>
-        <w:t>&lt;Op_Mult&gt;   ::= "*"</w:t>
-      </w:r>
-    </w:p>
-    <w:p>
-      <w:pPr>
-        <w:rPr>
-          <w:rFonts w:ascii="Arial" w:hAnsi="Arial" w:cs="Arial"/>
-          <w:lang w:val="en-US"/>
-        </w:rPr>
-      </w:pPr>
-      <w:r>
-        <w:rPr>
-          <w:rFonts w:ascii="Arial" w:hAnsi="Arial" w:cs="Arial"/>
-          <w:lang w:val="en-US"/>
-        </w:rPr>
-        <w:t>&lt;Op_Div&gt;    ::= "/"</w:t>
+        <w:t>&lt;Lit_Char&gt; ::= "'" &lt;Caracter_String&gt; "'"</w:t>
+      </w:r>
+    </w:p>
+    <w:p>
+      <w:pPr>
+        <w:rPr>
+          <w:rFonts w:ascii="Arial" w:hAnsi="Arial" w:cs="Arial"/>
+          <w:b/>
+          <w:bCs/>
+        </w:rPr>
+      </w:pPr>
+      <w:r>
+        <w:rPr>
+          <w:rFonts w:ascii="Arial" w:hAnsi="Arial" w:cs="Arial"/>
+          <w:b/>
+          <w:bCs/>
+        </w:rPr>
+        <w:t>2. Operadores</w:t>
+      </w:r>
+    </w:p>
+    <w:p>
+      <w:pPr>
+        <w:rPr>
+          <w:rFonts w:ascii="Arial" w:hAnsi="Arial" w:cs="Arial"/>
+          <w:b/>
+          <w:bCs/>
+        </w:rPr>
+      </w:pPr>
+      <w:r>
+        <w:rPr>
+          <w:rFonts w:ascii="Arial" w:hAnsi="Arial" w:cs="Arial"/>
+          <w:b/>
+          <w:bCs/>
+        </w:rPr>
+        <w:t>2.1 Operadores aritméticos</w:t>
+      </w:r>
+    </w:p>
+    <w:p>
+      <w:pPr>
+        <w:rPr>
+          <w:rFonts w:ascii="Arial" w:hAnsi="Arial" w:cs="Arial"/>
+        </w:rPr>
+      </w:pPr>
+      <w:r>
+        <w:rPr>
+          <w:rFonts w:ascii="Arial" w:hAnsi="Arial" w:cs="Arial"/>
+        </w:rPr>
+        <w:t>&lt;Op_Suma&gt; ::= "+"</w:t>
+      </w:r>
+    </w:p>
+    <w:p>
+      <w:pPr>
+        <w:rPr>
+          <w:rFonts w:ascii="Arial" w:hAnsi="Arial" w:cs="Arial"/>
+          <w:lang w:val="en-US"/>
+        </w:rPr>
+      </w:pPr>
+      <w:r>
+        <w:rPr>
+          <w:rFonts w:ascii="Arial" w:hAnsi="Arial" w:cs="Arial"/>
+          <w:lang w:val="en-US"/>
+        </w:rPr>
+        <w:t>&lt;Op_Resta&gt; ::= "-"</w:t>
+      </w:r>
+    </w:p>
+    <w:p>
+      <w:pPr>
+        <w:rPr>
+          <w:rFonts w:ascii="Arial" w:hAnsi="Arial" w:cs="Arial"/>
+          <w:lang w:val="en-US"/>
+        </w:rPr>
+      </w:pPr>
+      <w:r>
+        <w:rPr>
+          <w:rFonts w:ascii="Arial" w:hAnsi="Arial" w:cs="Arial"/>
+          <w:lang w:val="en-US"/>
+        </w:rPr>
+        <w:t>&lt;Op_Mult&gt; ::= "*"</w:t>
+      </w:r>
+    </w:p>
+    <w:p>
+      <w:pPr>
+        <w:rPr>
+          <w:rFonts w:ascii="Arial" w:hAnsi="Arial" w:cs="Arial"/>
+          <w:lang w:val="en-US"/>
+        </w:rPr>
+      </w:pPr>
+      <w:r>
+        <w:rPr>
+          <w:rFonts w:ascii="Arial" w:hAnsi="Arial" w:cs="Arial"/>
+          <w:lang w:val="en-US"/>
+        </w:rPr>
+        <w:t>&lt;Op_Div&gt; ::= "/"</w:t>
       </w:r>
     </w:p>
     <w:p>
@@ -351,112 +375,105 @@
           <w:rFonts w:ascii="Arial" w:hAnsi="Arial" w:cs="Arial"/>
           <w:lang w:val="en-US"/>
         </w:rPr>
-        <w:t>&lt;Op_Mod&gt;    ::= "mod"</w:t>
-      </w:r>
-    </w:p>
-    <w:p>
-      <w:pPr>
-        <w:rPr>
-          <w:rFonts w:ascii="Arial" w:hAnsi="Arial" w:cs="Arial"/>
-          <w:lang w:val="en-US"/>
-        </w:rPr>
-      </w:pPr>
-      <w:r>
-        <w:rPr>
-          <w:rFonts w:ascii="Arial" w:hAnsi="Arial" w:cs="Arial"/>
-          <w:lang w:val="en-US"/>
-        </w:rPr>
-        <w:t>&lt;Op_Pot&gt;    ::= "pot"</w:t>
-      </w:r>
-    </w:p>
-    <w:p>
-      <w:pPr>
-        <w:rPr>
-          <w:rFonts w:ascii="Arial" w:hAnsi="Arial" w:cs="Arial"/>
-          <w:lang w:val="en-US"/>
-        </w:rPr>
-      </w:pPr>
-    </w:p>
-    <w:p>
-      <w:pPr>
-        <w:rPr>
-          <w:rFonts w:ascii="Arial" w:hAnsi="Arial" w:cs="Arial"/>
-          <w:lang w:val="en-US"/>
-        </w:rPr>
-      </w:pPr>
-      <w:r>
-        <w:rPr>
-          <w:rFonts w:ascii="Arial" w:hAnsi="Arial" w:cs="Arial"/>
-          <w:lang w:val="en-US"/>
+        <w:t>&lt;Op_Mod&gt; ::= "mod"</w:t>
+      </w:r>
+    </w:p>
+    <w:p>
+      <w:pPr>
+        <w:rPr>
+          <w:rFonts w:ascii="Arial" w:hAnsi="Arial" w:cs="Arial"/>
+          <w:lang w:val="en-US"/>
+        </w:rPr>
+      </w:pPr>
+      <w:r>
+        <w:rPr>
+          <w:rFonts w:ascii="Arial" w:hAnsi="Arial" w:cs="Arial"/>
+          <w:lang w:val="en-US"/>
+        </w:rPr>
+        <w:t>&lt;Op_Pot&gt; ::= "pot"</w:t>
+      </w:r>
+    </w:p>
+    <w:p>
+      <w:pPr>
+        <w:rPr>
+          <w:rFonts w:ascii="Arial" w:hAnsi="Arial" w:cs="Arial"/>
+          <w:lang w:val="en-US"/>
+        </w:rPr>
+      </w:pPr>
+      <w:r>
+        <w:rPr>
+          <w:rFonts w:ascii="Arial" w:hAnsi="Arial" w:cs="Arial"/>
+          <w:lang w:val="en-US"/>
+        </w:rPr>
+        <w:t>&lt;Op_Neg&gt; ::= "-"</w:t>
+      </w:r>
+    </w:p>
+    <w:p>
+      <w:pPr>
+        <w:rPr>
+          <w:rFonts w:ascii="Arial" w:hAnsi="Arial" w:cs="Arial"/>
+        </w:rPr>
+      </w:pPr>
+      <w:r>
+        <w:rPr>
+          <w:rFonts w:ascii="Arial" w:hAnsi="Arial" w:cs="Arial"/>
+        </w:rPr>
+        <w:t>&lt;Op_Inc&gt; ::= "++"</w:t>
+      </w:r>
+    </w:p>
+    <w:p>
+      <w:pPr>
+        <w:rPr>
+          <w:rFonts w:ascii="Arial" w:hAnsi="Arial" w:cs="Arial"/>
+        </w:rPr>
+      </w:pPr>
+      <w:r>
+        <w:rPr>
+          <w:rFonts w:ascii="Arial" w:hAnsi="Arial" w:cs="Arial"/>
+        </w:rPr>
+        <w:t>&lt;Op_Dec&gt; ::= "--"</w:t>
+      </w:r>
+    </w:p>
+    <w:p>
+      <w:pPr>
+        <w:rPr>
+          <w:rFonts w:ascii="Arial" w:hAnsi="Arial" w:cs="Arial"/>
+          <w:b/>
+          <w:bCs/>
+        </w:rPr>
+      </w:pPr>
+      <w:r>
+        <w:rPr>
+          <w:rFonts w:ascii="Arial" w:hAnsi="Arial" w:cs="Arial"/>
+          <w:b/>
+          <w:bCs/>
         </w:rPr>
         <w:lastRenderedPageBreak/>
-        <w:t>&lt;Op_Neg&gt; ::= "-"</w:t>
-      </w:r>
-    </w:p>
-    <w:p>
-      <w:pPr>
-        <w:rPr>
-          <w:rFonts w:ascii="Arial" w:hAnsi="Arial" w:cs="Arial"/>
-          <w:lang w:val="en-US"/>
-        </w:rPr>
-      </w:pPr>
-      <w:r>
-        <w:rPr>
-          <w:rFonts w:ascii="Arial" w:hAnsi="Arial" w:cs="Arial"/>
-          <w:lang w:val="en-US"/>
-        </w:rPr>
-        <w:t>&lt;Op_Inc&gt; ::= "++"</w:t>
-      </w:r>
-    </w:p>
-    <w:p>
-      <w:pPr>
-        <w:rPr>
-          <w:rFonts w:ascii="Arial" w:hAnsi="Arial" w:cs="Arial"/>
-          <w:lang w:val="en-US"/>
-        </w:rPr>
-      </w:pPr>
-      <w:r>
-        <w:rPr>
-          <w:rFonts w:ascii="Arial" w:hAnsi="Arial" w:cs="Arial"/>
-          <w:lang w:val="en-US"/>
-        </w:rPr>
-        <w:t>&lt;Op_Dec&gt; ::= "--"</w:t>
-      </w:r>
-    </w:p>
-    <w:p>
-      <w:pPr>
-        <w:rPr>
-          <w:rFonts w:ascii="Arial" w:hAnsi="Arial" w:cs="Arial"/>
-          <w:lang w:val="en-US"/>
-        </w:rPr>
-      </w:pPr>
-    </w:p>
-    <w:p>
-      <w:pPr>
-        <w:rPr>
-          <w:rFonts w:ascii="Arial" w:hAnsi="Arial" w:cs="Arial"/>
-          <w:lang w:val="en-US"/>
-        </w:rPr>
-      </w:pPr>
-      <w:r>
-        <w:rPr>
-          <w:rFonts w:ascii="Arial" w:hAnsi="Arial" w:cs="Arial"/>
-          <w:lang w:val="en-US"/>
-        </w:rPr>
-        <w:t>&lt;Op_Menor&gt;    ::= "&lt;"</w:t>
-      </w:r>
-    </w:p>
-    <w:p>
-      <w:pPr>
-        <w:rPr>
-          <w:rFonts w:ascii="Arial" w:hAnsi="Arial" w:cs="Arial"/>
-          <w:lang w:val="en-US"/>
-        </w:rPr>
-      </w:pPr>
-      <w:r>
-        <w:rPr>
-          <w:rFonts w:ascii="Arial" w:hAnsi="Arial" w:cs="Arial"/>
-          <w:lang w:val="en-US"/>
+        <w:t>2.2 Operadores relacionales</w:t>
+      </w:r>
+    </w:p>
+    <w:p>
+      <w:pPr>
+        <w:rPr>
+          <w:rFonts w:ascii="Arial" w:hAnsi="Arial" w:cs="Arial"/>
+        </w:rPr>
+      </w:pPr>
+      <w:r>
+        <w:rPr>
+          <w:rFonts w:ascii="Arial" w:hAnsi="Arial" w:cs="Arial"/>
+        </w:rPr>
+        <w:t>&lt;Op_Menor&gt; ::= "&lt;"</w:t>
+      </w:r>
+    </w:p>
+    <w:p>
+      <w:pPr>
+        <w:rPr>
+          <w:rFonts w:ascii="Arial" w:hAnsi="Arial" w:cs="Arial"/>
+        </w:rPr>
+      </w:pPr>
+      <w:r>
+        <w:rPr>
+          <w:rFonts w:ascii="Arial" w:hAnsi="Arial" w:cs="Arial"/>
         </w:rPr>
         <w:t>&lt;Op_Menor_Ig&gt; ::= "&lt;="</w:t>
       </w:r>
@@ -473,7 +490,7 @@
           <w:rFonts w:ascii="Arial" w:hAnsi="Arial" w:cs="Arial"/>
           <w:lang w:val="en-US"/>
         </w:rPr>
-        <w:t>&lt;Op_Mayor&gt;    ::= "&gt;"</w:t>
+        <w:t>&lt;Op_Mayor&gt; ::= "&gt;"</w:t>
       </w:r>
     </w:p>
     <w:p>
@@ -495,81 +512,110 @@
       <w:pPr>
         <w:rPr>
           <w:rFonts w:ascii="Arial" w:hAnsi="Arial" w:cs="Arial"/>
-          <w:lang w:val="en-US"/>
-        </w:rPr>
-      </w:pPr>
-      <w:r>
-        <w:rPr>
-          <w:rFonts w:ascii="Arial" w:hAnsi="Arial" w:cs="Arial"/>
-          <w:lang w:val="en-US"/>
-        </w:rPr>
-        <w:t>&lt;Op_Igual&gt;    ::= "=="</w:t>
-      </w:r>
-    </w:p>
-    <w:p>
-      <w:pPr>
-        <w:rPr>
-          <w:rFonts w:ascii="Arial" w:hAnsi="Arial" w:cs="Arial"/>
-          <w:lang w:val="en-US"/>
-        </w:rPr>
-      </w:pPr>
-      <w:r>
-        <w:rPr>
-          <w:rFonts w:ascii="Arial" w:hAnsi="Arial" w:cs="Arial"/>
-          <w:lang w:val="en-US"/>
-        </w:rPr>
-        <w:t>&lt;Op_Dif&gt;      ::= "!="</w:t>
-      </w:r>
-    </w:p>
-    <w:p>
-      <w:pPr>
-        <w:rPr>
-          <w:rFonts w:ascii="Arial" w:hAnsi="Arial" w:cs="Arial"/>
-          <w:lang w:val="en-US"/>
-        </w:rPr>
-      </w:pPr>
-    </w:p>
-    <w:p>
-      <w:pPr>
-        <w:rPr>
-          <w:rFonts w:ascii="Arial" w:hAnsi="Arial" w:cs="Arial"/>
-          <w:lang w:val="en-US"/>
-        </w:rPr>
-      </w:pPr>
-      <w:r>
-        <w:rPr>
-          <w:rFonts w:ascii="Arial" w:hAnsi="Arial" w:cs="Arial"/>
-          <w:lang w:val="en-US"/>
-        </w:rPr>
-        <w:t>&lt;Op_And&gt; ::= "λ"</w:t>
-      </w:r>
-    </w:p>
-    <w:p>
-      <w:pPr>
-        <w:rPr>
-          <w:rFonts w:ascii="Arial" w:hAnsi="Arial" w:cs="Arial"/>
-          <w:lang w:val="en-US"/>
-        </w:rPr>
-      </w:pPr>
-      <w:r>
-        <w:rPr>
-          <w:rFonts w:ascii="Arial" w:hAnsi="Arial" w:cs="Arial"/>
-          <w:lang w:val="en-US"/>
-        </w:rPr>
-        <w:t>&lt;Op_Or&gt;  ::= "θ"</w:t>
-      </w:r>
-    </w:p>
-    <w:p>
-      <w:pPr>
-        <w:rPr>
-          <w:rFonts w:ascii="Arial" w:hAnsi="Arial" w:cs="Arial"/>
-          <w:lang w:val="en-US"/>
-        </w:rPr>
-      </w:pPr>
-      <w:r>
-        <w:rPr>
-          <w:rFonts w:ascii="Arial" w:hAnsi="Arial" w:cs="Arial"/>
-          <w:lang w:val="en-US"/>
+        </w:rPr>
+      </w:pPr>
+      <w:r>
+        <w:rPr>
+          <w:rFonts w:ascii="Arial" w:hAnsi="Arial" w:cs="Arial"/>
+        </w:rPr>
+        <w:t>&lt;Op_Igual&gt; ::= "=="</w:t>
+      </w:r>
+    </w:p>
+    <w:p>
+      <w:pPr>
+        <w:rPr>
+          <w:rFonts w:ascii="Arial" w:hAnsi="Arial" w:cs="Arial"/>
+        </w:rPr>
+      </w:pPr>
+      <w:r>
+        <w:rPr>
+          <w:rFonts w:ascii="Arial" w:hAnsi="Arial" w:cs="Arial"/>
+        </w:rPr>
+        <w:t>&lt;Op_Dif&gt; ::= "!="</w:t>
+      </w:r>
+    </w:p>
+    <w:p>
+      <w:pPr>
+        <w:rPr>
+          <w:rFonts w:ascii="Arial" w:hAnsi="Arial" w:cs="Arial"/>
+          <w:b/>
+          <w:bCs/>
+        </w:rPr>
+      </w:pPr>
+      <w:r>
+        <w:rPr>
+          <w:rFonts w:ascii="Arial" w:hAnsi="Arial" w:cs="Arial"/>
+          <w:b/>
+          <w:bCs/>
+        </w:rPr>
+        <w:t>2.3 Operadores lógicos</w:t>
+      </w:r>
+    </w:p>
+    <w:p>
+      <w:pPr>
+        <w:rPr>
+          <w:rFonts w:ascii="Arial" w:hAnsi="Arial" w:cs="Arial"/>
+          <w:lang w:val="en-US"/>
+        </w:rPr>
+      </w:pPr>
+      <w:r>
+        <w:rPr>
+          <w:rFonts w:ascii="Arial" w:hAnsi="Arial" w:cs="Arial"/>
+          <w:lang w:val="en-US"/>
+        </w:rPr>
+        <w:t>&lt;Op_And&gt; ::= "</w:t>
+      </w:r>
+      <w:r>
+        <w:rPr>
+          <w:rFonts w:ascii="Arial" w:hAnsi="Arial" w:cs="Arial"/>
+        </w:rPr>
+        <w:t>λ</w:t>
+      </w:r>
+      <w:r>
+        <w:rPr>
+          <w:rFonts w:ascii="Arial" w:hAnsi="Arial" w:cs="Arial"/>
+          <w:lang w:val="en-US"/>
+        </w:rPr>
+        <w:t>"</w:t>
+      </w:r>
+    </w:p>
+    <w:p>
+      <w:pPr>
+        <w:rPr>
+          <w:rFonts w:ascii="Arial" w:hAnsi="Arial" w:cs="Arial"/>
+          <w:lang w:val="en-US"/>
+        </w:rPr>
+      </w:pPr>
+      <w:r>
+        <w:rPr>
+          <w:rFonts w:ascii="Arial" w:hAnsi="Arial" w:cs="Arial"/>
+          <w:lang w:val="en-US"/>
+        </w:rPr>
+        <w:t>&lt;Op_Or&gt; ::= "</w:t>
+      </w:r>
+      <w:r>
+        <w:rPr>
+          <w:rFonts w:ascii="Arial" w:hAnsi="Arial" w:cs="Arial"/>
+        </w:rPr>
+        <w:t>θ</w:t>
+      </w:r>
+      <w:r>
+        <w:rPr>
+          <w:rFonts w:ascii="Arial" w:hAnsi="Arial" w:cs="Arial"/>
+          <w:lang w:val="en-US"/>
+        </w:rPr>
+        <w:t>"</w:t>
+      </w:r>
+    </w:p>
+    <w:p>
+      <w:pPr>
+        <w:rPr>
+          <w:rFonts w:ascii="Arial" w:hAnsi="Arial" w:cs="Arial"/>
+        </w:rPr>
+      </w:pPr>
+      <w:r>
+        <w:rPr>
+          <w:rFonts w:ascii="Arial" w:hAnsi="Arial" w:cs="Arial"/>
         </w:rPr>
         <w:t>&lt;Op_Not&gt; ::= "Σ"</w:t>
       </w:r>
@@ -578,42 +624,48 @@
       <w:pPr>
         <w:rPr>
           <w:rFonts w:ascii="Arial" w:hAnsi="Arial" w:cs="Arial"/>
-          <w:lang w:val="en-US"/>
-        </w:rPr>
-      </w:pPr>
-    </w:p>
-    <w:p>
-      <w:pPr>
-        <w:rPr>
-          <w:rFonts w:ascii="Arial" w:hAnsi="Arial" w:cs="Arial"/>
-        </w:rPr>
-      </w:pPr>
-      <w:r>
-        <w:rPr>
-          <w:rFonts w:ascii="Arial" w:hAnsi="Arial" w:cs="Arial"/>
-        </w:rPr>
-        <w:t>&lt;Op_Asig&gt; ::= "</w:t>
-      </w:r>
-      <w:r>
-        <w:rPr>
-          <w:rFonts w:ascii="Arial" w:hAnsi="Arial" w:cs="Arial"/>
-          <w:lang w:val="en-US"/>
-        </w:rPr>
-        <w:t>Ͱ</w:t>
-      </w:r>
-      <w:r>
-        <w:rPr>
-          <w:rFonts w:ascii="Arial" w:hAnsi="Arial" w:cs="Arial"/>
-        </w:rPr>
-        <w:t>"</w:t>
-      </w:r>
-    </w:p>
-    <w:p>
-      <w:pPr>
-        <w:rPr>
-          <w:rFonts w:ascii="Arial" w:hAnsi="Arial" w:cs="Arial"/>
-        </w:rPr>
-      </w:pPr>
+          <w:b/>
+          <w:bCs/>
+        </w:rPr>
+      </w:pPr>
+      <w:r>
+        <w:rPr>
+          <w:rFonts w:ascii="Arial" w:hAnsi="Arial" w:cs="Arial"/>
+          <w:b/>
+          <w:bCs/>
+        </w:rPr>
+        <w:t>2.4 Asignación</w:t>
+      </w:r>
+    </w:p>
+    <w:p>
+      <w:pPr>
+        <w:rPr>
+          <w:rFonts w:ascii="Arial" w:hAnsi="Arial" w:cs="Arial"/>
+        </w:rPr>
+      </w:pPr>
+      <w:r>
+        <w:rPr>
+          <w:rFonts w:ascii="Arial" w:hAnsi="Arial" w:cs="Arial"/>
+        </w:rPr>
+        <w:t>&lt;Op_Asig&gt; ::= "Ͱ"</w:t>
+      </w:r>
+    </w:p>
+    <w:p>
+      <w:pPr>
+        <w:rPr>
+          <w:rFonts w:ascii="Arial" w:hAnsi="Arial" w:cs="Arial"/>
+          <w:b/>
+          <w:bCs/>
+        </w:rPr>
+      </w:pPr>
+      <w:r>
+        <w:rPr>
+          <w:rFonts w:ascii="Arial" w:hAnsi="Arial" w:cs="Arial"/>
+          <w:b/>
+          <w:bCs/>
+        </w:rPr>
+        <w:t>3. Delimitadores y símbolos</w:t>
+      </w:r>
     </w:p>
     <w:p>
       <w:pPr>
@@ -651,80 +703,47 @@
         <w:rPr>
           <w:rFonts w:ascii="Arial" w:hAnsi="Arial" w:cs="Arial"/>
         </w:rPr>
-        <w:t>&lt;Par_Ini&gt;    ::= "</w:t>
-      </w:r>
-      <w:r>
-        <w:rPr>
-          <w:rFonts w:ascii="Arial" w:hAnsi="Arial" w:cs="Arial"/>
-          <w:lang w:val="en-US"/>
-        </w:rPr>
-        <w:t>є</w:t>
-      </w:r>
-      <w:r>
-        <w:rPr>
-          <w:rFonts w:ascii="Arial" w:hAnsi="Arial" w:cs="Arial"/>
-        </w:rPr>
-        <w:t>:"</w:t>
-      </w:r>
-    </w:p>
-    <w:p>
-      <w:pPr>
-        <w:rPr>
-          <w:rFonts w:ascii="Arial" w:hAnsi="Arial" w:cs="Arial"/>
-        </w:rPr>
-      </w:pPr>
-      <w:r>
-        <w:rPr>
-          <w:rFonts w:ascii="Arial" w:hAnsi="Arial" w:cs="Arial"/>
-        </w:rPr>
-        <w:t>&lt;Par_Fin&gt;    ::= ":</w:t>
-      </w:r>
-      <w:r>
-        <w:rPr>
-          <w:rFonts w:ascii="Arial" w:hAnsi="Arial" w:cs="Arial"/>
-          <w:lang w:val="en-US"/>
-        </w:rPr>
-        <w:t>э</w:t>
-      </w:r>
-      <w:r>
-        <w:rPr>
-          <w:rFonts w:ascii="Arial" w:hAnsi="Arial" w:cs="Arial"/>
-        </w:rPr>
-        <w:t>"</w:t>
-      </w:r>
-    </w:p>
-    <w:p>
-      <w:pPr>
-        <w:rPr>
-          <w:rFonts w:ascii="Arial" w:hAnsi="Arial" w:cs="Arial"/>
-        </w:rPr>
-      </w:pPr>
-      <w:r>
-        <w:rPr>
-          <w:rFonts w:ascii="Arial" w:hAnsi="Arial" w:cs="Arial"/>
-        </w:rPr>
-        <w:t>&lt;Cor_Ini&gt;    ::= "ʃ:"</w:t>
-      </w:r>
-    </w:p>
-    <w:p>
-      <w:pPr>
-        <w:rPr>
-          <w:rFonts w:ascii="Arial" w:hAnsi="Arial" w:cs="Arial"/>
-        </w:rPr>
-      </w:pPr>
-      <w:r>
-        <w:rPr>
-          <w:rFonts w:ascii="Arial" w:hAnsi="Arial" w:cs="Arial"/>
-        </w:rPr>
-        <w:t>&lt;Cor_Fin&gt;    ::= ":ʅ"</w:t>
-      </w:r>
-    </w:p>
-    <w:p>
-      <w:pPr>
-        <w:rPr>
-          <w:rFonts w:ascii="Arial" w:hAnsi="Arial" w:cs="Arial"/>
-        </w:rPr>
-      </w:pPr>
+        <w:t>&lt;Par_Ini&gt; ::= "є:"</w:t>
+      </w:r>
+    </w:p>
+    <w:p>
+      <w:pPr>
+        <w:rPr>
+          <w:rFonts w:ascii="Arial" w:hAnsi="Arial" w:cs="Arial"/>
+        </w:rPr>
+      </w:pPr>
+      <w:r>
+        <w:rPr>
+          <w:rFonts w:ascii="Arial" w:hAnsi="Arial" w:cs="Arial"/>
+        </w:rPr>
+        <w:t>&lt;Par_Fin&gt; ::= ":э"</w:t>
+      </w:r>
+    </w:p>
+    <w:p>
+      <w:pPr>
+        <w:rPr>
+          <w:rFonts w:ascii="Arial" w:hAnsi="Arial" w:cs="Arial"/>
+        </w:rPr>
+      </w:pPr>
+      <w:r>
+        <w:rPr>
+          <w:rFonts w:ascii="Arial" w:hAnsi="Arial" w:cs="Arial"/>
+        </w:rPr>
+        <w:t>&lt;Cor_Ini&gt; ::= "ʃ:"</w:t>
+      </w:r>
+    </w:p>
+    <w:p>
+      <w:pPr>
+        <w:rPr>
+          <w:rFonts w:ascii="Arial" w:hAnsi="Arial" w:cs="Arial"/>
+        </w:rPr>
+      </w:pPr>
+      <w:r>
+        <w:rPr>
+          <w:rFonts w:ascii="Arial" w:hAnsi="Arial" w:cs="Arial"/>
+        </w:rPr>
+        <w:t>&lt;Cor_Fin&gt; ::= ":ʅ"</w:t>
+      </w:r>
     </w:p>
     <w:p>
       <w:pPr>
@@ -745,194 +764,171 @@
           <w:rFonts w:ascii="Arial" w:hAnsi="Arial" w:cs="Arial"/>
         </w:rPr>
       </w:pPr>
-    </w:p>
-    <w:p>
-      <w:pPr>
-        <w:rPr>
-          <w:rFonts w:ascii="Arial" w:hAnsi="Arial" w:cs="Arial"/>
-        </w:rPr>
-      </w:pPr>
-      <w:r>
-        <w:rPr>
-          <w:rFonts w:ascii="Arial" w:hAnsi="Arial" w:cs="Arial"/>
-        </w:rPr>
-        <w:t>&lt;Com_Linea&gt;     ::= "|"</w:t>
-      </w:r>
-    </w:p>
-    <w:p>
-      <w:pPr>
-        <w:rPr>
-          <w:rFonts w:ascii="Arial" w:hAnsi="Arial" w:cs="Arial"/>
-        </w:rPr>
-      </w:pPr>
-      <w:r>
-        <w:rPr>
-          <w:rFonts w:ascii="Arial" w:hAnsi="Arial" w:cs="Arial"/>
+      <w:r>
+        <w:rPr>
+          <w:rFonts w:ascii="Arial" w:hAnsi="Arial" w:cs="Arial"/>
+        </w:rPr>
+        <w:t>&lt;Com_Linea&gt; ::= "|"</w:t>
+      </w:r>
+    </w:p>
+    <w:p>
+      <w:pPr>
+        <w:rPr>
+          <w:rFonts w:ascii="Arial" w:hAnsi="Arial" w:cs="Arial"/>
+        </w:rPr>
+      </w:pPr>
+      <w:r>
+        <w:rPr>
+          <w:rFonts w:ascii="Arial" w:hAnsi="Arial" w:cs="Arial"/>
+        </w:rPr>
+        <w:t>&lt;Com_Multi_Ini&gt; ::= "¡"</w:t>
+      </w:r>
+    </w:p>
+    <w:p>
+      <w:pPr>
+        <w:rPr>
+          <w:rFonts w:ascii="Arial" w:hAnsi="Arial" w:cs="Arial"/>
+        </w:rPr>
+      </w:pPr>
+      <w:r>
+        <w:rPr>
+          <w:rFonts w:ascii="Arial" w:hAnsi="Arial" w:cs="Arial"/>
+        </w:rPr>
+        <w:t>&lt;Com_Multi_Fin&gt; ::= "!"</w:t>
+      </w:r>
+    </w:p>
+    <w:p>
+      <w:pPr>
+        <w:rPr>
+          <w:rFonts w:ascii="Arial" w:hAnsi="Arial" w:cs="Arial"/>
+        </w:rPr>
+      </w:pPr>
+      <w:r>
+        <w:rPr>
+          <w:rFonts w:ascii="Arial" w:hAnsi="Arial" w:cs="Arial"/>
+        </w:rPr>
+        <w:t>&lt;Coma&gt; ::= ","</w:t>
+      </w:r>
+    </w:p>
+    <w:p>
+      <w:pPr>
+        <w:rPr>
+          <w:rFonts w:ascii="Arial" w:hAnsi="Arial" w:cs="Arial"/>
+          <w:b/>
+          <w:bCs/>
+        </w:rPr>
+      </w:pPr>
+      <w:r>
+        <w:rPr>
+          <w:rFonts w:ascii="Arial" w:hAnsi="Arial" w:cs="Arial"/>
+          <w:b/>
+          <w:bCs/>
+        </w:rPr>
+        <w:t>4. Tipos y palabras reservadas</w:t>
+      </w:r>
+    </w:p>
+    <w:p>
+      <w:pPr>
+        <w:rPr>
+          <w:rFonts w:ascii="Arial" w:hAnsi="Arial" w:cs="Arial"/>
+        </w:rPr>
+      </w:pPr>
+      <w:r>
+        <w:rPr>
+          <w:rFonts w:ascii="Arial" w:hAnsi="Arial" w:cs="Arial"/>
+        </w:rPr>
+        <w:t>&lt;Tipo&gt; ::= "int" | "float" | "bool" | "char" | "string"</w:t>
+      </w:r>
+    </w:p>
+    <w:p>
+      <w:pPr>
+        <w:rPr>
+          <w:rFonts w:ascii="Arial" w:hAnsi="Arial" w:cs="Arial"/>
+          <w:lang w:val="en-US"/>
+        </w:rPr>
+      </w:pPr>
+      <w:r>
+        <w:rPr>
+          <w:rFonts w:ascii="Arial" w:hAnsi="Arial" w:cs="Arial"/>
+          <w:lang w:val="en-US"/>
         </w:rPr>
         <w:lastRenderedPageBreak/>
-        <w:t>&lt;Com_Multi_Ini&gt; ::= "¡"</w:t>
-      </w:r>
-    </w:p>
-    <w:p>
-      <w:pPr>
-        <w:rPr>
-          <w:rFonts w:ascii="Arial" w:hAnsi="Arial" w:cs="Arial"/>
-        </w:rPr>
-      </w:pPr>
-      <w:r>
-        <w:rPr>
-          <w:rFonts w:ascii="Arial" w:hAnsi="Arial" w:cs="Arial"/>
-        </w:rPr>
-        <w:t>&lt;Com_Multi_Fin&gt;  ::= "!"</w:t>
-      </w:r>
-    </w:p>
-    <w:p>
-      <w:pPr>
-        <w:rPr>
-          <w:rFonts w:ascii="Arial" w:hAnsi="Arial" w:cs="Arial"/>
-        </w:rPr>
-      </w:pPr>
-    </w:p>
-    <w:p>
-      <w:pPr>
-        <w:rPr>
-          <w:rFonts w:ascii="Arial" w:hAnsi="Arial" w:cs="Arial"/>
-          <w:lang w:val="en-US"/>
-        </w:rPr>
-      </w:pPr>
-      <w:r>
-        <w:rPr>
-          <w:rFonts w:ascii="Arial" w:hAnsi="Arial" w:cs="Arial"/>
-          <w:lang w:val="en-US"/>
-        </w:rPr>
-        <w:t>&lt;Coma&gt; ::= ","</w:t>
-      </w:r>
-    </w:p>
-    <w:p>
-      <w:pPr>
-        <w:rPr>
-          <w:rFonts w:ascii="Arial" w:hAnsi="Arial" w:cs="Arial"/>
-          <w:lang w:val="en-US"/>
-        </w:rPr>
-      </w:pPr>
-      <w:r>
-        <w:rPr>
-          <w:rFonts w:ascii="Arial" w:hAnsi="Arial" w:cs="Arial"/>
-          <w:lang w:val="en-US"/>
-        </w:rPr>
-        <w:t>&lt;Tipo&gt; ::= "int" | "float" | "bool" | "char" | "string"</w:t>
-      </w:r>
-    </w:p>
-    <w:p>
-      <w:pPr>
-        <w:rPr>
-          <w:rFonts w:ascii="Arial" w:hAnsi="Arial" w:cs="Arial"/>
-          <w:lang w:val="en-US"/>
-        </w:rPr>
-      </w:pPr>
-    </w:p>
-    <w:p>
-      <w:pPr>
-        <w:rPr>
-          <w:rFonts w:ascii="Arial" w:hAnsi="Arial" w:cs="Arial"/>
-          <w:lang w:val="en-US"/>
-        </w:rPr>
-      </w:pPr>
-      <w:r>
-        <w:rPr>
-          <w:rFonts w:ascii="Arial" w:hAnsi="Arial" w:cs="Arial"/>
-          <w:lang w:val="en-US"/>
-        </w:rPr>
-        <w:t>&lt;Main&gt;   ::= "</w:t>
-      </w:r>
-      <w:r>
-        <w:rPr>
-          <w:rFonts w:ascii="Arial" w:hAnsi="Arial" w:cs="Arial"/>
-          <w:lang w:val="en-US"/>
-        </w:rPr>
-        <w:t>principal</w:t>
-      </w:r>
-      <w:r>
-        <w:rPr>
-          <w:rFonts w:ascii="Arial" w:hAnsi="Arial" w:cs="Arial"/>
-          <w:lang w:val="en-US"/>
-        </w:rPr>
-        <w:t>"</w:t>
-      </w:r>
-    </w:p>
-    <w:p>
-      <w:pPr>
-        <w:rPr>
-          <w:rFonts w:ascii="Arial" w:hAnsi="Arial" w:cs="Arial"/>
-          <w:lang w:val="en-US"/>
-        </w:rPr>
-      </w:pPr>
-      <w:r>
-        <w:rPr>
-          <w:rFonts w:ascii="Arial" w:hAnsi="Arial" w:cs="Arial"/>
-          <w:lang w:val="en-US"/>
-        </w:rPr>
-        <w:t>&lt;If&gt;     ::= "if"</w:t>
-      </w:r>
-    </w:p>
-    <w:p>
-      <w:pPr>
-        <w:rPr>
-          <w:rFonts w:ascii="Arial" w:hAnsi="Arial" w:cs="Arial"/>
-          <w:lang w:val="en-US"/>
-        </w:rPr>
-      </w:pPr>
-      <w:r>
-        <w:rPr>
-          <w:rFonts w:ascii="Arial" w:hAnsi="Arial" w:cs="Arial"/>
-          <w:lang w:val="en-US"/>
-        </w:rPr>
-        <w:t>&lt;Elif&gt;   ::= "elif"</w:t>
-      </w:r>
-    </w:p>
-    <w:p>
-      <w:pPr>
-        <w:rPr>
-          <w:rFonts w:ascii="Arial" w:hAnsi="Arial" w:cs="Arial"/>
-          <w:lang w:val="en-US"/>
-        </w:rPr>
-      </w:pPr>
-      <w:r>
-        <w:rPr>
-          <w:rFonts w:ascii="Arial" w:hAnsi="Arial" w:cs="Arial"/>
-          <w:lang w:val="en-US"/>
-        </w:rPr>
-        <w:t>&lt;Else&gt;   ::= "else"</w:t>
-      </w:r>
-    </w:p>
-    <w:p>
-      <w:pPr>
-        <w:rPr>
-          <w:rFonts w:ascii="Arial" w:hAnsi="Arial" w:cs="Arial"/>
-          <w:lang w:val="en-US"/>
-        </w:rPr>
-      </w:pPr>
-      <w:r>
-        <w:rPr>
-          <w:rFonts w:ascii="Arial" w:hAnsi="Arial" w:cs="Arial"/>
-          <w:lang w:val="en-US"/>
-        </w:rPr>
-        <w:t>&lt;While&gt;  ::= "while"</w:t>
-      </w:r>
-    </w:p>
-    <w:p>
-      <w:pPr>
-        <w:rPr>
-          <w:rFonts w:ascii="Arial" w:hAnsi="Arial" w:cs="Arial"/>
-          <w:lang w:val="en-US"/>
-        </w:rPr>
-      </w:pPr>
-      <w:r>
-        <w:rPr>
-          <w:rFonts w:ascii="Arial" w:hAnsi="Arial" w:cs="Arial"/>
-          <w:lang w:val="en-US"/>
-        </w:rPr>
-        <w:t>&lt;For&gt;    ::= "for"</w:t>
+        <w:t>&lt;Main&gt; ::= "principal"</w:t>
+      </w:r>
+    </w:p>
+    <w:p>
+      <w:pPr>
+        <w:rPr>
+          <w:rFonts w:ascii="Arial" w:hAnsi="Arial" w:cs="Arial"/>
+          <w:lang w:val="en-US"/>
+        </w:rPr>
+      </w:pPr>
+      <w:r>
+        <w:rPr>
+          <w:rFonts w:ascii="Arial" w:hAnsi="Arial" w:cs="Arial"/>
+          <w:lang w:val="en-US"/>
+        </w:rPr>
+        <w:t>&lt;If&gt; ::= "if"</w:t>
+      </w:r>
+    </w:p>
+    <w:p>
+      <w:pPr>
+        <w:rPr>
+          <w:rFonts w:ascii="Arial" w:hAnsi="Arial" w:cs="Arial"/>
+          <w:lang w:val="en-US"/>
+        </w:rPr>
+      </w:pPr>
+      <w:r>
+        <w:rPr>
+          <w:rFonts w:ascii="Arial" w:hAnsi="Arial" w:cs="Arial"/>
+          <w:lang w:val="en-US"/>
+        </w:rPr>
+        <w:t>&lt;Elif&gt; ::= "elif"</w:t>
+      </w:r>
+    </w:p>
+    <w:p>
+      <w:pPr>
+        <w:rPr>
+          <w:rFonts w:ascii="Arial" w:hAnsi="Arial" w:cs="Arial"/>
+          <w:lang w:val="en-US"/>
+        </w:rPr>
+      </w:pPr>
+      <w:r>
+        <w:rPr>
+          <w:rFonts w:ascii="Arial" w:hAnsi="Arial" w:cs="Arial"/>
+          <w:lang w:val="en-US"/>
+        </w:rPr>
+        <w:t>&lt;Else&gt; ::= "else"</w:t>
+      </w:r>
+    </w:p>
+    <w:p>
+      <w:pPr>
+        <w:rPr>
+          <w:rFonts w:ascii="Arial" w:hAnsi="Arial" w:cs="Arial"/>
+          <w:lang w:val="en-US"/>
+        </w:rPr>
+      </w:pPr>
+      <w:r>
+        <w:rPr>
+          <w:rFonts w:ascii="Arial" w:hAnsi="Arial" w:cs="Arial"/>
+          <w:lang w:val="en-US"/>
+        </w:rPr>
+        <w:t>&lt;While&gt; ::= "while"</w:t>
+      </w:r>
+    </w:p>
+    <w:p>
+      <w:pPr>
+        <w:rPr>
+          <w:rFonts w:ascii="Arial" w:hAnsi="Arial" w:cs="Arial"/>
+          <w:lang w:val="en-US"/>
+        </w:rPr>
+      </w:pPr>
+      <w:r>
+        <w:rPr>
+          <w:rFonts w:ascii="Arial" w:hAnsi="Arial" w:cs="Arial"/>
+          <w:lang w:val="en-US"/>
+        </w:rPr>
+        <w:t>&lt;For&gt; ::= "for"</w:t>
       </w:r>
     </w:p>
     <w:p>
@@ -962,7 +958,7 @@
           <w:rFonts w:ascii="Arial" w:hAnsi="Arial" w:cs="Arial"/>
           <w:lang w:val="en-US"/>
         </w:rPr>
-        <w:t>&lt;Break&gt;  ::= "break"</w:t>
+        <w:t>&lt;Break&gt; ::= "break"</w:t>
       </w:r>
     </w:p>
     <w:p>
@@ -992,7 +988,7 @@
           <w:rFonts w:ascii="Arial" w:hAnsi="Arial" w:cs="Arial"/>
           <w:lang w:val="en-US"/>
         </w:rPr>
-        <w:t>&lt;Read&gt;  ::= "read"</w:t>
+        <w:t>&lt;Read&gt; ::= "read"</w:t>
       </w:r>
     </w:p>
     <w:p>
@@ -1029,28 +1025,43 @@
       <w:pPr>
         <w:rPr>
           <w:rFonts w:ascii="Arial" w:hAnsi="Arial" w:cs="Arial"/>
-          <w:lang w:val="en-US"/>
-        </w:rPr>
-      </w:pPr>
-      <w:r>
-        <w:rPr>
-          <w:rFonts w:ascii="Arial" w:hAnsi="Arial" w:cs="Arial"/>
-          <w:lang w:val="en-US"/>
-        </w:rPr>
-        <w:t>&lt;Lista_Int&gt;   ::= &lt;Lit_Int&gt;</w:t>
-      </w:r>
-    </w:p>
-    <w:p>
-      <w:pPr>
-        <w:rPr>
-          <w:rFonts w:ascii="Arial" w:hAnsi="Arial" w:cs="Arial"/>
-        </w:rPr>
-      </w:pPr>
-      <w:r>
-        <w:rPr>
-          <w:rFonts w:ascii="Arial" w:hAnsi="Arial" w:cs="Arial"/>
-        </w:rPr>
-        <w:t>&lt;Lista_Int&gt;   ::= &lt;Lit_Int&gt; &lt;Coma&gt; &lt;Lista_Int&gt;</w:t>
+          <w:b/>
+          <w:bCs/>
+        </w:rPr>
+      </w:pPr>
+      <w:r>
+        <w:rPr>
+          <w:rFonts w:ascii="Arial" w:hAnsi="Arial" w:cs="Arial"/>
+          <w:b/>
+          <w:bCs/>
+        </w:rPr>
+        <w:t>5. Arreglos</w:t>
+      </w:r>
+    </w:p>
+    <w:p>
+      <w:pPr>
+        <w:rPr>
+          <w:rFonts w:ascii="Arial" w:hAnsi="Arial" w:cs="Arial"/>
+        </w:rPr>
+      </w:pPr>
+      <w:r>
+        <w:rPr>
+          <w:rFonts w:ascii="Arial" w:hAnsi="Arial" w:cs="Arial"/>
+        </w:rPr>
+        <w:t>&lt;Lista_Int&gt; ::= &lt;Lit_Int&gt;</w:t>
+      </w:r>
+    </w:p>
+    <w:p>
+      <w:pPr>
+        <w:rPr>
+          <w:rFonts w:ascii="Arial" w:hAnsi="Arial" w:cs="Arial"/>
+        </w:rPr>
+      </w:pPr>
+      <w:r>
+        <w:rPr>
+          <w:rFonts w:ascii="Arial" w:hAnsi="Arial" w:cs="Arial"/>
+        </w:rPr>
+        <w:t>&lt;Lista_Int&gt; ::= &lt;Lit_Int&gt; &lt;Coma&gt; &lt;Lista_Int&gt;</w:t>
       </w:r>
     </w:p>
     <w:p>
@@ -1087,43 +1098,102 @@
       <w:pPr>
         <w:rPr>
           <w:rFonts w:ascii="Arial" w:hAnsi="Arial" w:cs="Arial"/>
-          <w:lang w:val="es-CR"/>
-        </w:rPr>
-      </w:pPr>
-      <w:r>
-        <w:rPr>
-          <w:rFonts w:ascii="Arial" w:hAnsi="Arial" w:cs="Arial"/>
-          <w:lang w:val="es-CR"/>
-        </w:rPr>
-        <w:t>&lt;Arreglo_Int&gt;   ::= &lt;Val&gt; "int" &lt;Id&gt; &lt;Bloque_Ini&gt; &lt;Lista_Int&gt; &lt;Bloque_Fin&gt; &lt;Fin_Expr&gt;</w:t>
-      </w:r>
-    </w:p>
-    <w:p>
-      <w:pPr>
-        <w:rPr>
-          <w:rFonts w:ascii="Arial" w:hAnsi="Arial" w:cs="Arial"/>
-          <w:lang w:val="es-CR"/>
-        </w:rPr>
-      </w:pPr>
-      <w:r>
-        <w:rPr>
-          <w:rFonts w:ascii="Arial" w:hAnsi="Arial" w:cs="Arial"/>
-          <w:lang w:val="es-CR"/>
-        </w:rPr>
-        <w:t>&lt;Arreglo_Float&gt; ::= &lt;Val&gt; "float" &lt;Id&gt; &lt;Bloque_Ini&gt; &lt;Lista_Float&gt; &lt;Bloque_Fin&gt; &lt;Fin_Expr&gt;</w:t>
-      </w:r>
-    </w:p>
-    <w:p>
-      <w:pPr>
-        <w:rPr>
-          <w:rFonts w:ascii="Arial" w:hAnsi="Arial" w:cs="Arial"/>
-          <w:lang w:val="es-CR"/>
-        </w:rPr>
-      </w:pPr>
-      <w:r>
-        <w:rPr>
-          <w:rFonts w:ascii="Arial" w:hAnsi="Arial" w:cs="Arial"/>
-          <w:lang w:val="es-CR"/>
+        </w:rPr>
+      </w:pPr>
+      <w:r>
+        <w:rPr>
+          <w:rFonts w:ascii="Arial" w:hAnsi="Arial" w:cs="Arial"/>
+        </w:rPr>
+        <w:t>&lt;Tamano_Arreglo&gt; ::= &lt;Lit_Int&gt;</w:t>
+      </w:r>
+    </w:p>
+    <w:p>
+      <w:pPr>
+        <w:rPr>
+          <w:rFonts w:ascii="Arial" w:hAnsi="Arial" w:cs="Arial"/>
+        </w:rPr>
+      </w:pPr>
+      <w:r>
+        <w:rPr>
+          <w:rFonts w:ascii="Arial" w:hAnsi="Arial" w:cs="Arial"/>
+        </w:rPr>
+        <w:t>&lt;Arreglo_Int&gt; ::= &lt;Val&gt; "int" &lt;Id&gt; &lt;Cor_Ini&gt; &lt;Tamano_Arreglo&gt; &lt;Cor_Fin&gt; &lt;Fin_Expr&gt;</w:t>
+      </w:r>
+    </w:p>
+    <w:p>
+      <w:pPr>
+        <w:rPr>
+          <w:rFonts w:ascii="Arial" w:hAnsi="Arial" w:cs="Arial"/>
+        </w:rPr>
+      </w:pPr>
+      <w:r>
+        <w:rPr>
+          <w:rFonts w:ascii="Arial" w:hAnsi="Arial" w:cs="Arial"/>
+        </w:rPr>
+        <w:t>&lt;Arreglo_Int&gt; ::= &lt;Val&gt; "int" &lt;Id&gt; &lt;Cor_Ini&gt; &lt;Tamano_Arreglo&gt; &lt;Cor_Fin&gt;</w:t>
+      </w:r>
+    </w:p>
+    <w:p>
+      <w:pPr>
+        <w:rPr>
+          <w:rFonts w:ascii="Arial" w:hAnsi="Arial" w:cs="Arial"/>
+        </w:rPr>
+      </w:pPr>
+      <w:r>
+        <w:rPr>
+          <w:rFonts w:ascii="Arial" w:hAnsi="Arial" w:cs="Arial"/>
+        </w:rPr>
+        <w:t xml:space="preserve">                  &lt;Op_Asig&gt; &lt;Bloque_Ini&gt; &lt;Lista_Int&gt; &lt;Bloque_Fin&gt; &lt;Fin_Expr&gt;</w:t>
+      </w:r>
+    </w:p>
+    <w:p>
+      <w:pPr>
+        <w:rPr>
+          <w:rFonts w:ascii="Arial" w:hAnsi="Arial" w:cs="Arial"/>
+        </w:rPr>
+      </w:pPr>
+      <w:r>
+        <w:rPr>
+          <w:rFonts w:ascii="Arial" w:hAnsi="Arial" w:cs="Arial"/>
+        </w:rPr>
+        <w:t>&lt;Arreglo_Float&gt; ::= &lt;Val&gt; "float" &lt;Id&gt; &lt;Cor_Ini&gt; &lt;Tamano_Arreglo&gt; &lt;Cor_Fin&gt; &lt;Fin_Expr&gt;</w:t>
+      </w:r>
+    </w:p>
+    <w:p>
+      <w:pPr>
+        <w:rPr>
+          <w:rFonts w:ascii="Arial" w:hAnsi="Arial" w:cs="Arial"/>
+        </w:rPr>
+      </w:pPr>
+      <w:r>
+        <w:rPr>
+          <w:rFonts w:ascii="Arial" w:hAnsi="Arial" w:cs="Arial"/>
+        </w:rPr>
+        <w:t>&lt;Arreglo_Float&gt; ::= &lt;Val&gt; "float" &lt;Id&gt; &lt;Cor_Ini&gt; &lt;Tamano_Arreglo&gt; &lt;Cor_Fin&gt;</w:t>
+      </w:r>
+    </w:p>
+    <w:p>
+      <w:pPr>
+        <w:rPr>
+          <w:rFonts w:ascii="Arial" w:hAnsi="Arial" w:cs="Arial"/>
+        </w:rPr>
+      </w:pPr>
+      <w:r>
+        <w:rPr>
+          <w:rFonts w:ascii="Arial" w:hAnsi="Arial" w:cs="Arial"/>
+        </w:rPr>
+        <w:t xml:space="preserve">                    &lt;Op_Asig&gt; &lt;Bloque_Ini&gt; &lt;Lista_Float&gt; &lt;Bloque_Fin&gt; &lt;Fin_Expr&gt;</w:t>
+      </w:r>
+    </w:p>
+    <w:p>
+      <w:pPr>
+        <w:rPr>
+          <w:rFonts w:ascii="Arial" w:hAnsi="Arial" w:cs="Arial"/>
+        </w:rPr>
+      </w:pPr>
+      <w:r>
+        <w:rPr>
+          <w:rFonts w:ascii="Arial" w:hAnsi="Arial" w:cs="Arial"/>
         </w:rPr>
         <w:t>&lt;Arreglo&gt; ::= &lt;Arreglo_Int&gt;</w:t>
       </w:r>
@@ -1132,13 +1202,11 @@
       <w:pPr>
         <w:rPr>
           <w:rFonts w:ascii="Arial" w:hAnsi="Arial" w:cs="Arial"/>
-          <w:lang w:val="es-CR"/>
-        </w:rPr>
-      </w:pPr>
-      <w:r>
-        <w:rPr>
-          <w:rFonts w:ascii="Arial" w:hAnsi="Arial" w:cs="Arial"/>
-          <w:lang w:val="es-CR"/>
+        </w:rPr>
+      </w:pPr>
+      <w:r>
+        <w:rPr>
+          <w:rFonts w:ascii="Arial" w:hAnsi="Arial" w:cs="Arial"/>
         </w:rPr>
         <w:t>&lt;Arreglo&gt; ::= &lt;Arreglo_Float&gt;</w:t>
       </w:r>
@@ -1147,20 +1215,13 @@
       <w:pPr>
         <w:rPr>
           <w:rFonts w:ascii="Arial" w:hAnsi="Arial" w:cs="Arial"/>
-          <w:lang w:val="es-CR"/>
-        </w:rPr>
-      </w:pPr>
-    </w:p>
-    <w:p>
-      <w:pPr>
-        <w:rPr>
-          <w:rFonts w:ascii="Arial" w:hAnsi="Arial" w:cs="Arial"/>
-        </w:rPr>
-      </w:pPr>
-      <w:r>
-        <w:rPr>
-          <w:rFonts w:ascii="Arial" w:hAnsi="Arial" w:cs="Arial"/>
-        </w:rPr>
+        </w:rPr>
+      </w:pPr>
+      <w:r>
+        <w:rPr>
+          <w:rFonts w:ascii="Arial" w:hAnsi="Arial" w:cs="Arial"/>
+        </w:rPr>
+        <w:lastRenderedPageBreak/>
         <w:t>&lt;Indice&gt; ::= &lt;Lit_Int&gt;</w:t>
       </w:r>
     </w:p>
@@ -1170,20 +1231,6 @@
           <w:rFonts w:ascii="Arial" w:hAnsi="Arial" w:cs="Arial"/>
         </w:rPr>
       </w:pPr>
-    </w:p>
-    <w:p>
-      <w:pPr>
-        <w:rPr>
-          <w:rFonts w:ascii="Arial" w:hAnsi="Arial" w:cs="Arial"/>
-        </w:rPr>
-      </w:pPr>
-    </w:p>
-    <w:p>
-      <w:pPr>
-        <w:rPr>
-          <w:rFonts w:ascii="Arial" w:hAnsi="Arial" w:cs="Arial"/>
-        </w:rPr>
-      </w:pPr>
       <w:r>
         <w:rPr>
           <w:rFonts w:ascii="Arial" w:hAnsi="Arial" w:cs="Arial"/>
@@ -1208,20 +1255,45 @@
       <w:pPr>
         <w:rPr>
           <w:rFonts w:ascii="Arial" w:hAnsi="Arial" w:cs="Arial"/>
-        </w:rPr>
-      </w:pPr>
-    </w:p>
-    <w:p>
-      <w:pPr>
-        <w:rPr>
-          <w:rFonts w:ascii="Arial" w:hAnsi="Arial" w:cs="Arial"/>
-          <w:lang w:val="en-US"/>
-        </w:rPr>
-      </w:pPr>
-      <w:r>
-        <w:rPr>
-          <w:rFonts w:ascii="Arial" w:hAnsi="Arial" w:cs="Arial"/>
-          <w:lang w:val="en-US"/>
+          <w:b/>
+          <w:bCs/>
+        </w:rPr>
+      </w:pPr>
+      <w:r>
+        <w:rPr>
+          <w:rFonts w:ascii="Arial" w:hAnsi="Arial" w:cs="Arial"/>
+          <w:b/>
+          <w:bCs/>
+        </w:rPr>
+        <w:t>6. Expresiones aritméticas</w:t>
+      </w:r>
+    </w:p>
+    <w:p>
+      <w:pPr>
+        <w:rPr>
+          <w:rFonts w:ascii="Arial" w:hAnsi="Arial" w:cs="Arial"/>
+          <w:b/>
+          <w:bCs/>
+        </w:rPr>
+      </w:pPr>
+      <w:r>
+        <w:rPr>
+          <w:rFonts w:ascii="Arial" w:hAnsi="Arial" w:cs="Arial"/>
+          <w:b/>
+          <w:bCs/>
+        </w:rPr>
+        <w:t>6.1 Expresiones unarias</w:t>
+      </w:r>
+    </w:p>
+    <w:p>
+      <w:pPr>
+        <w:rPr>
+          <w:rFonts w:ascii="Arial" w:hAnsi="Arial" w:cs="Arial"/>
+        </w:rPr>
+      </w:pPr>
+      <w:r>
+        <w:rPr>
+          <w:rFonts w:ascii="Arial" w:hAnsi="Arial" w:cs="Arial"/>
         </w:rPr>
         <w:t>&lt;Expr_Negativo&gt; ::= &lt;Op_Neg&gt; &lt;Lit_Int&gt;</w:t>
       </w:r>
@@ -1248,14 +1320,6 @@
           <w:lang w:val="en-US"/>
         </w:rPr>
       </w:pPr>
-    </w:p>
-    <w:p>
-      <w:pPr>
-        <w:rPr>
-          <w:rFonts w:ascii="Arial" w:hAnsi="Arial" w:cs="Arial"/>
-          <w:lang w:val="en-US"/>
-        </w:rPr>
-      </w:pPr>
       <w:r>
         <w:rPr>
           <w:rFonts w:ascii="Arial" w:hAnsi="Arial" w:cs="Arial"/>
@@ -1268,13 +1332,11 @@
       <w:pPr>
         <w:rPr>
           <w:rFonts w:ascii="Arial" w:hAnsi="Arial" w:cs="Arial"/>
-          <w:lang w:val="en-US"/>
-        </w:rPr>
-      </w:pPr>
-      <w:r>
-        <w:rPr>
-          <w:rFonts w:ascii="Arial" w:hAnsi="Arial" w:cs="Arial"/>
-          <w:lang w:val="en-US"/>
+        </w:rPr>
+      </w:pPr>
+      <w:r>
+        <w:rPr>
+          <w:rFonts w:ascii="Arial" w:hAnsi="Arial" w:cs="Arial"/>
         </w:rPr>
         <w:t>&lt;Expr_Decremento&gt; ::= &lt;Id&gt; &lt;Op_Dec&gt;</w:t>
       </w:r>
@@ -1283,9 +1345,18 @@
       <w:pPr>
         <w:rPr>
           <w:rFonts w:ascii="Arial" w:hAnsi="Arial" w:cs="Arial"/>
-          <w:lang w:val="en-US"/>
-        </w:rPr>
-      </w:pPr>
+          <w:b/>
+          <w:bCs/>
+        </w:rPr>
+      </w:pPr>
+      <w:r>
+        <w:rPr>
+          <w:rFonts w:ascii="Arial" w:hAnsi="Arial" w:cs="Arial"/>
+          <w:b/>
+          <w:bCs/>
+        </w:rPr>
+        <w:t>6.2 Operandros aritméticos</w:t>
+      </w:r>
     </w:p>
     <w:p>
       <w:pPr>
@@ -1414,8 +1485,18 @@
       <w:pPr>
         <w:rPr>
           <w:rFonts w:ascii="Arial" w:hAnsi="Arial" w:cs="Arial"/>
-        </w:rPr>
-      </w:pPr>
+          <w:b/>
+          <w:bCs/>
+        </w:rPr>
+      </w:pPr>
+      <w:r>
+        <w:rPr>
+          <w:rFonts w:ascii="Arial" w:hAnsi="Arial" w:cs="Arial"/>
+          <w:b/>
+          <w:bCs/>
+        </w:rPr>
+        <w:t>6.3 Precedencia y asociatividad</w:t>
+      </w:r>
     </w:p>
     <w:p>
       <w:pPr>
@@ -1449,13 +1530,6 @@
           <w:rFonts w:ascii="Arial" w:hAnsi="Arial" w:cs="Arial"/>
         </w:rPr>
       </w:pPr>
-    </w:p>
-    <w:p>
-      <w:pPr>
-        <w:rPr>
-          <w:rFonts w:ascii="Arial" w:hAnsi="Arial" w:cs="Arial"/>
-        </w:rPr>
-      </w:pPr>
       <w:r>
         <w:rPr>
           <w:rFonts w:ascii="Arial" w:hAnsi="Arial" w:cs="Arial"/>
@@ -1473,88 +1547,76 @@
         <w:rPr>
           <w:rFonts w:ascii="Arial" w:hAnsi="Arial" w:cs="Arial"/>
         </w:rPr>
+        <w:t>&lt;Expr_Suma_Resta&gt; ::= &lt;Expr_Suma_Resta&gt; &lt;Op_Suma&gt; &lt;Expr_Potencia&gt;</w:t>
+      </w:r>
+    </w:p>
+    <w:p>
+      <w:pPr>
+        <w:rPr>
+          <w:rFonts w:ascii="Arial" w:hAnsi="Arial" w:cs="Arial"/>
+        </w:rPr>
+      </w:pPr>
+      <w:r>
+        <w:rPr>
+          <w:rFonts w:ascii="Arial" w:hAnsi="Arial" w:cs="Arial"/>
+        </w:rPr>
+        <w:t>&lt;Expr_Suma_Resta&gt; ::= &lt;Expr_Suma_Resta&gt; &lt;Op_Resta&gt; &lt;Expr_Potencia&gt;</w:t>
+      </w:r>
+    </w:p>
+    <w:p>
+      <w:pPr>
+        <w:rPr>
+          <w:rFonts w:ascii="Arial" w:hAnsi="Arial" w:cs="Arial"/>
+        </w:rPr>
+      </w:pPr>
+      <w:r>
+        <w:rPr>
+          <w:rFonts w:ascii="Arial" w:hAnsi="Arial" w:cs="Arial"/>
+        </w:rPr>
+        <w:t>&lt;Expr_Mult_Div&gt; ::= &lt;Expr_Suma_Resta&gt;</w:t>
+      </w:r>
+    </w:p>
+    <w:p>
+      <w:pPr>
+        <w:rPr>
+          <w:rFonts w:ascii="Arial" w:hAnsi="Arial" w:cs="Arial"/>
+        </w:rPr>
+      </w:pPr>
+      <w:r>
+        <w:rPr>
+          <w:rFonts w:ascii="Arial" w:hAnsi="Arial" w:cs="Arial"/>
+        </w:rPr>
+        <w:t>&lt;Expr_Mult_Div&gt; ::= &lt;Expr_Mult_Div&gt; &lt;Op_Mult&gt; &lt;Expr_Suma_Resta&gt;</w:t>
+      </w:r>
+    </w:p>
+    <w:p>
+      <w:pPr>
+        <w:rPr>
+          <w:rFonts w:ascii="Arial" w:hAnsi="Arial" w:cs="Arial"/>
+        </w:rPr>
+      </w:pPr>
+      <w:r>
+        <w:rPr>
+          <w:rFonts w:ascii="Arial" w:hAnsi="Arial" w:cs="Arial"/>
+        </w:rPr>
         <w:lastRenderedPageBreak/>
-        <w:t>&lt;Expr_Suma_Resta&gt; ::= &lt;Expr_Potencia&gt; &lt;Op_Suma&gt; &lt;Expr_Suma_Resta&gt;</w:t>
-      </w:r>
-    </w:p>
-    <w:p>
-      <w:pPr>
-        <w:rPr>
-          <w:rFonts w:ascii="Arial" w:hAnsi="Arial" w:cs="Arial"/>
-        </w:rPr>
-      </w:pPr>
-      <w:r>
-        <w:rPr>
-          <w:rFonts w:ascii="Arial" w:hAnsi="Arial" w:cs="Arial"/>
-        </w:rPr>
-        <w:t>&lt;Expr_Suma_Resta&gt; ::= &lt;Expr_Potencia&gt; &lt;Op_Resta&gt; &lt;Expr_Suma_Resta&gt;</w:t>
-      </w:r>
-    </w:p>
-    <w:p>
-      <w:pPr>
-        <w:rPr>
-          <w:rFonts w:ascii="Arial" w:hAnsi="Arial" w:cs="Arial"/>
-        </w:rPr>
-      </w:pPr>
-    </w:p>
-    <w:p>
-      <w:pPr>
-        <w:rPr>
-          <w:rFonts w:ascii="Arial" w:hAnsi="Arial" w:cs="Arial"/>
-        </w:rPr>
-      </w:pPr>
-      <w:r>
-        <w:rPr>
-          <w:rFonts w:ascii="Arial" w:hAnsi="Arial" w:cs="Arial"/>
-        </w:rPr>
-        <w:t>&lt;Expr_Mult_Div&gt; ::= &lt;Expr_Suma_Resta&gt;</w:t>
-      </w:r>
-    </w:p>
-    <w:p>
-      <w:pPr>
-        <w:rPr>
-          <w:rFonts w:ascii="Arial" w:hAnsi="Arial" w:cs="Arial"/>
-        </w:rPr>
-      </w:pPr>
-      <w:r>
-        <w:rPr>
-          <w:rFonts w:ascii="Arial" w:hAnsi="Arial" w:cs="Arial"/>
-        </w:rPr>
-        <w:t>&lt;Expr_Mult_Div&gt; ::= &lt;Expr_Suma_Resta&gt; &lt;Op_Mult&gt; &lt;Expr_Mult_Div&gt;</w:t>
-      </w:r>
-    </w:p>
-    <w:p>
-      <w:pPr>
-        <w:rPr>
-          <w:rFonts w:ascii="Arial" w:hAnsi="Arial" w:cs="Arial"/>
-        </w:rPr>
-      </w:pPr>
-      <w:r>
-        <w:rPr>
-          <w:rFonts w:ascii="Arial" w:hAnsi="Arial" w:cs="Arial"/>
-        </w:rPr>
-        <w:t>&lt;Expr_Mult_Div&gt; ::= &lt;Expr_Suma_Resta&gt; &lt;Op_Div&gt; &lt;Expr_Mult_Div&gt;</w:t>
-      </w:r>
-    </w:p>
-    <w:p>
-      <w:pPr>
-        <w:rPr>
-          <w:rFonts w:ascii="Arial" w:hAnsi="Arial" w:cs="Arial"/>
-        </w:rPr>
-      </w:pPr>
-      <w:r>
-        <w:rPr>
-          <w:rFonts w:ascii="Arial" w:hAnsi="Arial" w:cs="Arial"/>
-        </w:rPr>
-        <w:t>&lt;Expr_Mult_Div&gt; ::= &lt;Expr_Suma_Resta&gt; &lt;Op_DivEnt&gt; &lt;Expr_Mult_Div&gt;</w:t>
-      </w:r>
-    </w:p>
-    <w:p>
-      <w:pPr>
-        <w:rPr>
-          <w:rFonts w:ascii="Arial" w:hAnsi="Arial" w:cs="Arial"/>
-        </w:rPr>
-      </w:pPr>
+        <w:t>&lt;Expr_Mult_Div&gt; ::= &lt;Expr_Mult_Div&gt; &lt;Op_Div&gt; &lt;Expr_Suma_Resta&gt;</w:t>
+      </w:r>
+    </w:p>
+    <w:p>
+      <w:pPr>
+        <w:rPr>
+          <w:rFonts w:ascii="Arial" w:hAnsi="Arial" w:cs="Arial"/>
+          <w:lang w:val="en-US"/>
+        </w:rPr>
+      </w:pPr>
+      <w:r>
+        <w:rPr>
+          <w:rFonts w:ascii="Arial" w:hAnsi="Arial" w:cs="Arial"/>
+          <w:lang w:val="en-US"/>
+        </w:rPr>
+        <w:t>&lt;Expr_Mult_Div&gt; ::= &lt;Expr_Mult_Div&gt; &lt;Op_DivEnt&gt; &lt;Expr_Suma_Resta&gt;</w:t>
+      </w:r>
     </w:p>
     <w:p>
       <w:pPr>
@@ -1579,15 +1641,25 @@
         <w:rPr>
           <w:rFonts w:ascii="Arial" w:hAnsi="Arial" w:cs="Arial"/>
         </w:rPr>
-        <w:t>&lt;Expr_Aritmetica&gt; ::= &lt;Expr_Mult_Div&gt; &lt;Op_Mod&gt; &lt;Expr_Aritmetica&gt;</w:t>
-      </w:r>
-    </w:p>
-    <w:p>
-      <w:pPr>
-        <w:rPr>
-          <w:rFonts w:ascii="Arial" w:hAnsi="Arial" w:cs="Arial"/>
-        </w:rPr>
-      </w:pPr>
+        <w:t>&lt;Expr_Aritmetica&gt; ::= &lt;Expr_Aritmetica&gt; &lt;Op_Mod&gt; &lt;Expr_Mult_Div&gt;</w:t>
+      </w:r>
+    </w:p>
+    <w:p>
+      <w:pPr>
+        <w:rPr>
+          <w:rFonts w:ascii="Arial" w:hAnsi="Arial" w:cs="Arial"/>
+          <w:b/>
+          <w:bCs/>
+        </w:rPr>
+      </w:pPr>
+      <w:r>
+        <w:rPr>
+          <w:rFonts w:ascii="Arial" w:hAnsi="Arial" w:cs="Arial"/>
+          <w:b/>
+          <w:bCs/>
+        </w:rPr>
+        <w:t>7. Expresiones relacionales</w:t>
+      </w:r>
     </w:p>
     <w:p>
       <w:pPr>
@@ -1608,13 +1680,6 @@
           <w:rFonts w:ascii="Arial" w:hAnsi="Arial" w:cs="Arial"/>
         </w:rPr>
       </w:pPr>
-    </w:p>
-    <w:p>
-      <w:pPr>
-        <w:rPr>
-          <w:rFonts w:ascii="Arial" w:hAnsi="Arial" w:cs="Arial"/>
-        </w:rPr>
-      </w:pPr>
       <w:r>
         <w:rPr>
           <w:rFonts w:ascii="Arial" w:hAnsi="Arial" w:cs="Arial"/>
@@ -1654,91 +1719,251 @@
           <w:rFonts w:ascii="Arial" w:hAnsi="Arial" w:cs="Arial"/>
         </w:rPr>
       </w:pPr>
-    </w:p>
-    <w:p>
-      <w:pPr>
-        <w:rPr>
-          <w:rFonts w:ascii="Arial" w:hAnsi="Arial" w:cs="Arial"/>
-        </w:rPr>
-      </w:pPr>
-      <w:r>
-        <w:rPr>
-          <w:rFonts w:ascii="Arial" w:hAnsi="Arial" w:cs="Arial"/>
-        </w:rPr>
-        <w:t>&lt;Expr_Relacional&gt; ::= &lt;Cor_Ini&gt; &lt;Operando_Relacional&gt; &lt;Cor_Fin&gt; &lt;Op_Menor&gt;    &lt;Cor_Ini&gt; &lt;Operando_Relacional&gt; &lt;Cor_Fin&gt;</w:t>
-      </w:r>
-    </w:p>
-    <w:p>
-      <w:pPr>
-        <w:rPr>
-          <w:rFonts w:ascii="Arial" w:hAnsi="Arial" w:cs="Arial"/>
-        </w:rPr>
-      </w:pPr>
-      <w:r>
-        <w:rPr>
-          <w:rFonts w:ascii="Arial" w:hAnsi="Arial" w:cs="Arial"/>
-        </w:rPr>
-        <w:t>&lt;Expr_Relacional&gt; ::= &lt;Cor_Ini&gt; &lt;Operando_Relacional&gt; &lt;Cor_Fin&gt; &lt;Op_Menor_Ig&gt; &lt;Cor_Ini&gt; &lt;Operando_Relacional&gt; &lt;Cor_Fin&gt;</w:t>
-      </w:r>
-    </w:p>
-    <w:p>
-      <w:pPr>
-        <w:rPr>
-          <w:rFonts w:ascii="Arial" w:hAnsi="Arial" w:cs="Arial"/>
-        </w:rPr>
-      </w:pPr>
-      <w:r>
-        <w:rPr>
-          <w:rFonts w:ascii="Arial" w:hAnsi="Arial" w:cs="Arial"/>
-        </w:rPr>
-        <w:t>&lt;Expr_Relacional&gt; ::= &lt;Cor_Ini&gt; &lt;Operando_Relacional&gt; &lt;Cor_Fin&gt; &lt;Op_Mayor&gt;    &lt;Cor_Ini&gt; &lt;Operando_Relacional&gt; &lt;Cor_Fin&gt;</w:t>
-      </w:r>
-    </w:p>
-    <w:p>
-      <w:pPr>
-        <w:rPr>
-          <w:rFonts w:ascii="Arial" w:hAnsi="Arial" w:cs="Arial"/>
-        </w:rPr>
-      </w:pPr>
-      <w:r>
-        <w:rPr>
-          <w:rFonts w:ascii="Arial" w:hAnsi="Arial" w:cs="Arial"/>
-        </w:rPr>
-        <w:t>&lt;Expr_Relacional&gt; ::= &lt;Cor_Ini&gt; &lt;Operando_Relacional&gt; &lt;Cor_Fin&gt; &lt;Op_Mayor_Ig&gt; &lt;Cor_Ini&gt; &lt;Operando_Relacional&gt; &lt;Cor_Fin&gt;</w:t>
-      </w:r>
-    </w:p>
-    <w:p>
-      <w:pPr>
-        <w:rPr>
-          <w:rFonts w:ascii="Arial" w:hAnsi="Arial" w:cs="Arial"/>
-        </w:rPr>
-      </w:pPr>
-      <w:r>
-        <w:rPr>
-          <w:rFonts w:ascii="Arial" w:hAnsi="Arial" w:cs="Arial"/>
-        </w:rPr>
-        <w:t>&lt;Expr_Relacional&gt; ::= &lt;Cor_Ini&gt; &lt;Operando_Igualdad&gt; &lt;Cor_Fin&gt; &lt;Op_Igual&gt; &lt;Cor_Ini&gt; &lt;Operando_Igualdad&gt; &lt;Cor_Fin&gt;</w:t>
-      </w:r>
-    </w:p>
-    <w:p>
-      <w:pPr>
-        <w:rPr>
-          <w:rFonts w:ascii="Arial" w:hAnsi="Arial" w:cs="Arial"/>
-        </w:rPr>
-      </w:pPr>
-      <w:r>
-        <w:rPr>
-          <w:rFonts w:ascii="Arial" w:hAnsi="Arial" w:cs="Arial"/>
-        </w:rPr>
-        <w:t>&lt;Expr_Relacional&gt; ::= &lt;Cor_Ini&gt; &lt;Operando_Igualdad&gt; &lt;Cor_Fin&gt; &lt;Op_Dif&gt;   &lt;Cor_Ini&gt; &lt;Operando_Igualdad&gt; &lt;Cor_Fin&gt;</w:t>
-      </w:r>
-    </w:p>
-    <w:p>
-      <w:pPr>
-        <w:rPr>
-          <w:rFonts w:ascii="Arial" w:hAnsi="Arial" w:cs="Arial"/>
-        </w:rPr>
-      </w:pPr>
+      <w:r>
+        <w:rPr>
+          <w:rFonts w:ascii="Arial" w:hAnsi="Arial" w:cs="Arial"/>
+        </w:rPr>
+        <w:t>&lt;Expr_Relacional&gt; ::= &lt;Cor_Ini&gt; &lt;Operando_Relacional&gt; &lt;Cor_Fin&gt;</w:t>
+      </w:r>
+    </w:p>
+    <w:p>
+      <w:pPr>
+        <w:rPr>
+          <w:rFonts w:ascii="Arial" w:hAnsi="Arial" w:cs="Arial"/>
+        </w:rPr>
+      </w:pPr>
+      <w:r>
+        <w:rPr>
+          <w:rFonts w:ascii="Arial" w:hAnsi="Arial" w:cs="Arial"/>
+        </w:rPr>
+        <w:t xml:space="preserve">                      &lt;Op_Menor&gt;</w:t>
+      </w:r>
+    </w:p>
+    <w:p>
+      <w:pPr>
+        <w:rPr>
+          <w:rFonts w:ascii="Arial" w:hAnsi="Arial" w:cs="Arial"/>
+        </w:rPr>
+      </w:pPr>
+      <w:r>
+        <w:rPr>
+          <w:rFonts w:ascii="Arial" w:hAnsi="Arial" w:cs="Arial"/>
+        </w:rPr>
+        <w:t xml:space="preserve">                      &lt;Cor_Ini&gt; &lt;Operando_Relacional&gt; &lt;Cor_Fin&gt;</w:t>
+      </w:r>
+    </w:p>
+    <w:p>
+      <w:pPr>
+        <w:rPr>
+          <w:rFonts w:ascii="Arial" w:hAnsi="Arial" w:cs="Arial"/>
+        </w:rPr>
+      </w:pPr>
+      <w:r>
+        <w:rPr>
+          <w:rFonts w:ascii="Arial" w:hAnsi="Arial" w:cs="Arial"/>
+        </w:rPr>
+        <w:t>&lt;Expr_Relacional&gt; ::= &lt;Cor_Ini&gt; &lt;Operando_Relacional&gt; &lt;Cor_Fin&gt;</w:t>
+      </w:r>
+    </w:p>
+    <w:p>
+      <w:pPr>
+        <w:rPr>
+          <w:rFonts w:ascii="Arial" w:hAnsi="Arial" w:cs="Arial"/>
+        </w:rPr>
+      </w:pPr>
+      <w:r>
+        <w:rPr>
+          <w:rFonts w:ascii="Arial" w:hAnsi="Arial" w:cs="Arial"/>
+        </w:rPr>
+        <w:t xml:space="preserve">                      &lt;Op_Menor_Ig&gt;</w:t>
+      </w:r>
+    </w:p>
+    <w:p>
+      <w:pPr>
+        <w:rPr>
+          <w:rFonts w:ascii="Arial" w:hAnsi="Arial" w:cs="Arial"/>
+        </w:rPr>
+      </w:pPr>
+      <w:r>
+        <w:rPr>
+          <w:rFonts w:ascii="Arial" w:hAnsi="Arial" w:cs="Arial"/>
+        </w:rPr>
+        <w:t xml:space="preserve">                      &lt;Cor_Ini&gt; &lt;Operando_Relacional&gt; &lt;Cor_Fin&gt;</w:t>
+      </w:r>
+    </w:p>
+    <w:p>
+      <w:pPr>
+        <w:rPr>
+          <w:rFonts w:ascii="Arial" w:hAnsi="Arial" w:cs="Arial"/>
+        </w:rPr>
+      </w:pPr>
+      <w:r>
+        <w:rPr>
+          <w:rFonts w:ascii="Arial" w:hAnsi="Arial" w:cs="Arial"/>
+        </w:rPr>
+        <w:t>&lt;Expr_Relacional&gt; ::= &lt;Cor_Ini&gt; &lt;Operando_Relacional&gt; &lt;Cor_Fin&gt;</w:t>
+      </w:r>
+    </w:p>
+    <w:p>
+      <w:pPr>
+        <w:rPr>
+          <w:rFonts w:ascii="Arial" w:hAnsi="Arial" w:cs="Arial"/>
+        </w:rPr>
+      </w:pPr>
+      <w:r>
+        <w:rPr>
+          <w:rFonts w:ascii="Arial" w:hAnsi="Arial" w:cs="Arial"/>
+        </w:rPr>
+        <w:t xml:space="preserve">                      &lt;Op_Mayor&gt;</w:t>
+      </w:r>
+    </w:p>
+    <w:p>
+      <w:pPr>
+        <w:rPr>
+          <w:rFonts w:ascii="Arial" w:hAnsi="Arial" w:cs="Arial"/>
+        </w:rPr>
+      </w:pPr>
+      <w:r>
+        <w:rPr>
+          <w:rFonts w:ascii="Arial" w:hAnsi="Arial" w:cs="Arial"/>
+        </w:rPr>
+        <w:t xml:space="preserve">                      &lt;Cor_Ini&gt; &lt;Operando_Relacional&gt; &lt;Cor_Fin&gt;</w:t>
+      </w:r>
+    </w:p>
+    <w:p>
+      <w:pPr>
+        <w:rPr>
+          <w:rFonts w:ascii="Arial" w:hAnsi="Arial" w:cs="Arial"/>
+        </w:rPr>
+      </w:pPr>
+      <w:r>
+        <w:rPr>
+          <w:rFonts w:ascii="Arial" w:hAnsi="Arial" w:cs="Arial"/>
+        </w:rPr>
+        <w:t>&lt;Expr_Relacional&gt; ::= &lt;Cor_Ini&gt; &lt;Operando_Relacional&gt; &lt;Cor_Fin&gt;</w:t>
+      </w:r>
+    </w:p>
+    <w:p>
+      <w:pPr>
+        <w:rPr>
+          <w:rFonts w:ascii="Arial" w:hAnsi="Arial" w:cs="Arial"/>
+        </w:rPr>
+      </w:pPr>
+      <w:r>
+        <w:rPr>
+          <w:rFonts w:ascii="Arial" w:hAnsi="Arial" w:cs="Arial"/>
+        </w:rPr>
+        <w:t xml:space="preserve">                      &lt;Op_Mayor_Ig&gt;</w:t>
+      </w:r>
+    </w:p>
+    <w:p>
+      <w:pPr>
+        <w:rPr>
+          <w:rFonts w:ascii="Arial" w:hAnsi="Arial" w:cs="Arial"/>
+        </w:rPr>
+      </w:pPr>
+      <w:r>
+        <w:rPr>
+          <w:rFonts w:ascii="Arial" w:hAnsi="Arial" w:cs="Arial"/>
+        </w:rPr>
+        <w:t xml:space="preserve">                      &lt;Cor_Ini&gt; &lt;Operando_Relacional&gt; &lt;Cor_Fin&gt;</w:t>
+      </w:r>
+    </w:p>
+    <w:p>
+      <w:pPr>
+        <w:rPr>
+          <w:rFonts w:ascii="Arial" w:hAnsi="Arial" w:cs="Arial"/>
+        </w:rPr>
+      </w:pPr>
+      <w:r>
+        <w:rPr>
+          <w:rFonts w:ascii="Arial" w:hAnsi="Arial" w:cs="Arial"/>
+        </w:rPr>
+        <w:t>&lt;Expr_Relacional&gt; ::= &lt;Cor_Ini&gt; &lt;Operando_Igualdad&gt; &lt;Cor_Fin&gt;</w:t>
+      </w:r>
+    </w:p>
+    <w:p>
+      <w:pPr>
+        <w:rPr>
+          <w:rFonts w:ascii="Arial" w:hAnsi="Arial" w:cs="Arial"/>
+        </w:rPr>
+      </w:pPr>
+      <w:r>
+        <w:rPr>
+          <w:rFonts w:ascii="Arial" w:hAnsi="Arial" w:cs="Arial"/>
+        </w:rPr>
+        <w:t xml:space="preserve">                      &lt;Op_Igual&gt;</w:t>
+      </w:r>
+    </w:p>
+    <w:p>
+      <w:pPr>
+        <w:rPr>
+          <w:rFonts w:ascii="Arial" w:hAnsi="Arial" w:cs="Arial"/>
+        </w:rPr>
+      </w:pPr>
+      <w:r>
+        <w:rPr>
+          <w:rFonts w:ascii="Arial" w:hAnsi="Arial" w:cs="Arial"/>
+        </w:rPr>
+        <w:t xml:space="preserve">                      &lt;Cor_Ini&gt; &lt;Operando_Igualdad&gt; &lt;Cor_Fin&gt;</w:t>
+      </w:r>
+    </w:p>
+    <w:p>
+      <w:pPr>
+        <w:rPr>
+          <w:rFonts w:ascii="Arial" w:hAnsi="Arial" w:cs="Arial"/>
+        </w:rPr>
+      </w:pPr>
+      <w:r>
+        <w:rPr>
+          <w:rFonts w:ascii="Arial" w:hAnsi="Arial" w:cs="Arial"/>
+        </w:rPr>
+        <w:t>&lt;Expr_Relacional&gt; ::= &lt;Cor_Ini&gt; &lt;Operando_Igualdad&gt; &lt;Cor_Fin&gt;</w:t>
+      </w:r>
+    </w:p>
+    <w:p>
+      <w:pPr>
+        <w:rPr>
+          <w:rFonts w:ascii="Arial" w:hAnsi="Arial" w:cs="Arial"/>
+        </w:rPr>
+      </w:pPr>
+      <w:r>
+        <w:rPr>
+          <w:rFonts w:ascii="Arial" w:hAnsi="Arial" w:cs="Arial"/>
+        </w:rPr>
+        <w:t xml:space="preserve">                      &lt;Op_Dif&gt;</w:t>
+      </w:r>
+    </w:p>
+    <w:p>
+      <w:pPr>
+        <w:rPr>
+          <w:rFonts w:ascii="Arial" w:hAnsi="Arial" w:cs="Arial"/>
+        </w:rPr>
+      </w:pPr>
+      <w:r>
+        <w:rPr>
+          <w:rFonts w:ascii="Arial" w:hAnsi="Arial" w:cs="Arial"/>
+        </w:rPr>
+        <w:t xml:space="preserve">                      &lt;Cor_Ini&gt; &lt;Operando_Igualdad&gt; &lt;Cor_Fin&gt;</w:t>
+      </w:r>
+    </w:p>
+    <w:p>
+      <w:pPr>
+        <w:rPr>
+          <w:rFonts w:ascii="Arial" w:hAnsi="Arial" w:cs="Arial"/>
+          <w:b/>
+          <w:bCs/>
+        </w:rPr>
+      </w:pPr>
+      <w:r>
+        <w:rPr>
+          <w:rFonts w:ascii="Arial" w:hAnsi="Arial" w:cs="Arial"/>
+          <w:b/>
+          <w:bCs/>
+        </w:rPr>
+        <w:lastRenderedPageBreak/>
+        <w:t>8. Expresiones lógicas</w:t>
+      </w:r>
     </w:p>
     <w:p>
       <w:pPr>
@@ -1763,6 +1988,19 @@
         <w:rPr>
           <w:rFonts w:ascii="Arial" w:hAnsi="Arial" w:cs="Arial"/>
         </w:rPr>
+        <w:t>&lt;Operando_Logico&gt; ::= &lt;Id&gt;</w:t>
+      </w:r>
+    </w:p>
+    <w:p>
+      <w:pPr>
+        <w:rPr>
+          <w:rFonts w:ascii="Arial" w:hAnsi="Arial" w:cs="Arial"/>
+        </w:rPr>
+      </w:pPr>
+      <w:r>
+        <w:rPr>
+          <w:rFonts w:ascii="Arial" w:hAnsi="Arial" w:cs="Arial"/>
+        </w:rPr>
         <w:t>&lt;Operando_Logico&gt; ::= &lt;Expr_Relacional&gt;</w:t>
       </w:r>
     </w:p>
@@ -1789,67 +2027,86 @@
         <w:rPr>
           <w:rFonts w:ascii="Arial" w:hAnsi="Arial" w:cs="Arial"/>
         </w:rPr>
-        <w:t>&lt;Operando_Logico&gt;</w:t>
-      </w:r>
-      <w:r>
-        <w:rPr>
-          <w:rFonts w:ascii="Arial" w:hAnsi="Arial" w:cs="Arial"/>
-        </w:rPr>
-        <w:t xml:space="preserve"> </w:t>
-      </w:r>
-      <w:r>
-        <w:rPr>
-          <w:rFonts w:ascii="Arial" w:hAnsi="Arial" w:cs="Arial"/>
-        </w:rPr>
-        <w:t>::= &lt;Llamada_Funcion&gt;</w:t>
-      </w:r>
-    </w:p>
-    <w:p>
-      <w:pPr>
-        <w:rPr>
-          <w:rFonts w:ascii="Arial" w:hAnsi="Arial" w:cs="Arial"/>
-        </w:rPr>
-      </w:pPr>
-    </w:p>
-    <w:p>
-      <w:pPr>
-        <w:rPr>
-          <w:rFonts w:ascii="Arial" w:hAnsi="Arial" w:cs="Arial"/>
-        </w:rPr>
-      </w:pPr>
-    </w:p>
-    <w:p>
-      <w:pPr>
-        <w:rPr>
-          <w:rFonts w:ascii="Arial" w:hAnsi="Arial" w:cs="Arial"/>
-        </w:rPr>
-      </w:pPr>
-      <w:r>
-        <w:rPr>
-          <w:rFonts w:ascii="Arial" w:hAnsi="Arial" w:cs="Arial"/>
-        </w:rPr>
-        <w:t>&lt;Expr_Logica&gt; ::= &lt;Par_Ini&gt; &lt;Operando_Logico&gt; &lt;Par_Fin&gt; &lt;Op_And&gt; &lt;Par_Ini&gt; &lt;Operando_Logico&gt; &lt;Par_Fin&gt;</w:t>
-      </w:r>
-    </w:p>
-    <w:p>
-      <w:pPr>
-        <w:rPr>
-          <w:rFonts w:ascii="Arial" w:hAnsi="Arial" w:cs="Arial"/>
-        </w:rPr>
-      </w:pPr>
-      <w:r>
-        <w:rPr>
-          <w:rFonts w:ascii="Arial" w:hAnsi="Arial" w:cs="Arial"/>
-        </w:rPr>
-        <w:t>&lt;Expr_Logica&gt; ::= &lt;Par_Ini&gt; &lt;Operando_Logico&gt; &lt;Par_Fin&gt; &lt;Op_Or&gt;  &lt;Par_Ini&gt; &lt;Operando_Logico&gt; &lt;Par_Fin&gt;</w:t>
-      </w:r>
-    </w:p>
-    <w:p>
-      <w:pPr>
-        <w:rPr>
-          <w:rFonts w:ascii="Arial" w:hAnsi="Arial" w:cs="Arial"/>
-        </w:rPr>
-      </w:pPr>
+        <w:t>&lt;Operando_Logico&gt; ::= &lt;Llamada_Funcion&gt;</w:t>
+      </w:r>
+    </w:p>
+    <w:p>
+      <w:pPr>
+        <w:rPr>
+          <w:rFonts w:ascii="Arial" w:hAnsi="Arial" w:cs="Arial"/>
+        </w:rPr>
+      </w:pPr>
+      <w:r>
+        <w:rPr>
+          <w:rFonts w:ascii="Arial" w:hAnsi="Arial" w:cs="Arial"/>
+        </w:rPr>
+        <w:t>&lt;Expr_Logica&gt; ::= &lt;Par_Ini&gt; &lt;Operando_Logico&gt; &lt;Par_Fin&gt;</w:t>
+      </w:r>
+    </w:p>
+    <w:p>
+      <w:pPr>
+        <w:rPr>
+          <w:rFonts w:ascii="Arial" w:hAnsi="Arial" w:cs="Arial"/>
+        </w:rPr>
+      </w:pPr>
+      <w:r>
+        <w:rPr>
+          <w:rFonts w:ascii="Arial" w:hAnsi="Arial" w:cs="Arial"/>
+        </w:rPr>
+        <w:t xml:space="preserve">                  &lt;Op_And&gt;</w:t>
+      </w:r>
+    </w:p>
+    <w:p>
+      <w:pPr>
+        <w:rPr>
+          <w:rFonts w:ascii="Arial" w:hAnsi="Arial" w:cs="Arial"/>
+        </w:rPr>
+      </w:pPr>
+      <w:r>
+        <w:rPr>
+          <w:rFonts w:ascii="Arial" w:hAnsi="Arial" w:cs="Arial"/>
+        </w:rPr>
+        <w:t xml:space="preserve">                  &lt;Par_Ini&gt; &lt;Operando_Logico&gt; &lt;Par_Fin&gt;</w:t>
+      </w:r>
+    </w:p>
+    <w:p>
+      <w:pPr>
+        <w:rPr>
+          <w:rFonts w:ascii="Arial" w:hAnsi="Arial" w:cs="Arial"/>
+        </w:rPr>
+      </w:pPr>
+      <w:r>
+        <w:rPr>
+          <w:rFonts w:ascii="Arial" w:hAnsi="Arial" w:cs="Arial"/>
+        </w:rPr>
+        <w:t>&lt;Expr_Logica&gt; ::= &lt;Par_Ini&gt; &lt;Operando_Logico&gt; &lt;Par_Fin&gt;</w:t>
+      </w:r>
+    </w:p>
+    <w:p>
+      <w:pPr>
+        <w:rPr>
+          <w:rFonts w:ascii="Arial" w:hAnsi="Arial" w:cs="Arial"/>
+        </w:rPr>
+      </w:pPr>
+      <w:r>
+        <w:rPr>
+          <w:rFonts w:ascii="Arial" w:hAnsi="Arial" w:cs="Arial"/>
+        </w:rPr>
+        <w:t xml:space="preserve">                  &lt;Op_Or&gt;</w:t>
+      </w:r>
+    </w:p>
+    <w:p>
+      <w:pPr>
+        <w:rPr>
+          <w:rFonts w:ascii="Arial" w:hAnsi="Arial" w:cs="Arial"/>
+        </w:rPr>
+      </w:pPr>
+      <w:r>
+        <w:rPr>
+          <w:rFonts w:ascii="Arial" w:hAnsi="Arial" w:cs="Arial"/>
+        </w:rPr>
+        <w:t xml:space="preserve">                  &lt;Par_Ini&gt; &lt;Operando_Logico&gt; &lt;Par_Fin&gt;</w:t>
+      </w:r>
     </w:p>
     <w:p>
       <w:pPr>
@@ -1881,8 +2138,18 @@
       <w:pPr>
         <w:rPr>
           <w:rFonts w:ascii="Arial" w:hAnsi="Arial" w:cs="Arial"/>
-        </w:rPr>
-      </w:pPr>
+          <w:b/>
+          <w:bCs/>
+        </w:rPr>
+      </w:pPr>
+      <w:r>
+        <w:rPr>
+          <w:rFonts w:ascii="Arial" w:hAnsi="Arial" w:cs="Arial"/>
+          <w:b/>
+          <w:bCs/>
+        </w:rPr>
+        <w:t>9. Expresión general</w:t>
+      </w:r>
     </w:p>
     <w:p>
       <w:pPr>
@@ -1942,30 +2209,67 @@
           <w:rFonts w:ascii="Arial" w:hAnsi="Arial" w:cs="Arial"/>
         </w:rPr>
       </w:pPr>
-    </w:p>
-    <w:p>
-      <w:pPr>
-        <w:rPr>
-          <w:rFonts w:ascii="Arial" w:hAnsi="Arial" w:cs="Arial"/>
-        </w:rPr>
-      </w:pPr>
-      <w:r>
-        <w:rPr>
-          <w:rFonts w:ascii="Arial" w:hAnsi="Arial" w:cs="Arial"/>
-        </w:rPr>
-        <w:t>&lt;Declaracion_Var_Simple&gt;</w:t>
-      </w:r>
-      <w:r>
-        <w:rPr>
-          <w:rFonts w:ascii="Arial" w:hAnsi="Arial" w:cs="Arial"/>
-        </w:rPr>
-        <w:t xml:space="preserve"> </w:t>
-      </w:r>
-      <w:r>
-        <w:rPr>
-          <w:rFonts w:ascii="Arial" w:hAnsi="Arial" w:cs="Arial"/>
-        </w:rPr>
-        <w:t>::= &lt;Val&gt; &lt;Tipo&gt; &lt;Id&gt; &lt;Fin_Expr&gt;</w:t>
+      <w:r>
+        <w:rPr>
+          <w:rFonts w:ascii="Arial" w:hAnsi="Arial" w:cs="Arial"/>
+        </w:rPr>
+        <w:t>&lt;Expresion&gt; ::= &lt;Lit_Bool&gt;</w:t>
+      </w:r>
+    </w:p>
+    <w:p>
+      <w:pPr>
+        <w:rPr>
+          <w:rFonts w:ascii="Arial" w:hAnsi="Arial" w:cs="Arial"/>
+        </w:rPr>
+      </w:pPr>
+      <w:r>
+        <w:rPr>
+          <w:rFonts w:ascii="Arial" w:hAnsi="Arial" w:cs="Arial"/>
+        </w:rPr>
+        <w:t>&lt;Expresion&gt; ::= &lt;Lit_Char&gt;</w:t>
+      </w:r>
+    </w:p>
+    <w:p>
+      <w:pPr>
+        <w:rPr>
+          <w:rFonts w:ascii="Arial" w:hAnsi="Arial" w:cs="Arial"/>
+        </w:rPr>
+      </w:pPr>
+      <w:r>
+        <w:rPr>
+          <w:rFonts w:ascii="Arial" w:hAnsi="Arial" w:cs="Arial"/>
+        </w:rPr>
+        <w:t>&lt;Expresion&gt; ::= &lt;Lit_String&gt;</w:t>
+      </w:r>
+    </w:p>
+    <w:p>
+      <w:pPr>
+        <w:rPr>
+          <w:rFonts w:ascii="Arial" w:hAnsi="Arial" w:cs="Arial"/>
+          <w:b/>
+          <w:bCs/>
+        </w:rPr>
+      </w:pPr>
+      <w:r>
+        <w:rPr>
+          <w:rFonts w:ascii="Arial" w:hAnsi="Arial" w:cs="Arial"/>
+          <w:b/>
+          <w:bCs/>
+        </w:rPr>
+        <w:t>10. Variables y asignaciones</w:t>
+      </w:r>
+    </w:p>
+    <w:p>
+      <w:pPr>
+        <w:rPr>
+          <w:rFonts w:ascii="Arial" w:hAnsi="Arial" w:cs="Arial"/>
+        </w:rPr>
+      </w:pPr>
+      <w:r>
+        <w:rPr>
+          <w:rFonts w:ascii="Arial" w:hAnsi="Arial" w:cs="Arial"/>
+        </w:rPr>
+        <w:t>&lt;Declaracion_Var_Simple&gt; ::= &lt;Val&gt; &lt;Tipo&gt; &lt;Id&gt; &lt;Fin_Expr&gt;</w:t>
       </w:r>
     </w:p>
     <w:p>
@@ -1991,31 +2295,20 @@
         <w:rPr>
           <w:rFonts w:ascii="Arial" w:hAnsi="Arial" w:cs="Arial"/>
         </w:rPr>
-        <w:t>&lt;Asignacion_Var&gt;</w:t>
-      </w:r>
-      <w:r>
-        <w:rPr>
-          <w:rFonts w:ascii="Arial" w:hAnsi="Arial" w:cs="Arial"/>
-        </w:rPr>
-        <w:t xml:space="preserve"> </w:t>
-      </w:r>
-      <w:r>
-        <w:rPr>
-          <w:rFonts w:ascii="Arial" w:hAnsi="Arial" w:cs="Arial"/>
-        </w:rPr>
-        <w:t>::= &lt;Id&gt; &lt;Op_Asig&gt; &lt;Expresion&gt; &lt;Fin_Expr&gt;</w:t>
-      </w:r>
-    </w:p>
-    <w:p>
-      <w:pPr>
-        <w:rPr>
-          <w:rFonts w:ascii="Arial" w:hAnsi="Arial" w:cs="Arial"/>
-        </w:rPr>
-      </w:pPr>
-      <w:r>
-        <w:rPr>
-          <w:rFonts w:ascii="Arial" w:hAnsi="Arial" w:cs="Arial"/>
-        </w:rPr>
+        <w:t>&lt;Asignacion_Var&gt; ::= &lt;Id&gt; &lt;Op_Asig&gt; &lt;Expresion&gt; &lt;Fin_Expr&gt;</w:t>
+      </w:r>
+    </w:p>
+    <w:p>
+      <w:pPr>
+        <w:rPr>
+          <w:rFonts w:ascii="Arial" w:hAnsi="Arial" w:cs="Arial"/>
+        </w:rPr>
+      </w:pPr>
+      <w:r>
+        <w:rPr>
+          <w:rFonts w:ascii="Arial" w:hAnsi="Arial" w:cs="Arial"/>
+        </w:rPr>
+        <w:lastRenderedPageBreak/>
         <w:t>&lt;Expr_Sin_Asignacion&gt; ::= &lt;Expresion&gt; &lt;Fin_Expr&gt;</w:t>
       </w:r>
     </w:p>
@@ -2023,8 +2316,18 @@
       <w:pPr>
         <w:rPr>
           <w:rFonts w:ascii="Arial" w:hAnsi="Arial" w:cs="Arial"/>
-        </w:rPr>
-      </w:pPr>
+          <w:b/>
+          <w:bCs/>
+        </w:rPr>
+      </w:pPr>
+      <w:r>
+        <w:rPr>
+          <w:rFonts w:ascii="Arial" w:hAnsi="Arial" w:cs="Arial"/>
+          <w:b/>
+          <w:bCs/>
+        </w:rPr>
+        <w:t>11. Funciones</w:t>
+      </w:r>
     </w:p>
     <w:p>
       <w:pPr>
@@ -2045,6 +2348,303 @@
           <w:rFonts w:ascii="Arial" w:hAnsi="Arial" w:cs="Arial"/>
         </w:rPr>
       </w:pPr>
+      <w:r>
+        <w:rPr>
+          <w:rFonts w:ascii="Arial" w:hAnsi="Arial" w:cs="Arial"/>
+        </w:rPr>
+        <w:t>&lt;Parametro&gt; ::= &lt;Tipo&gt; &lt;Id&gt;</w:t>
+      </w:r>
+    </w:p>
+    <w:p>
+      <w:pPr>
+        <w:rPr>
+          <w:rFonts w:ascii="Arial" w:hAnsi="Arial" w:cs="Arial"/>
+        </w:rPr>
+      </w:pPr>
+      <w:r>
+        <w:rPr>
+          <w:rFonts w:ascii="Arial" w:hAnsi="Arial" w:cs="Arial"/>
+        </w:rPr>
+        <w:t>&lt;Parametros&gt; ::= &lt;Parametro&gt;</w:t>
+      </w:r>
+    </w:p>
+    <w:p>
+      <w:pPr>
+        <w:rPr>
+          <w:rFonts w:ascii="Arial" w:hAnsi="Arial" w:cs="Arial"/>
+        </w:rPr>
+      </w:pPr>
+      <w:r>
+        <w:rPr>
+          <w:rFonts w:ascii="Arial" w:hAnsi="Arial" w:cs="Arial"/>
+        </w:rPr>
+        <w:t>&lt;Parametros&gt; ::= &lt;Parametro&gt; &lt;Coma&gt; &lt;Parametros&gt;</w:t>
+      </w:r>
+    </w:p>
+    <w:p>
+      <w:pPr>
+        <w:rPr>
+          <w:rFonts w:ascii="Arial" w:hAnsi="Arial" w:cs="Arial"/>
+        </w:rPr>
+      </w:pPr>
+      <w:r>
+        <w:rPr>
+          <w:rFonts w:ascii="Arial" w:hAnsi="Arial" w:cs="Arial"/>
+        </w:rPr>
+        <w:t>&lt;Declaracion_Funcion&gt; ::= &lt;Tipo_Retorno&gt; &lt;Id&gt; &lt;Par_Ini&gt; &lt;Parametros&gt; &lt;Par_Fin&gt; &lt;Bloque&gt;</w:t>
+      </w:r>
+    </w:p>
+    <w:p>
+      <w:pPr>
+        <w:rPr>
+          <w:rFonts w:ascii="Arial" w:hAnsi="Arial" w:cs="Arial"/>
+        </w:rPr>
+      </w:pPr>
+      <w:r>
+        <w:rPr>
+          <w:rFonts w:ascii="Arial" w:hAnsi="Arial" w:cs="Arial"/>
+        </w:rPr>
+        <w:t>&lt;Argumento&gt; ::= &lt;Expresion&gt;</w:t>
+      </w:r>
+    </w:p>
+    <w:p>
+      <w:pPr>
+        <w:rPr>
+          <w:rFonts w:ascii="Arial" w:hAnsi="Arial" w:cs="Arial"/>
+        </w:rPr>
+      </w:pPr>
+      <w:r>
+        <w:rPr>
+          <w:rFonts w:ascii="Arial" w:hAnsi="Arial" w:cs="Arial"/>
+        </w:rPr>
+        <w:t>&lt;Argumentos&gt; ::= &lt;Argumento&gt;</w:t>
+      </w:r>
+    </w:p>
+    <w:p>
+      <w:pPr>
+        <w:rPr>
+          <w:rFonts w:ascii="Arial" w:hAnsi="Arial" w:cs="Arial"/>
+        </w:rPr>
+      </w:pPr>
+      <w:r>
+        <w:rPr>
+          <w:rFonts w:ascii="Arial" w:hAnsi="Arial" w:cs="Arial"/>
+        </w:rPr>
+        <w:t>&lt;Argumentos&gt; ::= &lt;Argumento&gt; &lt;Coma&gt; &lt;Argumentos&gt;</w:t>
+      </w:r>
+    </w:p>
+    <w:p>
+      <w:pPr>
+        <w:rPr>
+          <w:rFonts w:ascii="Arial" w:hAnsi="Arial" w:cs="Arial"/>
+        </w:rPr>
+      </w:pPr>
+      <w:r>
+        <w:rPr>
+          <w:rFonts w:ascii="Arial" w:hAnsi="Arial" w:cs="Arial"/>
+        </w:rPr>
+        <w:t>&lt;Llamada_Funcion&gt; ::= &lt;Id&gt; &lt;Par_Ini&gt; &lt;Argumentos&gt; &lt;Par_Fin&gt;</w:t>
+      </w:r>
+    </w:p>
+    <w:p>
+      <w:pPr>
+        <w:rPr>
+          <w:rFonts w:ascii="Arial" w:hAnsi="Arial" w:cs="Arial"/>
+          <w:b/>
+          <w:bCs/>
+        </w:rPr>
+      </w:pPr>
+      <w:r>
+        <w:rPr>
+          <w:rFonts w:ascii="Arial" w:hAnsi="Arial" w:cs="Arial"/>
+          <w:b/>
+          <w:bCs/>
+        </w:rPr>
+        <w:t>12. Comentarios</w:t>
+      </w:r>
+    </w:p>
+    <w:p>
+      <w:pPr>
+        <w:rPr>
+          <w:rFonts w:ascii="Arial" w:hAnsi="Arial" w:cs="Arial"/>
+        </w:rPr>
+      </w:pPr>
+      <w:r>
+        <w:rPr>
+          <w:rFonts w:ascii="Arial" w:hAnsi="Arial" w:cs="Arial"/>
+        </w:rPr>
+        <w:t>&lt;Caracter_Comentario&gt; ::= [^¡!|]</w:t>
+      </w:r>
+    </w:p>
+    <w:p>
+      <w:pPr>
+        <w:rPr>
+          <w:rFonts w:ascii="Arial" w:hAnsi="Arial" w:cs="Arial"/>
+        </w:rPr>
+      </w:pPr>
+      <w:r>
+        <w:rPr>
+          <w:rFonts w:ascii="Arial" w:hAnsi="Arial" w:cs="Arial"/>
+        </w:rPr>
+        <w:t>&lt;Contenido_Comentario&gt; ::= &lt;Caracter_Comentario&gt; &lt;Contenido_Comentario&gt; | ε</w:t>
+      </w:r>
+    </w:p>
+    <w:p>
+      <w:pPr>
+        <w:rPr>
+          <w:rFonts w:ascii="Arial" w:hAnsi="Arial" w:cs="Arial"/>
+        </w:rPr>
+      </w:pPr>
+      <w:r>
+        <w:rPr>
+          <w:rFonts w:ascii="Arial" w:hAnsi="Arial" w:cs="Arial"/>
+        </w:rPr>
+        <w:t>&lt;Comentario_Linea&gt; ::= &lt;Com_Linea&gt; &lt;Contenido_Comentario&gt;</w:t>
+      </w:r>
+    </w:p>
+    <w:p>
+      <w:pPr>
+        <w:rPr>
+          <w:rFonts w:ascii="Arial" w:hAnsi="Arial" w:cs="Arial"/>
+        </w:rPr>
+      </w:pPr>
+      <w:r>
+        <w:rPr>
+          <w:rFonts w:ascii="Arial" w:hAnsi="Arial" w:cs="Arial"/>
+        </w:rPr>
+        <w:t>&lt;Comentario_Multi&gt; ::= &lt;Com_Multi_Ini&gt; &lt;Contenido_Comentario&gt; &lt;Com_Multi_Fin&gt;</w:t>
+      </w:r>
+    </w:p>
+    <w:p>
+      <w:pPr>
+        <w:rPr>
+          <w:rFonts w:ascii="Arial" w:hAnsi="Arial" w:cs="Arial"/>
+        </w:rPr>
+      </w:pPr>
+      <w:r>
+        <w:rPr>
+          <w:rFonts w:ascii="Arial" w:hAnsi="Arial" w:cs="Arial"/>
+        </w:rPr>
+        <w:t>&lt;Comentario&gt; ::= &lt;Comentario_Linea&gt;</w:t>
+      </w:r>
+    </w:p>
+    <w:p>
+      <w:pPr>
+        <w:rPr>
+          <w:rFonts w:ascii="Arial" w:hAnsi="Arial" w:cs="Arial"/>
+        </w:rPr>
+      </w:pPr>
+      <w:r>
+        <w:rPr>
+          <w:rFonts w:ascii="Arial" w:hAnsi="Arial" w:cs="Arial"/>
+        </w:rPr>
+        <w:t>&lt;Comentario&gt; ::= &lt;Comentario_Multi&gt;</w:t>
+      </w:r>
+    </w:p>
+    <w:p>
+      <w:pPr>
+        <w:rPr>
+          <w:rFonts w:ascii="Arial" w:hAnsi="Arial" w:cs="Arial"/>
+          <w:b/>
+          <w:bCs/>
+        </w:rPr>
+      </w:pPr>
+      <w:r>
+        <w:rPr>
+          <w:rFonts w:ascii="Arial" w:hAnsi="Arial" w:cs="Arial"/>
+          <w:b/>
+          <w:bCs/>
+        </w:rPr>
+        <w:t>13. Entrada y salida</w:t>
+      </w:r>
+    </w:p>
+    <w:p>
+      <w:pPr>
+        <w:rPr>
+          <w:rFonts w:ascii="Arial" w:hAnsi="Arial" w:cs="Arial"/>
+        </w:rPr>
+      </w:pPr>
+      <w:r>
+        <w:rPr>
+          <w:rFonts w:ascii="Arial" w:hAnsi="Arial" w:cs="Arial"/>
+        </w:rPr>
+        <w:t>&lt;Sentencia_Read&gt; ::= &lt;Read&gt; &lt;Par_Ini&gt; &lt;Id&gt; &lt;Par_Fin&gt; &lt;Fin_Expr&gt;</w:t>
+      </w:r>
+    </w:p>
+    <w:p>
+      <w:pPr>
+        <w:rPr>
+          <w:rFonts w:ascii="Arial" w:hAnsi="Arial" w:cs="Arial"/>
+          <w:lang w:val="en-US"/>
+        </w:rPr>
+      </w:pPr>
+      <w:r>
+        <w:rPr>
+          <w:rFonts w:ascii="Arial" w:hAnsi="Arial" w:cs="Arial"/>
+          <w:lang w:val="en-US"/>
+        </w:rPr>
+        <w:t>&lt;Operando_Write&gt; ::= &lt;Id&gt;</w:t>
+      </w:r>
+    </w:p>
+    <w:p>
+      <w:pPr>
+        <w:rPr>
+          <w:rFonts w:ascii="Arial" w:hAnsi="Arial" w:cs="Arial"/>
+          <w:lang w:val="en-US"/>
+        </w:rPr>
+      </w:pPr>
+      <w:r>
+        <w:rPr>
+          <w:rFonts w:ascii="Arial" w:hAnsi="Arial" w:cs="Arial"/>
+          <w:lang w:val="en-US"/>
+        </w:rPr>
+        <w:t>&lt;Operando_Write&gt; ::= &lt;Lit_Int&gt;</w:t>
+      </w:r>
+    </w:p>
+    <w:p>
+      <w:pPr>
+        <w:rPr>
+          <w:rFonts w:ascii="Arial" w:hAnsi="Arial" w:cs="Arial"/>
+          <w:lang w:val="en-US"/>
+        </w:rPr>
+      </w:pPr>
+      <w:r>
+        <w:rPr>
+          <w:rFonts w:ascii="Arial" w:hAnsi="Arial" w:cs="Arial"/>
+          <w:lang w:val="en-US"/>
+        </w:rPr>
+        <w:t>&lt;Operando_Write&gt; ::= &lt;Lit_Float&gt;</w:t>
+      </w:r>
+    </w:p>
+    <w:p>
+      <w:pPr>
+        <w:rPr>
+          <w:rFonts w:ascii="Arial" w:hAnsi="Arial" w:cs="Arial"/>
+          <w:lang w:val="en-US"/>
+        </w:rPr>
+      </w:pPr>
+      <w:r>
+        <w:rPr>
+          <w:rFonts w:ascii="Arial" w:hAnsi="Arial" w:cs="Arial"/>
+          <w:lang w:val="en-US"/>
+        </w:rPr>
+        <w:t>&lt;Operando_Write&gt; ::= &lt;Lit_Bool&gt;</w:t>
+      </w:r>
+    </w:p>
+    <w:p>
+      <w:pPr>
+        <w:rPr>
+          <w:rFonts w:ascii="Arial" w:hAnsi="Arial" w:cs="Arial"/>
+          <w:lang w:val="en-US"/>
+        </w:rPr>
+      </w:pPr>
+      <w:r>
+        <w:rPr>
+          <w:rFonts w:ascii="Arial" w:hAnsi="Arial" w:cs="Arial"/>
+          <w:lang w:val="en-US"/>
+        </w:rPr>
+        <w:t>&lt;Operando_Write&gt; ::= &lt;Lit_String&gt;</w:t>
+      </w:r>
     </w:p>
     <w:p>
       <w:pPr>
@@ -2057,582 +2657,721 @@
           <w:rFonts w:ascii="Arial" w:hAnsi="Arial" w:cs="Arial"/>
         </w:rPr>
         <w:lastRenderedPageBreak/>
-        <w:t>&lt;Parametro&gt; ::= &lt;Tipo&gt; &lt;Id&gt;</w:t>
-      </w:r>
-    </w:p>
-    <w:p>
-      <w:pPr>
-        <w:rPr>
-          <w:rFonts w:ascii="Arial" w:hAnsi="Arial" w:cs="Arial"/>
-        </w:rPr>
-      </w:pPr>
-      <w:r>
-        <w:rPr>
-          <w:rFonts w:ascii="Arial" w:hAnsi="Arial" w:cs="Arial"/>
-        </w:rPr>
-        <w:t>&lt;Parametros&gt; ::= &lt;Parametro&gt;</w:t>
-      </w:r>
-    </w:p>
-    <w:p>
-      <w:pPr>
-        <w:rPr>
-          <w:rFonts w:ascii="Arial" w:hAnsi="Arial" w:cs="Arial"/>
-        </w:rPr>
-      </w:pPr>
-      <w:r>
-        <w:rPr>
-          <w:rFonts w:ascii="Arial" w:hAnsi="Arial" w:cs="Arial"/>
-        </w:rPr>
-        <w:t>&lt;Parametros&gt; ::= &lt;Parametro&gt; &lt;Coma&gt; &lt;Parametros&gt;</w:t>
-      </w:r>
-    </w:p>
-    <w:p>
-      <w:pPr>
-        <w:rPr>
-          <w:rFonts w:ascii="Arial" w:hAnsi="Arial" w:cs="Arial"/>
-        </w:rPr>
-      </w:pPr>
-    </w:p>
-    <w:p>
-      <w:pPr>
-        <w:rPr>
-          <w:rFonts w:ascii="Arial" w:hAnsi="Arial" w:cs="Arial"/>
-        </w:rPr>
-      </w:pPr>
-      <w:r>
-        <w:rPr>
-          <w:rFonts w:ascii="Arial" w:hAnsi="Arial" w:cs="Arial"/>
-        </w:rPr>
-        <w:t>&lt;Declaracion_Funcion&gt; ::= &lt;Tipo_Retorno&gt; &lt;Id&gt; &lt;Par_Ini&gt; &lt;Parametros&gt; &lt;Par_Fin&gt; &lt;Bloque&gt;</w:t>
-      </w:r>
-    </w:p>
-    <w:p>
-      <w:pPr>
-        <w:rPr>
-          <w:rFonts w:ascii="Arial" w:hAnsi="Arial" w:cs="Arial"/>
-        </w:rPr>
-      </w:pPr>
-      <w:r>
-        <w:rPr>
-          <w:rFonts w:ascii="Arial" w:hAnsi="Arial" w:cs="Arial"/>
-        </w:rPr>
-        <w:t>&lt;Declaracion_Funcion&gt; ::= &lt;Tipo_Retorno&gt; &lt;Id&gt; &lt;Par_Ini&gt; &lt;Par_Fin&gt; &lt;Bloque&gt;</w:t>
-      </w:r>
-    </w:p>
-    <w:p>
-      <w:pPr>
-        <w:rPr>
-          <w:rFonts w:ascii="Arial" w:hAnsi="Arial" w:cs="Arial"/>
-        </w:rPr>
-      </w:pPr>
-    </w:p>
-    <w:p>
-      <w:pPr>
-        <w:rPr>
-          <w:rFonts w:ascii="Arial" w:hAnsi="Arial" w:cs="Arial"/>
-        </w:rPr>
-      </w:pPr>
-      <w:r>
-        <w:rPr>
-          <w:rFonts w:ascii="Arial" w:hAnsi="Arial" w:cs="Arial"/>
-        </w:rPr>
-        <w:t>&lt;Argumento&gt; ::= &lt;Expresion&gt;</w:t>
-      </w:r>
-    </w:p>
-    <w:p>
-      <w:pPr>
-        <w:rPr>
-          <w:rFonts w:ascii="Arial" w:hAnsi="Arial" w:cs="Arial"/>
-        </w:rPr>
-      </w:pPr>
-      <w:r>
-        <w:rPr>
-          <w:rFonts w:ascii="Arial" w:hAnsi="Arial" w:cs="Arial"/>
-        </w:rPr>
-        <w:t>&lt;Argumentos&gt; ::= &lt;Argumento&gt;</w:t>
-      </w:r>
-    </w:p>
-    <w:p>
-      <w:pPr>
-        <w:rPr>
-          <w:rFonts w:ascii="Arial" w:hAnsi="Arial" w:cs="Arial"/>
-        </w:rPr>
-      </w:pPr>
-      <w:r>
-        <w:rPr>
-          <w:rFonts w:ascii="Arial" w:hAnsi="Arial" w:cs="Arial"/>
-        </w:rPr>
-        <w:t>&lt;Argumentos&gt; ::= &lt;Argumento&gt; &lt;Coma&gt; &lt;Argumentos&gt;</w:t>
-      </w:r>
-    </w:p>
-    <w:p>
-      <w:pPr>
-        <w:rPr>
-          <w:rFonts w:ascii="Arial" w:hAnsi="Arial" w:cs="Arial"/>
-        </w:rPr>
-      </w:pPr>
-    </w:p>
-    <w:p>
-      <w:pPr>
-        <w:rPr>
-          <w:rFonts w:ascii="Arial" w:hAnsi="Arial" w:cs="Arial"/>
-        </w:rPr>
-      </w:pPr>
-      <w:r>
-        <w:rPr>
-          <w:rFonts w:ascii="Arial" w:hAnsi="Arial" w:cs="Arial"/>
-        </w:rPr>
-        <w:t>&lt;Llamada_Funcion&gt; ::= &lt;Id&gt; &lt;Par_Ini&gt; &lt;Argumentos&gt; &lt;Par_Fin&gt;</w:t>
-      </w:r>
-    </w:p>
-    <w:p>
-      <w:pPr>
-        <w:rPr>
-          <w:rFonts w:ascii="Arial" w:hAnsi="Arial" w:cs="Arial"/>
-        </w:rPr>
-      </w:pPr>
-      <w:r>
-        <w:rPr>
-          <w:rFonts w:ascii="Arial" w:hAnsi="Arial" w:cs="Arial"/>
-        </w:rPr>
-        <w:t>&lt;Llamada_Funcion&gt; ::= &lt;Id&gt; &lt;Par_Ini&gt; &lt;Par_Fin&gt;</w:t>
-      </w:r>
-      <w:r>
-        <w:rPr>
-          <w:rFonts w:ascii="Arial" w:hAnsi="Arial" w:cs="Arial"/>
-        </w:rPr>
-        <w:br/>
-      </w:r>
-      <w:r>
-        <w:rPr>
-          <w:rFonts w:ascii="Arial" w:hAnsi="Arial" w:cs="Arial"/>
-        </w:rPr>
-        <w:br/>
-      </w:r>
-    </w:p>
-    <w:p>
-      <w:pPr>
-        <w:rPr>
-          <w:rFonts w:ascii="Arial" w:hAnsi="Arial" w:cs="Arial"/>
-        </w:rPr>
-      </w:pPr>
-      <w:r>
-        <w:rPr>
-          <w:rFonts w:ascii="Arial" w:hAnsi="Arial" w:cs="Arial"/>
-        </w:rPr>
-        <w:t>&lt;Caracter_Comentario&gt; ::= [^¡!|]</w:t>
-      </w:r>
-    </w:p>
-    <w:p>
-      <w:pPr>
-        <w:rPr>
-          <w:rFonts w:ascii="Arial" w:hAnsi="Arial" w:cs="Arial"/>
-        </w:rPr>
-      </w:pPr>
-      <w:r>
-        <w:rPr>
-          <w:rFonts w:ascii="Arial" w:hAnsi="Arial" w:cs="Arial"/>
-        </w:rPr>
-        <w:t>&lt;Contenido_Comentario&gt; ::= &lt;Caracter_Comentario&gt; &lt;Contenido_Comentario&gt; |ε</w:t>
-      </w:r>
-    </w:p>
-    <w:p>
-      <w:pPr>
-        <w:rPr>
-          <w:rFonts w:ascii="Arial" w:hAnsi="Arial" w:cs="Arial"/>
-        </w:rPr>
-      </w:pPr>
-      <w:r>
-        <w:rPr>
-          <w:rFonts w:ascii="Arial" w:hAnsi="Arial" w:cs="Arial"/>
-        </w:rPr>
-        <w:t>&lt;Comentario_Linea&gt; ::= &lt;Com_Linea&gt; &lt;Contenido_Comentario&gt;</w:t>
-      </w:r>
-    </w:p>
-    <w:p>
-      <w:pPr>
-        <w:rPr>
-          <w:rFonts w:ascii="Arial" w:hAnsi="Arial" w:cs="Arial"/>
-        </w:rPr>
-      </w:pPr>
-      <w:r>
-        <w:rPr>
-          <w:rFonts w:ascii="Arial" w:hAnsi="Arial" w:cs="Arial"/>
-        </w:rPr>
-        <w:t>&lt;Comentario_Multi&gt; ::= &lt;Com_Multi_Ini&gt; &lt;Contenido_Comentario&gt; &lt;Com_Multi_Fin&gt;</w:t>
-      </w:r>
-    </w:p>
-    <w:p>
-      <w:pPr>
-        <w:rPr>
-          <w:rFonts w:ascii="Arial" w:hAnsi="Arial" w:cs="Arial"/>
-        </w:rPr>
-      </w:pPr>
-    </w:p>
-    <w:p>
-      <w:pPr>
-        <w:rPr>
-          <w:rFonts w:ascii="Arial" w:hAnsi="Arial" w:cs="Arial"/>
-        </w:rPr>
-      </w:pPr>
-    </w:p>
-    <w:p>
-      <w:pPr>
-        <w:rPr>
-          <w:rFonts w:ascii="Arial" w:hAnsi="Arial" w:cs="Arial"/>
-        </w:rPr>
-      </w:pPr>
-      <w:r>
-        <w:rPr>
-          <w:rFonts w:ascii="Arial" w:hAnsi="Arial" w:cs="Arial"/>
-        </w:rPr>
-        <w:t>&lt;Sentencia_Read&gt; ::= &lt;Read&gt; &lt;Par_Ini&gt; &lt;Id&gt; &lt;Par_Fin&gt; &lt;Fin_Expr&gt;</w:t>
-      </w:r>
-    </w:p>
-    <w:p>
-      <w:pPr>
-        <w:rPr>
-          <w:rFonts w:ascii="Arial" w:hAnsi="Arial" w:cs="Arial"/>
-          <w:lang w:val="en-US"/>
-        </w:rPr>
-      </w:pPr>
-      <w:r>
-        <w:rPr>
-          <w:rFonts w:ascii="Arial" w:hAnsi="Arial" w:cs="Arial"/>
-          <w:lang w:val="en-US"/>
-        </w:rPr>
-        <w:t>&lt;Operando_Write&gt; ::= &lt;Id&gt;</w:t>
-      </w:r>
-    </w:p>
-    <w:p>
-      <w:pPr>
-        <w:rPr>
-          <w:rFonts w:ascii="Arial" w:hAnsi="Arial" w:cs="Arial"/>
-          <w:lang w:val="en-US"/>
-        </w:rPr>
-      </w:pPr>
-      <w:r>
-        <w:rPr>
-          <w:rFonts w:ascii="Arial" w:hAnsi="Arial" w:cs="Arial"/>
-          <w:lang w:val="en-US"/>
-        </w:rPr>
-        <w:t>&lt;Operando_Write&gt; ::= &lt;Lit_Int&gt;</w:t>
-      </w:r>
-    </w:p>
-    <w:p>
-      <w:pPr>
-        <w:rPr>
-          <w:rFonts w:ascii="Arial" w:hAnsi="Arial" w:cs="Arial"/>
-          <w:lang w:val="en-US"/>
-        </w:rPr>
-      </w:pPr>
-      <w:r>
-        <w:rPr>
-          <w:rFonts w:ascii="Arial" w:hAnsi="Arial" w:cs="Arial"/>
-          <w:lang w:val="en-US"/>
-        </w:rPr>
-        <w:t>&lt;Operando_Write&gt; ::= &lt;Lit_Float&gt;</w:t>
-      </w:r>
-    </w:p>
-    <w:p>
-      <w:pPr>
-        <w:rPr>
-          <w:rFonts w:ascii="Arial" w:hAnsi="Arial" w:cs="Arial"/>
-          <w:lang w:val="en-US"/>
-        </w:rPr>
-      </w:pPr>
-      <w:r>
-        <w:rPr>
-          <w:rFonts w:ascii="Arial" w:hAnsi="Arial" w:cs="Arial"/>
-          <w:lang w:val="en-US"/>
-        </w:rPr>
-        <w:t>&lt;Operando_Write&gt; ::= &lt;Lit_Bool&gt;</w:t>
-      </w:r>
-    </w:p>
-    <w:p>
-      <w:pPr>
-        <w:rPr>
-          <w:rFonts w:ascii="Arial" w:hAnsi="Arial" w:cs="Arial"/>
-          <w:lang w:val="en-US"/>
-        </w:rPr>
-      </w:pPr>
-      <w:r>
-        <w:rPr>
-          <w:rFonts w:ascii="Arial" w:hAnsi="Arial" w:cs="Arial"/>
-          <w:lang w:val="en-US"/>
+        <w:t>&lt;Sentencia_Write&gt; ::= &lt;Write&gt; &lt;Par_Ini&gt; &lt;Operando_Write&gt; &lt;Par_Fin&gt; &lt;Fin_Expr&gt;</w:t>
+      </w:r>
+    </w:p>
+    <w:p>
+      <w:pPr>
+        <w:rPr>
+          <w:rFonts w:ascii="Arial" w:hAnsi="Arial" w:cs="Arial"/>
+          <w:b/>
+          <w:bCs/>
+          <w:lang w:val="en-US"/>
+        </w:rPr>
+      </w:pPr>
+      <w:r>
+        <w:rPr>
+          <w:rFonts w:ascii="Arial" w:hAnsi="Arial" w:cs="Arial"/>
+          <w:b/>
+          <w:bCs/>
+          <w:lang w:val="en-US"/>
+        </w:rPr>
+        <w:t>14. Return y break</w:t>
+      </w:r>
+    </w:p>
+    <w:p>
+      <w:pPr>
+        <w:rPr>
+          <w:rFonts w:ascii="Arial" w:hAnsi="Arial" w:cs="Arial"/>
+          <w:lang w:val="en-US"/>
+        </w:rPr>
+      </w:pPr>
+      <w:r>
+        <w:rPr>
+          <w:rFonts w:ascii="Arial" w:hAnsi="Arial" w:cs="Arial"/>
+          <w:lang w:val="en-US"/>
+        </w:rPr>
+        <w:t>&lt;Sentencia_Return&gt; ::= &lt;Return&gt; &lt;Expresion&gt; &lt;Fin_Expr&gt;</w:t>
+      </w:r>
+    </w:p>
+    <w:p>
+      <w:pPr>
+        <w:rPr>
+          <w:rFonts w:ascii="Arial" w:hAnsi="Arial" w:cs="Arial"/>
+        </w:rPr>
+      </w:pPr>
+      <w:r>
+        <w:rPr>
+          <w:rFonts w:ascii="Arial" w:hAnsi="Arial" w:cs="Arial"/>
+        </w:rPr>
+        <w:t>&lt;Sentencia_Break&gt; ::= &lt;Break&gt; &lt;Fin_Expr&gt;</w:t>
+      </w:r>
+    </w:p>
+    <w:p>
+      <w:pPr>
+        <w:rPr>
+          <w:rFonts w:ascii="Arial" w:hAnsi="Arial" w:cs="Arial"/>
+          <w:b/>
+          <w:bCs/>
+        </w:rPr>
+      </w:pPr>
+      <w:r>
+        <w:rPr>
+          <w:rFonts w:ascii="Arial" w:hAnsi="Arial" w:cs="Arial"/>
+          <w:b/>
+          <w:bCs/>
+        </w:rPr>
+        <w:t>15. Estructura for</w:t>
+      </w:r>
+    </w:p>
+    <w:p>
+      <w:pPr>
+        <w:rPr>
+          <w:rFonts w:ascii="Arial" w:hAnsi="Arial" w:cs="Arial"/>
+        </w:rPr>
+      </w:pPr>
+      <w:r>
+        <w:rPr>
+          <w:rFonts w:ascii="Arial" w:hAnsi="Arial" w:cs="Arial"/>
+        </w:rPr>
+        <w:t>&lt;Sentencia_For_Init&gt; ::= &lt;Declaracion_Var_Asignada&gt;</w:t>
+      </w:r>
+    </w:p>
+    <w:p>
+      <w:pPr>
+        <w:rPr>
+          <w:rFonts w:ascii="Arial" w:hAnsi="Arial" w:cs="Arial"/>
+        </w:rPr>
+      </w:pPr>
+      <w:r>
+        <w:rPr>
+          <w:rFonts w:ascii="Arial" w:hAnsi="Arial" w:cs="Arial"/>
+        </w:rPr>
+        <w:t>&lt;Sentencia_For_Init&gt; ::= &lt;Asignacion_Var&gt;</w:t>
+      </w:r>
+    </w:p>
+    <w:p>
+      <w:pPr>
+        <w:rPr>
+          <w:rFonts w:ascii="Arial" w:hAnsi="Arial" w:cs="Arial"/>
+        </w:rPr>
+      </w:pPr>
+      <w:r>
+        <w:rPr>
+          <w:rFonts w:ascii="Arial" w:hAnsi="Arial" w:cs="Arial"/>
+        </w:rPr>
+        <w:t>&lt;Asignacion_Var_Sin_Fin&gt; ::= &lt;Id&gt; &lt;Op_Asig&gt; &lt;Expresion&gt;</w:t>
+      </w:r>
+    </w:p>
+    <w:p>
+      <w:pPr>
+        <w:rPr>
+          <w:rFonts w:ascii="Arial" w:hAnsi="Arial" w:cs="Arial"/>
+        </w:rPr>
+      </w:pPr>
+      <w:r>
+        <w:rPr>
+          <w:rFonts w:ascii="Arial" w:hAnsi="Arial" w:cs="Arial"/>
+        </w:rPr>
+        <w:t>&lt;Sentencia_For_Incremento&gt; ::= &lt;Expr_Incremento&gt;</w:t>
+      </w:r>
+    </w:p>
+    <w:p>
+      <w:pPr>
+        <w:rPr>
+          <w:rFonts w:ascii="Arial" w:hAnsi="Arial" w:cs="Arial"/>
+        </w:rPr>
+      </w:pPr>
+      <w:r>
+        <w:rPr>
+          <w:rFonts w:ascii="Arial" w:hAnsi="Arial" w:cs="Arial"/>
+        </w:rPr>
+        <w:t>&lt;Sentencia_For_Incremento&gt; ::= &lt;Expr_Decremento&gt;</w:t>
+      </w:r>
+    </w:p>
+    <w:p>
+      <w:pPr>
+        <w:rPr>
+          <w:rFonts w:ascii="Arial" w:hAnsi="Arial" w:cs="Arial"/>
+        </w:rPr>
+      </w:pPr>
+      <w:r>
+        <w:rPr>
+          <w:rFonts w:ascii="Arial" w:hAnsi="Arial" w:cs="Arial"/>
+        </w:rPr>
+        <w:t>&lt;Sentencia_For_Incremento&gt; ::= &lt;Asignacion_Var_Sin_Fin&gt;</w:t>
+      </w:r>
+    </w:p>
+    <w:p>
+      <w:pPr>
+        <w:rPr>
+          <w:rFonts w:ascii="Arial" w:hAnsi="Arial" w:cs="Arial"/>
+        </w:rPr>
+      </w:pPr>
+      <w:r>
+        <w:rPr>
+          <w:rFonts w:ascii="Arial" w:hAnsi="Arial" w:cs="Arial"/>
+        </w:rPr>
+        <w:t>&lt;Sentencia_For&gt; ::= &lt;For&gt; &lt;Par_Ini&gt;</w:t>
+      </w:r>
+    </w:p>
+    <w:p>
+      <w:pPr>
+        <w:rPr>
+          <w:rFonts w:ascii="Arial" w:hAnsi="Arial" w:cs="Arial"/>
+        </w:rPr>
+      </w:pPr>
+      <w:r>
+        <w:rPr>
+          <w:rFonts w:ascii="Arial" w:hAnsi="Arial" w:cs="Arial"/>
+        </w:rPr>
+        <w:t xml:space="preserve">                    &lt;Sentencia_For_Init&gt;</w:t>
+      </w:r>
+    </w:p>
+    <w:p>
+      <w:pPr>
+        <w:rPr>
+          <w:rFonts w:ascii="Arial" w:hAnsi="Arial" w:cs="Arial"/>
+        </w:rPr>
+      </w:pPr>
+      <w:r>
+        <w:rPr>
+          <w:rFonts w:ascii="Arial" w:hAnsi="Arial" w:cs="Arial"/>
+        </w:rPr>
+        <w:t xml:space="preserve">                    &lt;Expresion&gt; &lt;Fin_Expr&gt;</w:t>
+      </w:r>
+    </w:p>
+    <w:p>
+      <w:pPr>
+        <w:rPr>
+          <w:rFonts w:ascii="Arial" w:hAnsi="Arial" w:cs="Arial"/>
+        </w:rPr>
+      </w:pPr>
+      <w:r>
+        <w:rPr>
+          <w:rFonts w:ascii="Arial" w:hAnsi="Arial" w:cs="Arial"/>
+        </w:rPr>
+        <w:t xml:space="preserve">                    &lt;Sentencia_For_Incremento&gt;</w:t>
+      </w:r>
+    </w:p>
+    <w:p>
+      <w:pPr>
+        <w:rPr>
+          <w:rFonts w:ascii="Arial" w:hAnsi="Arial" w:cs="Arial"/>
+        </w:rPr>
+      </w:pPr>
+      <w:r>
+        <w:rPr>
+          <w:rFonts w:ascii="Arial" w:hAnsi="Arial" w:cs="Arial"/>
+        </w:rPr>
+        <w:t xml:space="preserve">                    &lt;Par_Fin&gt;</w:t>
+      </w:r>
+    </w:p>
+    <w:p>
+      <w:pPr>
+        <w:rPr>
+          <w:rFonts w:ascii="Arial" w:hAnsi="Arial" w:cs="Arial"/>
+        </w:rPr>
+      </w:pPr>
+      <w:r>
+        <w:rPr>
+          <w:rFonts w:ascii="Arial" w:hAnsi="Arial" w:cs="Arial"/>
+        </w:rPr>
+        <w:t xml:space="preserve">                    &lt;Bloque&gt;</w:t>
+      </w:r>
+    </w:p>
+    <w:p>
+      <w:pPr>
+        <w:rPr>
+          <w:rFonts w:ascii="Arial" w:hAnsi="Arial" w:cs="Arial"/>
+          <w:b/>
+          <w:bCs/>
+        </w:rPr>
+      </w:pPr>
+      <w:r>
+        <w:rPr>
+          <w:rFonts w:ascii="Arial" w:hAnsi="Arial" w:cs="Arial"/>
+          <w:b/>
+          <w:bCs/>
+        </w:rPr>
+        <w:t>16. Estructura if-elif-else</w:t>
+      </w:r>
+    </w:p>
+    <w:p>
+      <w:pPr>
+        <w:rPr>
+          <w:rFonts w:ascii="Arial" w:hAnsi="Arial" w:cs="Arial"/>
+        </w:rPr>
+      </w:pPr>
+      <w:r>
+        <w:rPr>
+          <w:rFonts w:ascii="Arial" w:hAnsi="Arial" w:cs="Arial"/>
+        </w:rPr>
+        <w:t>&lt;Sentencia_If&gt; ::= &lt;If&gt; &lt;Par_Ini&gt; &lt;Expresion&gt; &lt;Par_Fin&gt;</w:t>
+      </w:r>
+    </w:p>
+    <w:p>
+      <w:pPr>
+        <w:rPr>
+          <w:rFonts w:ascii="Arial" w:hAnsi="Arial" w:cs="Arial"/>
+        </w:rPr>
+      </w:pPr>
+      <w:r>
+        <w:rPr>
+          <w:rFonts w:ascii="Arial" w:hAnsi="Arial" w:cs="Arial"/>
+        </w:rPr>
+        <w:t xml:space="preserve">                   &lt;Bloque&gt;</w:t>
+      </w:r>
+    </w:p>
+    <w:p>
+      <w:pPr>
+        <w:rPr>
+          <w:rFonts w:ascii="Arial" w:hAnsi="Arial" w:cs="Arial"/>
+        </w:rPr>
+      </w:pPr>
+      <w:r>
+        <w:rPr>
+          <w:rFonts w:ascii="Arial" w:hAnsi="Arial" w:cs="Arial"/>
+        </w:rPr>
+        <w:t xml:space="preserve">                   &lt;Sentencia_If_Resto&gt;</w:t>
+      </w:r>
+    </w:p>
+    <w:p>
+      <w:pPr>
+        <w:rPr>
+          <w:rFonts w:ascii="Arial" w:hAnsi="Arial" w:cs="Arial"/>
+        </w:rPr>
+      </w:pPr>
+      <w:r>
+        <w:rPr>
+          <w:rFonts w:ascii="Arial" w:hAnsi="Arial" w:cs="Arial"/>
+        </w:rPr>
+        <w:t>&lt;Sentencia_If_Resto&gt; ::= ε</w:t>
+      </w:r>
+    </w:p>
+    <w:p>
+      <w:pPr>
+        <w:rPr>
+          <w:rFonts w:ascii="Arial" w:hAnsi="Arial" w:cs="Arial"/>
+        </w:rPr>
+      </w:pPr>
+      <w:r>
+        <w:rPr>
+          <w:rFonts w:ascii="Arial" w:hAnsi="Arial" w:cs="Arial"/>
+        </w:rPr>
+        <w:t>&lt;Sentencia_If_Resto&gt; ::= &lt;Sentencia_Elif_Lista&gt;</w:t>
+      </w:r>
+    </w:p>
+    <w:p>
+      <w:pPr>
+        <w:rPr>
+          <w:rFonts w:ascii="Arial" w:hAnsi="Arial" w:cs="Arial"/>
+        </w:rPr>
+      </w:pPr>
+      <w:r>
+        <w:rPr>
+          <w:rFonts w:ascii="Arial" w:hAnsi="Arial" w:cs="Arial"/>
+        </w:rPr>
+        <w:t>&lt;Sentencia_If_Resto&gt; ::= &lt;Else&gt; &lt;Bloque&gt;</w:t>
+      </w:r>
+    </w:p>
+    <w:p>
+      <w:pPr>
+        <w:rPr>
+          <w:rFonts w:ascii="Arial" w:hAnsi="Arial" w:cs="Arial"/>
+        </w:rPr>
+      </w:pPr>
+      <w:r>
+        <w:rPr>
+          <w:rFonts w:ascii="Arial" w:hAnsi="Arial" w:cs="Arial"/>
+        </w:rPr>
+        <w:t>&lt;Sentencia_If_Resto&gt; ::= &lt;Sentencia_Elif_Lista&gt; &lt;Else&gt; &lt;Bloque&gt;</w:t>
+      </w:r>
+    </w:p>
+    <w:p>
+      <w:pPr>
+        <w:rPr>
+          <w:rFonts w:ascii="Arial" w:hAnsi="Arial" w:cs="Arial"/>
+        </w:rPr>
+      </w:pPr>
+      <w:r>
+        <w:rPr>
+          <w:rFonts w:ascii="Arial" w:hAnsi="Arial" w:cs="Arial"/>
+        </w:rPr>
+        <w:t>&lt;Sentencia_Elif_Lista&gt; ::= &lt;Elif&gt; &lt;Par_Ini&gt; &lt;Expresion&gt; &lt;Par_Fin&gt; &lt;Bloque&gt;</w:t>
+      </w:r>
+    </w:p>
+    <w:p>
+      <w:pPr>
+        <w:rPr>
+          <w:rFonts w:ascii="Arial" w:hAnsi="Arial" w:cs="Arial"/>
+        </w:rPr>
+      </w:pPr>
+      <w:r>
+        <w:rPr>
+          <w:rFonts w:ascii="Arial" w:hAnsi="Arial" w:cs="Arial"/>
         </w:rPr>
         <w:lastRenderedPageBreak/>
-        <w:t>&lt;Operando_Write&gt; ::= &lt;Lit_String&gt;</w:t>
-      </w:r>
-    </w:p>
-    <w:p>
-      <w:pPr>
-        <w:rPr>
-          <w:rFonts w:ascii="Arial" w:hAnsi="Arial" w:cs="Arial"/>
-          <w:lang w:val="en-US"/>
-        </w:rPr>
-      </w:pPr>
-      <w:r>
-        <w:rPr>
-          <w:rFonts w:ascii="Arial" w:hAnsi="Arial" w:cs="Arial"/>
-          <w:lang w:val="en-US"/>
-        </w:rPr>
-        <w:t>&lt;Sentencia_Write&gt; ::= &lt;Write&gt; &lt;Par_Ini&gt; &lt;Operando_Write&gt; &lt;Par_Fin&gt; &lt;Fin_Expr&gt;</w:t>
-      </w:r>
-    </w:p>
-    <w:p>
-      <w:pPr>
-        <w:rPr>
-          <w:rFonts w:ascii="Arial" w:hAnsi="Arial" w:cs="Arial"/>
-          <w:lang w:val="en-US"/>
-        </w:rPr>
-      </w:pPr>
-    </w:p>
-    <w:p>
-      <w:pPr>
-        <w:rPr>
-          <w:rFonts w:ascii="Arial" w:hAnsi="Arial" w:cs="Arial"/>
-          <w:lang w:val="en-US"/>
-        </w:rPr>
-      </w:pPr>
-      <w:r>
-        <w:rPr>
-          <w:rFonts w:ascii="Arial" w:hAnsi="Arial" w:cs="Arial"/>
-          <w:lang w:val="en-US"/>
-        </w:rPr>
-        <w:t>&lt;Sentencia_Return&gt; ::= &lt;Return&gt; &lt;Fin_Expr&gt;</w:t>
-      </w:r>
-    </w:p>
-    <w:p>
-      <w:pPr>
-        <w:rPr>
-          <w:rFonts w:ascii="Arial" w:hAnsi="Arial" w:cs="Arial"/>
-        </w:rPr>
-      </w:pPr>
-      <w:r>
-        <w:rPr>
-          <w:rFonts w:ascii="Arial" w:hAnsi="Arial" w:cs="Arial"/>
-        </w:rPr>
-        <w:t>&lt;Sentencia_Return&gt; ::= &lt;Return&gt; &lt;Expresion&gt; &lt;Fin_Expr&gt;</w:t>
-      </w:r>
-    </w:p>
-    <w:p>
-      <w:pPr>
-        <w:rPr>
-          <w:rFonts w:ascii="Arial" w:hAnsi="Arial" w:cs="Arial"/>
-        </w:rPr>
-      </w:pPr>
-      <w:r>
-        <w:rPr>
-          <w:rFonts w:ascii="Arial" w:hAnsi="Arial" w:cs="Arial"/>
-        </w:rPr>
-        <w:t>&lt;Sentencia_Break&gt;  ::= &lt;Break&gt; &lt;Fin_Expr&gt;</w:t>
-      </w:r>
-    </w:p>
-    <w:p>
-      <w:pPr>
-        <w:rPr>
-          <w:rFonts w:ascii="Arial" w:hAnsi="Arial" w:cs="Arial"/>
-        </w:rPr>
-      </w:pPr>
-    </w:p>
-    <w:p>
-      <w:pPr>
-        <w:rPr>
-          <w:rFonts w:ascii="Arial" w:hAnsi="Arial" w:cs="Arial"/>
-        </w:rPr>
-      </w:pPr>
-      <w:r>
-        <w:rPr>
-          <w:rFonts w:ascii="Arial" w:hAnsi="Arial" w:cs="Arial"/>
-        </w:rPr>
-        <w:t>&lt;Sentencia_For_Init&gt; ::= &lt;Declaracion_Var_Asignada&gt;</w:t>
-      </w:r>
-    </w:p>
-    <w:p>
-      <w:pPr>
-        <w:rPr>
-          <w:rFonts w:ascii="Arial" w:hAnsi="Arial" w:cs="Arial"/>
-        </w:rPr>
-      </w:pPr>
-      <w:r>
-        <w:rPr>
-          <w:rFonts w:ascii="Arial" w:hAnsi="Arial" w:cs="Arial"/>
-        </w:rPr>
-        <w:t>&lt;Sentencia_For_Init&gt; ::= &lt;Asignacion_Var&gt;</w:t>
-      </w:r>
-    </w:p>
-    <w:p>
-      <w:pPr>
-        <w:rPr>
-          <w:rFonts w:ascii="Arial" w:hAnsi="Arial" w:cs="Arial"/>
-        </w:rPr>
-      </w:pPr>
-    </w:p>
-    <w:p>
-      <w:pPr>
-        <w:rPr>
-          <w:rFonts w:ascii="Arial" w:hAnsi="Arial" w:cs="Arial"/>
-        </w:rPr>
-      </w:pPr>
-      <w:r>
-        <w:rPr>
-          <w:rFonts w:ascii="Arial" w:hAnsi="Arial" w:cs="Arial"/>
-        </w:rPr>
-        <w:t>&lt;Asignacion_Var_Sin_Fin&gt; ::= &lt;Id&gt; &lt;Op_Asig&gt; &lt;Expresion&gt;</w:t>
-      </w:r>
-    </w:p>
-    <w:p>
-      <w:pPr>
-        <w:rPr>
-          <w:rFonts w:ascii="Arial" w:hAnsi="Arial" w:cs="Arial"/>
-        </w:rPr>
-      </w:pPr>
-    </w:p>
-    <w:p>
-      <w:pPr>
-        <w:rPr>
-          <w:rFonts w:ascii="Arial" w:hAnsi="Arial" w:cs="Arial"/>
-        </w:rPr>
-      </w:pPr>
-      <w:r>
-        <w:rPr>
-          <w:rFonts w:ascii="Arial" w:hAnsi="Arial" w:cs="Arial"/>
-        </w:rPr>
-        <w:t>&lt;Sentencia_For_Incremento&gt; ::= &lt;Expr_Incremento&gt;</w:t>
-      </w:r>
-    </w:p>
-    <w:p>
-      <w:pPr>
-        <w:rPr>
-          <w:rFonts w:ascii="Arial" w:hAnsi="Arial" w:cs="Arial"/>
-        </w:rPr>
-      </w:pPr>
-      <w:r>
-        <w:rPr>
-          <w:rFonts w:ascii="Arial" w:hAnsi="Arial" w:cs="Arial"/>
-        </w:rPr>
-        <w:t>&lt;Sentencia_For_Incremento&gt; ::= &lt;Expr_Decremento&gt;</w:t>
-      </w:r>
-    </w:p>
-    <w:p>
-      <w:pPr>
-        <w:rPr>
-          <w:rFonts w:ascii="Arial" w:hAnsi="Arial" w:cs="Arial"/>
-        </w:rPr>
-      </w:pPr>
-      <w:r>
-        <w:rPr>
-          <w:rFonts w:ascii="Arial" w:hAnsi="Arial" w:cs="Arial"/>
-        </w:rPr>
-        <w:t>&lt;Sentencia_For_Incremento&gt; ::= &lt;Asignacion_Var_Sin_Fin&gt;</w:t>
-      </w:r>
-    </w:p>
-    <w:p>
-      <w:pPr>
-        <w:rPr>
-          <w:rFonts w:ascii="Arial" w:hAnsi="Arial" w:cs="Arial"/>
-        </w:rPr>
-      </w:pPr>
-    </w:p>
-    <w:p>
-      <w:pPr>
-        <w:rPr>
-          <w:rFonts w:ascii="Arial" w:hAnsi="Arial" w:cs="Arial"/>
-        </w:rPr>
-      </w:pPr>
-      <w:r>
-        <w:rPr>
-          <w:rFonts w:ascii="Arial" w:hAnsi="Arial" w:cs="Arial"/>
-        </w:rPr>
-        <w:t>&lt;Sentencia_For&gt; ::= &lt;For&gt; &lt;Par_Ini&gt; &lt;Sentencia_For_Init&gt; &lt;Expresion&gt; &lt;Fin_Expr&gt; &lt;Sentencia_For_Incremento&gt; &lt;Par_Fin&gt; &lt;Bloque&gt;</w:t>
-      </w:r>
-    </w:p>
-    <w:p>
-      <w:pPr>
-        <w:rPr>
-          <w:rFonts w:ascii="Arial" w:hAnsi="Arial" w:cs="Arial"/>
-        </w:rPr>
-      </w:pPr>
-    </w:p>
-    <w:p>
-      <w:pPr>
-        <w:rPr>
-          <w:rFonts w:ascii="Arial" w:hAnsi="Arial" w:cs="Arial"/>
-        </w:rPr>
-      </w:pPr>
-      <w:r>
-        <w:rPr>
-          <w:rFonts w:ascii="Arial" w:hAnsi="Arial" w:cs="Arial"/>
-        </w:rPr>
-        <w:t>&lt;Sentencia_If&gt; ::= &lt;If&gt; &lt;Par_Ini&gt; &lt;Expresion&gt; &lt;Par_Fin&gt; &lt;Bloque&gt; &lt;Sentencia_If_Resto&gt;</w:t>
-      </w:r>
-    </w:p>
-    <w:p>
-      <w:pPr>
-        <w:rPr>
-          <w:rFonts w:ascii="Arial" w:hAnsi="Arial" w:cs="Arial"/>
-        </w:rPr>
-      </w:pPr>
-    </w:p>
-    <w:p>
-      <w:pPr>
-        <w:rPr>
-          <w:rFonts w:ascii="Arial" w:hAnsi="Arial" w:cs="Arial"/>
-        </w:rPr>
-      </w:pPr>
-      <w:r>
-        <w:rPr>
-          <w:rFonts w:ascii="Arial" w:hAnsi="Arial" w:cs="Arial"/>
-        </w:rPr>
-        <w:t>&lt;Sentencia_If_Resto&gt; ::= ε</w:t>
-      </w:r>
-    </w:p>
-    <w:p>
-      <w:pPr>
-        <w:rPr>
-          <w:rFonts w:ascii="Arial" w:hAnsi="Arial" w:cs="Arial"/>
-        </w:rPr>
-      </w:pPr>
-      <w:r>
-        <w:rPr>
-          <w:rFonts w:ascii="Arial" w:hAnsi="Arial" w:cs="Arial"/>
-        </w:rPr>
-        <w:t>&lt;Sentencia_If_Resto&gt; ::= &lt;Sentencia_Elif_Lista&gt;</w:t>
-      </w:r>
-    </w:p>
-    <w:p>
-      <w:pPr>
-        <w:rPr>
-          <w:rFonts w:ascii="Arial" w:hAnsi="Arial" w:cs="Arial"/>
-        </w:rPr>
-      </w:pPr>
-      <w:r>
-        <w:rPr>
-          <w:rFonts w:ascii="Arial" w:hAnsi="Arial" w:cs="Arial"/>
-        </w:rPr>
-        <w:t>&lt;Sentencia_If_Resto&gt; ::= &lt;Else&gt; &lt;Bloque&gt;</w:t>
-      </w:r>
-    </w:p>
-    <w:p>
-      <w:pPr>
-        <w:rPr>
-          <w:rFonts w:ascii="Arial" w:hAnsi="Arial" w:cs="Arial"/>
-        </w:rPr>
-      </w:pPr>
-      <w:r>
-        <w:rPr>
-          <w:rFonts w:ascii="Arial" w:hAnsi="Arial" w:cs="Arial"/>
-        </w:rPr>
-        <w:t>&lt;Sentencia_If_Resto&gt; ::= &lt;Sentencia_Elif_Lista&gt; &lt;Else&gt; &lt;Bloque&gt;</w:t>
-      </w:r>
-    </w:p>
-    <w:p>
-      <w:pPr>
-        <w:rPr>
-          <w:rFonts w:ascii="Arial" w:hAnsi="Arial" w:cs="Arial"/>
-        </w:rPr>
-      </w:pPr>
+        <w:t>&lt;Sentencia_Elif_Lista&gt; ::= &lt;Elif&gt; &lt;Par_Ini&gt; &lt;Expresion&gt; &lt;Par_Fin&gt;</w:t>
+      </w:r>
+    </w:p>
+    <w:p>
+      <w:pPr>
+        <w:rPr>
+          <w:rFonts w:ascii="Arial" w:hAnsi="Arial" w:cs="Arial"/>
+        </w:rPr>
+      </w:pPr>
+      <w:r>
+        <w:rPr>
+          <w:rFonts w:ascii="Arial" w:hAnsi="Arial" w:cs="Arial"/>
+        </w:rPr>
+        <w:t xml:space="preserve">                           &lt;Bloque&gt;</w:t>
+      </w:r>
+    </w:p>
+    <w:p>
+      <w:pPr>
+        <w:rPr>
+          <w:rFonts w:ascii="Arial" w:hAnsi="Arial" w:cs="Arial"/>
+        </w:rPr>
+      </w:pPr>
+      <w:r>
+        <w:rPr>
+          <w:rFonts w:ascii="Arial" w:hAnsi="Arial" w:cs="Arial"/>
+        </w:rPr>
+        <w:t xml:space="preserve">                           &lt;Sentencia_Elif_Lista&gt;</w:t>
+      </w:r>
+    </w:p>
+    <w:p>
+      <w:pPr>
+        <w:rPr>
+          <w:rFonts w:ascii="Arial" w:hAnsi="Arial" w:cs="Arial"/>
+          <w:b/>
+          <w:bCs/>
+        </w:rPr>
+      </w:pPr>
+      <w:r>
+        <w:rPr>
+          <w:rFonts w:ascii="Arial" w:hAnsi="Arial" w:cs="Arial"/>
+          <w:b/>
+          <w:bCs/>
+        </w:rPr>
+        <w:t>17. Estructura while</w:t>
+      </w:r>
+    </w:p>
+    <w:p>
+      <w:pPr>
+        <w:rPr>
+          <w:rFonts w:ascii="Arial" w:hAnsi="Arial" w:cs="Arial"/>
+        </w:rPr>
+      </w:pPr>
+      <w:r>
+        <w:rPr>
+          <w:rFonts w:ascii="Arial" w:hAnsi="Arial" w:cs="Arial"/>
+        </w:rPr>
+        <w:t>&lt;Sentencia_While&gt; ::= &lt;While&gt; &lt;Par_Ini&gt; &lt;Expresion&gt; &lt;Par_Fin&gt; &lt;Bloque&gt;</w:t>
+      </w:r>
+    </w:p>
+    <w:p>
+      <w:pPr>
+        <w:rPr>
+          <w:rFonts w:ascii="Arial" w:hAnsi="Arial" w:cs="Arial"/>
+          <w:b/>
+          <w:bCs/>
+        </w:rPr>
+      </w:pPr>
+      <w:r>
+        <w:rPr>
+          <w:rFonts w:ascii="Arial" w:hAnsi="Arial" w:cs="Arial"/>
+          <w:b/>
+          <w:bCs/>
+        </w:rPr>
+        <w:t>18. Sentencias</w:t>
+      </w:r>
+    </w:p>
+    <w:p>
+      <w:pPr>
+        <w:rPr>
+          <w:rFonts w:ascii="Arial" w:hAnsi="Arial" w:cs="Arial"/>
+        </w:rPr>
+      </w:pPr>
+      <w:r>
+        <w:rPr>
+          <w:rFonts w:ascii="Arial" w:hAnsi="Arial" w:cs="Arial"/>
+        </w:rPr>
+        <w:t>&lt;Sentencia&gt; ::= &lt;Declaracion_Var_Simple&gt;</w:t>
+      </w:r>
+    </w:p>
+    <w:p>
+      <w:pPr>
+        <w:rPr>
+          <w:rFonts w:ascii="Arial" w:hAnsi="Arial" w:cs="Arial"/>
+        </w:rPr>
+      </w:pPr>
+      <w:r>
+        <w:rPr>
+          <w:rFonts w:ascii="Arial" w:hAnsi="Arial" w:cs="Arial"/>
+        </w:rPr>
+        <w:t>&lt;Sentencia&gt; ::= &lt;Declaracion_Var_Asignada&gt;</w:t>
+      </w:r>
+    </w:p>
+    <w:p>
+      <w:pPr>
+        <w:rPr>
+          <w:rFonts w:ascii="Arial" w:hAnsi="Arial" w:cs="Arial"/>
+        </w:rPr>
+      </w:pPr>
+      <w:r>
+        <w:rPr>
+          <w:rFonts w:ascii="Arial" w:hAnsi="Arial" w:cs="Arial"/>
+        </w:rPr>
+        <w:t>&lt;Sentencia&gt; ::= &lt;Asignacion_Var&gt;</w:t>
+      </w:r>
+    </w:p>
+    <w:p>
+      <w:pPr>
+        <w:rPr>
+          <w:rFonts w:ascii="Arial" w:hAnsi="Arial" w:cs="Arial"/>
+        </w:rPr>
+      </w:pPr>
+      <w:r>
+        <w:rPr>
+          <w:rFonts w:ascii="Arial" w:hAnsi="Arial" w:cs="Arial"/>
+        </w:rPr>
+        <w:t>&lt;Sentencia&gt; ::= &lt;Arreglo&gt;</w:t>
+      </w:r>
+    </w:p>
+    <w:p>
+      <w:pPr>
+        <w:rPr>
+          <w:rFonts w:ascii="Arial" w:hAnsi="Arial" w:cs="Arial"/>
+        </w:rPr>
+      </w:pPr>
+      <w:r>
+        <w:rPr>
+          <w:rFonts w:ascii="Arial" w:hAnsi="Arial" w:cs="Arial"/>
+        </w:rPr>
+        <w:t>&lt;Sentencia&gt; ::= &lt;Asignacion_Arreglo&gt;</w:t>
+      </w:r>
+    </w:p>
+    <w:p>
+      <w:pPr>
+        <w:rPr>
+          <w:rFonts w:ascii="Arial" w:hAnsi="Arial" w:cs="Arial"/>
+        </w:rPr>
+      </w:pPr>
+      <w:r>
+        <w:rPr>
+          <w:rFonts w:ascii="Arial" w:hAnsi="Arial" w:cs="Arial"/>
+        </w:rPr>
+        <w:t>&lt;Sentencia&gt; ::= &lt;Expr_Sin_Asignacion&gt;</w:t>
+      </w:r>
+    </w:p>
+    <w:p>
+      <w:pPr>
+        <w:rPr>
+          <w:rFonts w:ascii="Arial" w:hAnsi="Arial" w:cs="Arial"/>
+        </w:rPr>
+      </w:pPr>
+      <w:r>
+        <w:rPr>
+          <w:rFonts w:ascii="Arial" w:hAnsi="Arial" w:cs="Arial"/>
+        </w:rPr>
+        <w:t>&lt;Sentencia&gt; ::= &lt;Sentencia_Return&gt;</w:t>
+      </w:r>
+    </w:p>
+    <w:p>
+      <w:pPr>
+        <w:rPr>
+          <w:rFonts w:ascii="Arial" w:hAnsi="Arial" w:cs="Arial"/>
+        </w:rPr>
+      </w:pPr>
+      <w:r>
+        <w:rPr>
+          <w:rFonts w:ascii="Arial" w:hAnsi="Arial" w:cs="Arial"/>
+        </w:rPr>
+        <w:t>&lt;Sentencia&gt; ::= &lt;Sentencia_Break&gt;</w:t>
+      </w:r>
+    </w:p>
+    <w:p>
+      <w:pPr>
+        <w:rPr>
+          <w:rFonts w:ascii="Arial" w:hAnsi="Arial" w:cs="Arial"/>
+        </w:rPr>
+      </w:pPr>
+      <w:r>
+        <w:rPr>
+          <w:rFonts w:ascii="Arial" w:hAnsi="Arial" w:cs="Arial"/>
+        </w:rPr>
+        <w:t>&lt;Sentencia&gt; ::= &lt;Sentencia_Read&gt;</w:t>
+      </w:r>
+    </w:p>
+    <w:p>
+      <w:pPr>
+        <w:rPr>
+          <w:rFonts w:ascii="Arial" w:hAnsi="Arial" w:cs="Arial"/>
+        </w:rPr>
+      </w:pPr>
+      <w:r>
+        <w:rPr>
+          <w:rFonts w:ascii="Arial" w:hAnsi="Arial" w:cs="Arial"/>
+        </w:rPr>
+        <w:t>&lt;Sentencia&gt; ::= &lt;Sentencia_Write&gt;</w:t>
+      </w:r>
+    </w:p>
+    <w:p>
+      <w:pPr>
+        <w:rPr>
+          <w:rFonts w:ascii="Arial" w:hAnsi="Arial" w:cs="Arial"/>
+        </w:rPr>
+      </w:pPr>
+      <w:r>
+        <w:rPr>
+          <w:rFonts w:ascii="Arial" w:hAnsi="Arial" w:cs="Arial"/>
+        </w:rPr>
+        <w:t>&lt;Sentencia&gt; ::= &lt;Sentencia_If&gt;</w:t>
+      </w:r>
+    </w:p>
+    <w:p>
+      <w:pPr>
+        <w:rPr>
+          <w:rFonts w:ascii="Arial" w:hAnsi="Arial" w:cs="Arial"/>
+        </w:rPr>
+      </w:pPr>
+      <w:r>
+        <w:rPr>
+          <w:rFonts w:ascii="Arial" w:hAnsi="Arial" w:cs="Arial"/>
+        </w:rPr>
+        <w:t>&lt;Sentencia&gt; ::= &lt;Sentencia_While&gt;</w:t>
+      </w:r>
+    </w:p>
+    <w:p>
+      <w:pPr>
+        <w:rPr>
+          <w:rFonts w:ascii="Arial" w:hAnsi="Arial" w:cs="Arial"/>
+        </w:rPr>
+      </w:pPr>
+      <w:r>
+        <w:rPr>
+          <w:rFonts w:ascii="Arial" w:hAnsi="Arial" w:cs="Arial"/>
+        </w:rPr>
+        <w:t>&lt;Sentencia&gt; ::= &lt;Sentencia_For&gt;</w:t>
+      </w:r>
+    </w:p>
+    <w:p>
+      <w:pPr>
+        <w:rPr>
+          <w:rFonts w:ascii="Arial" w:hAnsi="Arial" w:cs="Arial"/>
+        </w:rPr>
+      </w:pPr>
+      <w:r>
+        <w:rPr>
+          <w:rFonts w:ascii="Arial" w:hAnsi="Arial" w:cs="Arial"/>
+        </w:rPr>
+        <w:t>&lt;Sentencia&gt; ::= &lt;Comentario&gt;</w:t>
+      </w:r>
+    </w:p>
+    <w:p>
+      <w:pPr>
+        <w:rPr>
+          <w:rFonts w:ascii="Arial" w:hAnsi="Arial" w:cs="Arial"/>
+          <w:b/>
+          <w:bCs/>
+        </w:rPr>
+      </w:pPr>
+      <w:r>
+        <w:rPr>
+          <w:rFonts w:ascii="Arial" w:hAnsi="Arial" w:cs="Arial"/>
+          <w:b/>
+          <w:bCs/>
+        </w:rPr>
+        <w:t>19. Bloques</w:t>
+      </w:r>
+    </w:p>
+    <w:p>
+      <w:pPr>
+        <w:rPr>
+          <w:rFonts w:ascii="Arial" w:hAnsi="Arial" w:cs="Arial"/>
+        </w:rPr>
+      </w:pPr>
+      <w:r>
+        <w:rPr>
+          <w:rFonts w:ascii="Arial" w:hAnsi="Arial" w:cs="Arial"/>
+        </w:rPr>
+        <w:t>&lt;Bloque&gt; ::= &lt;Bloque_Ini&gt; &lt;Lista_Sentencias&gt; &lt;Bloque_Fin&gt;</w:t>
+      </w:r>
+    </w:p>
+    <w:p>
+      <w:pPr>
+        <w:rPr>
+          <w:rFonts w:ascii="Arial" w:hAnsi="Arial" w:cs="Arial"/>
+        </w:rPr>
+      </w:pPr>
+      <w:r>
+        <w:rPr>
+          <w:rFonts w:ascii="Arial" w:hAnsi="Arial" w:cs="Arial"/>
+        </w:rPr>
+        <w:t>&lt;Lista_Sentencias&gt; ::= &lt;Sentencia&gt;</w:t>
+      </w:r>
+    </w:p>
+    <w:p>
+      <w:pPr>
+        <w:rPr>
+          <w:rFonts w:ascii="Arial" w:hAnsi="Arial" w:cs="Arial"/>
+        </w:rPr>
+      </w:pPr>
+      <w:r>
+        <w:rPr>
+          <w:rFonts w:ascii="Arial" w:hAnsi="Arial" w:cs="Arial"/>
+        </w:rPr>
+        <w:t>&lt;Lista_Sentencias&gt; ::= &lt;Sentencia&gt; &lt;Lista_Sentencias&gt;</w:t>
+      </w:r>
+    </w:p>
+    <w:p>
+      <w:pPr>
+        <w:rPr>
+          <w:rFonts w:ascii="Arial" w:hAnsi="Arial" w:cs="Arial"/>
+          <w:b/>
+          <w:bCs/>
+        </w:rPr>
+      </w:pPr>
+      <w:r>
+        <w:rPr>
+          <w:rFonts w:ascii="Arial" w:hAnsi="Arial" w:cs="Arial"/>
+          <w:b/>
+          <w:bCs/>
+        </w:rPr>
+        <w:t>20. Función principal</w:t>
+      </w:r>
+    </w:p>
+    <w:p>
+      <w:pPr>
+        <w:rPr>
+          <w:rFonts w:ascii="Arial" w:hAnsi="Arial" w:cs="Arial"/>
+        </w:rPr>
+      </w:pPr>
+      <w:r>
+        <w:rPr>
+          <w:rFonts w:ascii="Arial" w:hAnsi="Arial" w:cs="Arial"/>
+        </w:rPr>
+        <w:t>&lt;Funcion_Main&gt; ::= &lt;Void&gt; &lt;Main&gt; &lt;Par_Ini&gt; &lt;Par_Fin&gt; &lt;Bloque&gt;</w:t>
+      </w:r>
+    </w:p>
+    <w:p>
+      <w:pPr>
+        <w:rPr>
+          <w:rFonts w:ascii="Arial" w:hAnsi="Arial" w:cs="Arial"/>
+          <w:b/>
+          <w:bCs/>
+        </w:rPr>
+      </w:pPr>
+      <w:r>
+        <w:rPr>
+          <w:rFonts w:ascii="Arial" w:hAnsi="Arial" w:cs="Arial"/>
+          <w:b/>
+          <w:bCs/>
+        </w:rPr>
+        <w:t>21. Declaraciones globales</w:t>
+      </w:r>
     </w:p>
     <w:p>
       <w:pPr>
@@ -2645,273 +3384,6 @@
           <w:rFonts w:ascii="Arial" w:hAnsi="Arial" w:cs="Arial"/>
         </w:rPr>
         <w:lastRenderedPageBreak/>
-        <w:t>&lt;Sentencia_Elif_Lista&gt; ::= &lt;Elif&gt; &lt;Par_Ini&gt; &lt;Expresion&gt; &lt;Par_Fin&gt; &lt;Bloque&gt;</w:t>
-      </w:r>
-    </w:p>
-    <w:p>
-      <w:pPr>
-        <w:rPr>
-          <w:rFonts w:ascii="Arial" w:hAnsi="Arial" w:cs="Arial"/>
-        </w:rPr>
-      </w:pPr>
-      <w:r>
-        <w:rPr>
-          <w:rFonts w:ascii="Arial" w:hAnsi="Arial" w:cs="Arial"/>
-        </w:rPr>
-        <w:t>&lt;Sentencia_Elif_Lista&gt; ::= &lt;Elif&gt; &lt;Par_Ini&gt; &lt;Expresion&gt; &lt;Par_Fin&gt; &lt;Bloque&gt; &lt;Sentencia_Elif_Lista&gt;</w:t>
-      </w:r>
-    </w:p>
-    <w:p>
-      <w:pPr>
-        <w:rPr>
-          <w:rFonts w:ascii="Arial" w:hAnsi="Arial" w:cs="Arial"/>
-        </w:rPr>
-      </w:pPr>
-      <w:r>
-        <w:rPr>
-          <w:rFonts w:ascii="Arial" w:hAnsi="Arial" w:cs="Arial"/>
-        </w:rPr>
-        <w:t>&lt;Sentencia&gt; ::= &lt;Declaracion_Var_Simple&gt;</w:t>
-      </w:r>
-    </w:p>
-    <w:p>
-      <w:pPr>
-        <w:rPr>
-          <w:rFonts w:ascii="Arial" w:hAnsi="Arial" w:cs="Arial"/>
-        </w:rPr>
-      </w:pPr>
-      <w:r>
-        <w:rPr>
-          <w:rFonts w:ascii="Arial" w:hAnsi="Arial" w:cs="Arial"/>
-        </w:rPr>
-        <w:t>&lt;Sentencia&gt; ::= &lt;Declaracion_Var_Asignada&gt;</w:t>
-      </w:r>
-    </w:p>
-    <w:p>
-      <w:pPr>
-        <w:rPr>
-          <w:rFonts w:ascii="Arial" w:hAnsi="Arial" w:cs="Arial"/>
-        </w:rPr>
-      </w:pPr>
-      <w:r>
-        <w:rPr>
-          <w:rFonts w:ascii="Arial" w:hAnsi="Arial" w:cs="Arial"/>
-        </w:rPr>
-        <w:t>&lt;Sentencia&gt; ::= &lt;Asignacion_Var&gt;</w:t>
-      </w:r>
-    </w:p>
-    <w:p>
-      <w:pPr>
-        <w:rPr>
-          <w:rFonts w:ascii="Arial" w:hAnsi="Arial" w:cs="Arial"/>
-        </w:rPr>
-      </w:pPr>
-      <w:r>
-        <w:rPr>
-          <w:rFonts w:ascii="Arial" w:hAnsi="Arial" w:cs="Arial"/>
-        </w:rPr>
-        <w:t>&lt;Sentencia&gt; ::= &lt;Arreglo&gt;</w:t>
-      </w:r>
-    </w:p>
-    <w:p>
-      <w:pPr>
-        <w:rPr>
-          <w:rFonts w:ascii="Arial" w:hAnsi="Arial" w:cs="Arial"/>
-        </w:rPr>
-      </w:pPr>
-      <w:r>
-        <w:rPr>
-          <w:rFonts w:ascii="Arial" w:hAnsi="Arial" w:cs="Arial"/>
-        </w:rPr>
-        <w:t>&lt;Sentencia&gt; ::= &lt;Asignacion_Arreglo&gt;</w:t>
-      </w:r>
-    </w:p>
-    <w:p>
-      <w:pPr>
-        <w:rPr>
-          <w:rFonts w:ascii="Arial" w:hAnsi="Arial" w:cs="Arial"/>
-        </w:rPr>
-      </w:pPr>
-      <w:r>
-        <w:rPr>
-          <w:rFonts w:ascii="Arial" w:hAnsi="Arial" w:cs="Arial"/>
-        </w:rPr>
-        <w:t>&lt;Sentencia&gt; ::= &lt;Expr_Sin_Asignacion&gt;</w:t>
-      </w:r>
-    </w:p>
-    <w:p>
-      <w:pPr>
-        <w:rPr>
-          <w:rFonts w:ascii="Arial" w:hAnsi="Arial" w:cs="Arial"/>
-        </w:rPr>
-      </w:pPr>
-      <w:r>
-        <w:rPr>
-          <w:rFonts w:ascii="Arial" w:hAnsi="Arial" w:cs="Arial"/>
-        </w:rPr>
-        <w:t>&lt;Sentencia&gt; ::= &lt;Sentencia_Return&gt;</w:t>
-      </w:r>
-    </w:p>
-    <w:p>
-      <w:pPr>
-        <w:rPr>
-          <w:rFonts w:ascii="Arial" w:hAnsi="Arial" w:cs="Arial"/>
-        </w:rPr>
-      </w:pPr>
-      <w:r>
-        <w:rPr>
-          <w:rFonts w:ascii="Arial" w:hAnsi="Arial" w:cs="Arial"/>
-        </w:rPr>
-        <w:t>&lt;Sentencia&gt; ::= &lt;Sentencia_Break&gt;</w:t>
-      </w:r>
-    </w:p>
-    <w:p>
-      <w:pPr>
-        <w:rPr>
-          <w:rFonts w:ascii="Arial" w:hAnsi="Arial" w:cs="Arial"/>
-        </w:rPr>
-      </w:pPr>
-      <w:r>
-        <w:rPr>
-          <w:rFonts w:ascii="Arial" w:hAnsi="Arial" w:cs="Arial"/>
-        </w:rPr>
-        <w:t>&lt;Sentencia&gt; ::= &lt;Sentencia_Read&gt;</w:t>
-      </w:r>
-    </w:p>
-    <w:p>
-      <w:pPr>
-        <w:rPr>
-          <w:rFonts w:ascii="Arial" w:hAnsi="Arial" w:cs="Arial"/>
-        </w:rPr>
-      </w:pPr>
-      <w:r>
-        <w:rPr>
-          <w:rFonts w:ascii="Arial" w:hAnsi="Arial" w:cs="Arial"/>
-        </w:rPr>
-        <w:t>&lt;Sentencia&gt; ::= &lt;Sentencia_Write&gt;</w:t>
-      </w:r>
-    </w:p>
-    <w:p>
-      <w:pPr>
-        <w:rPr>
-          <w:rFonts w:ascii="Arial" w:hAnsi="Arial" w:cs="Arial"/>
-        </w:rPr>
-      </w:pPr>
-      <w:r>
-        <w:rPr>
-          <w:rFonts w:ascii="Arial" w:hAnsi="Arial" w:cs="Arial"/>
-        </w:rPr>
-        <w:t>&lt;Sentencia&gt; ::= &lt;Sentencia_If&gt;</w:t>
-      </w:r>
-    </w:p>
-    <w:p>
-      <w:pPr>
-        <w:rPr>
-          <w:rFonts w:ascii="Arial" w:hAnsi="Arial" w:cs="Arial"/>
-        </w:rPr>
-      </w:pPr>
-      <w:r>
-        <w:rPr>
-          <w:rFonts w:ascii="Arial" w:hAnsi="Arial" w:cs="Arial"/>
-        </w:rPr>
-        <w:t>&lt;Sentencia&gt; ::= &lt;Sentencia_While&gt;</w:t>
-      </w:r>
-    </w:p>
-    <w:p>
-      <w:pPr>
-        <w:rPr>
-          <w:rFonts w:ascii="Arial" w:hAnsi="Arial" w:cs="Arial"/>
-        </w:rPr>
-      </w:pPr>
-      <w:r>
-        <w:rPr>
-          <w:rFonts w:ascii="Arial" w:hAnsi="Arial" w:cs="Arial"/>
-        </w:rPr>
-        <w:t>&lt;Sentencia&gt; ::= &lt;Sentencia_For&gt;</w:t>
-      </w:r>
-    </w:p>
-    <w:p>
-      <w:pPr>
-        <w:rPr>
-          <w:rFonts w:ascii="Arial" w:hAnsi="Arial" w:cs="Arial"/>
-        </w:rPr>
-      </w:pPr>
-      <w:r>
-        <w:rPr>
-          <w:rFonts w:ascii="Arial" w:hAnsi="Arial" w:cs="Arial"/>
-        </w:rPr>
-        <w:t>&lt;Sentencia_While&gt; ::= &lt;While&gt; &lt;Par_Ini&gt; &lt;Expresion&gt; &lt;Par_Fin&gt; &lt;Bloque&gt;</w:t>
-      </w:r>
-    </w:p>
-    <w:p>
-      <w:pPr>
-        <w:rPr>
-          <w:rFonts w:ascii="Arial" w:hAnsi="Arial" w:cs="Arial"/>
-        </w:rPr>
-      </w:pPr>
-      <w:r>
-        <w:rPr>
-          <w:rFonts w:ascii="Arial" w:hAnsi="Arial" w:cs="Arial"/>
-        </w:rPr>
-        <w:t>&lt;Bloque&gt; ::= &lt;Bloque_Ini&gt; &lt;Lista_Sentencias&gt; &lt;Bloque_Fin&gt;</w:t>
-      </w:r>
-    </w:p>
-    <w:p>
-      <w:pPr>
-        <w:rPr>
-          <w:rFonts w:ascii="Arial" w:hAnsi="Arial" w:cs="Arial"/>
-        </w:rPr>
-      </w:pPr>
-      <w:r>
-        <w:rPr>
-          <w:rFonts w:ascii="Arial" w:hAnsi="Arial" w:cs="Arial"/>
-        </w:rPr>
-        <w:t>&lt;Lista_Sentencias&gt; ::= &lt;Sentencia&gt;</w:t>
-      </w:r>
-    </w:p>
-    <w:p>
-      <w:pPr>
-        <w:rPr>
-          <w:rFonts w:ascii="Arial" w:hAnsi="Arial" w:cs="Arial"/>
-        </w:rPr>
-      </w:pPr>
-      <w:r>
-        <w:rPr>
-          <w:rFonts w:ascii="Arial" w:hAnsi="Arial" w:cs="Arial"/>
-        </w:rPr>
-        <w:t>&lt;Lista_Sentencias&gt; ::= &lt;Sentencia&gt; &lt;Lista_Sentencias&gt;</w:t>
-      </w:r>
-    </w:p>
-    <w:p>
-      <w:pPr>
-        <w:rPr>
-          <w:rFonts w:ascii="Arial" w:hAnsi="Arial" w:cs="Arial"/>
-        </w:rPr>
-      </w:pPr>
-    </w:p>
-    <w:p>
-      <w:pPr>
-        <w:rPr>
-          <w:rFonts w:ascii="Arial" w:hAnsi="Arial" w:cs="Arial"/>
-        </w:rPr>
-      </w:pPr>
-      <w:r>
-        <w:rPr>
-          <w:rFonts w:ascii="Arial" w:hAnsi="Arial" w:cs="Arial"/>
-        </w:rPr>
-        <w:t>&lt;Funcion_Main&gt; ::= &lt;Void&gt; &lt;Main&gt; &lt;Par_Ini&gt; &lt;Par_Fin&gt; &lt;Bloque&gt;</w:t>
-      </w:r>
-    </w:p>
-    <w:p>
-      <w:pPr>
-        <w:rPr>
-          <w:rFonts w:ascii="Arial" w:hAnsi="Arial" w:cs="Arial"/>
-        </w:rPr>
-      </w:pPr>
-      <w:r>
-        <w:rPr>
-          <w:rFonts w:ascii="Arial" w:hAnsi="Arial" w:cs="Arial"/>
-        </w:rPr>
         <w:t>&lt;Declaracion_Global&gt; ::= &lt;Declaracion_Var_Simple&gt;</w:t>
       </w:r>
     </w:p>
@@ -2945,8 +3417,31 @@
       <w:pPr>
         <w:rPr>
           <w:rFonts w:ascii="Arial" w:hAnsi="Arial" w:cs="Arial"/>
-        </w:rPr>
-      </w:pPr>
+          <w:b/>
+          <w:bCs/>
+        </w:rPr>
+      </w:pPr>
+      <w:r>
+        <w:rPr>
+          <w:rFonts w:ascii="Arial" w:hAnsi="Arial" w:cs="Arial"/>
+          <w:b/>
+          <w:bCs/>
+        </w:rPr>
+        <w:t>22. Estructura general del programa</w:t>
+      </w:r>
+    </w:p>
+    <w:p>
+      <w:pPr>
+        <w:rPr>
+          <w:rFonts w:ascii="Arial" w:hAnsi="Arial" w:cs="Arial"/>
+        </w:rPr>
+      </w:pPr>
+      <w:r>
+        <w:rPr>
+          <w:rFonts w:ascii="Arial" w:hAnsi="Arial" w:cs="Arial"/>
+        </w:rPr>
+        <w:t>&lt;Elemento_Programa&gt; ::= &lt;Comentario&gt;</w:t>
+      </w:r>
     </w:p>
     <w:p>
       <w:pPr>
@@ -2971,7 +3466,6 @@
         <w:rPr>
           <w:rFonts w:ascii="Arial" w:hAnsi="Arial" w:cs="Arial"/>
         </w:rPr>
-        <w:lastRenderedPageBreak/>
         <w:t>&lt;Elemento_Programa&gt; ::= &lt;Declaracion_Funcion&gt;</w:t>
       </w:r>
     </w:p>
@@ -2981,13 +3475,6 @@
           <w:rFonts w:ascii="Arial" w:hAnsi="Arial" w:cs="Arial"/>
         </w:rPr>
       </w:pPr>
-    </w:p>
-    <w:p>
-      <w:pPr>
-        <w:rPr>
-          <w:rFonts w:ascii="Arial" w:hAnsi="Arial" w:cs="Arial"/>
-        </w:rPr>
-      </w:pPr>
       <w:r>
         <w:rPr>
           <w:rFonts w:ascii="Arial" w:hAnsi="Arial" w:cs="Arial"/>
@@ -3007,13 +3494,6 @@
         </w:rPr>
         <w:t>&lt;Lista_Elementos&gt; ::= &lt;Elemento_Programa&gt; &lt;Lista_Elementos&gt;</w:t>
       </w:r>
-    </w:p>
-    <w:p>
-      <w:pPr>
-        <w:rPr>
-          <w:rFonts w:ascii="Arial" w:hAnsi="Arial" w:cs="Arial"/>
-        </w:rPr>
-      </w:pPr>
     </w:p>
     <w:p>
       <w:pPr>
@@ -3775,7 +4255,6 @@
   <w:style w:type="character" w:default="1" w:styleId="Fuentedeprrafopredeter">
     <w:name w:val="Default Paragraph Font"/>
     <w:uiPriority w:val="1"/>
-    <w:semiHidden/>
     <w:unhideWhenUsed/>
   </w:style>
   <w:style w:type="table" w:default="1" w:styleId="Tablanormal">
